--- a/docs/документация.docx
+++ b/docs/документация.docx
@@ -90,7 +90,74 @@
       </w:r>
       <w:r>
         <w:rPr/>
-        <w:t>. Курсант принимает учебный вызов: разговаривает с заявителем, заполняет карточку происшествия, классифицирует происшествие и оповещает службы — в интерфейсе, повторяющем боевой. После вызова система показывает разбор с ценой каждой ошибки.</w:t>
+        <w:t>. Оба участка из ТЗ отрабатываются в интерфейсе, повторяющем боевой:</w:t>
+      </w:r>
+    </w:p>
+    <w:p>
+      <w:pPr>
+        <w:pStyle w:val="Style27"/>
+        <w:numPr>
+          <w:ilvl w:val="0"/>
+          <w:numId w:val="1"/>
+        </w:numPr>
+        <w:tabs>
+          <w:tab w:val="clear" w:pos="1134"/>
+          <w:tab w:val="left" w:pos="709" w:leader="none"/>
+        </w:tabs>
+        <w:bidi w:val="0"/>
+        <w:spacing w:before="0" w:after="0"/>
+        <w:ind w:left="709" w:hanging="283"/>
+        <w:jc w:val="left"/>
+        <w:rPr/>
+      </w:pPr>
+      <w:r>
+        <w:rPr>
+          <w:rStyle w:val="Style15"/>
+        </w:rPr>
+        <w:t>оператор 112</w:t>
+      </w:r>
+      <w:r>
+        <w:rPr/>
+        <w:t xml:space="preserve"> принимает учебный вызов: выясняет у заявителя обстоятельства, заполняет карточку происшествия, классифицирует его и оповещает службы; </w:t>
+      </w:r>
+    </w:p>
+    <w:p>
+      <w:pPr>
+        <w:pStyle w:val="Style27"/>
+        <w:numPr>
+          <w:ilvl w:val="0"/>
+          <w:numId w:val="1"/>
+        </w:numPr>
+        <w:tabs>
+          <w:tab w:val="clear" w:pos="1134"/>
+          <w:tab w:val="left" w:pos="709" w:leader="none"/>
+        </w:tabs>
+        <w:bidi w:val="0"/>
+        <w:ind w:left="709" w:hanging="283"/>
+        <w:jc w:val="left"/>
+        <w:rPr/>
+      </w:pPr>
+      <w:r>
+        <w:rPr>
+          <w:rStyle w:val="Style15"/>
+        </w:rPr>
+        <w:t>диспетчер ДДС</w:t>
+      </w:r>
+      <w:r>
+        <w:rPr/>
+        <w:t xml:space="preserve"> получает поток карточек своей службы: принимает или мотивированно отклоняет, назначает бригаду, по докладам старшего ведёт статусы реагирования до завершения. </w:t>
+      </w:r>
+    </w:p>
+    <w:p>
+      <w:pPr>
+        <w:pStyle w:val="Style27"/>
+        <w:bidi w:val="0"/>
+        <w:jc w:val="left"/>
+        <w:rPr/>
+      </w:pPr>
+      <w:r>
+        <w:rPr/>
+        <w:t>Преподаватель проводит занятия по группе, готовит учебные вызовы и видит аналитику. После каждого вызова курсант получает разбор с ценой каждой ошибки, прогноз своего результата и рекомендации — и то, и другое система потом проверяет фактом.</w:t>
       </w:r>
     </w:p>
     <w:p>
@@ -157,9 +224,9 @@
         </w:tblCellMar>
       </w:tblPr>
       <w:tblGrid>
-        <w:gridCol w:w="1454"/>
-        <w:gridCol w:w="1805"/>
-        <w:gridCol w:w="2295"/>
+        <w:gridCol w:w="1432"/>
+        <w:gridCol w:w="1733"/>
+        <w:gridCol w:w="2389"/>
       </w:tblGrid>
       <w:tr>
         <w:trPr>
@@ -167,7 +234,7 @@
         </w:trPr>
         <w:tc>
           <w:tcPr>
-            <w:tcW w:w="1454" w:type="dxa"/>
+            <w:tcW w:w="1432" w:type="dxa"/>
             <w:tcBorders/>
             <w:vAlign w:val="center"/>
           </w:tcPr>
@@ -189,7 +256,7 @@
         </w:tc>
         <w:tc>
           <w:tcPr>
-            <w:tcW w:w="1805" w:type="dxa"/>
+            <w:tcW w:w="1733" w:type="dxa"/>
             <w:tcBorders/>
             <w:vAlign w:val="center"/>
           </w:tcPr>
@@ -211,7 +278,7 @@
         </w:tc>
         <w:tc>
           <w:tcPr>
-            <w:tcW w:w="2295" w:type="dxa"/>
+            <w:tcW w:w="2389" w:type="dxa"/>
             <w:tcBorders/>
             <w:vAlign w:val="center"/>
           </w:tcPr>
@@ -236,7 +303,7 @@
         <w:trPr/>
         <w:tc>
           <w:tcPr>
-            <w:tcW w:w="1454" w:type="dxa"/>
+            <w:tcW w:w="1432" w:type="dxa"/>
             <w:tcBorders/>
             <w:vAlign w:val="center"/>
           </w:tcPr>
@@ -256,7 +323,7 @@
         </w:tc>
         <w:tc>
           <w:tcPr>
-            <w:tcW w:w="1805" w:type="dxa"/>
+            <w:tcW w:w="1733" w:type="dxa"/>
             <w:tcBorders/>
             <w:vAlign w:val="center"/>
           </w:tcPr>
@@ -276,7 +343,7 @@
         </w:tc>
         <w:tc>
           <w:tcPr>
-            <w:tcW w:w="2295" w:type="dxa"/>
+            <w:tcW w:w="2389" w:type="dxa"/>
             <w:tcBorders/>
             <w:vAlign w:val="center"/>
           </w:tcPr>
@@ -299,7 +366,7 @@
         <w:trPr/>
         <w:tc>
           <w:tcPr>
-            <w:tcW w:w="1454" w:type="dxa"/>
+            <w:tcW w:w="1432" w:type="dxa"/>
             <w:tcBorders/>
             <w:vAlign w:val="center"/>
           </w:tcPr>
@@ -319,7 +386,7 @@
         </w:tc>
         <w:tc>
           <w:tcPr>
-            <w:tcW w:w="1805" w:type="dxa"/>
+            <w:tcW w:w="1733" w:type="dxa"/>
             <w:tcBorders/>
             <w:vAlign w:val="center"/>
           </w:tcPr>
@@ -339,7 +406,7 @@
         </w:tc>
         <w:tc>
           <w:tcPr>
-            <w:tcW w:w="2295" w:type="dxa"/>
+            <w:tcW w:w="2389" w:type="dxa"/>
             <w:tcBorders/>
             <w:vAlign w:val="center"/>
           </w:tcPr>
@@ -362,7 +429,7 @@
         <w:trPr/>
         <w:tc>
           <w:tcPr>
-            <w:tcW w:w="1454" w:type="dxa"/>
+            <w:tcW w:w="1432" w:type="dxa"/>
             <w:tcBorders/>
             <w:vAlign w:val="center"/>
           </w:tcPr>
@@ -382,7 +449,7 @@
         </w:tc>
         <w:tc>
           <w:tcPr>
-            <w:tcW w:w="1805" w:type="dxa"/>
+            <w:tcW w:w="1733" w:type="dxa"/>
             <w:tcBorders/>
             <w:vAlign w:val="center"/>
           </w:tcPr>
@@ -402,21 +469,21 @@
         </w:tc>
         <w:tc>
           <w:tcPr>
-            <w:tcW w:w="2295" w:type="dxa"/>
-            <w:tcBorders/>
-            <w:vAlign w:val="center"/>
-          </w:tcPr>
-          <w:p>
-            <w:pPr>
-              <w:pStyle w:val="Style20"/>
-              <w:bidi w:val="0"/>
-              <w:spacing w:before="0" w:after="283"/>
-              <w:jc w:val="left"/>
-              <w:rPr/>
-            </w:pPr>
-            <w:r>
-              <w:rPr/>
-              <w:t>классификатор, вызовы, занятия, журналы</w:t>
+            <w:tcW w:w="2389" w:type="dxa"/>
+            <w:tcBorders/>
+            <w:vAlign w:val="center"/>
+          </w:tcPr>
+          <w:p>
+            <w:pPr>
+              <w:pStyle w:val="Style20"/>
+              <w:bidi w:val="0"/>
+              <w:spacing w:before="0" w:after="283"/>
+              <w:jc w:val="left"/>
+              <w:rPr/>
+            </w:pPr>
+            <w:r>
+              <w:rPr/>
+              <w:t>классификатор, вызовы, занятия, журналы, настройки</w:t>
             </w:r>
           </w:p>
         </w:tc>
@@ -425,7 +492,7 @@
         <w:trPr/>
         <w:tc>
           <w:tcPr>
-            <w:tcW w:w="1454" w:type="dxa"/>
+            <w:tcW w:w="1432" w:type="dxa"/>
             <w:tcBorders/>
             <w:vAlign w:val="center"/>
           </w:tcPr>
@@ -445,7 +512,7 @@
         </w:tc>
         <w:tc>
           <w:tcPr>
-            <w:tcW w:w="1805" w:type="dxa"/>
+            <w:tcW w:w="1733" w:type="dxa"/>
             <w:tcBorders/>
             <w:vAlign w:val="center"/>
           </w:tcPr>
@@ -465,21 +532,21 @@
         </w:tc>
         <w:tc>
           <w:tcPr>
-            <w:tcW w:w="2295" w:type="dxa"/>
-            <w:tcBorders/>
-            <w:vAlign w:val="center"/>
-          </w:tcPr>
-          <w:p>
-            <w:pPr>
-              <w:pStyle w:val="Style20"/>
-              <w:bidi w:val="0"/>
-              <w:spacing w:before="0" w:after="283"/>
-              <w:jc w:val="left"/>
-              <w:rPr/>
-            </w:pPr>
-            <w:r>
-              <w:rPr/>
-              <w:t>реплики заявителя, подготовка вызовов, сводки</w:t>
+            <w:tcW w:w="2389" w:type="dxa"/>
+            <w:tcBorders/>
+            <w:vAlign w:val="center"/>
+          </w:tcPr>
+          <w:p>
+            <w:pPr>
+              <w:pStyle w:val="Style20"/>
+              <w:bidi w:val="0"/>
+              <w:spacing w:before="0" w:after="283"/>
+              <w:jc w:val="left"/>
+              <w:rPr/>
+            </w:pPr>
+            <w:r>
+              <w:rPr/>
+              <w:t>подготовка учебных вызовов, правка по переписке, сводки</w:t>
             </w:r>
           </w:p>
         </w:tc>
@@ -495,7 +562,7 @@
       </w:pPr>
       <w:r>
         <w:rPr/>
-        <w:t>Все четыре компонента разворачиваются на одной машине без выхода в интернет и без графического ускорителя. Обоснование — раздел 6.</w:t>
+        <w:t>Все четыре компонента разворачиваются на одной машине без выхода в интернет и без графического ускорителя — одной командой, раздел 7.7. Обоснование выбора — раздел 6.</w:t>
       </w:r>
     </w:p>
     <w:p>
@@ -508,7 +575,7 @@
       </w:pPr>
       <w:r>
         <w:rPr/>
-        <w:t>Объём исходного кода: 9 837 строк Rust в 51 файле, 3 995 строк TypeScript в 42 файлах, 17 миграций схемы базы.</w:t>
+        <w:t>Объём исходного кода: 13 877 строк Rust в 60 файлах, 5 302 строки TypeScript в 48 файлах, 25 миграций схемы базы.</w:t>
       </w:r>
     </w:p>
     <w:p>
@@ -670,7 +737,7 @@
       </w:pPr>
       <w:r>
         <w:rPr/>
-        <w:t>3.2. Языковая модель — только текст</w:t>
+        <w:t>3.2. Опросные карты для всех типов происшествия</w:t>
       </w:r>
     </w:p>
     <w:p>
@@ -683,30 +750,27 @@
       </w:pPr>
       <w:r>
         <w:rPr/>
-        <w:t xml:space="preserve">Модель отвечает за то, что нельзя посчитать: реплики заявителя в разговоре, черновики учебных вызовов, словесные сводки по группе. </w:t>
+        <w:t xml:space="preserve">В выпадающем списке «Что случилось?» — </w:t>
       </w:r>
       <w:r>
         <w:rPr>
           <w:rStyle w:val="Style15"/>
         </w:rPr>
-        <w:t>Эталон для оценки она не считает никогда</w:t>
-      </w:r>
-      <w:r>
-        <w:rPr/>
-        <w:t xml:space="preserve"> — его считает классификатор из раздела 3.1.</w:t>
-      </w:r>
-    </w:p>
-    <w:p>
-      <w:pPr>
-        <w:pStyle w:val="Style27"/>
-        <w:bidi w:val="0"/>
-        <w:spacing w:before="0" w:after="283"/>
-        <w:jc w:val="left"/>
-        <w:rPr/>
-      </w:pPr>
-      <w:r>
-        <w:rPr/>
-        <w:t>При подготовке учебного вызова конвейер устроен так:</w:t>
+        <w:t>51 тип</w:t>
+      </w:r>
+      <w:r>
+        <w:rPr/>
+        <w:t xml:space="preserve">, как в боевой системе (полный список передан экспертами в чате задачи). Опросная карта есть у </w:t>
+      </w:r>
+      <w:r>
+        <w:rPr>
+          <w:rStyle w:val="Style15"/>
+        </w:rPr>
+        <w:t>44</w:t>
+      </w:r>
+      <w:r>
+        <w:rPr/>
+        <w:t xml:space="preserve"> из них:</w:t>
       </w:r>
     </w:p>
     <w:p>
@@ -714,7 +778,7 @@
         <w:pStyle w:val="Style27"/>
         <w:numPr>
           <w:ilvl w:val="0"/>
-          <w:numId w:val="1"/>
+          <w:numId w:val="2"/>
         </w:numPr>
         <w:tabs>
           <w:tab w:val="clear" w:pos="1134"/>
@@ -727,18 +791,14 @@
         <w:rPr/>
       </w:pPr>
       <w:r>
-        <w:rPr/>
-        <w:t xml:space="preserve">признаки выбираются из </w:t>
-      </w:r>
-      <w:r>
         <w:rPr>
           <w:rStyle w:val="Style15"/>
         </w:rPr>
-        <w:t>закрытого словаря</w:t>
-      </w:r>
-      <w:r>
-        <w:rPr/>
-        <w:t xml:space="preserve"> классификатора; </w:t>
+        <w:t>3 карты сняты с кадров боевой системы</w:t>
+      </w:r>
+      <w:r>
+        <w:rPr/>
+        <w:t xml:space="preserve"> (101 — пожар, 104 — газ, «Взрыв»): формулировки вопросов и вариантов дословные. Карта 101 снята по трём веткам — «Дом», «Улица» и «Транспорт»; </w:t>
       </w:r>
     </w:p>
     <w:p>
@@ -746,7 +806,7 @@
         <w:pStyle w:val="Style27"/>
         <w:numPr>
           <w:ilvl w:val="0"/>
-          <w:numId w:val="1"/>
+          <w:numId w:val="2"/>
         </w:numPr>
         <w:tabs>
           <w:tab w:val="clear" w:pos="1134"/>
@@ -759,8 +819,14 @@
         <w:rPr/>
       </w:pPr>
       <w:r>
-        <w:rPr/>
-        <w:t xml:space="preserve">ответы, которых нет в словаре, отбрасываются; </w:t>
+        <w:rPr>
+          <w:rStyle w:val="Style15"/>
+        </w:rPr>
+        <w:t>41 карта выведена из классификатора</w:t>
+      </w:r>
+      <w:r>
+        <w:rPr/>
+        <w:t xml:space="preserve">: опросная карта боевой системы — это дерево признаков группы, и классификатор содержит его целиком. Подписи вопросов — заголовки столбцов классификатора, варианты — дословно из ячеек. Ничего не сочинено; </w:t>
       </w:r>
     </w:p>
     <w:p>
@@ -768,21 +834,48 @@
         <w:pStyle w:val="Style27"/>
         <w:numPr>
           <w:ilvl w:val="0"/>
-          <w:numId w:val="1"/>
+          <w:numId w:val="2"/>
         </w:numPr>
         <w:tabs>
           <w:tab w:val="clear" w:pos="1134"/>
           <w:tab w:val="left" w:pos="709" w:leader="none"/>
         </w:tabs>
         <w:bidi w:val="0"/>
-        <w:spacing w:before="0" w:after="0"/>
         <w:ind w:left="709" w:hanging="283"/>
         <w:jc w:val="left"/>
         <w:rPr/>
       </w:pPr>
       <w:r>
-        <w:rPr/>
-        <w:t xml:space="preserve">классификатор считает эталон; </w:t>
+        <w:rPr>
+          <w:rStyle w:val="Style15"/>
+        </w:rPr>
+        <w:t>у 7 типов карты нет</w:t>
+      </w:r>
+      <w:r>
+        <w:rPr/>
+        <w:t xml:space="preserve"> («Внутренний звонок», «Нецелевой вызов», «Технический сбой» и др.): это виды обращений, а не происшествия, в классификаторе им не соответствует ни один признак. Интерфейс так и пишет, а не показывает пустую форму. </w:t>
+      </w:r>
+    </w:p>
+    <w:p>
+      <w:pPr>
+        <w:pStyle w:val="Style27"/>
+        <w:bidi w:val="0"/>
+        <w:jc w:val="left"/>
+        <w:rPr/>
+      </w:pPr>
+      <w:r>
+        <w:rPr/>
+        <w:t xml:space="preserve">Карта </w:t>
+      </w:r>
+      <w:r>
+        <w:rPr>
+          <w:rStyle w:val="Style15"/>
+        </w:rPr>
+        <w:t>растёт по мере ответов</w:t>
+      </w:r>
+      <w:r>
+        <w:rPr/>
+        <w:t>, как на кадрах боевой системы:</w:t>
       </w:r>
     </w:p>
     <w:p>
@@ -790,7 +883,7 @@
         <w:pStyle w:val="Style27"/>
         <w:numPr>
           <w:ilvl w:val="0"/>
-          <w:numId w:val="1"/>
+          <w:numId w:val="3"/>
         </w:numPr>
         <w:tabs>
           <w:tab w:val="clear" w:pos="1134"/>
@@ -804,7 +897,17 @@
       </w:pPr>
       <w:r>
         <w:rPr/>
-        <w:t xml:space="preserve">если он жалуется (например, «уточните признак второго уровня»), его жалоба возвращается модели как замечание, и шаг повторяется; </w:t>
+        <w:t>варианты второго признака зависят от первого (</w:t>
+      </w:r>
+      <w:r>
+        <w:rPr>
+          <w:rStyle w:val="Style14"/>
+        </w:rPr>
+        <w:t>depends_on</w:t>
+      </w:r>
+      <w:r>
+        <w:rPr/>
+        <w:t xml:space="preserve">): у «ДТП» одни, у «ДТП с пострадавшими» — другие; смена первого признака снимает неподходящие ответы на втором; </w:t>
       </w:r>
     </w:p>
     <w:p>
@@ -812,7 +915,7 @@
         <w:pStyle w:val="Style27"/>
         <w:numPr>
           <w:ilvl w:val="0"/>
-          <w:numId w:val="1"/>
+          <w:numId w:val="3"/>
         </w:numPr>
         <w:tabs>
           <w:tab w:val="clear" w:pos="1134"/>
@@ -825,7 +928,17 @@
       </w:pPr>
       <w:r>
         <w:rPr/>
-        <w:t xml:space="preserve">только после этого модель пишет текст легенды и скрытых фактов. </w:t>
+        <w:t>вопрос целиком появляется только при нужном ответе (</w:t>
+      </w:r>
+      <w:r>
+        <w:rPr>
+          <w:rStyle w:val="Style14"/>
+        </w:rPr>
+        <w:t>show_when</w:t>
+      </w:r>
+      <w:r>
+        <w:rPr/>
+        <w:t xml:space="preserve">): на пустом «Где» у пожара видны только «Где» и «Описание», после «Улица» — «Признак пожара», «Доступ», «Место происшествия», а «Описание правонарушения» — лишь после «Есть правонарушение». </w:t>
       </w:r>
     </w:p>
     <w:p>
@@ -837,27 +950,7 @@
       </w:pPr>
       <w:r>
         <w:rPr/>
-        <w:t xml:space="preserve">Ответ модели ограничен </w:t>
-      </w:r>
-      <w:r>
-        <w:rPr>
-          <w:rStyle w:val="Style15"/>
-        </w:rPr>
-        <w:t>схемой JSON на уровне декодирования</w:t>
-      </w:r>
-      <w:r>
-        <w:rPr/>
-        <w:t xml:space="preserve"> (</w:t>
-      </w:r>
-      <w:r>
-        <w:rPr>
-          <w:rStyle w:val="Style14"/>
-        </w:rPr>
-        <w:t>response_format: json_schema</w:t>
-      </w:r>
-      <w:r>
-        <w:rPr/>
-        <w:t>): движок отбрасывает токены, нарушающие схему, поэтому структурно неверный ответ невозможен. До этого модель на десять миллиардов параметров регулярно клала значения не в те поля, как её ни просили в подсказке.</w:t>
+        <w:t>Карты выводятся при каждом запуске сервера и при активации новой версии классификатора — поэтому смена версии не оставляет устаревших карт.</w:t>
       </w:r>
     </w:p>
     <w:p>
@@ -869,7 +962,7 @@
       </w:pPr>
       <w:r>
         <w:rPr/>
-        <w:t>3.3. Оценка — три слоя</w:t>
+        <w:t>3.3. Оценка оператора 112 — три слоя</w:t>
       </w:r>
     </w:p>
     <w:p>
@@ -1492,7 +1585,7 @@
       </w:pPr>
       <w:r>
         <w:rPr/>
-        <w:t xml:space="preserve">Смысл метрики «угадал»: оператор, угадавший тип происшествия по первой фразе, в боевой обстановке ошибётся, как только вызов окажется нетипичным. На живых данных стенда доля угаданного составила </w:t>
+        <w:t xml:space="preserve">Смысл метрики «угадал»: оператор, угадавший тип происшествия по первой фразе, в боевой обстановке ошибётся, как только вызов окажется нетипичным. На данных стенда доля угаданного составила </w:t>
       </w:r>
       <w:r>
         <w:rPr>
@@ -1514,7 +1607,7 @@
       </w:pPr>
       <w:r>
         <w:rPr/>
-        <w:t>3.4. Статусы карточки — вывод, а не переход</w:t>
+        <w:t>3.4. Работа диспетчера ДДС: статусы, нормативы, бригада</w:t>
       </w:r>
     </w:p>
     <w:p>
@@ -1526,30 +1619,287 @@
         <w:rPr/>
       </w:pPr>
       <w:r>
-        <w:rPr/>
-        <w:t xml:space="preserve">Статус карточки ДДС не хранится как состояние конечного автомата, а </w:t>
-      </w:r>
-      <w:r>
         <w:rPr>
           <w:rStyle w:val="Style15"/>
         </w:rPr>
+        <w:t>Статусы реагирования</w:t>
+      </w:r>
+      <w:r>
+        <w:rPr/>
+        <w:t xml:space="preserve"> идут строго по памятке ДДС: сначала «Принята» или «Не принята», затем «Начало реагирования» → «Прибытие» → «Проведение работ» → «Работы завершены» или «Отказ от выполнения работ». Порядок проверяется на сервере, а не только в интерфейсе. «Не принята» и «Отказ» без комментария сервер не принимает: заказчик требует мотивированного отказа. Поля, которые заполнил оператор 112, диспетчер ДДС не редактирует — только свои статусы и комментарии к ним.</w:t>
+      </w:r>
+    </w:p>
+    <w:p>
+      <w:pPr>
+        <w:pStyle w:val="Style27"/>
+        <w:bidi w:val="0"/>
+        <w:spacing w:before="0" w:after="283"/>
+        <w:jc w:val="left"/>
+        <w:rPr/>
+      </w:pPr>
+      <w:r>
+        <w:rPr>
+          <w:rStyle w:val="Style15"/>
+        </w:rPr>
+        <w:t>Нормативы — по ответу заказчика в чате задачи (27.09.2026):</w:t>
+      </w:r>
+    </w:p>
+    <w:tbl>
+      <w:tblPr>
+        <w:tblW w:w="5554" w:type="dxa"/>
+        <w:jc w:val="left"/>
+        <w:tblInd w:w="0" w:type="dxa"/>
+        <w:tblLayout w:type="fixed"/>
+        <w:tblCellMar>
+          <w:top w:w="28" w:type="dxa"/>
+          <w:left w:w="28" w:type="dxa"/>
+          <w:bottom w:w="28" w:type="dxa"/>
+          <w:right w:w="28" w:type="dxa"/>
+        </w:tblCellMar>
+      </w:tblPr>
+      <w:tblGrid>
+        <w:gridCol w:w="1830"/>
+        <w:gridCol w:w="1081"/>
+        <w:gridCol w:w="2643"/>
+      </w:tblGrid>
+      <w:tr>
+        <w:trPr>
+          <w:tblHeader w:val="true"/>
+        </w:trPr>
+        <w:tc>
+          <w:tcPr>
+            <w:tcW w:w="1830" w:type="dxa"/>
+            <w:tcBorders/>
+            <w:vAlign w:val="center"/>
+          </w:tcPr>
+          <w:p>
+            <w:pPr>
+              <w:pStyle w:val="Style30"/>
+              <w:suppressLineNumbers/>
+              <w:shd w:fill="EEEEEE" w:val="clear"/>
+              <w:bidi w:val="0"/>
+              <w:spacing w:before="0" w:after="283"/>
+              <w:jc w:val="left"/>
+              <w:rPr/>
+            </w:pPr>
+            <w:r>
+              <w:rPr/>
+              <w:t>Норматив</w:t>
+            </w:r>
+          </w:p>
+        </w:tc>
+        <w:tc>
+          <w:tcPr>
+            <w:tcW w:w="1081" w:type="dxa"/>
+            <w:tcBorders/>
+            <w:vAlign w:val="center"/>
+          </w:tcPr>
+          <w:p>
+            <w:pPr>
+              <w:pStyle w:val="Style30"/>
+              <w:suppressLineNumbers/>
+              <w:shd w:fill="EEEEEE" w:val="clear"/>
+              <w:bidi w:val="0"/>
+              <w:spacing w:before="0" w:after="283"/>
+              <w:jc w:val="left"/>
+              <w:rPr/>
+            </w:pPr>
+            <w:r>
+              <w:rPr/>
+              <w:t>Значение</w:t>
+            </w:r>
+          </w:p>
+        </w:tc>
+        <w:tc>
+          <w:tcPr>
+            <w:tcW w:w="2643" w:type="dxa"/>
+            <w:tcBorders/>
+            <w:vAlign w:val="center"/>
+          </w:tcPr>
+          <w:p>
+            <w:pPr>
+              <w:pStyle w:val="Style30"/>
+              <w:suppressLineNumbers/>
+              <w:shd w:fill="EEEEEE" w:val="clear"/>
+              <w:bidi w:val="0"/>
+              <w:spacing w:before="0" w:after="283"/>
+              <w:jc w:val="left"/>
+              <w:rPr/>
+            </w:pPr>
+            <w:r>
+              <w:rPr/>
+              <w:t>Отсчёт</w:t>
+            </w:r>
+          </w:p>
+        </w:tc>
+      </w:tr>
+      <w:tr>
+        <w:trPr/>
+        <w:tc>
+          <w:tcPr>
+            <w:tcW w:w="1830" w:type="dxa"/>
+            <w:tcBorders/>
+            <w:vAlign w:val="center"/>
+          </w:tcPr>
+          <w:p>
+            <w:pPr>
+              <w:pStyle w:val="Style20"/>
+              <w:bidi w:val="0"/>
+              <w:spacing w:before="0" w:after="283"/>
+              <w:jc w:val="left"/>
+              <w:rPr/>
+            </w:pPr>
+            <w:r>
+              <w:rPr/>
+              <w:t>Открыть карточку</w:t>
+            </w:r>
+          </w:p>
+        </w:tc>
+        <w:tc>
+          <w:tcPr>
+            <w:tcW w:w="1081" w:type="dxa"/>
+            <w:tcBorders/>
+            <w:vAlign w:val="center"/>
+          </w:tcPr>
+          <w:p>
+            <w:pPr>
+              <w:pStyle w:val="Style20"/>
+              <w:bidi w:val="0"/>
+              <w:spacing w:before="0" w:after="283"/>
+              <w:jc w:val="left"/>
+              <w:rPr/>
+            </w:pPr>
+            <w:r>
+              <w:rPr/>
+              <w:t>30 с</w:t>
+            </w:r>
+          </w:p>
+        </w:tc>
+        <w:tc>
+          <w:tcPr>
+            <w:tcW w:w="2643" w:type="dxa"/>
+            <w:tcBorders/>
+            <w:vAlign w:val="center"/>
+          </w:tcPr>
+          <w:p>
+            <w:pPr>
+              <w:pStyle w:val="Style20"/>
+              <w:bidi w:val="0"/>
+              <w:spacing w:before="0" w:after="283"/>
+              <w:jc w:val="left"/>
+              <w:rPr/>
+            </w:pPr>
+            <w:r>
+              <w:rPr/>
+              <w:t>с момента появления карточки в строке сообщений</w:t>
+            </w:r>
+          </w:p>
+        </w:tc>
+      </w:tr>
+      <w:tr>
+        <w:trPr/>
+        <w:tc>
+          <w:tcPr>
+            <w:tcW w:w="1830" w:type="dxa"/>
+            <w:tcBorders/>
+            <w:vAlign w:val="center"/>
+          </w:tcPr>
+          <w:p>
+            <w:pPr>
+              <w:pStyle w:val="Style20"/>
+              <w:bidi w:val="0"/>
+              <w:spacing w:before="0" w:after="283"/>
+              <w:jc w:val="left"/>
+              <w:rPr/>
+            </w:pPr>
+            <w:r>
+              <w:rPr/>
+              <w:t>Первая запись: статус и текст</w:t>
+            </w:r>
+          </w:p>
+        </w:tc>
+        <w:tc>
+          <w:tcPr>
+            <w:tcW w:w="1081" w:type="dxa"/>
+            <w:tcBorders/>
+            <w:vAlign w:val="center"/>
+          </w:tcPr>
+          <w:p>
+            <w:pPr>
+              <w:pStyle w:val="Style20"/>
+              <w:bidi w:val="0"/>
+              <w:spacing w:before="0" w:after="283"/>
+              <w:jc w:val="left"/>
+              <w:rPr/>
+            </w:pPr>
+            <w:r>
+              <w:rPr/>
+              <w:t>3 мин</w:t>
+            </w:r>
+          </w:p>
+        </w:tc>
+        <w:tc>
+          <w:tcPr>
+            <w:tcW w:w="2643" w:type="dxa"/>
+            <w:tcBorders/>
+            <w:vAlign w:val="center"/>
+          </w:tcPr>
+          <w:p>
+            <w:pPr>
+              <w:pStyle w:val="Style20"/>
+              <w:bidi w:val="0"/>
+              <w:spacing w:before="0" w:after="283"/>
+              <w:jc w:val="left"/>
+              <w:rPr/>
+            </w:pPr>
+            <w:r>
+              <w:rPr/>
+              <w:t>см. ниже</w:t>
+            </w:r>
+          </w:p>
+        </w:tc>
+      </w:tr>
+    </w:tbl>
+    <w:p>
+      <w:pPr>
+        <w:pStyle w:val="Style27"/>
+        <w:bidi w:val="0"/>
+        <w:spacing w:before="0" w:after="283"/>
+        <w:jc w:val="left"/>
+        <w:rPr/>
+      </w:pPr>
+      <w:r>
+        <w:rPr/>
+        <w:t>Открытие карточки фиксируется системной отметкой «Получена службой». Точка отсчёта трёх минут в ответе заказчика («3 минуты на открытие карточки и добавление первой записи») однозначно не закреплена; мы считаем от поступления карточки. Остальные временные показатели заказчик не определял: работы могут идти часами и днями.</w:t>
+      </w:r>
+    </w:p>
+    <w:p>
+      <w:pPr>
+        <w:pStyle w:val="Style27"/>
+        <w:bidi w:val="0"/>
+        <w:spacing w:before="0" w:after="283"/>
+        <w:jc w:val="left"/>
+        <w:rPr/>
+      </w:pPr>
+      <w:r>
+        <w:rPr>
+          <w:rStyle w:val="Style15"/>
+        </w:rPr>
+        <w:t>Статус карточки</w:t>
+      </w:r>
+      <w:r>
+        <w:rPr/>
+        <w:t xml:space="preserve"> не хранится как состояние конечного автомата, а </w:t>
+      </w:r>
+      <w:r>
+        <w:rPr>
+          <w:rStyle w:val="Style15"/>
+        </w:rPr>
         <w:t>выводится</w:t>
       </w:r>
       <w:r>
         <w:rPr/>
-        <w:t xml:space="preserve"> из состояния служб и прошедшего времени. Это избавляет от рассинхронизации: любое изменение реагирования сразу даёт верный статус. Фоновая задача (тик 5 секунд) пересчитывает статусы и переводит карточки в «Не оповещено» и «Не завершено» при превышении нормативов; запись условная — по прежнему статусу, поэтому два экземпляра службы не могут записать переход дважды.</w:t>
-      </w:r>
-    </w:p>
-    <w:p>
-      <w:pPr>
-        <w:pStyle w:val="3"/>
-        <w:bidi w:val="0"/>
-        <w:jc w:val="left"/>
-        <w:rPr/>
-      </w:pPr>
-      <w:r>
-        <w:rPr/>
-        <w:t>3.5. Исходные данные</w:t>
+        <w:t xml:space="preserve"> из состояния служб и прошедшего времени. Фоновая задача (тик 5 секунд) пересчитывает статусы и переводит карточки в «Не оповещено» (норматив открытия или первой записи истёк) и «Не завершено» (48 часов, памятка ДДС). Запись условная — по прежнему статусу, поэтому два экземпляра сервера не запишут переход дважды.</w:t>
       </w:r>
     </w:p>
     <w:p>
@@ -1561,18 +1911,14 @@
         <w:rPr/>
       </w:pPr>
       <w:r>
-        <w:rPr/>
-        <w:t xml:space="preserve">Все данные, на которых работает тренажёр, взяты из материалов задачи. Их происхождение построчно зафиксировано в </w:t>
-      </w:r>
-      <w:r>
-        <w:rPr>
-          <w:rStyle w:val="Style14"/>
-        </w:rPr>
-        <w:t>PROVENANCE.md</w:t>
-      </w:r>
-      <w:r>
-        <w:rPr/>
-        <w:t>:</w:t>
+        <w:rPr>
+          <w:rStyle w:val="Style15"/>
+        </w:rPr>
+        <w:t>Бригада.</w:t>
+      </w:r>
+      <w:r>
+        <w:rPr/>
+        <w:t xml:space="preserve"> По ответам заказчика бригаду диспетчер выбирает вручную, а сведения о ходе работ получает от старшего: тот звонит с докладом сам, или диспетчер сам звонит ему. В тренажёре живут оба варианта:</w:t>
       </w:r>
     </w:p>
     <w:p>
@@ -1580,7 +1926,7 @@
         <w:pStyle w:val="Style27"/>
         <w:numPr>
           <w:ilvl w:val="0"/>
-          <w:numId w:val="2"/>
+          <w:numId w:val="4"/>
         </w:numPr>
         <w:tabs>
           <w:tab w:val="clear" w:pos="1134"/>
@@ -1593,14 +1939,8 @@
         <w:rPr/>
       </w:pPr>
       <w:r>
-        <w:rPr>
-          <w:rStyle w:val="Style15"/>
-        </w:rPr>
-        <w:t>ЕКП</w:t>
-      </w:r>
-      <w:r>
-        <w:rPr/>
-        <w:t xml:space="preserve"> — файлы классификатора двух версий (v046_11 от 15.11.2024 и v046_24 с корректировкой МВД и Департамента), импортированы целиком; </w:t>
+        <w:rPr/>
+        <w:t xml:space="preserve">этапы работ бригады наступают по шкале от момента назначения — это скрытая истина, как факты заявителя у оператора 112; </w:t>
       </w:r>
     </w:p>
     <w:p>
@@ -1608,27 +1948,574 @@
         <w:pStyle w:val="Style27"/>
         <w:numPr>
           <w:ilvl w:val="0"/>
-          <w:numId w:val="2"/>
+          <w:numId w:val="4"/>
         </w:numPr>
         <w:tabs>
           <w:tab w:val="clear" w:pos="1134"/>
           <w:tab w:val="left" w:pos="709" w:leader="none"/>
         </w:tabs>
         <w:bidi w:val="0"/>
-        <w:spacing w:before="0" w:after="0"/>
         <w:ind w:left="709" w:hanging="283"/>
         <w:jc w:val="left"/>
         <w:rPr/>
       </w:pPr>
       <w:r>
+        <w:rPr/>
+        <w:t xml:space="preserve">старший докладывает о наступившем этапе с задержкой; диспетчер, который позвонил раньше, узнаёт раньше. Доклад называет только этап («прибыли на место») — обстановку на месте мы не придумываем. </w:t>
+      </w:r>
+    </w:p>
+    <w:p>
+      <w:pPr>
+        <w:pStyle w:val="Style27"/>
+        <w:bidi w:val="0"/>
+        <w:jc w:val="left"/>
+        <w:rPr/>
+      </w:pPr>
+      <w:r>
+        <w:rPr/>
+        <w:t>Разбор диспетчера ДДС проверяет требование памятки «статусы по факту получения информации»:</w:t>
+      </w:r>
+    </w:p>
+    <w:tbl>
+      <w:tblPr>
+        <w:tblW w:w="5554" w:type="dxa"/>
+        <w:jc w:val="left"/>
+        <w:tblInd w:w="0" w:type="dxa"/>
+        <w:tblLayout w:type="fixed"/>
+        <w:tblCellMar>
+          <w:top w:w="28" w:type="dxa"/>
+          <w:left w:w="28" w:type="dxa"/>
+          <w:bottom w:w="28" w:type="dxa"/>
+          <w:right w:w="28" w:type="dxa"/>
+        </w:tblCellMar>
+      </w:tblPr>
+      <w:tblGrid>
+        <w:gridCol w:w="2341"/>
+        <w:gridCol w:w="466"/>
+        <w:gridCol w:w="2747"/>
+      </w:tblGrid>
+      <w:tr>
+        <w:trPr>
+          <w:tblHeader w:val="true"/>
+        </w:trPr>
+        <w:tc>
+          <w:tcPr>
+            <w:tcW w:w="2341" w:type="dxa"/>
+            <w:tcBorders/>
+            <w:vAlign w:val="center"/>
+          </w:tcPr>
+          <w:p>
+            <w:pPr>
+              <w:pStyle w:val="Style30"/>
+              <w:suppressLineNumbers/>
+              <w:shd w:fill="EEEEEE" w:val="clear"/>
+              <w:bidi w:val="0"/>
+              <w:spacing w:before="0" w:after="283"/>
+              <w:jc w:val="left"/>
+              <w:rPr/>
+            </w:pPr>
+            <w:r>
+              <w:rPr/>
+              <w:t>Замечание</w:t>
+            </w:r>
+          </w:p>
+        </w:tc>
+        <w:tc>
+          <w:tcPr>
+            <w:tcW w:w="466" w:type="dxa"/>
+            <w:tcBorders/>
+            <w:vAlign w:val="center"/>
+          </w:tcPr>
+          <w:p>
+            <w:pPr>
+              <w:pStyle w:val="Style30"/>
+              <w:suppressLineNumbers/>
+              <w:shd w:fill="EEEEEE" w:val="clear"/>
+              <w:bidi w:val="0"/>
+              <w:spacing w:before="0" w:after="283"/>
+              <w:jc w:val="left"/>
+              <w:rPr/>
+            </w:pPr>
+            <w:r>
+              <w:rPr/>
+              <w:t>Вес</w:t>
+            </w:r>
+          </w:p>
+        </w:tc>
+        <w:tc>
+          <w:tcPr>
+            <w:tcW w:w="2747" w:type="dxa"/>
+            <w:tcBorders/>
+            <w:vAlign w:val="center"/>
+          </w:tcPr>
+          <w:p>
+            <w:pPr>
+              <w:pStyle w:val="Style30"/>
+              <w:suppressLineNumbers/>
+              <w:shd w:fill="EEEEEE" w:val="clear"/>
+              <w:bidi w:val="0"/>
+              <w:spacing w:before="0" w:after="283"/>
+              <w:jc w:val="left"/>
+              <w:rPr/>
+            </w:pPr>
+            <w:r>
+              <w:rPr/>
+              <w:t>Смысл</w:t>
+            </w:r>
+          </w:p>
+        </w:tc>
+      </w:tr>
+      <w:tr>
+        <w:trPr/>
+        <w:tc>
+          <w:tcPr>
+            <w:tcW w:w="2341" w:type="dxa"/>
+            <w:tcBorders/>
+            <w:vAlign w:val="center"/>
+          </w:tcPr>
+          <w:p>
+            <w:pPr>
+              <w:pStyle w:val="Style20"/>
+              <w:bidi w:val="0"/>
+              <w:spacing w:before="0" w:after="283"/>
+              <w:jc w:val="left"/>
+              <w:rPr/>
+            </w:pPr>
+            <w:r>
+              <w:rPr/>
+              <w:t>статус раньше доклада</w:t>
+            </w:r>
+          </w:p>
+        </w:tc>
+        <w:tc>
+          <w:tcPr>
+            <w:tcW w:w="466" w:type="dxa"/>
+            <w:tcBorders/>
+            <w:vAlign w:val="center"/>
+          </w:tcPr>
+          <w:p>
+            <w:pPr>
+              <w:pStyle w:val="Style20"/>
+              <w:bidi w:val="0"/>
+              <w:spacing w:before="0" w:after="283"/>
+              <w:jc w:val="left"/>
+              <w:rPr/>
+            </w:pPr>
+            <w:r>
+              <w:rPr/>
+              <w:t>2</w:t>
+            </w:r>
+          </w:p>
+        </w:tc>
+        <w:tc>
+          <w:tcPr>
+            <w:tcW w:w="2747" w:type="dxa"/>
+            <w:tcBorders/>
+            <w:vAlign w:val="center"/>
+          </w:tcPr>
+          <w:p>
+            <w:pPr>
+              <w:pStyle w:val="Style20"/>
+              <w:bidi w:val="0"/>
+              <w:spacing w:before="0" w:after="283"/>
+              <w:jc w:val="left"/>
+              <w:rPr/>
+            </w:pPr>
+            <w:r>
+              <w:rPr/>
+              <w:t>«не по факту» — аналог «угадал» у оператора 112</w:t>
+            </w:r>
+          </w:p>
+        </w:tc>
+      </w:tr>
+      <w:tr>
+        <w:trPr/>
+        <w:tc>
+          <w:tcPr>
+            <w:tcW w:w="2341" w:type="dxa"/>
+            <w:tcBorders/>
+            <w:vAlign w:val="center"/>
+          </w:tcPr>
+          <w:p>
+            <w:pPr>
+              <w:pStyle w:val="Style20"/>
+              <w:bidi w:val="0"/>
+              <w:spacing w:before="0" w:after="283"/>
+              <w:jc w:val="left"/>
+              <w:rPr/>
+            </w:pPr>
+            <w:r>
+              <w:rPr/>
+              <w:t>доклад без статуса</w:t>
+            </w:r>
+          </w:p>
+        </w:tc>
+        <w:tc>
+          <w:tcPr>
+            <w:tcW w:w="466" w:type="dxa"/>
+            <w:tcBorders/>
+            <w:vAlign w:val="center"/>
+          </w:tcPr>
+          <w:p>
+            <w:pPr>
+              <w:pStyle w:val="Style20"/>
+              <w:bidi w:val="0"/>
+              <w:spacing w:before="0" w:after="283"/>
+              <w:jc w:val="left"/>
+              <w:rPr/>
+            </w:pPr>
+            <w:r>
+              <w:rPr/>
+              <w:t>2</w:t>
+            </w:r>
+          </w:p>
+        </w:tc>
+        <w:tc>
+          <w:tcPr>
+            <w:tcW w:w="2747" w:type="dxa"/>
+            <w:tcBorders/>
+            <w:vAlign w:val="center"/>
+          </w:tcPr>
+          <w:p>
+            <w:pPr>
+              <w:pStyle w:val="Style20"/>
+              <w:bidi w:val="0"/>
+              <w:spacing w:before="0" w:after="283"/>
+              <w:jc w:val="left"/>
+              <w:rPr/>
+            </w:pPr>
+            <w:r>
+              <w:rPr/>
+              <w:t>служба 112 и соседние ДДС не видят хода работ</w:t>
+            </w:r>
+          </w:p>
+        </w:tc>
+      </w:tr>
+      <w:tr>
+        <w:trPr/>
+        <w:tc>
+          <w:tcPr>
+            <w:tcW w:w="2341" w:type="dxa"/>
+            <w:tcBorders/>
+            <w:vAlign w:val="center"/>
+          </w:tcPr>
+          <w:p>
+            <w:pPr>
+              <w:pStyle w:val="Style20"/>
+              <w:bidi w:val="0"/>
+              <w:spacing w:before="0" w:after="283"/>
+              <w:jc w:val="left"/>
+              <w:rPr/>
+            </w:pPr>
+            <w:r>
+              <w:rPr/>
+              <w:t>принята, бригада не назначена</w:t>
+            </w:r>
+          </w:p>
+        </w:tc>
+        <w:tc>
+          <w:tcPr>
+            <w:tcW w:w="466" w:type="dxa"/>
+            <w:tcBorders/>
+            <w:vAlign w:val="center"/>
+          </w:tcPr>
+          <w:p>
+            <w:pPr>
+              <w:pStyle w:val="Style20"/>
+              <w:bidi w:val="0"/>
+              <w:spacing w:before="0" w:after="283"/>
+              <w:jc w:val="left"/>
+              <w:rPr/>
+            </w:pPr>
+            <w:r>
+              <w:rPr/>
+              <w:t>2</w:t>
+            </w:r>
+          </w:p>
+        </w:tc>
+        <w:tc>
+          <w:tcPr>
+            <w:tcW w:w="2747" w:type="dxa"/>
+            <w:tcBorders/>
+            <w:vAlign w:val="center"/>
+          </w:tcPr>
+          <w:p>
+            <w:pPr>
+              <w:pStyle w:val="Style20"/>
+              <w:bidi w:val="0"/>
+              <w:spacing w:before="0" w:after="283"/>
+              <w:jc w:val="left"/>
+              <w:rPr/>
+            </w:pPr>
+            <w:r>
+              <w:rPr/>
+              <w:t>на место никто не выехал</w:t>
+            </w:r>
+          </w:p>
+        </w:tc>
+      </w:tr>
+      <w:tr>
+        <w:trPr/>
+        <w:tc>
+          <w:tcPr>
+            <w:tcW w:w="2341" w:type="dxa"/>
+            <w:tcBorders/>
+            <w:vAlign w:val="center"/>
+          </w:tcPr>
+          <w:p>
+            <w:pPr>
+              <w:pStyle w:val="Style20"/>
+              <w:bidi w:val="0"/>
+              <w:spacing w:before="0" w:after="283"/>
+              <w:jc w:val="left"/>
+              <w:rPr/>
+            </w:pPr>
+            <w:r>
+              <w:rPr/>
+              <w:t>статус позже доклада сверх норматива</w:t>
+            </w:r>
+          </w:p>
+        </w:tc>
+        <w:tc>
+          <w:tcPr>
+            <w:tcW w:w="466" w:type="dxa"/>
+            <w:tcBorders/>
+            <w:vAlign w:val="center"/>
+          </w:tcPr>
+          <w:p>
+            <w:pPr>
+              <w:pStyle w:val="Style20"/>
+              <w:bidi w:val="0"/>
+              <w:spacing w:before="0" w:after="283"/>
+              <w:jc w:val="left"/>
+              <w:rPr/>
+            </w:pPr>
+            <w:r>
+              <w:rPr/>
+              <w:t>1</w:t>
+            </w:r>
+          </w:p>
+        </w:tc>
+        <w:tc>
+          <w:tcPr>
+            <w:tcW w:w="2747" w:type="dxa"/>
+            <w:tcBorders/>
+            <w:vAlign w:val="center"/>
+          </w:tcPr>
+          <w:p>
+            <w:pPr>
+              <w:pStyle w:val="Style20"/>
+              <w:bidi w:val="0"/>
+              <w:spacing w:before="0" w:after="283"/>
+              <w:jc w:val="left"/>
+              <w:rPr/>
+            </w:pPr>
+            <w:r>
+              <w:rPr/>
+              <w:t>в карточке устаревшая картина</w:t>
+            </w:r>
+          </w:p>
+        </w:tc>
+      </w:tr>
+      <w:tr>
+        <w:trPr/>
+        <w:tc>
+          <w:tcPr>
+            <w:tcW w:w="2341" w:type="dxa"/>
+            <w:tcBorders/>
+            <w:vAlign w:val="center"/>
+          </w:tcPr>
+          <w:p>
+            <w:pPr>
+              <w:pStyle w:val="Style20"/>
+              <w:bidi w:val="0"/>
+              <w:spacing w:before="0" w:after="283"/>
+              <w:jc w:val="left"/>
+              <w:rPr/>
+            </w:pPr>
+            <w:r>
+              <w:rPr/>
+              <w:t>карточка открыта позже 30 с</w:t>
+            </w:r>
+          </w:p>
+        </w:tc>
+        <w:tc>
+          <w:tcPr>
+            <w:tcW w:w="466" w:type="dxa"/>
+            <w:tcBorders/>
+            <w:vAlign w:val="center"/>
+          </w:tcPr>
+          <w:p>
+            <w:pPr>
+              <w:pStyle w:val="Style20"/>
+              <w:bidi w:val="0"/>
+              <w:spacing w:before="0" w:after="283"/>
+              <w:jc w:val="left"/>
+              <w:rPr/>
+            </w:pPr>
+            <w:r>
+              <w:rPr/>
+              <w:t>1</w:t>
+            </w:r>
+          </w:p>
+        </w:tc>
+        <w:tc>
+          <w:tcPr>
+            <w:tcW w:w="2747" w:type="dxa"/>
+            <w:tcBorders/>
+            <w:vAlign w:val="center"/>
+          </w:tcPr>
+          <w:p>
+            <w:pPr>
+              <w:pStyle w:val="Style20"/>
+              <w:bidi w:val="0"/>
+              <w:spacing w:before="0" w:after="283"/>
+              <w:jc w:val="left"/>
+              <w:rPr/>
+            </w:pPr>
+            <w:r>
+              <w:rPr/>
+              <w:t>норматив заказчика</w:t>
+            </w:r>
+          </w:p>
+        </w:tc>
+      </w:tr>
+      <w:tr>
+        <w:trPr/>
+        <w:tc>
+          <w:tcPr>
+            <w:tcW w:w="2341" w:type="dxa"/>
+            <w:tcBorders/>
+            <w:vAlign w:val="center"/>
+          </w:tcPr>
+          <w:p>
+            <w:pPr>
+              <w:pStyle w:val="Style20"/>
+              <w:bidi w:val="0"/>
+              <w:spacing w:before="0" w:after="283"/>
+              <w:jc w:val="left"/>
+              <w:rPr/>
+            </w:pPr>
+            <w:r>
+              <w:rPr/>
+              <w:t>первая запись позже 3 мин или без текста</w:t>
+            </w:r>
+          </w:p>
+        </w:tc>
+        <w:tc>
+          <w:tcPr>
+            <w:tcW w:w="466" w:type="dxa"/>
+            <w:tcBorders/>
+            <w:vAlign w:val="center"/>
+          </w:tcPr>
+          <w:p>
+            <w:pPr>
+              <w:pStyle w:val="Style20"/>
+              <w:bidi w:val="0"/>
+              <w:spacing w:before="0" w:after="283"/>
+              <w:jc w:val="left"/>
+              <w:rPr/>
+            </w:pPr>
+            <w:r>
+              <w:rPr/>
+              <w:t>1</w:t>
+            </w:r>
+          </w:p>
+        </w:tc>
+        <w:tc>
+          <w:tcPr>
+            <w:tcW w:w="2747" w:type="dxa"/>
+            <w:tcBorders/>
+            <w:vAlign w:val="center"/>
+          </w:tcPr>
+          <w:p>
+            <w:pPr>
+              <w:pStyle w:val="Style20"/>
+              <w:bidi w:val="0"/>
+              <w:spacing w:before="0" w:after="283"/>
+              <w:jc w:val="left"/>
+              <w:rPr/>
+            </w:pPr>
+            <w:r>
+              <w:rPr/>
+              <w:t>норматив заказчика</w:t>
+            </w:r>
+          </w:p>
+        </w:tc>
+      </w:tr>
+    </w:tbl>
+    <w:p>
+      <w:pPr>
+        <w:pStyle w:val="Style27"/>
+        <w:bidi w:val="0"/>
+        <w:spacing w:before="0" w:after="283"/>
+        <w:jc w:val="left"/>
+        <w:rPr/>
+      </w:pPr>
+      <w:r>
         <w:rPr>
           <w:rStyle w:val="Style15"/>
         </w:rPr>
-        <w:t>учебные вызовы</w:t>
-      </w:r>
-      <w:r>
-        <w:rPr/>
-        <w:t xml:space="preserve"> — 96 обращений, разобранных из 32 бумажных билетов; у всех 96 разобран телефон, у 57 — ФИО заявителя, у 25 — скрытый адрес; </w:t>
+        <w:t>Что здесь — наше допущение, а не норматив заказчика.</w:t>
+      </w:r>
+      <w:r>
+        <w:rPr/>
+        <w:t xml:space="preserve"> Число учебных бригад (3), шкала этапов (выезд 20 с, путь 40 с, начало работ 20 с, работы 60 с), задержка доклада (25 с) и норматив обновления статуса после доклада (30 с) заказчик не называл. Шкала сжата под учебное занятие, одна на все службы — заказчик сам попросил «универсальный алгоритм для всех». Всё вынесено в настройки и перечислено в </w:t>
+      </w:r>
+      <w:r>
+        <w:rPr>
+          <w:rStyle w:val="Style14"/>
+        </w:rPr>
+        <w:t>PROVENANCE.md</w:t>
+      </w:r>
+      <w:r>
+        <w:rPr/>
+        <w:t xml:space="preserve"> («Наши допущения») и </w:t>
+      </w:r>
+      <w:r>
+        <w:rPr>
+          <w:rStyle w:val="Style14"/>
+        </w:rPr>
+        <w:t>OPEN-QUESTIONS.md</w:t>
+      </w:r>
+      <w:r>
+        <w:rPr/>
+        <w:t xml:space="preserve"> (вопрос 18).</w:t>
+      </w:r>
+    </w:p>
+    <w:p>
+      <w:pPr>
+        <w:pStyle w:val="3"/>
+        <w:bidi w:val="0"/>
+        <w:jc w:val="left"/>
+        <w:rPr/>
+      </w:pPr>
+      <w:r>
+        <w:rPr/>
+        <w:t>3.5. Прогноз результата и его проверка</w:t>
+      </w:r>
+    </w:p>
+    <w:p>
+      <w:pPr>
+        <w:pStyle w:val="Style27"/>
+        <w:bidi w:val="0"/>
+        <w:spacing w:before="0" w:after="283"/>
+        <w:jc w:val="left"/>
+        <w:rPr/>
+      </w:pPr>
+      <w:r>
+        <w:rPr/>
+        <w:t xml:space="preserve">Критерий экспертизы просит не прогноз, а </w:t>
+      </w:r>
+      <w:r>
+        <w:rPr>
+          <w:rStyle w:val="Style15"/>
+        </w:rPr>
+        <w:t>его проверку</w:t>
+      </w:r>
+      <w:r>
+        <w:rPr/>
+        <w:t xml:space="preserve"> — сравнение прогнозных значений с реальными. Поэтому устройство такое:</w:t>
       </w:r>
     </w:p>
     <w:p>
@@ -1636,13 +2523,14 @@
         <w:pStyle w:val="Style27"/>
         <w:numPr>
           <w:ilvl w:val="0"/>
-          <w:numId w:val="2"/>
+          <w:numId w:val="5"/>
         </w:numPr>
         <w:tabs>
           <w:tab w:val="clear" w:pos="1134"/>
           <w:tab w:val="left" w:pos="709" w:leader="none"/>
         </w:tabs>
         <w:bidi w:val="0"/>
+        <w:spacing w:before="0" w:after="0"/>
         <w:ind w:left="709" w:hanging="283"/>
         <w:jc w:val="left"/>
         <w:rPr/>
@@ -1651,6 +2539,522 @@
         <w:rPr>
           <w:rStyle w:val="Style15"/>
         </w:rPr>
+        <w:t>Прогноз фиксируется до начала вызова</w:t>
+      </w:r>
+      <w:r>
+        <w:rPr/>
+        <w:t xml:space="preserve"> и задним числом не переписывается; факт проставляется после разбора. Точность показывается только по фактически сделанным прогнозам. </w:t>
+      </w:r>
+    </w:p>
+    <w:p>
+      <w:pPr>
+        <w:pStyle w:val="Style27"/>
+        <w:numPr>
+          <w:ilvl w:val="0"/>
+          <w:numId w:val="5"/>
+        </w:numPr>
+        <w:tabs>
+          <w:tab w:val="clear" w:pos="1134"/>
+          <w:tab w:val="left" w:pos="709" w:leader="none"/>
+        </w:tabs>
+        <w:bidi w:val="0"/>
+        <w:spacing w:before="0" w:after="0"/>
+        <w:ind w:left="709" w:hanging="283"/>
+        <w:jc w:val="left"/>
+        <w:rPr/>
+      </w:pPr>
+      <w:r>
+        <w:rPr>
+          <w:rStyle w:val="Style15"/>
+        </w:rPr>
+        <w:t>Модель — гребневая регрессия</w:t>
+      </w:r>
+      <w:r>
+        <w:rPr/>
+        <w:t xml:space="preserve">, а не нейросеть: данных мало, сложная модель переобучится, а на разборе нужно показать, из чего сложился прогноз. Признаки — по последним разборам курсанта: средний балл, тренд, доля угаданного, доля превышений норматива, опыт, средний балл на той же группе классификатора. Коэффициенты считаются решением нормальных уравнений, без внешних библиотек. </w:t>
+      </w:r>
+    </w:p>
+    <w:p>
+      <w:pPr>
+        <w:pStyle w:val="Style27"/>
+        <w:numPr>
+          <w:ilvl w:val="0"/>
+          <w:numId w:val="5"/>
+        </w:numPr>
+        <w:tabs>
+          <w:tab w:val="clear" w:pos="1134"/>
+          <w:tab w:val="left" w:pos="709" w:leader="none"/>
+        </w:tabs>
+        <w:bidi w:val="0"/>
+        <w:spacing w:before="0" w:after="0"/>
+        <w:ind w:left="709" w:hanging="283"/>
+        <w:jc w:val="left"/>
+        <w:rPr/>
+      </w:pPr>
+      <w:r>
+        <w:rPr>
+          <w:rStyle w:val="Style15"/>
+        </w:rPr>
+        <w:t>Рядом всегда базовая линия</w:t>
+      </w:r>
+      <w:r>
+        <w:rPr/>
+        <w:t xml:space="preserve"> — средний балл курсанта. Пока пар «прогноз — факт» меньше 30, модель не обучается и прогноз делает базовая линия; при истории меньше 3 разборов прогноз помечается недостоверным. </w:t>
+      </w:r>
+    </w:p>
+    <w:p>
+      <w:pPr>
+        <w:pStyle w:val="Style27"/>
+        <w:numPr>
+          <w:ilvl w:val="0"/>
+          <w:numId w:val="5"/>
+        </w:numPr>
+        <w:tabs>
+          <w:tab w:val="clear" w:pos="1134"/>
+          <w:tab w:val="left" w:pos="709" w:leader="none"/>
+        </w:tabs>
+        <w:bidi w:val="0"/>
+        <w:ind w:left="709" w:hanging="283"/>
+        <w:jc w:val="left"/>
+        <w:rPr/>
+      </w:pPr>
+      <w:r>
+        <w:rPr/>
+        <w:t xml:space="preserve">Достоверность — средняя абсолютная ошибка, доля попаданий в допуск (по умолчанию ±10 баллов) и та же ошибка у базовой линии: видно, стоит ли модель своих сложностей. </w:t>
+      </w:r>
+    </w:p>
+    <w:p>
+      <w:pPr>
+        <w:pStyle w:val="Style27"/>
+        <w:bidi w:val="0"/>
+        <w:jc w:val="left"/>
+        <w:rPr/>
+      </w:pPr>
+      <w:r>
+        <w:rPr/>
+        <w:t>Курсант видит свой прогноз с разложением по признакам в разборе, преподаватель — достоверность прогноза по группе в аналитике.</w:t>
+      </w:r>
+    </w:p>
+    <w:p>
+      <w:pPr>
+        <w:pStyle w:val="3"/>
+        <w:bidi w:val="0"/>
+        <w:jc w:val="left"/>
+        <w:rPr/>
+      </w:pPr>
+      <w:r>
+        <w:rPr/>
+        <w:t>3.6. Рекомендации курсанту и проверка их исполнения</w:t>
+      </w:r>
+    </w:p>
+    <w:p>
+      <w:pPr>
+        <w:pStyle w:val="Style27"/>
+        <w:bidi w:val="0"/>
+        <w:spacing w:before="0" w:after="283"/>
+        <w:jc w:val="left"/>
+        <w:rPr/>
+      </w:pPr>
+      <w:r>
+        <w:rPr/>
+        <w:t xml:space="preserve">Рекомендация сама по себе — декларация, поэтому проверяется так же, как прогноз. После разбора система ищет </w:t>
+      </w:r>
+      <w:r>
+        <w:rPr>
+          <w:rStyle w:val="Style15"/>
+        </w:rPr>
+        <w:t>повторяющиеся</w:t>
+      </w:r>
+      <w:r>
+        <w:rPr/>
+        <w:t xml:space="preserve"> ошибки: одно и то же поле с тем же видом замечания в последних разборах. Текст рекомендации собирается только из замечаний разбора — подпись поля плюс заготовка по виду ошибки, — модель его не пишет.</w:t>
+      </w:r>
+    </w:p>
+    <w:p>
+      <w:pPr>
+        <w:pStyle w:val="Style27"/>
+        <w:bidi w:val="0"/>
+        <w:spacing w:before="0" w:after="283"/>
+        <w:jc w:val="left"/>
+        <w:rPr/>
+      </w:pPr>
+      <w:r>
+        <w:rPr/>
+        <w:t>Рекомендация фиксируется с временем. В первом следующем разборе, где ошибка могла повториться, ставится вердикт: ушла или нет. Доля сработавших — измеренная величина, и рядом базовая линия: как часто та же повторяющаяся ошибка уходит сама, без рекомендации.</w:t>
+      </w:r>
+    </w:p>
+    <w:p>
+      <w:pPr>
+        <w:pStyle w:val="Style27"/>
+        <w:bidi w:val="0"/>
+        <w:spacing w:before="0" w:after="283"/>
+        <w:jc w:val="left"/>
+        <w:rPr/>
+      </w:pPr>
+      <w:r>
+        <w:rPr/>
+        <w:t xml:space="preserve">Пороги — </w:t>
+      </w:r>
+      <w:r>
+        <w:rPr>
+          <w:rStyle w:val="Style15"/>
+        </w:rPr>
+        <w:t>наше допущение</w:t>
+      </w:r>
+      <w:r>
+        <w:rPr/>
+        <w:t xml:space="preserve"> (</w:t>
+      </w:r>
+      <w:r>
+        <w:rPr>
+          <w:rStyle w:val="Style14"/>
+        </w:rPr>
+        <w:t>OPEN-QUESTIONS.md</w:t>
+      </w:r>
+      <w:r>
+        <w:rPr/>
+        <w:t>, вопрос 19): окно 5 разборов, повтор не меньше 2 раз, открытых рекомендаций не больше 3, о доле судим не раньше 5 проверок. Сравнение с базовой линией строже к рекомендациям, чем к ней самой: рекомендации достаются самым частым ошибкам. На экране это сказано.</w:t>
+      </w:r>
+    </w:p>
+    <w:p>
+      <w:pPr>
+        <w:pStyle w:val="3"/>
+        <w:bidi w:val="0"/>
+        <w:jc w:val="left"/>
+        <w:rPr/>
+      </w:pPr>
+      <w:r>
+        <w:rPr/>
+        <w:t>3.7. Языковая модель — только текст</w:t>
+      </w:r>
+    </w:p>
+    <w:p>
+      <w:pPr>
+        <w:pStyle w:val="Style27"/>
+        <w:bidi w:val="0"/>
+        <w:spacing w:before="0" w:after="283"/>
+        <w:jc w:val="left"/>
+        <w:rPr/>
+      </w:pPr>
+      <w:r>
+        <w:rPr/>
+        <w:t xml:space="preserve">Модель отвечает за то, что нельзя посчитать: черновики учебных вызовов (первая фраза заявителя, его ответы на вопросы), правку вызова по переписке с преподавателем, словесные сводки по группе. </w:t>
+      </w:r>
+      <w:r>
+        <w:rPr>
+          <w:rStyle w:val="Style15"/>
+        </w:rPr>
+        <w:t>Эталон для оценки она не считает никогда</w:t>
+      </w:r>
+      <w:r>
+        <w:rPr/>
+        <w:t xml:space="preserve"> — его считает классификатор. Во время занятия курсанта модель не вызывается: ответы заявителя подготовлены заранее и выверены преподавателем.</w:t>
+      </w:r>
+    </w:p>
+    <w:p>
+      <w:pPr>
+        <w:pStyle w:val="Style27"/>
+        <w:bidi w:val="0"/>
+        <w:spacing w:before="0" w:after="283"/>
+        <w:jc w:val="left"/>
+        <w:rPr/>
+      </w:pPr>
+      <w:r>
+        <w:rPr/>
+        <w:t>При подготовке учебного вызова конвейер устроен так:</w:t>
+      </w:r>
+    </w:p>
+    <w:p>
+      <w:pPr>
+        <w:pStyle w:val="Style27"/>
+        <w:numPr>
+          <w:ilvl w:val="0"/>
+          <w:numId w:val="6"/>
+        </w:numPr>
+        <w:tabs>
+          <w:tab w:val="clear" w:pos="1134"/>
+          <w:tab w:val="left" w:pos="709" w:leader="none"/>
+        </w:tabs>
+        <w:bidi w:val="0"/>
+        <w:spacing w:before="0" w:after="0"/>
+        <w:ind w:left="709" w:hanging="283"/>
+        <w:jc w:val="left"/>
+        <w:rPr/>
+      </w:pPr>
+      <w:r>
+        <w:rPr/>
+        <w:t xml:space="preserve">признаки выбираются из </w:t>
+      </w:r>
+      <w:r>
+        <w:rPr>
+          <w:rStyle w:val="Style15"/>
+        </w:rPr>
+        <w:t>закрытого словаря</w:t>
+      </w:r>
+      <w:r>
+        <w:rPr/>
+        <w:t xml:space="preserve"> опросной карты; </w:t>
+      </w:r>
+    </w:p>
+    <w:p>
+      <w:pPr>
+        <w:pStyle w:val="Style27"/>
+        <w:numPr>
+          <w:ilvl w:val="0"/>
+          <w:numId w:val="6"/>
+        </w:numPr>
+        <w:tabs>
+          <w:tab w:val="clear" w:pos="1134"/>
+          <w:tab w:val="left" w:pos="709" w:leader="none"/>
+        </w:tabs>
+        <w:bidi w:val="0"/>
+        <w:spacing w:before="0" w:after="0"/>
+        <w:ind w:left="709" w:hanging="283"/>
+        <w:jc w:val="left"/>
+        <w:rPr/>
+      </w:pPr>
+      <w:r>
+        <w:rPr/>
+        <w:t xml:space="preserve">ответы, которых нет в словаре, отбрасываются; </w:t>
+      </w:r>
+    </w:p>
+    <w:p>
+      <w:pPr>
+        <w:pStyle w:val="Style27"/>
+        <w:numPr>
+          <w:ilvl w:val="0"/>
+          <w:numId w:val="6"/>
+        </w:numPr>
+        <w:tabs>
+          <w:tab w:val="clear" w:pos="1134"/>
+          <w:tab w:val="left" w:pos="709" w:leader="none"/>
+        </w:tabs>
+        <w:bidi w:val="0"/>
+        <w:spacing w:before="0" w:after="0"/>
+        <w:ind w:left="709" w:hanging="283"/>
+        <w:jc w:val="left"/>
+        <w:rPr/>
+      </w:pPr>
+      <w:r>
+        <w:rPr/>
+        <w:t xml:space="preserve">классификатор считает эталон; </w:t>
+      </w:r>
+    </w:p>
+    <w:p>
+      <w:pPr>
+        <w:pStyle w:val="Style27"/>
+        <w:numPr>
+          <w:ilvl w:val="0"/>
+          <w:numId w:val="6"/>
+        </w:numPr>
+        <w:tabs>
+          <w:tab w:val="clear" w:pos="1134"/>
+          <w:tab w:val="left" w:pos="709" w:leader="none"/>
+        </w:tabs>
+        <w:bidi w:val="0"/>
+        <w:spacing w:before="0" w:after="0"/>
+        <w:ind w:left="709" w:hanging="283"/>
+        <w:jc w:val="left"/>
+        <w:rPr/>
+      </w:pPr>
+      <w:r>
+        <w:rPr/>
+        <w:t xml:space="preserve">если он жалуется (например, «уточните признак второго уровня»), его жалоба возвращается модели как замечание, и шаг повторяется; </w:t>
+      </w:r>
+    </w:p>
+    <w:p>
+      <w:pPr>
+        <w:pStyle w:val="Style27"/>
+        <w:numPr>
+          <w:ilvl w:val="0"/>
+          <w:numId w:val="6"/>
+        </w:numPr>
+        <w:tabs>
+          <w:tab w:val="clear" w:pos="1134"/>
+          <w:tab w:val="left" w:pos="709" w:leader="none"/>
+        </w:tabs>
+        <w:bidi w:val="0"/>
+        <w:ind w:left="709" w:hanging="283"/>
+        <w:jc w:val="left"/>
+        <w:rPr/>
+      </w:pPr>
+      <w:r>
+        <w:rPr/>
+        <w:t xml:space="preserve">только после этого модель пишет текст легенды и скрытых фактов. </w:t>
+      </w:r>
+    </w:p>
+    <w:p>
+      <w:pPr>
+        <w:pStyle w:val="Style27"/>
+        <w:bidi w:val="0"/>
+        <w:jc w:val="left"/>
+        <w:rPr/>
+      </w:pPr>
+      <w:r>
+        <w:rPr/>
+        <w:t xml:space="preserve">Ответ модели ограничен </w:t>
+      </w:r>
+      <w:r>
+        <w:rPr>
+          <w:rStyle w:val="Style15"/>
+        </w:rPr>
+        <w:t>схемой JSON на уровне декодирования</w:t>
+      </w:r>
+      <w:r>
+        <w:rPr/>
+        <w:t xml:space="preserve"> (</w:t>
+      </w:r>
+      <w:r>
+        <w:rPr>
+          <w:rStyle w:val="Style14"/>
+        </w:rPr>
+        <w:t>response_format: json_schema</w:t>
+      </w:r>
+      <w:r>
+        <w:rPr/>
+        <w:t>): движок отбрасывает токены, нарушающие схему, поэтому структурно неверный ответ невозможен.</w:t>
+      </w:r>
+    </w:p>
+    <w:p>
+      <w:pPr>
+        <w:pStyle w:val="Style27"/>
+        <w:bidi w:val="0"/>
+        <w:spacing w:before="0" w:after="283"/>
+        <w:jc w:val="left"/>
+        <w:rPr/>
+      </w:pPr>
+      <w:r>
+        <w:rPr>
+          <w:rStyle w:val="Style15"/>
+        </w:rPr>
+        <w:t>Где работает модель.</w:t>
+      </w:r>
+      <w:r>
+        <w:rPr/>
+        <w:t xml:space="preserve"> Сервер приложения обращается к ней по протоколу, совместимому с OpenAI API; адрес задаётся переменной </w:t>
+      </w:r>
+      <w:r>
+        <w:rPr>
+          <w:rStyle w:val="Style14"/>
+        </w:rPr>
+        <w:t>ML_BASE_URL</w:t>
+      </w:r>
+      <w:r>
+        <w:rPr/>
+        <w:t>. В поставке это локальный llama.cpp на той же машине — внешних обращений нет, данные никуда не уходят. Тот же адрес можно направить на другой совместимый сервер (vLLM, Ollama) во внутреннем контуре, не меняя кода.</w:t>
+      </w:r>
+    </w:p>
+    <w:p>
+      <w:pPr>
+        <w:pStyle w:val="3"/>
+        <w:bidi w:val="0"/>
+        <w:jc w:val="left"/>
+        <w:rPr/>
+      </w:pPr>
+      <w:r>
+        <w:rPr/>
+        <w:t>3.8. Исходные данные</w:t>
+      </w:r>
+    </w:p>
+    <w:p>
+      <w:pPr>
+        <w:pStyle w:val="Style27"/>
+        <w:bidi w:val="0"/>
+        <w:spacing w:before="0" w:after="283"/>
+        <w:jc w:val="left"/>
+        <w:rPr/>
+      </w:pPr>
+      <w:r>
+        <w:rPr/>
+        <w:t xml:space="preserve">Все данные, на которых работает тренажёр, взяты из материалов задачи и ответов экспертов. Их происхождение построчно зафиксировано в </w:t>
+      </w:r>
+      <w:r>
+        <w:rPr>
+          <w:rStyle w:val="Style14"/>
+        </w:rPr>
+        <w:t>PROVENANCE.md</w:t>
+      </w:r>
+      <w:r>
+        <w:rPr/>
+        <w:t>:</w:t>
+      </w:r>
+    </w:p>
+    <w:p>
+      <w:pPr>
+        <w:pStyle w:val="Style27"/>
+        <w:numPr>
+          <w:ilvl w:val="0"/>
+          <w:numId w:val="7"/>
+        </w:numPr>
+        <w:tabs>
+          <w:tab w:val="clear" w:pos="1134"/>
+          <w:tab w:val="left" w:pos="709" w:leader="none"/>
+        </w:tabs>
+        <w:bidi w:val="0"/>
+        <w:spacing w:before="0" w:after="0"/>
+        <w:ind w:left="709" w:hanging="283"/>
+        <w:jc w:val="left"/>
+        <w:rPr/>
+      </w:pPr>
+      <w:r>
+        <w:rPr>
+          <w:rStyle w:val="Style15"/>
+        </w:rPr>
+        <w:t>ЕКП</w:t>
+      </w:r>
+      <w:r>
+        <w:rPr/>
+        <w:t xml:space="preserve"> — файлы классификатора двух версий (v046_11 от 15.11.2024 и v046_24 с корректировкой МВД и Департамента), импортированы целиком; </w:t>
+      </w:r>
+    </w:p>
+    <w:p>
+      <w:pPr>
+        <w:pStyle w:val="Style27"/>
+        <w:numPr>
+          <w:ilvl w:val="0"/>
+          <w:numId w:val="7"/>
+        </w:numPr>
+        <w:tabs>
+          <w:tab w:val="clear" w:pos="1134"/>
+          <w:tab w:val="left" w:pos="709" w:leader="none"/>
+        </w:tabs>
+        <w:bidi w:val="0"/>
+        <w:spacing w:before="0" w:after="0"/>
+        <w:ind w:left="709" w:hanging="283"/>
+        <w:jc w:val="left"/>
+        <w:rPr/>
+      </w:pPr>
+      <w:r>
+        <w:rPr>
+          <w:rStyle w:val="Style15"/>
+        </w:rPr>
+        <w:t>учебные вызовы</w:t>
+      </w:r>
+      <w:r>
+        <w:rPr/>
+        <w:t xml:space="preserve"> — 96 обращений, разобранных из 32 бумажных билетов; у всех 96 разобран телефон, у 57 — ФИО заявителя, у 25 — скрытый адрес. Из них готовятся учебные вызовы (раздел 4.5); </w:t>
+      </w:r>
+    </w:p>
+    <w:p>
+      <w:pPr>
+        <w:pStyle w:val="Style27"/>
+        <w:numPr>
+          <w:ilvl w:val="0"/>
+          <w:numId w:val="7"/>
+        </w:numPr>
+        <w:tabs>
+          <w:tab w:val="clear" w:pos="1134"/>
+          <w:tab w:val="left" w:pos="709" w:leader="none"/>
+        </w:tabs>
+        <w:bidi w:val="0"/>
+        <w:ind w:left="709" w:hanging="283"/>
+        <w:jc w:val="left"/>
+        <w:rPr/>
+      </w:pPr>
+      <w:r>
+        <w:rPr>
+          <w:rStyle w:val="Style15"/>
+        </w:rPr>
         <w:t>интерфейс</w:t>
       </w:r>
       <w:r>
@@ -1665,7 +3069,7 @@
       </w:r>
       <w:r>
         <w:rPr/>
-        <w:t xml:space="preserve">. </w:t>
+        <w:t xml:space="preserve">; полный список типов происшествия, ветки карты 101 и справочник служб — по материалам, переданным экспертами в чате задачи. </w:t>
       </w:r>
     </w:p>
     <w:p>
@@ -1677,7 +3081,17 @@
       </w:pPr>
       <w:r>
         <w:rPr/>
-        <w:t>Синтетических данных, придуманных разработчиком, в поставке нет.</w:t>
+        <w:t>Где данных заказчика не хватило, параметр вынесен в настройки и помечен как наше допущение (</w:t>
+      </w:r>
+      <w:r>
+        <w:rPr>
+          <w:rStyle w:val="Style14"/>
+        </w:rPr>
+        <w:t>PROVENANCE.md</w:t>
+      </w:r>
+      <w:r>
+        <w:rPr/>
+        <w:t>, «Наши допущения»). Синтетических данных, выданных за данные заказчика, в поставке нет.</w:t>
       </w:r>
     </w:p>
     <w:p>
@@ -1825,7 +3239,7 @@
             </w:pPr>
             <w:r>
               <w:rPr/>
-              <w:t>учебные вызовы, своя история, свой разбор</w:t>
+              <w:t>учебные вызовы, карточки своей службы, своя история, разбор, прогноз, рекомендации</w:t>
             </w:r>
           </w:p>
         </w:tc>
@@ -1870,7 +3284,7 @@
             </w:pPr>
             <w:r>
               <w:rPr/>
-              <w:t>подготовка вызовов, группы, аналитика по группе</w:t>
+              <w:t>занятия, подготовка вызовов, группы, аналитика по группе</w:t>
             </w:r>
           </w:p>
         </w:tc>
@@ -1915,7 +3329,7 @@
             </w:pPr>
             <w:r>
               <w:rPr/>
-              <w:t>версии классификатора, учётные записи, системные журналы</w:t>
+              <w:t>версии классификатора, учётные записи, настройки, системные журналы</w:t>
             </w:r>
           </w:p>
         </w:tc>
@@ -1943,7 +3357,7 @@
       </w:pPr>
       <w:r>
         <w:rPr/>
-        <w:t>4.2. Занятие курсанта</w:t>
+        <w:t>4.2. Оператор 112</w:t>
       </w:r>
     </w:p>
     <w:p>
@@ -2063,10 +3477,8 @@
     <w:p>
       <w:pPr>
         <w:pStyle w:val="Style29"/>
-        <w:pBdr/>
-        <w:shd w:fill="F4F4F4" w:val="clear"/>
-        <w:bidi w:val="0"/>
-        <w:spacing w:before="0" w:after="0"/>
+        <w:bidi w:val="0"/>
+        <w:spacing w:before="0" w:after="283"/>
         <w:jc w:val="left"/>
         <w:rPr/>
       </w:pPr>
@@ -2074,13 +3486,61 @@
         <w:rPr>
           <w:rStyle w:val="Style14"/>
         </w:rPr>
-        <w:t xml:space="preserve">                        </w:t>
+        <w:t xml:space="preserve">                   </w:t>
       </w:r>
       <w:r>
         <w:rPr>
           <w:rStyle w:val="Style14"/>
         </w:rPr>
-        <w:t>карточка ДДС: статусы реагирования</w:t>
+        <w:t>разбор: оценка, прогноз, рекомендации</w:t>
+      </w:r>
+    </w:p>
+    <w:p>
+      <w:pPr>
+        <w:pStyle w:val="Style27"/>
+        <w:bidi w:val="0"/>
+        <w:spacing w:before="0" w:after="283"/>
+        <w:jc w:val="left"/>
+        <w:rPr/>
+      </w:pPr>
+      <w:r>
+        <w:rPr/>
+        <w:t xml:space="preserve">Курсант задаёт заявителю вопросы; ответ помечает факт выясненным — на этом держится разбор «узнал или угадал». Ввод в карточку уходит на сервер пакетами; правки в пределах одного окна </w:t>
+      </w:r>
+      <w:r>
+        <w:rPr>
+          <w:rStyle w:val="Style15"/>
+        </w:rPr>
+        <w:t>сливаются вглубь</w:t>
+      </w:r>
+      <w:r>
+        <w:rPr/>
+        <w:t>, а не затирают друг друга. При обрыве сети пакет повторяется.</w:t>
+      </w:r>
+    </w:p>
+    <w:p>
+      <w:pPr>
+        <w:pStyle w:val="3"/>
+        <w:bidi w:val="0"/>
+        <w:jc w:val="left"/>
+        <w:rPr/>
+      </w:pPr>
+      <w:r>
+        <w:rPr/>
+        <w:t>4.3. Диспетчер ДДС</w:t>
+      </w:r>
+    </w:p>
+    <w:p>
+      <w:pPr>
+        <w:pStyle w:val="Style27"/>
+        <w:bidi w:val="0"/>
+        <w:spacing w:before="0" w:after="283"/>
+        <w:jc w:val="left"/>
+        <w:rPr/>
+      </w:pPr>
+      <w:r>
+        <w:rPr/>
+        <w:t>Сохранённая оператором 112 карточка приходит в журнал каждой службы из списка оповещения. Диспетчер работает с несколькими карточками одновременно, как в текущей работе: пока он занят одной, время идёт и у ожидающих.</w:t>
       </w:r>
     </w:p>
     <w:p>
@@ -2097,12 +3557,149 @@
         <w:rPr>
           <w:rStyle w:val="Style14"/>
         </w:rPr>
-        <w:t xml:space="preserve">                                  │</w:t>
+        <w:t>карточка в строке сообщений ─(30 с)─► открыта ─(3 мин)─► первая запись</w:t>
       </w:r>
     </w:p>
     <w:p>
       <w:pPr>
         <w:pStyle w:val="Style29"/>
+        <w:pBdr/>
+        <w:shd w:fill="F4F4F4" w:val="clear"/>
+        <w:bidi w:val="0"/>
+        <w:spacing w:before="0" w:after="0"/>
+        <w:jc w:val="left"/>
+        <w:rPr/>
+      </w:pPr>
+      <w:r>
+        <w:rPr>
+          <w:rStyle w:val="Style14"/>
+        </w:rPr>
+        <w:t xml:space="preserve">      │                                                     │</w:t>
+      </w:r>
+    </w:p>
+    <w:p>
+      <w:pPr>
+        <w:pStyle w:val="Style29"/>
+        <w:pBdr/>
+        <w:shd w:fill="F4F4F4" w:val="clear"/>
+        <w:bidi w:val="0"/>
+        <w:spacing w:before="0" w:after="0"/>
+        <w:jc w:val="left"/>
+        <w:rPr/>
+      </w:pPr>
+      <w:r>
+        <w:rPr>
+          <w:rStyle w:val="Style14"/>
+        </w:rPr>
+        <w:t xml:space="preserve">      │                         </w:t>
+      </w:r>
+      <w:r>
+        <w:rPr>
+          <w:rStyle w:val="Style14"/>
+        </w:rPr>
+        <w:t>«Принята» ─► назначить бригаду</w:t>
+      </w:r>
+    </w:p>
+    <w:p>
+      <w:pPr>
+        <w:pStyle w:val="Style29"/>
+        <w:pBdr/>
+        <w:shd w:fill="F4F4F4" w:val="clear"/>
+        <w:bidi w:val="0"/>
+        <w:spacing w:before="0" w:after="0"/>
+        <w:jc w:val="left"/>
+        <w:rPr/>
+      </w:pPr>
+      <w:r>
+        <w:rPr>
+          <w:rStyle w:val="Style14"/>
+        </w:rPr>
+        <w:t xml:space="preserve">      │                                           │</w:t>
+      </w:r>
+    </w:p>
+    <w:p>
+      <w:pPr>
+        <w:pStyle w:val="Style29"/>
+        <w:pBdr/>
+        <w:shd w:fill="F4F4F4" w:val="clear"/>
+        <w:bidi w:val="0"/>
+        <w:spacing w:before="0" w:after="0"/>
+        <w:jc w:val="left"/>
+        <w:rPr/>
+      </w:pPr>
+      <w:r>
+        <w:rPr>
+          <w:rStyle w:val="Style14"/>
+        </w:rPr>
+        <w:t xml:space="preserve">      │                 </w:t>
+      </w:r>
+      <w:r>
+        <w:rPr>
+          <w:rStyle w:val="Style14"/>
+        </w:rPr>
+        <w:t>доклады старшего / звонок старшему</w:t>
+      </w:r>
+    </w:p>
+    <w:p>
+      <w:pPr>
+        <w:pStyle w:val="Style29"/>
+        <w:pBdr/>
+        <w:shd w:fill="F4F4F4" w:val="clear"/>
+        <w:bidi w:val="0"/>
+        <w:spacing w:before="0" w:after="0"/>
+        <w:jc w:val="left"/>
+        <w:rPr/>
+      </w:pPr>
+      <w:r>
+        <w:rPr>
+          <w:rStyle w:val="Style14"/>
+        </w:rPr>
+        <w:t xml:space="preserve">      │                                           │</w:t>
+      </w:r>
+    </w:p>
+    <w:p>
+      <w:pPr>
+        <w:pStyle w:val="Style29"/>
+        <w:pBdr/>
+        <w:shd w:fill="F4F4F4" w:val="clear"/>
+        <w:bidi w:val="0"/>
+        <w:spacing w:before="0" w:after="0"/>
+        <w:jc w:val="left"/>
+        <w:rPr/>
+      </w:pPr>
+      <w:r>
+        <w:rPr>
+          <w:rStyle w:val="Style14"/>
+        </w:rPr>
+        <w:t xml:space="preserve">      └──► </w:t>
+      </w:r>
+      <w:r>
+        <w:rPr>
+          <w:rStyle w:val="Style14"/>
+        </w:rPr>
+        <w:t>«Не принята» с причиной     статусы по факту ─► «Работы завершены»</w:t>
+      </w:r>
+    </w:p>
+    <w:p>
+      <w:pPr>
+        <w:pStyle w:val="Style29"/>
+        <w:pBdr/>
+        <w:shd w:fill="F4F4F4" w:val="clear"/>
+        <w:bidi w:val="0"/>
+        <w:spacing w:before="0" w:after="0"/>
+        <w:jc w:val="left"/>
+        <w:rPr/>
+      </w:pPr>
+      <w:r>
+        <w:rPr>
+          <w:rStyle w:val="Style14"/>
+        </w:rPr>
+        <w:t xml:space="preserve">                                                  │</w:t>
+      </w:r>
+    </w:p>
+    <w:p>
+      <w:pPr>
+        <w:pStyle w:val="Style29"/>
         <w:bidi w:val="0"/>
         <w:spacing w:before="0" w:after="283"/>
         <w:jc w:val="left"/>
@@ -2112,13 +3709,13 @@
         <w:rPr>
           <w:rStyle w:val="Style14"/>
         </w:rPr>
-        <w:t xml:space="preserve">                              </w:t>
+        <w:t xml:space="preserve">                                              </w:t>
       </w:r>
       <w:r>
         <w:rPr>
           <w:rStyle w:val="Style14"/>
         </w:rPr>
-        <w:t>разбор с оценкой</w:t>
+        <w:t>разбор ДДС</w:t>
       </w:r>
     </w:p>
     <w:p>
@@ -2131,17 +3728,212 @@
       </w:pPr>
       <w:r>
         <w:rPr/>
-        <w:t xml:space="preserve">Ввод в карточку отправляется на сервер пакетами с задержкой; правки в пределах одного окна </w:t>
+        <w:t>Звонок старшему и входящие доклады приходят в карточку ДДС текстом.</w:t>
+      </w:r>
+    </w:p>
+    <w:p>
+      <w:pPr>
+        <w:pStyle w:val="3"/>
+        <w:bidi w:val="0"/>
+        <w:jc w:val="left"/>
+        <w:rPr/>
+      </w:pPr>
+      <w:r>
+        <w:rPr/>
+        <w:t>4.4. Занятие преподавателя</w:t>
+      </w:r>
+    </w:p>
+    <w:p>
+      <w:pPr>
+        <w:pStyle w:val="Style27"/>
+        <w:bidi w:val="0"/>
+        <w:spacing w:before="0" w:after="283"/>
+        <w:jc w:val="left"/>
+        <w:rPr/>
+      </w:pPr>
+      <w:r>
+        <w:rPr/>
+        <w:t>Порядок — из ТЗ (§10, «Проведение практического занятия»): преподаватель создаёт занятие для группы, выбирает режим и категории происшествий под тему, запускает, следит за ходом и завершает в любой момент.</w:t>
+      </w:r>
+    </w:p>
+    <w:tbl>
+      <w:tblPr>
+        <w:tblW w:w="5554" w:type="dxa"/>
+        <w:jc w:val="left"/>
+        <w:tblInd w:w="0" w:type="dxa"/>
+        <w:tblLayout w:type="fixed"/>
+        <w:tblCellMar>
+          <w:top w:w="28" w:type="dxa"/>
+          <w:left w:w="28" w:type="dxa"/>
+          <w:bottom w:w="28" w:type="dxa"/>
+          <w:right w:w="28" w:type="dxa"/>
+        </w:tblCellMar>
+      </w:tblPr>
+      <w:tblGrid>
+        <w:gridCol w:w="1133"/>
+        <w:gridCol w:w="4421"/>
+      </w:tblGrid>
+      <w:tr>
+        <w:trPr>
+          <w:tblHeader w:val="true"/>
+        </w:trPr>
+        <w:tc>
+          <w:tcPr>
+            <w:tcW w:w="1133" w:type="dxa"/>
+            <w:tcBorders/>
+            <w:vAlign w:val="center"/>
+          </w:tcPr>
+          <w:p>
+            <w:pPr>
+              <w:pStyle w:val="Style30"/>
+              <w:suppressLineNumbers/>
+              <w:shd w:fill="EEEEEE" w:val="clear"/>
+              <w:bidi w:val="0"/>
+              <w:spacing w:before="0" w:after="283"/>
+              <w:jc w:val="left"/>
+              <w:rPr/>
+            </w:pPr>
+            <w:r>
+              <w:rPr/>
+              <w:t>Режим</w:t>
+            </w:r>
+          </w:p>
+        </w:tc>
+        <w:tc>
+          <w:tcPr>
+            <w:tcW w:w="4421" w:type="dxa"/>
+            <w:tcBorders/>
+            <w:vAlign w:val="center"/>
+          </w:tcPr>
+          <w:p>
+            <w:pPr>
+              <w:pStyle w:val="Style30"/>
+              <w:suppressLineNumbers/>
+              <w:shd w:fill="EEEEEE" w:val="clear"/>
+              <w:bidi w:val="0"/>
+              <w:spacing w:before="0" w:after="283"/>
+              <w:jc w:val="left"/>
+              <w:rPr/>
+            </w:pPr>
+            <w:r>
+              <w:rPr/>
+              <w:t>Что получает группа</w:t>
+            </w:r>
+          </w:p>
+        </w:tc>
+      </w:tr>
+      <w:tr>
+        <w:trPr/>
+        <w:tc>
+          <w:tcPr>
+            <w:tcW w:w="1133" w:type="dxa"/>
+            <w:tcBorders/>
+            <w:vAlign w:val="center"/>
+          </w:tcPr>
+          <w:p>
+            <w:pPr>
+              <w:pStyle w:val="Style20"/>
+              <w:bidi w:val="0"/>
+              <w:spacing w:before="0" w:after="283"/>
+              <w:jc w:val="left"/>
+              <w:rPr/>
+            </w:pPr>
+            <w:r>
+              <w:rPr>
+                <w:rStyle w:val="Style15"/>
+              </w:rPr>
+              <w:t>Приём вызова (112)</w:t>
+            </w:r>
+          </w:p>
+        </w:tc>
+        <w:tc>
+          <w:tcPr>
+            <w:tcW w:w="4421" w:type="dxa"/>
+            <w:tcBorders/>
+            <w:vAlign w:val="center"/>
+          </w:tcPr>
+          <w:p>
+            <w:pPr>
+              <w:pStyle w:val="Style20"/>
+              <w:bidi w:val="0"/>
+              <w:spacing w:before="0" w:after="283"/>
+              <w:jc w:val="left"/>
+              <w:rPr/>
+            </w:pPr>
+            <w:r>
+              <w:rPr/>
+              <w:t>учебные вызовы по выбранным категориям; пока идёт занятие, курсант видит только их</w:t>
+            </w:r>
+          </w:p>
+        </w:tc>
+      </w:tr>
+      <w:tr>
+        <w:trPr/>
+        <w:tc>
+          <w:tcPr>
+            <w:tcW w:w="1133" w:type="dxa"/>
+            <w:tcBorders/>
+            <w:vAlign w:val="center"/>
+          </w:tcPr>
+          <w:p>
+            <w:pPr>
+              <w:pStyle w:val="Style20"/>
+              <w:bidi w:val="0"/>
+              <w:spacing w:before="0" w:after="283"/>
+              <w:jc w:val="left"/>
+              <w:rPr/>
+            </w:pPr>
+            <w:r>
+              <w:rPr>
+                <w:rStyle w:val="Style15"/>
+              </w:rPr>
+              <w:t>Работа ДДС</w:t>
+            </w:r>
+          </w:p>
+        </w:tc>
+        <w:tc>
+          <w:tcPr>
+            <w:tcW w:w="4421" w:type="dxa"/>
+            <w:tcBorders/>
+            <w:vAlign w:val="center"/>
+          </w:tcPr>
+          <w:p>
+            <w:pPr>
+              <w:pStyle w:val="Style20"/>
+              <w:bidi w:val="0"/>
+              <w:spacing w:before="0" w:after="283"/>
+              <w:jc w:val="left"/>
+              <w:rPr/>
+            </w:pPr>
+            <w:r>
+              <w:rPr/>
+              <w:t>карточки по службам курсантов — созданные системой, заполненные курсантами на занятиях 112 или вперемешку; до 5 карточек на службу, в случайном порядке</w:t>
+            </w:r>
+          </w:p>
+        </w:tc>
+      </w:tr>
+    </w:tbl>
+    <w:p>
+      <w:pPr>
+        <w:pStyle w:val="Style27"/>
+        <w:bidi w:val="0"/>
+        <w:spacing w:before="0" w:after="283"/>
+        <w:jc w:val="left"/>
+        <w:rPr/>
+      </w:pPr>
+      <w:r>
+        <w:rPr/>
+        <w:t xml:space="preserve">В режиме ДДС карточки занятия </w:t>
       </w:r>
       <w:r>
         <w:rPr>
           <w:rStyle w:val="Style15"/>
         </w:rPr>
-        <w:t>сливаются вглубь</w:t>
-      </w:r>
-      <w:r>
-        <w:rPr/>
-        <w:t>, а не затирают друг друга. При обрыве сети пакет повторяется; при отказе сервера правка снимается, а не копится молча.</w:t>
+        <w:t>поступают потоком</w:t>
+      </w:r>
+      <w:r>
+        <w:rPr/>
+        <w:t>: с интервалом, который задаёт преподаватель при создании занятия, — а не все сразу. Ход занятия виден по каждому курсанту: сколько взято, сколько доведено до разбора, средний балл. При завершении недоработанные вызовы закрываются.</w:t>
       </w:r>
     </w:p>
     <w:p>
@@ -2153,7 +3945,7 @@
       </w:pPr>
       <w:r>
         <w:rPr/>
-        <w:t>4.3. Подготовка вызовов преподавателем</w:t>
+        <w:t>4.5. Подготовка учебных вызовов</w:t>
       </w:r>
     </w:p>
     <w:p>
@@ -2166,7 +3958,17 @@
       </w:pPr>
       <w:r>
         <w:rPr/>
-        <w:t>Преподаватель ведёт с моделью переписку об учебном вызове: «поменяй ФИО», «добавь вопрос про детей», «сделай первую фразу короче». Модель отвечает репликой и патчем; патч применяется к вызову, эталон пересчитывается классификатором. Переписка сохраняется между заходами.</w:t>
+        <w:t xml:space="preserve">Преподаватель запускает подготовку вызовов из билетов (конвейер раздела 3.7) и доводит каждый перепиской с моделью: «поменяй ФИО», «добавь, что из мусоропровода идёт пламя», «сделай первую фразу короче». Модель отвечает репликой и правкой; правка применяется к вызову, эталон пересчитывается классификатором. В переписке показывается, что </w:t>
+      </w:r>
+      <w:r>
+        <w:rPr>
+          <w:rStyle w:val="Style15"/>
+        </w:rPr>
+        <w:t>фактически</w:t>
+      </w:r>
+      <w:r>
+        <w:rPr/>
+        <w:t xml:space="preserve"> изменилось, — по сравнению вызова до и после, а не со слов модели. Сыгранные факты не удаляются, а снимаются с учёта, чтобы не ломать уже пройденные разборы.</w:t>
       </w:r>
     </w:p>
     <w:p>
@@ -2179,7 +3981,30 @@
       </w:pPr>
       <w:r>
         <w:rPr/>
-        <w:t>Готовый вызов преподаватель утверждает — до утверждения курсанты его не видят.</w:t>
+        <w:t xml:space="preserve">Готовый вызов преподаватель утверждает — до утверждения курсанты его не видят. </w:t>
+      </w:r>
+      <w:r>
+        <w:rPr>
+          <w:rStyle w:val="Style15"/>
+        </w:rPr>
+        <w:t>Преподаватель — конечный валидатор</w:t>
+      </w:r>
+      <w:r>
+        <w:rPr/>
+        <w:t>, как и просит заказчик.</w:t>
+      </w:r>
+    </w:p>
+    <w:p>
+      <w:pPr>
+        <w:pStyle w:val="Style27"/>
+        <w:bidi w:val="0"/>
+        <w:spacing w:before="0" w:after="283"/>
+        <w:jc w:val="left"/>
+        <w:rPr/>
+      </w:pPr>
+      <w:r>
+        <w:rPr/>
+        <w:t>Как правки преподавателя влияют на модель — ровно так: переписка по вызову сохраняется, и последние ходы подаются модели в контекст при следующей правке того же вызова, поэтому «нет, короче» имеет смысл. Весов модели правки не меняют, и на подготовку других вызовов не переносятся. Дообучения модели на правках преподавателя в поставке нет — как это должно выглядеть, заказчик пока не определил.</w:t>
       </w:r>
     </w:p>
     <w:p>
@@ -2191,7 +4016,7 @@
       </w:pPr>
       <w:r>
         <w:rPr/>
-        <w:t>4.4. Аналитика</w:t>
+        <w:t>4.6. Аналитика</w:t>
       </w:r>
     </w:p>
     <w:p>
@@ -2204,7 +4029,7 @@
       </w:pPr>
       <w:r>
         <w:rPr/>
-        <w:t xml:space="preserve">Диаграммы (тепловая карта ошибок, динамика, воронка, виды замечаний) строятся из настоящей статистики занятий средствами SVG, без сторонних библиотек. Словесную сводку по группе формулирует модель — но </w:t>
+        <w:t xml:space="preserve">Диаграммы (тепловая карта ошибок, динамика, воронка, виды замечаний) строятся из статистики занятий средствами SVG, без сторонних библиотек. Там же — достоверность прогноза и доля сработавших рекомендаций по группе, рядом с базовыми линиями. Словесную сводку по группе формулирует модель — но </w:t>
       </w:r>
       <w:r>
         <w:rPr>
@@ -2215,6 +4040,41 @@
       <w:r>
         <w:rPr/>
         <w:t>, в виде именованных агрегатов.</w:t>
+      </w:r>
+    </w:p>
+    <w:p>
+      <w:pPr>
+        <w:pStyle w:val="3"/>
+        <w:bidi w:val="0"/>
+        <w:jc w:val="left"/>
+        <w:rPr/>
+      </w:pPr>
+      <w:r>
+        <w:rPr/>
+        <w:t>4.7. Настраиваемые параметры</w:t>
+      </w:r>
+    </w:p>
+    <w:p>
+      <w:pPr>
+        <w:pStyle w:val="Style27"/>
+        <w:bidi w:val="0"/>
+        <w:spacing w:before="0" w:after="283"/>
+        <w:jc w:val="left"/>
+        <w:rPr/>
+      </w:pPr>
+      <w:r>
+        <w:rPr/>
+        <w:t>Нормативы, параметры прогноза, рекомендаций и шкалы бригады хранятся в таблице настроек, а не в коде. Администратор меняет их через API (</w:t>
+      </w:r>
+      <w:r>
+        <w:rPr>
+          <w:rStyle w:val="Style14"/>
+        </w:rPr>
+        <w:t>PATCH /api/settings/{key}</w:t>
+      </w:r>
+      <w:r>
+        <w:rPr/>
+        <w:t>); у каждого параметра есть допустимые пределы, значение вне их сервер отклоняет.</w:t>
       </w:r>
     </w:p>
     <w:p>
@@ -2287,7 +4147,7 @@
         <w:rPr>
           <w:rStyle w:val="Style14"/>
         </w:rPr>
-        <w:t>domain/     классификатор, статусы, оценка, подготовка вызовов</w:t>
+        <w:t>domain/     классификатор, статусы, оценка, бригада, прогноз, рекомендации</w:t>
       </w:r>
     </w:p>
     <w:p>
@@ -2304,7 +4164,7 @@
         <w:rPr>
           <w:rStyle w:val="Style14"/>
         </w:rPr>
-        <w:t>ingest/     импорт классификатора и билетов</w:t>
+        <w:t>ingest/     импорт классификатора и билетов, вывод опросных карт</w:t>
       </w:r>
     </w:p>
     <w:p>
@@ -2321,12 +4181,29 @@
         <w:rPr>
           <w:rStyle w:val="Style14"/>
         </w:rPr>
-        <w:t>jobs/       фоновые задачи: сторож нормативов, очередь заданий модели</w:t>
+        <w:t>reports/    отчёты, прогноз и рекомендации над данными базы</w:t>
       </w:r>
     </w:p>
     <w:p>
       <w:pPr>
         <w:pStyle w:val="Style29"/>
+        <w:pBdr/>
+        <w:shd w:fill="F4F4F4" w:val="clear"/>
+        <w:bidi w:val="0"/>
+        <w:spacing w:before="0" w:after="0"/>
+        <w:jc w:val="left"/>
+        <w:rPr/>
+      </w:pPr>
+      <w:r>
+        <w:rPr>
+          <w:rStyle w:val="Style14"/>
+        </w:rPr>
+        <w:t>jobs/       фоновые задачи: сторож нормативов, доклады бригад, очередь модели</w:t>
+      </w:r>
+    </w:p>
+    <w:p>
+      <w:pPr>
+        <w:pStyle w:val="Style29"/>
         <w:bidi w:val="0"/>
         <w:spacing w:before="0" w:after="283"/>
         <w:jc w:val="left"/>
@@ -2349,7 +4226,17 @@
       </w:pPr>
       <w:r>
         <w:rPr/>
-        <w:t>Доменный слой не знает ни о HTTP, ни о моделях: классификатор и оценка — чистые функции над данными. Поэтому 138 серверных проверок выполняются без поднятия модели.</w:t>
+        <w:t xml:space="preserve">Доменный слой не знает ни о HTTP, ни о моделях: классификатор, оценка, разбор ДДС, прогноз и рекомендации — чистые функции над данными. Поэтому все </w:t>
+      </w:r>
+      <w:r>
+        <w:rPr>
+          <w:rStyle w:val="Style15"/>
+        </w:rPr>
+        <w:t>229 серверных проверок</w:t>
+      </w:r>
+      <w:r>
+        <w:rPr/>
+        <w:t xml:space="preserve"> выполняются без поднятия модели.</w:t>
       </w:r>
     </w:p>
     <w:p>
@@ -2372,7 +4259,7 @@
       </w:r>
       <w:r>
         <w:rPr/>
-        <w:t xml:space="preserve"> со схемой — однажды это уже поймало четыре незадокументированных маршрута.</w:t>
+        <w:t xml:space="preserve"> со схемой.</w:t>
       </w:r>
     </w:p>
     <w:p>
@@ -2638,7 +4525,7 @@
       </w:pPr>
       <w:r>
         <w:rPr/>
-        <w:t xml:space="preserve">Измеренный результат на 6 потоках процессора: </w:t>
+        <w:t xml:space="preserve">Измеренный результат на 6 потоках: </w:t>
       </w:r>
       <w:r>
         <w:rPr>
@@ -2670,8 +4557,57 @@
         <w:rPr/>
       </w:pPr>
       <w:r>
-        <w:rPr/>
-        <w:t>Оговорка к замеру: сравнивались два прогона на одной машине при одинаковой нагрузке, а не усреднение серии. Порядок величины достоверен, вторая значащая цифра — нет.</w:t>
+        <w:rPr>
+          <w:rStyle w:val="Style15"/>
+        </w:rPr>
+        <w:t>Оговорки к замеру.</w:t>
+      </w:r>
+      <w:r>
+        <w:rPr/>
+        <w:t xml:space="preserve"> Мерили на AMD EPYC 7532 с </w:t>
+      </w:r>
+      <w:r>
+        <w:rPr>
+          <w:rStyle w:val="Style15"/>
+        </w:rPr>
+        <w:t>восемью каналами памяти</w:t>
+      </w:r>
+      <w:r>
+        <w:rPr/>
+        <w:t xml:space="preserve">; ограничены были потоки (6), но не каналы. Генерация на процессоре упирается в пропускную способность памяти, а не в ядра, поэтому это </w:t>
+      </w:r>
+      <w:r>
+        <w:rPr>
+          <w:rStyle w:val="Style15"/>
+        </w:rPr>
+        <w:t>потолок, а не пол</w:t>
+      </w:r>
+      <w:r>
+        <w:rPr/>
+        <w:t>: на настольном i7 с двухканальной памятью скорость будет ниже. На такой машине мы не мерили и цифру не называем (</w:t>
+      </w:r>
+      <w:r>
+        <w:rPr>
+          <w:rStyle w:val="Style14"/>
+        </w:rPr>
+        <w:t>OPEN-QUESTIONS.md</w:t>
+      </w:r>
+      <w:r>
+        <w:rPr/>
+        <w:t>, вопрос 11). Сравнивались два прогона при одинаковой нагрузке, а не серия: порядок величины достоверен, вторая значащая цифра — нет.</w:t>
+      </w:r>
+    </w:p>
+    <w:p>
+      <w:pPr>
+        <w:pStyle w:val="Style27"/>
+        <w:bidi w:val="0"/>
+        <w:spacing w:before="0" w:after="283"/>
+        <w:jc w:val="left"/>
+        <w:rPr/>
+      </w:pPr>
+      <w:r>
+        <w:rPr/>
+        <w:t>Скорость модели не влияет на нормативы ТЗ: модель не вызывается во время занятия курсанта (раздел 3.7), а подготовка вызовов и сводки идут в фоновой очереди.</w:t>
       </w:r>
     </w:p>
     <w:p>
@@ -2683,7 +4619,361 @@
       </w:pPr>
       <w:r>
         <w:rPr/>
-        <w:t>6.3. Ограничения решения</w:t>
+        <w:t>6.3. Требования ТЗ к производительности — что к чему относится</w:t>
+      </w:r>
+    </w:p>
+    <w:tbl>
+      <w:tblPr>
+        <w:tblW w:w="5554" w:type="dxa"/>
+        <w:jc w:val="left"/>
+        <w:tblInd w:w="0" w:type="dxa"/>
+        <w:tblLayout w:type="fixed"/>
+        <w:tblCellMar>
+          <w:top w:w="28" w:type="dxa"/>
+          <w:left w:w="28" w:type="dxa"/>
+          <w:bottom w:w="28" w:type="dxa"/>
+          <w:right w:w="28" w:type="dxa"/>
+        </w:tblCellMar>
+      </w:tblPr>
+      <w:tblGrid>
+        <w:gridCol w:w="1636"/>
+        <w:gridCol w:w="1699"/>
+        <w:gridCol w:w="2219"/>
+      </w:tblGrid>
+      <w:tr>
+        <w:trPr>
+          <w:tblHeader w:val="true"/>
+        </w:trPr>
+        <w:tc>
+          <w:tcPr>
+            <w:tcW w:w="1636" w:type="dxa"/>
+            <w:tcBorders/>
+            <w:vAlign w:val="center"/>
+          </w:tcPr>
+          <w:p>
+            <w:pPr>
+              <w:pStyle w:val="Style30"/>
+              <w:suppressLineNumbers/>
+              <w:shd w:fill="EEEEEE" w:val="clear"/>
+              <w:bidi w:val="0"/>
+              <w:spacing w:before="0" w:after="283"/>
+              <w:jc w:val="left"/>
+              <w:rPr/>
+            </w:pPr>
+            <w:r>
+              <w:rPr/>
+              <w:t>Требование ТЗ (§7)</w:t>
+            </w:r>
+          </w:p>
+        </w:tc>
+        <w:tc>
+          <w:tcPr>
+            <w:tcW w:w="1699" w:type="dxa"/>
+            <w:tcBorders/>
+            <w:vAlign w:val="center"/>
+          </w:tcPr>
+          <w:p>
+            <w:pPr>
+              <w:pStyle w:val="Style30"/>
+              <w:suppressLineNumbers/>
+              <w:shd w:fill="EEEEEE" w:val="clear"/>
+              <w:bidi w:val="0"/>
+              <w:spacing w:before="0" w:after="283"/>
+              <w:jc w:val="left"/>
+              <w:rPr/>
+            </w:pPr>
+            <w:r>
+              <w:rPr/>
+              <w:t>К чему относится</w:t>
+            </w:r>
+          </w:p>
+        </w:tc>
+        <w:tc>
+          <w:tcPr>
+            <w:tcW w:w="2219" w:type="dxa"/>
+            <w:tcBorders/>
+            <w:vAlign w:val="center"/>
+          </w:tcPr>
+          <w:p>
+            <w:pPr>
+              <w:pStyle w:val="Style30"/>
+              <w:suppressLineNumbers/>
+              <w:shd w:fill="EEEEEE" w:val="clear"/>
+              <w:bidi w:val="0"/>
+              <w:spacing w:before="0" w:after="283"/>
+              <w:jc w:val="left"/>
+              <w:rPr/>
+            </w:pPr>
+            <w:r>
+              <w:rPr/>
+              <w:t>У нас</w:t>
+            </w:r>
+          </w:p>
+        </w:tc>
+      </w:tr>
+      <w:tr>
+        <w:trPr/>
+        <w:tc>
+          <w:tcPr>
+            <w:tcW w:w="1636" w:type="dxa"/>
+            <w:tcBorders/>
+            <w:vAlign w:val="center"/>
+          </w:tcPr>
+          <w:p>
+            <w:pPr>
+              <w:pStyle w:val="Style20"/>
+              <w:bidi w:val="0"/>
+              <w:spacing w:before="0" w:after="283"/>
+              <w:jc w:val="left"/>
+              <w:rPr/>
+            </w:pPr>
+            <w:r>
+              <w:rPr/>
+              <w:t>отклик интерфейса ≤ 2 с при 100 пользователях</w:t>
+            </w:r>
+          </w:p>
+        </w:tc>
+        <w:tc>
+          <w:tcPr>
+            <w:tcW w:w="1699" w:type="dxa"/>
+            <w:tcBorders/>
+            <w:vAlign w:val="center"/>
+          </w:tcPr>
+          <w:p>
+            <w:pPr>
+              <w:pStyle w:val="Style20"/>
+              <w:bidi w:val="0"/>
+              <w:spacing w:before="0" w:after="283"/>
+              <w:jc w:val="left"/>
+              <w:rPr/>
+            </w:pPr>
+            <w:r>
+              <w:rPr/>
+              <w:t>запросы к серверу приложения</w:t>
+            </w:r>
+          </w:p>
+        </w:tc>
+        <w:tc>
+          <w:tcPr>
+            <w:tcW w:w="2219" w:type="dxa"/>
+            <w:tcBorders/>
+            <w:vAlign w:val="center"/>
+          </w:tcPr>
+          <w:p>
+            <w:pPr>
+              <w:pStyle w:val="Style20"/>
+              <w:bidi w:val="0"/>
+              <w:spacing w:before="0" w:after="283"/>
+              <w:jc w:val="left"/>
+              <w:rPr/>
+            </w:pPr>
+            <w:r>
+              <w:rPr/>
+              <w:t>модель в этот путь не входит; подбор служб по признакам — прямой поиск по таблице</w:t>
+            </w:r>
+          </w:p>
+        </w:tc>
+      </w:tr>
+      <w:tr>
+        <w:trPr/>
+        <w:tc>
+          <w:tcPr>
+            <w:tcW w:w="1636" w:type="dxa"/>
+            <w:tcBorders/>
+            <w:vAlign w:val="center"/>
+          </w:tcPr>
+          <w:p>
+            <w:pPr>
+              <w:pStyle w:val="Style20"/>
+              <w:bidi w:val="0"/>
+              <w:spacing w:before="0" w:after="283"/>
+              <w:jc w:val="left"/>
+              <w:rPr/>
+            </w:pPr>
+            <w:r>
+              <w:rPr/>
+              <w:t>задержка VoIP ≤ 150 мс</w:t>
+            </w:r>
+          </w:p>
+        </w:tc>
+        <w:tc>
+          <w:tcPr>
+            <w:tcW w:w="1699" w:type="dxa"/>
+            <w:tcBorders/>
+            <w:vAlign w:val="center"/>
+          </w:tcPr>
+          <w:p>
+            <w:pPr>
+              <w:pStyle w:val="Style20"/>
+              <w:bidi w:val="0"/>
+              <w:spacing w:before="0" w:after="283"/>
+              <w:jc w:val="left"/>
+              <w:rPr/>
+            </w:pPr>
+            <w:r>
+              <w:rPr/>
+              <w:t>передача голоса</w:t>
+            </w:r>
+          </w:p>
+        </w:tc>
+        <w:tc>
+          <w:tcPr>
+            <w:tcW w:w="2219" w:type="dxa"/>
+            <w:tcBorders/>
+            <w:vAlign w:val="center"/>
+          </w:tcPr>
+          <w:p>
+            <w:pPr>
+              <w:pStyle w:val="Style20"/>
+              <w:bidi w:val="0"/>
+              <w:spacing w:before="0" w:after="283"/>
+              <w:jc w:val="left"/>
+              <w:rPr/>
+            </w:pPr>
+            <w:r>
+              <w:rPr/>
+              <w:t>это не время ответа языковой модели; голосового канала в текущей поставке нет (раздел 6.4)</w:t>
+            </w:r>
+          </w:p>
+        </w:tc>
+      </w:tr>
+      <w:tr>
+        <w:trPr/>
+        <w:tc>
+          <w:tcPr>
+            <w:tcW w:w="1636" w:type="dxa"/>
+            <w:tcBorders/>
+            <w:vAlign w:val="center"/>
+          </w:tcPr>
+          <w:p>
+            <w:pPr>
+              <w:pStyle w:val="Style20"/>
+              <w:bidi w:val="0"/>
+              <w:spacing w:before="0" w:after="283"/>
+              <w:jc w:val="left"/>
+              <w:rPr/>
+            </w:pPr>
+            <w:r>
+              <w:rPr/>
+              <w:t>отчёт ≤ 30 с</w:t>
+            </w:r>
+          </w:p>
+        </w:tc>
+        <w:tc>
+          <w:tcPr>
+            <w:tcW w:w="1699" w:type="dxa"/>
+            <w:tcBorders/>
+            <w:vAlign w:val="center"/>
+          </w:tcPr>
+          <w:p>
+            <w:pPr>
+              <w:pStyle w:val="Style20"/>
+              <w:bidi w:val="0"/>
+              <w:spacing w:before="0" w:after="283"/>
+              <w:jc w:val="left"/>
+              <w:rPr/>
+            </w:pPr>
+            <w:r>
+              <w:rPr/>
+              <w:t>аналитические отчёты</w:t>
+            </w:r>
+          </w:p>
+        </w:tc>
+        <w:tc>
+          <w:tcPr>
+            <w:tcW w:w="2219" w:type="dxa"/>
+            <w:tcBorders/>
+            <w:vAlign w:val="center"/>
+          </w:tcPr>
+          <w:p>
+            <w:pPr>
+              <w:pStyle w:val="Style20"/>
+              <w:bidi w:val="0"/>
+              <w:spacing w:before="0" w:after="283"/>
+              <w:jc w:val="left"/>
+              <w:rPr/>
+            </w:pPr>
+            <w:r>
+              <w:rPr/>
+              <w:t>считаются в фоновой очереди из базы</w:t>
+            </w:r>
+          </w:p>
+        </w:tc>
+      </w:tr>
+      <w:tr>
+        <w:trPr/>
+        <w:tc>
+          <w:tcPr>
+            <w:tcW w:w="1636" w:type="dxa"/>
+            <w:tcBorders/>
+            <w:vAlign w:val="center"/>
+          </w:tcPr>
+          <w:p>
+            <w:pPr>
+              <w:pStyle w:val="Style20"/>
+              <w:bidi w:val="0"/>
+              <w:spacing w:before="0" w:after="283"/>
+              <w:jc w:val="left"/>
+              <w:rPr/>
+            </w:pPr>
+            <w:r>
+              <w:rPr/>
+              <w:t>сбой сети до 30 с</w:t>
+            </w:r>
+          </w:p>
+        </w:tc>
+        <w:tc>
+          <w:tcPr>
+            <w:tcW w:w="1699" w:type="dxa"/>
+            <w:tcBorders/>
+            <w:vAlign w:val="center"/>
+          </w:tcPr>
+          <w:p>
+            <w:pPr>
+              <w:pStyle w:val="Style20"/>
+              <w:bidi w:val="0"/>
+              <w:spacing w:before="0" w:after="283"/>
+              <w:jc w:val="left"/>
+              <w:rPr/>
+            </w:pPr>
+            <w:r>
+              <w:rPr/>
+              <w:t>восстановление сессии</w:t>
+            </w:r>
+          </w:p>
+        </w:tc>
+        <w:tc>
+          <w:tcPr>
+            <w:tcW w:w="2219" w:type="dxa"/>
+            <w:tcBorders/>
+            <w:vAlign w:val="center"/>
+          </w:tcPr>
+          <w:p>
+            <w:pPr>
+              <w:pStyle w:val="Style20"/>
+              <w:bidi w:val="0"/>
+              <w:spacing w:before="0" w:after="283"/>
+              <w:jc w:val="left"/>
+              <w:rPr/>
+            </w:pPr>
+            <w:r>
+              <w:rPr/>
+              <w:t>пакеты ввода повторяются, канал событий переподключается</w:t>
+            </w:r>
+          </w:p>
+        </w:tc>
+      </w:tr>
+    </w:tbl>
+    <w:p>
+      <w:pPr>
+        <w:pStyle w:val="3"/>
+        <w:bidi w:val="0"/>
+        <w:jc w:val="left"/>
+        <w:rPr/>
+      </w:pPr>
+      <w:r>
+        <w:rPr/>
+        <w:t>6.4. Ограничения решения</w:t>
       </w:r>
     </w:p>
     <w:p>
@@ -2691,7 +4981,7 @@
         <w:pStyle w:val="Style27"/>
         <w:numPr>
           <w:ilvl w:val="0"/>
-          <w:numId w:val="3"/>
+          <w:numId w:val="8"/>
         </w:numPr>
         <w:tabs>
           <w:tab w:val="clear" w:pos="1134"/>
@@ -2707,11 +4997,11 @@
         <w:rPr>
           <w:rStyle w:val="Style15"/>
         </w:rPr>
-        <w:t>Распознавание и синтез речи не входят в поставку.</w:t>
-      </w:r>
-      <w:r>
-        <w:rPr/>
-        <w:t xml:space="preserve"> Разговор с заявителем ведётся текстом. Точки подключения адаптеров заложены (</w:t>
+        <w:t>Голос.</w:t>
+      </w:r>
+      <w:r>
+        <w:rPr/>
+        <w:t xml:space="preserve"> В текущей поставке разговор ведётся текстом: курсант выбирает вопросы заявителю, доклады старшего бригады приходят текстом. Точки подключения распознавания и синтеза речи заложены (</w:t>
       </w:r>
       <w:r>
         <w:rPr>
@@ -2721,7 +5011,7 @@
       </w:r>
       <w:r>
         <w:rPr/>
-        <w:t xml:space="preserve">), но модели не выбраны. </w:t>
+        <w:t xml:space="preserve">); голосовой канал — отдельная работа, в поставку на момент написания не вошёл. </w:t>
       </w:r>
     </w:p>
     <w:p>
@@ -2729,7 +5019,7 @@
         <w:pStyle w:val="Style27"/>
         <w:numPr>
           <w:ilvl w:val="0"/>
-          <w:numId w:val="3"/>
+          <w:numId w:val="8"/>
         </w:numPr>
         <w:tabs>
           <w:tab w:val="clear" w:pos="1134"/>
@@ -2745,11 +5035,21 @@
         <w:rPr>
           <w:rStyle w:val="Style15"/>
         </w:rPr>
-        <w:t>Сводка по группе считается около минуты</w:t>
-      </w:r>
-      <w:r>
-        <w:rPr/>
-        <w:t xml:space="preserve"> — числа берёт база, но формулирует их модель на процессоре. </w:t>
+        <w:t>Подбор служб только по типу происшествия.</w:t>
+      </w:r>
+      <w:r>
+        <w:rPr/>
+        <w:t xml:space="preserve"> По ответу заказчика службы в боевой системе подтягиваются ещё и по району обслуживания и подчинённости объекта (школа → ДДС департамента образования, управы, округа). Справочника «адрес → службы», по словам заказчика, нет в природе; территориальных получателей тренажёр не подбирает (</w:t>
+      </w:r>
+      <w:r>
+        <w:rPr>
+          <w:rStyle w:val="Style14"/>
+        </w:rPr>
+        <w:t>OPEN-QUESTIONS.md</w:t>
+      </w:r>
+      <w:r>
+        <w:rPr/>
+        <w:t xml:space="preserve">, вопрос 15). </w:t>
       </w:r>
     </w:p>
     <w:p>
@@ -2757,7 +5057,7 @@
         <w:pStyle w:val="Style27"/>
         <w:numPr>
           <w:ilvl w:val="0"/>
-          <w:numId w:val="3"/>
+          <w:numId w:val="8"/>
         </w:numPr>
         <w:tabs>
           <w:tab w:val="clear" w:pos="1134"/>
@@ -2773,11 +5073,11 @@
         <w:rPr>
           <w:rStyle w:val="Style15"/>
         </w:rPr>
-        <w:t>Тренажёр не подключается к боевой ПОВ-112.</w:t>
-      </w:r>
-      <w:r>
-        <w:rPr/>
-        <w:t xml:space="preserve"> Он воспроизводит её интерфейс и логику по материалам задачи; обмена данными с действующей системой нет и не предполагается. </w:t>
+        <w:t>Нет сообщения ДДС в 112 об ошибке в карточке.</w:t>
+      </w:r>
+      <w:r>
+        <w:rPr/>
+        <w:t xml:space="preserve"> По ответу заказчика диспетчер узнаёт об ошибке из звонка бригады и сообщает в 112 по телефону. Эталонных примеров ошибок заказчик не дал, поэтому ошибки в карточки ДДС тренажёр не подкладывает. </w:t>
       </w:r>
     </w:p>
     <w:p>
@@ -2785,13 +5085,14 @@
         <w:pStyle w:val="Style27"/>
         <w:numPr>
           <w:ilvl w:val="0"/>
-          <w:numId w:val="3"/>
+          <w:numId w:val="8"/>
         </w:numPr>
         <w:tabs>
           <w:tab w:val="clear" w:pos="1134"/>
           <w:tab w:val="left" w:pos="709" w:leader="none"/>
         </w:tabs>
         <w:bidi w:val="0"/>
+        <w:spacing w:before="0" w:after="0"/>
         <w:ind w:left="709" w:hanging="283"/>
         <w:jc w:val="left"/>
         <w:rPr/>
@@ -2800,6 +5101,137 @@
         <w:rPr>
           <w:rStyle w:val="Style15"/>
         </w:rPr>
+        <w:t>Дообучения модели по правкам преподавателя нет</w:t>
+      </w:r>
+      <w:r>
+        <w:rPr/>
+        <w:t xml:space="preserve"> (раздел 4.5). </w:t>
+      </w:r>
+    </w:p>
+    <w:p>
+      <w:pPr>
+        <w:pStyle w:val="Style27"/>
+        <w:numPr>
+          <w:ilvl w:val="0"/>
+          <w:numId w:val="8"/>
+        </w:numPr>
+        <w:tabs>
+          <w:tab w:val="clear" w:pos="1134"/>
+          <w:tab w:val="left" w:pos="709" w:leader="none"/>
+        </w:tabs>
+        <w:bidi w:val="0"/>
+        <w:spacing w:before="0" w:after="0"/>
+        <w:ind w:left="709" w:hanging="283"/>
+        <w:jc w:val="left"/>
+        <w:rPr/>
+      </w:pPr>
+      <w:r>
+        <w:rPr>
+          <w:rStyle w:val="Style15"/>
+        </w:rPr>
+        <w:t>Какая версия классификатора эталонная</w:t>
+      </w:r>
+      <w:r>
+        <w:rPr/>
+        <w:t xml:space="preserve"> (v046_24 или v046_11), заказчик ещё не ответил. Активна v046_24; администратор может загрузить и активировать другую, разницу между версиями и затронутые учебные вызовы отдаёт API (</w:t>
+      </w:r>
+      <w:r>
+        <w:rPr>
+          <w:rStyle w:val="Style14"/>
+        </w:rPr>
+        <w:t>/api/classifier/versions/{a}/diff/{b}</w:t>
+      </w:r>
+      <w:r>
+        <w:rPr/>
+        <w:t xml:space="preserve">, </w:t>
+      </w:r>
+      <w:r>
+        <w:rPr>
+          <w:rStyle w:val="Style14"/>
+        </w:rPr>
+        <w:t>…/impact</w:t>
+      </w:r>
+      <w:r>
+        <w:rPr/>
+        <w:t xml:space="preserve">). </w:t>
+      </w:r>
+    </w:p>
+    <w:p>
+      <w:pPr>
+        <w:pStyle w:val="Style27"/>
+        <w:numPr>
+          <w:ilvl w:val="0"/>
+          <w:numId w:val="8"/>
+        </w:numPr>
+        <w:tabs>
+          <w:tab w:val="clear" w:pos="1134"/>
+          <w:tab w:val="left" w:pos="709" w:leader="none"/>
+        </w:tabs>
+        <w:bidi w:val="0"/>
+        <w:spacing w:before="0" w:after="0"/>
+        <w:ind w:left="709" w:hanging="283"/>
+        <w:jc w:val="left"/>
+        <w:rPr/>
+      </w:pPr>
+      <w:r>
+        <w:rPr>
+          <w:rStyle w:val="Style15"/>
+        </w:rPr>
+        <w:t>Сводка по группе считается около минуты</w:t>
+      </w:r>
+      <w:r>
+        <w:rPr/>
+        <w:t xml:space="preserve"> — числа берёт база, но формулирует их модель на процессоре. </w:t>
+      </w:r>
+    </w:p>
+    <w:p>
+      <w:pPr>
+        <w:pStyle w:val="Style27"/>
+        <w:numPr>
+          <w:ilvl w:val="0"/>
+          <w:numId w:val="8"/>
+        </w:numPr>
+        <w:tabs>
+          <w:tab w:val="clear" w:pos="1134"/>
+          <w:tab w:val="left" w:pos="709" w:leader="none"/>
+        </w:tabs>
+        <w:bidi w:val="0"/>
+        <w:spacing w:before="0" w:after="0"/>
+        <w:ind w:left="709" w:hanging="283"/>
+        <w:jc w:val="left"/>
+        <w:rPr/>
+      </w:pPr>
+      <w:r>
+        <w:rPr>
+          <w:rStyle w:val="Style15"/>
+        </w:rPr>
+        <w:t>Тренажёр не подключается к боевой ПОВ-112.</w:t>
+      </w:r>
+      <w:r>
+        <w:rPr/>
+        <w:t xml:space="preserve"> Он воспроизводит её интерфейс и логику по материалам задачи; обмена данными с действующей системой нет и не предполагается. </w:t>
+      </w:r>
+    </w:p>
+    <w:p>
+      <w:pPr>
+        <w:pStyle w:val="Style27"/>
+        <w:numPr>
+          <w:ilvl w:val="0"/>
+          <w:numId w:val="8"/>
+        </w:numPr>
+        <w:tabs>
+          <w:tab w:val="clear" w:pos="1134"/>
+          <w:tab w:val="left" w:pos="709" w:leader="none"/>
+        </w:tabs>
+        <w:bidi w:val="0"/>
+        <w:ind w:left="709" w:hanging="283"/>
+        <w:jc w:val="left"/>
+        <w:rPr/>
+      </w:pPr>
+      <w:r>
+        <w:rPr>
+          <w:rStyle w:val="Style15"/>
+        </w:rPr>
         <w:t>Часть решений принята при неполных исходных данных.</w:t>
       </w:r>
       <w:r>
@@ -2838,6 +5270,19 @@
       <w:r>
         <w:rPr/>
         <w:t>7. Сборка, установка и запуск</w:t>
+      </w:r>
+    </w:p>
+    <w:p>
+      <w:pPr>
+        <w:pStyle w:val="Style27"/>
+        <w:bidi w:val="0"/>
+        <w:spacing w:before="0" w:after="283"/>
+        <w:jc w:val="left"/>
+        <w:rPr/>
+      </w:pPr>
+      <w:r>
+        <w:rPr/>
+        <w:t>Для стенда — раздел 7.7, одна команда. Разделы 7.1–7.6 — локальный запуск для разработки.</w:t>
       </w:r>
     </w:p>
     <w:p>
@@ -3290,7 +5735,7 @@
       </w:pPr>
       <w:r>
         <w:rPr/>
-        <w:t>Схема разворачивается миграциями при первом запуске сервера.</w:t>
+        <w:t>Схема, учебные учётные записи и выверенные учебные вызовы разворачиваются миграциями при первом запуске сервера.</w:t>
       </w:r>
     </w:p>
     <w:p>
@@ -3342,10 +5787,8 @@
     <w:p>
       <w:pPr>
         <w:pStyle w:val="Style29"/>
-        <w:pBdr/>
-        <w:shd w:fill="F4F4F4" w:val="clear"/>
-        <w:bidi w:val="0"/>
-        <w:spacing w:before="0" w:after="0"/>
+        <w:bidi w:val="0"/>
+        <w:spacing w:before="0" w:after="283"/>
         <w:jc w:val="left"/>
         <w:rPr/>
       </w:pPr>
@@ -3353,80 +5796,20 @@
         <w:rPr>
           <w:rStyle w:val="Style14"/>
         </w:rPr>
-        <w:t>cargo build --release</w:t>
-      </w:r>
-    </w:p>
-    <w:p>
-      <w:pPr>
-        <w:pStyle w:val="Style29"/>
+        <w:t>cargo run --release           # http://localhost:8080, накатит миграции</w:t>
+      </w:r>
+    </w:p>
+    <w:p>
+      <w:pPr>
+        <w:pStyle w:val="Style27"/>
         <w:bidi w:val="0"/>
         <w:spacing w:before="0" w:after="283"/>
         <w:jc w:val="left"/>
         <w:rPr/>
       </w:pPr>
       <w:r>
-        <w:rPr>
-          <w:rStyle w:val="Style14"/>
-        </w:rPr>
-        <w:t>cargo run --release           # http://localhost:8080</w:t>
-      </w:r>
-    </w:p>
-    <w:p>
-      <w:pPr>
-        <w:pStyle w:val="Style27"/>
-        <w:bidi w:val="0"/>
-        <w:spacing w:before="0" w:after="283"/>
-        <w:jc w:val="left"/>
-        <w:rPr/>
-      </w:pPr>
-      <w:r>
-        <w:rPr/>
-        <w:t xml:space="preserve">Описание API после запуска: </w:t>
-      </w:r>
-      <w:r>
-        <w:rPr>
-          <w:rStyle w:val="Style14"/>
-        </w:rPr>
-        <w:t>http://localhost:8080/api/docs</w:t>
-      </w:r>
-      <w:r>
-        <w:rPr/>
-        <w:t>.</w:t>
-      </w:r>
-    </w:p>
-    <w:p>
-      <w:pPr>
-        <w:pStyle w:val="Style27"/>
-        <w:bidi w:val="0"/>
-        <w:spacing w:before="0" w:after="283"/>
-        <w:jc w:val="left"/>
-        <w:rPr/>
-      </w:pPr>
-      <w:r>
-        <w:rPr/>
-        <w:t xml:space="preserve">Наполнение данными (классификатор и учебные вызовы) выполняется отдельными командами импорта, см. </w:t>
-      </w:r>
-      <w:r>
-        <w:rPr>
-          <w:rStyle w:val="Style14"/>
-        </w:rPr>
-        <w:t>BACKEND.md</w:t>
-      </w:r>
-      <w:r>
-        <w:rPr/>
-        <w:t>, раздел 14.</w:t>
-      </w:r>
-    </w:p>
-    <w:p>
-      <w:pPr>
-        <w:pStyle w:val="3"/>
-        <w:bidi w:val="0"/>
-        <w:jc w:val="left"/>
-        <w:rPr/>
-      </w:pPr>
-      <w:r>
-        <w:rPr/>
-        <w:t>7.4. Веб-клиент</w:t>
+        <w:rPr/>
+        <w:t>Классификатор ставится отдельной командой (один раз), после чего сервер нужно перезапустить — опросные карты выводятся из классификатора при старте:</w:t>
       </w:r>
     </w:p>
     <w:p>
@@ -3443,7 +5826,113 @@
         <w:rPr>
           <w:rStyle w:val="Style14"/>
         </w:rPr>
-        <w:t>cd frontend</w:t>
+        <w:t>cargo run --release --bin import_classifier -- \</w:t>
+      </w:r>
+    </w:p>
+    <w:p>
+      <w:pPr>
+        <w:pStyle w:val="Style29"/>
+        <w:bidi w:val="0"/>
+        <w:spacing w:before="0" w:after="283"/>
+        <w:jc w:val="left"/>
+        <w:rPr/>
+      </w:pPr>
+      <w:r>
+        <w:rPr>
+          <w:rStyle w:val="Style14"/>
+        </w:rPr>
+        <w:t xml:space="preserve">  </w:t>
+      </w:r>
+      <w:r>
+        <w:rPr>
+          <w:rStyle w:val="Style14"/>
+        </w:rPr>
+        <w:t>../task/Классификатор_происшествий_v_046_24*.xlsx "v046_24"</w:t>
+      </w:r>
+    </w:p>
+    <w:p>
+      <w:pPr>
+        <w:pStyle w:val="Style27"/>
+        <w:bidi w:val="0"/>
+        <w:spacing w:before="0" w:after="283"/>
+        <w:jc w:val="left"/>
+        <w:rPr/>
+      </w:pPr>
+      <w:r>
+        <w:rPr/>
+        <w:t xml:space="preserve">Описание API после запуска: </w:t>
+      </w:r>
+      <w:r>
+        <w:rPr>
+          <w:rStyle w:val="Style14"/>
+        </w:rPr>
+        <w:t>http://localhost:8080/api/docs</w:t>
+      </w:r>
+      <w:r>
+        <w:rPr/>
+        <w:t xml:space="preserve">. Учётные записи: </w:t>
+      </w:r>
+      <w:r>
+        <w:rPr>
+          <w:rStyle w:val="Style14"/>
+        </w:rPr>
+        <w:t>admin</w:t>
+      </w:r>
+      <w:r>
+        <w:rPr/>
+        <w:t xml:space="preserve">, </w:t>
+      </w:r>
+      <w:r>
+        <w:rPr>
+          <w:rStyle w:val="Style14"/>
+        </w:rPr>
+        <w:t>teacher1</w:t>
+      </w:r>
+      <w:r>
+        <w:rPr/>
+        <w:t xml:space="preserve">, </w:t>
+      </w:r>
+      <w:r>
+        <w:rPr>
+          <w:rStyle w:val="Style14"/>
+        </w:rPr>
+        <w:t>student1</w:t>
+      </w:r>
+      <w:r>
+        <w:rPr/>
+        <w:t>…</w:t>
+      </w:r>
+      <w:r>
+        <w:rPr>
+          <w:rStyle w:val="Style14"/>
+        </w:rPr>
+        <w:t>student5</w:t>
+      </w:r>
+      <w:r>
+        <w:rPr/>
+        <w:t xml:space="preserve"> (курсанты разных служб), пароль у всех </w:t>
+      </w:r>
+      <w:r>
+        <w:rPr>
+          <w:rStyle w:val="Style14"/>
+        </w:rPr>
+        <w:t>arm112</w:t>
+      </w:r>
+      <w:r>
+        <w:rPr/>
+        <w:t>.</w:t>
+      </w:r>
+    </w:p>
+    <w:p>
+      <w:pPr>
+        <w:pStyle w:val="3"/>
+        <w:bidi w:val="0"/>
+        <w:jc w:val="left"/>
+        <w:rPr/>
+      </w:pPr>
+      <w:r>
+        <w:rPr/>
+        <w:t>7.4. Веб-клиент</w:t>
       </w:r>
     </w:p>
     <w:p>
@@ -3460,7 +5949,7 @@
         <w:rPr>
           <w:rStyle w:val="Style14"/>
         </w:rPr>
-        <w:t>npm run install:all</w:t>
+        <w:t>cd frontend</w:t>
       </w:r>
     </w:p>
     <w:p>
@@ -3477,70 +5966,7 @@
         <w:rPr>
           <w:rStyle w:val="Style14"/>
         </w:rPr>
-        <w:t>npm run build                 # сборка в apps/react/dist</w:t>
-      </w:r>
-    </w:p>
-    <w:p>
-      <w:pPr>
-        <w:pStyle w:val="Style29"/>
-        <w:bidi w:val="0"/>
-        <w:spacing w:before="0" w:after="283"/>
-        <w:jc w:val="left"/>
-        <w:rPr/>
-      </w:pPr>
-      <w:r>
-        <w:rPr>
-          <w:rStyle w:val="Style14"/>
-        </w:rPr>
-        <w:t>npm run dev                   # разработка, http://localhost:5173</w:t>
-      </w:r>
-    </w:p>
-    <w:p>
-      <w:pPr>
-        <w:pStyle w:val="Style27"/>
-        <w:bidi w:val="0"/>
-        <w:spacing w:before="0" w:after="283"/>
-        <w:jc w:val="left"/>
-        <w:rPr/>
-      </w:pPr>
-      <w:r>
-        <w:rPr/>
-        <w:t>Собранный клиент — статические файлы, отдаётся любым веб-сервером.</w:t>
-      </w:r>
-    </w:p>
-    <w:p>
-      <w:pPr>
-        <w:pStyle w:val="3"/>
-        <w:bidi w:val="0"/>
-        <w:jc w:val="left"/>
-        <w:rPr/>
-      </w:pPr>
-      <w:r>
-        <w:rPr/>
-        <w:t>7.5. Сервер модели</w:t>
-      </w:r>
-    </w:p>
-    <w:p>
-      <w:pPr>
-        <w:pStyle w:val="Style27"/>
-        <w:bidi w:val="0"/>
-        <w:spacing w:before="0" w:after="283"/>
-        <w:jc w:val="left"/>
-        <w:rPr/>
-      </w:pPr>
-      <w:r>
-        <w:rPr/>
-        <w:t xml:space="preserve">Подробная процедура, включая наложение патчей MTP и переквантование весов, — </w:t>
-      </w:r>
-      <w:r>
-        <w:rPr>
-          <w:rStyle w:val="Style14"/>
-        </w:rPr>
-        <w:t>backend/docs/MODEL-SERVER.md</w:t>
-      </w:r>
-      <w:r>
-        <w:rPr/>
-        <w:t>. Кратко:</w:t>
+        <w:t>npm run install:all</w:t>
       </w:r>
     </w:p>
     <w:p>
@@ -3557,7 +5983,70 @@
         <w:rPr>
           <w:rStyle w:val="Style14"/>
         </w:rPr>
-        <w:t>llama-server -m GigaChat3.1-10B-A1.8B-q4_K_M.gguf \</w:t>
+        <w:t>npm run build                 # сборка в apps/react/dist</w:t>
+      </w:r>
+    </w:p>
+    <w:p>
+      <w:pPr>
+        <w:pStyle w:val="Style29"/>
+        <w:bidi w:val="0"/>
+        <w:spacing w:before="0" w:after="283"/>
+        <w:jc w:val="left"/>
+        <w:rPr/>
+      </w:pPr>
+      <w:r>
+        <w:rPr>
+          <w:rStyle w:val="Style14"/>
+        </w:rPr>
+        <w:t>npm run dev                   # разработка, http://localhost:5173</w:t>
+      </w:r>
+    </w:p>
+    <w:p>
+      <w:pPr>
+        <w:pStyle w:val="Style27"/>
+        <w:bidi w:val="0"/>
+        <w:spacing w:before="0" w:after="283"/>
+        <w:jc w:val="left"/>
+        <w:rPr/>
+      </w:pPr>
+      <w:r>
+        <w:rPr/>
+        <w:t>Собранный клиент — статические файлы, отдаётся любым веб-сервером.</w:t>
+      </w:r>
+    </w:p>
+    <w:p>
+      <w:pPr>
+        <w:pStyle w:val="3"/>
+        <w:bidi w:val="0"/>
+        <w:jc w:val="left"/>
+        <w:rPr/>
+      </w:pPr>
+      <w:r>
+        <w:rPr/>
+        <w:t>7.5. Сервер модели</w:t>
+      </w:r>
+    </w:p>
+    <w:p>
+      <w:pPr>
+        <w:pStyle w:val="Style27"/>
+        <w:bidi w:val="0"/>
+        <w:spacing w:before="0" w:after="283"/>
+        <w:jc w:val="left"/>
+        <w:rPr/>
+      </w:pPr>
+      <w:r>
+        <w:rPr/>
+        <w:t xml:space="preserve">Подробная процедура, включая наложение патчей MTP и переквантование весов, — </w:t>
+      </w:r>
+      <w:r>
+        <w:rPr>
+          <w:rStyle w:val="Style14"/>
+        </w:rPr>
+        <w:t>backend/docs/MODEL-SERVER.md</w:t>
+      </w:r>
+      <w:r>
+        <w:rPr/>
+        <w:t>. Кратко:</w:t>
       </w:r>
     </w:p>
     <w:p>
@@ -3574,47 +6063,7 @@
         <w:rPr>
           <w:rStyle w:val="Style14"/>
         </w:rPr>
-        <w:t xml:space="preserve">  </w:t>
-      </w:r>
-      <w:r>
-        <w:rPr>
-          <w:rStyle w:val="Style14"/>
-        </w:rPr>
-        <w:t>--host 127.0.0.1 --port 8090 -t 6 -c 8192 \</w:t>
-      </w:r>
-    </w:p>
-    <w:p>
-      <w:pPr>
-        <w:pStyle w:val="Style29"/>
-        <w:bidi w:val="0"/>
-        <w:spacing w:before="0" w:after="283"/>
-        <w:jc w:val="left"/>
-        <w:rPr/>
-      </w:pPr>
-      <w:r>
-        <w:rPr>
-          <w:rStyle w:val="Style14"/>
-        </w:rPr>
-        <w:t xml:space="preserve">  </w:t>
-      </w:r>
-      <w:r>
-        <w:rPr>
-          <w:rStyle w:val="Style14"/>
-        </w:rPr>
-        <w:t>--spec-type draft-mtp --spec-draft-n-max 1</w:t>
-      </w:r>
-    </w:p>
-    <w:p>
-      <w:pPr>
-        <w:pStyle w:val="Style27"/>
-        <w:bidi w:val="0"/>
-        <w:spacing w:before="0" w:after="283"/>
-        <w:jc w:val="left"/>
-        <w:rPr/>
-      </w:pPr>
-      <w:r>
-        <w:rPr/>
-        <w:t>Сервер приложения подключается к нему переменными окружения:</w:t>
+        <w:t>llama-server -m GigaChat3.1-10B-A1.8B-q4_K_M.gguf \</w:t>
       </w:r>
     </w:p>
     <w:p>
@@ -3631,7 +6080,13 @@
         <w:rPr>
           <w:rStyle w:val="Style14"/>
         </w:rPr>
-        <w:t>ML_PROVIDER=http</w:t>
+        <w:t xml:space="preserve">  </w:t>
+      </w:r>
+      <w:r>
+        <w:rPr>
+          <w:rStyle w:val="Style14"/>
+        </w:rPr>
+        <w:t>--host 127.0.0.1 --port 8090 -t 6 -c 8192 \</w:t>
       </w:r>
     </w:p>
     <w:p>
@@ -3646,7 +6101,13 @@
         <w:rPr>
           <w:rStyle w:val="Style14"/>
         </w:rPr>
-        <w:t>ML_BASE_URL=http://127.0.0.1:8090</w:t>
+        <w:t xml:space="preserve">  </w:t>
+      </w:r>
+      <w:r>
+        <w:rPr>
+          <w:rStyle w:val="Style14"/>
+        </w:rPr>
+        <w:t>--spec-type draft-mtp --spec-draft-n-max 1</w:t>
       </w:r>
     </w:p>
     <w:p>
@@ -3659,19 +6120,7 @@
       </w:pPr>
       <w:r>
         <w:rPr/>
-        <w:t>Без них сервер работает на заглушке: интерфейс, классификация и оценка полностью функциональны, отсутствуют только реплики заявителя.</w:t>
-      </w:r>
-    </w:p>
-    <w:p>
-      <w:pPr>
-        <w:pStyle w:val="3"/>
-        <w:bidi w:val="0"/>
-        <w:jc w:val="left"/>
-        <w:rPr/>
-      </w:pPr>
-      <w:r>
-        <w:rPr/>
-        <w:t>7.6. Проверки</w:t>
+        <w:t>Сервер приложения подключается к нему переменными окружения:</w:t>
       </w:r>
     </w:p>
     <w:p>
@@ -3688,7 +6137,47 @@
         <w:rPr>
           <w:rStyle w:val="Style14"/>
         </w:rPr>
-        <w:t>cd backend &amp;&amp; cargo test            # 138 проверок</w:t>
+        <w:t>ML_PROVIDER=http</w:t>
+      </w:r>
+    </w:p>
+    <w:p>
+      <w:pPr>
+        <w:pStyle w:val="Style29"/>
+        <w:bidi w:val="0"/>
+        <w:spacing w:before="0" w:after="283"/>
+        <w:jc w:val="left"/>
+        <w:rPr/>
+      </w:pPr>
+      <w:r>
+        <w:rPr>
+          <w:rStyle w:val="Style14"/>
+        </w:rPr>
+        <w:t>ML_BASE_URL=http://127.0.0.1:8090</w:t>
+      </w:r>
+    </w:p>
+    <w:p>
+      <w:pPr>
+        <w:pStyle w:val="Style27"/>
+        <w:bidi w:val="0"/>
+        <w:spacing w:before="0" w:after="283"/>
+        <w:jc w:val="left"/>
+        <w:rPr/>
+      </w:pPr>
+      <w:r>
+        <w:rPr/>
+        <w:t>Без них сервер работает на заглушке: журнал, карточки, классификация, занятия, оценка, разбор ДДС, прогноз и рекомендации полностью функциональны; нет только подготовки и правки учебных вызовов моделью и словесной сводки по группе.</w:t>
+      </w:r>
+    </w:p>
+    <w:p>
+      <w:pPr>
+        <w:pStyle w:val="3"/>
+        <w:bidi w:val="0"/>
+        <w:jc w:val="left"/>
+        <w:rPr/>
+      </w:pPr>
+      <w:r>
+        <w:rPr/>
+        <w:t>7.6. Проверки</w:t>
       </w:r>
     </w:p>
     <w:p>
@@ -3705,6 +6194,23 @@
         <w:rPr>
           <w:rStyle w:val="Style14"/>
         </w:rPr>
+        <w:t>cd backend &amp;&amp; cargo test            # 229 проверок</w:t>
+      </w:r>
+    </w:p>
+    <w:p>
+      <w:pPr>
+        <w:pStyle w:val="Style29"/>
+        <w:pBdr/>
+        <w:shd w:fill="F4F4F4" w:val="clear"/>
+        <w:bidi w:val="0"/>
+        <w:spacing w:before="0" w:after="0"/>
+        <w:jc w:val="left"/>
+        <w:rPr/>
+      </w:pPr>
+      <w:r>
+        <w:rPr>
+          <w:rStyle w:val="Style14"/>
+        </w:rPr>
         <w:t>cd frontend/e2e &amp;&amp; npx playwright install chromium   # один раз</w:t>
       </w:r>
     </w:p>
@@ -3720,7 +6226,7 @@
         <w:rPr>
           <w:rStyle w:val="Style14"/>
         </w:rPr>
-        <w:t>cd frontend &amp;&amp; npm test             # 35 сценариев в браузере</w:t>
+        <w:t>cd frontend &amp;&amp; npm test             # 54 сценария в браузере</w:t>
       </w:r>
     </w:p>
     <w:p>
@@ -3733,7 +6239,513 @@
       </w:pPr>
       <w:r>
         <w:rPr/>
-        <w:t>Тестовый прогон поднимает сервер и клиент самостоятельно.</w:t>
+        <w:t xml:space="preserve">Проверки работают на </w:t>
+      </w:r>
+      <w:r>
+        <w:rPr>
+          <w:rStyle w:val="Style15"/>
+        </w:rPr>
+        <w:t>отдельной базе</w:t>
+      </w:r>
+      <w:r>
+        <w:rPr/>
+        <w:t xml:space="preserve"> (</w:t>
+      </w:r>
+      <w:r>
+        <w:rPr>
+          <w:rStyle w:val="Style14"/>
+        </w:rPr>
+        <w:t>TEST_DATABASE_URL</w:t>
+      </w:r>
+      <w:r>
+        <w:rPr/>
+        <w:t xml:space="preserve"> в </w:t>
+      </w:r>
+      <w:r>
+        <w:rPr>
+          <w:rStyle w:val="Style14"/>
+        </w:rPr>
+        <w:t>backend/.env</w:t>
+      </w:r>
+      <w:r>
+        <w:rPr/>
+        <w:t xml:space="preserve">), а браузерный прогон поднимает свой сервер и клиент на своих портах — рабочий стенд они не трогают. Подготовка тестовой базы — </w:t>
+      </w:r>
+      <w:r>
+        <w:rPr>
+          <w:rStyle w:val="Style14"/>
+        </w:rPr>
+        <w:t>CONTRIBUTING.md</w:t>
+      </w:r>
+      <w:r>
+        <w:rPr/>
+        <w:t>.</w:t>
+      </w:r>
+    </w:p>
+    <w:p>
+      <w:pPr>
+        <w:pStyle w:val="3"/>
+        <w:bidi w:val="0"/>
+        <w:jc w:val="left"/>
+        <w:rPr/>
+      </w:pPr>
+      <w:r>
+        <w:rPr/>
+        <w:t>7.7. Развёртывание стенда</w:t>
+      </w:r>
+    </w:p>
+    <w:p>
+      <w:pPr>
+        <w:pStyle w:val="Style27"/>
+        <w:bidi w:val="0"/>
+        <w:spacing w:before="0" w:after="283"/>
+        <w:jc w:val="left"/>
+        <w:rPr/>
+      </w:pPr>
+      <w:r>
+        <w:rPr/>
+        <w:t>Весь тренажёр поднимается на чистой ВМ одной командой через docker compose:</w:t>
+      </w:r>
+    </w:p>
+    <w:p>
+      <w:pPr>
+        <w:pStyle w:val="Style29"/>
+        <w:bidi w:val="0"/>
+        <w:spacing w:before="0" w:after="283"/>
+        <w:jc w:val="left"/>
+        <w:rPr/>
+      </w:pPr>
+      <w:r>
+        <w:rPr>
+          <w:rStyle w:val="Style14"/>
+        </w:rPr>
+        <w:t>deploy/up.sh</w:t>
+      </w:r>
+    </w:p>
+    <w:tbl>
+      <w:tblPr>
+        <w:tblW w:w="5554" w:type="dxa"/>
+        <w:jc w:val="left"/>
+        <w:tblInd w:w="0" w:type="dxa"/>
+        <w:tblLayout w:type="fixed"/>
+        <w:tblCellMar>
+          <w:top w:w="28" w:type="dxa"/>
+          <w:left w:w="28" w:type="dxa"/>
+          <w:bottom w:w="28" w:type="dxa"/>
+          <w:right w:w="28" w:type="dxa"/>
+        </w:tblCellMar>
+      </w:tblPr>
+      <w:tblGrid>
+        <w:gridCol w:w="871"/>
+        <w:gridCol w:w="3412"/>
+        <w:gridCol w:w="1271"/>
+      </w:tblGrid>
+      <w:tr>
+        <w:trPr>
+          <w:tblHeader w:val="true"/>
+        </w:trPr>
+        <w:tc>
+          <w:tcPr>
+            <w:tcW w:w="871" w:type="dxa"/>
+            <w:tcBorders/>
+            <w:vAlign w:val="center"/>
+          </w:tcPr>
+          <w:p>
+            <w:pPr>
+              <w:pStyle w:val="Style30"/>
+              <w:suppressLineNumbers/>
+              <w:shd w:fill="EEEEEE" w:val="clear"/>
+              <w:bidi w:val="0"/>
+              <w:spacing w:before="0" w:after="283"/>
+              <w:jc w:val="left"/>
+              <w:rPr/>
+            </w:pPr>
+            <w:r>
+              <w:rPr/>
+              <w:t>Сервис</w:t>
+            </w:r>
+          </w:p>
+        </w:tc>
+        <w:tc>
+          <w:tcPr>
+            <w:tcW w:w="3412" w:type="dxa"/>
+            <w:tcBorders/>
+            <w:vAlign w:val="center"/>
+          </w:tcPr>
+          <w:p>
+            <w:pPr>
+              <w:pStyle w:val="Style30"/>
+              <w:suppressLineNumbers/>
+              <w:shd w:fill="EEEEEE" w:val="clear"/>
+              <w:bidi w:val="0"/>
+              <w:spacing w:before="0" w:after="283"/>
+              <w:jc w:val="left"/>
+              <w:rPr/>
+            </w:pPr>
+            <w:r>
+              <w:rPr/>
+              <w:t>Что это</w:t>
+            </w:r>
+          </w:p>
+        </w:tc>
+        <w:tc>
+          <w:tcPr>
+            <w:tcW w:w="1271" w:type="dxa"/>
+            <w:tcBorders/>
+            <w:vAlign w:val="center"/>
+          </w:tcPr>
+          <w:p>
+            <w:pPr>
+              <w:pStyle w:val="Style30"/>
+              <w:suppressLineNumbers/>
+              <w:shd w:fill="EEEEEE" w:val="clear"/>
+              <w:bidi w:val="0"/>
+              <w:spacing w:before="0" w:after="283"/>
+              <w:jc w:val="left"/>
+              <w:rPr/>
+            </w:pPr>
+            <w:r>
+              <w:rPr/>
+              <w:t>Наружу</w:t>
+            </w:r>
+          </w:p>
+        </w:tc>
+      </w:tr>
+      <w:tr>
+        <w:trPr/>
+        <w:tc>
+          <w:tcPr>
+            <w:tcW w:w="871" w:type="dxa"/>
+            <w:tcBorders/>
+            <w:vAlign w:val="center"/>
+          </w:tcPr>
+          <w:p>
+            <w:pPr>
+              <w:pStyle w:val="Style20"/>
+              <w:bidi w:val="0"/>
+              <w:spacing w:before="0" w:after="283"/>
+              <w:jc w:val="left"/>
+              <w:rPr/>
+            </w:pPr>
+            <w:r>
+              <w:rPr>
+                <w:rStyle w:val="Style14"/>
+              </w:rPr>
+              <w:t>web</w:t>
+            </w:r>
+          </w:p>
+        </w:tc>
+        <w:tc>
+          <w:tcPr>
+            <w:tcW w:w="3412" w:type="dxa"/>
+            <w:tcBorders/>
+            <w:vAlign w:val="center"/>
+          </w:tcPr>
+          <w:p>
+            <w:pPr>
+              <w:pStyle w:val="Style20"/>
+              <w:bidi w:val="0"/>
+              <w:spacing w:before="0" w:after="283"/>
+              <w:jc w:val="left"/>
+              <w:rPr/>
+            </w:pPr>
+            <w:r>
+              <w:rPr/>
+              <w:t xml:space="preserve">nginx: собранный клиент, прокси </w:t>
+            </w:r>
+            <w:r>
+              <w:rPr>
+                <w:rStyle w:val="Style14"/>
+              </w:rPr>
+              <w:t>/api</w:t>
+            </w:r>
+            <w:r>
+              <w:rPr/>
+              <w:t xml:space="preserve"> и </w:t>
+            </w:r>
+            <w:r>
+              <w:rPr>
+                <w:rStyle w:val="Style14"/>
+              </w:rPr>
+              <w:t>/ws</w:t>
+            </w:r>
+            <w:r>
+              <w:rPr/>
+              <w:t xml:space="preserve"> на сервер</w:t>
+            </w:r>
+          </w:p>
+        </w:tc>
+        <w:tc>
+          <w:tcPr>
+            <w:tcW w:w="1271" w:type="dxa"/>
+            <w:tcBorders/>
+            <w:vAlign w:val="center"/>
+          </w:tcPr>
+          <w:p>
+            <w:pPr>
+              <w:pStyle w:val="Style20"/>
+              <w:bidi w:val="0"/>
+              <w:spacing w:before="0" w:after="283"/>
+              <w:jc w:val="left"/>
+              <w:rPr/>
+            </w:pPr>
+            <w:r>
+              <w:rPr/>
+              <w:t>один порт (80)</w:t>
+            </w:r>
+          </w:p>
+        </w:tc>
+      </w:tr>
+      <w:tr>
+        <w:trPr/>
+        <w:tc>
+          <w:tcPr>
+            <w:tcW w:w="871" w:type="dxa"/>
+            <w:tcBorders/>
+            <w:vAlign w:val="center"/>
+          </w:tcPr>
+          <w:p>
+            <w:pPr>
+              <w:pStyle w:val="Style20"/>
+              <w:bidi w:val="0"/>
+              <w:spacing w:before="0" w:after="283"/>
+              <w:jc w:val="left"/>
+              <w:rPr/>
+            </w:pPr>
+            <w:r>
+              <w:rPr>
+                <w:rStyle w:val="Style14"/>
+              </w:rPr>
+              <w:t>backend</w:t>
+            </w:r>
+          </w:p>
+        </w:tc>
+        <w:tc>
+          <w:tcPr>
+            <w:tcW w:w="3412" w:type="dxa"/>
+            <w:tcBorders/>
+            <w:vAlign w:val="center"/>
+          </w:tcPr>
+          <w:p>
+            <w:pPr>
+              <w:pStyle w:val="Style20"/>
+              <w:bidi w:val="0"/>
+              <w:spacing w:before="0" w:after="283"/>
+              <w:jc w:val="left"/>
+              <w:rPr/>
+            </w:pPr>
+            <w:r>
+              <w:rPr/>
+              <w:t>сервер тренажёра, release-сборка; ежесуточная копия базы</w:t>
+            </w:r>
+          </w:p>
+        </w:tc>
+        <w:tc>
+          <w:tcPr>
+            <w:tcW w:w="1271" w:type="dxa"/>
+            <w:tcBorders/>
+            <w:vAlign w:val="center"/>
+          </w:tcPr>
+          <w:p>
+            <w:pPr>
+              <w:pStyle w:val="Style20"/>
+              <w:bidi w:val="0"/>
+              <w:spacing w:before="0" w:after="283"/>
+              <w:jc w:val="left"/>
+              <w:rPr/>
+            </w:pPr>
+            <w:r>
+              <w:rPr/>
+              <w:t>нет</w:t>
+            </w:r>
+          </w:p>
+        </w:tc>
+      </w:tr>
+      <w:tr>
+        <w:trPr/>
+        <w:tc>
+          <w:tcPr>
+            <w:tcW w:w="871" w:type="dxa"/>
+            <w:tcBorders/>
+            <w:vAlign w:val="center"/>
+          </w:tcPr>
+          <w:p>
+            <w:pPr>
+              <w:pStyle w:val="Style20"/>
+              <w:bidi w:val="0"/>
+              <w:spacing w:before="0" w:after="283"/>
+              <w:jc w:val="left"/>
+              <w:rPr/>
+            </w:pPr>
+            <w:r>
+              <w:rPr>
+                <w:rStyle w:val="Style14"/>
+              </w:rPr>
+              <w:t>db</w:t>
+            </w:r>
+          </w:p>
+        </w:tc>
+        <w:tc>
+          <w:tcPr>
+            <w:tcW w:w="3412" w:type="dxa"/>
+            <w:tcBorders/>
+            <w:vAlign w:val="center"/>
+          </w:tcPr>
+          <w:p>
+            <w:pPr>
+              <w:pStyle w:val="Style20"/>
+              <w:bidi w:val="0"/>
+              <w:spacing w:before="0" w:after="283"/>
+              <w:jc w:val="left"/>
+              <w:rPr/>
+            </w:pPr>
+            <w:r>
+              <w:rPr/>
+              <w:t>PostgreSQL 16</w:t>
+            </w:r>
+          </w:p>
+        </w:tc>
+        <w:tc>
+          <w:tcPr>
+            <w:tcW w:w="1271" w:type="dxa"/>
+            <w:tcBorders/>
+            <w:vAlign w:val="center"/>
+          </w:tcPr>
+          <w:p>
+            <w:pPr>
+              <w:pStyle w:val="Style20"/>
+              <w:bidi w:val="0"/>
+              <w:spacing w:before="0" w:after="283"/>
+              <w:jc w:val="left"/>
+              <w:rPr/>
+            </w:pPr>
+            <w:r>
+              <w:rPr/>
+              <w:t>нет</w:t>
+            </w:r>
+          </w:p>
+        </w:tc>
+      </w:tr>
+      <w:tr>
+        <w:trPr/>
+        <w:tc>
+          <w:tcPr>
+            <w:tcW w:w="871" w:type="dxa"/>
+            <w:tcBorders/>
+            <w:vAlign w:val="center"/>
+          </w:tcPr>
+          <w:p>
+            <w:pPr>
+              <w:pStyle w:val="Style20"/>
+              <w:bidi w:val="0"/>
+              <w:spacing w:before="0" w:after="283"/>
+              <w:jc w:val="left"/>
+              <w:rPr/>
+            </w:pPr>
+            <w:r>
+              <w:rPr>
+                <w:rStyle w:val="Style14"/>
+              </w:rPr>
+              <w:t>model</w:t>
+            </w:r>
+          </w:p>
+        </w:tc>
+        <w:tc>
+          <w:tcPr>
+            <w:tcW w:w="3412" w:type="dxa"/>
+            <w:tcBorders/>
+            <w:vAlign w:val="center"/>
+          </w:tcPr>
+          <w:p>
+            <w:pPr>
+              <w:pStyle w:val="Style20"/>
+              <w:bidi w:val="0"/>
+              <w:spacing w:before="0" w:after="283"/>
+              <w:jc w:val="left"/>
+              <w:rPr/>
+            </w:pPr>
+            <w:r>
+              <w:rPr/>
+              <w:t>llama.cpp с патчем MTP и весами GigaChat</w:t>
+            </w:r>
+          </w:p>
+        </w:tc>
+        <w:tc>
+          <w:tcPr>
+            <w:tcW w:w="1271" w:type="dxa"/>
+            <w:tcBorders/>
+            <w:vAlign w:val="center"/>
+          </w:tcPr>
+          <w:p>
+            <w:pPr>
+              <w:pStyle w:val="Style20"/>
+              <w:bidi w:val="0"/>
+              <w:spacing w:before="0" w:after="283"/>
+              <w:jc w:val="left"/>
+              <w:rPr/>
+            </w:pPr>
+            <w:r>
+              <w:rPr/>
+              <w:t>нет</w:t>
+            </w:r>
+          </w:p>
+        </w:tc>
+      </w:tr>
+    </w:tbl>
+    <w:p>
+      <w:pPr>
+        <w:pStyle w:val="Style27"/>
+        <w:bidi w:val="0"/>
+        <w:spacing w:before="0" w:after="283"/>
+        <w:jc w:val="left"/>
+        <w:rPr/>
+      </w:pPr>
+      <w:r>
+        <w:rPr/>
+        <w:t xml:space="preserve">При первом запуске скрипт создаёт </w:t>
+      </w:r>
+      <w:r>
+        <w:rPr>
+          <w:rStyle w:val="Style14"/>
+        </w:rPr>
+        <w:t>deploy/.env</w:t>
+      </w:r>
+      <w:r>
+        <w:rPr/>
+        <w:t xml:space="preserve"> со случайными паролем базы и ключом подписи токенов, сервер сам накатывает миграции и импортирует классификатор. Модель включается, только если найден файл весов; без него стенд работает на заглушке (раздел 7.5). Проверка стенда — </w:t>
+      </w:r>
+      <w:r>
+        <w:rPr>
+          <w:rStyle w:val="Style14"/>
+        </w:rPr>
+        <w:t>deploy/check.sh</w:t>
+      </w:r>
+      <w:r>
+        <w:rPr/>
+        <w:t>, ничего не меняет.</w:t>
+      </w:r>
+    </w:p>
+    <w:p>
+      <w:pPr>
+        <w:pStyle w:val="Style27"/>
+        <w:bidi w:val="0"/>
+        <w:spacing w:before="0" w:after="283"/>
+        <w:jc w:val="left"/>
+        <w:rPr/>
+      </w:pPr>
+      <w:r>
+        <w:rPr/>
+        <w:t xml:space="preserve">Требования к ВМ: 6 ядер x86-64, 32 ГБ памяти с моделью (16 ГБ без неё), 40 ГБ диска, Ubuntu 22.04 или 24.04, видеокарта не нужна. Подробно — </w:t>
+      </w:r>
+      <w:r>
+        <w:rPr>
+          <w:rStyle w:val="Style14"/>
+        </w:rPr>
+        <w:t>deploy/README.md</w:t>
+      </w:r>
+      <w:r>
+        <w:rPr/>
+        <w:t>.</w:t>
       </w:r>
     </w:p>
     <w:p>
@@ -6396,12 +9408,12 @@
       </w:pPr>
       <w:r>
         <w:rPr/>
-        <w:t>8.4. Модель</w:t>
+        <w:t>8.4. Модель и развёртывание</w:t>
       </w:r>
     </w:p>
     <w:tbl>
       <w:tblPr>
-        <w:tblW w:w="3677" w:type="dxa"/>
+        <w:tblW w:w="4547" w:type="dxa"/>
         <w:jc w:val="left"/>
         <w:tblInd w:w="0" w:type="dxa"/>
         <w:tblLayout w:type="fixed"/>
@@ -6414,7 +9426,7 @@
       </w:tblPr>
       <w:tblGrid>
         <w:gridCol w:w="2506"/>
-        <w:gridCol w:w="1171"/>
+        <w:gridCol w:w="2041"/>
       </w:tblGrid>
       <w:tr>
         <w:trPr>
@@ -6444,7 +9456,7 @@
         </w:tc>
         <w:tc>
           <w:tcPr>
-            <w:tcW w:w="1171" w:type="dxa"/>
+            <w:tcW w:w="2041" w:type="dxa"/>
             <w:tcBorders/>
             <w:vAlign w:val="center"/>
           </w:tcPr>
@@ -6489,7 +9501,7 @@
         </w:tc>
         <w:tc>
           <w:tcPr>
-            <w:tcW w:w="1171" w:type="dxa"/>
+            <w:tcW w:w="2041" w:type="dxa"/>
             <w:tcBorders/>
             <w:vAlign w:val="center"/>
           </w:tcPr>
@@ -6532,7 +9544,7 @@
         </w:tc>
         <w:tc>
           <w:tcPr>
-            <w:tcW w:w="1171" w:type="dxa"/>
+            <w:tcW w:w="2041" w:type="dxa"/>
             <w:tcBorders/>
             <w:vAlign w:val="center"/>
           </w:tcPr>
@@ -6547,6 +9559,92 @@
             <w:r>
               <w:rPr/>
               <w:t>MIT</w:t>
+            </w:r>
+          </w:p>
+        </w:tc>
+      </w:tr>
+      <w:tr>
+        <w:trPr/>
+        <w:tc>
+          <w:tcPr>
+            <w:tcW w:w="2506" w:type="dxa"/>
+            <w:tcBorders/>
+            <w:vAlign w:val="center"/>
+          </w:tcPr>
+          <w:p>
+            <w:pPr>
+              <w:pStyle w:val="Style20"/>
+              <w:bidi w:val="0"/>
+              <w:spacing w:before="0" w:after="283"/>
+              <w:jc w:val="left"/>
+              <w:rPr/>
+            </w:pPr>
+            <w:r>
+              <w:rPr/>
+              <w:t>PostgreSQL</w:t>
+            </w:r>
+          </w:p>
+        </w:tc>
+        <w:tc>
+          <w:tcPr>
+            <w:tcW w:w="2041" w:type="dxa"/>
+            <w:tcBorders/>
+            <w:vAlign w:val="center"/>
+          </w:tcPr>
+          <w:p>
+            <w:pPr>
+              <w:pStyle w:val="Style20"/>
+              <w:bidi w:val="0"/>
+              <w:spacing w:before="0" w:after="283"/>
+              <w:jc w:val="left"/>
+              <w:rPr/>
+            </w:pPr>
+            <w:r>
+              <w:rPr/>
+              <w:t>PostgreSQL License</w:t>
+            </w:r>
+          </w:p>
+        </w:tc>
+      </w:tr>
+      <w:tr>
+        <w:trPr/>
+        <w:tc>
+          <w:tcPr>
+            <w:tcW w:w="2506" w:type="dxa"/>
+            <w:tcBorders/>
+            <w:vAlign w:val="center"/>
+          </w:tcPr>
+          <w:p>
+            <w:pPr>
+              <w:pStyle w:val="Style20"/>
+              <w:bidi w:val="0"/>
+              <w:spacing w:before="0" w:after="283"/>
+              <w:jc w:val="left"/>
+              <w:rPr/>
+            </w:pPr>
+            <w:r>
+              <w:rPr/>
+              <w:t>nginx</w:t>
+            </w:r>
+          </w:p>
+        </w:tc>
+        <w:tc>
+          <w:tcPr>
+            <w:tcW w:w="2041" w:type="dxa"/>
+            <w:tcBorders/>
+            <w:vAlign w:val="center"/>
+          </w:tcPr>
+          <w:p>
+            <w:pPr>
+              <w:pStyle w:val="Style20"/>
+              <w:bidi w:val="0"/>
+              <w:spacing w:before="0" w:after="283"/>
+              <w:jc w:val="left"/>
+              <w:rPr/>
+            </w:pPr>
+            <w:r>
+              <w:rPr/>
+              <w:t>BSD-2-Clause</w:t>
             </w:r>
           </w:p>
         </w:tc>
@@ -6639,8 +9737,8 @@
         </w:tblCellMar>
       </w:tblPr>
       <w:tblGrid>
-        <w:gridCol w:w="2471"/>
-        <w:gridCol w:w="3083"/>
+        <w:gridCol w:w="2315"/>
+        <w:gridCol w:w="3239"/>
       </w:tblGrid>
       <w:tr>
         <w:trPr>
@@ -6648,7 +9746,7 @@
         </w:trPr>
         <w:tc>
           <w:tcPr>
-            <w:tcW w:w="2471" w:type="dxa"/>
+            <w:tcW w:w="2315" w:type="dxa"/>
             <w:tcBorders/>
             <w:vAlign w:val="center"/>
           </w:tcPr>
@@ -6670,7 +9768,7 @@
         </w:tc>
         <w:tc>
           <w:tcPr>
-            <w:tcW w:w="3083" w:type="dxa"/>
+            <w:tcW w:w="3239" w:type="dxa"/>
             <w:tcBorders/>
             <w:vAlign w:val="center"/>
           </w:tcPr>
@@ -6695,7 +9793,7 @@
         <w:trPr/>
         <w:tc>
           <w:tcPr>
-            <w:tcW w:w="2471" w:type="dxa"/>
+            <w:tcW w:w="2315" w:type="dxa"/>
             <w:tcBorders/>
             <w:vAlign w:val="center"/>
           </w:tcPr>
@@ -6717,7 +9815,7 @@
         </w:tc>
         <w:tc>
           <w:tcPr>
-            <w:tcW w:w="3083" w:type="dxa"/>
+            <w:tcW w:w="3239" w:type="dxa"/>
             <w:tcBorders/>
             <w:vAlign w:val="center"/>
           </w:tcPr>
@@ -6740,7 +9838,52 @@
         <w:trPr/>
         <w:tc>
           <w:tcPr>
-            <w:tcW w:w="2471" w:type="dxa"/>
+            <w:tcW w:w="2315" w:type="dxa"/>
+            <w:tcBorders/>
+            <w:vAlign w:val="center"/>
+          </w:tcPr>
+          <w:p>
+            <w:pPr>
+              <w:pStyle w:val="Style20"/>
+              <w:bidi w:val="0"/>
+              <w:spacing w:before="0" w:after="283"/>
+              <w:jc w:val="left"/>
+              <w:rPr/>
+            </w:pPr>
+            <w:r>
+              <w:rPr>
+                <w:rStyle w:val="Style14"/>
+              </w:rPr>
+              <w:t>deploy/README.md</w:t>
+            </w:r>
+          </w:p>
+        </w:tc>
+        <w:tc>
+          <w:tcPr>
+            <w:tcW w:w="3239" w:type="dxa"/>
+            <w:tcBorders/>
+            <w:vAlign w:val="center"/>
+          </w:tcPr>
+          <w:p>
+            <w:pPr>
+              <w:pStyle w:val="Style20"/>
+              <w:bidi w:val="0"/>
+              <w:spacing w:before="0" w:after="283"/>
+              <w:jc w:val="left"/>
+              <w:rPr/>
+            </w:pPr>
+            <w:r>
+              <w:rPr/>
+              <w:t>развёртывание стенда на ВМ, эксплуатация</w:t>
+            </w:r>
+          </w:p>
+        </w:tc>
+      </w:tr>
+      <w:tr>
+        <w:trPr/>
+        <w:tc>
+          <w:tcPr>
+            <w:tcW w:w="2315" w:type="dxa"/>
             <w:tcBorders/>
             <w:vAlign w:val="center"/>
           </w:tcPr>
@@ -6762,7 +9905,7 @@
         </w:tc>
         <w:tc>
           <w:tcPr>
-            <w:tcW w:w="3083" w:type="dxa"/>
+            <w:tcW w:w="3239" w:type="dxa"/>
             <w:tcBorders/>
             <w:vAlign w:val="center"/>
           </w:tcPr>
@@ -6785,7 +9928,7 @@
         <w:trPr/>
         <w:tc>
           <w:tcPr>
-            <w:tcW w:w="2471" w:type="dxa"/>
+            <w:tcW w:w="2315" w:type="dxa"/>
             <w:tcBorders/>
             <w:vAlign w:val="center"/>
           </w:tcPr>
@@ -6807,7 +9950,7 @@
         </w:tc>
         <w:tc>
           <w:tcPr>
-            <w:tcW w:w="3083" w:type="dxa"/>
+            <w:tcW w:w="3239" w:type="dxa"/>
             <w:tcBorders/>
             <w:vAlign w:val="center"/>
           </w:tcPr>
@@ -6830,7 +9973,7 @@
         <w:trPr/>
         <w:tc>
           <w:tcPr>
-            <w:tcW w:w="2471" w:type="dxa"/>
+            <w:tcW w:w="2315" w:type="dxa"/>
             <w:tcBorders/>
             <w:vAlign w:val="center"/>
           </w:tcPr>
@@ -6852,21 +9995,21 @@
         </w:tc>
         <w:tc>
           <w:tcPr>
-            <w:tcW w:w="3083" w:type="dxa"/>
-            <w:tcBorders/>
-            <w:vAlign w:val="center"/>
-          </w:tcPr>
-          <w:p>
-            <w:pPr>
-              <w:pStyle w:val="Style20"/>
-              <w:bidi w:val="0"/>
-              <w:spacing w:before="0" w:after="283"/>
-              <w:jc w:val="left"/>
-              <w:rPr/>
-            </w:pPr>
-            <w:r>
-              <w:rPr/>
-              <w:t>происхождение каждого набора данных</w:t>
+            <w:tcW w:w="3239" w:type="dxa"/>
+            <w:tcBorders/>
+            <w:vAlign w:val="center"/>
+          </w:tcPr>
+          <w:p>
+            <w:pPr>
+              <w:pStyle w:val="Style20"/>
+              <w:bidi w:val="0"/>
+              <w:spacing w:before="0" w:after="283"/>
+              <w:jc w:val="left"/>
+              <w:rPr/>
+            </w:pPr>
+            <w:r>
+              <w:rPr/>
+              <w:t>происхождение каждого набора данных и наши допущения</w:t>
             </w:r>
           </w:p>
         </w:tc>
@@ -6875,7 +10018,7 @@
         <w:trPr/>
         <w:tc>
           <w:tcPr>
-            <w:tcW w:w="2471" w:type="dxa"/>
+            <w:tcW w:w="2315" w:type="dxa"/>
             <w:tcBorders/>
             <w:vAlign w:val="center"/>
           </w:tcPr>
@@ -6897,7 +10040,7 @@
         </w:tc>
         <w:tc>
           <w:tcPr>
-            <w:tcW w:w="3083" w:type="dxa"/>
+            <w:tcW w:w="3239" w:type="dxa"/>
             <w:tcBorders/>
             <w:vAlign w:val="center"/>
           </w:tcPr>
@@ -6920,7 +10063,52 @@
         <w:trPr/>
         <w:tc>
           <w:tcPr>
-            <w:tcW w:w="2471" w:type="dxa"/>
+            <w:tcW w:w="2315" w:type="dxa"/>
+            <w:tcBorders/>
+            <w:vAlign w:val="center"/>
+          </w:tcPr>
+          <w:p>
+            <w:pPr>
+              <w:pStyle w:val="Style20"/>
+              <w:bidi w:val="0"/>
+              <w:spacing w:before="0" w:after="283"/>
+              <w:jc w:val="left"/>
+              <w:rPr/>
+            </w:pPr>
+            <w:r>
+              <w:rPr>
+                <w:rStyle w:val="Style14"/>
+              </w:rPr>
+              <w:t>CHAT-FINDINGS.md</w:t>
+            </w:r>
+          </w:p>
+        </w:tc>
+        <w:tc>
+          <w:tcPr>
+            <w:tcW w:w="3239" w:type="dxa"/>
+            <w:tcBorders/>
+            <w:vAlign w:val="center"/>
+          </w:tcPr>
+          <w:p>
+            <w:pPr>
+              <w:pStyle w:val="Style20"/>
+              <w:bidi w:val="0"/>
+              <w:spacing w:before="0" w:after="283"/>
+              <w:jc w:val="left"/>
+              <w:rPr/>
+            </w:pPr>
+            <w:r>
+              <w:rPr/>
+              <w:t>что уточнено в чате задачи и как это отражено в решении</w:t>
+            </w:r>
+          </w:p>
+        </w:tc>
+      </w:tr>
+      <w:tr>
+        <w:trPr/>
+        <w:tc>
+          <w:tcPr>
+            <w:tcW w:w="2315" w:type="dxa"/>
             <w:tcBorders/>
             <w:vAlign w:val="center"/>
           </w:tcPr>
@@ -6942,21 +10130,21 @@
         </w:tc>
         <w:tc>
           <w:tcPr>
-            <w:tcW w:w="3083" w:type="dxa"/>
-            <w:tcBorders/>
-            <w:vAlign w:val="center"/>
-          </w:tcPr>
-          <w:p>
-            <w:pPr>
-              <w:pStyle w:val="Style20"/>
-              <w:bidi w:val="0"/>
-              <w:spacing w:before="0" w:after="283"/>
-              <w:jc w:val="left"/>
-              <w:rPr/>
-            </w:pPr>
-            <w:r>
-              <w:rPr/>
-              <w:t>правила работы с кодом</w:t>
+            <w:tcW w:w="3239" w:type="dxa"/>
+            <w:tcBorders/>
+            <w:vAlign w:val="center"/>
+          </w:tcPr>
+          <w:p>
+            <w:pPr>
+              <w:pStyle w:val="Style20"/>
+              <w:bidi w:val="0"/>
+              <w:spacing w:before="0" w:after="283"/>
+              <w:jc w:val="left"/>
+              <w:rPr/>
+            </w:pPr>
+            <w:r>
+              <w:rPr/>
+              <w:t>правила работы с кодом, тестовая база</w:t>
             </w:r>
           </w:p>
         </w:tc>
@@ -6965,7 +10153,7 @@
         <w:trPr/>
         <w:tc>
           <w:tcPr>
-            <w:tcW w:w="2471" w:type="dxa"/>
+            <w:tcW w:w="2315" w:type="dxa"/>
             <w:tcBorders/>
             <w:vAlign w:val="center"/>
           </w:tcPr>
@@ -6987,21 +10175,21 @@
         </w:tc>
         <w:tc>
           <w:tcPr>
-            <w:tcW w:w="3083" w:type="dxa"/>
-            <w:tcBorders/>
-            <w:vAlign w:val="center"/>
-          </w:tcPr>
-          <w:p>
-            <w:pPr>
-              <w:pStyle w:val="Style20"/>
-              <w:bidi w:val="0"/>
-              <w:spacing w:before="0" w:after="283"/>
-              <w:jc w:val="left"/>
-              <w:rPr/>
-            </w:pPr>
-            <w:r>
-              <w:rPr/>
-              <w:t>сборка и запуск сервера модели</w:t>
+            <w:tcW w:w="3239" w:type="dxa"/>
+            <w:tcBorders/>
+            <w:vAlign w:val="center"/>
+          </w:tcPr>
+          <w:p>
+            <w:pPr>
+              <w:pStyle w:val="Style20"/>
+              <w:bidi w:val="0"/>
+              <w:spacing w:before="0" w:after="283"/>
+              <w:jc w:val="left"/>
+              <w:rPr/>
+            </w:pPr>
+            <w:r>
+              <w:rPr/>
+              <w:t>сборка и запуск сервера модели, замеры</w:t>
             </w:r>
           </w:p>
         </w:tc>
@@ -7010,7 +10198,7 @@
         <w:trPr/>
         <w:tc>
           <w:tcPr>
-            <w:tcW w:w="2471" w:type="dxa"/>
+            <w:tcW w:w="2315" w:type="dxa"/>
             <w:tcBorders/>
             <w:vAlign w:val="center"/>
           </w:tcPr>
@@ -7032,7 +10220,7 @@
         </w:tc>
         <w:tc>
           <w:tcPr>
-            <w:tcW w:w="3083" w:type="dxa"/>
+            <w:tcW w:w="3239" w:type="dxa"/>
             <w:tcBorders/>
             <w:vAlign w:val="center"/>
           </w:tcPr>
@@ -7055,7 +10243,7 @@
         <w:trPr/>
         <w:tc>
           <w:tcPr>
-            <w:tcW w:w="2471" w:type="dxa"/>
+            <w:tcW w:w="2315" w:type="dxa"/>
             <w:tcBorders/>
             <w:vAlign w:val="center"/>
           </w:tcPr>
@@ -7077,7 +10265,7 @@
         </w:tc>
         <w:tc>
           <w:tcPr>
-            <w:tcW w:w="3083" w:type="dxa"/>
+            <w:tcW w:w="3239" w:type="dxa"/>
             <w:tcBorders/>
             <w:vAlign w:val="center"/>
           </w:tcPr>
@@ -7100,7 +10288,7 @@
         <w:trPr/>
         <w:tc>
           <w:tcPr>
-            <w:tcW w:w="2471" w:type="dxa"/>
+            <w:tcW w:w="2315" w:type="dxa"/>
             <w:tcBorders/>
             <w:vAlign w:val="center"/>
           </w:tcPr>
@@ -7122,7 +10310,7 @@
         </w:tc>
         <w:tc>
           <w:tcPr>
-            <w:tcW w:w="3083" w:type="dxa"/>
+            <w:tcW w:w="3239" w:type="dxa"/>
             <w:tcBorders/>
             <w:vAlign w:val="center"/>
           </w:tcPr>
@@ -7172,8 +10360,8 @@
   <w:abstractNum w:abstractNumId="1">
     <w:lvl w:ilvl="0">
       <w:start w:val="1"/>
-      <w:numFmt w:val="decimal"/>
-      <w:lvlText w:val="%1."/>
+      <w:numFmt w:val="bullet"/>
+      <w:lvlText w:val=""/>
       <w:lvlJc w:val="left"/>
       <w:pPr>
         <w:tabs>
@@ -7181,12 +10369,14 @@
         </w:tabs>
         <w:ind w:left="709" w:hanging="283"/>
       </w:pPr>
-      <w:rPr/>
+      <w:rPr>
+        <w:rFonts w:ascii="Symbol" w:hAnsi="Symbol" w:cs="Symbol" w:hint="default"/>
+      </w:rPr>
     </w:lvl>
     <w:lvl w:ilvl="1">
       <w:start w:val="1"/>
-      <w:numFmt w:val="decimal"/>
-      <w:lvlText w:val="%2."/>
+      <w:numFmt w:val="bullet"/>
+      <w:lvlText w:val=""/>
       <w:lvlJc w:val="left"/>
       <w:pPr>
         <w:tabs>
@@ -7194,12 +10384,14 @@
         </w:tabs>
         <w:ind w:left="1418" w:hanging="283"/>
       </w:pPr>
-      <w:rPr/>
+      <w:rPr>
+        <w:rFonts w:ascii="Symbol" w:hAnsi="Symbol" w:cs="Symbol" w:hint="default"/>
+      </w:rPr>
     </w:lvl>
     <w:lvl w:ilvl="2">
       <w:start w:val="1"/>
-      <w:numFmt w:val="decimal"/>
-      <w:lvlText w:val="%3."/>
+      <w:numFmt w:val="bullet"/>
+      <w:lvlText w:val=""/>
       <w:lvlJc w:val="left"/>
       <w:pPr>
         <w:tabs>
@@ -7207,12 +10399,14 @@
         </w:tabs>
         <w:ind w:left="2127" w:hanging="283"/>
       </w:pPr>
-      <w:rPr/>
+      <w:rPr>
+        <w:rFonts w:ascii="Symbol" w:hAnsi="Symbol" w:cs="Symbol" w:hint="default"/>
+      </w:rPr>
     </w:lvl>
     <w:lvl w:ilvl="3">
       <w:start w:val="1"/>
-      <w:numFmt w:val="decimal"/>
-      <w:lvlText w:val="%4."/>
+      <w:numFmt w:val="bullet"/>
+      <w:lvlText w:val=""/>
       <w:lvlJc w:val="left"/>
       <w:pPr>
         <w:tabs>
@@ -7220,12 +10414,14 @@
         </w:tabs>
         <w:ind w:left="2836" w:hanging="283"/>
       </w:pPr>
-      <w:rPr/>
+      <w:rPr>
+        <w:rFonts w:ascii="Symbol" w:hAnsi="Symbol" w:cs="Symbol" w:hint="default"/>
+      </w:rPr>
     </w:lvl>
     <w:lvl w:ilvl="4">
       <w:start w:val="1"/>
-      <w:numFmt w:val="decimal"/>
-      <w:lvlText w:val="%5."/>
+      <w:numFmt w:val="bullet"/>
+      <w:lvlText w:val=""/>
       <w:lvlJc w:val="left"/>
       <w:pPr>
         <w:tabs>
@@ -7233,12 +10429,14 @@
         </w:tabs>
         <w:ind w:left="3545" w:hanging="283"/>
       </w:pPr>
-      <w:rPr/>
+      <w:rPr>
+        <w:rFonts w:ascii="Symbol" w:hAnsi="Symbol" w:cs="Symbol" w:hint="default"/>
+      </w:rPr>
     </w:lvl>
     <w:lvl w:ilvl="5">
       <w:start w:val="1"/>
-      <w:numFmt w:val="decimal"/>
-      <w:lvlText w:val="%6."/>
+      <w:numFmt w:val="bullet"/>
+      <w:lvlText w:val=""/>
       <w:lvlJc w:val="left"/>
       <w:pPr>
         <w:tabs>
@@ -7246,12 +10444,14 @@
         </w:tabs>
         <w:ind w:left="4254" w:hanging="283"/>
       </w:pPr>
-      <w:rPr/>
+      <w:rPr>
+        <w:rFonts w:ascii="Symbol" w:hAnsi="Symbol" w:cs="Symbol" w:hint="default"/>
+      </w:rPr>
     </w:lvl>
     <w:lvl w:ilvl="6">
       <w:start w:val="1"/>
-      <w:numFmt w:val="decimal"/>
-      <w:lvlText w:val="%7."/>
+      <w:numFmt w:val="bullet"/>
+      <w:lvlText w:val=""/>
       <w:lvlJc w:val="left"/>
       <w:pPr>
         <w:tabs>
@@ -7259,12 +10459,14 @@
         </w:tabs>
         <w:ind w:left="4963" w:hanging="283"/>
       </w:pPr>
-      <w:rPr/>
+      <w:rPr>
+        <w:rFonts w:ascii="Symbol" w:hAnsi="Symbol" w:cs="Symbol" w:hint="default"/>
+      </w:rPr>
     </w:lvl>
     <w:lvl w:ilvl="7">
       <w:start w:val="1"/>
-      <w:numFmt w:val="decimal"/>
-      <w:lvlText w:val="%8."/>
+      <w:numFmt w:val="bullet"/>
+      <w:lvlText w:val=""/>
       <w:lvlJc w:val="left"/>
       <w:pPr>
         <w:tabs>
@@ -7272,12 +10474,14 @@
         </w:tabs>
         <w:ind w:left="5672" w:hanging="283"/>
       </w:pPr>
-      <w:rPr/>
+      <w:rPr>
+        <w:rFonts w:ascii="Symbol" w:hAnsi="Symbol" w:cs="Symbol" w:hint="default"/>
+      </w:rPr>
     </w:lvl>
     <w:lvl w:ilvl="8">
       <w:start w:val="1"/>
-      <w:numFmt w:val="decimal"/>
-      <w:lvlText w:val="%9."/>
+      <w:numFmt w:val="bullet"/>
+      <w:lvlText w:val=""/>
       <w:lvlJc w:val="left"/>
       <w:pPr>
         <w:tabs>
@@ -7285,7 +10489,9 @@
         </w:tabs>
         <w:ind w:left="6381" w:hanging="283"/>
       </w:pPr>
-      <w:rPr/>
+      <w:rPr>
+        <w:rFonts w:ascii="Symbol" w:hAnsi="Symbol" w:cs="Symbol" w:hint="default"/>
+      </w:rPr>
     </w:lvl>
   </w:abstractNum>
   <w:abstractNum w:abstractNumId="2">
@@ -7563,6 +10769,655 @@
     </w:lvl>
   </w:abstractNum>
   <w:abstractNum w:abstractNumId="4">
+    <w:lvl w:ilvl="0">
+      <w:start w:val="1"/>
+      <w:numFmt w:val="bullet"/>
+      <w:lvlText w:val=""/>
+      <w:lvlJc w:val="left"/>
+      <w:pPr>
+        <w:tabs>
+          <w:tab w:val="num" w:pos="709"/>
+        </w:tabs>
+        <w:ind w:left="709" w:hanging="283"/>
+      </w:pPr>
+      <w:rPr>
+        <w:rFonts w:ascii="Symbol" w:hAnsi="Symbol" w:cs="Symbol" w:hint="default"/>
+      </w:rPr>
+    </w:lvl>
+    <w:lvl w:ilvl="1">
+      <w:start w:val="1"/>
+      <w:numFmt w:val="bullet"/>
+      <w:lvlText w:val=""/>
+      <w:lvlJc w:val="left"/>
+      <w:pPr>
+        <w:tabs>
+          <w:tab w:val="num" w:pos="1418"/>
+        </w:tabs>
+        <w:ind w:left="1418" w:hanging="283"/>
+      </w:pPr>
+      <w:rPr>
+        <w:rFonts w:ascii="Symbol" w:hAnsi="Symbol" w:cs="Symbol" w:hint="default"/>
+      </w:rPr>
+    </w:lvl>
+    <w:lvl w:ilvl="2">
+      <w:start w:val="1"/>
+      <w:numFmt w:val="bullet"/>
+      <w:lvlText w:val=""/>
+      <w:lvlJc w:val="left"/>
+      <w:pPr>
+        <w:tabs>
+          <w:tab w:val="num" w:pos="2127"/>
+        </w:tabs>
+        <w:ind w:left="2127" w:hanging="283"/>
+      </w:pPr>
+      <w:rPr>
+        <w:rFonts w:ascii="Symbol" w:hAnsi="Symbol" w:cs="Symbol" w:hint="default"/>
+      </w:rPr>
+    </w:lvl>
+    <w:lvl w:ilvl="3">
+      <w:start w:val="1"/>
+      <w:numFmt w:val="bullet"/>
+      <w:lvlText w:val=""/>
+      <w:lvlJc w:val="left"/>
+      <w:pPr>
+        <w:tabs>
+          <w:tab w:val="num" w:pos="2836"/>
+        </w:tabs>
+        <w:ind w:left="2836" w:hanging="283"/>
+      </w:pPr>
+      <w:rPr>
+        <w:rFonts w:ascii="Symbol" w:hAnsi="Symbol" w:cs="Symbol" w:hint="default"/>
+      </w:rPr>
+    </w:lvl>
+    <w:lvl w:ilvl="4">
+      <w:start w:val="1"/>
+      <w:numFmt w:val="bullet"/>
+      <w:lvlText w:val=""/>
+      <w:lvlJc w:val="left"/>
+      <w:pPr>
+        <w:tabs>
+          <w:tab w:val="num" w:pos="3545"/>
+        </w:tabs>
+        <w:ind w:left="3545" w:hanging="283"/>
+      </w:pPr>
+      <w:rPr>
+        <w:rFonts w:ascii="Symbol" w:hAnsi="Symbol" w:cs="Symbol" w:hint="default"/>
+      </w:rPr>
+    </w:lvl>
+    <w:lvl w:ilvl="5">
+      <w:start w:val="1"/>
+      <w:numFmt w:val="bullet"/>
+      <w:lvlText w:val=""/>
+      <w:lvlJc w:val="left"/>
+      <w:pPr>
+        <w:tabs>
+          <w:tab w:val="num" w:pos="4254"/>
+        </w:tabs>
+        <w:ind w:left="4254" w:hanging="283"/>
+      </w:pPr>
+      <w:rPr>
+        <w:rFonts w:ascii="Symbol" w:hAnsi="Symbol" w:cs="Symbol" w:hint="default"/>
+      </w:rPr>
+    </w:lvl>
+    <w:lvl w:ilvl="6">
+      <w:start w:val="1"/>
+      <w:numFmt w:val="bullet"/>
+      <w:lvlText w:val=""/>
+      <w:lvlJc w:val="left"/>
+      <w:pPr>
+        <w:tabs>
+          <w:tab w:val="num" w:pos="4963"/>
+        </w:tabs>
+        <w:ind w:left="4963" w:hanging="283"/>
+      </w:pPr>
+      <w:rPr>
+        <w:rFonts w:ascii="Symbol" w:hAnsi="Symbol" w:cs="Symbol" w:hint="default"/>
+      </w:rPr>
+    </w:lvl>
+    <w:lvl w:ilvl="7">
+      <w:start w:val="1"/>
+      <w:numFmt w:val="bullet"/>
+      <w:lvlText w:val=""/>
+      <w:lvlJc w:val="left"/>
+      <w:pPr>
+        <w:tabs>
+          <w:tab w:val="num" w:pos="5672"/>
+        </w:tabs>
+        <w:ind w:left="5672" w:hanging="283"/>
+      </w:pPr>
+      <w:rPr>
+        <w:rFonts w:ascii="Symbol" w:hAnsi="Symbol" w:cs="Symbol" w:hint="default"/>
+      </w:rPr>
+    </w:lvl>
+    <w:lvl w:ilvl="8">
+      <w:start w:val="1"/>
+      <w:numFmt w:val="bullet"/>
+      <w:lvlText w:val=""/>
+      <w:lvlJc w:val="left"/>
+      <w:pPr>
+        <w:tabs>
+          <w:tab w:val="num" w:pos="6381"/>
+        </w:tabs>
+        <w:ind w:left="6381" w:hanging="283"/>
+      </w:pPr>
+      <w:rPr>
+        <w:rFonts w:ascii="Symbol" w:hAnsi="Symbol" w:cs="Symbol" w:hint="default"/>
+      </w:rPr>
+    </w:lvl>
+  </w:abstractNum>
+  <w:abstractNum w:abstractNumId="5">
+    <w:lvl w:ilvl="0">
+      <w:start w:val="1"/>
+      <w:numFmt w:val="decimal"/>
+      <w:lvlText w:val="%1."/>
+      <w:lvlJc w:val="left"/>
+      <w:pPr>
+        <w:tabs>
+          <w:tab w:val="num" w:pos="709"/>
+        </w:tabs>
+        <w:ind w:left="709" w:hanging="283"/>
+      </w:pPr>
+      <w:rPr/>
+    </w:lvl>
+    <w:lvl w:ilvl="1">
+      <w:start w:val="1"/>
+      <w:numFmt w:val="decimal"/>
+      <w:lvlText w:val="%2."/>
+      <w:lvlJc w:val="left"/>
+      <w:pPr>
+        <w:tabs>
+          <w:tab w:val="num" w:pos="1418"/>
+        </w:tabs>
+        <w:ind w:left="1418" w:hanging="283"/>
+      </w:pPr>
+      <w:rPr/>
+    </w:lvl>
+    <w:lvl w:ilvl="2">
+      <w:start w:val="1"/>
+      <w:numFmt w:val="decimal"/>
+      <w:lvlText w:val="%3."/>
+      <w:lvlJc w:val="left"/>
+      <w:pPr>
+        <w:tabs>
+          <w:tab w:val="num" w:pos="2127"/>
+        </w:tabs>
+        <w:ind w:left="2127" w:hanging="283"/>
+      </w:pPr>
+      <w:rPr/>
+    </w:lvl>
+    <w:lvl w:ilvl="3">
+      <w:start w:val="1"/>
+      <w:numFmt w:val="decimal"/>
+      <w:lvlText w:val="%4."/>
+      <w:lvlJc w:val="left"/>
+      <w:pPr>
+        <w:tabs>
+          <w:tab w:val="num" w:pos="2836"/>
+        </w:tabs>
+        <w:ind w:left="2836" w:hanging="283"/>
+      </w:pPr>
+      <w:rPr/>
+    </w:lvl>
+    <w:lvl w:ilvl="4">
+      <w:start w:val="1"/>
+      <w:numFmt w:val="decimal"/>
+      <w:lvlText w:val="%5."/>
+      <w:lvlJc w:val="left"/>
+      <w:pPr>
+        <w:tabs>
+          <w:tab w:val="num" w:pos="3545"/>
+        </w:tabs>
+        <w:ind w:left="3545" w:hanging="283"/>
+      </w:pPr>
+      <w:rPr/>
+    </w:lvl>
+    <w:lvl w:ilvl="5">
+      <w:start w:val="1"/>
+      <w:numFmt w:val="decimal"/>
+      <w:lvlText w:val="%6."/>
+      <w:lvlJc w:val="left"/>
+      <w:pPr>
+        <w:tabs>
+          <w:tab w:val="num" w:pos="4254"/>
+        </w:tabs>
+        <w:ind w:left="4254" w:hanging="283"/>
+      </w:pPr>
+      <w:rPr/>
+    </w:lvl>
+    <w:lvl w:ilvl="6">
+      <w:start w:val="1"/>
+      <w:numFmt w:val="decimal"/>
+      <w:lvlText w:val="%7."/>
+      <w:lvlJc w:val="left"/>
+      <w:pPr>
+        <w:tabs>
+          <w:tab w:val="num" w:pos="4963"/>
+        </w:tabs>
+        <w:ind w:left="4963" w:hanging="283"/>
+      </w:pPr>
+      <w:rPr/>
+    </w:lvl>
+    <w:lvl w:ilvl="7">
+      <w:start w:val="1"/>
+      <w:numFmt w:val="decimal"/>
+      <w:lvlText w:val="%8."/>
+      <w:lvlJc w:val="left"/>
+      <w:pPr>
+        <w:tabs>
+          <w:tab w:val="num" w:pos="5672"/>
+        </w:tabs>
+        <w:ind w:left="5672" w:hanging="283"/>
+      </w:pPr>
+      <w:rPr/>
+    </w:lvl>
+    <w:lvl w:ilvl="8">
+      <w:start w:val="1"/>
+      <w:numFmt w:val="decimal"/>
+      <w:lvlText w:val="%9."/>
+      <w:lvlJc w:val="left"/>
+      <w:pPr>
+        <w:tabs>
+          <w:tab w:val="num" w:pos="6381"/>
+        </w:tabs>
+        <w:ind w:left="6381" w:hanging="283"/>
+      </w:pPr>
+      <w:rPr/>
+    </w:lvl>
+  </w:abstractNum>
+  <w:abstractNum w:abstractNumId="6">
+    <w:lvl w:ilvl="0">
+      <w:start w:val="1"/>
+      <w:numFmt w:val="decimal"/>
+      <w:lvlText w:val="%1."/>
+      <w:lvlJc w:val="left"/>
+      <w:pPr>
+        <w:tabs>
+          <w:tab w:val="num" w:pos="709"/>
+        </w:tabs>
+        <w:ind w:left="709" w:hanging="283"/>
+      </w:pPr>
+      <w:rPr/>
+    </w:lvl>
+    <w:lvl w:ilvl="1">
+      <w:start w:val="1"/>
+      <w:numFmt w:val="decimal"/>
+      <w:lvlText w:val="%2."/>
+      <w:lvlJc w:val="left"/>
+      <w:pPr>
+        <w:tabs>
+          <w:tab w:val="num" w:pos="1418"/>
+        </w:tabs>
+        <w:ind w:left="1418" w:hanging="283"/>
+      </w:pPr>
+      <w:rPr/>
+    </w:lvl>
+    <w:lvl w:ilvl="2">
+      <w:start w:val="1"/>
+      <w:numFmt w:val="decimal"/>
+      <w:lvlText w:val="%3."/>
+      <w:lvlJc w:val="left"/>
+      <w:pPr>
+        <w:tabs>
+          <w:tab w:val="num" w:pos="2127"/>
+        </w:tabs>
+        <w:ind w:left="2127" w:hanging="283"/>
+      </w:pPr>
+      <w:rPr/>
+    </w:lvl>
+    <w:lvl w:ilvl="3">
+      <w:start w:val="1"/>
+      <w:numFmt w:val="decimal"/>
+      <w:lvlText w:val="%4."/>
+      <w:lvlJc w:val="left"/>
+      <w:pPr>
+        <w:tabs>
+          <w:tab w:val="num" w:pos="2836"/>
+        </w:tabs>
+        <w:ind w:left="2836" w:hanging="283"/>
+      </w:pPr>
+      <w:rPr/>
+    </w:lvl>
+    <w:lvl w:ilvl="4">
+      <w:start w:val="1"/>
+      <w:numFmt w:val="decimal"/>
+      <w:lvlText w:val="%5."/>
+      <w:lvlJc w:val="left"/>
+      <w:pPr>
+        <w:tabs>
+          <w:tab w:val="num" w:pos="3545"/>
+        </w:tabs>
+        <w:ind w:left="3545" w:hanging="283"/>
+      </w:pPr>
+      <w:rPr/>
+    </w:lvl>
+    <w:lvl w:ilvl="5">
+      <w:start w:val="1"/>
+      <w:numFmt w:val="decimal"/>
+      <w:lvlText w:val="%6."/>
+      <w:lvlJc w:val="left"/>
+      <w:pPr>
+        <w:tabs>
+          <w:tab w:val="num" w:pos="4254"/>
+        </w:tabs>
+        <w:ind w:left="4254" w:hanging="283"/>
+      </w:pPr>
+      <w:rPr/>
+    </w:lvl>
+    <w:lvl w:ilvl="6">
+      <w:start w:val="1"/>
+      <w:numFmt w:val="decimal"/>
+      <w:lvlText w:val="%7."/>
+      <w:lvlJc w:val="left"/>
+      <w:pPr>
+        <w:tabs>
+          <w:tab w:val="num" w:pos="4963"/>
+        </w:tabs>
+        <w:ind w:left="4963" w:hanging="283"/>
+      </w:pPr>
+      <w:rPr/>
+    </w:lvl>
+    <w:lvl w:ilvl="7">
+      <w:start w:val="1"/>
+      <w:numFmt w:val="decimal"/>
+      <w:lvlText w:val="%8."/>
+      <w:lvlJc w:val="left"/>
+      <w:pPr>
+        <w:tabs>
+          <w:tab w:val="num" w:pos="5672"/>
+        </w:tabs>
+        <w:ind w:left="5672" w:hanging="283"/>
+      </w:pPr>
+      <w:rPr/>
+    </w:lvl>
+    <w:lvl w:ilvl="8">
+      <w:start w:val="1"/>
+      <w:numFmt w:val="decimal"/>
+      <w:lvlText w:val="%9."/>
+      <w:lvlJc w:val="left"/>
+      <w:pPr>
+        <w:tabs>
+          <w:tab w:val="num" w:pos="6381"/>
+        </w:tabs>
+        <w:ind w:left="6381" w:hanging="283"/>
+      </w:pPr>
+      <w:rPr/>
+    </w:lvl>
+  </w:abstractNum>
+  <w:abstractNum w:abstractNumId="7">
+    <w:lvl w:ilvl="0">
+      <w:start w:val="1"/>
+      <w:numFmt w:val="bullet"/>
+      <w:lvlText w:val=""/>
+      <w:lvlJc w:val="left"/>
+      <w:pPr>
+        <w:tabs>
+          <w:tab w:val="num" w:pos="709"/>
+        </w:tabs>
+        <w:ind w:left="709" w:hanging="283"/>
+      </w:pPr>
+      <w:rPr>
+        <w:rFonts w:ascii="Symbol" w:hAnsi="Symbol" w:cs="Symbol" w:hint="default"/>
+      </w:rPr>
+    </w:lvl>
+    <w:lvl w:ilvl="1">
+      <w:start w:val="1"/>
+      <w:numFmt w:val="bullet"/>
+      <w:lvlText w:val=""/>
+      <w:lvlJc w:val="left"/>
+      <w:pPr>
+        <w:tabs>
+          <w:tab w:val="num" w:pos="1418"/>
+        </w:tabs>
+        <w:ind w:left="1418" w:hanging="283"/>
+      </w:pPr>
+      <w:rPr>
+        <w:rFonts w:ascii="Symbol" w:hAnsi="Symbol" w:cs="Symbol" w:hint="default"/>
+      </w:rPr>
+    </w:lvl>
+    <w:lvl w:ilvl="2">
+      <w:start w:val="1"/>
+      <w:numFmt w:val="bullet"/>
+      <w:lvlText w:val=""/>
+      <w:lvlJc w:val="left"/>
+      <w:pPr>
+        <w:tabs>
+          <w:tab w:val="num" w:pos="2127"/>
+        </w:tabs>
+        <w:ind w:left="2127" w:hanging="283"/>
+      </w:pPr>
+      <w:rPr>
+        <w:rFonts w:ascii="Symbol" w:hAnsi="Symbol" w:cs="Symbol" w:hint="default"/>
+      </w:rPr>
+    </w:lvl>
+    <w:lvl w:ilvl="3">
+      <w:start w:val="1"/>
+      <w:numFmt w:val="bullet"/>
+      <w:lvlText w:val=""/>
+      <w:lvlJc w:val="left"/>
+      <w:pPr>
+        <w:tabs>
+          <w:tab w:val="num" w:pos="2836"/>
+        </w:tabs>
+        <w:ind w:left="2836" w:hanging="283"/>
+      </w:pPr>
+      <w:rPr>
+        <w:rFonts w:ascii="Symbol" w:hAnsi="Symbol" w:cs="Symbol" w:hint="default"/>
+      </w:rPr>
+    </w:lvl>
+    <w:lvl w:ilvl="4">
+      <w:start w:val="1"/>
+      <w:numFmt w:val="bullet"/>
+      <w:lvlText w:val=""/>
+      <w:lvlJc w:val="left"/>
+      <w:pPr>
+        <w:tabs>
+          <w:tab w:val="num" w:pos="3545"/>
+        </w:tabs>
+        <w:ind w:left="3545" w:hanging="283"/>
+      </w:pPr>
+      <w:rPr>
+        <w:rFonts w:ascii="Symbol" w:hAnsi="Symbol" w:cs="Symbol" w:hint="default"/>
+      </w:rPr>
+    </w:lvl>
+    <w:lvl w:ilvl="5">
+      <w:start w:val="1"/>
+      <w:numFmt w:val="bullet"/>
+      <w:lvlText w:val=""/>
+      <w:lvlJc w:val="left"/>
+      <w:pPr>
+        <w:tabs>
+          <w:tab w:val="num" w:pos="4254"/>
+        </w:tabs>
+        <w:ind w:left="4254" w:hanging="283"/>
+      </w:pPr>
+      <w:rPr>
+        <w:rFonts w:ascii="Symbol" w:hAnsi="Symbol" w:cs="Symbol" w:hint="default"/>
+      </w:rPr>
+    </w:lvl>
+    <w:lvl w:ilvl="6">
+      <w:start w:val="1"/>
+      <w:numFmt w:val="bullet"/>
+      <w:lvlText w:val=""/>
+      <w:lvlJc w:val="left"/>
+      <w:pPr>
+        <w:tabs>
+          <w:tab w:val="num" w:pos="4963"/>
+        </w:tabs>
+        <w:ind w:left="4963" w:hanging="283"/>
+      </w:pPr>
+      <w:rPr>
+        <w:rFonts w:ascii="Symbol" w:hAnsi="Symbol" w:cs="Symbol" w:hint="default"/>
+      </w:rPr>
+    </w:lvl>
+    <w:lvl w:ilvl="7">
+      <w:start w:val="1"/>
+      <w:numFmt w:val="bullet"/>
+      <w:lvlText w:val=""/>
+      <w:lvlJc w:val="left"/>
+      <w:pPr>
+        <w:tabs>
+          <w:tab w:val="num" w:pos="5672"/>
+        </w:tabs>
+        <w:ind w:left="5672" w:hanging="283"/>
+      </w:pPr>
+      <w:rPr>
+        <w:rFonts w:ascii="Symbol" w:hAnsi="Symbol" w:cs="Symbol" w:hint="default"/>
+      </w:rPr>
+    </w:lvl>
+    <w:lvl w:ilvl="8">
+      <w:start w:val="1"/>
+      <w:numFmt w:val="bullet"/>
+      <w:lvlText w:val=""/>
+      <w:lvlJc w:val="left"/>
+      <w:pPr>
+        <w:tabs>
+          <w:tab w:val="num" w:pos="6381"/>
+        </w:tabs>
+        <w:ind w:left="6381" w:hanging="283"/>
+      </w:pPr>
+      <w:rPr>
+        <w:rFonts w:ascii="Symbol" w:hAnsi="Symbol" w:cs="Symbol" w:hint="default"/>
+      </w:rPr>
+    </w:lvl>
+  </w:abstractNum>
+  <w:abstractNum w:abstractNumId="8">
+    <w:lvl w:ilvl="0">
+      <w:start w:val="1"/>
+      <w:numFmt w:val="bullet"/>
+      <w:lvlText w:val=""/>
+      <w:lvlJc w:val="left"/>
+      <w:pPr>
+        <w:tabs>
+          <w:tab w:val="num" w:pos="709"/>
+        </w:tabs>
+        <w:ind w:left="709" w:hanging="283"/>
+      </w:pPr>
+      <w:rPr>
+        <w:rFonts w:ascii="Symbol" w:hAnsi="Symbol" w:cs="Symbol" w:hint="default"/>
+      </w:rPr>
+    </w:lvl>
+    <w:lvl w:ilvl="1">
+      <w:start w:val="1"/>
+      <w:numFmt w:val="bullet"/>
+      <w:lvlText w:val=""/>
+      <w:lvlJc w:val="left"/>
+      <w:pPr>
+        <w:tabs>
+          <w:tab w:val="num" w:pos="1418"/>
+        </w:tabs>
+        <w:ind w:left="1418" w:hanging="283"/>
+      </w:pPr>
+      <w:rPr>
+        <w:rFonts w:ascii="Symbol" w:hAnsi="Symbol" w:cs="Symbol" w:hint="default"/>
+      </w:rPr>
+    </w:lvl>
+    <w:lvl w:ilvl="2">
+      <w:start w:val="1"/>
+      <w:numFmt w:val="bullet"/>
+      <w:lvlText w:val=""/>
+      <w:lvlJc w:val="left"/>
+      <w:pPr>
+        <w:tabs>
+          <w:tab w:val="num" w:pos="2127"/>
+        </w:tabs>
+        <w:ind w:left="2127" w:hanging="283"/>
+      </w:pPr>
+      <w:rPr>
+        <w:rFonts w:ascii="Symbol" w:hAnsi="Symbol" w:cs="Symbol" w:hint="default"/>
+      </w:rPr>
+    </w:lvl>
+    <w:lvl w:ilvl="3">
+      <w:start w:val="1"/>
+      <w:numFmt w:val="bullet"/>
+      <w:lvlText w:val=""/>
+      <w:lvlJc w:val="left"/>
+      <w:pPr>
+        <w:tabs>
+          <w:tab w:val="num" w:pos="2836"/>
+        </w:tabs>
+        <w:ind w:left="2836" w:hanging="283"/>
+      </w:pPr>
+      <w:rPr>
+        <w:rFonts w:ascii="Symbol" w:hAnsi="Symbol" w:cs="Symbol" w:hint="default"/>
+      </w:rPr>
+    </w:lvl>
+    <w:lvl w:ilvl="4">
+      <w:start w:val="1"/>
+      <w:numFmt w:val="bullet"/>
+      <w:lvlText w:val=""/>
+      <w:lvlJc w:val="left"/>
+      <w:pPr>
+        <w:tabs>
+          <w:tab w:val="num" w:pos="3545"/>
+        </w:tabs>
+        <w:ind w:left="3545" w:hanging="283"/>
+      </w:pPr>
+      <w:rPr>
+        <w:rFonts w:ascii="Symbol" w:hAnsi="Symbol" w:cs="Symbol" w:hint="default"/>
+      </w:rPr>
+    </w:lvl>
+    <w:lvl w:ilvl="5">
+      <w:start w:val="1"/>
+      <w:numFmt w:val="bullet"/>
+      <w:lvlText w:val=""/>
+      <w:lvlJc w:val="left"/>
+      <w:pPr>
+        <w:tabs>
+          <w:tab w:val="num" w:pos="4254"/>
+        </w:tabs>
+        <w:ind w:left="4254" w:hanging="283"/>
+      </w:pPr>
+      <w:rPr>
+        <w:rFonts w:ascii="Symbol" w:hAnsi="Symbol" w:cs="Symbol" w:hint="default"/>
+      </w:rPr>
+    </w:lvl>
+    <w:lvl w:ilvl="6">
+      <w:start w:val="1"/>
+      <w:numFmt w:val="bullet"/>
+      <w:lvlText w:val=""/>
+      <w:lvlJc w:val="left"/>
+      <w:pPr>
+        <w:tabs>
+          <w:tab w:val="num" w:pos="4963"/>
+        </w:tabs>
+        <w:ind w:left="4963" w:hanging="283"/>
+      </w:pPr>
+      <w:rPr>
+        <w:rFonts w:ascii="Symbol" w:hAnsi="Symbol" w:cs="Symbol" w:hint="default"/>
+      </w:rPr>
+    </w:lvl>
+    <w:lvl w:ilvl="7">
+      <w:start w:val="1"/>
+      <w:numFmt w:val="bullet"/>
+      <w:lvlText w:val=""/>
+      <w:lvlJc w:val="left"/>
+      <w:pPr>
+        <w:tabs>
+          <w:tab w:val="num" w:pos="5672"/>
+        </w:tabs>
+        <w:ind w:left="5672" w:hanging="283"/>
+      </w:pPr>
+      <w:rPr>
+        <w:rFonts w:ascii="Symbol" w:hAnsi="Symbol" w:cs="Symbol" w:hint="default"/>
+      </w:rPr>
+    </w:lvl>
+    <w:lvl w:ilvl="8">
+      <w:start w:val="1"/>
+      <w:numFmt w:val="bullet"/>
+      <w:lvlText w:val=""/>
+      <w:lvlJc w:val="left"/>
+      <w:pPr>
+        <w:tabs>
+          <w:tab w:val="num" w:pos="6381"/>
+        </w:tabs>
+        <w:ind w:left="6381" w:hanging="283"/>
+      </w:pPr>
+      <w:rPr>
+        <w:rFonts w:ascii="Symbol" w:hAnsi="Symbol" w:cs="Symbol" w:hint="default"/>
+      </w:rPr>
+    </w:lvl>
+  </w:abstractNum>
+  <w:abstractNum w:abstractNumId="9">
     <w:lvl w:ilvl="0">
       <w:start w:val="1"/>
       <w:numFmt w:val="none"/>
@@ -7694,6 +11549,21 @@
   </w:num>
   <w:num w:numId="4">
     <w:abstractNumId w:val="4"/>
+  </w:num>
+  <w:num w:numId="5">
+    <w:abstractNumId w:val="5"/>
+  </w:num>
+  <w:num w:numId="6">
+    <w:abstractNumId w:val="6"/>
+  </w:num>
+  <w:num w:numId="7">
+    <w:abstractNumId w:val="7"/>
+  </w:num>
+  <w:num w:numId="8">
+    <w:abstractNumId w:val="8"/>
+  </w:num>
+  <w:num w:numId="9">
+    <w:abstractNumId w:val="9"/>
   </w:num>
 </w:numbering>
 </file>
@@ -7817,16 +11687,16 @@
     </w:rPr>
   </w:style>
   <w:style w:type="character" w:styleId="Style16">
-    <w:name w:val="Символ нумерации"/>
-    <w:qFormat/>
-    <w:rPr/>
-  </w:style>
-  <w:style w:type="character" w:styleId="Style17">
     <w:name w:val="Маркеры"/>
     <w:qFormat/>
     <w:rPr>
       <w:rFonts w:ascii="OpenSymbol" w:hAnsi="OpenSymbol" w:eastAsia="OpenSymbol" w:cs="OpenSymbol"/>
     </w:rPr>
+  </w:style>
+  <w:style w:type="character" w:styleId="Style17">
+    <w:name w:val="Символ нумерации"/>
+    <w:qFormat/>
+    <w:rPr/>
   </w:style>
   <w:style w:type="paragraph" w:styleId="Style18">
     <w:name w:val="Горизонтальная линия"/>

--- a/docs/документация.docx
+++ b/docs/документация.docx
@@ -2941,7 +2941,37 @@
       </w:r>
       <w:r>
         <w:rPr/>
-        <w:t>. В поставке это локальный llama.cpp на той же машине — внешних обращений нет, данные никуда не уходят. Тот же адрес можно направить на другой совместимый сервер (vLLM, Ollama) во внутреннем контуре, не меняя кода.</w:t>
+        <w:t xml:space="preserve">. В поставке это локальный llama.cpp на той же машине — внешних обращений нет, данные никуда не уходят. Тот же адрес можно направить на другой совместимый сервер (vLLM, Ollama) во внутреннем контуре, не меняя кода. При развёртывании через </w:t>
+      </w:r>
+      <w:r>
+        <w:rPr>
+          <w:rStyle w:val="Style14"/>
+        </w:rPr>
+        <w:t>deploy/up.sh</w:t>
+      </w:r>
+      <w:r>
+        <w:rPr/>
+        <w:t xml:space="preserve"> достаточно указать </w:t>
+      </w:r>
+      <w:r>
+        <w:rPr>
+          <w:rStyle w:val="Style14"/>
+        </w:rPr>
+        <w:t>ML_BASE_URL</w:t>
+      </w:r>
+      <w:r>
+        <w:rPr/>
+        <w:t xml:space="preserve"> в </w:t>
+      </w:r>
+      <w:r>
+        <w:rPr>
+          <w:rStyle w:val="Style14"/>
+        </w:rPr>
+        <w:t>deploy/.env</w:t>
+      </w:r>
+      <w:r>
+        <w:rPr/>
+        <w:t xml:space="preserve"> — тогда свой контейнер модели не поднимается.</w:t>
       </w:r>
     </w:p>
     <w:p>

--- a/docs/документация.docx
+++ b/docs/документация.docx
@@ -5212,6 +5212,34 @@
       <w:r>
         <w:rPr/>
         <w:t xml:space="preserve"> — числа берёт база, но формулирует их модель на процессоре. </w:t>
+      </w:r>
+    </w:p>
+    <w:p>
+      <w:pPr>
+        <w:pStyle w:val="Style27"/>
+        <w:numPr>
+          <w:ilvl w:val="0"/>
+          <w:numId w:val="8"/>
+        </w:numPr>
+        <w:tabs>
+          <w:tab w:val="clear" w:pos="1134"/>
+          <w:tab w:val="left" w:pos="709" w:leader="none"/>
+        </w:tabs>
+        <w:bidi w:val="0"/>
+        <w:spacing w:before="0" w:after="0"/>
+        <w:ind w:left="709" w:hanging="283"/>
+        <w:jc w:val="left"/>
+        <w:rPr/>
+      </w:pPr>
+      <w:r>
+        <w:rPr>
+          <w:rStyle w:val="Style15"/>
+        </w:rPr>
+        <w:t>Кнопки боевого интерфейса без действия.</w:t>
+      </w:r>
+      <w:r>
+        <w:rPr/>
+        <w:t xml:space="preserve"> Экран копирует боевую систему, и эти кнопки оставлены на своих местах, чтобы курсант учился на знакомом экране. Нажатие ничего не делает, подсказка сообщает «в тренажёре не реализовано», для экранного диктора они помечены недоступными. Это: отключение звонка, записи звонков и список SMS, подстановка номера из АОН (полоса звонка); отметки «Нет на месте / отказ от скорой» и «Нет доступа / заблокированные» (карточка 112); «просмотр» и «дополнение» в шапке карточки, отметки ЧС и ЧП (карточка ДДС); расширенный поиск по параметрам (журнал); карта там, где она не подключена к адресу. В оценку эти действия не входят. </w:t>
       </w:r>
     </w:p>
     <w:p>

--- a/docs/документация.docx
+++ b/docs/документация.docx
@@ -157,7 +157,7 @@
       </w:pPr>
       <w:r>
         <w:rPr/>
-        <w:t>Преподаватель проводит занятия по группе, готовит учебные вызовы и видит аналитику. После каждого вызова курсант получает разбор с ценой каждой ошибки, прогноз своего результата и рекомендации — и то, и другое система потом проверяет фактом.</w:t>
+        <w:t>Преподаватель проводит занятия по группе, готовит учебные вызовы и видит аналитику. После каждого вызова курсант получает разбор с ценой каждой ошибки, прогноз своего результата и рекомендации — и то, и другое система потом проверяет фактом. Свободный текст курсанта читает модель и указывает расхождения с услышанным, с цитатами; преподаватель подтверждает их и ставит экспертную оценку рядом с автоматической.</w:t>
       </w:r>
     </w:p>
     <w:p>
@@ -224,9 +224,9 @@
         </w:tblCellMar>
       </w:tblPr>
       <w:tblGrid>
-        <w:gridCol w:w="1432"/>
-        <w:gridCol w:w="1733"/>
-        <w:gridCol w:w="2389"/>
+        <w:gridCol w:w="1401"/>
+        <w:gridCol w:w="1637"/>
+        <w:gridCol w:w="2516"/>
       </w:tblGrid>
       <w:tr>
         <w:trPr>
@@ -234,7 +234,7 @@
         </w:trPr>
         <w:tc>
           <w:tcPr>
-            <w:tcW w:w="1432" w:type="dxa"/>
+            <w:tcW w:w="1401" w:type="dxa"/>
             <w:tcBorders/>
             <w:vAlign w:val="center"/>
           </w:tcPr>
@@ -256,7 +256,7 @@
         </w:tc>
         <w:tc>
           <w:tcPr>
-            <w:tcW w:w="1733" w:type="dxa"/>
+            <w:tcW w:w="1637" w:type="dxa"/>
             <w:tcBorders/>
             <w:vAlign w:val="center"/>
           </w:tcPr>
@@ -278,7 +278,7 @@
         </w:tc>
         <w:tc>
           <w:tcPr>
-            <w:tcW w:w="2389" w:type="dxa"/>
+            <w:tcW w:w="2516" w:type="dxa"/>
             <w:tcBorders/>
             <w:vAlign w:val="center"/>
           </w:tcPr>
@@ -303,7 +303,7 @@
         <w:trPr/>
         <w:tc>
           <w:tcPr>
-            <w:tcW w:w="1432" w:type="dxa"/>
+            <w:tcW w:w="1401" w:type="dxa"/>
             <w:tcBorders/>
             <w:vAlign w:val="center"/>
           </w:tcPr>
@@ -323,7 +323,7 @@
         </w:tc>
         <w:tc>
           <w:tcPr>
-            <w:tcW w:w="1733" w:type="dxa"/>
+            <w:tcW w:w="1637" w:type="dxa"/>
             <w:tcBorders/>
             <w:vAlign w:val="center"/>
           </w:tcPr>
@@ -343,7 +343,7 @@
         </w:tc>
         <w:tc>
           <w:tcPr>
-            <w:tcW w:w="2389" w:type="dxa"/>
+            <w:tcW w:w="2516" w:type="dxa"/>
             <w:tcBorders/>
             <w:vAlign w:val="center"/>
           </w:tcPr>
@@ -366,7 +366,7 @@
         <w:trPr/>
         <w:tc>
           <w:tcPr>
-            <w:tcW w:w="1432" w:type="dxa"/>
+            <w:tcW w:w="1401" w:type="dxa"/>
             <w:tcBorders/>
             <w:vAlign w:val="center"/>
           </w:tcPr>
@@ -386,7 +386,7 @@
         </w:tc>
         <w:tc>
           <w:tcPr>
-            <w:tcW w:w="1733" w:type="dxa"/>
+            <w:tcW w:w="1637" w:type="dxa"/>
             <w:tcBorders/>
             <w:vAlign w:val="center"/>
           </w:tcPr>
@@ -406,7 +406,7 @@
         </w:tc>
         <w:tc>
           <w:tcPr>
-            <w:tcW w:w="2389" w:type="dxa"/>
+            <w:tcW w:w="2516" w:type="dxa"/>
             <w:tcBorders/>
             <w:vAlign w:val="center"/>
           </w:tcPr>
@@ -429,7 +429,7 @@
         <w:trPr/>
         <w:tc>
           <w:tcPr>
-            <w:tcW w:w="1432" w:type="dxa"/>
+            <w:tcW w:w="1401" w:type="dxa"/>
             <w:tcBorders/>
             <w:vAlign w:val="center"/>
           </w:tcPr>
@@ -449,7 +449,7 @@
         </w:tc>
         <w:tc>
           <w:tcPr>
-            <w:tcW w:w="1733" w:type="dxa"/>
+            <w:tcW w:w="1637" w:type="dxa"/>
             <w:tcBorders/>
             <w:vAlign w:val="center"/>
           </w:tcPr>
@@ -469,7 +469,7 @@
         </w:tc>
         <w:tc>
           <w:tcPr>
-            <w:tcW w:w="2389" w:type="dxa"/>
+            <w:tcW w:w="2516" w:type="dxa"/>
             <w:tcBorders/>
             <w:vAlign w:val="center"/>
           </w:tcPr>
@@ -492,7 +492,7 @@
         <w:trPr/>
         <w:tc>
           <w:tcPr>
-            <w:tcW w:w="1432" w:type="dxa"/>
+            <w:tcW w:w="1401" w:type="dxa"/>
             <w:tcBorders/>
             <w:vAlign w:val="center"/>
           </w:tcPr>
@@ -512,7 +512,7 @@
         </w:tc>
         <w:tc>
           <w:tcPr>
-            <w:tcW w:w="1733" w:type="dxa"/>
+            <w:tcW w:w="1637" w:type="dxa"/>
             <w:tcBorders/>
             <w:vAlign w:val="center"/>
           </w:tcPr>
@@ -532,21 +532,21 @@
         </w:tc>
         <w:tc>
           <w:tcPr>
-            <w:tcW w:w="2389" w:type="dxa"/>
-            <w:tcBorders/>
-            <w:vAlign w:val="center"/>
-          </w:tcPr>
-          <w:p>
-            <w:pPr>
-              <w:pStyle w:val="Style20"/>
-              <w:bidi w:val="0"/>
-              <w:spacing w:before="0" w:after="283"/>
-              <w:jc w:val="left"/>
-              <w:rPr/>
-            </w:pPr>
-            <w:r>
-              <w:rPr/>
-              <w:t>подготовка учебных вызовов, правка по переписке, сводки</w:t>
+            <w:tcW w:w="2516" w:type="dxa"/>
+            <w:tcBorders/>
+            <w:vAlign w:val="center"/>
+          </w:tcPr>
+          <w:p>
+            <w:pPr>
+              <w:pStyle w:val="Style20"/>
+              <w:bidi w:val="0"/>
+              <w:spacing w:before="0" w:after="283"/>
+              <w:jc w:val="left"/>
+              <w:rPr/>
+            </w:pPr>
+            <w:r>
+              <w:rPr/>
+              <w:t>подготовка учебных вызовов, правка по переписке, сводки, анализ текста курсанта</w:t>
             </w:r>
           </w:p>
         </w:tc>
@@ -575,7 +575,7 @@
       </w:pPr>
       <w:r>
         <w:rPr/>
-        <w:t>Объём исходного кода: 13 877 строк Rust в 60 файлах, 5 302 строки TypeScript в 48 файлах, 25 миграций схемы базы.</w:t>
+        <w:t>Объём исходного кода: 15 848 строк Rust в 63 файлах, 5 673 строки TypeScript в 49 файлах, 28 миграций схемы базы.</w:t>
       </w:r>
     </w:p>
     <w:p>
@@ -2748,7 +2748,7 @@
       </w:r>
       <w:r>
         <w:rPr/>
-        <w:t xml:space="preserve"> — его считает классификатор. Во время занятия курсанта модель не вызывается: ответы заявителя подготовлены заранее и выверены преподавателем.</w:t>
+        <w:t xml:space="preserve"> — его считает классификатор. Пока курсант ведёт вызов, модель не вызывается: ответы заявителя подготовлены заранее и выверены преподавателем. С попыткой курсанта модель связана одним: после сохранения она в фоновой очереди читает его свободный текст (раздел 3.9). Разбор правил курсант видит сразу, анализ модели приходит следом.</w:t>
       </w:r>
     </w:p>
     <w:p>
@@ -3122,6 +3122,420 @@
       <w:r>
         <w:rPr/>
         <w:t>, «Наши допущения»). Синтетических данных, выданных за данные заказчика, в поставке нет.</w:t>
+      </w:r>
+    </w:p>
+    <w:p>
+      <w:pPr>
+        <w:pStyle w:val="3"/>
+        <w:bidi w:val="0"/>
+        <w:jc w:val="left"/>
+        <w:rPr/>
+      </w:pPr>
+      <w:r>
+        <w:rPr/>
+        <w:t>3.9. Нейросетевой анализ ручного ввода и экспертная оценка</w:t>
+      </w:r>
+    </w:p>
+    <w:p>
+      <w:pPr>
+        <w:pStyle w:val="Style27"/>
+        <w:bidi w:val="0"/>
+        <w:spacing w:before="0" w:after="283"/>
+        <w:jc w:val="left"/>
+        <w:rPr/>
+      </w:pPr>
+      <w:r>
+        <w:rPr/>
+        <w:t>ТЗ требует оценки «в том числе на основе анализа ручного ввода текста», «на основе нейросетевого анализа» и просмотра результатов как «автоматическая оценка И экспертная оценка». Всё, что проверяется сравнением, — признаки, адрес, службы, статусы, время — проверяют правила (разделы 3.3, 3.4). Правила не умеют читать свободный текст; это делает модель.</w:t>
+      </w:r>
+    </w:p>
+    <w:p>
+      <w:pPr>
+        <w:pStyle w:val="Style27"/>
+        <w:bidi w:val="0"/>
+        <w:spacing w:before="0" w:after="283"/>
+        <w:jc w:val="left"/>
+        <w:rPr/>
+      </w:pPr>
+      <w:r>
+        <w:rPr>
+          <w:rStyle w:val="Style15"/>
+        </w:rPr>
+        <w:t>Что читает модель.</w:t>
+      </w:r>
+    </w:p>
+    <w:tbl>
+      <w:tblPr>
+        <w:tblW w:w="5554" w:type="dxa"/>
+        <w:jc w:val="left"/>
+        <w:tblInd w:w="0" w:type="dxa"/>
+        <w:tblLayout w:type="fixed"/>
+        <w:tblCellMar>
+          <w:top w:w="28" w:type="dxa"/>
+          <w:left w:w="28" w:type="dxa"/>
+          <w:bottom w:w="28" w:type="dxa"/>
+          <w:right w:w="28" w:type="dxa"/>
+        </w:tblCellMar>
+      </w:tblPr>
+      <w:tblGrid>
+        <w:gridCol w:w="1250"/>
+        <w:gridCol w:w="2166"/>
+        <w:gridCol w:w="2138"/>
+      </w:tblGrid>
+      <w:tr>
+        <w:trPr>
+          <w:tblHeader w:val="true"/>
+        </w:trPr>
+        <w:tc>
+          <w:tcPr>
+            <w:tcW w:w="1250" w:type="dxa"/>
+            <w:tcBorders/>
+            <w:vAlign w:val="center"/>
+          </w:tcPr>
+          <w:p>
+            <w:pPr>
+              <w:pStyle w:val="Style30"/>
+              <w:suppressLineNumbers/>
+              <w:shd w:fill="EEEEEE" w:val="clear"/>
+              <w:bidi w:val="0"/>
+              <w:spacing w:before="0" w:after="283"/>
+              <w:jc w:val="left"/>
+              <w:rPr/>
+            </w:pPr>
+            <w:r>
+              <w:rPr/>
+              <w:t>Попытка</w:t>
+            </w:r>
+          </w:p>
+        </w:tc>
+        <w:tc>
+          <w:tcPr>
+            <w:tcW w:w="2166" w:type="dxa"/>
+            <w:tcBorders/>
+            <w:vAlign w:val="center"/>
+          </w:tcPr>
+          <w:p>
+            <w:pPr>
+              <w:pStyle w:val="Style30"/>
+              <w:suppressLineNumbers/>
+              <w:shd w:fill="EEEEEE" w:val="clear"/>
+              <w:bidi w:val="0"/>
+              <w:spacing w:before="0" w:after="283"/>
+              <w:jc w:val="left"/>
+              <w:rPr/>
+            </w:pPr>
+            <w:r>
+              <w:rPr/>
+              <w:t>Текст курсанта</w:t>
+            </w:r>
+          </w:p>
+        </w:tc>
+        <w:tc>
+          <w:tcPr>
+            <w:tcW w:w="2138" w:type="dxa"/>
+            <w:tcBorders/>
+            <w:vAlign w:val="center"/>
+          </w:tcPr>
+          <w:p>
+            <w:pPr>
+              <w:pStyle w:val="Style30"/>
+              <w:suppressLineNumbers/>
+              <w:shd w:fill="EEEEEE" w:val="clear"/>
+              <w:bidi w:val="0"/>
+              <w:spacing w:before="0" w:after="283"/>
+              <w:jc w:val="left"/>
+              <w:rPr/>
+            </w:pPr>
+            <w:r>
+              <w:rPr/>
+              <w:t>С чем сверяется</w:t>
+            </w:r>
+          </w:p>
+        </w:tc>
+      </w:tr>
+      <w:tr>
+        <w:trPr/>
+        <w:tc>
+          <w:tcPr>
+            <w:tcW w:w="1250" w:type="dxa"/>
+            <w:tcBorders/>
+            <w:vAlign w:val="center"/>
+          </w:tcPr>
+          <w:p>
+            <w:pPr>
+              <w:pStyle w:val="Style20"/>
+              <w:bidi w:val="0"/>
+              <w:spacing w:before="0" w:after="283"/>
+              <w:jc w:val="left"/>
+              <w:rPr/>
+            </w:pPr>
+            <w:r>
+              <w:rPr/>
+              <w:t>Оператор 112</w:t>
+            </w:r>
+          </w:p>
+        </w:tc>
+        <w:tc>
+          <w:tcPr>
+            <w:tcW w:w="2166" w:type="dxa"/>
+            <w:tcBorders/>
+            <w:vAlign w:val="center"/>
+          </w:tcPr>
+          <w:p>
+            <w:pPr>
+              <w:pStyle w:val="Style20"/>
+              <w:bidi w:val="0"/>
+              <w:spacing w:before="0" w:after="283"/>
+              <w:jc w:val="left"/>
+              <w:rPr/>
+            </w:pPr>
+            <w:r>
+              <w:rPr/>
+              <w:t>«Описание со слов заявителя», описательный адрес</w:t>
+            </w:r>
+          </w:p>
+        </w:tc>
+        <w:tc>
+          <w:tcPr>
+            <w:tcW w:w="2138" w:type="dxa"/>
+            <w:tcBorders/>
+            <w:vAlign w:val="center"/>
+          </w:tcPr>
+          <w:p>
+            <w:pPr>
+              <w:pStyle w:val="Style20"/>
+              <w:bidi w:val="0"/>
+              <w:spacing w:before="0" w:after="283"/>
+              <w:jc w:val="left"/>
+              <w:rPr/>
+            </w:pPr>
+            <w:r>
+              <w:rPr/>
+              <w:t>реплики заявителя из стенограммы вызова</w:t>
+            </w:r>
+          </w:p>
+        </w:tc>
+      </w:tr>
+      <w:tr>
+        <w:trPr/>
+        <w:tc>
+          <w:tcPr>
+            <w:tcW w:w="1250" w:type="dxa"/>
+            <w:tcBorders/>
+            <w:vAlign w:val="center"/>
+          </w:tcPr>
+          <w:p>
+            <w:pPr>
+              <w:pStyle w:val="Style20"/>
+              <w:bidi w:val="0"/>
+              <w:spacing w:before="0" w:after="283"/>
+              <w:jc w:val="left"/>
+              <w:rPr/>
+            </w:pPr>
+            <w:r>
+              <w:rPr/>
+              <w:t>Диспетчер ДДС</w:t>
+            </w:r>
+          </w:p>
+        </w:tc>
+        <w:tc>
+          <w:tcPr>
+            <w:tcW w:w="2166" w:type="dxa"/>
+            <w:tcBorders/>
+            <w:vAlign w:val="center"/>
+          </w:tcPr>
+          <w:p>
+            <w:pPr>
+              <w:pStyle w:val="Style20"/>
+              <w:bidi w:val="0"/>
+              <w:spacing w:before="0" w:after="283"/>
+              <w:jc w:val="left"/>
+              <w:rPr/>
+            </w:pPr>
+            <w:r>
+              <w:rPr/>
+              <w:t>комментарии к статусам реагирования</w:t>
+            </w:r>
+          </w:p>
+        </w:tc>
+        <w:tc>
+          <w:tcPr>
+            <w:tcW w:w="2138" w:type="dxa"/>
+            <w:tcBorders/>
+            <w:vAlign w:val="center"/>
+          </w:tcPr>
+          <w:p>
+            <w:pPr>
+              <w:pStyle w:val="Style20"/>
+              <w:bidi w:val="0"/>
+              <w:spacing w:before="0" w:after="283"/>
+              <w:jc w:val="left"/>
+              <w:rPr/>
+            </w:pPr>
+            <w:r>
+              <w:rPr/>
+              <w:t>описание из карточки 112 и полученные доклады бригады</w:t>
+            </w:r>
+          </w:p>
+        </w:tc>
+      </w:tr>
+    </w:tbl>
+    <w:p>
+      <w:pPr>
+        <w:pStyle w:val="Style27"/>
+        <w:bidi w:val="0"/>
+        <w:spacing w:before="0" w:after="283"/>
+        <w:jc w:val="left"/>
+        <w:rPr/>
+      </w:pPr>
+      <w:r>
+        <w:rPr/>
+        <w:t>Анализ ставится в очередь при сохранении карточки 112 и при закрывающем статусе ДДС («Работы завершены», «Отказ от выполнения работ», «Не принята»).</w:t>
+      </w:r>
+    </w:p>
+    <w:p>
+      <w:pPr>
+        <w:pStyle w:val="Style27"/>
+        <w:bidi w:val="0"/>
+        <w:spacing w:before="0" w:after="283"/>
+        <w:jc w:val="left"/>
+        <w:rPr/>
+      </w:pPr>
+      <w:r>
+        <w:rPr>
+          <w:rStyle w:val="Style15"/>
+        </w:rPr>
+        <w:t>Как устроен запрос.</w:t>
+      </w:r>
+      <w:r>
+        <w:rPr/>
+        <w:t xml:space="preserve"> Модель не ищет расхождения сама — модель такого размера их пропускает: на пробном вызове она не заметила «горит баня» вместо «горит крыша дома». Вместо этого она разбирает текст курсанта по утверждениям и про каждое отвечает: подтверждается, противоречит или заявитель этого не сообщал; отдельно — что существенное заявитель сказал, а в тексте нет. Вид замечания из вердикта выводит код. Ответ ограничен схемой JSON на уровне декодирования.</w:t>
+      </w:r>
+    </w:p>
+    <w:p>
+      <w:pPr>
+        <w:pStyle w:val="Style27"/>
+        <w:bidi w:val="0"/>
+        <w:spacing w:before="0" w:after="283"/>
+        <w:jc w:val="left"/>
+        <w:rPr/>
+      </w:pPr>
+      <w:r>
+        <w:rPr>
+          <w:rStyle w:val="Style15"/>
+        </w:rPr>
+        <w:t>Каждое замечание подтверждено цитатой, и цитата проверяется кодом.</w:t>
+      </w:r>
+      <w:r>
+        <w:rPr/>
+        <w:t xml:space="preserve"> Фрагмент текста курсанта ищется в его тексте, фрагмент услышанного — в стенограмме или докладах (без учёта регистра, «ё» и знаков препинания). Не нашлась цитата — замечание отбрасывается, и число отброшенных показывается преподавателю. Так модель не может приписать курсанту слова, которых он не писал, или заявителю — которых тот не говорил.</w:t>
+      </w:r>
+    </w:p>
+    <w:p>
+      <w:pPr>
+        <w:pStyle w:val="Style27"/>
+        <w:bidi w:val="0"/>
+        <w:spacing w:before="0" w:after="283"/>
+        <w:jc w:val="left"/>
+        <w:rPr/>
+      </w:pPr>
+      <w:r>
+        <w:rPr>
+          <w:rStyle w:val="Style15"/>
+        </w:rPr>
+        <w:t>Балл модель не меняет.</w:t>
+      </w:r>
+      <w:r>
+        <w:rPr/>
+        <w:t xml:space="preserve"> Замечания стоят в разборе отдельным блоком «Анализ текста (нейросеть)» со статусом (готовится, готов, модель недоступна), рядом с баллом правил. Преподаватель подтверждает или отклоняет каждое замечание. Модели нет (</w:t>
+      </w:r>
+      <w:r>
+        <w:rPr>
+          <w:rStyle w:val="Style14"/>
+        </w:rPr>
+        <w:t>ML_PROVIDER=mock</w:t>
+      </w:r>
+      <w:r>
+        <w:rPr/>
+        <w:t>) — анализ честно помечается «модель недоступна», а не выдаёт пустой список, похожий на «замечаний нет». Подняли модель — преподаватель повторяет анализ кнопкой, курсанту проходить вызов заново не нужно.</w:t>
+      </w:r>
+    </w:p>
+    <w:p>
+      <w:pPr>
+        <w:pStyle w:val="Style27"/>
+        <w:bidi w:val="0"/>
+        <w:spacing w:before="0" w:after="283"/>
+        <w:jc w:val="left"/>
+        <w:rPr/>
+      </w:pPr>
+      <w:r>
+        <w:rPr>
+          <w:rStyle w:val="Style15"/>
+        </w:rPr>
+        <w:t>Экспертная оценка.</w:t>
+      </w:r>
+      <w:r>
+        <w:rPr/>
+        <w:t xml:space="preserve"> В карточке, открытой из журнала, преподаватель видит все попытки по ней — вызов 112 и работу каждой службы ДДС — и ставит экспертный балл 0–100 с комментарием. Автоматический балл при этом не переписывается: оба хранятся и показываются рядом, курсант видит оба и комментарий. Каждая оценка и её изменение пишутся в журнал действий (</w:t>
+      </w:r>
+      <w:r>
+        <w:rPr>
+          <w:rStyle w:val="Style14"/>
+        </w:rPr>
+        <w:t>grade.override</w:t>
+      </w:r>
+      <w:r>
+        <w:rPr/>
+        <w:t>) вместе с автоматическим и прежним баллом, вердикты по замечаниям модели — тоже (</w:t>
+      </w:r>
+      <w:r>
+        <w:rPr>
+          <w:rStyle w:val="Style14"/>
+        </w:rPr>
+        <w:t>analysis.verdict</w:t>
+      </w:r>
+      <w:r>
+        <w:rPr/>
+        <w:t>). Экспертный балл есть в отчёте по занятию (JSON и CSV) и в отчёте по группе. Администратор экспертную оценку не ставит: ТЗ запрещает ему вмешиваться в оценки, и мы не даём ему этого вовсе.</w:t>
+      </w:r>
+    </w:p>
+    <w:p>
+      <w:pPr>
+        <w:pStyle w:val="Style27"/>
+        <w:bidi w:val="0"/>
+        <w:spacing w:before="0" w:after="283"/>
+        <w:jc w:val="left"/>
+        <w:rPr/>
+      </w:pPr>
+      <w:r>
+        <w:rPr>
+          <w:rStyle w:val="Style15"/>
+        </w:rPr>
+        <w:t>Проверено.</w:t>
+      </w:r>
+      <w:r>
+        <w:rPr/>
+        <w:t xml:space="preserve"> Код вокруг модели — очередь, проверка цитат, хранение, права, аудит — покрыт проверками с подставной моделью. На настоящей модели (GigaChat 3.1 10B-A1.8B, llama.cpp, 6 потоков) проверено на нарочно испорченном описании вызова «горит крыша частного дома»: «Горит баня на участке, есть пострадавший. Дом газифицирован.» Модель нашла все четыре расхождения — баню вместо крыши дома, пострадавшего при «пострадавших нет», газификацию, о которой заявитель не говорил, и незаписанное «пламя видно». Ответ занимает </w:t>
+      </w:r>
+      <w:r>
+        <w:rPr>
+          <w:rStyle w:val="Style15"/>
+        </w:rPr>
+        <w:t>26–33 секунды</w:t>
+      </w:r>
+      <w:r>
+        <w:rPr/>
+        <w:t xml:space="preserve"> на процессоре. </w:t>
+      </w:r>
+      <w:r>
+        <w:rPr>
+          <w:rStyle w:val="Style15"/>
+        </w:rPr>
+        <w:t>Чего не проверяли:</w:t>
+      </w:r>
+      <w:r>
+        <w:rPr/>
+        <w:t xml:space="preserve"> согласие модели с экспертами на выборке вызовов — такой выборки у нас нет. Вид замечания («не записано» или «противоречие») модель от прогона к прогону путает, суть — нет; поэтому решение по каждому замечанию за преподавателем.</w:t>
       </w:r>
     </w:p>
     <w:p>
@@ -3269,7 +3683,7 @@
             </w:pPr>
             <w:r>
               <w:rPr/>
-              <w:t>учебные вызовы, карточки своей службы, своя история, разбор, прогноз, рекомендации</w:t>
+              <w:t>учебные вызовы, карточки своей службы, своя история, разбор, прогноз, рекомендации, свои автоматическая и экспертная оценки</w:t>
             </w:r>
           </w:p>
         </w:tc>
@@ -3314,7 +3728,7 @@
             </w:pPr>
             <w:r>
               <w:rPr/>
-              <w:t>занятия, подготовка вызовов, группы, аналитика по группе</w:t>
+              <w:t>занятия, подготовка вызовов, группы, аналитика по группе, экспертная оценка попыток и вердикты по замечаниям модели</w:t>
             </w:r>
           </w:p>
         </w:tc>
@@ -3359,7 +3773,7 @@
             </w:pPr>
             <w:r>
               <w:rPr/>
-              <w:t>версии классификатора, учётные записи, настройки, системные журналы</w:t>
+              <w:t>версии классификатора, учётные записи, настройки, системные журналы; оценки видит, но не ставит</w:t>
             </w:r>
           </w:p>
         </w:tc>
@@ -4262,11 +4676,11 @@
         <w:rPr>
           <w:rStyle w:val="Style15"/>
         </w:rPr>
-        <w:t>229 серверных проверок</w:t>
-      </w:r>
-      <w:r>
-        <w:rPr/>
-        <w:t xml:space="preserve"> выполняются без поднятия модели.</w:t>
+        <w:t>258 серверных проверок</w:t>
+      </w:r>
+      <w:r>
+        <w:rPr/>
+        <w:t xml:space="preserve"> выполняются без поднятия модели; там, где важен ответ модели, её заменяет подставная.</w:t>
       </w:r>
     </w:p>
     <w:p>
@@ -4637,7 +5051,7 @@
       </w:pPr>
       <w:r>
         <w:rPr/>
-        <w:t>Скорость модели не влияет на нормативы ТЗ: модель не вызывается во время занятия курсанта (раздел 3.7), а подготовка вызовов и сводки идут в фоновой очереди.</w:t>
+        <w:t>Скорость модели не влияет на нормативы ТЗ: пока курсант ведёт вызов, модель не вызывается (раздел 3.7), а подготовка вызовов, сводки и анализ текста после сохранения идут в фоновой очереди. Очередь одна: если группа из двадцати курсантов сохранит карточки разом, анализ последнего придёт через двадцать ответов модели. Разбор правил от этого не зависит — он приходит сразу.</w:t>
       </w:r>
     </w:p>
     <w:p>
@@ -5135,7 +5549,35 @@
       </w:r>
       <w:r>
         <w:rPr/>
-        <w:t xml:space="preserve"> (раздел 4.5). </w:t>
+        <w:t xml:space="preserve"> (раздел 4.5). Вердикты преподавателя по замечаниям модели (раздел 3.9) хранятся и попадают в отчёты, но на следующие ответы модели не влияют. </w:t>
+      </w:r>
+    </w:p>
+    <w:p>
+      <w:pPr>
+        <w:pStyle w:val="Style27"/>
+        <w:numPr>
+          <w:ilvl w:val="0"/>
+          <w:numId w:val="8"/>
+        </w:numPr>
+        <w:tabs>
+          <w:tab w:val="clear" w:pos="1134"/>
+          <w:tab w:val="left" w:pos="709" w:leader="none"/>
+        </w:tabs>
+        <w:bidi w:val="0"/>
+        <w:spacing w:before="0" w:after="0"/>
+        <w:ind w:left="709" w:hanging="283"/>
+        <w:jc w:val="left"/>
+        <w:rPr/>
+      </w:pPr>
+      <w:r>
+        <w:rPr>
+          <w:rStyle w:val="Style15"/>
+        </w:rPr>
+        <w:t>Нейросетевой анализ текста не сверен с экспертами на выборке.</w:t>
+      </w:r>
+      <w:r>
+        <w:rPr/>
+        <w:t xml:space="preserve"> Проверен на отдельных вызовах; вид замечания модель от прогона к прогону путает. Поэтому замечания модели балл не меняют, а решение по ним за преподавателем (раздел 3.9). </w:t>
       </w:r>
     </w:p>
     <w:p>
@@ -6223,7 +6665,7 @@
       </w:pPr>
       <w:r>
         <w:rPr/>
-        <w:t>Без них сервер работает на заглушке: журнал, карточки, классификация, занятия, оценка, разбор ДДС, прогноз и рекомендации полностью функциональны; нет только подготовки и правки учебных вызовов моделью и словесной сводки по группе.</w:t>
+        <w:t>Без них сервер работает на заглушке: журнал, карточки, классификация, занятия, оценка, разбор ДДС, прогноз и рекомендации полностью функциональны; нет только подготовки и правки учебных вызовов моделью, словесной сводки по группе и нейросетевого анализа текста (он помечается «модель недоступна»).</w:t>
       </w:r>
     </w:p>
     <w:p>
@@ -6252,7 +6694,7 @@
         <w:rPr>
           <w:rStyle w:val="Style14"/>
         </w:rPr>
-        <w:t>cd backend &amp;&amp; cargo test            # 229 проверок</w:t>
+        <w:t>cd backend &amp;&amp; cargo test            # 258 проверок</w:t>
       </w:r>
     </w:p>
     <w:p>
@@ -6275,6 +6717,54 @@
     <w:p>
       <w:pPr>
         <w:pStyle w:val="Style29"/>
+        <w:pBdr/>
+        <w:shd w:fill="F4F4F4" w:val="clear"/>
+        <w:bidi w:val="0"/>
+        <w:spacing w:before="0" w:after="0"/>
+        <w:jc w:val="left"/>
+        <w:rPr/>
+      </w:pPr>
+      <w:r>
+        <w:rPr>
+          <w:rStyle w:val="Style14"/>
+        </w:rPr>
+        <w:t>cd frontend &amp;&amp; npm test             # 55 сценариев в браузере</w:t>
+      </w:r>
+    </w:p>
+    <w:p>
+      <w:pPr>
+        <w:pStyle w:val="Style29"/>
+        <w:pBdr/>
+        <w:shd w:fill="F4F4F4" w:val="clear"/>
+        <w:bidi w:val="0"/>
+        <w:spacing w:before="0" w:after="0"/>
+        <w:jc w:val="left"/>
+        <w:rPr/>
+      </w:pPr>
+      <w:r>
+        <w:rPr/>
+      </w:r>
+    </w:p>
+    <w:p>
+      <w:pPr>
+        <w:pStyle w:val="Style29"/>
+        <w:pBdr/>
+        <w:shd w:fill="F4F4F4" w:val="clear"/>
+        <w:bidi w:val="0"/>
+        <w:spacing w:before="0" w:after="0"/>
+        <w:jc w:val="left"/>
+        <w:rPr/>
+      </w:pPr>
+      <w:r>
+        <w:rPr>
+          <w:rStyle w:val="Style14"/>
+        </w:rPr>
+        <w:t># Анализ текста настоящей моделью: нужен поднятый сервер модели</w:t>
+      </w:r>
+    </w:p>
+    <w:p>
+      <w:pPr>
+        <w:pStyle w:val="Style29"/>
         <w:bidi w:val="0"/>
         <w:spacing w:before="0" w:after="283"/>
         <w:jc w:val="left"/>
@@ -6284,7 +6774,7 @@
         <w:rPr>
           <w:rStyle w:val="Style14"/>
         </w:rPr>
-        <w:t>cd frontend &amp;&amp; npm test             # 54 сценария в браузере</w:t>
+        <w:t>cd backend &amp;&amp; cargo test --test text_analysis -- --ignored --nocapture</w:t>
       </w:r>
     </w:p>
     <w:p>

--- a/docs/документация.docx
+++ b/docs/документация.docx
@@ -4676,7 +4676,7 @@
         <w:rPr>
           <w:rStyle w:val="Style15"/>
         </w:rPr>
-        <w:t>258 серверных проверок</w:t>
+        <w:t>278 серверных проверок</w:t>
       </w:r>
       <w:r>
         <w:rPr/>
@@ -6694,7 +6694,7 @@
         <w:rPr>
           <w:rStyle w:val="Style14"/>
         </w:rPr>
-        <w:t>cd backend &amp;&amp; cargo test            # 258 проверок</w:t>
+        <w:t>cd backend &amp;&amp; cargo test            # 278 проверок</w:t>
       </w:r>
     </w:p>
     <w:p>
@@ -6728,7 +6728,7 @@
         <w:rPr>
           <w:rStyle w:val="Style14"/>
         </w:rPr>
-        <w:t>cd frontend &amp;&amp; npm test             # 55 сценариев в браузере</w:t>
+        <w:t>cd frontend &amp;&amp; npm test             # 61 сценарий в браузере</w:t>
       </w:r>
     </w:p>
     <w:p>

--- a/docs/документация.docx
+++ b/docs/документация.docx
@@ -4676,7 +4676,7 @@
         <w:rPr>
           <w:rStyle w:val="Style15"/>
         </w:rPr>
-        <w:t>278 серверных проверок</w:t>
+        <w:t>279 серверных проверок</w:t>
       </w:r>
       <w:r>
         <w:rPr/>
@@ -5063,7 +5063,50 @@
       </w:pPr>
       <w:r>
         <w:rPr/>
-        <w:t>6.3. Требования ТЗ к производительности — что к чему относится</w:t>
+        <w:t>6.3. Требования ТЗ к производительности — измерено</w:t>
+      </w:r>
+    </w:p>
+    <w:p>
+      <w:pPr>
+        <w:pStyle w:val="Style27"/>
+        <w:bidi w:val="0"/>
+        <w:spacing w:before="0" w:after="283"/>
+        <w:jc w:val="left"/>
+        <w:rPr/>
+      </w:pPr>
+      <w:r>
+        <w:rPr/>
+        <w:t xml:space="preserve">Замер 28.09.2026 на release-сборке. Сервер тренажёра и PostgreSQL вместе ограничены </w:t>
+      </w:r>
+      <w:r>
+        <w:rPr>
+          <w:rStyle w:val="Style15"/>
+        </w:rPr>
+        <w:t>6 физическими ядрами и 32 ГБ</w:t>
+      </w:r>
+      <w:r>
+        <w:rPr/>
+        <w:t xml:space="preserve"> — как одна машина из требований ТЗ к серверу. Процессор — AMD EPYC 7532, </w:t>
+      </w:r>
+      <w:r>
+        <w:rPr>
+          <w:rStyle w:val="Style15"/>
+        </w:rPr>
+        <w:t>это не машина заказчика</w:t>
+      </w:r>
+      <w:r>
+        <w:rPr/>
+        <w:t xml:space="preserve">: память у него восьмиканальная, у настольного i7 — нет. Языковая модель выключена: во время занятия курсанта она не вызывается (раздел 3.7). Методика, сырые данные и скрипт — </w:t>
+      </w:r>
+      <w:r>
+        <w:rPr>
+          <w:rStyle w:val="Style14"/>
+        </w:rPr>
+        <w:t>backend/docs/замеры/НАГРУЗКА.md</w:t>
+      </w:r>
+      <w:r>
+        <w:rPr/>
+        <w:t>.</w:t>
       </w:r>
     </w:p>
     <w:tbl>
@@ -5080,9 +5123,9 @@
         </w:tblCellMar>
       </w:tblPr>
       <w:tblGrid>
-        <w:gridCol w:w="1636"/>
-        <w:gridCol w:w="1699"/>
-        <w:gridCol w:w="2219"/>
+        <w:gridCol w:w="1992"/>
+        <w:gridCol w:w="1470"/>
+        <w:gridCol w:w="2092"/>
       </w:tblGrid>
       <w:tr>
         <w:trPr>
@@ -5090,7 +5133,7 @@
         </w:trPr>
         <w:tc>
           <w:tcPr>
-            <w:tcW w:w="1636" w:type="dxa"/>
+            <w:tcW w:w="1992" w:type="dxa"/>
             <w:tcBorders/>
             <w:vAlign w:val="center"/>
           </w:tcPr>
@@ -5112,7 +5155,7 @@
         </w:tc>
         <w:tc>
           <w:tcPr>
-            <w:tcW w:w="1699" w:type="dxa"/>
+            <w:tcW w:w="1470" w:type="dxa"/>
             <w:tcBorders/>
             <w:vAlign w:val="center"/>
           </w:tcPr>
@@ -5128,13 +5171,13 @@
             </w:pPr>
             <w:r>
               <w:rPr/>
-              <w:t>К чему относится</w:t>
-            </w:r>
-          </w:p>
-        </w:tc>
-        <w:tc>
-          <w:tcPr>
-            <w:tcW w:w="2219" w:type="dxa"/>
+              <w:t>Измерено</w:t>
+            </w:r>
+          </w:p>
+        </w:tc>
+        <w:tc>
+          <w:tcPr>
+            <w:tcW w:w="2092" w:type="dxa"/>
             <w:tcBorders/>
             <w:vAlign w:val="center"/>
           </w:tcPr>
@@ -5150,7 +5193,7 @@
             </w:pPr>
             <w:r>
               <w:rPr/>
-              <w:t>У нас</w:t>
+              <w:t>Условия</w:t>
             </w:r>
           </w:p>
         </w:tc>
@@ -5159,61 +5202,61 @@
         <w:trPr/>
         <w:tc>
           <w:tcPr>
-            <w:tcW w:w="1636" w:type="dxa"/>
-            <w:tcBorders/>
-            <w:vAlign w:val="center"/>
-          </w:tcPr>
-          <w:p>
-            <w:pPr>
-              <w:pStyle w:val="Style20"/>
-              <w:bidi w:val="0"/>
-              <w:spacing w:before="0" w:after="283"/>
-              <w:jc w:val="left"/>
-              <w:rPr/>
-            </w:pPr>
-            <w:r>
-              <w:rPr/>
-              <w:t>отклик интерфейса ≤ 2 с при 100 пользователях</w:t>
-            </w:r>
-          </w:p>
-        </w:tc>
-        <w:tc>
-          <w:tcPr>
-            <w:tcW w:w="1699" w:type="dxa"/>
-            <w:tcBorders/>
-            <w:vAlign w:val="center"/>
-          </w:tcPr>
-          <w:p>
-            <w:pPr>
-              <w:pStyle w:val="Style20"/>
-              <w:bidi w:val="0"/>
-              <w:spacing w:before="0" w:after="283"/>
-              <w:jc w:val="left"/>
-              <w:rPr/>
-            </w:pPr>
-            <w:r>
-              <w:rPr/>
-              <w:t>запросы к серверу приложения</w:t>
-            </w:r>
-          </w:p>
-        </w:tc>
-        <w:tc>
-          <w:tcPr>
-            <w:tcW w:w="2219" w:type="dxa"/>
-            <w:tcBorders/>
-            <w:vAlign w:val="center"/>
-          </w:tcPr>
-          <w:p>
-            <w:pPr>
-              <w:pStyle w:val="Style20"/>
-              <w:bidi w:val="0"/>
-              <w:spacing w:before="0" w:after="283"/>
-              <w:jc w:val="left"/>
-              <w:rPr/>
-            </w:pPr>
-            <w:r>
-              <w:rPr/>
-              <w:t>модель в этот путь не входит; подбор служб по признакам — прямой поиск по таблице</w:t>
+            <w:tcW w:w="1992" w:type="dxa"/>
+            <w:tcBorders/>
+            <w:vAlign w:val="center"/>
+          </w:tcPr>
+          <w:p>
+            <w:pPr>
+              <w:pStyle w:val="Style20"/>
+              <w:bidi w:val="0"/>
+              <w:spacing w:before="0" w:after="283"/>
+              <w:jc w:val="left"/>
+              <w:rPr/>
+            </w:pPr>
+            <w:r>
+              <w:rPr/>
+              <w:t>отклик интерфейса ≤ 2 с при нагрузке до 100 пользователей</w:t>
+            </w:r>
+          </w:p>
+        </w:tc>
+        <w:tc>
+          <w:tcPr>
+            <w:tcW w:w="1470" w:type="dxa"/>
+            <w:tcBorders/>
+            <w:vAlign w:val="center"/>
+          </w:tcPr>
+          <w:p>
+            <w:pPr>
+              <w:pStyle w:val="Style20"/>
+              <w:bidi w:val="0"/>
+              <w:spacing w:before="0" w:after="283"/>
+              <w:jc w:val="left"/>
+              <w:rPr/>
+            </w:pPr>
+            <w:r>
+              <w:rPr/>
+              <w:t>максимум 0,69 с, p99 0,18 с; без пауз между действиями (1783 запроса/с) — максимум 0,61 с, p99 0,27 с; ошибок 0</w:t>
+            </w:r>
+          </w:p>
+        </w:tc>
+        <w:tc>
+          <w:tcPr>
+            <w:tcW w:w="2092" w:type="dxa"/>
+            <w:tcBorders/>
+            <w:vAlign w:val="center"/>
+          </w:tcPr>
+          <w:p>
+            <w:pPr>
+              <w:pStyle w:val="Style20"/>
+              <w:bidi w:val="0"/>
+              <w:spacing w:before="0" w:after="283"/>
+              <w:jc w:val="left"/>
+              <w:rPr/>
+            </w:pPr>
+            <w:r>
+              <w:rPr/>
+              <w:t>80 курсантов и 20 преподавателей, 60 с, пауза 1 с между действиями</w:t>
             </w:r>
           </w:p>
         </w:tc>
@@ -5222,61 +5265,61 @@
         <w:trPr/>
         <w:tc>
           <w:tcPr>
-            <w:tcW w:w="1636" w:type="dxa"/>
-            <w:tcBorders/>
-            <w:vAlign w:val="center"/>
-          </w:tcPr>
-          <w:p>
-            <w:pPr>
-              <w:pStyle w:val="Style20"/>
-              <w:bidi w:val="0"/>
-              <w:spacing w:before="0" w:after="283"/>
-              <w:jc w:val="left"/>
-              <w:rPr/>
-            </w:pPr>
-            <w:r>
-              <w:rPr/>
-              <w:t>задержка VoIP ≤ 150 мс</w:t>
-            </w:r>
-          </w:p>
-        </w:tc>
-        <w:tc>
-          <w:tcPr>
-            <w:tcW w:w="1699" w:type="dxa"/>
-            <w:tcBorders/>
-            <w:vAlign w:val="center"/>
-          </w:tcPr>
-          <w:p>
-            <w:pPr>
-              <w:pStyle w:val="Style20"/>
-              <w:bidi w:val="0"/>
-              <w:spacing w:before="0" w:after="283"/>
-              <w:jc w:val="left"/>
-              <w:rPr/>
-            </w:pPr>
-            <w:r>
-              <w:rPr/>
-              <w:t>передача голоса</w:t>
-            </w:r>
-          </w:p>
-        </w:tc>
-        <w:tc>
-          <w:tcPr>
-            <w:tcW w:w="2219" w:type="dxa"/>
-            <w:tcBorders/>
-            <w:vAlign w:val="center"/>
-          </w:tcPr>
-          <w:p>
-            <w:pPr>
-              <w:pStyle w:val="Style20"/>
-              <w:bidi w:val="0"/>
-              <w:spacing w:before="0" w:after="283"/>
-              <w:jc w:val="left"/>
-              <w:rPr/>
-            </w:pPr>
-            <w:r>
-              <w:rPr/>
-              <w:t>это не время ответа языковой модели; голосового канала в текущей поставке нет (раздел 6.4)</w:t>
+            <w:tcW w:w="1992" w:type="dxa"/>
+            <w:tcBorders/>
+            <w:vAlign w:val="center"/>
+          </w:tcPr>
+          <w:p>
+            <w:pPr>
+              <w:pStyle w:val="Style20"/>
+              <w:bidi w:val="0"/>
+              <w:spacing w:before="0" w:after="283"/>
+              <w:jc w:val="left"/>
+              <w:rPr/>
+            </w:pPr>
+            <w:r>
+              <w:rPr/>
+              <w:t>не менее 20 одновременных сессий</w:t>
+            </w:r>
+          </w:p>
+        </w:tc>
+        <w:tc>
+          <w:tcPr>
+            <w:tcW w:w="1470" w:type="dxa"/>
+            <w:tcBorders/>
+            <w:vAlign w:val="center"/>
+          </w:tcPr>
+          <w:p>
+            <w:pPr>
+              <w:pStyle w:val="Style20"/>
+              <w:bidi w:val="0"/>
+              <w:spacing w:before="0" w:after="283"/>
+              <w:jc w:val="left"/>
+              <w:rPr/>
+            </w:pPr>
+            <w:r>
+              <w:rPr/>
+              <w:t>50 вызовов, начатых в одну секунду, — все дошли до разбора, по 0,62–0,64 с на вызов целиком; 80 разом — все, до 2,2 с на вызов, самый долгий запрос 0,82 с</w:t>
+            </w:r>
+          </w:p>
+        </w:tc>
+        <w:tc>
+          <w:tcPr>
+            <w:tcW w:w="2092" w:type="dxa"/>
+            <w:tcBorders/>
+            <w:vAlign w:val="center"/>
+          </w:tcPr>
+          <w:p>
+            <w:pPr>
+              <w:pStyle w:val="Style20"/>
+              <w:bidi w:val="0"/>
+              <w:spacing w:before="0" w:after="283"/>
+              <w:jc w:val="left"/>
+              <w:rPr/>
+            </w:pPr>
+            <w:r>
+              <w:rPr/>
+              <w:t>вызов целиком: вход, начало, пять вопросов, правка, сохранение</w:t>
             </w:r>
           </w:p>
         </w:tc>
@@ -5285,61 +5328,71 @@
         <w:trPr/>
         <w:tc>
           <w:tcPr>
-            <w:tcW w:w="1636" w:type="dxa"/>
-            <w:tcBorders/>
-            <w:vAlign w:val="center"/>
-          </w:tcPr>
-          <w:p>
-            <w:pPr>
-              <w:pStyle w:val="Style20"/>
-              <w:bidi w:val="0"/>
-              <w:spacing w:before="0" w:after="283"/>
-              <w:jc w:val="left"/>
-              <w:rPr/>
-            </w:pPr>
-            <w:r>
-              <w:rPr/>
-              <w:t>отчёт ≤ 30 с</w:t>
-            </w:r>
-          </w:p>
-        </w:tc>
-        <w:tc>
-          <w:tcPr>
-            <w:tcW w:w="1699" w:type="dxa"/>
-            <w:tcBorders/>
-            <w:vAlign w:val="center"/>
-          </w:tcPr>
-          <w:p>
-            <w:pPr>
-              <w:pStyle w:val="Style20"/>
-              <w:bidi w:val="0"/>
-              <w:spacing w:before="0" w:after="283"/>
-              <w:jc w:val="left"/>
-              <w:rPr/>
-            </w:pPr>
-            <w:r>
-              <w:rPr/>
-              <w:t>аналитические отчёты</w:t>
-            </w:r>
-          </w:p>
-        </w:tc>
-        <w:tc>
-          <w:tcPr>
-            <w:tcW w:w="2219" w:type="dxa"/>
-            <w:tcBorders/>
-            <w:vAlign w:val="center"/>
-          </w:tcPr>
-          <w:p>
-            <w:pPr>
-              <w:pStyle w:val="Style20"/>
-              <w:bidi w:val="0"/>
-              <w:spacing w:before="0" w:after="283"/>
-              <w:jc w:val="left"/>
-              <w:rPr/>
-            </w:pPr>
-            <w:r>
-              <w:rPr/>
-              <w:t>считаются в фоновой очереди из базы</w:t>
+            <w:tcW w:w="1992" w:type="dxa"/>
+            <w:tcBorders/>
+            <w:vAlign w:val="center"/>
+          </w:tcPr>
+          <w:p>
+            <w:pPr>
+              <w:pStyle w:val="Style20"/>
+              <w:bidi w:val="0"/>
+              <w:spacing w:before="0" w:after="283"/>
+              <w:jc w:val="left"/>
+              <w:rPr/>
+            </w:pPr>
+            <w:r>
+              <w:rPr/>
+              <w:t>сбой сети до 30 с — восстановление без потери данных</w:t>
+            </w:r>
+          </w:p>
+        </w:tc>
+        <w:tc>
+          <w:tcPr>
+            <w:tcW w:w="1470" w:type="dxa"/>
+            <w:tcBorders/>
+            <w:vAlign w:val="center"/>
+          </w:tcPr>
+          <w:p>
+            <w:pPr>
+              <w:pStyle w:val="Style20"/>
+              <w:bidi w:val="0"/>
+              <w:spacing w:before="0" w:after="283"/>
+              <w:jc w:val="left"/>
+              <w:rPr/>
+            </w:pPr>
+            <w:r>
+              <w:rPr/>
+              <w:t>правки, внесённые без сети, в базе через 0,1 с после её возврата; канал событий открыт через 0,1 с; та же сессия сохраняется и разбирается</w:t>
+            </w:r>
+          </w:p>
+        </w:tc>
+        <w:tc>
+          <w:tcPr>
+            <w:tcW w:w="2092" w:type="dxa"/>
+            <w:tcBorders/>
+            <w:vAlign w:val="center"/>
+          </w:tcPr>
+          <w:p>
+            <w:pPr>
+              <w:pStyle w:val="Style20"/>
+              <w:bidi w:val="0"/>
+              <w:spacing w:before="0" w:after="283"/>
+              <w:jc w:val="left"/>
+              <w:rPr/>
+            </w:pPr>
+            <w:r>
+              <w:rPr/>
+              <w:t xml:space="preserve">e2e-тест </w:t>
+            </w:r>
+            <w:r>
+              <w:rPr>
+                <w:rStyle w:val="Style14"/>
+              </w:rPr>
+              <w:t>frontend/e2e/tests/сбой-сети.spec.ts</w:t>
+            </w:r>
+            <w:r>
+              <w:rPr/>
+              <w:t>, три прогона из трёх</w:t>
             </w:r>
           </w:p>
         </w:tc>
@@ -5348,66 +5401,230 @@
         <w:trPr/>
         <w:tc>
           <w:tcPr>
-            <w:tcW w:w="1636" w:type="dxa"/>
-            <w:tcBorders/>
-            <w:vAlign w:val="center"/>
-          </w:tcPr>
-          <w:p>
-            <w:pPr>
-              <w:pStyle w:val="Style20"/>
-              <w:bidi w:val="0"/>
-              <w:spacing w:before="0" w:after="283"/>
-              <w:jc w:val="left"/>
-              <w:rPr/>
-            </w:pPr>
-            <w:r>
-              <w:rPr/>
-              <w:t>сбой сети до 30 с</w:t>
-            </w:r>
-          </w:p>
-        </w:tc>
-        <w:tc>
-          <w:tcPr>
-            <w:tcW w:w="1699" w:type="dxa"/>
-            <w:tcBorders/>
-            <w:vAlign w:val="center"/>
-          </w:tcPr>
-          <w:p>
-            <w:pPr>
-              <w:pStyle w:val="Style20"/>
-              <w:bidi w:val="0"/>
-              <w:spacing w:before="0" w:after="283"/>
-              <w:jc w:val="left"/>
-              <w:rPr/>
-            </w:pPr>
-            <w:r>
-              <w:rPr/>
-              <w:t>восстановление сессии</w:t>
-            </w:r>
-          </w:p>
-        </w:tc>
-        <w:tc>
-          <w:tcPr>
-            <w:tcW w:w="2219" w:type="dxa"/>
-            <w:tcBorders/>
-            <w:vAlign w:val="center"/>
-          </w:tcPr>
-          <w:p>
-            <w:pPr>
-              <w:pStyle w:val="Style20"/>
-              <w:bidi w:val="0"/>
-              <w:spacing w:before="0" w:after="283"/>
-              <w:jc w:val="left"/>
-              <w:rPr/>
-            </w:pPr>
-            <w:r>
-              <w:rPr/>
-              <w:t>пакеты ввода повторяются, канал событий переподключается</w:t>
+            <w:tcW w:w="1992" w:type="dxa"/>
+            <w:tcBorders/>
+            <w:vAlign w:val="center"/>
+          </w:tcPr>
+          <w:p>
+            <w:pPr>
+              <w:pStyle w:val="Style20"/>
+              <w:bidi w:val="0"/>
+              <w:spacing w:before="0" w:after="283"/>
+              <w:jc w:val="left"/>
+              <w:rPr/>
+            </w:pPr>
+            <w:r>
+              <w:rPr/>
+              <w:t>запись в БД ≥ 100 операций/с</w:t>
+            </w:r>
+          </w:p>
+        </w:tc>
+        <w:tc>
+          <w:tcPr>
+            <w:tcW w:w="1470" w:type="dxa"/>
+            <w:tcBorders/>
+            <w:vAlign w:val="center"/>
+          </w:tcPr>
+          <w:p>
+            <w:pPr>
+              <w:pStyle w:val="Style20"/>
+              <w:bidi w:val="0"/>
+              <w:spacing w:before="0" w:after="283"/>
+              <w:jc w:val="left"/>
+              <w:rPr/>
+            </w:pPr>
+            <w:r>
+              <w:rPr/>
+              <w:t>1516 правок карточки в секунду, 3234 изменённых строки в секунду; p99 правки 41 мс</w:t>
+            </w:r>
+          </w:p>
+        </w:tc>
+        <w:tc>
+          <w:tcPr>
+            <w:tcW w:w="2092" w:type="dxa"/>
+            <w:tcBorders/>
+            <w:vAlign w:val="center"/>
+          </w:tcPr>
+          <w:p>
+            <w:pPr>
+              <w:pStyle w:val="Style20"/>
+              <w:bidi w:val="0"/>
+              <w:spacing w:before="0" w:after="283"/>
+              <w:jc w:val="left"/>
+              <w:rPr/>
+            </w:pPr>
+            <w:r>
+              <w:rPr/>
+              <w:t>50 параллельных потоков, 20 с</w:t>
+            </w:r>
+          </w:p>
+        </w:tc>
+      </w:tr>
+      <w:tr>
+        <w:trPr/>
+        <w:tc>
+          <w:tcPr>
+            <w:tcW w:w="1992" w:type="dxa"/>
+            <w:tcBorders/>
+            <w:vAlign w:val="center"/>
+          </w:tcPr>
+          <w:p>
+            <w:pPr>
+              <w:pStyle w:val="Style20"/>
+              <w:bidi w:val="0"/>
+              <w:spacing w:before="0" w:after="283"/>
+              <w:jc w:val="left"/>
+              <w:rPr/>
+            </w:pPr>
+            <w:r>
+              <w:rPr/>
+              <w:t>аналитический отчёт ≤ 30 с</w:t>
+            </w:r>
+          </w:p>
+        </w:tc>
+        <w:tc>
+          <w:tcPr>
+            <w:tcW w:w="1470" w:type="dxa"/>
+            <w:tcBorders/>
+            <w:vAlign w:val="center"/>
+          </w:tcPr>
+          <w:p>
+            <w:pPr>
+              <w:pStyle w:val="Style20"/>
+              <w:bidi w:val="0"/>
+              <w:spacing w:before="0" w:after="283"/>
+              <w:jc w:val="left"/>
+              <w:rPr/>
+            </w:pPr>
+            <w:r>
+              <w:rPr/>
+              <w:t>отчёт по группе — 0,56–0,71 с; отчёт по вызову (JSON, CSV) — 7–11 мс</w:t>
+            </w:r>
+          </w:p>
+        </w:tc>
+        <w:tc>
+          <w:tcPr>
+            <w:tcW w:w="2092" w:type="dxa"/>
+            <w:tcBorders/>
+            <w:vAlign w:val="center"/>
+          </w:tcPr>
+          <w:p>
+            <w:pPr>
+              <w:pStyle w:val="Style20"/>
+              <w:bidi w:val="0"/>
+              <w:spacing w:before="0" w:after="283"/>
+              <w:jc w:val="left"/>
+              <w:rPr/>
+            </w:pPr>
+            <w:r>
+              <w:rPr/>
+              <w:t>5380 карточек и 5330 разборов в базе</w:t>
+            </w:r>
+          </w:p>
+        </w:tc>
+      </w:tr>
+      <w:tr>
+        <w:trPr/>
+        <w:tc>
+          <w:tcPr>
+            <w:tcW w:w="1992" w:type="dxa"/>
+            <w:tcBorders/>
+            <w:vAlign w:val="center"/>
+          </w:tcPr>
+          <w:p>
+            <w:pPr>
+              <w:pStyle w:val="Style20"/>
+              <w:bidi w:val="0"/>
+              <w:spacing w:before="0" w:after="283"/>
+              <w:jc w:val="left"/>
+              <w:rPr/>
+            </w:pPr>
+            <w:r>
+              <w:rPr/>
+              <w:t>задержка VoIP ≤ 150 мс</w:t>
+            </w:r>
+          </w:p>
+        </w:tc>
+        <w:tc>
+          <w:tcPr>
+            <w:tcW w:w="1470" w:type="dxa"/>
+            <w:tcBorders/>
+            <w:vAlign w:val="center"/>
+          </w:tcPr>
+          <w:p>
+            <w:pPr>
+              <w:pStyle w:val="Style20"/>
+              <w:bidi w:val="0"/>
+              <w:spacing w:before="0" w:after="283"/>
+              <w:jc w:val="left"/>
+              <w:rPr/>
+            </w:pPr>
+            <w:r>
+              <w:rPr/>
+              <w:t>не измерялась</w:t>
+            </w:r>
+          </w:p>
+        </w:tc>
+        <w:tc>
+          <w:tcPr>
+            <w:tcW w:w="2092" w:type="dxa"/>
+            <w:tcBorders/>
+            <w:vAlign w:val="center"/>
+          </w:tcPr>
+          <w:p>
+            <w:pPr>
+              <w:pStyle w:val="Style20"/>
+              <w:bidi w:val="0"/>
+              <w:spacing w:before="0" w:after="283"/>
+              <w:jc w:val="left"/>
+              <w:rPr/>
+            </w:pPr>
+            <w:r>
+              <w:rPr/>
+              <w:t>это передача голоса, а не время ответа языковой модели; голосового канала в текущей поставке нет (раздел 6.4)</w:t>
             </w:r>
           </w:p>
         </w:tc>
       </w:tr>
     </w:tbl>
+    <w:p>
+      <w:pPr>
+        <w:pStyle w:val="Style27"/>
+        <w:bidi w:val="0"/>
+        <w:spacing w:before="0" w:after="283"/>
+        <w:jc w:val="left"/>
+        <w:rPr/>
+      </w:pPr>
+      <w:r>
+        <w:rPr>
+          <w:rStyle w:val="Style15"/>
+        </w:rPr>
+        <w:t>Что замер нашёл и что исправлено.</w:t>
+      </w:r>
+      <w:r>
+        <w:rPr/>
+        <w:t xml:space="preserve"> Начало вызова обучало модель прогноза заново на всей истории: p99 доходил до 2,45 с — за нормативом. Теперь история читается одним запросом, модель обучается раз в минуту в фоне, p99 — 0,19 с. Журнал диспетчера считал отметки своей службы для всех карточек до выбора страницы: 135 мс на 8879 карточках и рост с базой; теперь 16 мс. Канал событий после обрыва в 30 с возвращался ещё примерно через 18 с — теперь переподключается сразу, как браузер сообщает о сети.</w:t>
+      </w:r>
+    </w:p>
+    <w:p>
+      <w:pPr>
+        <w:pStyle w:val="Style27"/>
+        <w:bidi w:val="0"/>
+        <w:spacing w:before="0" w:after="283"/>
+        <w:jc w:val="left"/>
+        <w:rPr/>
+      </w:pPr>
+      <w:r>
+        <w:rPr>
+          <w:rStyle w:val="Style15"/>
+        </w:rPr>
+        <w:t>Чего замер не показывает.</w:t>
+      </w:r>
+      <w:r>
+        <w:rPr/>
+        <w:t xml:space="preserve"> Текст сводки по группе пишет языковая модель — это время сюда не входит (около минуты, раздел 6.4); числовой отчёт от модели не зависит. Не мерились: модель под нагрузкой, сбой сети при сотне пользователей, настольный процессор. Вопрос заявителю, заданный во время обрыва, не досылается сам: курсант повторяет его, когда сеть вернулась, — правки карточки при этом не теряются.</w:t>
+      </w:r>
+    </w:p>
     <w:p>
       <w:pPr>
         <w:pStyle w:val="3"/>
@@ -6694,7 +6911,7 @@
         <w:rPr>
           <w:rStyle w:val="Style14"/>
         </w:rPr>
-        <w:t>cd backend &amp;&amp; cargo test            # 278 проверок</w:t>
+        <w:t>cd backend &amp;&amp; cargo test            # 279 проверок</w:t>
       </w:r>
     </w:p>
     <w:p>
@@ -6728,7 +6945,7 @@
         <w:rPr>
           <w:rStyle w:val="Style14"/>
         </w:rPr>
-        <w:t>cd frontend &amp;&amp; npm test             # 61 сценарий в браузере</w:t>
+        <w:t>cd frontend &amp;&amp; npm test             # 62 сценария в браузере</w:t>
       </w:r>
     </w:p>
     <w:p>

--- a/docs/документация.docx
+++ b/docs/документация.docx
@@ -2485,6 +2485,94 @@
     </w:p>
     <w:p>
       <w:pPr>
+        <w:pStyle w:val="Style27"/>
+        <w:bidi w:val="0"/>
+        <w:spacing w:before="0" w:after="283"/>
+        <w:jc w:val="left"/>
+        <w:rPr/>
+      </w:pPr>
+      <w:r>
+        <w:rPr>
+          <w:rStyle w:val="Style15"/>
+        </w:rPr>
+        <w:t>Доклад вышестоящему начальнику.</w:t>
+      </w:r>
+      <w:r>
+        <w:rPr/>
+        <w:t xml:space="preserve"> Второй собеседник диспетчера ДДС по ответу заказчика (27.09): «голосовое общение ДДС с вышестоящим начальником и ДДС с руководителем бригады». Диспетчер звонит из карточки своей службы и докладывает; начальник переспрашивает о том, чего не услышал, — не больше трёх вопросов — и говорит «Принял». Говорить можно голосом или набирать текстом: без сервера речи звонок целиком идёт текстом.</w:t>
+      </w:r>
+    </w:p>
+    <w:p>
+      <w:pPr>
+        <w:pStyle w:val="Style27"/>
+        <w:bidi w:val="0"/>
+        <w:spacing w:before="0" w:after="283"/>
+        <w:jc w:val="left"/>
+        <w:rPr/>
+      </w:pPr>
+      <w:r>
+        <w:rPr/>
+        <w:t>Что ждут в докладе, в материалах не сказано. Наше допущение (</w:t>
+      </w:r>
+      <w:r>
+        <w:rPr>
+          <w:rStyle w:val="Style14"/>
+        </w:rPr>
+        <w:t>OPEN-QUESTIONS.md</w:t>
+      </w:r>
+      <w:r>
+        <w:rPr/>
+        <w:t>, вопрос 22) — то, что диспетчер знает сам: что случилось, где (улица и дом), пострадавшие, кого ещё оповестили, какую бригаду направил и на каком она этапе по последнему полученному докладу. Начальник ничего сверх карточки не спрашивает и не сообщает.</w:t>
+      </w:r>
+    </w:p>
+    <w:p>
+      <w:pPr>
+        <w:pStyle w:val="Style27"/>
+        <w:bidi w:val="0"/>
+        <w:spacing w:before="0" w:after="283"/>
+        <w:jc w:val="left"/>
+        <w:rPr/>
+      </w:pPr>
+      <w:r>
+        <w:rPr/>
+        <w:t>Разбор доклада — отдельный блок в разборе попытки ДДС: по каждому сведению «доложено», «не доложено» или «доложено неверно» (например, «пострадавших нет», когда в карточке двое), с дословной фразой диспетчера. Балл правил бригады он не меняет, решение по нему — за преподавателем. Устройство то же, что у анализа ручного ввода (раздел 3.9): доложенное отмечает модель, но только с цитатой, и цитату проверяет код; без модели доложенное ищут ключевые слова. Вопрос модели с подсказкой («Пострадавших двое?» — цифра, слово из адреса) заменяется готовой формулировкой: начальник спрашивает, а не подсказывает.</w:t>
+      </w:r>
+    </w:p>
+    <w:p>
+      <w:pPr>
+        <w:pStyle w:val="Style27"/>
+        <w:bidi w:val="0"/>
+        <w:spacing w:before="0" w:after="283"/>
+        <w:jc w:val="left"/>
+        <w:rPr/>
+      </w:pPr>
+      <w:r>
+        <w:rPr/>
+        <w:t xml:space="preserve">На процессоре реплика модели — 17–48 с, в телефонном разговоре это недопустимо. Поэтому по умолчанию начальник переспрашивает по ключевым словам без паузы, а модель один раз разбирает доклад после «Принял», в фоне (около 20 с; до этого в разборе — ключевые слова с пометкой). Настройка </w:t>
+      </w:r>
+      <w:r>
+        <w:rPr>
+          <w:rStyle w:val="Style14"/>
+        </w:rPr>
+        <w:t>chief.live_model</w:t>
+      </w:r>
+      <w:r>
+        <w:rPr/>
+        <w:t xml:space="preserve"> включает модель в каждую реплику — для сервера с видеокартой. Замер — </w:t>
+      </w:r>
+      <w:r>
+        <w:rPr>
+          <w:rStyle w:val="Style14"/>
+        </w:rPr>
+        <w:t>backend/docs/замеры/доклад-начальнику.md</w:t>
+      </w:r>
+      <w:r>
+        <w:rPr/>
+        <w:t>.</w:t>
+      </w:r>
+    </w:p>
+    <w:p>
+      <w:pPr>
         <w:pStyle w:val="3"/>
         <w:bidi w:val="0"/>
         <w:jc w:val="left"/>
@@ -4172,7 +4260,7 @@
       </w:pPr>
       <w:r>
         <w:rPr/>
-        <w:t>Звонок старшему и входящие доклады приходят в карточку ДДС текстом.</w:t>
+        <w:t>Звонок старшему и входящие доклады приходят в карточку ДДС текстом. Рядом — звонок вышестоящему начальнику с докладом по карточке (раздел 3.4).</w:t>
       </w:r>
     </w:p>
     <w:p>
@@ -4676,7 +4764,7 @@
         <w:rPr>
           <w:rStyle w:val="Style15"/>
         </w:rPr>
-        <w:t>279 серверных проверок</w:t>
+        <w:t>292 серверные проверки</w:t>
       </w:r>
       <w:r>
         <w:rPr/>
@@ -6911,7 +6999,7 @@
         <w:rPr>
           <w:rStyle w:val="Style14"/>
         </w:rPr>
-        <w:t>cd backend &amp;&amp; cargo test            # 279 проверок</w:t>
+        <w:t>cd backend &amp;&amp; cargo test            # 292 проверки</w:t>
       </w:r>
     </w:p>
     <w:p>

--- a/docs/документация.docx
+++ b/docs/документация.docx
@@ -3150,7 +3150,7 @@
       </w:r>
       <w:r>
         <w:rPr/>
-        <w:t xml:space="preserve"> — 96 обращений, разобранных из 32 бумажных билетов; у всех 96 разобран телефон, у 57 — ФИО заявителя, у 25 — скрытый адрес. Из них готовятся учебные вызовы (раздел 4.5); </w:t>
+        <w:t xml:space="preserve"> — 96 обращений, разобранных из 32 бумажных билетов; у всех 96 разобран телефон, у 57 — ФИО заявителя, у 25 — скрытый адрес. Из них готовятся учебные вызовы (раздел 4.6); </w:t>
       </w:r>
     </w:p>
     <w:p>
@@ -3861,7 +3861,7 @@
             </w:pPr>
             <w:r>
               <w:rPr/>
-              <w:t>версии классификатора, учётные записи, настройки, системные журналы; оценки видит, но не ставит</w:t>
+              <w:t>версии классификатора, учётные записи (заведение, отключение, удаление с резервной копией), настройки, системные журналы; оценки видит, но не ставит</w:t>
             </w:r>
           </w:p>
         </w:tc>
@@ -4470,6 +4470,300 @@
     </w:p>
     <w:p>
       <w:pPr>
+        <w:pStyle w:val="Style27"/>
+        <w:bidi w:val="0"/>
+        <w:spacing w:before="0" w:after="283"/>
+        <w:jc w:val="left"/>
+        <w:rPr/>
+      </w:pPr>
+      <w:r>
+        <w:rPr>
+          <w:rStyle w:val="Style15"/>
+        </w:rPr>
+        <w:t>Вид занятия.</w:t>
+      </w:r>
+      <w:r>
+        <w:rPr/>
+        <w:t xml:space="preserve"> Кроме обычного, преподаватель собирает марафон или блиц — на том же механизме занятий (группа, запуск, ход, завершение), отличаются только правила:</w:t>
+      </w:r>
+    </w:p>
+    <w:tbl>
+      <w:tblPr>
+        <w:tblW w:w="5554" w:type="dxa"/>
+        <w:jc w:val="left"/>
+        <w:tblInd w:w="0" w:type="dxa"/>
+        <w:tblLayout w:type="fixed"/>
+        <w:tblCellMar>
+          <w:top w:w="28" w:type="dxa"/>
+          <w:left w:w="28" w:type="dxa"/>
+          <w:bottom w:w="28" w:type="dxa"/>
+          <w:right w:w="28" w:type="dxa"/>
+        </w:tblCellMar>
+      </w:tblPr>
+      <w:tblGrid>
+        <w:gridCol w:w="1096"/>
+        <w:gridCol w:w="1284"/>
+        <w:gridCol w:w="3174"/>
+      </w:tblGrid>
+      <w:tr>
+        <w:trPr>
+          <w:tblHeader w:val="true"/>
+        </w:trPr>
+        <w:tc>
+          <w:tcPr>
+            <w:tcW w:w="1096" w:type="dxa"/>
+            <w:tcBorders/>
+            <w:vAlign w:val="center"/>
+          </w:tcPr>
+          <w:p>
+            <w:pPr>
+              <w:pStyle w:val="Style30"/>
+              <w:suppressLineNumbers/>
+              <w:shd w:fill="EEEEEE" w:val="clear"/>
+              <w:bidi w:val="0"/>
+              <w:spacing w:before="0" w:after="283"/>
+              <w:jc w:val="left"/>
+              <w:rPr/>
+            </w:pPr>
+            <w:r>
+              <w:rPr/>
+              <w:t>Вид</w:t>
+            </w:r>
+          </w:p>
+        </w:tc>
+        <w:tc>
+          <w:tcPr>
+            <w:tcW w:w="1284" w:type="dxa"/>
+            <w:tcBorders/>
+            <w:vAlign w:val="center"/>
+          </w:tcPr>
+          <w:p>
+            <w:pPr>
+              <w:pStyle w:val="Style30"/>
+              <w:suppressLineNumbers/>
+              <w:shd w:fill="EEEEEE" w:val="clear"/>
+              <w:bidi w:val="0"/>
+              <w:spacing w:before="0" w:after="283"/>
+              <w:jc w:val="left"/>
+              <w:rPr/>
+            </w:pPr>
+            <w:r>
+              <w:rPr/>
+              <w:t>Что это</w:t>
+            </w:r>
+          </w:p>
+        </w:tc>
+        <w:tc>
+          <w:tcPr>
+            <w:tcW w:w="3174" w:type="dxa"/>
+            <w:tcBorders/>
+            <w:vAlign w:val="center"/>
+          </w:tcPr>
+          <w:p>
+            <w:pPr>
+              <w:pStyle w:val="Style30"/>
+              <w:suppressLineNumbers/>
+              <w:shd w:fill="EEEEEE" w:val="clear"/>
+              <w:bidi w:val="0"/>
+              <w:spacing w:before="0" w:after="283"/>
+              <w:jc w:val="left"/>
+              <w:rPr/>
+            </w:pPr>
+            <w:r>
+              <w:rPr/>
+              <w:t>Правила</w:t>
+            </w:r>
+          </w:p>
+        </w:tc>
+      </w:tr>
+      <w:tr>
+        <w:trPr/>
+        <w:tc>
+          <w:tcPr>
+            <w:tcW w:w="1096" w:type="dxa"/>
+            <w:tcBorders/>
+            <w:vAlign w:val="center"/>
+          </w:tcPr>
+          <w:p>
+            <w:pPr>
+              <w:pStyle w:val="Style20"/>
+              <w:bidi w:val="0"/>
+              <w:spacing w:before="0" w:after="283"/>
+              <w:jc w:val="left"/>
+              <w:rPr/>
+            </w:pPr>
+            <w:r>
+              <w:rPr>
+                <w:rStyle w:val="Style15"/>
+              </w:rPr>
+              <w:t>Марафон</w:t>
+            </w:r>
+          </w:p>
+        </w:tc>
+        <w:tc>
+          <w:tcPr>
+            <w:tcW w:w="1284" w:type="dxa"/>
+            <w:tcBorders/>
+            <w:vAlign w:val="center"/>
+          </w:tcPr>
+          <w:p>
+            <w:pPr>
+              <w:pStyle w:val="Style20"/>
+              <w:bidi w:val="0"/>
+              <w:spacing w:before="0" w:after="283"/>
+              <w:jc w:val="left"/>
+              <w:rPr/>
+            </w:pPr>
+            <w:r>
+              <w:rPr/>
+              <w:t>экзамен на 5–10 вызовов приёма 112</w:t>
+            </w:r>
+          </w:p>
+        </w:tc>
+        <w:tc>
+          <w:tcPr>
+            <w:tcW w:w="3174" w:type="dxa"/>
+            <w:tcBorders/>
+            <w:vAlign w:val="center"/>
+          </w:tcPr>
+          <w:p>
+            <w:pPr>
+              <w:pStyle w:val="Style20"/>
+              <w:bidi w:val="0"/>
+              <w:spacing w:before="0" w:after="283"/>
+              <w:jc w:val="left"/>
+              <w:rPr/>
+            </w:pPr>
+            <w:r>
+              <w:rPr/>
+              <w:t>вызовы выбирает преподаватель (в своём порядке) или система по категориям; курсант идёт строго по порядку, у каждого вызова одна попытка; разбора, рекомендаций и балла между вызовами нет — они открываются после последнего вызова или по завершении занятия; обрыв и F5 продолжают тот же вызов</w:t>
+            </w:r>
+          </w:p>
+        </w:tc>
+      </w:tr>
+      <w:tr>
+        <w:trPr/>
+        <w:tc>
+          <w:tcPr>
+            <w:tcW w:w="1096" w:type="dxa"/>
+            <w:tcBorders/>
+            <w:vAlign w:val="center"/>
+          </w:tcPr>
+          <w:p>
+            <w:pPr>
+              <w:pStyle w:val="Style20"/>
+              <w:bidi w:val="0"/>
+              <w:spacing w:before="0" w:after="283"/>
+              <w:jc w:val="left"/>
+              <w:rPr/>
+            </w:pPr>
+            <w:r>
+              <w:rPr>
+                <w:rStyle w:val="Style15"/>
+              </w:rPr>
+              <w:t>Блиц</w:t>
+            </w:r>
+          </w:p>
+        </w:tc>
+        <w:tc>
+          <w:tcPr>
+            <w:tcW w:w="1284" w:type="dxa"/>
+            <w:tcBorders/>
+            <w:vAlign w:val="center"/>
+          </w:tcPr>
+          <w:p>
+            <w:pPr>
+              <w:pStyle w:val="Style20"/>
+              <w:bidi w:val="0"/>
+              <w:spacing w:before="0" w:after="283"/>
+              <w:jc w:val="left"/>
+              <w:rPr/>
+            </w:pPr>
+            <w:r>
+              <w:rPr/>
+              <w:t>серия из 3–10 коротких заданий на один сегмент карточки</w:t>
+            </w:r>
+          </w:p>
+        </w:tc>
+        <w:tc>
+          <w:tcPr>
+            <w:tcW w:w="3174" w:type="dxa"/>
+            <w:tcBorders/>
+            <w:vAlign w:val="center"/>
+          </w:tcPr>
+          <w:p>
+            <w:pPr>
+              <w:pStyle w:val="Style20"/>
+              <w:bidi w:val="0"/>
+              <w:spacing w:before="0" w:after="283"/>
+              <w:jc w:val="left"/>
+              <w:rPr/>
+            </w:pPr>
+            <w:r>
+              <w:rPr/>
+              <w:t>сегмент — адрес, тип происшествия с опросной картой или службы; у ДДС — статусы по докладам бригады. Разбор — сразу после каждого задания, в балл идут только поля сегмента, время не оценивается</w:t>
+            </w:r>
+          </w:p>
+        </w:tc>
+      </w:tr>
+    </w:tbl>
+    <w:p>
+      <w:pPr>
+        <w:pStyle w:val="Style27"/>
+        <w:bidi w:val="0"/>
+        <w:spacing w:before="0" w:after="283"/>
+        <w:jc w:val="left"/>
+        <w:rPr/>
+      </w:pPr>
+      <w:r>
+        <w:rPr/>
+        <w:t>Новой оценки ни марафон, ни блиц не вводят: берётся тот же разбор (раздел 3.3), блиц лишь ограничивает его сегментом, марафон — откладывает показ. В базе разбор хранится полным, поэтому отчёты преподавателя видят карточку целиком.</w:t>
+      </w:r>
+    </w:p>
+    <w:p>
+      <w:pPr>
+        <w:pStyle w:val="Style27"/>
+        <w:bidi w:val="0"/>
+        <w:spacing w:before="0" w:after="283"/>
+        <w:jc w:val="left"/>
+        <w:rPr/>
+      </w:pPr>
+      <w:r>
+        <w:rPr>
+          <w:rStyle w:val="Style15"/>
+        </w:rPr>
+        <w:t>Итоговый протокол</w:t>
+      </w:r>
+      <w:r>
+        <w:rPr/>
+        <w:t xml:space="preserve"> (</w:t>
+      </w:r>
+      <w:r>
+        <w:rPr>
+          <w:rStyle w:val="Style14"/>
+        </w:rPr>
+        <w:t>GET /api/lessons/{id}/protocol</w:t>
+      </w:r>
+      <w:r>
+        <w:rPr/>
+        <w:t>) — по каждому курсанту: каждый вызов, балл (в блице — по сегменту), время, грубые ошибки, экспертная оценка; средний балл и общее время. Грубыми считаем неверное значение в любом поле и пропущенную службу или пропущенный тип происшествия — от них зависит, приедет ли нужная служба. Это наше допущение: в материалах задачи грубые ошибки не перечислены. Преподаватель видит протокол сразу и из него открывает карточку каждого вызова с разбором и экспертной оценкой; курсант — только свою строку, в марафоне — после последнего вызова.</w:t>
+      </w:r>
+    </w:p>
+    <w:p>
+      <w:pPr>
+        <w:pStyle w:val="Style27"/>
+        <w:bidi w:val="0"/>
+        <w:spacing w:before="0" w:after="283"/>
+        <w:jc w:val="left"/>
+        <w:rPr/>
+      </w:pPr>
+      <w:r>
+        <w:rPr/>
+        <w:t>Допущения по видам занятия: марафон — только у приёма вызова (у ДДС карточки и так идут потоком); нижняя граница блица — 3 задания; «пострадавшие» относятся к сегменту «тип происшествия».</w:t>
+      </w:r>
+    </w:p>
+    <w:p>
+      <w:pPr>
         <w:pStyle w:val="3"/>
         <w:bidi w:val="0"/>
         <w:jc w:val="left"/>
@@ -4477,7 +4771,7 @@
       </w:pPr>
       <w:r>
         <w:rPr/>
-        <w:t>4.5. Подготовка учебных вызовов</w:t>
+        <w:t>4.5. Учётные записи</w:t>
       </w:r>
     </w:p>
     <w:p>
@@ -4490,6 +4784,136 @@
       </w:pPr>
       <w:r>
         <w:rPr/>
+        <w:t>Администратор заводит, отключает и удаляет учётные записи курсантов, преподавателей и администраторов. ТЗ запрещает удалять критически важные данные без резервного копирования, поэтому удаление устроено так:</w:t>
+      </w:r>
+    </w:p>
+    <w:p>
+      <w:pPr>
+        <w:pStyle w:val="Style27"/>
+        <w:numPr>
+          <w:ilvl w:val="0"/>
+          <w:numId w:val="8"/>
+        </w:numPr>
+        <w:tabs>
+          <w:tab w:val="clear" w:pos="1134"/>
+          <w:tab w:val="left" w:pos="709" w:leader="none"/>
+        </w:tabs>
+        <w:bidi w:val="0"/>
+        <w:spacing w:before="0" w:after="0"/>
+        <w:ind w:left="709" w:hanging="283"/>
+        <w:jc w:val="left"/>
+        <w:rPr/>
+      </w:pPr>
+      <w:r>
+        <w:rPr/>
+        <w:t xml:space="preserve">запись </w:t>
+      </w:r>
+      <w:r>
+        <w:rPr>
+          <w:rStyle w:val="Style15"/>
+        </w:rPr>
+        <w:t>без истории</w:t>
+      </w:r>
+      <w:r>
+        <w:rPr/>
+        <w:t xml:space="preserve"> (завели и ни разу не вошли) стирается сразу; </w:t>
+      </w:r>
+    </w:p>
+    <w:p>
+      <w:pPr>
+        <w:pStyle w:val="Style27"/>
+        <w:numPr>
+          <w:ilvl w:val="0"/>
+          <w:numId w:val="8"/>
+        </w:numPr>
+        <w:tabs>
+          <w:tab w:val="clear" w:pos="1134"/>
+          <w:tab w:val="left" w:pos="709" w:leader="none"/>
+        </w:tabs>
+        <w:bidi w:val="0"/>
+        <w:spacing w:before="0" w:after="0"/>
+        <w:ind w:left="709" w:hanging="283"/>
+        <w:jc w:val="left"/>
+        <w:rPr/>
+      </w:pPr>
+      <w:r>
+        <w:rPr/>
+        <w:t xml:space="preserve">запись </w:t>
+      </w:r>
+      <w:r>
+        <w:rPr>
+          <w:rStyle w:val="Style15"/>
+        </w:rPr>
+        <w:t>с историей</w:t>
+      </w:r>
+      <w:r>
+        <w:rPr/>
+        <w:t xml:space="preserve"> сначала копируется в таблицу </w:t>
+      </w:r>
+      <w:r>
+        <w:rPr>
+          <w:rStyle w:val="Style14"/>
+        </w:rPr>
+        <w:t>user_backups</w:t>
+      </w:r>
+      <w:r>
+        <w:rPr/>
+        <w:t xml:space="preserve"> (учётные данные, группы, попытки с баллами), затем обезличивается: ФИО и логин заменяются, вход закрыт, из групп человек убран. Оценки, карточки и журнал действий остаются читаемыми; </w:t>
+      </w:r>
+    </w:p>
+    <w:p>
+      <w:pPr>
+        <w:pStyle w:val="Style27"/>
+        <w:numPr>
+          <w:ilvl w:val="0"/>
+          <w:numId w:val="8"/>
+        </w:numPr>
+        <w:tabs>
+          <w:tab w:val="clear" w:pos="1134"/>
+          <w:tab w:val="left" w:pos="709" w:leader="none"/>
+        </w:tabs>
+        <w:bidi w:val="0"/>
+        <w:ind w:left="709" w:hanging="283"/>
+        <w:jc w:val="left"/>
+        <w:rPr/>
+      </w:pPr>
+      <w:r>
+        <w:rPr/>
+        <w:t>свою запись и последнего администратора удалить нельзя. Каждое удаление пишется в журнал действий (</w:t>
+      </w:r>
+      <w:r>
+        <w:rPr>
+          <w:rStyle w:val="Style14"/>
+        </w:rPr>
+        <w:t>user.delete</w:t>
+      </w:r>
+      <w:r>
+        <w:rPr/>
+        <w:t xml:space="preserve">). </w:t>
+      </w:r>
+    </w:p>
+    <w:p>
+      <w:pPr>
+        <w:pStyle w:val="3"/>
+        <w:bidi w:val="0"/>
+        <w:jc w:val="left"/>
+        <w:rPr/>
+      </w:pPr>
+      <w:r>
+        <w:rPr/>
+        <w:t>4.6. Подготовка учебных вызовов</w:t>
+      </w:r>
+    </w:p>
+    <w:p>
+      <w:pPr>
+        <w:pStyle w:val="Style27"/>
+        <w:bidi w:val="0"/>
+        <w:spacing w:before="0" w:after="283"/>
+        <w:jc w:val="left"/>
+        <w:rPr/>
+      </w:pPr>
+      <w:r>
+        <w:rPr/>
         <w:t xml:space="preserve">Преподаватель запускает подготовку вызовов из билетов (конвейер раздела 3.7) и доводит каждый перепиской с моделью: «поменяй ФИО», «добавь, что из мусоропровода идёт пламя», «сделай первую фразу короче». Модель отвечает репликой и правкой; правка применяется к вызову, эталон пересчитывается классификатором. В переписке показывается, что </w:t>
       </w:r>
       <w:r>
@@ -4548,7 +4972,7 @@
       </w:pPr>
       <w:r>
         <w:rPr/>
-        <w:t>4.6. Аналитика</w:t>
+        <w:t>4.7. Аналитика</w:t>
       </w:r>
     </w:p>
     <w:p>
@@ -4583,7 +5007,7 @@
       </w:pPr>
       <w:r>
         <w:rPr/>
-        <w:t>4.7. Настраиваемые параметры</w:t>
+        <w:t>4.8. Настраиваемые параметры</w:t>
       </w:r>
     </w:p>
     <w:p>
@@ -5730,7 +6154,7 @@
         <w:pStyle w:val="Style27"/>
         <w:numPr>
           <w:ilvl w:val="0"/>
-          <w:numId w:val="8"/>
+          <w:numId w:val="9"/>
         </w:numPr>
         <w:tabs>
           <w:tab w:val="clear" w:pos="1134"/>
@@ -5768,7 +6192,7 @@
         <w:pStyle w:val="Style27"/>
         <w:numPr>
           <w:ilvl w:val="0"/>
-          <w:numId w:val="8"/>
+          <w:numId w:val="9"/>
         </w:numPr>
         <w:tabs>
           <w:tab w:val="clear" w:pos="1134"/>
@@ -5806,7 +6230,7 @@
         <w:pStyle w:val="Style27"/>
         <w:numPr>
           <w:ilvl w:val="0"/>
-          <w:numId w:val="8"/>
+          <w:numId w:val="9"/>
         </w:numPr>
         <w:tabs>
           <w:tab w:val="clear" w:pos="1134"/>
@@ -5834,7 +6258,7 @@
         <w:pStyle w:val="Style27"/>
         <w:numPr>
           <w:ilvl w:val="0"/>
-          <w:numId w:val="8"/>
+          <w:numId w:val="9"/>
         </w:numPr>
         <w:tabs>
           <w:tab w:val="clear" w:pos="1134"/>
@@ -5854,7 +6278,7 @@
       </w:r>
       <w:r>
         <w:rPr/>
-        <w:t xml:space="preserve"> (раздел 4.5). Вердикты преподавателя по замечаниям модели (раздел 3.9) хранятся и попадают в отчёты, но на следующие ответы модели не влияют. </w:t>
+        <w:t xml:space="preserve"> (раздел 4.6). Вердикты преподавателя по замечаниям модели (раздел 3.9) хранятся и попадают в отчёты, но на следующие ответы модели не влияют. </w:t>
       </w:r>
     </w:p>
     <w:p>
@@ -5862,7 +6286,7 @@
         <w:pStyle w:val="Style27"/>
         <w:numPr>
           <w:ilvl w:val="0"/>
-          <w:numId w:val="8"/>
+          <w:numId w:val="9"/>
         </w:numPr>
         <w:tabs>
           <w:tab w:val="clear" w:pos="1134"/>
@@ -5890,7 +6314,7 @@
         <w:pStyle w:val="Style27"/>
         <w:numPr>
           <w:ilvl w:val="0"/>
-          <w:numId w:val="8"/>
+          <w:numId w:val="9"/>
         </w:numPr>
         <w:tabs>
           <w:tab w:val="clear" w:pos="1134"/>
@@ -5938,7 +6362,7 @@
         <w:pStyle w:val="Style27"/>
         <w:numPr>
           <w:ilvl w:val="0"/>
-          <w:numId w:val="8"/>
+          <w:numId w:val="9"/>
         </w:numPr>
         <w:tabs>
           <w:tab w:val="clear" w:pos="1134"/>
@@ -5966,7 +6390,7 @@
         <w:pStyle w:val="Style27"/>
         <w:numPr>
           <w:ilvl w:val="0"/>
-          <w:numId w:val="8"/>
+          <w:numId w:val="9"/>
         </w:numPr>
         <w:tabs>
           <w:tab w:val="clear" w:pos="1134"/>
@@ -5994,7 +6418,7 @@
         <w:pStyle w:val="Style27"/>
         <w:numPr>
           <w:ilvl w:val="0"/>
-          <w:numId w:val="8"/>
+          <w:numId w:val="9"/>
         </w:numPr>
         <w:tabs>
           <w:tab w:val="clear" w:pos="1134"/>
@@ -6022,7 +6446,7 @@
         <w:pStyle w:val="Style27"/>
         <w:numPr>
           <w:ilvl w:val="0"/>
-          <w:numId w:val="8"/>
+          <w:numId w:val="9"/>
         </w:numPr>
         <w:tabs>
           <w:tab w:val="clear" w:pos="1134"/>
@@ -12271,6 +12695,143 @@
     </w:lvl>
   </w:abstractNum>
   <w:abstractNum w:abstractNumId="9">
+    <w:lvl w:ilvl="0">
+      <w:start w:val="1"/>
+      <w:numFmt w:val="bullet"/>
+      <w:lvlText w:val=""/>
+      <w:lvlJc w:val="left"/>
+      <w:pPr>
+        <w:tabs>
+          <w:tab w:val="num" w:pos="709"/>
+        </w:tabs>
+        <w:ind w:left="709" w:hanging="283"/>
+      </w:pPr>
+      <w:rPr>
+        <w:rFonts w:ascii="Symbol" w:hAnsi="Symbol" w:cs="Symbol" w:hint="default"/>
+      </w:rPr>
+    </w:lvl>
+    <w:lvl w:ilvl="1">
+      <w:start w:val="1"/>
+      <w:numFmt w:val="bullet"/>
+      <w:lvlText w:val=""/>
+      <w:lvlJc w:val="left"/>
+      <w:pPr>
+        <w:tabs>
+          <w:tab w:val="num" w:pos="1418"/>
+        </w:tabs>
+        <w:ind w:left="1418" w:hanging="283"/>
+      </w:pPr>
+      <w:rPr>
+        <w:rFonts w:ascii="Symbol" w:hAnsi="Symbol" w:cs="Symbol" w:hint="default"/>
+      </w:rPr>
+    </w:lvl>
+    <w:lvl w:ilvl="2">
+      <w:start w:val="1"/>
+      <w:numFmt w:val="bullet"/>
+      <w:lvlText w:val=""/>
+      <w:lvlJc w:val="left"/>
+      <w:pPr>
+        <w:tabs>
+          <w:tab w:val="num" w:pos="2127"/>
+        </w:tabs>
+        <w:ind w:left="2127" w:hanging="283"/>
+      </w:pPr>
+      <w:rPr>
+        <w:rFonts w:ascii="Symbol" w:hAnsi="Symbol" w:cs="Symbol" w:hint="default"/>
+      </w:rPr>
+    </w:lvl>
+    <w:lvl w:ilvl="3">
+      <w:start w:val="1"/>
+      <w:numFmt w:val="bullet"/>
+      <w:lvlText w:val=""/>
+      <w:lvlJc w:val="left"/>
+      <w:pPr>
+        <w:tabs>
+          <w:tab w:val="num" w:pos="2836"/>
+        </w:tabs>
+        <w:ind w:left="2836" w:hanging="283"/>
+      </w:pPr>
+      <w:rPr>
+        <w:rFonts w:ascii="Symbol" w:hAnsi="Symbol" w:cs="Symbol" w:hint="default"/>
+      </w:rPr>
+    </w:lvl>
+    <w:lvl w:ilvl="4">
+      <w:start w:val="1"/>
+      <w:numFmt w:val="bullet"/>
+      <w:lvlText w:val=""/>
+      <w:lvlJc w:val="left"/>
+      <w:pPr>
+        <w:tabs>
+          <w:tab w:val="num" w:pos="3545"/>
+        </w:tabs>
+        <w:ind w:left="3545" w:hanging="283"/>
+      </w:pPr>
+      <w:rPr>
+        <w:rFonts w:ascii="Symbol" w:hAnsi="Symbol" w:cs="Symbol" w:hint="default"/>
+      </w:rPr>
+    </w:lvl>
+    <w:lvl w:ilvl="5">
+      <w:start w:val="1"/>
+      <w:numFmt w:val="bullet"/>
+      <w:lvlText w:val=""/>
+      <w:lvlJc w:val="left"/>
+      <w:pPr>
+        <w:tabs>
+          <w:tab w:val="num" w:pos="4254"/>
+        </w:tabs>
+        <w:ind w:left="4254" w:hanging="283"/>
+      </w:pPr>
+      <w:rPr>
+        <w:rFonts w:ascii="Symbol" w:hAnsi="Symbol" w:cs="Symbol" w:hint="default"/>
+      </w:rPr>
+    </w:lvl>
+    <w:lvl w:ilvl="6">
+      <w:start w:val="1"/>
+      <w:numFmt w:val="bullet"/>
+      <w:lvlText w:val=""/>
+      <w:lvlJc w:val="left"/>
+      <w:pPr>
+        <w:tabs>
+          <w:tab w:val="num" w:pos="4963"/>
+        </w:tabs>
+        <w:ind w:left="4963" w:hanging="283"/>
+      </w:pPr>
+      <w:rPr>
+        <w:rFonts w:ascii="Symbol" w:hAnsi="Symbol" w:cs="Symbol" w:hint="default"/>
+      </w:rPr>
+    </w:lvl>
+    <w:lvl w:ilvl="7">
+      <w:start w:val="1"/>
+      <w:numFmt w:val="bullet"/>
+      <w:lvlText w:val=""/>
+      <w:lvlJc w:val="left"/>
+      <w:pPr>
+        <w:tabs>
+          <w:tab w:val="num" w:pos="5672"/>
+        </w:tabs>
+        <w:ind w:left="5672" w:hanging="283"/>
+      </w:pPr>
+      <w:rPr>
+        <w:rFonts w:ascii="Symbol" w:hAnsi="Symbol" w:cs="Symbol" w:hint="default"/>
+      </w:rPr>
+    </w:lvl>
+    <w:lvl w:ilvl="8">
+      <w:start w:val="1"/>
+      <w:numFmt w:val="bullet"/>
+      <w:lvlText w:val=""/>
+      <w:lvlJc w:val="left"/>
+      <w:pPr>
+        <w:tabs>
+          <w:tab w:val="num" w:pos="6381"/>
+        </w:tabs>
+        <w:ind w:left="6381" w:hanging="283"/>
+      </w:pPr>
+      <w:rPr>
+        <w:rFonts w:ascii="Symbol" w:hAnsi="Symbol" w:cs="Symbol" w:hint="default"/>
+      </w:rPr>
+    </w:lvl>
+  </w:abstractNum>
+  <w:abstractNum w:abstractNumId="10">
     <w:lvl w:ilvl="0">
       <w:start w:val="1"/>
       <w:numFmt w:val="none"/>
@@ -12417,6 +12978,9 @@
   </w:num>
   <w:num w:numId="9">
     <w:abstractNumId w:val="9"/>
+  </w:num>
+  <w:num w:numId="10">
+    <w:abstractNumId w:val="10"/>
   </w:num>
 </w:numbering>
 </file>

--- a/docs/документация.docx
+++ b/docs/документация.docx
@@ -224,9 +224,9 @@
         </w:tblCellMar>
       </w:tblPr>
       <w:tblGrid>
-        <w:gridCol w:w="1401"/>
-        <w:gridCol w:w="1637"/>
-        <w:gridCol w:w="2516"/>
+        <w:gridCol w:w="1357"/>
+        <w:gridCol w:w="2068"/>
+        <w:gridCol w:w="2129"/>
       </w:tblGrid>
       <w:tr>
         <w:trPr>
@@ -234,7 +234,7 @@
         </w:trPr>
         <w:tc>
           <w:tcPr>
-            <w:tcW w:w="1401" w:type="dxa"/>
+            <w:tcW w:w="1357" w:type="dxa"/>
             <w:tcBorders/>
             <w:vAlign w:val="center"/>
           </w:tcPr>
@@ -256,7 +256,7 @@
         </w:tc>
         <w:tc>
           <w:tcPr>
-            <w:tcW w:w="1637" w:type="dxa"/>
+            <w:tcW w:w="2068" w:type="dxa"/>
             <w:tcBorders/>
             <w:vAlign w:val="center"/>
           </w:tcPr>
@@ -278,7 +278,7 @@
         </w:tc>
         <w:tc>
           <w:tcPr>
-            <w:tcW w:w="2516" w:type="dxa"/>
+            <w:tcW w:w="2129" w:type="dxa"/>
             <w:tcBorders/>
             <w:vAlign w:val="center"/>
           </w:tcPr>
@@ -303,7 +303,7 @@
         <w:trPr/>
         <w:tc>
           <w:tcPr>
-            <w:tcW w:w="1401" w:type="dxa"/>
+            <w:tcW w:w="1357" w:type="dxa"/>
             <w:tcBorders/>
             <w:vAlign w:val="center"/>
           </w:tcPr>
@@ -323,7 +323,7 @@
         </w:tc>
         <w:tc>
           <w:tcPr>
-            <w:tcW w:w="1637" w:type="dxa"/>
+            <w:tcW w:w="2068" w:type="dxa"/>
             <w:tcBorders/>
             <w:vAlign w:val="center"/>
           </w:tcPr>
@@ -343,7 +343,7 @@
         </w:tc>
         <w:tc>
           <w:tcPr>
-            <w:tcW w:w="2516" w:type="dxa"/>
+            <w:tcW w:w="2129" w:type="dxa"/>
             <w:tcBorders/>
             <w:vAlign w:val="center"/>
           </w:tcPr>
@@ -366,7 +366,7 @@
         <w:trPr/>
         <w:tc>
           <w:tcPr>
-            <w:tcW w:w="1401" w:type="dxa"/>
+            <w:tcW w:w="1357" w:type="dxa"/>
             <w:tcBorders/>
             <w:vAlign w:val="center"/>
           </w:tcPr>
@@ -386,7 +386,7 @@
         </w:tc>
         <w:tc>
           <w:tcPr>
-            <w:tcW w:w="1637" w:type="dxa"/>
+            <w:tcW w:w="2068" w:type="dxa"/>
             <w:tcBorders/>
             <w:vAlign w:val="center"/>
           </w:tcPr>
@@ -406,7 +406,7 @@
         </w:tc>
         <w:tc>
           <w:tcPr>
-            <w:tcW w:w="2516" w:type="dxa"/>
+            <w:tcW w:w="2129" w:type="dxa"/>
             <w:tcBorders/>
             <w:vAlign w:val="center"/>
           </w:tcPr>
@@ -429,7 +429,7 @@
         <w:trPr/>
         <w:tc>
           <w:tcPr>
-            <w:tcW w:w="1401" w:type="dxa"/>
+            <w:tcW w:w="1357" w:type="dxa"/>
             <w:tcBorders/>
             <w:vAlign w:val="center"/>
           </w:tcPr>
@@ -449,7 +449,7 @@
         </w:tc>
         <w:tc>
           <w:tcPr>
-            <w:tcW w:w="1637" w:type="dxa"/>
+            <w:tcW w:w="2068" w:type="dxa"/>
             <w:tcBorders/>
             <w:vAlign w:val="center"/>
           </w:tcPr>
@@ -469,7 +469,7 @@
         </w:tc>
         <w:tc>
           <w:tcPr>
-            <w:tcW w:w="2516" w:type="dxa"/>
+            <w:tcW w:w="2129" w:type="dxa"/>
             <w:tcBorders/>
             <w:vAlign w:val="center"/>
           </w:tcPr>
@@ -492,7 +492,7 @@
         <w:trPr/>
         <w:tc>
           <w:tcPr>
-            <w:tcW w:w="1401" w:type="dxa"/>
+            <w:tcW w:w="1357" w:type="dxa"/>
             <w:tcBorders/>
             <w:vAlign w:val="center"/>
           </w:tcPr>
@@ -512,7 +512,7 @@
         </w:tc>
         <w:tc>
           <w:tcPr>
-            <w:tcW w:w="1637" w:type="dxa"/>
+            <w:tcW w:w="2068" w:type="dxa"/>
             <w:tcBorders/>
             <w:vAlign w:val="center"/>
           </w:tcPr>
@@ -532,7 +532,7 @@
         </w:tc>
         <w:tc>
           <w:tcPr>
-            <w:tcW w:w="2516" w:type="dxa"/>
+            <w:tcW w:w="2129" w:type="dxa"/>
             <w:tcBorders/>
             <w:vAlign w:val="center"/>
           </w:tcPr>
@@ -547,6 +547,69 @@
             <w:r>
               <w:rPr/>
               <w:t>подготовка учебных вызовов, правка по переписке, сводки, анализ текста курсанта</w:t>
+            </w:r>
+          </w:p>
+        </w:tc>
+      </w:tr>
+      <w:tr>
+        <w:trPr/>
+        <w:tc>
+          <w:tcPr>
+            <w:tcW w:w="1357" w:type="dxa"/>
+            <w:tcBorders/>
+            <w:vAlign w:val="center"/>
+          </w:tcPr>
+          <w:p>
+            <w:pPr>
+              <w:pStyle w:val="Style20"/>
+              <w:bidi w:val="0"/>
+              <w:spacing w:before="0" w:after="283"/>
+              <w:jc w:val="left"/>
+              <w:rPr/>
+            </w:pPr>
+            <w:r>
+              <w:rPr/>
+              <w:t>Голос</w:t>
+            </w:r>
+          </w:p>
+        </w:tc>
+        <w:tc>
+          <w:tcPr>
+            <w:tcW w:w="2068" w:type="dxa"/>
+            <w:tcBorders/>
+            <w:vAlign w:val="center"/>
+          </w:tcPr>
+          <w:p>
+            <w:pPr>
+              <w:pStyle w:val="Style20"/>
+              <w:bidi w:val="0"/>
+              <w:spacing w:before="0" w:after="283"/>
+              <w:jc w:val="left"/>
+              <w:rPr/>
+            </w:pPr>
+            <w:r>
+              <w:rPr/>
+              <w:t>GigaAM v3 (распознавание) и TeraTTSv2 (синтез), ONNX на процессоре</w:t>
+            </w:r>
+          </w:p>
+        </w:tc>
+        <w:tc>
+          <w:tcPr>
+            <w:tcW w:w="2129" w:type="dxa"/>
+            <w:tcBorders/>
+            <w:vAlign w:val="center"/>
+          </w:tcPr>
+          <w:p>
+            <w:pPr>
+              <w:pStyle w:val="Style20"/>
+              <w:bidi w:val="0"/>
+              <w:spacing w:before="0" w:after="283"/>
+              <w:jc w:val="left"/>
+              <w:rPr/>
+            </w:pPr>
+            <w:r>
+              <w:rPr/>
+              <w:t>разговор диспетчера ДДС со старшим бригады голосом</w:t>
             </w:r>
           </w:p>
         </w:tc>
@@ -562,7 +625,7 @@
       </w:pPr>
       <w:r>
         <w:rPr/>
-        <w:t>Все четыре компонента разворачиваются на одной машине без выхода в интернет и без графического ускорителя — одной командой, раздел 7.7. Обоснование выбора — раздел 6.</w:t>
+        <w:t>Все пять компонентов разворачиваются на одной машине без выхода в интернет и без графического ускорителя — одной командой, раздел 7.7. Обоснование выбора — раздел 6.</w:t>
       </w:r>
     </w:p>
     <w:p>
@@ -3628,6 +3691,259 @@
     </w:p>
     <w:p>
       <w:pPr>
+        <w:pStyle w:val="3"/>
+        <w:bidi w:val="0"/>
+        <w:jc w:val="left"/>
+        <w:rPr/>
+      </w:pPr>
+      <w:r>
+        <w:rPr/>
+        <w:t>3.10. Голос: распознавание и синтез на процессоре</w:t>
+      </w:r>
+    </w:p>
+    <w:p>
+      <w:pPr>
+        <w:pStyle w:val="Style27"/>
+        <w:bidi w:val="0"/>
+        <w:spacing w:before="0" w:after="283"/>
+        <w:jc w:val="left"/>
+        <w:rPr/>
+      </w:pPr>
+      <w:r>
+        <w:rPr/>
+        <w:t>По ответу заказчика (чат, 27.09.2026) голосом диспетчер ДДС говорит со старшим бригады и с вышестоящим начальником; физический IP-телефон не обязателен, достаточно программной эмуляции. Голос заявителя 112 на этапе MVP исключён.</w:t>
+      </w:r>
+    </w:p>
+    <w:p>
+      <w:pPr>
+        <w:pStyle w:val="Style27"/>
+        <w:bidi w:val="0"/>
+        <w:spacing w:before="0" w:after="283"/>
+        <w:jc w:val="left"/>
+        <w:rPr/>
+      </w:pPr>
+      <w:r>
+        <w:rPr>
+          <w:rStyle w:val="Style15"/>
+        </w:rPr>
+        <w:t>Что сделано.</w:t>
+      </w:r>
+      <w:r>
+        <w:rPr/>
+        <w:t xml:space="preserve"> Разговор диспетчера со старшим бригады:</w:t>
+      </w:r>
+    </w:p>
+    <w:p>
+      <w:pPr>
+        <w:pStyle w:val="Style27"/>
+        <w:numPr>
+          <w:ilvl w:val="0"/>
+          <w:numId w:val="8"/>
+        </w:numPr>
+        <w:tabs>
+          <w:tab w:val="clear" w:pos="1134"/>
+          <w:tab w:val="left" w:pos="709" w:leader="none"/>
+        </w:tabs>
+        <w:bidi w:val="0"/>
+        <w:spacing w:before="0" w:after="0"/>
+        <w:ind w:left="709" w:hanging="283"/>
+        <w:jc w:val="left"/>
+        <w:rPr/>
+      </w:pPr>
+      <w:r>
+        <w:rPr/>
+        <w:t xml:space="preserve">Диспетчер нажимает «Сказать голосом» и говорит в микрофон; браузер пересчитывает запись в WAV 16 кГц моно. </w:t>
+      </w:r>
+    </w:p>
+    <w:p>
+      <w:pPr>
+        <w:pStyle w:val="Style27"/>
+        <w:numPr>
+          <w:ilvl w:val="0"/>
+          <w:numId w:val="8"/>
+        </w:numPr>
+        <w:tabs>
+          <w:tab w:val="clear" w:pos="1134"/>
+          <w:tab w:val="left" w:pos="709" w:leader="none"/>
+        </w:tabs>
+        <w:bidi w:val="0"/>
+        <w:spacing w:before="0" w:after="0"/>
+        <w:ind w:left="709" w:hanging="283"/>
+        <w:jc w:val="left"/>
+        <w:rPr/>
+      </w:pPr>
+      <w:r>
+        <w:rPr/>
+        <w:t>Реплика распознаётся (</w:t>
+      </w:r>
+      <w:r>
+        <w:rPr>
+          <w:rStyle w:val="Style14"/>
+        </w:rPr>
+        <w:t>POST /api/voice/asr</w:t>
+      </w:r>
+      <w:r>
+        <w:rPr/>
+        <w:t xml:space="preserve">) и уходит вместе со звонком старшему; сказанное сохраняется в разговоре — преподаватель видит не только факт звонка, но и что курсант сказал. </w:t>
+      </w:r>
+    </w:p>
+    <w:p>
+      <w:pPr>
+        <w:pStyle w:val="Style27"/>
+        <w:numPr>
+          <w:ilvl w:val="0"/>
+          <w:numId w:val="8"/>
+        </w:numPr>
+        <w:tabs>
+          <w:tab w:val="clear" w:pos="1134"/>
+          <w:tab w:val="left" w:pos="709" w:leader="none"/>
+        </w:tabs>
+        <w:bidi w:val="0"/>
+        <w:ind w:left="709" w:hanging="283"/>
+        <w:jc w:val="left"/>
+        <w:rPr/>
+      </w:pPr>
+      <w:r>
+        <w:rPr/>
+        <w:t>Ответ старшего и его входящие доклады озвучиваются (</w:t>
+      </w:r>
+      <w:r>
+        <w:rPr>
+          <w:rStyle w:val="Style14"/>
+        </w:rPr>
+        <w:t>POST /api/voice/tts</w:t>
+      </w:r>
+      <w:r>
+        <w:rPr/>
+        <w:t xml:space="preserve">), текст остаётся на экране. Звук можно выключить переключателем в панели бригады. </w:t>
+      </w:r>
+    </w:p>
+    <w:p>
+      <w:pPr>
+        <w:pStyle w:val="Style27"/>
+        <w:bidi w:val="0"/>
+        <w:jc w:val="left"/>
+        <w:rPr/>
+      </w:pPr>
+      <w:r>
+        <w:rPr>
+          <w:rStyle w:val="Style15"/>
+        </w:rPr>
+        <w:t>Модели.</w:t>
+      </w:r>
+      <w:r>
+        <w:rPr/>
+        <w:t xml:space="preserve"> Распознавание — GigaAM v3 e2e RNNT (сразу с пунктуацией), синтез — TeraTTSv2 с готовыми голосами из поставки модели: старший бригады и начальник звучат разными голосами. Никого не клонируем. Обе модели в ONNX, работают на процессоре, видеокарта не нужна.</w:t>
+      </w:r>
+    </w:p>
+    <w:p>
+      <w:pPr>
+        <w:pStyle w:val="Style27"/>
+        <w:bidi w:val="0"/>
+        <w:spacing w:before="0" w:after="283"/>
+        <w:jc w:val="left"/>
+        <w:rPr/>
+      </w:pPr>
+      <w:r>
+        <w:rPr>
+          <w:rStyle w:val="Style15"/>
+        </w:rPr>
+        <w:t>Что говорит собеседник, решает движок тренажёра</w:t>
+      </w:r>
+      <w:r>
+        <w:rPr/>
+        <w:t>, а не модель: текст доклада называет только этап работ (раздел 3.4). Модель голоса лишь произносит его. Поэтому голос не добавляет выдуманной обстановки и не меняет разбор: оценка ДДС по-прежнему считается по тому, когда диспетчер узнал об этапе и когда поставил статус.</w:t>
+      </w:r>
+    </w:p>
+    <w:p>
+      <w:pPr>
+        <w:pStyle w:val="Style27"/>
+        <w:bidi w:val="0"/>
+        <w:spacing w:before="0" w:after="283"/>
+        <w:jc w:val="left"/>
+        <w:rPr/>
+      </w:pPr>
+      <w:r>
+        <w:rPr>
+          <w:rStyle w:val="Style15"/>
+        </w:rPr>
+        <w:t>Скорость</w:t>
+      </w:r>
+      <w:r>
+        <w:rPr/>
+        <w:t xml:space="preserve"> (замер — </w:t>
+      </w:r>
+      <w:r>
+        <w:rPr>
+          <w:rStyle w:val="Style14"/>
+        </w:rPr>
+        <w:t>backend/docs/замеры/ГОЛОС.md</w:t>
+      </w:r>
+      <w:r>
+        <w:rPr/>
+        <w:t>, 4 потока, машина под нагрузкой): синтез фразы доклада — 0,5–0,7 с на 3–5 с звука, распознавание реплики — 0,2–0,3 с. Повторная фраза берётся из кэша.</w:t>
+      </w:r>
+    </w:p>
+    <w:p>
+      <w:pPr>
+        <w:pStyle w:val="Style27"/>
+        <w:bidi w:val="0"/>
+        <w:spacing w:before="0" w:after="283"/>
+        <w:jc w:val="left"/>
+        <w:rPr/>
+      </w:pPr>
+      <w:r>
+        <w:rPr>
+          <w:rStyle w:val="Style15"/>
+        </w:rPr>
+        <w:t>Без голоса всё работает.</w:t>
+      </w:r>
+      <w:r>
+        <w:rPr/>
+        <w:t xml:space="preserve"> Сервер голоса — отдельный процесс; не подключён — </w:t>
+      </w:r>
+      <w:r>
+        <w:rPr>
+          <w:rStyle w:val="Style14"/>
+        </w:rPr>
+        <w:t>GET /api/voice/status</w:t>
+      </w:r>
+      <w:r>
+        <w:rPr/>
+        <w:t xml:space="preserve"> отвечает «нет», кнопки «Сказать голосом» нет, разговор идёт текстом, как раньше.</w:t>
+      </w:r>
+    </w:p>
+    <w:p>
+      <w:pPr>
+        <w:pStyle w:val="Style27"/>
+        <w:bidi w:val="0"/>
+        <w:spacing w:before="0" w:after="283"/>
+        <w:jc w:val="left"/>
+        <w:rPr/>
+      </w:pPr>
+      <w:r>
+        <w:rPr>
+          <w:rStyle w:val="Style15"/>
+        </w:rPr>
+        <w:t>Чего не сделано.</w:t>
+      </w:r>
+      <w:r>
+        <w:rPr/>
+        <w:t xml:space="preserve"> Разговор с вышестоящим начальником голосом (голос </w:t>
+      </w:r>
+      <w:r>
+        <w:rPr>
+          <w:rStyle w:val="Style14"/>
+        </w:rPr>
+        <w:t>chief</w:t>
+      </w:r>
+      <w:r>
+        <w:rPr/>
+        <w:t xml:space="preserve"> на сервере есть, сам разговор — отдельная работа); точность распознавания на живой речи в шуме не мерили — только на синтезированных фразах.</w:t>
+      </w:r>
+    </w:p>
+    <w:p>
+      <w:pPr>
         <w:pStyle w:val="Style18"/>
         <w:pBdr>
           <w:bottom w:val="double" w:sz="2" w:space="0" w:color="808080"/>
@@ -4260,7 +4576,7 @@
       </w:pPr>
       <w:r>
         <w:rPr/>
-        <w:t>Звонок старшему и входящие доклады приходят в карточку ДДС текстом. Рядом — звонок вышестоящему начальнику с докладом по карточке (раздел 3.4).</w:t>
+        <w:t>Звонок старшему и входящие доклады приходят в карточку ДДС текстом, а при подключённом голосе — ещё и голосом: диспетчер говорит в микрофон, ответы старшего озвучиваются (раздел 3.10). Рядом — звонок вышестоящему начальнику с докладом по карточке (раздел 3.4).</w:t>
       </w:r>
     </w:p>
     <w:p>
@@ -4792,7 +5108,7 @@
         <w:pStyle w:val="Style27"/>
         <w:numPr>
           <w:ilvl w:val="0"/>
-          <w:numId w:val="8"/>
+          <w:numId w:val="9"/>
         </w:numPr>
         <w:tabs>
           <w:tab w:val="clear" w:pos="1134"/>
@@ -4824,7 +5140,7 @@
         <w:pStyle w:val="Style27"/>
         <w:numPr>
           <w:ilvl w:val="0"/>
-          <w:numId w:val="8"/>
+          <w:numId w:val="9"/>
         </w:numPr>
         <w:tabs>
           <w:tab w:val="clear" w:pos="1134"/>
@@ -4866,7 +5182,7 @@
         <w:pStyle w:val="Style27"/>
         <w:numPr>
           <w:ilvl w:val="0"/>
-          <w:numId w:val="8"/>
+          <w:numId w:val="9"/>
         </w:numPr>
         <w:tabs>
           <w:tab w:val="clear" w:pos="1134"/>
@@ -5339,6 +5655,87 @@
       <w:r>
         <w:rPr/>
         <w:t>.</w:t>
+      </w:r>
+    </w:p>
+    <w:p>
+      <w:pPr>
+        <w:pStyle w:val="3"/>
+        <w:bidi w:val="0"/>
+        <w:jc w:val="left"/>
+        <w:rPr/>
+      </w:pPr>
+      <w:r>
+        <w:rPr/>
+        <w:t>5.4. Сервер голоса</w:t>
+      </w:r>
+    </w:p>
+    <w:p>
+      <w:pPr>
+        <w:pStyle w:val="Style27"/>
+        <w:bidi w:val="0"/>
+        <w:spacing w:before="0" w:after="283"/>
+        <w:jc w:val="left"/>
+        <w:rPr/>
+      </w:pPr>
+      <w:r>
+        <w:rPr>
+          <w:rStyle w:val="Style14"/>
+        </w:rPr>
+        <w:t>voice/server.py</w:t>
+      </w:r>
+      <w:r>
+        <w:rPr/>
+        <w:t xml:space="preserve"> — небольшой сервер на Python (FastAPI, onnxruntime): </w:t>
+      </w:r>
+      <w:r>
+        <w:rPr>
+          <w:rStyle w:val="Style14"/>
+        </w:rPr>
+        <w:t>POST /asr</w:t>
+      </w:r>
+      <w:r>
+        <w:rPr/>
+        <w:t xml:space="preserve"> (WAV → текст), </w:t>
+      </w:r>
+      <w:r>
+        <w:rPr>
+          <w:rStyle w:val="Style14"/>
+        </w:rPr>
+        <w:t>POST /tts</w:t>
+      </w:r>
+      <w:r>
+        <w:rPr/>
+        <w:t xml:space="preserve"> (текст и роль собеседника → WAV), </w:t>
+      </w:r>
+      <w:r>
+        <w:rPr>
+          <w:rStyle w:val="Style14"/>
+        </w:rPr>
+        <w:t>GET /health</w:t>
+      </w:r>
+      <w:r>
+        <w:rPr/>
+        <w:t xml:space="preserve">. Сервер приложения ходит к нему по адресу </w:t>
+      </w:r>
+      <w:r>
+        <w:rPr>
+          <w:rStyle w:val="Style14"/>
+        </w:rPr>
+        <w:t>VOICE_BASE_URL</w:t>
+      </w:r>
+      <w:r>
+        <w:rPr/>
+        <w:t xml:space="preserve"> через адаптеры </w:t>
+      </w:r>
+      <w:r>
+        <w:rPr>
+          <w:rStyle w:val="Style14"/>
+        </w:rPr>
+        <w:t>ml/voice.rs</w:t>
+      </w:r>
+      <w:r>
+        <w:rPr/>
+        <w:t>; клиенту он не виден. Синтезированные фразы кэшируются на диске по хешу текста и голоса. Числа и сокращения адреса («№», «ул.», «д. 28») сервер разворачивает в слова сам: рантайм синтеза пропускал число перед точкой, и в адресе терялся номер дома.</w:t>
       </w:r>
     </w:p>
     <w:p>
@@ -5635,9 +6032,9 @@
         </w:tblCellMar>
       </w:tblPr>
       <w:tblGrid>
-        <w:gridCol w:w="1992"/>
-        <w:gridCol w:w="1470"/>
-        <w:gridCol w:w="2092"/>
+        <w:gridCol w:w="1980"/>
+        <w:gridCol w:w="1425"/>
+        <w:gridCol w:w="2149"/>
       </w:tblGrid>
       <w:tr>
         <w:trPr>
@@ -5645,7 +6042,7 @@
         </w:trPr>
         <w:tc>
           <w:tcPr>
-            <w:tcW w:w="1992" w:type="dxa"/>
+            <w:tcW w:w="1980" w:type="dxa"/>
             <w:tcBorders/>
             <w:vAlign w:val="center"/>
           </w:tcPr>
@@ -5667,7 +6064,7 @@
         </w:tc>
         <w:tc>
           <w:tcPr>
-            <w:tcW w:w="1470" w:type="dxa"/>
+            <w:tcW w:w="1425" w:type="dxa"/>
             <w:tcBorders/>
             <w:vAlign w:val="center"/>
           </w:tcPr>
@@ -5689,7 +6086,7 @@
         </w:tc>
         <w:tc>
           <w:tcPr>
-            <w:tcW w:w="2092" w:type="dxa"/>
+            <w:tcW w:w="2149" w:type="dxa"/>
             <w:tcBorders/>
             <w:vAlign w:val="center"/>
           </w:tcPr>
@@ -5714,7 +6111,7 @@
         <w:trPr/>
         <w:tc>
           <w:tcPr>
-            <w:tcW w:w="1992" w:type="dxa"/>
+            <w:tcW w:w="1980" w:type="dxa"/>
             <w:tcBorders/>
             <w:vAlign w:val="center"/>
           </w:tcPr>
@@ -5734,7 +6131,7 @@
         </w:tc>
         <w:tc>
           <w:tcPr>
-            <w:tcW w:w="1470" w:type="dxa"/>
+            <w:tcW w:w="1425" w:type="dxa"/>
             <w:tcBorders/>
             <w:vAlign w:val="center"/>
           </w:tcPr>
@@ -5754,7 +6151,7 @@
         </w:tc>
         <w:tc>
           <w:tcPr>
-            <w:tcW w:w="2092" w:type="dxa"/>
+            <w:tcW w:w="2149" w:type="dxa"/>
             <w:tcBorders/>
             <w:vAlign w:val="center"/>
           </w:tcPr>
@@ -5777,7 +6174,7 @@
         <w:trPr/>
         <w:tc>
           <w:tcPr>
-            <w:tcW w:w="1992" w:type="dxa"/>
+            <w:tcW w:w="1980" w:type="dxa"/>
             <w:tcBorders/>
             <w:vAlign w:val="center"/>
           </w:tcPr>
@@ -5797,7 +6194,7 @@
         </w:tc>
         <w:tc>
           <w:tcPr>
-            <w:tcW w:w="1470" w:type="dxa"/>
+            <w:tcW w:w="1425" w:type="dxa"/>
             <w:tcBorders/>
             <w:vAlign w:val="center"/>
           </w:tcPr>
@@ -5817,7 +6214,7 @@
         </w:tc>
         <w:tc>
           <w:tcPr>
-            <w:tcW w:w="2092" w:type="dxa"/>
+            <w:tcW w:w="2149" w:type="dxa"/>
             <w:tcBorders/>
             <w:vAlign w:val="center"/>
           </w:tcPr>
@@ -5840,7 +6237,7 @@
         <w:trPr/>
         <w:tc>
           <w:tcPr>
-            <w:tcW w:w="1992" w:type="dxa"/>
+            <w:tcW w:w="1980" w:type="dxa"/>
             <w:tcBorders/>
             <w:vAlign w:val="center"/>
           </w:tcPr>
@@ -5860,7 +6257,7 @@
         </w:tc>
         <w:tc>
           <w:tcPr>
-            <w:tcW w:w="1470" w:type="dxa"/>
+            <w:tcW w:w="1425" w:type="dxa"/>
             <w:tcBorders/>
             <w:vAlign w:val="center"/>
           </w:tcPr>
@@ -5880,7 +6277,7 @@
         </w:tc>
         <w:tc>
           <w:tcPr>
-            <w:tcW w:w="2092" w:type="dxa"/>
+            <w:tcW w:w="2149" w:type="dxa"/>
             <w:tcBorders/>
             <w:vAlign w:val="center"/>
           </w:tcPr>
@@ -5913,7 +6310,7 @@
         <w:trPr/>
         <w:tc>
           <w:tcPr>
-            <w:tcW w:w="1992" w:type="dxa"/>
+            <w:tcW w:w="1980" w:type="dxa"/>
             <w:tcBorders/>
             <w:vAlign w:val="center"/>
           </w:tcPr>
@@ -5933,7 +6330,7 @@
         </w:tc>
         <w:tc>
           <w:tcPr>
-            <w:tcW w:w="1470" w:type="dxa"/>
+            <w:tcW w:w="1425" w:type="dxa"/>
             <w:tcBorders/>
             <w:vAlign w:val="center"/>
           </w:tcPr>
@@ -5953,7 +6350,7 @@
         </w:tc>
         <w:tc>
           <w:tcPr>
-            <w:tcW w:w="2092" w:type="dxa"/>
+            <w:tcW w:w="2149" w:type="dxa"/>
             <w:tcBorders/>
             <w:vAlign w:val="center"/>
           </w:tcPr>
@@ -5976,7 +6373,7 @@
         <w:trPr/>
         <w:tc>
           <w:tcPr>
-            <w:tcW w:w="1992" w:type="dxa"/>
+            <w:tcW w:w="1980" w:type="dxa"/>
             <w:tcBorders/>
             <w:vAlign w:val="center"/>
           </w:tcPr>
@@ -5996,7 +6393,7 @@
         </w:tc>
         <w:tc>
           <w:tcPr>
-            <w:tcW w:w="1470" w:type="dxa"/>
+            <w:tcW w:w="1425" w:type="dxa"/>
             <w:tcBorders/>
             <w:vAlign w:val="center"/>
           </w:tcPr>
@@ -6016,7 +6413,7 @@
         </w:tc>
         <w:tc>
           <w:tcPr>
-            <w:tcW w:w="2092" w:type="dxa"/>
+            <w:tcW w:w="2149" w:type="dxa"/>
             <w:tcBorders/>
             <w:vAlign w:val="center"/>
           </w:tcPr>
@@ -6039,7 +6436,7 @@
         <w:trPr/>
         <w:tc>
           <w:tcPr>
-            <w:tcW w:w="1992" w:type="dxa"/>
+            <w:tcW w:w="1980" w:type="dxa"/>
             <w:tcBorders/>
             <w:vAlign w:val="center"/>
           </w:tcPr>
@@ -6059,41 +6456,41 @@
         </w:tc>
         <w:tc>
           <w:tcPr>
-            <w:tcW w:w="1470" w:type="dxa"/>
-            <w:tcBorders/>
-            <w:vAlign w:val="center"/>
-          </w:tcPr>
-          <w:p>
-            <w:pPr>
-              <w:pStyle w:val="Style20"/>
-              <w:bidi w:val="0"/>
-              <w:spacing w:before="0" w:after="283"/>
-              <w:jc w:val="left"/>
-              <w:rPr/>
-            </w:pPr>
-            <w:r>
-              <w:rPr/>
-              <w:t>не измерялась</w:t>
-            </w:r>
-          </w:p>
-        </w:tc>
-        <w:tc>
-          <w:tcPr>
-            <w:tcW w:w="2092" w:type="dxa"/>
-            <w:tcBorders/>
-            <w:vAlign w:val="center"/>
-          </w:tcPr>
-          <w:p>
-            <w:pPr>
-              <w:pStyle w:val="Style20"/>
-              <w:bidi w:val="0"/>
-              <w:spacing w:before="0" w:after="283"/>
-              <w:jc w:val="left"/>
-              <w:rPr/>
-            </w:pPr>
-            <w:r>
-              <w:rPr/>
-              <w:t>это передача голоса, а не время ответа языковой модели; голосового канала в текущей поставке нет (раздел 6.4)</w:t>
+            <w:tcW w:w="1425" w:type="dxa"/>
+            <w:tcBorders/>
+            <w:vAlign w:val="center"/>
+          </w:tcPr>
+          <w:p>
+            <w:pPr>
+              <w:pStyle w:val="Style20"/>
+              <w:bidi w:val="0"/>
+              <w:spacing w:before="0" w:after="283"/>
+              <w:jc w:val="left"/>
+              <w:rPr/>
+            </w:pPr>
+            <w:r>
+              <w:rPr/>
+              <w:t>не измерялась (SIP нет)</w:t>
+            </w:r>
+          </w:p>
+        </w:tc>
+        <w:tc>
+          <w:tcPr>
+            <w:tcW w:w="2149" w:type="dxa"/>
+            <w:tcBorders/>
+            <w:vAlign w:val="center"/>
+          </w:tcPr>
+          <w:p>
+            <w:pPr>
+              <w:pStyle w:val="Style20"/>
+              <w:bidi w:val="0"/>
+              <w:spacing w:before="0" w:after="283"/>
+              <w:jc w:val="left"/>
+              <w:rPr/>
+            </w:pPr>
+            <w:r>
+              <w:rPr/>
+              <w:t>это не время ответа языковой модели. Телефонного канала (SIP) нет: голос — программная эмуляция, которую заказчик признал достаточной (27.09); реплика распознаётся за 0,2–0,3 с, ответ синтезируется за 0,5–0,7 с (раздел 3.10)</w:t>
             </w:r>
           </w:p>
         </w:tc>
@@ -6154,7 +6551,7 @@
         <w:pStyle w:val="Style27"/>
         <w:numPr>
           <w:ilvl w:val="0"/>
-          <w:numId w:val="9"/>
+          <w:numId w:val="10"/>
         </w:numPr>
         <w:tabs>
           <w:tab w:val="clear" w:pos="1134"/>
@@ -6170,21 +6567,11 @@
         <w:rPr>
           <w:rStyle w:val="Style15"/>
         </w:rPr>
-        <w:t>Голос.</w:t>
-      </w:r>
-      <w:r>
-        <w:rPr/>
-        <w:t xml:space="preserve"> В текущей поставке разговор ведётся текстом: курсант выбирает вопросы заявителю, доклады старшего бригады приходят текстом. Точки подключения распознавания и синтеза речи заложены (</w:t>
-      </w:r>
-      <w:r>
-        <w:rPr>
-          <w:rStyle w:val="Style14"/>
-        </w:rPr>
-        <w:t>ml/</w:t>
-      </w:r>
-      <w:r>
-        <w:rPr/>
-        <w:t xml:space="preserve">); голосовой канал — отдельная работа, в поставку на момент написания не вошёл. </w:t>
+        <w:t>Голос — только со старшим бригады.</w:t>
+      </w:r>
+      <w:r>
+        <w:rPr/>
+        <w:t xml:space="preserve"> Диспетчер ДДС говорит со старшим голосом, ответы озвучиваются (раздел 3.10). Разговор с вышестоящим начальником голосом и голос заявителя 112 не сделаны: у оператора 112 вопросы заявителю выбираются из списка, ответы — текстом. Телефонии (SIP) нет — программная эмуляция в браузере. </w:t>
       </w:r>
     </w:p>
     <w:p>
@@ -6192,7 +6579,7 @@
         <w:pStyle w:val="Style27"/>
         <w:numPr>
           <w:ilvl w:val="0"/>
-          <w:numId w:val="9"/>
+          <w:numId w:val="10"/>
         </w:numPr>
         <w:tabs>
           <w:tab w:val="clear" w:pos="1134"/>
@@ -6230,7 +6617,7 @@
         <w:pStyle w:val="Style27"/>
         <w:numPr>
           <w:ilvl w:val="0"/>
-          <w:numId w:val="9"/>
+          <w:numId w:val="10"/>
         </w:numPr>
         <w:tabs>
           <w:tab w:val="clear" w:pos="1134"/>
@@ -6258,7 +6645,7 @@
         <w:pStyle w:val="Style27"/>
         <w:numPr>
           <w:ilvl w:val="0"/>
-          <w:numId w:val="9"/>
+          <w:numId w:val="10"/>
         </w:numPr>
         <w:tabs>
           <w:tab w:val="clear" w:pos="1134"/>
@@ -6286,7 +6673,7 @@
         <w:pStyle w:val="Style27"/>
         <w:numPr>
           <w:ilvl w:val="0"/>
-          <w:numId w:val="9"/>
+          <w:numId w:val="10"/>
         </w:numPr>
         <w:tabs>
           <w:tab w:val="clear" w:pos="1134"/>
@@ -6314,7 +6701,7 @@
         <w:pStyle w:val="Style27"/>
         <w:numPr>
           <w:ilvl w:val="0"/>
-          <w:numId w:val="9"/>
+          <w:numId w:val="10"/>
         </w:numPr>
         <w:tabs>
           <w:tab w:val="clear" w:pos="1134"/>
@@ -6362,7 +6749,7 @@
         <w:pStyle w:val="Style27"/>
         <w:numPr>
           <w:ilvl w:val="0"/>
-          <w:numId w:val="9"/>
+          <w:numId w:val="10"/>
         </w:numPr>
         <w:tabs>
           <w:tab w:val="clear" w:pos="1134"/>
@@ -6390,7 +6777,7 @@
         <w:pStyle w:val="Style27"/>
         <w:numPr>
           <w:ilvl w:val="0"/>
-          <w:numId w:val="9"/>
+          <w:numId w:val="10"/>
         </w:numPr>
         <w:tabs>
           <w:tab w:val="clear" w:pos="1134"/>
@@ -6418,7 +6805,7 @@
         <w:pStyle w:val="Style27"/>
         <w:numPr>
           <w:ilvl w:val="0"/>
-          <w:numId w:val="9"/>
+          <w:numId w:val="10"/>
         </w:numPr>
         <w:tabs>
           <w:tab w:val="clear" w:pos="1134"/>
@@ -6446,7 +6833,7 @@
         <w:pStyle w:val="Style27"/>
         <w:numPr>
           <w:ilvl w:val="0"/>
-          <w:numId w:val="9"/>
+          <w:numId w:val="10"/>
         </w:numPr>
         <w:tabs>
           <w:tab w:val="clear" w:pos="1134"/>
@@ -7395,6 +7782,153 @@
       <w:r>
         <w:rPr/>
         <w:t>Без них сервер работает на заглушке: журнал, карточки, классификация, занятия, оценка, разбор ДДС, прогноз и рекомендации полностью функциональны; нет только подготовки и правки учебных вызовов моделью, словесной сводки по группе и нейросетевого анализа текста (он помечается «модель недоступна»).</w:t>
+      </w:r>
+    </w:p>
+    <w:p>
+      <w:pPr>
+        <w:pStyle w:val="3"/>
+        <w:bidi w:val="0"/>
+        <w:jc w:val="left"/>
+        <w:rPr/>
+      </w:pPr>
+      <w:r>
+        <w:rPr/>
+        <w:t>7.5а. Сервер голоса</w:t>
+      </w:r>
+    </w:p>
+    <w:p>
+      <w:pPr>
+        <w:pStyle w:val="Style27"/>
+        <w:bidi w:val="0"/>
+        <w:spacing w:before="0" w:after="283"/>
+        <w:jc w:val="left"/>
+        <w:rPr/>
+      </w:pPr>
+      <w:r>
+        <w:rPr/>
+        <w:t>Необязателен: без него разговор со старшим бригады идёт текстом.</w:t>
+      </w:r>
+    </w:p>
+    <w:p>
+      <w:pPr>
+        <w:pStyle w:val="Style29"/>
+        <w:pBdr/>
+        <w:shd w:fill="F4F4F4" w:val="clear"/>
+        <w:bidi w:val="0"/>
+        <w:spacing w:before="0" w:after="0"/>
+        <w:jc w:val="left"/>
+        <w:rPr/>
+      </w:pPr>
+      <w:r>
+        <w:rPr>
+          <w:rStyle w:val="Style14"/>
+        </w:rPr>
+        <w:t>python3 -m venv .venv-voice &amp;&amp; .venv-voice/bin/pip install -r voice/requirements.txt</w:t>
+      </w:r>
+    </w:p>
+    <w:p>
+      <w:pPr>
+        <w:pStyle w:val="Style29"/>
+        <w:pBdr/>
+        <w:shd w:fill="F4F4F4" w:val="clear"/>
+        <w:bidi w:val="0"/>
+        <w:spacing w:before="0" w:after="0"/>
+        <w:jc w:val="left"/>
+        <w:rPr/>
+      </w:pPr>
+      <w:r>
+        <w:rPr>
+          <w:rStyle w:val="Style14"/>
+        </w:rPr>
+        <w:t># веса: istupakov/gigaam-v3-onnx (файлы v3_e2e_rnnt*) и TeraSpace/TeraTTSv2</w:t>
+      </w:r>
+    </w:p>
+    <w:p>
+      <w:pPr>
+        <w:pStyle w:val="Style29"/>
+        <w:pBdr/>
+        <w:shd w:fill="F4F4F4" w:val="clear"/>
+        <w:bidi w:val="0"/>
+        <w:spacing w:before="0" w:after="0"/>
+        <w:jc w:val="left"/>
+        <w:rPr/>
+      </w:pPr>
+      <w:r>
+        <w:rPr>
+          <w:rStyle w:val="Style14"/>
+        </w:rPr>
+        <w:t># в каталог /путь/к/голосу — см. deploy/README.md, шаг 3а</w:t>
+      </w:r>
+    </w:p>
+    <w:p>
+      <w:pPr>
+        <w:pStyle w:val="Style29"/>
+        <w:pBdr/>
+        <w:shd w:fill="F4F4F4" w:val="clear"/>
+        <w:bidi w:val="0"/>
+        <w:spacing w:before="0" w:after="0"/>
+        <w:jc w:val="left"/>
+        <w:rPr/>
+      </w:pPr>
+      <w:r>
+        <w:rPr>
+          <w:rStyle w:val="Style14"/>
+        </w:rPr>
+        <w:t>cd voice &amp;&amp; VOICE_MODELS_DIR=/путь/к/голосу VOICE_THREADS=4 \</w:t>
+      </w:r>
+    </w:p>
+    <w:p>
+      <w:pPr>
+        <w:pStyle w:val="Style29"/>
+        <w:bidi w:val="0"/>
+        <w:spacing w:before="0" w:after="283"/>
+        <w:jc w:val="left"/>
+        <w:rPr/>
+      </w:pPr>
+      <w:r>
+        <w:rPr>
+          <w:rStyle w:val="Style14"/>
+        </w:rPr>
+        <w:t xml:space="preserve">  </w:t>
+      </w:r>
+      <w:r>
+        <w:rPr>
+          <w:rStyle w:val="Style14"/>
+        </w:rPr>
+        <w:t>../.venv-voice/bin/uvicorn server:app --host 127.0.0.1 --port 8091</w:t>
+      </w:r>
+    </w:p>
+    <w:p>
+      <w:pPr>
+        <w:pStyle w:val="Style27"/>
+        <w:bidi w:val="0"/>
+        <w:spacing w:before="0" w:after="283"/>
+        <w:jc w:val="left"/>
+        <w:rPr/>
+      </w:pPr>
+      <w:r>
+        <w:rPr/>
+        <w:t xml:space="preserve">Сервер приложения запускать с </w:t>
+      </w:r>
+      <w:r>
+        <w:rPr>
+          <w:rStyle w:val="Style14"/>
+        </w:rPr>
+        <w:t>VOICE_BASE_URL=http://127.0.0.1:8091</w:t>
+      </w:r>
+      <w:r>
+        <w:rPr/>
+        <w:t xml:space="preserve">. Замер скорости — </w:t>
+      </w:r>
+      <w:r>
+        <w:rPr>
+          <w:rStyle w:val="Style14"/>
+        </w:rPr>
+        <w:t>voice/bench.py</w:t>
+      </w:r>
+      <w:r>
+        <w:rPr/>
+        <w:t>.</w:t>
       </w:r>
     </w:p>
     <w:p>
@@ -10690,7 +11224,7 @@
     </w:p>
     <w:tbl>
       <w:tblPr>
-        <w:tblW w:w="4547" w:type="dxa"/>
+        <w:tblW w:w="5554" w:type="dxa"/>
         <w:jc w:val="left"/>
         <w:tblInd w:w="0" w:type="dxa"/>
         <w:tblLayout w:type="fixed"/>
@@ -10702,8 +11236,8 @@
         </w:tblCellMar>
       </w:tblPr>
       <w:tblGrid>
-        <w:gridCol w:w="2506"/>
-        <w:gridCol w:w="2041"/>
+        <w:gridCol w:w="2906"/>
+        <w:gridCol w:w="2648"/>
       </w:tblGrid>
       <w:tr>
         <w:trPr>
@@ -10711,7 +11245,7 @@
         </w:trPr>
         <w:tc>
           <w:tcPr>
-            <w:tcW w:w="2506" w:type="dxa"/>
+            <w:tcW w:w="2906" w:type="dxa"/>
             <w:tcBorders/>
             <w:vAlign w:val="center"/>
           </w:tcPr>
@@ -10733,7 +11267,7 @@
         </w:tc>
         <w:tc>
           <w:tcPr>
-            <w:tcW w:w="2041" w:type="dxa"/>
+            <w:tcW w:w="2648" w:type="dxa"/>
             <w:tcBorders/>
             <w:vAlign w:val="center"/>
           </w:tcPr>
@@ -10758,7 +11292,7 @@
         <w:trPr/>
         <w:tc>
           <w:tcPr>
-            <w:tcW w:w="2506" w:type="dxa"/>
+            <w:tcW w:w="2906" w:type="dxa"/>
             <w:tcBorders/>
             <w:vAlign w:val="center"/>
           </w:tcPr>
@@ -10778,7 +11312,7 @@
         </w:tc>
         <w:tc>
           <w:tcPr>
-            <w:tcW w:w="2041" w:type="dxa"/>
+            <w:tcW w:w="2648" w:type="dxa"/>
             <w:tcBorders/>
             <w:vAlign w:val="center"/>
           </w:tcPr>
@@ -10801,7 +11335,7 @@
         <w:trPr/>
         <w:tc>
           <w:tcPr>
-            <w:tcW w:w="2506" w:type="dxa"/>
+            <w:tcW w:w="2906" w:type="dxa"/>
             <w:tcBorders/>
             <w:vAlign w:val="center"/>
           </w:tcPr>
@@ -10821,7 +11355,7 @@
         </w:tc>
         <w:tc>
           <w:tcPr>
-            <w:tcW w:w="2041" w:type="dxa"/>
+            <w:tcW w:w="2648" w:type="dxa"/>
             <w:tcBorders/>
             <w:vAlign w:val="center"/>
           </w:tcPr>
@@ -10844,41 +11378,51 @@
         <w:trPr/>
         <w:tc>
           <w:tcPr>
-            <w:tcW w:w="2506" w:type="dxa"/>
-            <w:tcBorders/>
-            <w:vAlign w:val="center"/>
-          </w:tcPr>
-          <w:p>
-            <w:pPr>
-              <w:pStyle w:val="Style20"/>
-              <w:bidi w:val="0"/>
-              <w:spacing w:before="0" w:after="283"/>
-              <w:jc w:val="left"/>
-              <w:rPr/>
-            </w:pPr>
-            <w:r>
-              <w:rPr/>
-              <w:t>PostgreSQL</w:t>
-            </w:r>
-          </w:p>
-        </w:tc>
-        <w:tc>
-          <w:tcPr>
-            <w:tcW w:w="2041" w:type="dxa"/>
-            <w:tcBorders/>
-            <w:vAlign w:val="center"/>
-          </w:tcPr>
-          <w:p>
-            <w:pPr>
-              <w:pStyle w:val="Style20"/>
-              <w:bidi w:val="0"/>
-              <w:spacing w:before="0" w:after="283"/>
-              <w:jc w:val="left"/>
-              <w:rPr/>
-            </w:pPr>
-            <w:r>
-              <w:rPr/>
-              <w:t>PostgreSQL License</w:t>
+            <w:tcW w:w="2906" w:type="dxa"/>
+            <w:tcBorders/>
+            <w:vAlign w:val="center"/>
+          </w:tcPr>
+          <w:p>
+            <w:pPr>
+              <w:pStyle w:val="Style20"/>
+              <w:bidi w:val="0"/>
+              <w:spacing w:before="0" w:after="283"/>
+              <w:jc w:val="left"/>
+              <w:rPr/>
+            </w:pPr>
+            <w:r>
+              <w:rPr/>
+              <w:t xml:space="preserve">GigaAM v3 (распознавание речи, ONNX </w:t>
+            </w:r>
+            <w:r>
+              <w:rPr>
+                <w:rStyle w:val="Style14"/>
+              </w:rPr>
+              <w:t>istupakov/gigaam-v3-onnx</w:t>
+            </w:r>
+            <w:r>
+              <w:rPr/>
+              <w:t>)</w:t>
+            </w:r>
+          </w:p>
+        </w:tc>
+        <w:tc>
+          <w:tcPr>
+            <w:tcW w:w="2648" w:type="dxa"/>
+            <w:tcBorders/>
+            <w:vAlign w:val="center"/>
+          </w:tcPr>
+          <w:p>
+            <w:pPr>
+              <w:pStyle w:val="Style20"/>
+              <w:bidi w:val="0"/>
+              <w:spacing w:before="0" w:after="283"/>
+              <w:jc w:val="left"/>
+              <w:rPr/>
+            </w:pPr>
+            <w:r>
+              <w:rPr/>
+              <w:t>MIT</w:t>
             </w:r>
           </w:p>
         </w:tc>
@@ -10887,7 +11431,179 @@
         <w:trPr/>
         <w:tc>
           <w:tcPr>
-            <w:tcW w:w="2506" w:type="dxa"/>
+            <w:tcW w:w="2906" w:type="dxa"/>
+            <w:tcBorders/>
+            <w:vAlign w:val="center"/>
+          </w:tcPr>
+          <w:p>
+            <w:pPr>
+              <w:pStyle w:val="Style20"/>
+              <w:bidi w:val="0"/>
+              <w:spacing w:before="0" w:after="283"/>
+              <w:jc w:val="left"/>
+              <w:rPr/>
+            </w:pPr>
+            <w:r>
+              <w:rPr/>
+              <w:t>onnx-asr, onnxruntime</w:t>
+            </w:r>
+          </w:p>
+        </w:tc>
+        <w:tc>
+          <w:tcPr>
+            <w:tcW w:w="2648" w:type="dxa"/>
+            <w:tcBorders/>
+            <w:vAlign w:val="center"/>
+          </w:tcPr>
+          <w:p>
+            <w:pPr>
+              <w:pStyle w:val="Style20"/>
+              <w:bidi w:val="0"/>
+              <w:spacing w:before="0" w:after="283"/>
+              <w:jc w:val="left"/>
+              <w:rPr/>
+            </w:pPr>
+            <w:r>
+              <w:rPr/>
+              <w:t>MIT</w:t>
+            </w:r>
+          </w:p>
+        </w:tc>
+      </w:tr>
+      <w:tr>
+        <w:trPr/>
+        <w:tc>
+          <w:tcPr>
+            <w:tcW w:w="2906" w:type="dxa"/>
+            <w:tcBorders/>
+            <w:vAlign w:val="center"/>
+          </w:tcPr>
+          <w:p>
+            <w:pPr>
+              <w:pStyle w:val="Style20"/>
+              <w:bidi w:val="0"/>
+              <w:spacing w:before="0" w:after="283"/>
+              <w:jc w:val="left"/>
+              <w:rPr/>
+            </w:pPr>
+            <w:r>
+              <w:rPr/>
+              <w:t>TeraTTSv2 (синтез речи)</w:t>
+            </w:r>
+          </w:p>
+        </w:tc>
+        <w:tc>
+          <w:tcPr>
+            <w:tcW w:w="2648" w:type="dxa"/>
+            <w:tcBorders/>
+            <w:vAlign w:val="center"/>
+          </w:tcPr>
+          <w:p>
+            <w:pPr>
+              <w:pStyle w:val="Style20"/>
+              <w:bidi w:val="0"/>
+              <w:spacing w:before="0" w:after="283"/>
+              <w:jc w:val="left"/>
+              <w:rPr/>
+            </w:pPr>
+            <w:r>
+              <w:rPr/>
+              <w:t>в карточке модели не указана; модуль ударений (RUAccent) — MIT</w:t>
+            </w:r>
+          </w:p>
+        </w:tc>
+      </w:tr>
+      <w:tr>
+        <w:trPr/>
+        <w:tc>
+          <w:tcPr>
+            <w:tcW w:w="2906" w:type="dxa"/>
+            <w:tcBorders/>
+            <w:vAlign w:val="center"/>
+          </w:tcPr>
+          <w:p>
+            <w:pPr>
+              <w:pStyle w:val="Style20"/>
+              <w:bidi w:val="0"/>
+              <w:spacing w:before="0" w:after="283"/>
+              <w:jc w:val="left"/>
+              <w:rPr/>
+            </w:pPr>
+            <w:r>
+              <w:rPr/>
+              <w:t>FastAPI, uvicorn (сервер голоса)</w:t>
+            </w:r>
+          </w:p>
+        </w:tc>
+        <w:tc>
+          <w:tcPr>
+            <w:tcW w:w="2648" w:type="dxa"/>
+            <w:tcBorders/>
+            <w:vAlign w:val="center"/>
+          </w:tcPr>
+          <w:p>
+            <w:pPr>
+              <w:pStyle w:val="Style20"/>
+              <w:bidi w:val="0"/>
+              <w:spacing w:before="0" w:after="283"/>
+              <w:jc w:val="left"/>
+              <w:rPr/>
+            </w:pPr>
+            <w:r>
+              <w:rPr/>
+              <w:t>MIT, BSD-3-Clause</w:t>
+            </w:r>
+          </w:p>
+        </w:tc>
+      </w:tr>
+      <w:tr>
+        <w:trPr/>
+        <w:tc>
+          <w:tcPr>
+            <w:tcW w:w="2906" w:type="dxa"/>
+            <w:tcBorders/>
+            <w:vAlign w:val="center"/>
+          </w:tcPr>
+          <w:p>
+            <w:pPr>
+              <w:pStyle w:val="Style20"/>
+              <w:bidi w:val="0"/>
+              <w:spacing w:before="0" w:after="283"/>
+              <w:jc w:val="left"/>
+              <w:rPr/>
+            </w:pPr>
+            <w:r>
+              <w:rPr/>
+              <w:t>PostgreSQL</w:t>
+            </w:r>
+          </w:p>
+        </w:tc>
+        <w:tc>
+          <w:tcPr>
+            <w:tcW w:w="2648" w:type="dxa"/>
+            <w:tcBorders/>
+            <w:vAlign w:val="center"/>
+          </w:tcPr>
+          <w:p>
+            <w:pPr>
+              <w:pStyle w:val="Style20"/>
+              <w:bidi w:val="0"/>
+              <w:spacing w:before="0" w:after="283"/>
+              <w:jc w:val="left"/>
+              <w:rPr/>
+            </w:pPr>
+            <w:r>
+              <w:rPr/>
+              <w:t>PostgreSQL License</w:t>
+            </w:r>
+          </w:p>
+        </w:tc>
+      </w:tr>
+      <w:tr>
+        <w:trPr/>
+        <w:tc>
+          <w:tcPr>
+            <w:tcW w:w="2906" w:type="dxa"/>
             <w:tcBorders/>
             <w:vAlign w:val="center"/>
           </w:tcPr>
@@ -10907,7 +11623,7 @@
         </w:tc>
         <w:tc>
           <w:tcPr>
-            <w:tcW w:w="2041" w:type="dxa"/>
+            <w:tcW w:w="2648" w:type="dxa"/>
             <w:tcBorders/>
             <w:vAlign w:val="center"/>
           </w:tcPr>
@@ -12560,6 +13276,125 @@
   <w:abstractNum w:abstractNumId="8">
     <w:lvl w:ilvl="0">
       <w:start w:val="1"/>
+      <w:numFmt w:val="decimal"/>
+      <w:lvlText w:val="%1."/>
+      <w:lvlJc w:val="left"/>
+      <w:pPr>
+        <w:tabs>
+          <w:tab w:val="num" w:pos="709"/>
+        </w:tabs>
+        <w:ind w:left="709" w:hanging="283"/>
+      </w:pPr>
+      <w:rPr/>
+    </w:lvl>
+    <w:lvl w:ilvl="1">
+      <w:start w:val="1"/>
+      <w:numFmt w:val="decimal"/>
+      <w:lvlText w:val="%2."/>
+      <w:lvlJc w:val="left"/>
+      <w:pPr>
+        <w:tabs>
+          <w:tab w:val="num" w:pos="1418"/>
+        </w:tabs>
+        <w:ind w:left="1418" w:hanging="283"/>
+      </w:pPr>
+      <w:rPr/>
+    </w:lvl>
+    <w:lvl w:ilvl="2">
+      <w:start w:val="1"/>
+      <w:numFmt w:val="decimal"/>
+      <w:lvlText w:val="%3."/>
+      <w:lvlJc w:val="left"/>
+      <w:pPr>
+        <w:tabs>
+          <w:tab w:val="num" w:pos="2127"/>
+        </w:tabs>
+        <w:ind w:left="2127" w:hanging="283"/>
+      </w:pPr>
+      <w:rPr/>
+    </w:lvl>
+    <w:lvl w:ilvl="3">
+      <w:start w:val="1"/>
+      <w:numFmt w:val="decimal"/>
+      <w:lvlText w:val="%4."/>
+      <w:lvlJc w:val="left"/>
+      <w:pPr>
+        <w:tabs>
+          <w:tab w:val="num" w:pos="2836"/>
+        </w:tabs>
+        <w:ind w:left="2836" w:hanging="283"/>
+      </w:pPr>
+      <w:rPr/>
+    </w:lvl>
+    <w:lvl w:ilvl="4">
+      <w:start w:val="1"/>
+      <w:numFmt w:val="decimal"/>
+      <w:lvlText w:val="%5."/>
+      <w:lvlJc w:val="left"/>
+      <w:pPr>
+        <w:tabs>
+          <w:tab w:val="num" w:pos="3545"/>
+        </w:tabs>
+        <w:ind w:left="3545" w:hanging="283"/>
+      </w:pPr>
+      <w:rPr/>
+    </w:lvl>
+    <w:lvl w:ilvl="5">
+      <w:start w:val="1"/>
+      <w:numFmt w:val="decimal"/>
+      <w:lvlText w:val="%6."/>
+      <w:lvlJc w:val="left"/>
+      <w:pPr>
+        <w:tabs>
+          <w:tab w:val="num" w:pos="4254"/>
+        </w:tabs>
+        <w:ind w:left="4254" w:hanging="283"/>
+      </w:pPr>
+      <w:rPr/>
+    </w:lvl>
+    <w:lvl w:ilvl="6">
+      <w:start w:val="1"/>
+      <w:numFmt w:val="decimal"/>
+      <w:lvlText w:val="%7."/>
+      <w:lvlJc w:val="left"/>
+      <w:pPr>
+        <w:tabs>
+          <w:tab w:val="num" w:pos="4963"/>
+        </w:tabs>
+        <w:ind w:left="4963" w:hanging="283"/>
+      </w:pPr>
+      <w:rPr/>
+    </w:lvl>
+    <w:lvl w:ilvl="7">
+      <w:start w:val="1"/>
+      <w:numFmt w:val="decimal"/>
+      <w:lvlText w:val="%8."/>
+      <w:lvlJc w:val="left"/>
+      <w:pPr>
+        <w:tabs>
+          <w:tab w:val="num" w:pos="5672"/>
+        </w:tabs>
+        <w:ind w:left="5672" w:hanging="283"/>
+      </w:pPr>
+      <w:rPr/>
+    </w:lvl>
+    <w:lvl w:ilvl="8">
+      <w:start w:val="1"/>
+      <w:numFmt w:val="decimal"/>
+      <w:lvlText w:val="%9."/>
+      <w:lvlJc w:val="left"/>
+      <w:pPr>
+        <w:tabs>
+          <w:tab w:val="num" w:pos="6381"/>
+        </w:tabs>
+        <w:ind w:left="6381" w:hanging="283"/>
+      </w:pPr>
+      <w:rPr/>
+    </w:lvl>
+  </w:abstractNum>
+  <w:abstractNum w:abstractNumId="9">
+    <w:lvl w:ilvl="0">
+      <w:start w:val="1"/>
       <w:numFmt w:val="bullet"/>
       <w:lvlText w:val=""/>
       <w:lvlJc w:val="left"/>
@@ -12694,7 +13529,7 @@
       </w:rPr>
     </w:lvl>
   </w:abstractNum>
-  <w:abstractNum w:abstractNumId="9">
+  <w:abstractNum w:abstractNumId="10">
     <w:lvl w:ilvl="0">
       <w:start w:val="1"/>
       <w:numFmt w:val="bullet"/>
@@ -12831,7 +13666,7 @@
       </w:rPr>
     </w:lvl>
   </w:abstractNum>
-  <w:abstractNum w:abstractNumId="10">
+  <w:abstractNum w:abstractNumId="11">
     <w:lvl w:ilvl="0">
       <w:start w:val="1"/>
       <w:numFmt w:val="none"/>
@@ -12981,6 +13816,9 @@
   </w:num>
   <w:num w:numId="10">
     <w:abstractNumId w:val="10"/>
+  </w:num>
+  <w:num w:numId="11">
+    <w:abstractNumId w:val="11"/>
   </w:num>
 </w:numbering>
 </file>

--- a/docs/документация.docx
+++ b/docs/документация.docx
@@ -5504,7 +5504,7 @@
         <w:rPr>
           <w:rStyle w:val="Style15"/>
         </w:rPr>
-        <w:t>292 серверные проверки</w:t>
+        <w:t>311 серверных проверок</w:t>
       </w:r>
       <w:r>
         <w:rPr/>
@@ -7957,7 +7957,7 @@
         <w:rPr>
           <w:rStyle w:val="Style14"/>
         </w:rPr>
-        <w:t>cd backend &amp;&amp; cargo test            # 292 проверки</w:t>
+        <w:t>cd backend &amp;&amp; cargo test            # 311 проверок</w:t>
       </w:r>
     </w:p>
     <w:p>
@@ -7991,7 +7991,7 @@
         <w:rPr>
           <w:rStyle w:val="Style14"/>
         </w:rPr>
-        <w:t>cd frontend &amp;&amp; npm test             # 62 сценария в браузере</w:t>
+        <w:t>cd frontend &amp;&amp; npm test             # 69 сценариев в браузере</w:t>
       </w:r>
     </w:p>
     <w:p>

--- a/docs/документация.docx
+++ b/docs/документация.docx
@@ -5961,6 +5961,469 @@
       <w:r>
         <w:rPr/>
         <w:t>Скорость модели не влияет на нормативы ТЗ: пока курсант ведёт вызов, модель не вызывается (раздел 3.7), а подготовка вызовов, сводки и анализ текста после сохранения идут в фоновой очереди. Очередь одна: если группа из двадцати курсантов сохранит карточки разом, анализ последнего придёт через двадцать ответов модели. Разбор правил от этого не зависит — он приходит сразу.</w:t>
+      </w:r>
+    </w:p>
+    <w:p>
+      <w:pPr>
+        <w:pStyle w:val="3"/>
+        <w:bidi w:val="0"/>
+        <w:jc w:val="left"/>
+        <w:rPr/>
+      </w:pPr>
+      <w:r>
+        <w:rPr/>
+        <w:t>6.2а. Профиль GPU — тот же тренажёр с моделью покрупнее</w:t>
+      </w:r>
+    </w:p>
+    <w:p>
+      <w:pPr>
+        <w:pStyle w:val="Style27"/>
+        <w:bidi w:val="0"/>
+        <w:spacing w:before="0" w:after="283"/>
+        <w:jc w:val="left"/>
+        <w:rPr/>
+      </w:pPr>
+      <w:r>
+        <w:rPr/>
+        <w:t xml:space="preserve">Если заказчик выделит видеокарту (в чате 23.09: «могут, если нужно будет»), меняется одна переменная — </w:t>
+      </w:r>
+      <w:r>
+        <w:rPr>
+          <w:rStyle w:val="Style14"/>
+        </w:rPr>
+        <w:t>ML_BASE_URL</w:t>
+      </w:r>
+      <w:r>
+        <w:rPr/>
+        <w:t xml:space="preserve">. Сборка, база, интерфейс и все правила оценки те же. Проверено на одной RTX 4090 (24 ГБ): </w:t>
+      </w:r>
+      <w:r>
+        <w:rPr>
+          <w:rStyle w:val="Style15"/>
+        </w:rPr>
+        <w:t>Qwen3.8-27B</w:t>
+      </w:r>
+      <w:r>
+        <w:rPr/>
+        <w:t xml:space="preserve"> в квантовании INT4 (W4A16, </w:t>
+      </w:r>
+      <w:r>
+        <w:rPr>
+          <w:rStyle w:val="Style14"/>
+        </w:rPr>
+        <w:t>RedHatAI/Qwen3.8-27B-INT4</w:t>
+      </w:r>
+      <w:r>
+        <w:rPr/>
+        <w:t xml:space="preserve">) под vLLM 0.30, скрипт запуска и флаги — </w:t>
+      </w:r>
+      <w:r>
+        <w:rPr>
+          <w:rStyle w:val="Style14"/>
+        </w:rPr>
+        <w:t>deploy/gpu/start-vllm.sh</w:t>
+      </w:r>
+      <w:r>
+        <w:rPr/>
+        <w:t>. Лицензия модели — Apache 2.0.</w:t>
+      </w:r>
+    </w:p>
+    <w:p>
+      <w:pPr>
+        <w:pStyle w:val="Style27"/>
+        <w:bidi w:val="0"/>
+        <w:spacing w:before="0" w:after="283"/>
+        <w:jc w:val="left"/>
+        <w:rPr/>
+      </w:pPr>
+      <w:r>
+        <w:rPr/>
+        <w:t>Замеры 28.09 на наших запросах, модель одна на машине:</w:t>
+      </w:r>
+    </w:p>
+    <w:tbl>
+      <w:tblPr>
+        <w:tblW w:w="5554" w:type="dxa"/>
+        <w:jc w:val="left"/>
+        <w:tblInd w:w="0" w:type="dxa"/>
+        <w:tblLayout w:type="fixed"/>
+        <w:tblCellMar>
+          <w:top w:w="28" w:type="dxa"/>
+          <w:left w:w="28" w:type="dxa"/>
+          <w:bottom w:w="28" w:type="dxa"/>
+          <w:right w:w="28" w:type="dxa"/>
+        </w:tblCellMar>
+      </w:tblPr>
+      <w:tblGrid>
+        <w:gridCol w:w="2725"/>
+        <w:gridCol w:w="1406"/>
+        <w:gridCol w:w="1423"/>
+      </w:tblGrid>
+      <w:tr>
+        <w:trPr>
+          <w:tblHeader w:val="true"/>
+        </w:trPr>
+        <w:tc>
+          <w:tcPr>
+            <w:tcW w:w="2725" w:type="dxa"/>
+            <w:tcBorders/>
+            <w:vAlign w:val="center"/>
+          </w:tcPr>
+          <w:p>
+            <w:pPr>
+              <w:pStyle w:val="Style30"/>
+              <w:suppressLineNumbers/>
+              <w:shd w:fill="EEEEEE" w:val="clear"/>
+              <w:bidi w:val="0"/>
+              <w:spacing w:before="0" w:after="283"/>
+              <w:jc w:val="left"/>
+              <w:rPr/>
+            </w:pPr>
+            <w:r>
+              <w:rPr/>
+              <w:t>задача</w:t>
+            </w:r>
+          </w:p>
+        </w:tc>
+        <w:tc>
+          <w:tcPr>
+            <w:tcW w:w="1406" w:type="dxa"/>
+            <w:tcBorders/>
+            <w:vAlign w:val="center"/>
+          </w:tcPr>
+          <w:p>
+            <w:pPr>
+              <w:pStyle w:val="Style30"/>
+              <w:suppressLineNumbers/>
+              <w:shd w:fill="EEEEEE" w:val="clear"/>
+              <w:bidi w:val="0"/>
+              <w:spacing w:before="0" w:after="283"/>
+              <w:jc w:val="left"/>
+              <w:rPr/>
+            </w:pPr>
+            <w:r>
+              <w:rPr/>
+              <w:t>ЦП: GigaChat 3.1</w:t>
+            </w:r>
+          </w:p>
+        </w:tc>
+        <w:tc>
+          <w:tcPr>
+            <w:tcW w:w="1423" w:type="dxa"/>
+            <w:tcBorders/>
+            <w:vAlign w:val="center"/>
+          </w:tcPr>
+          <w:p>
+            <w:pPr>
+              <w:pStyle w:val="Style30"/>
+              <w:suppressLineNumbers/>
+              <w:shd w:fill="EEEEEE" w:val="clear"/>
+              <w:bidi w:val="0"/>
+              <w:spacing w:before="0" w:after="283"/>
+              <w:jc w:val="left"/>
+              <w:rPr/>
+            </w:pPr>
+            <w:r>
+              <w:rPr/>
+              <w:t>GPU: Qwen3.8-27B</w:t>
+            </w:r>
+          </w:p>
+        </w:tc>
+      </w:tr>
+      <w:tr>
+        <w:trPr/>
+        <w:tc>
+          <w:tcPr>
+            <w:tcW w:w="2725" w:type="dxa"/>
+            <w:tcBorders/>
+            <w:vAlign w:val="center"/>
+          </w:tcPr>
+          <w:p>
+            <w:pPr>
+              <w:pStyle w:val="Style20"/>
+              <w:bidi w:val="0"/>
+              <w:spacing w:before="0" w:after="283"/>
+              <w:jc w:val="left"/>
+              <w:rPr/>
+            </w:pPr>
+            <w:r>
+              <w:rPr/>
+              <w:t>подготовка вызова по билету (</w:t>
+            </w:r>
+            <w:r>
+              <w:rPr>
+                <w:rStyle w:val="Style14"/>
+              </w:rPr>
+              <w:t>try_generate 3 1</w:t>
+            </w:r>
+            <w:r>
+              <w:rPr/>
+              <w:t>)</w:t>
+            </w:r>
+          </w:p>
+        </w:tc>
+        <w:tc>
+          <w:tcPr>
+            <w:tcW w:w="1406" w:type="dxa"/>
+            <w:tcBorders/>
+            <w:vAlign w:val="center"/>
+          </w:tcPr>
+          <w:p>
+            <w:pPr>
+              <w:pStyle w:val="Style20"/>
+              <w:bidi w:val="0"/>
+              <w:spacing w:before="0" w:after="283"/>
+              <w:jc w:val="left"/>
+              <w:rPr/>
+            </w:pPr>
+            <w:r>
+              <w:rPr/>
+              <w:t>94 с</w:t>
+            </w:r>
+          </w:p>
+        </w:tc>
+        <w:tc>
+          <w:tcPr>
+            <w:tcW w:w="1423" w:type="dxa"/>
+            <w:tcBorders/>
+            <w:vAlign w:val="center"/>
+          </w:tcPr>
+          <w:p>
+            <w:pPr>
+              <w:pStyle w:val="Style20"/>
+              <w:bidi w:val="0"/>
+              <w:spacing w:before="0" w:after="283"/>
+              <w:jc w:val="left"/>
+              <w:rPr/>
+            </w:pPr>
+            <w:r>
+              <w:rPr/>
+              <w:t>7 с</w:t>
+            </w:r>
+          </w:p>
+        </w:tc>
+      </w:tr>
+      <w:tr>
+        <w:trPr/>
+        <w:tc>
+          <w:tcPr>
+            <w:tcW w:w="2725" w:type="dxa"/>
+            <w:tcBorders/>
+            <w:vAlign w:val="center"/>
+          </w:tcPr>
+          <w:p>
+            <w:pPr>
+              <w:pStyle w:val="Style20"/>
+              <w:bidi w:val="0"/>
+              <w:spacing w:before="0" w:after="283"/>
+              <w:jc w:val="left"/>
+              <w:rPr/>
+            </w:pPr>
+            <w:r>
+              <w:rPr/>
+              <w:t>анализ описания курсанта с цитатами</w:t>
+            </w:r>
+          </w:p>
+        </w:tc>
+        <w:tc>
+          <w:tcPr>
+            <w:tcW w:w="1406" w:type="dxa"/>
+            <w:tcBorders/>
+            <w:vAlign w:val="center"/>
+          </w:tcPr>
+          <w:p>
+            <w:pPr>
+              <w:pStyle w:val="Style20"/>
+              <w:bidi w:val="0"/>
+              <w:spacing w:before="0" w:after="283"/>
+              <w:jc w:val="left"/>
+              <w:rPr/>
+            </w:pPr>
+            <w:r>
+              <w:rPr/>
+              <w:t>26–33 с</w:t>
+            </w:r>
+          </w:p>
+        </w:tc>
+        <w:tc>
+          <w:tcPr>
+            <w:tcW w:w="1423" w:type="dxa"/>
+            <w:tcBorders/>
+            <w:vAlign w:val="center"/>
+          </w:tcPr>
+          <w:p>
+            <w:pPr>
+              <w:pStyle w:val="Style20"/>
+              <w:bidi w:val="0"/>
+              <w:spacing w:before="0" w:after="283"/>
+              <w:jc w:val="left"/>
+              <w:rPr/>
+            </w:pPr>
+            <w:r>
+              <w:rPr/>
+              <w:t>7,6 с</w:t>
+            </w:r>
+          </w:p>
+        </w:tc>
+      </w:tr>
+      <w:tr>
+        <w:trPr/>
+        <w:tc>
+          <w:tcPr>
+            <w:tcW w:w="2725" w:type="dxa"/>
+            <w:tcBorders/>
+            <w:vAlign w:val="center"/>
+          </w:tcPr>
+          <w:p>
+            <w:pPr>
+              <w:pStyle w:val="Style20"/>
+              <w:bidi w:val="0"/>
+              <w:spacing w:before="0" w:after="283"/>
+              <w:jc w:val="left"/>
+              <w:rPr/>
+            </w:pPr>
+            <w:r>
+              <w:rPr/>
+              <w:t>разбор доклада начальнику после «Принял»</w:t>
+            </w:r>
+          </w:p>
+        </w:tc>
+        <w:tc>
+          <w:tcPr>
+            <w:tcW w:w="1406" w:type="dxa"/>
+            <w:tcBorders/>
+            <w:vAlign w:val="center"/>
+          </w:tcPr>
+          <w:p>
+            <w:pPr>
+              <w:pStyle w:val="Style20"/>
+              <w:bidi w:val="0"/>
+              <w:spacing w:before="0" w:after="283"/>
+              <w:jc w:val="left"/>
+              <w:rPr/>
+            </w:pPr>
+            <w:r>
+              <w:rPr/>
+              <w:t>20,8 с</w:t>
+            </w:r>
+          </w:p>
+        </w:tc>
+        <w:tc>
+          <w:tcPr>
+            <w:tcW w:w="1423" w:type="dxa"/>
+            <w:tcBorders/>
+            <w:vAlign w:val="center"/>
+          </w:tcPr>
+          <w:p>
+            <w:pPr>
+              <w:pStyle w:val="Style20"/>
+              <w:bidi w:val="0"/>
+              <w:spacing w:before="0" w:after="283"/>
+              <w:jc w:val="left"/>
+              <w:rPr/>
+            </w:pPr>
+            <w:r>
+              <w:rPr/>
+              <w:t>5,4 с</w:t>
+            </w:r>
+          </w:p>
+        </w:tc>
+      </w:tr>
+      <w:tr>
+        <w:trPr/>
+        <w:tc>
+          <w:tcPr>
+            <w:tcW w:w="2725" w:type="dxa"/>
+            <w:tcBorders/>
+            <w:vAlign w:val="center"/>
+          </w:tcPr>
+          <w:p>
+            <w:pPr>
+              <w:pStyle w:val="Style20"/>
+              <w:bidi w:val="0"/>
+              <w:spacing w:before="0" w:after="283"/>
+              <w:jc w:val="left"/>
+              <w:rPr/>
+            </w:pPr>
+            <w:r>
+              <w:rPr/>
+              <w:t>сверка описания с фактами, 66 пар (</w:t>
+            </w:r>
+            <w:r>
+              <w:rPr>
+                <w:rStyle w:val="Style14"/>
+              </w:rPr>
+              <w:t>backend/docs/замеры/ОПИСАНИЯ.md</w:t>
+            </w:r>
+            <w:r>
+              <w:rPr/>
+              <w:t>)</w:t>
+            </w:r>
+          </w:p>
+        </w:tc>
+        <w:tc>
+          <w:tcPr>
+            <w:tcW w:w="1406" w:type="dxa"/>
+            <w:tcBorders/>
+            <w:vAlign w:val="center"/>
+          </w:tcPr>
+          <w:p>
+            <w:pPr>
+              <w:pStyle w:val="Style20"/>
+              <w:bidi w:val="0"/>
+              <w:spacing w:before="0" w:after="283"/>
+              <w:jc w:val="left"/>
+              <w:rPr/>
+            </w:pPr>
+            <w:r>
+              <w:rPr/>
+              <w:t>73 %, 10,4 с на описание</w:t>
+            </w:r>
+          </w:p>
+        </w:tc>
+        <w:tc>
+          <w:tcPr>
+            <w:tcW w:w="1423" w:type="dxa"/>
+            <w:tcBorders/>
+            <w:vAlign w:val="center"/>
+          </w:tcPr>
+          <w:p>
+            <w:pPr>
+              <w:pStyle w:val="Style20"/>
+              <w:bidi w:val="0"/>
+              <w:spacing w:before="0" w:after="283"/>
+              <w:jc w:val="left"/>
+              <w:rPr/>
+            </w:pPr>
+            <w:r>
+              <w:rPr/>
+              <w:t>92 %, 1,1 с на описание</w:t>
+            </w:r>
+          </w:p>
+        </w:tc>
+      </w:tr>
+    </w:tbl>
+    <w:p>
+      <w:pPr>
+        <w:pStyle w:val="Style27"/>
+        <w:bidi w:val="0"/>
+        <w:spacing w:before="0" w:after="283"/>
+        <w:jc w:val="left"/>
+        <w:rPr/>
+      </w:pPr>
+      <w:r>
+        <w:rPr/>
+        <w:t>На GPU реплика начальника укладывается в секунды, поэтому там включается модель в каждой реплике (</w:t>
+      </w:r>
+      <w:r>
+        <w:rPr>
+          <w:rStyle w:val="Style14"/>
+        </w:rPr>
+        <w:t>chief.live_model = 1</w:t>
+      </w:r>
+      <w:r>
+        <w:rPr/>
+        <w:t>); на процессоре начальник спрашивает по ключевым словам, а модель разбирает доклад один раз в конце.</w:t>
       </w:r>
     </w:p>
     <w:p>

--- a/docs/документация.docx
+++ b/docs/документация.docx
@@ -2899,7 +2899,7 @@
       </w:r>
       <w:r>
         <w:rPr/>
-        <w:t xml:space="preserve"> — его считает классификатор. Пока курсант ведёт вызов, модель не вызывается: ответы заявителя подготовлены заранее и выверены преподавателем. С попыткой курсанта модель связана одним: после сохранения она в фоновой очереди читает его свободный текст (раздел 3.9). Разбор правил курсант видит сразу, анализ модели приходит следом.</w:t>
+        <w:t xml:space="preserve"> — его считает классификатор. Ответы заявителя подготовлены заранее и выверены преподавателем — пока курсант ведёт вызов, модель их не сочиняет. Одно исключение — свободный вопрос заявителю (раздел 3.11): модель понимает, про какой из заготовленных фактов спросили, и выбирает его из закрытого списка; ответ заявителя и тогда — записанный в сценарии. После сохранения модель ещё в фоновой очереди читает свободный текст курсанта (раздел 3.9). Разбор правил курсант видит сразу, анализ модели приходит следом.</w:t>
       </w:r>
     </w:p>
     <w:p>
@@ -3711,7 +3711,7 @@
       </w:pPr>
       <w:r>
         <w:rPr/>
-        <w:t>По ответу заказчика (чат, 27.09.2026) голосом диспетчер ДДС говорит со старшим бригады и с вышестоящим начальником; физический IP-телефон не обязателен, достаточно программной эмуляции. Голос заявителя 112 на этапе MVP исключён.</w:t>
+        <w:t>По ответу заказчика (чат, 27.09.2026) голосом диспетчер ДДС говорит со старшим бригады и с вышестоящим начальником; физический IP-телефон не обязателен, достаточно программной эмуляции. Голос заявителя 112 на этапе MVP исключён, «но вы можете его сделать — это будет плюсом» — сделан, раздел 3.11.</w:t>
       </w:r>
     </w:p>
     <w:p>
@@ -3929,17 +3929,469 @@
       </w:r>
       <w:r>
         <w:rPr/>
-        <w:t xml:space="preserve"> Разговор с вышестоящим начальником голосом (голос </w:t>
+        <w:t xml:space="preserve"> Точность распознавания на живой речи в шуме не мерили — только на синтезированных фразах.</w:t>
+      </w:r>
+    </w:p>
+    <w:p>
+      <w:pPr>
+        <w:pStyle w:val="3"/>
+        <w:bidi w:val="0"/>
+        <w:jc w:val="left"/>
+        <w:rPr/>
+      </w:pPr>
+      <w:r>
+        <w:rPr/>
+        <w:t>3.11. Разговор оператора 112 с заявителем: своими словами и голосом</w:t>
+      </w:r>
+    </w:p>
+    <w:p>
+      <w:pPr>
+        <w:pStyle w:val="Style27"/>
+        <w:bidi w:val="0"/>
+        <w:spacing w:before="0" w:after="283"/>
+        <w:jc w:val="left"/>
+        <w:rPr/>
+      </w:pPr>
+      <w:r>
+        <w:rPr/>
+        <w:t>Заказчик (чат, 27.09.2026): «Диалог с заявителем исключён на этапе MVP, но вы можете его сделать — это будет плюсом». Сделан.</w:t>
+      </w:r>
+    </w:p>
+    <w:p>
+      <w:pPr>
+        <w:pStyle w:val="Style27"/>
+        <w:bidi w:val="0"/>
+        <w:spacing w:before="0" w:after="283"/>
+        <w:jc w:val="left"/>
+        <w:rPr/>
+      </w:pPr>
+      <w:r>
+        <w:rPr>
+          <w:rStyle w:val="Style15"/>
+        </w:rPr>
+        <w:t>Как спрашивает курсант.</w:t>
+      </w:r>
+      <w:r>
+        <w:rPr/>
+        <w:t xml:space="preserve"> В панели обучающегося два режима: «Из списка» — готовые вопросы кнопками, как раньше, и «Своими словами» — поле ввода и кнопка «Голосом». Сказанное распознаётся тем же сервером голоса (раздел 3.10) и уходит как напечатанный вопрос.</w:t>
+      </w:r>
+    </w:p>
+    <w:p>
+      <w:pPr>
+        <w:pStyle w:val="Style27"/>
+        <w:bidi w:val="0"/>
+        <w:spacing w:before="0" w:after="283"/>
+        <w:jc w:val="left"/>
+        <w:rPr/>
+      </w:pPr>
+      <w:r>
+        <w:rPr>
+          <w:rStyle w:val="Style15"/>
+        </w:rPr>
+        <w:t>Как тренажёр понимает вопрос.</w:t>
+      </w:r>
+      <w:r>
+        <w:rPr/>
+        <w:t xml:space="preserve"> Задача закрытая: вопрос либо про один из скрытых фактов вызова, либо ни про какой. Модель не сочиняет ответ — она выбирает факт из перечисления, заданного схемой JSON (</w:t>
       </w:r>
       <w:r>
         <w:rPr>
           <w:rStyle w:val="Style14"/>
         </w:rPr>
-        <w:t>chief</w:t>
-      </w:r>
-      <w:r>
-        <w:rPr/>
-        <w:t xml:space="preserve"> на сервере есть, сам разговор — отдельная работа); точность распознавания на живой речи в шуме не мерили — только на синтезированных фразах.</w:t>
+        <w:t>LabelScorer</w:t>
+      </w:r>
+      <w:r>
+        <w:rPr/>
+        <w:t xml:space="preserve">, </w:t>
+      </w:r>
+      <w:r>
+        <w:rPr>
+          <w:rStyle w:val="Style14"/>
+        </w:rPr>
+        <w:t>POST /api/sessions/{id}/ask-free</w:t>
+      </w:r>
+      <w:r>
+        <w:rPr/>
+        <w:t>). Заявитель отвечает записанным в сценарии; понятый вопрос засчитывается как выясненный, ровно как нажатая кнопка, и разбор «выяснил или угадал» не меняется. Вопрос ни про что — заявитель переспрашивает («Не поняла вас, повторите») и ничего не выдумывает. В стенограмме — дословно то, что сказал курсант: по ней видно, как он спрашивал. Нет модели — вопрос понимается по совпадению слов; хуже, но разговор не встаёт.</w:t>
+      </w:r>
+    </w:p>
+    <w:p>
+      <w:pPr>
+        <w:pStyle w:val="Style27"/>
+        <w:bidi w:val="0"/>
+        <w:spacing w:before="0" w:after="283"/>
+        <w:jc w:val="left"/>
+        <w:rPr/>
+      </w:pPr>
+      <w:r>
+        <w:rPr>
+          <w:rStyle w:val="Style15"/>
+        </w:rPr>
+        <w:t>Голос заявителя.</w:t>
+      </w:r>
+      <w:r>
+        <w:rPr/>
+        <w:t xml:space="preserve"> Первая фраза и ответы звучат голосом заявителя — мужским или женским по отчеству из сценария (стили TeraTTSv2 из поставки модели, </w:t>
+      </w:r>
+      <w:r>
+        <w:rPr>
+          <w:rStyle w:val="Style14"/>
+        </w:rPr>
+        <w:t>ru_m1</w:t>
+      </w:r>
+      <w:r>
+        <w:rPr/>
+        <w:t xml:space="preserve"> и </w:t>
+      </w:r>
+      <w:r>
+        <w:rPr>
+          <w:rStyle w:val="Style14"/>
+        </w:rPr>
+        <w:t>ru_f1</w:t>
+      </w:r>
+      <w:r>
+        <w:rPr/>
+        <w:t>). Переключатель «звук» — в шапке панели. Сервера голоса нет — всё текстом, как раньше.</w:t>
+      </w:r>
+    </w:p>
+    <w:p>
+      <w:pPr>
+        <w:pStyle w:val="Style27"/>
+        <w:bidi w:val="0"/>
+        <w:spacing w:before="0" w:after="283"/>
+        <w:jc w:val="left"/>
+        <w:rPr/>
+      </w:pPr>
+      <w:r>
+        <w:rPr>
+          <w:rStyle w:val="Style15"/>
+        </w:rPr>
+        <w:t>Замер</w:t>
+      </w:r>
+      <w:r>
+        <w:rPr/>
+        <w:t xml:space="preserve"> (</w:t>
+      </w:r>
+      <w:r>
+        <w:rPr>
+          <w:rStyle w:val="Style14"/>
+        </w:rPr>
+        <w:t>backend/docs/замеры/СВОБОДНЫЙ-ВОПРОС.md</w:t>
+      </w:r>
+      <w:r>
+        <w:rPr/>
+        <w:t>, 34 вопроса на двух вызовах, 7 — нарочно ни про какой факт):</w:t>
+      </w:r>
+    </w:p>
+    <w:tbl>
+      <w:tblPr>
+        <w:tblW w:w="5554" w:type="dxa"/>
+        <w:jc w:val="left"/>
+        <w:tblInd w:w="0" w:type="dxa"/>
+        <w:tblLayout w:type="fixed"/>
+        <w:tblCellMar>
+          <w:top w:w="28" w:type="dxa"/>
+          <w:left w:w="28" w:type="dxa"/>
+          <w:bottom w:w="28" w:type="dxa"/>
+          <w:right w:w="28" w:type="dxa"/>
+        </w:tblCellMar>
+      </w:tblPr>
+      <w:tblGrid>
+        <w:gridCol w:w="1979"/>
+        <w:gridCol w:w="1039"/>
+        <w:gridCol w:w="1498"/>
+        <w:gridCol w:w="1038"/>
+      </w:tblGrid>
+      <w:tr>
+        <w:trPr>
+          <w:tblHeader w:val="true"/>
+        </w:trPr>
+        <w:tc>
+          <w:tcPr>
+            <w:tcW w:w="1979" w:type="dxa"/>
+            <w:tcBorders/>
+            <w:vAlign w:val="center"/>
+          </w:tcPr>
+          <w:p>
+            <w:pPr>
+              <w:pStyle w:val="Style30"/>
+              <w:suppressLineNumbers/>
+              <w:shd w:fill="EEEEEE" w:val="clear"/>
+              <w:bidi w:val="0"/>
+              <w:spacing w:before="0" w:after="283"/>
+              <w:jc w:val="left"/>
+              <w:rPr/>
+            </w:pPr>
+            <w:r>
+              <w:rPr/>
+              <w:t>модель</w:t>
+            </w:r>
+          </w:p>
+        </w:tc>
+        <w:tc>
+          <w:tcPr>
+            <w:tcW w:w="1039" w:type="dxa"/>
+            <w:tcBorders/>
+            <w:vAlign w:val="center"/>
+          </w:tcPr>
+          <w:p>
+            <w:pPr>
+              <w:pStyle w:val="Style30"/>
+              <w:suppressLineNumbers/>
+              <w:shd w:fill="EEEEEE" w:val="clear"/>
+              <w:bidi w:val="0"/>
+              <w:spacing w:before="0" w:after="283"/>
+              <w:jc w:val="left"/>
+              <w:rPr/>
+            </w:pPr>
+            <w:r>
+              <w:rPr/>
+              <w:t>понят верно</w:t>
+            </w:r>
+          </w:p>
+        </w:tc>
+        <w:tc>
+          <w:tcPr>
+            <w:tcW w:w="1498" w:type="dxa"/>
+            <w:tcBorders/>
+            <w:vAlign w:val="center"/>
+          </w:tcPr>
+          <w:p>
+            <w:pPr>
+              <w:pStyle w:val="Style30"/>
+              <w:suppressLineNumbers/>
+              <w:shd w:fill="EEEEEE" w:val="clear"/>
+              <w:bidi w:val="0"/>
+              <w:spacing w:before="0" w:after="283"/>
+              <w:jc w:val="left"/>
+              <w:rPr/>
+            </w:pPr>
+            <w:r>
+              <w:rPr/>
+              <w:t>«нечего отвечать»</w:t>
+            </w:r>
+          </w:p>
+        </w:tc>
+        <w:tc>
+          <w:tcPr>
+            <w:tcW w:w="1038" w:type="dxa"/>
+            <w:tcBorders/>
+            <w:vAlign w:val="center"/>
+          </w:tcPr>
+          <w:p>
+            <w:pPr>
+              <w:pStyle w:val="Style30"/>
+              <w:suppressLineNumbers/>
+              <w:shd w:fill="EEEEEE" w:val="clear"/>
+              <w:bidi w:val="0"/>
+              <w:spacing w:before="0" w:after="283"/>
+              <w:jc w:val="left"/>
+              <w:rPr/>
+            </w:pPr>
+            <w:r>
+              <w:rPr/>
+              <w:t>медиана</w:t>
+            </w:r>
+          </w:p>
+        </w:tc>
+      </w:tr>
+      <w:tr>
+        <w:trPr/>
+        <w:tc>
+          <w:tcPr>
+            <w:tcW w:w="1979" w:type="dxa"/>
+            <w:tcBorders/>
+            <w:vAlign w:val="center"/>
+          </w:tcPr>
+          <w:p>
+            <w:pPr>
+              <w:pStyle w:val="Style20"/>
+              <w:bidi w:val="0"/>
+              <w:spacing w:before="0" w:after="283"/>
+              <w:jc w:val="left"/>
+              <w:rPr/>
+            </w:pPr>
+            <w:r>
+              <w:rPr/>
+              <w:t>ЦП: GigaChat 3.1, 6 потоков</w:t>
+            </w:r>
+          </w:p>
+        </w:tc>
+        <w:tc>
+          <w:tcPr>
+            <w:tcW w:w="1039" w:type="dxa"/>
+            <w:tcBorders/>
+            <w:vAlign w:val="center"/>
+          </w:tcPr>
+          <w:p>
+            <w:pPr>
+              <w:pStyle w:val="Style20"/>
+              <w:bidi w:val="0"/>
+              <w:spacing w:before="0" w:after="283"/>
+              <w:jc w:val="left"/>
+              <w:rPr/>
+            </w:pPr>
+            <w:r>
+              <w:rPr/>
+              <w:t>27 из 27</w:t>
+            </w:r>
+          </w:p>
+        </w:tc>
+        <w:tc>
+          <w:tcPr>
+            <w:tcW w:w="1498" w:type="dxa"/>
+            <w:tcBorders/>
+            <w:vAlign w:val="center"/>
+          </w:tcPr>
+          <w:p>
+            <w:pPr>
+              <w:pStyle w:val="Style20"/>
+              <w:bidi w:val="0"/>
+              <w:spacing w:before="0" w:after="283"/>
+              <w:jc w:val="left"/>
+              <w:rPr/>
+            </w:pPr>
+            <w:r>
+              <w:rPr/>
+              <w:t>5 из 7</w:t>
+            </w:r>
+          </w:p>
+        </w:tc>
+        <w:tc>
+          <w:tcPr>
+            <w:tcW w:w="1038" w:type="dxa"/>
+            <w:tcBorders/>
+            <w:vAlign w:val="center"/>
+          </w:tcPr>
+          <w:p>
+            <w:pPr>
+              <w:pStyle w:val="Style20"/>
+              <w:bidi w:val="0"/>
+              <w:spacing w:before="0" w:after="283"/>
+              <w:jc w:val="left"/>
+              <w:rPr/>
+            </w:pPr>
+            <w:r>
+              <w:rPr/>
+              <w:t>1,74 с</w:t>
+            </w:r>
+          </w:p>
+        </w:tc>
+      </w:tr>
+      <w:tr>
+        <w:trPr/>
+        <w:tc>
+          <w:tcPr>
+            <w:tcW w:w="1979" w:type="dxa"/>
+            <w:tcBorders/>
+            <w:vAlign w:val="center"/>
+          </w:tcPr>
+          <w:p>
+            <w:pPr>
+              <w:pStyle w:val="Style20"/>
+              <w:bidi w:val="0"/>
+              <w:spacing w:before="0" w:after="283"/>
+              <w:jc w:val="left"/>
+              <w:rPr/>
+            </w:pPr>
+            <w:r>
+              <w:rPr/>
+              <w:t>GPU: Qwen3.8-27B, RTX 4090</w:t>
+            </w:r>
+          </w:p>
+        </w:tc>
+        <w:tc>
+          <w:tcPr>
+            <w:tcW w:w="1039" w:type="dxa"/>
+            <w:tcBorders/>
+            <w:vAlign w:val="center"/>
+          </w:tcPr>
+          <w:p>
+            <w:pPr>
+              <w:pStyle w:val="Style20"/>
+              <w:bidi w:val="0"/>
+              <w:spacing w:before="0" w:after="283"/>
+              <w:jc w:val="left"/>
+              <w:rPr/>
+            </w:pPr>
+            <w:r>
+              <w:rPr/>
+              <w:t>27 из 27</w:t>
+            </w:r>
+          </w:p>
+        </w:tc>
+        <w:tc>
+          <w:tcPr>
+            <w:tcW w:w="1498" w:type="dxa"/>
+            <w:tcBorders/>
+            <w:vAlign w:val="center"/>
+          </w:tcPr>
+          <w:p>
+            <w:pPr>
+              <w:pStyle w:val="Style20"/>
+              <w:bidi w:val="0"/>
+              <w:spacing w:before="0" w:after="283"/>
+              <w:jc w:val="left"/>
+              <w:rPr/>
+            </w:pPr>
+            <w:r>
+              <w:rPr/>
+              <w:t>6 из 7</w:t>
+            </w:r>
+          </w:p>
+        </w:tc>
+        <w:tc>
+          <w:tcPr>
+            <w:tcW w:w="1038" w:type="dxa"/>
+            <w:tcBorders/>
+            <w:vAlign w:val="center"/>
+          </w:tcPr>
+          <w:p>
+            <w:pPr>
+              <w:pStyle w:val="Style20"/>
+              <w:bidi w:val="0"/>
+              <w:spacing w:before="0" w:after="283"/>
+              <w:jc w:val="left"/>
+              <w:rPr/>
+            </w:pPr>
+            <w:r>
+              <w:rPr/>
+              <w:t>0,35 с</w:t>
+            </w:r>
+          </w:p>
+        </w:tc>
+      </w:tr>
+    </w:tbl>
+    <w:p>
+      <w:pPr>
+        <w:pStyle w:val="Style27"/>
+        <w:bidi w:val="0"/>
+        <w:spacing w:before="0" w:after="283"/>
+        <w:jc w:val="left"/>
+        <w:rPr/>
+      </w:pPr>
+      <w:r>
+        <w:rPr/>
+        <w:t>На процессоре вопрос не по делу в двух случаях из семи получает ответ на ближайший факт, и этот факт засчитывается как выясненный, хотя спросили не про него. В стенограмме это видно: там дословный вопрос курсанта рядом с ответом заявителя, и преподаватель может поправить оценку экспертной (раздел 3.9). Синтез ответа заявителя — 0,4–0,5 с, распознавание вопроса — около 0,5 с.</w:t>
+      </w:r>
+    </w:p>
+    <w:p>
+      <w:pPr>
+        <w:pStyle w:val="Style27"/>
+        <w:bidi w:val="0"/>
+        <w:spacing w:before="0" w:after="283"/>
+        <w:jc w:val="left"/>
+        <w:rPr/>
+      </w:pPr>
+      <w:r>
+        <w:rPr>
+          <w:rStyle w:val="Style15"/>
+        </w:rPr>
+        <w:t>Чего не сделано.</w:t>
+      </w:r>
+      <w:r>
+        <w:rPr/>
+        <w:t xml:space="preserve"> Уточняющие вопросы, на которые у заявителя в сценарии нет факта («на каком этаже?», если этажа в сценарии нет), получают «не понял», а не правдоподобный ответ: выдумывать сведения заявителю модель не даём.</w:t>
       </w:r>
     </w:p>
     <w:p>
@@ -5504,7 +5956,7 @@
         <w:rPr>
           <w:rStyle w:val="Style15"/>
         </w:rPr>
-        <w:t>311 серверных проверок</w:t>
+        <w:t>323 серверные проверки</w:t>
       </w:r>
       <w:r>
         <w:rPr/>
@@ -5960,7 +6412,7 @@
       </w:pPr>
       <w:r>
         <w:rPr/>
-        <w:t>Скорость модели не влияет на нормативы ТЗ: пока курсант ведёт вызов, модель не вызывается (раздел 3.7), а подготовка вызовов, сводки и анализ текста после сохранения идут в фоновой очереди. Очередь одна: если группа из двадцати курсантов сохранит карточки разом, анализ последнего придёт через двадцать ответов модели. Разбор правил от этого не зависит — он приходит сразу.</w:t>
+        <w:t>Скорость модели почти не влияет на нормативы ТЗ: пока курсант ведёт вызов, модель вызывается только на свободный вопрос заявителю — ответ в несколько токенов, медиана 1,7 с на процессоре (раздел 3.11); кнопки вопросов работают без неё. Подготовка вызовов, сводки и анализ текста после сохранения идут в фоновой очереди. Очередь одна: если группа из двадцати курсантов сохранит карточки разом, анализ последнего придёт через двадцать ответов модели. Разбор правил от этого не зависит — он приходит сразу.</w:t>
       </w:r>
     </w:p>
     <w:p>
@@ -6468,7 +6920,7 @@
       </w:r>
       <w:r>
         <w:rPr/>
-        <w:t xml:space="preserve">: память у него восьмиканальная, у настольного i7 — нет. Языковая модель выключена: во время занятия курсанта она не вызывается (раздел 3.7). Методика, сырые данные и скрипт — </w:t>
+        <w:t xml:space="preserve">: память у него восьмиканальная, у настольного i7 — нет. Языковая модель выключена: во время занятия курсанта она нужна только для свободного вопроса заявителю (раздел 3.11), нагрузочный прогон спрашивает кнопками. Методика, сырые данные и скрипт — </w:t>
       </w:r>
       <w:r>
         <w:rPr>
@@ -8420,7 +8872,7 @@
         <w:rPr>
           <w:rStyle w:val="Style14"/>
         </w:rPr>
-        <w:t>cd backend &amp;&amp; cargo test            # 311 проверок</w:t>
+        <w:t>cd backend &amp;&amp; cargo test            # 323 проверки</w:t>
       </w:r>
     </w:p>
     <w:p>
@@ -8454,7 +8906,7 @@
         <w:rPr>
           <w:rStyle w:val="Style14"/>
         </w:rPr>
-        <w:t>cd frontend &amp;&amp; npm test             # 69 сценариев в браузере</w:t>
+        <w:t>cd frontend &amp;&amp; npm test             # 71 сценарий в браузере</w:t>
       </w:r>
     </w:p>
     <w:p>

--- a/docs/документация.docx
+++ b/docs/документация.docx
@@ -614,6 +614,69 @@
           </w:p>
         </w:tc>
       </w:tr>
+      <w:tr>
+        <w:trPr/>
+        <w:tc>
+          <w:tcPr>
+            <w:tcW w:w="1357" w:type="dxa"/>
+            <w:tcBorders/>
+            <w:vAlign w:val="center"/>
+          </w:tcPr>
+          <w:p>
+            <w:pPr>
+              <w:pStyle w:val="Style20"/>
+              <w:bidi w:val="0"/>
+              <w:spacing w:before="0" w:after="283"/>
+              <w:jc w:val="left"/>
+              <w:rPr/>
+            </w:pPr>
+            <w:r>
+              <w:rPr/>
+              <w:t>Сверка описания</w:t>
+            </w:r>
+          </w:p>
+        </w:tc>
+        <w:tc>
+          <w:tcPr>
+            <w:tcW w:w="2068" w:type="dxa"/>
+            <w:tcBorders/>
+            <w:vAlign w:val="center"/>
+          </w:tcPr>
+          <w:p>
+            <w:pPr>
+              <w:pStyle w:val="Style20"/>
+              <w:bidi w:val="0"/>
+              <w:spacing w:before="0" w:after="283"/>
+              <w:jc w:val="left"/>
+              <w:rPr/>
+            </w:pPr>
+            <w:r>
+              <w:rPr/>
+              <w:t>кросс-энкодер OpenJEV (Qwen3.5, 2B или 4B), PyTorch на процессоре</w:t>
+            </w:r>
+          </w:p>
+        </w:tc>
+        <w:tc>
+          <w:tcPr>
+            <w:tcW w:w="2129" w:type="dxa"/>
+            <w:tcBorders/>
+            <w:vAlign w:val="center"/>
+          </w:tcPr>
+          <w:p>
+            <w:pPr>
+              <w:pStyle w:val="Style20"/>
+              <w:bidi w:val="0"/>
+              <w:spacing w:before="0" w:after="283"/>
+              <w:jc w:val="left"/>
+              <w:rPr/>
+            </w:pPr>
+            <w:r>
+              <w:rPr/>
+              <w:t>сверка описания курсанта с фактами вызова, раздел 3.9</w:t>
+            </w:r>
+          </w:p>
+        </w:tc>
+      </w:tr>
     </w:tbl>
     <w:p>
       <w:pPr>
@@ -625,7 +688,7 @@
       </w:pPr>
       <w:r>
         <w:rPr/>
-        <w:t>Все пять компонентов разворачиваются на одной машине без выхода в интернет и без графического ускорителя — одной командой, раздел 7.7. Обоснование выбора — раздел 6.</w:t>
+        <w:t>Все шесть компонентов разворачиваются на одной машине без выхода в интернет и без графического ускорителя — одной командой, раздел 7.7. Обоснование выбора — раздел 6.</w:t>
       </w:r>
     </w:p>
     <w:p>
@@ -3687,6 +3750,453 @@
       <w:r>
         <w:rPr/>
         <w:t xml:space="preserve"> согласие модели с экспертами на выборке вызовов — такой выборки у нас нет. Вид замечания («не записано» или «противоречие») модель от прогона к прогону путает, суть — нет; поэтому решение по каждому замечанию за преподавателем.</w:t>
+      </w:r>
+    </w:p>
+    <w:p>
+      <w:pPr>
+        <w:pStyle w:val="Style27"/>
+        <w:bidi w:val="0"/>
+        <w:spacing w:before="0" w:after="283"/>
+        <w:jc w:val="left"/>
+        <w:rPr/>
+      </w:pPr>
+      <w:r>
+        <w:rPr>
+          <w:rStyle w:val="Style15"/>
+        </w:rPr>
+        <w:t>На процессоре описание 112 сверяет кросс-энкодер.</w:t>
+      </w:r>
+      <w:r>
+        <w:rPr/>
+        <w:t xml:space="preserve"> Генеративная модель на процессоре не только медленна, но и плохо видит упущенное: на проверочном наборе (66 пар «описание — факт», три учебных вызова) GigaChat в 16 случаях из 26 назвал подтверждённым факт, о котором описание молчит. Кросс-энкодер OpenJEV решает ту же задачу как NLI — описание посылкой, факт вызова гипотезой, ответ «подтверждает / противоречит / молчит» — одним проходом, без генерации, одинаково при повторе. Сервер — </w:t>
+      </w:r>
+      <w:r>
+        <w:rPr>
+          <w:rStyle w:val="Style14"/>
+        </w:rPr>
+        <w:t>nli/server.py</w:t>
+      </w:r>
+      <w:r>
+        <w:rPr/>
+        <w:t xml:space="preserve">, адрес </w:t>
+      </w:r>
+      <w:r>
+        <w:rPr>
+          <w:rStyle w:val="Style14"/>
+        </w:rPr>
+        <w:t>NLI_BASE_URL</w:t>
+      </w:r>
+      <w:r>
+        <w:rPr/>
+        <w:t xml:space="preserve">; нет его — сверяет языковая модель, как описано выше. Выбор — настройка </w:t>
+      </w:r>
+      <w:r>
+        <w:rPr>
+          <w:rStyle w:val="Style14"/>
+        </w:rPr>
+        <w:t>analysis.engine</w:t>
+      </w:r>
+      <w:r>
+        <w:rPr/>
+        <w:t xml:space="preserve"> (авто, только кросс-энкодер, только языковая модель).</w:t>
+      </w:r>
+    </w:p>
+    <w:p>
+      <w:pPr>
+        <w:pStyle w:val="Style27"/>
+        <w:bidi w:val="0"/>
+        <w:spacing w:before="0" w:after="283"/>
+        <w:jc w:val="left"/>
+        <w:rPr/>
+      </w:pPr>
+      <w:r>
+        <w:rPr/>
+        <w:t>Кросс-энкодеру нужны факты утверждениями: «Нет, дом не газифицирован.» он читает как отрицание («Нет,»), и точность на сырых ответах заметно ниже. Поэтому при подготовке вызова языковая модель в очереди переписывает ответы заявителя и первую фразу утверждениями («Дом не газифицирован»), а преподаватель видит и правит их в разделе подготовки вызовов, рядом с ответами. Сверяются только факты, которые курсант слышал: легенда и ответы на заданные им вопросы.</w:t>
+      </w:r>
+    </w:p>
+    <w:tbl>
+      <w:tblPr>
+        <w:tblW w:w="5554" w:type="dxa"/>
+        <w:jc w:val="left"/>
+        <w:tblInd w:w="0" w:type="dxa"/>
+        <w:tblLayout w:type="fixed"/>
+        <w:tblCellMar>
+          <w:top w:w="28" w:type="dxa"/>
+          <w:left w:w="28" w:type="dxa"/>
+          <w:bottom w:w="28" w:type="dxa"/>
+          <w:right w:w="28" w:type="dxa"/>
+        </w:tblCellMar>
+      </w:tblPr>
+      <w:tblGrid>
+        <w:gridCol w:w="1721"/>
+        <w:gridCol w:w="826"/>
+        <w:gridCol w:w="1802"/>
+        <w:gridCol w:w="1205"/>
+      </w:tblGrid>
+      <w:tr>
+        <w:trPr>
+          <w:tblHeader w:val="true"/>
+        </w:trPr>
+        <w:tc>
+          <w:tcPr>
+            <w:tcW w:w="1721" w:type="dxa"/>
+            <w:tcBorders/>
+            <w:vAlign w:val="center"/>
+          </w:tcPr>
+          <w:p>
+            <w:pPr>
+              <w:pStyle w:val="Style30"/>
+              <w:suppressLineNumbers/>
+              <w:shd w:fill="EEEEEE" w:val="clear"/>
+              <w:bidi w:val="0"/>
+              <w:spacing w:before="0" w:after="283"/>
+              <w:jc w:val="left"/>
+              <w:rPr/>
+            </w:pPr>
+            <w:r>
+              <w:rPr/>
+              <w:t>сверка на процессоре</w:t>
+            </w:r>
+          </w:p>
+        </w:tc>
+        <w:tc>
+          <w:tcPr>
+            <w:tcW w:w="826" w:type="dxa"/>
+            <w:tcBorders/>
+            <w:vAlign w:val="center"/>
+          </w:tcPr>
+          <w:p>
+            <w:pPr>
+              <w:pStyle w:val="Style30"/>
+              <w:suppressLineNumbers/>
+              <w:shd w:fill="EEEEEE" w:val="clear"/>
+              <w:bidi w:val="0"/>
+              <w:spacing w:before="0" w:after="283"/>
+              <w:jc w:val="left"/>
+              <w:rPr/>
+            </w:pPr>
+            <w:r>
+              <w:rPr/>
+              <w:t>верно</w:t>
+            </w:r>
+          </w:p>
+        </w:tc>
+        <w:tc>
+          <w:tcPr>
+            <w:tcW w:w="1802" w:type="dxa"/>
+            <w:tcBorders/>
+            <w:vAlign w:val="center"/>
+          </w:tcPr>
+          <w:p>
+            <w:pPr>
+              <w:pStyle w:val="Style30"/>
+              <w:suppressLineNumbers/>
+              <w:shd w:fill="EEEEEE" w:val="clear"/>
+              <w:bidi w:val="0"/>
+              <w:spacing w:before="0" w:after="283"/>
+              <w:jc w:val="left"/>
+              <w:rPr/>
+            </w:pPr>
+            <w:r>
+              <w:rPr/>
+              <w:t>ложных «противоречит»</w:t>
+            </w:r>
+          </w:p>
+        </w:tc>
+        <w:tc>
+          <w:tcPr>
+            <w:tcW w:w="1205" w:type="dxa"/>
+            <w:tcBorders/>
+            <w:vAlign w:val="center"/>
+          </w:tcPr>
+          <w:p>
+            <w:pPr>
+              <w:pStyle w:val="Style30"/>
+              <w:suppressLineNumbers/>
+              <w:shd w:fill="EEEEEE" w:val="clear"/>
+              <w:bidi w:val="0"/>
+              <w:spacing w:before="0" w:after="283"/>
+              <w:jc w:val="left"/>
+              <w:rPr/>
+            </w:pPr>
+            <w:r>
+              <w:rPr/>
+              <w:t>с на описание</w:t>
+            </w:r>
+          </w:p>
+        </w:tc>
+      </w:tr>
+      <w:tr>
+        <w:trPr/>
+        <w:tc>
+          <w:tcPr>
+            <w:tcW w:w="1721" w:type="dxa"/>
+            <w:tcBorders/>
+            <w:vAlign w:val="center"/>
+          </w:tcPr>
+          <w:p>
+            <w:pPr>
+              <w:pStyle w:val="Style20"/>
+              <w:bidi w:val="0"/>
+              <w:spacing w:before="0" w:after="283"/>
+              <w:jc w:val="left"/>
+              <w:rPr/>
+            </w:pPr>
+            <w:r>
+              <w:rPr/>
+              <w:t>OpenJEV 4B, утверждения готовит GigaChat</w:t>
+            </w:r>
+          </w:p>
+        </w:tc>
+        <w:tc>
+          <w:tcPr>
+            <w:tcW w:w="826" w:type="dxa"/>
+            <w:tcBorders/>
+            <w:vAlign w:val="center"/>
+          </w:tcPr>
+          <w:p>
+            <w:pPr>
+              <w:pStyle w:val="Style20"/>
+              <w:bidi w:val="0"/>
+              <w:spacing w:before="0" w:after="283"/>
+              <w:jc w:val="left"/>
+              <w:rPr/>
+            </w:pPr>
+            <w:r>
+              <w:rPr/>
+              <w:t>45 из 49 (92 %)</w:t>
+            </w:r>
+          </w:p>
+        </w:tc>
+        <w:tc>
+          <w:tcPr>
+            <w:tcW w:w="1802" w:type="dxa"/>
+            <w:tcBorders/>
+            <w:vAlign w:val="center"/>
+          </w:tcPr>
+          <w:p>
+            <w:pPr>
+              <w:pStyle w:val="Style20"/>
+              <w:bidi w:val="0"/>
+              <w:spacing w:before="0" w:after="283"/>
+              <w:jc w:val="left"/>
+              <w:rPr/>
+            </w:pPr>
+            <w:r>
+              <w:rPr/>
+              <w:t>1</w:t>
+            </w:r>
+          </w:p>
+        </w:tc>
+        <w:tc>
+          <w:tcPr>
+            <w:tcW w:w="1205" w:type="dxa"/>
+            <w:tcBorders/>
+            <w:vAlign w:val="center"/>
+          </w:tcPr>
+          <w:p>
+            <w:pPr>
+              <w:pStyle w:val="Style20"/>
+              <w:bidi w:val="0"/>
+              <w:spacing w:before="0" w:after="283"/>
+              <w:jc w:val="left"/>
+              <w:rPr/>
+            </w:pPr>
+            <w:r>
+              <w:rPr/>
+              <w:t>3,4</w:t>
+            </w:r>
+          </w:p>
+        </w:tc>
+      </w:tr>
+      <w:tr>
+        <w:trPr/>
+        <w:tc>
+          <w:tcPr>
+            <w:tcW w:w="1721" w:type="dxa"/>
+            <w:tcBorders/>
+            <w:vAlign w:val="center"/>
+          </w:tcPr>
+          <w:p>
+            <w:pPr>
+              <w:pStyle w:val="Style20"/>
+              <w:bidi w:val="0"/>
+              <w:spacing w:before="0" w:after="283"/>
+              <w:jc w:val="left"/>
+              <w:rPr/>
+            </w:pPr>
+            <w:r>
+              <w:rPr/>
+              <w:t>OpenJEV 2B, утверждения готовит GigaChat</w:t>
+            </w:r>
+          </w:p>
+        </w:tc>
+        <w:tc>
+          <w:tcPr>
+            <w:tcW w:w="826" w:type="dxa"/>
+            <w:tcBorders/>
+            <w:vAlign w:val="center"/>
+          </w:tcPr>
+          <w:p>
+            <w:pPr>
+              <w:pStyle w:val="Style20"/>
+              <w:bidi w:val="0"/>
+              <w:spacing w:before="0" w:after="283"/>
+              <w:jc w:val="left"/>
+              <w:rPr/>
+            </w:pPr>
+            <w:r>
+              <w:rPr/>
+              <w:t>39 из 49 (80 %)</w:t>
+            </w:r>
+          </w:p>
+        </w:tc>
+        <w:tc>
+          <w:tcPr>
+            <w:tcW w:w="1802" w:type="dxa"/>
+            <w:tcBorders/>
+            <w:vAlign w:val="center"/>
+          </w:tcPr>
+          <w:p>
+            <w:pPr>
+              <w:pStyle w:val="Style20"/>
+              <w:bidi w:val="0"/>
+              <w:spacing w:before="0" w:after="283"/>
+              <w:jc w:val="left"/>
+              <w:rPr/>
+            </w:pPr>
+            <w:r>
+              <w:rPr/>
+              <w:t>5</w:t>
+            </w:r>
+          </w:p>
+        </w:tc>
+        <w:tc>
+          <w:tcPr>
+            <w:tcW w:w="1205" w:type="dxa"/>
+            <w:tcBorders/>
+            <w:vAlign w:val="center"/>
+          </w:tcPr>
+          <w:p>
+            <w:pPr>
+              <w:pStyle w:val="Style20"/>
+              <w:bidi w:val="0"/>
+              <w:spacing w:before="0" w:after="283"/>
+              <w:jc w:val="left"/>
+              <w:rPr/>
+            </w:pPr>
+            <w:r>
+              <w:rPr/>
+              <w:t>1,4</w:t>
+            </w:r>
+          </w:p>
+        </w:tc>
+      </w:tr>
+      <w:tr>
+        <w:trPr/>
+        <w:tc>
+          <w:tcPr>
+            <w:tcW w:w="1721" w:type="dxa"/>
+            <w:tcBorders/>
+            <w:vAlign w:val="center"/>
+          </w:tcPr>
+          <w:p>
+            <w:pPr>
+              <w:pStyle w:val="Style20"/>
+              <w:bidi w:val="0"/>
+              <w:spacing w:before="0" w:after="283"/>
+              <w:jc w:val="left"/>
+              <w:rPr/>
+            </w:pPr>
+            <w:r>
+              <w:rPr/>
+              <w:t>GigaChat 3.1 (66 пар, та же постановка)</w:t>
+            </w:r>
+          </w:p>
+        </w:tc>
+        <w:tc>
+          <w:tcPr>
+            <w:tcW w:w="826" w:type="dxa"/>
+            <w:tcBorders/>
+            <w:vAlign w:val="center"/>
+          </w:tcPr>
+          <w:p>
+            <w:pPr>
+              <w:pStyle w:val="Style20"/>
+              <w:bidi w:val="0"/>
+              <w:spacing w:before="0" w:after="283"/>
+              <w:jc w:val="left"/>
+              <w:rPr/>
+            </w:pPr>
+            <w:r>
+              <w:rPr/>
+              <w:t>48 из 66 (73 %)</w:t>
+            </w:r>
+          </w:p>
+        </w:tc>
+        <w:tc>
+          <w:tcPr>
+            <w:tcW w:w="1802" w:type="dxa"/>
+            <w:tcBorders/>
+            <w:vAlign w:val="center"/>
+          </w:tcPr>
+          <w:p>
+            <w:pPr>
+              <w:pStyle w:val="Style20"/>
+              <w:bidi w:val="0"/>
+              <w:spacing w:before="0" w:after="283"/>
+              <w:jc w:val="left"/>
+              <w:rPr/>
+            </w:pPr>
+            <w:r>
+              <w:rPr/>
+              <w:t>1</w:t>
+            </w:r>
+          </w:p>
+        </w:tc>
+        <w:tc>
+          <w:tcPr>
+            <w:tcW w:w="1205" w:type="dxa"/>
+            <w:tcBorders/>
+            <w:vAlign w:val="center"/>
+          </w:tcPr>
+          <w:p>
+            <w:pPr>
+              <w:pStyle w:val="Style20"/>
+              <w:bidi w:val="0"/>
+              <w:spacing w:before="0" w:after="283"/>
+              <w:jc w:val="left"/>
+              <w:rPr/>
+            </w:pPr>
+            <w:r>
+              <w:rPr/>
+              <w:t>10,4</w:t>
+            </w:r>
+          </w:p>
+        </w:tc>
+      </w:tr>
+    </w:tbl>
+    <w:p>
+      <w:pPr>
+        <w:pStyle w:val="Style27"/>
+        <w:bidi w:val="0"/>
+        <w:spacing w:before="0" w:after="283"/>
+        <w:jc w:val="left"/>
+        <w:rPr/>
+      </w:pPr>
+      <w:r>
+        <w:rPr/>
+        <w:t xml:space="preserve">Чекпоинт по умолчанию — 2B: 9 ГБ памяти против 18 ГБ у 4B, а на машине ТЗ (32 ГБ) рядом ещё языковая модель и база. Где память есть, 4B точнее: ложных «противоречит» впятеро меньше. «Добавлено от себя» кросс-энкодер не ищет — это обратное направление, на наборе оно не мерилось, и это остаётся языковой модели. Комментарии диспетчера ДДС сверять с фактами нечего — их всегда читает языковая модель. Подробно — </w:t>
+      </w:r>
+      <w:r>
+        <w:rPr>
+          <w:rStyle w:val="Style14"/>
+        </w:rPr>
+        <w:t>backend/docs/замеры/ОПИСАНИЯ.md</w:t>
+      </w:r>
+      <w:r>
+        <w:rPr/>
+        <w:t>.</w:t>
       </w:r>
     </w:p>
     <w:p>
@@ -5705,6 +6215,29 @@
       </w:pPr>
       <w:r>
         <w:rPr/>
+        <w:t xml:space="preserve">Рядом с ответами заявителя преподаватель видит </w:t>
+      </w:r>
+      <w:r>
+        <w:rPr>
+          <w:rStyle w:val="Style15"/>
+        </w:rPr>
+        <w:t>утверждения</w:t>
+      </w:r>
+      <w:r>
+        <w:rPr/>
+        <w:t xml:space="preserve"> — те же ответы, переписанные моделью в повествовательную форму («Дом не газифицирован» вместо «Нет, дом не газифицирован»). По ним кросс-энкодер сверяет описание курсанта (раздел 3.9). Утверждения можно поправить вручную или подготовить заново; правка ответа сбрасывает его утверждение, и модель готовит новое в очереди.</w:t>
+      </w:r>
+    </w:p>
+    <w:p>
+      <w:pPr>
+        <w:pStyle w:val="Style27"/>
+        <w:bidi w:val="0"/>
+        <w:spacing w:before="0" w:after="283"/>
+        <w:jc w:val="left"/>
+        <w:rPr/>
+      </w:pPr>
+      <w:r>
+        <w:rPr/>
         <w:t xml:space="preserve">Готовый вызов преподаватель утверждает — до утверждения курсанты его не видят. </w:t>
       </w:r>
       <w:r>
@@ -6107,6 +6640,117 @@
       <w:r>
         <w:rPr/>
         <w:t>.</w:t>
+      </w:r>
+    </w:p>
+    <w:p>
+      <w:pPr>
+        <w:pStyle w:val="3"/>
+        <w:bidi w:val="0"/>
+        <w:jc w:val="left"/>
+        <w:rPr/>
+      </w:pPr>
+      <w:r>
+        <w:rPr/>
+        <w:t>5.3а. Сервер сверки описания (кросс-энкодер)</w:t>
+      </w:r>
+    </w:p>
+    <w:p>
+      <w:pPr>
+        <w:pStyle w:val="Style27"/>
+        <w:bidi w:val="0"/>
+        <w:spacing w:before="0" w:after="283"/>
+        <w:jc w:val="left"/>
+        <w:rPr/>
+      </w:pPr>
+      <w:r>
+        <w:rPr>
+          <w:rStyle w:val="Style14"/>
+        </w:rPr>
+        <w:t>nli/server.py</w:t>
+      </w:r>
+      <w:r>
+        <w:rPr/>
+        <w:t xml:space="preserve"> — небольшой сервер на Python (FastAPI, PyTorch на процессоре): </w:t>
+      </w:r>
+      <w:r>
+        <w:rPr>
+          <w:rStyle w:val="Style14"/>
+        </w:rPr>
+        <w:t>POST /nli {premise, hypotheses}</w:t>
+      </w:r>
+      <w:r>
+        <w:rPr/>
+        <w:t xml:space="preserve"> → вероятности «противоречит / следует / молчит» по каждой гипотезе, </w:t>
+      </w:r>
+      <w:r>
+        <w:rPr>
+          <w:rStyle w:val="Style14"/>
+        </w:rPr>
+        <w:t>GET /health</w:t>
+      </w:r>
+      <w:r>
+        <w:rPr/>
+        <w:t xml:space="preserve">. Сервер приложения ходит к нему по адресу </w:t>
+      </w:r>
+      <w:r>
+        <w:rPr>
+          <w:rStyle w:val="Style14"/>
+        </w:rPr>
+        <w:t>NLI_BASE_URL</w:t>
+      </w:r>
+      <w:r>
+        <w:rPr/>
+        <w:t xml:space="preserve"> через адаптер </w:t>
+      </w:r>
+      <w:r>
+        <w:rPr>
+          <w:rStyle w:val="Style14"/>
+        </w:rPr>
+        <w:t>ml/nli.rs</w:t>
+      </w:r>
+      <w:r>
+        <w:rPr/>
+        <w:t xml:space="preserve">; клиенту он не виден. Чекпоинт — </w:t>
+      </w:r>
+      <w:r>
+        <w:rPr>
+          <w:rStyle w:val="Style14"/>
+        </w:rPr>
+        <w:t>NLI_MODEL_DIR</w:t>
+      </w:r>
+      <w:r>
+        <w:rPr/>
+        <w:t xml:space="preserve"> (</w:t>
+      </w:r>
+      <w:r>
+        <w:rPr>
+          <w:rStyle w:val="Style14"/>
+        </w:rPr>
+        <w:t>qwen3.5-2b-nli-v5</w:t>
+      </w:r>
+      <w:r>
+        <w:rPr/>
+        <w:t xml:space="preserve"> или </w:t>
+      </w:r>
+      <w:r>
+        <w:rPr>
+          <w:rStyle w:val="Style14"/>
+        </w:rPr>
+        <w:t>qwen3.5-4b-nli-v5</w:t>
+      </w:r>
+      <w:r>
+        <w:rPr/>
+        <w:t xml:space="preserve"> из </w:t>
+      </w:r>
+      <w:r>
+        <w:rPr>
+          <w:rStyle w:val="Style14"/>
+        </w:rPr>
+        <w:t>AlexWortega/openjev</w:t>
+      </w:r>
+      <w:r>
+        <w:rPr/>
+        <w:t>). Считает в float32: bfloat16 на процессоре без его поддержки вчетверо медленнее, а экспорт гибридной модели в ONNX штатным экспортёром не проходит.</w:t>
       </w:r>
     </w:p>
     <w:p>
@@ -8840,6 +9484,180 @@
           <w:rStyle w:val="Style14"/>
         </w:rPr>
         <w:t>voice/bench.py</w:t>
+      </w:r>
+      <w:r>
+        <w:rPr/>
+        <w:t>.</w:t>
+      </w:r>
+    </w:p>
+    <w:p>
+      <w:pPr>
+        <w:pStyle w:val="3"/>
+        <w:bidi w:val="0"/>
+        <w:jc w:val="left"/>
+        <w:rPr/>
+      </w:pPr>
+      <w:r>
+        <w:rPr/>
+        <w:t>7.5б. Сервер сверки описания</w:t>
+      </w:r>
+    </w:p>
+    <w:p>
+      <w:pPr>
+        <w:pStyle w:val="Style27"/>
+        <w:bidi w:val="0"/>
+        <w:spacing w:before="0" w:after="283"/>
+        <w:jc w:val="left"/>
+        <w:rPr/>
+      </w:pPr>
+      <w:r>
+        <w:rPr/>
+        <w:t>Необязателен: без него описание курсанта сверяет языковая модель.</w:t>
+      </w:r>
+    </w:p>
+    <w:p>
+      <w:pPr>
+        <w:pStyle w:val="Style29"/>
+        <w:pBdr/>
+        <w:shd w:fill="F4F4F4" w:val="clear"/>
+        <w:bidi w:val="0"/>
+        <w:spacing w:before="0" w:after="0"/>
+        <w:jc w:val="left"/>
+        <w:rPr/>
+      </w:pPr>
+      <w:r>
+        <w:rPr>
+          <w:rStyle w:val="Style14"/>
+        </w:rPr>
+        <w:t>python3 -m venv .venv-nli</w:t>
+      </w:r>
+    </w:p>
+    <w:p>
+      <w:pPr>
+        <w:pStyle w:val="Style29"/>
+        <w:pBdr/>
+        <w:shd w:fill="F4F4F4" w:val="clear"/>
+        <w:bidi w:val="0"/>
+        <w:spacing w:before="0" w:after="0"/>
+        <w:jc w:val="left"/>
+        <w:rPr/>
+      </w:pPr>
+      <w:r>
+        <w:rPr>
+          <w:rStyle w:val="Style14"/>
+        </w:rPr>
+        <w:t>.venv-nli/bin/pip install torch --index-url https://download.pytorch.org/whl/cpu</w:t>
+      </w:r>
+    </w:p>
+    <w:p>
+      <w:pPr>
+        <w:pStyle w:val="Style29"/>
+        <w:pBdr/>
+        <w:shd w:fill="F4F4F4" w:val="clear"/>
+        <w:bidi w:val="0"/>
+        <w:spacing w:before="0" w:after="0"/>
+        <w:jc w:val="left"/>
+        <w:rPr/>
+      </w:pPr>
+      <w:r>
+        <w:rPr>
+          <w:rStyle w:val="Style14"/>
+        </w:rPr>
+        <w:t>.venv-nli/bin/pip install -r nli/requirements.txt</w:t>
+      </w:r>
+    </w:p>
+    <w:p>
+      <w:pPr>
+        <w:pStyle w:val="Style29"/>
+        <w:pBdr/>
+        <w:shd w:fill="F4F4F4" w:val="clear"/>
+        <w:bidi w:val="0"/>
+        <w:spacing w:before="0" w:after="0"/>
+        <w:jc w:val="left"/>
+        <w:rPr/>
+      </w:pPr>
+      <w:r>
+        <w:rPr>
+          <w:rStyle w:val="Style14"/>
+        </w:rPr>
+        <w:t># чекпоинт: AlexWortega/openjev, подкаталог qwen3.5-2b-nli-v5 — deploy/README.md, шаг 3а'</w:t>
+      </w:r>
+    </w:p>
+    <w:p>
+      <w:pPr>
+        <w:pStyle w:val="Style29"/>
+        <w:pBdr/>
+        <w:shd w:fill="F4F4F4" w:val="clear"/>
+        <w:bidi w:val="0"/>
+        <w:spacing w:before="0" w:after="0"/>
+        <w:jc w:val="left"/>
+        <w:rPr/>
+      </w:pPr>
+      <w:r>
+        <w:rPr>
+          <w:rStyle w:val="Style14"/>
+        </w:rPr>
+        <w:t>cd nli &amp;&amp; NLI_MODEL_DIR=/путь/к/qwen3.5-2b-nli-v5 NLI_THREADS=6 \</w:t>
+      </w:r>
+    </w:p>
+    <w:p>
+      <w:pPr>
+        <w:pStyle w:val="Style29"/>
+        <w:bidi w:val="0"/>
+        <w:spacing w:before="0" w:after="283"/>
+        <w:jc w:val="left"/>
+        <w:rPr/>
+      </w:pPr>
+      <w:r>
+        <w:rPr>
+          <w:rStyle w:val="Style14"/>
+        </w:rPr>
+        <w:t xml:space="preserve">  </w:t>
+      </w:r>
+      <w:r>
+        <w:rPr>
+          <w:rStyle w:val="Style14"/>
+        </w:rPr>
+        <w:t>../.venv-nli/bin/uvicorn server:app --host 127.0.0.1 --port 8093</w:t>
+      </w:r>
+    </w:p>
+    <w:p>
+      <w:pPr>
+        <w:pStyle w:val="Style27"/>
+        <w:bidi w:val="0"/>
+        <w:spacing w:before="0" w:after="283"/>
+        <w:jc w:val="left"/>
+        <w:rPr/>
+      </w:pPr>
+      <w:r>
+        <w:rPr/>
+        <w:t xml:space="preserve">Сервер приложения запускать с </w:t>
+      </w:r>
+      <w:r>
+        <w:rPr>
+          <w:rStyle w:val="Style14"/>
+        </w:rPr>
+        <w:t>NLI_BASE_URL=http://127.0.0.1:8093</w:t>
+      </w:r>
+      <w:r>
+        <w:rPr/>
+        <w:t xml:space="preserve">. Замер скорости — </w:t>
+      </w:r>
+      <w:r>
+        <w:rPr>
+          <w:rStyle w:val="Style14"/>
+        </w:rPr>
+        <w:t>nli/bench.py</w:t>
+      </w:r>
+      <w:r>
+        <w:rPr/>
+        <w:t xml:space="preserve">, точности — </w:t>
+      </w:r>
+      <w:r>
+        <w:rPr>
+          <w:rStyle w:val="Style14"/>
+        </w:rPr>
+        <w:t>backend/docs/замеры/ОПИСАНИЯ.md</w:t>
       </w:r>
       <w:r>
         <w:rPr/>
@@ -12446,7 +13264,7 @@
             </w:pPr>
             <w:r>
               <w:rPr/>
-              <w:t>FastAPI, uvicorn (сервер голоса)</w:t>
+              <w:t>FastAPI, uvicorn (серверы голоса и сверки)</w:t>
             </w:r>
           </w:p>
         </w:tc>
@@ -12467,6 +13285,102 @@
             <w:r>
               <w:rPr/>
               <w:t>MIT, BSD-3-Clause</w:t>
+            </w:r>
+          </w:p>
+        </w:tc>
+      </w:tr>
+      <w:tr>
+        <w:trPr/>
+        <w:tc>
+          <w:tcPr>
+            <w:tcW w:w="2906" w:type="dxa"/>
+            <w:tcBorders/>
+            <w:vAlign w:val="center"/>
+          </w:tcPr>
+          <w:p>
+            <w:pPr>
+              <w:pStyle w:val="Style20"/>
+              <w:bidi w:val="0"/>
+              <w:spacing w:before="0" w:after="283"/>
+              <w:jc w:val="left"/>
+              <w:rPr/>
+            </w:pPr>
+            <w:r>
+              <w:rPr/>
+              <w:t xml:space="preserve">OpenJEV (кросс-энкодер сверки описания, </w:t>
+            </w:r>
+            <w:r>
+              <w:rPr>
+                <w:rStyle w:val="Style14"/>
+              </w:rPr>
+              <w:t>AlexWortega/openjev</w:t>
+            </w:r>
+            <w:r>
+              <w:rPr/>
+              <w:t>)</w:t>
+            </w:r>
+          </w:p>
+        </w:tc>
+        <w:tc>
+          <w:tcPr>
+            <w:tcW w:w="2648" w:type="dxa"/>
+            <w:tcBorders/>
+            <w:vAlign w:val="center"/>
+          </w:tcPr>
+          <w:p>
+            <w:pPr>
+              <w:pStyle w:val="Style20"/>
+              <w:bidi w:val="0"/>
+              <w:spacing w:before="0" w:after="283"/>
+              <w:jc w:val="left"/>
+              <w:rPr/>
+            </w:pPr>
+            <w:r>
+              <w:rPr/>
+              <w:t>MIT (в карточке модели)</w:t>
+            </w:r>
+          </w:p>
+        </w:tc>
+      </w:tr>
+      <w:tr>
+        <w:trPr/>
+        <w:tc>
+          <w:tcPr>
+            <w:tcW w:w="2906" w:type="dxa"/>
+            <w:tcBorders/>
+            <w:vAlign w:val="center"/>
+          </w:tcPr>
+          <w:p>
+            <w:pPr>
+              <w:pStyle w:val="Style20"/>
+              <w:bidi w:val="0"/>
+              <w:spacing w:before="0" w:after="283"/>
+              <w:jc w:val="left"/>
+              <w:rPr/>
+            </w:pPr>
+            <w:r>
+              <w:rPr/>
+              <w:t>PyTorch, transformers (сервер сверки)</w:t>
+            </w:r>
+          </w:p>
+        </w:tc>
+        <w:tc>
+          <w:tcPr>
+            <w:tcW w:w="2648" w:type="dxa"/>
+            <w:tcBorders/>
+            <w:vAlign w:val="center"/>
+          </w:tcPr>
+          <w:p>
+            <w:pPr>
+              <w:pStyle w:val="Style20"/>
+              <w:bidi w:val="0"/>
+              <w:spacing w:before="0" w:after="283"/>
+              <w:jc w:val="left"/>
+              <w:rPr/>
+            </w:pPr>
+            <w:r>
+              <w:rPr/>
+              <w:t>BSD-3-Clause, Apache 2.0</w:t>
             </w:r>
           </w:p>
         </w:tc>

--- a/docs/документация.docx
+++ b/docs/документация.docx
@@ -6489,7 +6489,7 @@
         <w:rPr>
           <w:rStyle w:val="Style15"/>
         </w:rPr>
-        <w:t>323 серверные проверки</w:t>
+        <w:t>339 серверных проверок</w:t>
       </w:r>
       <w:r>
         <w:rPr/>
@@ -9690,7 +9690,7 @@
         <w:rPr>
           <w:rStyle w:val="Style14"/>
         </w:rPr>
-        <w:t>cd backend &amp;&amp; cargo test            # 323 проверки</w:t>
+        <w:t>cd backend &amp;&amp; cargo test            # 339 проверок</w:t>
       </w:r>
     </w:p>
     <w:p>
@@ -9724,7 +9724,7 @@
         <w:rPr>
           <w:rStyle w:val="Style14"/>
         </w:rPr>
-        <w:t>cd frontend &amp;&amp; npm test             # 71 сценарий в браузере</w:t>
+        <w:t>cd frontend &amp;&amp; npm test             # 72 сценария в браузере</w:t>
       </w:r>
     </w:p>
     <w:p>

--- a/docs/документация.docx
+++ b/docs/документация.docx
@@ -4897,11 +4897,83 @@
         <w:rPr>
           <w:rStyle w:val="Style15"/>
         </w:rPr>
+        <w:t>Живая речь заявителя (профиль GPU).</w:t>
+      </w:r>
+      <w:r>
+        <w:rPr/>
+        <w:t xml:space="preserve"> С настройкой </w:t>
+      </w:r>
+      <w:r>
+        <w:rPr>
+          <w:rStyle w:val="Style14"/>
+        </w:rPr>
+        <w:t>applicant.live_model = 1</w:t>
+      </w:r>
+      <w:r>
+        <w:rPr/>
+        <w:t xml:space="preserve"> заявитель отвечает не заготовленной фразой, а репликой модели — своими словами и с волнением: «Ой, да там уже пламя! Крыша горит открыто, огонь прямо видно!» вместо «Пламя видно, крыша горит открыто.». Какой факт раскрыт, по-прежнему решает сопоставление вопроса, и разбор от модели не зависит. Модели уходят только легенда, уже раскрытые ответы и ответ на текущий вопрос — ответов на незаданные вопросы в запросе нет. Реплика проверяется до показа: числа в ней должны быть из сценария (кодом), а второй запрос к модели подтверждает, что суть ответа передана и ничего не добавлено. Не прошла или не успела за 6 с — звучит заготовленная фраза, а отбракованная реплика с причиной пишется в журнал действий (</w:t>
+      </w:r>
+      <w:r>
+        <w:rPr>
+          <w:rStyle w:val="Style14"/>
+        </w:rPr>
+        <w:t>applicant.fallback</w:t>
+      </w:r>
+      <w:r>
+        <w:rPr/>
+        <w:t>). Кнопочный режим тоже идёт через живую реплику.</w:t>
+      </w:r>
+    </w:p>
+    <w:p>
+      <w:pPr>
+        <w:pStyle w:val="Style27"/>
+        <w:bidi w:val="0"/>
+        <w:spacing w:before="0" w:after="283"/>
+        <w:jc w:val="left"/>
+        <w:rPr/>
+      </w:pPr>
+      <w:r>
+        <w:rPr/>
+        <w:t>Замер на трёх утверждённых вызовах, 19 вопросов (</w:t>
+      </w:r>
+      <w:r>
+        <w:rPr>
+          <w:rStyle w:val="Style14"/>
+        </w:rPr>
+        <w:t>backend/docs/замеры/ЖИВОЙ-ЗАЯВИТЕЛЬ.md</w:t>
+      </w:r>
+      <w:r>
+        <w:rPr/>
+        <w:t xml:space="preserve">): на Qwen3.8-27B (RTX 4090) — 17 живых реплик из 19, ответ целиком 1,6 с (максимум 2,1 с); одна отбраковка — перестраховка проверки, вторая поймала расхождение в самом сценарии (ФИО заявителя в карточке и в ответе на вопрос об имени разные). Проверка пропустила одну мелкую добавку («только дым»). На процессоре режим непригоден: реплика GigaChat — 8,3 с без проверки, все 19 ушли в заготовку по таймауту, поэтому по умолчанию он выключен. Настройка меняется через </w:t>
+      </w:r>
+      <w:r>
+        <w:rPr>
+          <w:rStyle w:val="Style14"/>
+        </w:rPr>
+        <w:t>PATCH /api/settings/applicant.live_model</w:t>
+      </w:r>
+      <w:r>
+        <w:rPr/>
+        <w:t>.</w:t>
+      </w:r>
+    </w:p>
+    <w:p>
+      <w:pPr>
+        <w:pStyle w:val="Style27"/>
+        <w:bidi w:val="0"/>
+        <w:spacing w:before="0" w:after="283"/>
+        <w:jc w:val="left"/>
+        <w:rPr/>
+      </w:pPr>
+      <w:r>
+        <w:rPr>
+          <w:rStyle w:val="Style15"/>
+        </w:rPr>
         <w:t>Чего не сделано.</w:t>
       </w:r>
       <w:r>
         <w:rPr/>
-        <w:t xml:space="preserve"> Уточняющие вопросы, на которые у заявителя в сценарии нет факта («на каком этаже?», если этажа в сценарии нет), получают «не понял», а не правдоподобный ответ: выдумывать сведения заявителю модель не даём.</w:t>
+        <w:t xml:space="preserve"> Уточняющие вопросы, на которые у заявителя в сценарии нет факта («на каком этаже?», если этажа в сценарии нет), получают «не понял» (в живой речи — «не знаю, при чём тут это»), а не правдоподобный ответ: выдумывать сведения заявителю модель не даём.</w:t>
       </w:r>
     </w:p>
     <w:p>
@@ -6489,7 +6561,7 @@
         <w:rPr>
           <w:rStyle w:val="Style15"/>
         </w:rPr>
-        <w:t>339 серверных проверок</w:t>
+        <w:t>352 серверные проверки</w:t>
       </w:r>
       <w:r>
         <w:rPr/>
@@ -7151,9 +7223,9 @@
         </w:tblCellMar>
       </w:tblPr>
       <w:tblGrid>
-        <w:gridCol w:w="2725"/>
-        <w:gridCol w:w="1406"/>
-        <w:gridCol w:w="1423"/>
+        <w:gridCol w:w="2438"/>
+        <w:gridCol w:w="1683"/>
+        <w:gridCol w:w="1433"/>
       </w:tblGrid>
       <w:tr>
         <w:trPr>
@@ -7161,7 +7233,7 @@
         </w:trPr>
         <w:tc>
           <w:tcPr>
-            <w:tcW w:w="2725" w:type="dxa"/>
+            <w:tcW w:w="2438" w:type="dxa"/>
             <w:tcBorders/>
             <w:vAlign w:val="center"/>
           </w:tcPr>
@@ -7183,7 +7255,7 @@
         </w:tc>
         <w:tc>
           <w:tcPr>
-            <w:tcW w:w="1406" w:type="dxa"/>
+            <w:tcW w:w="1683" w:type="dxa"/>
             <w:tcBorders/>
             <w:vAlign w:val="center"/>
           </w:tcPr>
@@ -7205,7 +7277,7 @@
         </w:tc>
         <w:tc>
           <w:tcPr>
-            <w:tcW w:w="1423" w:type="dxa"/>
+            <w:tcW w:w="1433" w:type="dxa"/>
             <w:tcBorders/>
             <w:vAlign w:val="center"/>
           </w:tcPr>
@@ -7230,7 +7302,7 @@
         <w:trPr/>
         <w:tc>
           <w:tcPr>
-            <w:tcW w:w="2725" w:type="dxa"/>
+            <w:tcW w:w="2438" w:type="dxa"/>
             <w:tcBorders/>
             <w:vAlign w:val="center"/>
           </w:tcPr>
@@ -7260,7 +7332,7 @@
         </w:tc>
         <w:tc>
           <w:tcPr>
-            <w:tcW w:w="1406" w:type="dxa"/>
+            <w:tcW w:w="1683" w:type="dxa"/>
             <w:tcBorders/>
             <w:vAlign w:val="center"/>
           </w:tcPr>
@@ -7280,7 +7352,7 @@
         </w:tc>
         <w:tc>
           <w:tcPr>
-            <w:tcW w:w="1423" w:type="dxa"/>
+            <w:tcW w:w="1433" w:type="dxa"/>
             <w:tcBorders/>
             <w:vAlign w:val="center"/>
           </w:tcPr>
@@ -7303,7 +7375,7 @@
         <w:trPr/>
         <w:tc>
           <w:tcPr>
-            <w:tcW w:w="2725" w:type="dxa"/>
+            <w:tcW w:w="2438" w:type="dxa"/>
             <w:tcBorders/>
             <w:vAlign w:val="center"/>
           </w:tcPr>
@@ -7323,7 +7395,7 @@
         </w:tc>
         <w:tc>
           <w:tcPr>
-            <w:tcW w:w="1406" w:type="dxa"/>
+            <w:tcW w:w="1683" w:type="dxa"/>
             <w:tcBorders/>
             <w:vAlign w:val="center"/>
           </w:tcPr>
@@ -7343,7 +7415,7 @@
         </w:tc>
         <w:tc>
           <w:tcPr>
-            <w:tcW w:w="1423" w:type="dxa"/>
+            <w:tcW w:w="1433" w:type="dxa"/>
             <w:tcBorders/>
             <w:vAlign w:val="center"/>
           </w:tcPr>
@@ -7366,7 +7438,7 @@
         <w:trPr/>
         <w:tc>
           <w:tcPr>
-            <w:tcW w:w="2725" w:type="dxa"/>
+            <w:tcW w:w="2438" w:type="dxa"/>
             <w:tcBorders/>
             <w:vAlign w:val="center"/>
           </w:tcPr>
@@ -7386,7 +7458,7 @@
         </w:tc>
         <w:tc>
           <w:tcPr>
-            <w:tcW w:w="1406" w:type="dxa"/>
+            <w:tcW w:w="1683" w:type="dxa"/>
             <w:tcBorders/>
             <w:vAlign w:val="center"/>
           </w:tcPr>
@@ -7406,7 +7478,7 @@
         </w:tc>
         <w:tc>
           <w:tcPr>
-            <w:tcW w:w="1423" w:type="dxa"/>
+            <w:tcW w:w="1433" w:type="dxa"/>
             <w:tcBorders/>
             <w:vAlign w:val="center"/>
           </w:tcPr>
@@ -7429,7 +7501,7 @@
         <w:trPr/>
         <w:tc>
           <w:tcPr>
-            <w:tcW w:w="2725" w:type="dxa"/>
+            <w:tcW w:w="2438" w:type="dxa"/>
             <w:tcBorders/>
             <w:vAlign w:val="center"/>
           </w:tcPr>
@@ -7459,7 +7531,7 @@
         </w:tc>
         <w:tc>
           <w:tcPr>
-            <w:tcW w:w="1406" w:type="dxa"/>
+            <w:tcW w:w="1683" w:type="dxa"/>
             <w:tcBorders/>
             <w:vAlign w:val="center"/>
           </w:tcPr>
@@ -7479,7 +7551,7 @@
         </w:tc>
         <w:tc>
           <w:tcPr>
-            <w:tcW w:w="1423" w:type="dxa"/>
+            <w:tcW w:w="1433" w:type="dxa"/>
             <w:tcBorders/>
             <w:vAlign w:val="center"/>
           </w:tcPr>
@@ -7494,6 +7566,79 @@
             <w:r>
               <w:rPr/>
               <w:t>92 %, 1,1 с на описание</w:t>
+            </w:r>
+          </w:p>
+        </w:tc>
+      </w:tr>
+      <w:tr>
+        <w:trPr/>
+        <w:tc>
+          <w:tcPr>
+            <w:tcW w:w="2438" w:type="dxa"/>
+            <w:tcBorders/>
+            <w:vAlign w:val="center"/>
+          </w:tcPr>
+          <w:p>
+            <w:pPr>
+              <w:pStyle w:val="Style20"/>
+              <w:bidi w:val="0"/>
+              <w:spacing w:before="0" w:after="283"/>
+              <w:jc w:val="left"/>
+              <w:rPr/>
+            </w:pPr>
+            <w:r>
+              <w:rPr/>
+              <w:t>живая реплика заявителя 112 (</w:t>
+            </w:r>
+            <w:r>
+              <w:rPr>
+                <w:rStyle w:val="Style14"/>
+              </w:rPr>
+              <w:t>backend/docs/замеры/ЖИВОЙ-ЗАЯВИТЕЛЬ.md</w:t>
+            </w:r>
+            <w:r>
+              <w:rPr/>
+              <w:t>)</w:t>
+            </w:r>
+          </w:p>
+        </w:tc>
+        <w:tc>
+          <w:tcPr>
+            <w:tcW w:w="1683" w:type="dxa"/>
+            <w:tcBorders/>
+            <w:vAlign w:val="center"/>
+          </w:tcPr>
+          <w:p>
+            <w:pPr>
+              <w:pStyle w:val="Style20"/>
+              <w:bidi w:val="0"/>
+              <w:spacing w:before="0" w:after="283"/>
+              <w:jc w:val="left"/>
+              <w:rPr/>
+            </w:pPr>
+            <w:r>
+              <w:rPr/>
+              <w:t>8,3 с на реплику — непригодно</w:t>
+            </w:r>
+          </w:p>
+        </w:tc>
+        <w:tc>
+          <w:tcPr>
+            <w:tcW w:w="1433" w:type="dxa"/>
+            <w:tcBorders/>
+            <w:vAlign w:val="center"/>
+          </w:tcPr>
+          <w:p>
+            <w:pPr>
+              <w:pStyle w:val="Style20"/>
+              <w:bidi w:val="0"/>
+              <w:spacing w:before="0" w:after="283"/>
+              <w:jc w:val="left"/>
+              <w:rPr/>
+            </w:pPr>
+            <w:r>
+              <w:rPr/>
+              <w:t>1,6 с с проверкой, 17 из 19 живые</w:t>
             </w:r>
           </w:p>
         </w:tc>
@@ -7509,7 +7654,7 @@
       </w:pPr>
       <w:r>
         <w:rPr/>
-        <w:t>На GPU реплика начальника укладывается в секунды, поэтому там включается модель в каждой реплике (</w:t>
+        <w:t>На GPU реплики начальника и заявителя укладываются в секунды, поэтому там включается модель в разговоре (</w:t>
       </w:r>
       <w:r>
         <w:rPr>
@@ -7519,7 +7664,17 @@
       </w:r>
       <w:r>
         <w:rPr/>
-        <w:t>); на процессоре начальник спрашивает по ключевым словам, а модель разбирает доклад один раз в конце.</w:t>
+        <w:t xml:space="preserve">, </w:t>
+      </w:r>
+      <w:r>
+        <w:rPr>
+          <w:rStyle w:val="Style14"/>
+        </w:rPr>
+        <w:t>applicant.live_model = 1</w:t>
+      </w:r>
+      <w:r>
+        <w:rPr/>
+        <w:t>, раздел 3.11); на процессоре начальник спрашивает по ключевым словам, модель разбирает доклад один раз в конце, а заявитель говорит заготовленными фразами сценария.</w:t>
       </w:r>
     </w:p>
     <w:p>
@@ -9690,7 +9845,7 @@
         <w:rPr>
           <w:rStyle w:val="Style14"/>
         </w:rPr>
-        <w:t>cd backend &amp;&amp; cargo test            # 339 проверок</w:t>
+        <w:t>cd backend &amp;&amp; cargo test            # 352 проверки</w:t>
       </w:r>
     </w:p>
     <w:p>

--- a/docs/документация.docx
+++ b/docs/документация.docx
@@ -212,7 +212,7 @@
     </w:p>
     <w:tbl>
       <w:tblPr>
-        <w:tblW w:w="5554" w:type="dxa"/>
+        <w:tblW w:w="6124" w:type="dxa"/>
         <w:jc w:val="left"/>
         <w:tblInd w:w="0" w:type="dxa"/>
         <w:tblLayout w:type="fixed"/>
@@ -224,9 +224,9 @@
         </w:tblCellMar>
       </w:tblPr>
       <w:tblGrid>
-        <w:gridCol w:w="1357"/>
-        <w:gridCol w:w="2068"/>
-        <w:gridCol w:w="2129"/>
+        <w:gridCol w:w="1390"/>
+        <w:gridCol w:w="2312"/>
+        <w:gridCol w:w="2422"/>
       </w:tblGrid>
       <w:tr>
         <w:trPr>
@@ -234,7 +234,7 @@
         </w:trPr>
         <w:tc>
           <w:tcPr>
-            <w:tcW w:w="1357" w:type="dxa"/>
+            <w:tcW w:w="1390" w:type="dxa"/>
             <w:tcBorders/>
             <w:vAlign w:val="center"/>
           </w:tcPr>
@@ -256,7 +256,7 @@
         </w:tc>
         <w:tc>
           <w:tcPr>
-            <w:tcW w:w="2068" w:type="dxa"/>
+            <w:tcW w:w="2312" w:type="dxa"/>
             <w:tcBorders/>
             <w:vAlign w:val="center"/>
           </w:tcPr>
@@ -278,7 +278,7 @@
         </w:tc>
         <w:tc>
           <w:tcPr>
-            <w:tcW w:w="2129" w:type="dxa"/>
+            <w:tcW w:w="2422" w:type="dxa"/>
             <w:tcBorders/>
             <w:vAlign w:val="center"/>
           </w:tcPr>
@@ -303,7 +303,7 @@
         <w:trPr/>
         <w:tc>
           <w:tcPr>
-            <w:tcW w:w="1357" w:type="dxa"/>
+            <w:tcW w:w="1390" w:type="dxa"/>
             <w:tcBorders/>
             <w:vAlign w:val="center"/>
           </w:tcPr>
@@ -323,7 +323,7 @@
         </w:tc>
         <w:tc>
           <w:tcPr>
-            <w:tcW w:w="2068" w:type="dxa"/>
+            <w:tcW w:w="2312" w:type="dxa"/>
             <w:tcBorders/>
             <w:vAlign w:val="center"/>
           </w:tcPr>
@@ -343,7 +343,7 @@
         </w:tc>
         <w:tc>
           <w:tcPr>
-            <w:tcW w:w="2129" w:type="dxa"/>
+            <w:tcW w:w="2422" w:type="dxa"/>
             <w:tcBorders/>
             <w:vAlign w:val="center"/>
           </w:tcPr>
@@ -366,7 +366,7 @@
         <w:trPr/>
         <w:tc>
           <w:tcPr>
-            <w:tcW w:w="1357" w:type="dxa"/>
+            <w:tcW w:w="1390" w:type="dxa"/>
             <w:tcBorders/>
             <w:vAlign w:val="center"/>
           </w:tcPr>
@@ -386,7 +386,7 @@
         </w:tc>
         <w:tc>
           <w:tcPr>
-            <w:tcW w:w="2068" w:type="dxa"/>
+            <w:tcW w:w="2312" w:type="dxa"/>
             <w:tcBorders/>
             <w:vAlign w:val="center"/>
           </w:tcPr>
@@ -406,7 +406,7 @@
         </w:tc>
         <w:tc>
           <w:tcPr>
-            <w:tcW w:w="2129" w:type="dxa"/>
+            <w:tcW w:w="2422" w:type="dxa"/>
             <w:tcBorders/>
             <w:vAlign w:val="center"/>
           </w:tcPr>
@@ -429,7 +429,7 @@
         <w:trPr/>
         <w:tc>
           <w:tcPr>
-            <w:tcW w:w="1357" w:type="dxa"/>
+            <w:tcW w:w="1390" w:type="dxa"/>
             <w:tcBorders/>
             <w:vAlign w:val="center"/>
           </w:tcPr>
@@ -449,7 +449,7 @@
         </w:tc>
         <w:tc>
           <w:tcPr>
-            <w:tcW w:w="2068" w:type="dxa"/>
+            <w:tcW w:w="2312" w:type="dxa"/>
             <w:tcBorders/>
             <w:vAlign w:val="center"/>
           </w:tcPr>
@@ -469,7 +469,7 @@
         </w:tc>
         <w:tc>
           <w:tcPr>
-            <w:tcW w:w="2129" w:type="dxa"/>
+            <w:tcW w:w="2422" w:type="dxa"/>
             <w:tcBorders/>
             <w:vAlign w:val="center"/>
           </w:tcPr>
@@ -492,7 +492,7 @@
         <w:trPr/>
         <w:tc>
           <w:tcPr>
-            <w:tcW w:w="1357" w:type="dxa"/>
+            <w:tcW w:w="1390" w:type="dxa"/>
             <w:tcBorders/>
             <w:vAlign w:val="center"/>
           </w:tcPr>
@@ -512,7 +512,7 @@
         </w:tc>
         <w:tc>
           <w:tcPr>
-            <w:tcW w:w="2068" w:type="dxa"/>
+            <w:tcW w:w="2312" w:type="dxa"/>
             <w:tcBorders/>
             <w:vAlign w:val="center"/>
           </w:tcPr>
@@ -532,7 +532,7 @@
         </w:tc>
         <w:tc>
           <w:tcPr>
-            <w:tcW w:w="2129" w:type="dxa"/>
+            <w:tcW w:w="2422" w:type="dxa"/>
             <w:tcBorders/>
             <w:vAlign w:val="center"/>
           </w:tcPr>
@@ -555,7 +555,7 @@
         <w:trPr/>
         <w:tc>
           <w:tcPr>
-            <w:tcW w:w="1357" w:type="dxa"/>
+            <w:tcW w:w="1390" w:type="dxa"/>
             <w:tcBorders/>
             <w:vAlign w:val="center"/>
           </w:tcPr>
@@ -575,7 +575,7 @@
         </w:tc>
         <w:tc>
           <w:tcPr>
-            <w:tcW w:w="2068" w:type="dxa"/>
+            <w:tcW w:w="2312" w:type="dxa"/>
             <w:tcBorders/>
             <w:vAlign w:val="center"/>
           </w:tcPr>
@@ -595,7 +595,7 @@
         </w:tc>
         <w:tc>
           <w:tcPr>
-            <w:tcW w:w="2129" w:type="dxa"/>
+            <w:tcW w:w="2422" w:type="dxa"/>
             <w:tcBorders/>
             <w:vAlign w:val="center"/>
           </w:tcPr>
@@ -618,7 +618,7 @@
         <w:trPr/>
         <w:tc>
           <w:tcPr>
-            <w:tcW w:w="1357" w:type="dxa"/>
+            <w:tcW w:w="1390" w:type="dxa"/>
             <w:tcBorders/>
             <w:vAlign w:val="center"/>
           </w:tcPr>
@@ -638,7 +638,7 @@
         </w:tc>
         <w:tc>
           <w:tcPr>
-            <w:tcW w:w="2068" w:type="dxa"/>
+            <w:tcW w:w="2312" w:type="dxa"/>
             <w:tcBorders/>
             <w:vAlign w:val="center"/>
           </w:tcPr>
@@ -658,7 +658,7 @@
         </w:tc>
         <w:tc>
           <w:tcPr>
-            <w:tcW w:w="2129" w:type="dxa"/>
+            <w:tcW w:w="2422" w:type="dxa"/>
             <w:tcBorders/>
             <w:vAlign w:val="center"/>
           </w:tcPr>
@@ -1106,7 +1106,7 @@
     </w:p>
     <w:tbl>
       <w:tblPr>
-        <w:tblW w:w="5554" w:type="dxa"/>
+        <w:tblW w:w="6124" w:type="dxa"/>
         <w:jc w:val="left"/>
         <w:tblInd w:w="0" w:type="dxa"/>
         <w:tblLayout w:type="fixed"/>
@@ -1118,8 +1118,8 @@
         </w:tblCellMar>
       </w:tblPr>
       <w:tblGrid>
-        <w:gridCol w:w="1726"/>
-        <w:gridCol w:w="3828"/>
+        <w:gridCol w:w="1774"/>
+        <w:gridCol w:w="4350"/>
       </w:tblGrid>
       <w:tr>
         <w:trPr>
@@ -1127,7 +1127,7 @@
         </w:trPr>
         <w:tc>
           <w:tcPr>
-            <w:tcW w:w="1726" w:type="dxa"/>
+            <w:tcW w:w="1774" w:type="dxa"/>
             <w:tcBorders/>
             <w:vAlign w:val="center"/>
           </w:tcPr>
@@ -1149,7 +1149,7 @@
         </w:tc>
         <w:tc>
           <w:tcPr>
-            <w:tcW w:w="3828" w:type="dxa"/>
+            <w:tcW w:w="4350" w:type="dxa"/>
             <w:tcBorders/>
             <w:vAlign w:val="center"/>
           </w:tcPr>
@@ -1174,7 +1174,7 @@
         <w:trPr/>
         <w:tc>
           <w:tcPr>
-            <w:tcW w:w="1726" w:type="dxa"/>
+            <w:tcW w:w="1774" w:type="dxa"/>
             <w:tcBorders/>
             <w:vAlign w:val="center"/>
           </w:tcPr>
@@ -1196,7 +1196,7 @@
         </w:tc>
         <w:tc>
           <w:tcPr>
-            <w:tcW w:w="3828" w:type="dxa"/>
+            <w:tcW w:w="4350" w:type="dxa"/>
             <w:tcBorders/>
             <w:vAlign w:val="center"/>
           </w:tcPr>
@@ -1219,7 +1219,7 @@
         <w:trPr/>
         <w:tc>
           <w:tcPr>
-            <w:tcW w:w="1726" w:type="dxa"/>
+            <w:tcW w:w="1774" w:type="dxa"/>
             <w:tcBorders/>
             <w:vAlign w:val="center"/>
           </w:tcPr>
@@ -1241,7 +1241,7 @@
         </w:tc>
         <w:tc>
           <w:tcPr>
-            <w:tcW w:w="3828" w:type="dxa"/>
+            <w:tcW w:w="4350" w:type="dxa"/>
             <w:tcBorders/>
             <w:vAlign w:val="center"/>
           </w:tcPr>
@@ -1264,7 +1264,7 @@
         <w:trPr/>
         <w:tc>
           <w:tcPr>
-            <w:tcW w:w="1726" w:type="dxa"/>
+            <w:tcW w:w="1774" w:type="dxa"/>
             <w:tcBorders/>
             <w:vAlign w:val="center"/>
           </w:tcPr>
@@ -1286,7 +1286,7 @@
         </w:tc>
         <w:tc>
           <w:tcPr>
-            <w:tcW w:w="3828" w:type="dxa"/>
+            <w:tcW w:w="4350" w:type="dxa"/>
             <w:tcBorders/>
             <w:vAlign w:val="center"/>
           </w:tcPr>
@@ -1321,7 +1321,7 @@
     </w:p>
     <w:tbl>
       <w:tblPr>
-        <w:tblW w:w="5554" w:type="dxa"/>
+        <w:tblW w:w="6124" w:type="dxa"/>
         <w:jc w:val="left"/>
         <w:tblInd w:w="0" w:type="dxa"/>
         <w:tblLayout w:type="fixed"/>
@@ -1335,7 +1335,7 @@
       <w:tblGrid>
         <w:gridCol w:w="856"/>
         <w:gridCol w:w="466"/>
-        <w:gridCol w:w="4232"/>
+        <w:gridCol w:w="4802"/>
       </w:tblGrid>
       <w:tr>
         <w:trPr>
@@ -1387,7 +1387,7 @@
         </w:tc>
         <w:tc>
           <w:tcPr>
-            <w:tcW w:w="4232" w:type="dxa"/>
+            <w:tcW w:w="4802" w:type="dxa"/>
             <w:tcBorders/>
             <w:vAlign w:val="center"/>
           </w:tcPr>
@@ -1454,7 +1454,7 @@
         </w:tc>
         <w:tc>
           <w:tcPr>
-            <w:tcW w:w="4232" w:type="dxa"/>
+            <w:tcW w:w="4802" w:type="dxa"/>
             <w:tcBorders/>
             <w:vAlign w:val="center"/>
           </w:tcPr>
@@ -1525,7 +1525,7 @@
         </w:tc>
         <w:tc>
           <w:tcPr>
-            <w:tcW w:w="4232" w:type="dxa"/>
+            <w:tcW w:w="4802" w:type="dxa"/>
             <w:tcBorders/>
             <w:vAlign w:val="center"/>
           </w:tcPr>
@@ -1590,7 +1590,7 @@
         </w:tc>
         <w:tc>
           <w:tcPr>
-            <w:tcW w:w="4232" w:type="dxa"/>
+            <w:tcW w:w="4802" w:type="dxa"/>
             <w:tcBorders/>
             <w:vAlign w:val="center"/>
           </w:tcPr>
@@ -1655,7 +1655,7 @@
         </w:tc>
         <w:tc>
           <w:tcPr>
-            <w:tcW w:w="4232" w:type="dxa"/>
+            <w:tcW w:w="4802" w:type="dxa"/>
             <w:tcBorders/>
             <w:vAlign w:val="center"/>
           </w:tcPr>
@@ -1772,7 +1772,7 @@
     </w:p>
     <w:tbl>
       <w:tblPr>
-        <w:tblW w:w="5554" w:type="dxa"/>
+        <w:tblW w:w="6124" w:type="dxa"/>
         <w:jc w:val="left"/>
         <w:tblInd w:w="0" w:type="dxa"/>
         <w:tblLayout w:type="fixed"/>
@@ -1784,9 +1784,9 @@
         </w:tblCellMar>
       </w:tblPr>
       <w:tblGrid>
-        <w:gridCol w:w="1830"/>
+        <w:gridCol w:w="2014"/>
         <w:gridCol w:w="1081"/>
-        <w:gridCol w:w="2643"/>
+        <w:gridCol w:w="3029"/>
       </w:tblGrid>
       <w:tr>
         <w:trPr>
@@ -1794,7 +1794,7 @@
         </w:trPr>
         <w:tc>
           <w:tcPr>
-            <w:tcW w:w="1830" w:type="dxa"/>
+            <w:tcW w:w="2014" w:type="dxa"/>
             <w:tcBorders/>
             <w:vAlign w:val="center"/>
           </w:tcPr>
@@ -1838,7 +1838,7 @@
         </w:tc>
         <w:tc>
           <w:tcPr>
-            <w:tcW w:w="2643" w:type="dxa"/>
+            <w:tcW w:w="3029" w:type="dxa"/>
             <w:tcBorders/>
             <w:vAlign w:val="center"/>
           </w:tcPr>
@@ -1863,7 +1863,7 @@
         <w:trPr/>
         <w:tc>
           <w:tcPr>
-            <w:tcW w:w="1830" w:type="dxa"/>
+            <w:tcW w:w="2014" w:type="dxa"/>
             <w:tcBorders/>
             <w:vAlign w:val="center"/>
           </w:tcPr>
@@ -1903,7 +1903,7 @@
         </w:tc>
         <w:tc>
           <w:tcPr>
-            <w:tcW w:w="2643" w:type="dxa"/>
+            <w:tcW w:w="3029" w:type="dxa"/>
             <w:tcBorders/>
             <w:vAlign w:val="center"/>
           </w:tcPr>
@@ -1926,7 +1926,7 @@
         <w:trPr/>
         <w:tc>
           <w:tcPr>
-            <w:tcW w:w="1830" w:type="dxa"/>
+            <w:tcW w:w="2014" w:type="dxa"/>
             <w:tcBorders/>
             <w:vAlign w:val="center"/>
           </w:tcPr>
@@ -1966,7 +1966,7 @@
         </w:tc>
         <w:tc>
           <w:tcPr>
-            <w:tcW w:w="2643" w:type="dxa"/>
+            <w:tcW w:w="3029" w:type="dxa"/>
             <w:tcBorders/>
             <w:vAlign w:val="center"/>
           </w:tcPr>
@@ -2104,7 +2104,7 @@
     </w:p>
     <w:tbl>
       <w:tblPr>
-        <w:tblW w:w="5554" w:type="dxa"/>
+        <w:tblW w:w="6124" w:type="dxa"/>
         <w:jc w:val="left"/>
         <w:tblInd w:w="0" w:type="dxa"/>
         <w:tblLayout w:type="fixed"/>
@@ -2116,9 +2116,9 @@
         </w:tblCellMar>
       </w:tblPr>
       <w:tblGrid>
-        <w:gridCol w:w="2341"/>
+        <w:gridCol w:w="2590"/>
         <w:gridCol w:w="466"/>
-        <w:gridCol w:w="2747"/>
+        <w:gridCol w:w="3068"/>
       </w:tblGrid>
       <w:tr>
         <w:trPr>
@@ -2126,7 +2126,7 @@
         </w:trPr>
         <w:tc>
           <w:tcPr>
-            <w:tcW w:w="2341" w:type="dxa"/>
+            <w:tcW w:w="2590" w:type="dxa"/>
             <w:tcBorders/>
             <w:vAlign w:val="center"/>
           </w:tcPr>
@@ -2170,7 +2170,7 @@
         </w:tc>
         <w:tc>
           <w:tcPr>
-            <w:tcW w:w="2747" w:type="dxa"/>
+            <w:tcW w:w="3068" w:type="dxa"/>
             <w:tcBorders/>
             <w:vAlign w:val="center"/>
           </w:tcPr>
@@ -2195,7 +2195,7 @@
         <w:trPr/>
         <w:tc>
           <w:tcPr>
-            <w:tcW w:w="2341" w:type="dxa"/>
+            <w:tcW w:w="2590" w:type="dxa"/>
             <w:tcBorders/>
             <w:vAlign w:val="center"/>
           </w:tcPr>
@@ -2235,7 +2235,7 @@
         </w:tc>
         <w:tc>
           <w:tcPr>
-            <w:tcW w:w="2747" w:type="dxa"/>
+            <w:tcW w:w="3068" w:type="dxa"/>
             <w:tcBorders/>
             <w:vAlign w:val="center"/>
           </w:tcPr>
@@ -2258,7 +2258,7 @@
         <w:trPr/>
         <w:tc>
           <w:tcPr>
-            <w:tcW w:w="2341" w:type="dxa"/>
+            <w:tcW w:w="2590" w:type="dxa"/>
             <w:tcBorders/>
             <w:vAlign w:val="center"/>
           </w:tcPr>
@@ -2298,7 +2298,7 @@
         </w:tc>
         <w:tc>
           <w:tcPr>
-            <w:tcW w:w="2747" w:type="dxa"/>
+            <w:tcW w:w="3068" w:type="dxa"/>
             <w:tcBorders/>
             <w:vAlign w:val="center"/>
           </w:tcPr>
@@ -2321,7 +2321,7 @@
         <w:trPr/>
         <w:tc>
           <w:tcPr>
-            <w:tcW w:w="2341" w:type="dxa"/>
+            <w:tcW w:w="2590" w:type="dxa"/>
             <w:tcBorders/>
             <w:vAlign w:val="center"/>
           </w:tcPr>
@@ -2361,7 +2361,7 @@
         </w:tc>
         <w:tc>
           <w:tcPr>
-            <w:tcW w:w="2747" w:type="dxa"/>
+            <w:tcW w:w="3068" w:type="dxa"/>
             <w:tcBorders/>
             <w:vAlign w:val="center"/>
           </w:tcPr>
@@ -2384,7 +2384,7 @@
         <w:trPr/>
         <w:tc>
           <w:tcPr>
-            <w:tcW w:w="2341" w:type="dxa"/>
+            <w:tcW w:w="2590" w:type="dxa"/>
             <w:tcBorders/>
             <w:vAlign w:val="center"/>
           </w:tcPr>
@@ -2424,7 +2424,7 @@
         </w:tc>
         <w:tc>
           <w:tcPr>
-            <w:tcW w:w="2747" w:type="dxa"/>
+            <w:tcW w:w="3068" w:type="dxa"/>
             <w:tcBorders/>
             <w:vAlign w:val="center"/>
           </w:tcPr>
@@ -2447,7 +2447,7 @@
         <w:trPr/>
         <w:tc>
           <w:tcPr>
-            <w:tcW w:w="2341" w:type="dxa"/>
+            <w:tcW w:w="2590" w:type="dxa"/>
             <w:tcBorders/>
             <w:vAlign w:val="center"/>
           </w:tcPr>
@@ -2487,7 +2487,7 @@
         </w:tc>
         <w:tc>
           <w:tcPr>
-            <w:tcW w:w="2747" w:type="dxa"/>
+            <w:tcW w:w="3068" w:type="dxa"/>
             <w:tcBorders/>
             <w:vAlign w:val="center"/>
           </w:tcPr>
@@ -2510,7 +2510,7 @@
         <w:trPr/>
         <w:tc>
           <w:tcPr>
-            <w:tcW w:w="2341" w:type="dxa"/>
+            <w:tcW w:w="2590" w:type="dxa"/>
             <w:tcBorders/>
             <w:vAlign w:val="center"/>
           </w:tcPr>
@@ -2550,7 +2550,7 @@
         </w:tc>
         <w:tc>
           <w:tcPr>
-            <w:tcW w:w="2747" w:type="dxa"/>
+            <w:tcW w:w="3068" w:type="dxa"/>
             <w:tcBorders/>
             <w:vAlign w:val="center"/>
           </w:tcPr>
@@ -3380,7 +3380,7 @@
     </w:p>
     <w:tbl>
       <w:tblPr>
-        <w:tblW w:w="5554" w:type="dxa"/>
+        <w:tblW w:w="6124" w:type="dxa"/>
         <w:jc w:val="left"/>
         <w:tblInd w:w="0" w:type="dxa"/>
         <w:tblLayout w:type="fixed"/>
@@ -3392,9 +3392,9 @@
         </w:tblCellMar>
       </w:tblPr>
       <w:tblGrid>
-        <w:gridCol w:w="1250"/>
-        <w:gridCol w:w="2166"/>
-        <w:gridCol w:w="2138"/>
+        <w:gridCol w:w="1284"/>
+        <w:gridCol w:w="2405"/>
+        <w:gridCol w:w="2435"/>
       </w:tblGrid>
       <w:tr>
         <w:trPr>
@@ -3402,7 +3402,7 @@
         </w:trPr>
         <w:tc>
           <w:tcPr>
-            <w:tcW w:w="1250" w:type="dxa"/>
+            <w:tcW w:w="1284" w:type="dxa"/>
             <w:tcBorders/>
             <w:vAlign w:val="center"/>
           </w:tcPr>
@@ -3424,7 +3424,7 @@
         </w:tc>
         <w:tc>
           <w:tcPr>
-            <w:tcW w:w="2166" w:type="dxa"/>
+            <w:tcW w:w="2405" w:type="dxa"/>
             <w:tcBorders/>
             <w:vAlign w:val="center"/>
           </w:tcPr>
@@ -3446,7 +3446,7 @@
         </w:tc>
         <w:tc>
           <w:tcPr>
-            <w:tcW w:w="2138" w:type="dxa"/>
+            <w:tcW w:w="2435" w:type="dxa"/>
             <w:tcBorders/>
             <w:vAlign w:val="center"/>
           </w:tcPr>
@@ -3471,7 +3471,7 @@
         <w:trPr/>
         <w:tc>
           <w:tcPr>
-            <w:tcW w:w="1250" w:type="dxa"/>
+            <w:tcW w:w="1284" w:type="dxa"/>
             <w:tcBorders/>
             <w:vAlign w:val="center"/>
           </w:tcPr>
@@ -3491,7 +3491,7 @@
         </w:tc>
         <w:tc>
           <w:tcPr>
-            <w:tcW w:w="2166" w:type="dxa"/>
+            <w:tcW w:w="2405" w:type="dxa"/>
             <w:tcBorders/>
             <w:vAlign w:val="center"/>
           </w:tcPr>
@@ -3511,7 +3511,7 @@
         </w:tc>
         <w:tc>
           <w:tcPr>
-            <w:tcW w:w="2138" w:type="dxa"/>
+            <w:tcW w:w="2435" w:type="dxa"/>
             <w:tcBorders/>
             <w:vAlign w:val="center"/>
           </w:tcPr>
@@ -3534,7 +3534,7 @@
         <w:trPr/>
         <w:tc>
           <w:tcPr>
-            <w:tcW w:w="1250" w:type="dxa"/>
+            <w:tcW w:w="1284" w:type="dxa"/>
             <w:tcBorders/>
             <w:vAlign w:val="center"/>
           </w:tcPr>
@@ -3554,7 +3554,7 @@
         </w:tc>
         <w:tc>
           <w:tcPr>
-            <w:tcW w:w="2166" w:type="dxa"/>
+            <w:tcW w:w="2405" w:type="dxa"/>
             <w:tcBorders/>
             <w:vAlign w:val="center"/>
           </w:tcPr>
@@ -3574,7 +3574,7 @@
         </w:tc>
         <w:tc>
           <w:tcPr>
-            <w:tcW w:w="2138" w:type="dxa"/>
+            <w:tcW w:w="2435" w:type="dxa"/>
             <w:tcBorders/>
             <w:vAlign w:val="center"/>
           </w:tcPr>
@@ -3816,7 +3816,7 @@
     </w:p>
     <w:tbl>
       <w:tblPr>
-        <w:tblW w:w="5554" w:type="dxa"/>
+        <w:tblW w:w="6124" w:type="dxa"/>
         <w:jc w:val="left"/>
         <w:tblInd w:w="0" w:type="dxa"/>
         <w:tblLayout w:type="fixed"/>
@@ -3828,10 +3828,10 @@
         </w:tblCellMar>
       </w:tblPr>
       <w:tblGrid>
-        <w:gridCol w:w="1721"/>
-        <w:gridCol w:w="826"/>
-        <w:gridCol w:w="1802"/>
-        <w:gridCol w:w="1205"/>
+        <w:gridCol w:w="2047"/>
+        <w:gridCol w:w="917"/>
+        <w:gridCol w:w="1905"/>
+        <w:gridCol w:w="1255"/>
       </w:tblGrid>
       <w:tr>
         <w:trPr>
@@ -3839,7 +3839,7 @@
         </w:trPr>
         <w:tc>
           <w:tcPr>
-            <w:tcW w:w="1721" w:type="dxa"/>
+            <w:tcW w:w="2047" w:type="dxa"/>
             <w:tcBorders/>
             <w:vAlign w:val="center"/>
           </w:tcPr>
@@ -3861,7 +3861,7 @@
         </w:tc>
         <w:tc>
           <w:tcPr>
-            <w:tcW w:w="826" w:type="dxa"/>
+            <w:tcW w:w="917" w:type="dxa"/>
             <w:tcBorders/>
             <w:vAlign w:val="center"/>
           </w:tcPr>
@@ -3883,7 +3883,7 @@
         </w:tc>
         <w:tc>
           <w:tcPr>
-            <w:tcW w:w="1802" w:type="dxa"/>
+            <w:tcW w:w="1905" w:type="dxa"/>
             <w:tcBorders/>
             <w:vAlign w:val="center"/>
           </w:tcPr>
@@ -3905,7 +3905,7 @@
         </w:tc>
         <w:tc>
           <w:tcPr>
-            <w:tcW w:w="1205" w:type="dxa"/>
+            <w:tcW w:w="1255" w:type="dxa"/>
             <w:tcBorders/>
             <w:vAlign w:val="center"/>
           </w:tcPr>
@@ -3930,7 +3930,7 @@
         <w:trPr/>
         <w:tc>
           <w:tcPr>
-            <w:tcW w:w="1721" w:type="dxa"/>
+            <w:tcW w:w="2047" w:type="dxa"/>
             <w:tcBorders/>
             <w:vAlign w:val="center"/>
           </w:tcPr>
@@ -3950,7 +3950,7 @@
         </w:tc>
         <w:tc>
           <w:tcPr>
-            <w:tcW w:w="826" w:type="dxa"/>
+            <w:tcW w:w="917" w:type="dxa"/>
             <w:tcBorders/>
             <w:vAlign w:val="center"/>
           </w:tcPr>
@@ -3970,7 +3970,7 @@
         </w:tc>
         <w:tc>
           <w:tcPr>
-            <w:tcW w:w="1802" w:type="dxa"/>
+            <w:tcW w:w="1905" w:type="dxa"/>
             <w:tcBorders/>
             <w:vAlign w:val="center"/>
           </w:tcPr>
@@ -3990,7 +3990,7 @@
         </w:tc>
         <w:tc>
           <w:tcPr>
-            <w:tcW w:w="1205" w:type="dxa"/>
+            <w:tcW w:w="1255" w:type="dxa"/>
             <w:tcBorders/>
             <w:vAlign w:val="center"/>
           </w:tcPr>
@@ -4013,7 +4013,7 @@
         <w:trPr/>
         <w:tc>
           <w:tcPr>
-            <w:tcW w:w="1721" w:type="dxa"/>
+            <w:tcW w:w="2047" w:type="dxa"/>
             <w:tcBorders/>
             <w:vAlign w:val="center"/>
           </w:tcPr>
@@ -4033,7 +4033,7 @@
         </w:tc>
         <w:tc>
           <w:tcPr>
-            <w:tcW w:w="826" w:type="dxa"/>
+            <w:tcW w:w="917" w:type="dxa"/>
             <w:tcBorders/>
             <w:vAlign w:val="center"/>
           </w:tcPr>
@@ -4053,7 +4053,7 @@
         </w:tc>
         <w:tc>
           <w:tcPr>
-            <w:tcW w:w="1802" w:type="dxa"/>
+            <w:tcW w:w="1905" w:type="dxa"/>
             <w:tcBorders/>
             <w:vAlign w:val="center"/>
           </w:tcPr>
@@ -4073,7 +4073,7 @@
         </w:tc>
         <w:tc>
           <w:tcPr>
-            <w:tcW w:w="1205" w:type="dxa"/>
+            <w:tcW w:w="1255" w:type="dxa"/>
             <w:tcBorders/>
             <w:vAlign w:val="center"/>
           </w:tcPr>
@@ -4096,7 +4096,7 @@
         <w:trPr/>
         <w:tc>
           <w:tcPr>
-            <w:tcW w:w="1721" w:type="dxa"/>
+            <w:tcW w:w="2047" w:type="dxa"/>
             <w:tcBorders/>
             <w:vAlign w:val="center"/>
           </w:tcPr>
@@ -4116,7 +4116,7 @@
         </w:tc>
         <w:tc>
           <w:tcPr>
-            <w:tcW w:w="826" w:type="dxa"/>
+            <w:tcW w:w="917" w:type="dxa"/>
             <w:tcBorders/>
             <w:vAlign w:val="center"/>
           </w:tcPr>
@@ -4136,7 +4136,7 @@
         </w:tc>
         <w:tc>
           <w:tcPr>
-            <w:tcW w:w="1802" w:type="dxa"/>
+            <w:tcW w:w="1905" w:type="dxa"/>
             <w:tcBorders/>
             <w:vAlign w:val="center"/>
           </w:tcPr>
@@ -4156,7 +4156,7 @@
         </w:tc>
         <w:tc>
           <w:tcPr>
-            <w:tcW w:w="1205" w:type="dxa"/>
+            <w:tcW w:w="1255" w:type="dxa"/>
             <w:tcBorders/>
             <w:vAlign w:val="center"/>
           </w:tcPr>
@@ -4595,7 +4595,7 @@
     </w:p>
     <w:tbl>
       <w:tblPr>
-        <w:tblW w:w="5554" w:type="dxa"/>
+        <w:tblW w:w="6124" w:type="dxa"/>
         <w:jc w:val="left"/>
         <w:tblInd w:w="0" w:type="dxa"/>
         <w:tblLayout w:type="fixed"/>
@@ -4607,10 +4607,10 @@
         </w:tblCellMar>
       </w:tblPr>
       <w:tblGrid>
-        <w:gridCol w:w="1979"/>
-        <w:gridCol w:w="1039"/>
-        <w:gridCol w:w="1498"/>
-        <w:gridCol w:w="1038"/>
+        <w:gridCol w:w="2305"/>
+        <w:gridCol w:w="1137"/>
+        <w:gridCol w:w="1645"/>
+        <w:gridCol w:w="1037"/>
       </w:tblGrid>
       <w:tr>
         <w:trPr>
@@ -4618,7 +4618,7 @@
         </w:trPr>
         <w:tc>
           <w:tcPr>
-            <w:tcW w:w="1979" w:type="dxa"/>
+            <w:tcW w:w="2305" w:type="dxa"/>
             <w:tcBorders/>
             <w:vAlign w:val="center"/>
           </w:tcPr>
@@ -4640,7 +4640,7 @@
         </w:tc>
         <w:tc>
           <w:tcPr>
-            <w:tcW w:w="1039" w:type="dxa"/>
+            <w:tcW w:w="1137" w:type="dxa"/>
             <w:tcBorders/>
             <w:vAlign w:val="center"/>
           </w:tcPr>
@@ -4662,7 +4662,7 @@
         </w:tc>
         <w:tc>
           <w:tcPr>
-            <w:tcW w:w="1498" w:type="dxa"/>
+            <w:tcW w:w="1645" w:type="dxa"/>
             <w:tcBorders/>
             <w:vAlign w:val="center"/>
           </w:tcPr>
@@ -4684,7 +4684,7 @@
         </w:tc>
         <w:tc>
           <w:tcPr>
-            <w:tcW w:w="1038" w:type="dxa"/>
+            <w:tcW w:w="1037" w:type="dxa"/>
             <w:tcBorders/>
             <w:vAlign w:val="center"/>
           </w:tcPr>
@@ -4709,7 +4709,7 @@
         <w:trPr/>
         <w:tc>
           <w:tcPr>
-            <w:tcW w:w="1979" w:type="dxa"/>
+            <w:tcW w:w="2305" w:type="dxa"/>
             <w:tcBorders/>
             <w:vAlign w:val="center"/>
           </w:tcPr>
@@ -4729,7 +4729,7 @@
         </w:tc>
         <w:tc>
           <w:tcPr>
-            <w:tcW w:w="1039" w:type="dxa"/>
+            <w:tcW w:w="1137" w:type="dxa"/>
             <w:tcBorders/>
             <w:vAlign w:val="center"/>
           </w:tcPr>
@@ -4749,7 +4749,7 @@
         </w:tc>
         <w:tc>
           <w:tcPr>
-            <w:tcW w:w="1498" w:type="dxa"/>
+            <w:tcW w:w="1645" w:type="dxa"/>
             <w:tcBorders/>
             <w:vAlign w:val="center"/>
           </w:tcPr>
@@ -4769,7 +4769,7 @@
         </w:tc>
         <w:tc>
           <w:tcPr>
-            <w:tcW w:w="1038" w:type="dxa"/>
+            <w:tcW w:w="1037" w:type="dxa"/>
             <w:tcBorders/>
             <w:vAlign w:val="center"/>
           </w:tcPr>
@@ -4792,7 +4792,7 @@
         <w:trPr/>
         <w:tc>
           <w:tcPr>
-            <w:tcW w:w="1979" w:type="dxa"/>
+            <w:tcW w:w="2305" w:type="dxa"/>
             <w:tcBorders/>
             <w:vAlign w:val="center"/>
           </w:tcPr>
@@ -4812,7 +4812,7 @@
         </w:tc>
         <w:tc>
           <w:tcPr>
-            <w:tcW w:w="1039" w:type="dxa"/>
+            <w:tcW w:w="1137" w:type="dxa"/>
             <w:tcBorders/>
             <w:vAlign w:val="center"/>
           </w:tcPr>
@@ -4832,7 +4832,7 @@
         </w:tc>
         <w:tc>
           <w:tcPr>
-            <w:tcW w:w="1498" w:type="dxa"/>
+            <w:tcW w:w="1645" w:type="dxa"/>
             <w:tcBorders/>
             <w:vAlign w:val="center"/>
           </w:tcPr>
@@ -4852,7 +4852,7 @@
         </w:tc>
         <w:tc>
           <w:tcPr>
-            <w:tcW w:w="1038" w:type="dxa"/>
+            <w:tcW w:w="1037" w:type="dxa"/>
             <w:tcBorders/>
             <w:vAlign w:val="center"/>
           </w:tcPr>
@@ -5017,7 +5017,7 @@
     </w:p>
     <w:tbl>
       <w:tblPr>
-        <w:tblW w:w="5554" w:type="dxa"/>
+        <w:tblW w:w="6124" w:type="dxa"/>
         <w:jc w:val="left"/>
         <w:tblInd w:w="0" w:type="dxa"/>
         <w:tblLayout w:type="fixed"/>
@@ -5030,7 +5030,7 @@
       </w:tblPr>
       <w:tblGrid>
         <w:gridCol w:w="1756"/>
-        <w:gridCol w:w="3798"/>
+        <w:gridCol w:w="4368"/>
       </w:tblGrid>
       <w:tr>
         <w:trPr>
@@ -5060,7 +5060,7 @@
         </w:tc>
         <w:tc>
           <w:tcPr>
-            <w:tcW w:w="3798" w:type="dxa"/>
+            <w:tcW w:w="4368" w:type="dxa"/>
             <w:tcBorders/>
             <w:vAlign w:val="center"/>
           </w:tcPr>
@@ -5107,7 +5107,7 @@
         </w:tc>
         <w:tc>
           <w:tcPr>
-            <w:tcW w:w="3798" w:type="dxa"/>
+            <w:tcW w:w="4368" w:type="dxa"/>
             <w:tcBorders/>
             <w:vAlign w:val="center"/>
           </w:tcPr>
@@ -5152,7 +5152,7 @@
         </w:tc>
         <w:tc>
           <w:tcPr>
-            <w:tcW w:w="3798" w:type="dxa"/>
+            <w:tcW w:w="4368" w:type="dxa"/>
             <w:tcBorders/>
             <w:vAlign w:val="center"/>
           </w:tcPr>
@@ -5197,7 +5197,7 @@
         </w:tc>
         <w:tc>
           <w:tcPr>
-            <w:tcW w:w="3798" w:type="dxa"/>
+            <w:tcW w:w="4368" w:type="dxa"/>
             <w:tcBorders/>
             <w:vAlign w:val="center"/>
           </w:tcPr>
@@ -5640,7 +5640,7 @@
     </w:p>
     <w:tbl>
       <w:tblPr>
-        <w:tblW w:w="5554" w:type="dxa"/>
+        <w:tblW w:w="6124" w:type="dxa"/>
         <w:jc w:val="left"/>
         <w:tblInd w:w="0" w:type="dxa"/>
         <w:tblLayout w:type="fixed"/>
@@ -5652,8 +5652,8 @@
         </w:tblCellMar>
       </w:tblPr>
       <w:tblGrid>
-        <w:gridCol w:w="1133"/>
-        <w:gridCol w:w="4421"/>
+        <w:gridCol w:w="1180"/>
+        <w:gridCol w:w="4944"/>
       </w:tblGrid>
       <w:tr>
         <w:trPr>
@@ -5661,7 +5661,7 @@
         </w:trPr>
         <w:tc>
           <w:tcPr>
-            <w:tcW w:w="1133" w:type="dxa"/>
+            <w:tcW w:w="1180" w:type="dxa"/>
             <w:tcBorders/>
             <w:vAlign w:val="center"/>
           </w:tcPr>
@@ -5683,7 +5683,7 @@
         </w:tc>
         <w:tc>
           <w:tcPr>
-            <w:tcW w:w="4421" w:type="dxa"/>
+            <w:tcW w:w="4944" w:type="dxa"/>
             <w:tcBorders/>
             <w:vAlign w:val="center"/>
           </w:tcPr>
@@ -5708,7 +5708,7 @@
         <w:trPr/>
         <w:tc>
           <w:tcPr>
-            <w:tcW w:w="1133" w:type="dxa"/>
+            <w:tcW w:w="1180" w:type="dxa"/>
             <w:tcBorders/>
             <w:vAlign w:val="center"/>
           </w:tcPr>
@@ -5730,7 +5730,7 @@
         </w:tc>
         <w:tc>
           <w:tcPr>
-            <w:tcW w:w="4421" w:type="dxa"/>
+            <w:tcW w:w="4944" w:type="dxa"/>
             <w:tcBorders/>
             <w:vAlign w:val="center"/>
           </w:tcPr>
@@ -5753,7 +5753,7 @@
         <w:trPr/>
         <w:tc>
           <w:tcPr>
-            <w:tcW w:w="1133" w:type="dxa"/>
+            <w:tcW w:w="1180" w:type="dxa"/>
             <w:tcBorders/>
             <w:vAlign w:val="center"/>
           </w:tcPr>
@@ -5775,7 +5775,7 @@
         </w:tc>
         <w:tc>
           <w:tcPr>
-            <w:tcW w:w="4421" w:type="dxa"/>
+            <w:tcW w:w="4944" w:type="dxa"/>
             <w:tcBorders/>
             <w:vAlign w:val="center"/>
           </w:tcPr>
@@ -5839,7 +5839,7 @@
     </w:p>
     <w:tbl>
       <w:tblPr>
-        <w:tblW w:w="5554" w:type="dxa"/>
+        <w:tblW w:w="6124" w:type="dxa"/>
         <w:jc w:val="left"/>
         <w:tblInd w:w="0" w:type="dxa"/>
         <w:tblLayout w:type="fixed"/>
@@ -5852,8 +5852,8 @@
       </w:tblPr>
       <w:tblGrid>
         <w:gridCol w:w="1096"/>
-        <w:gridCol w:w="1284"/>
-        <w:gridCol w:w="3174"/>
+        <w:gridCol w:w="1365"/>
+        <w:gridCol w:w="3663"/>
       </w:tblGrid>
       <w:tr>
         <w:trPr>
@@ -5883,7 +5883,7 @@
         </w:tc>
         <w:tc>
           <w:tcPr>
-            <w:tcW w:w="1284" w:type="dxa"/>
+            <w:tcW w:w="1365" w:type="dxa"/>
             <w:tcBorders/>
             <w:vAlign w:val="center"/>
           </w:tcPr>
@@ -5905,7 +5905,7 @@
         </w:tc>
         <w:tc>
           <w:tcPr>
-            <w:tcW w:w="3174" w:type="dxa"/>
+            <w:tcW w:w="3663" w:type="dxa"/>
             <w:tcBorders/>
             <w:vAlign w:val="center"/>
           </w:tcPr>
@@ -5952,7 +5952,7 @@
         </w:tc>
         <w:tc>
           <w:tcPr>
-            <w:tcW w:w="1284" w:type="dxa"/>
+            <w:tcW w:w="1365" w:type="dxa"/>
             <w:tcBorders/>
             <w:vAlign w:val="center"/>
           </w:tcPr>
@@ -5972,7 +5972,7 @@
         </w:tc>
         <w:tc>
           <w:tcPr>
-            <w:tcW w:w="3174" w:type="dxa"/>
+            <w:tcW w:w="3663" w:type="dxa"/>
             <w:tcBorders/>
             <w:vAlign w:val="center"/>
           </w:tcPr>
@@ -6017,7 +6017,7 @@
         </w:tc>
         <w:tc>
           <w:tcPr>
-            <w:tcW w:w="1284" w:type="dxa"/>
+            <w:tcW w:w="1365" w:type="dxa"/>
             <w:tcBorders/>
             <w:vAlign w:val="center"/>
           </w:tcPr>
@@ -6037,7 +6037,7 @@
         </w:tc>
         <w:tc>
           <w:tcPr>
-            <w:tcW w:w="3174" w:type="dxa"/>
+            <w:tcW w:w="3663" w:type="dxa"/>
             <w:tcBorders/>
             <w:vAlign w:val="center"/>
           </w:tcPr>
@@ -7163,17 +7163,92 @@
       </w:r>
       <w:r>
         <w:rPr/>
-        <w:t xml:space="preserve">. Сборка, база, интерфейс и все правила оценки те же. Проверено на одной RTX 4090 (24 ГБ): </w:t>
-      </w:r>
+        <w:t xml:space="preserve">. Сборка, база, интерфейс и все правила оценки те же. Проверено на одной RTX 4090 (24 ГБ) под vLLM 0.30, скрипт запуска и флаги — </w:t>
+      </w:r>
+      <w:r>
+        <w:rPr>
+          <w:rStyle w:val="Style14"/>
+        </w:rPr>
+        <w:t>deploy/gpu/start-vllm.sh</w:t>
+      </w:r>
+      <w:r>
+        <w:rPr/>
+        <w:t>. Сравнивали две модели, обе с лицензией Apache 2.0:</w:t>
+      </w:r>
+    </w:p>
+    <w:p>
+      <w:pPr>
+        <w:pStyle w:val="Style27"/>
+        <w:numPr>
+          <w:ilvl w:val="0"/>
+          <w:numId w:val="10"/>
+        </w:numPr>
+        <w:tabs>
+          <w:tab w:val="clear" w:pos="1134"/>
+          <w:tab w:val="left" w:pos="709" w:leader="none"/>
+        </w:tabs>
+        <w:bidi w:val="0"/>
+        <w:spacing w:before="0" w:after="0"/>
+        <w:ind w:left="709" w:hanging="283"/>
+        <w:jc w:val="left"/>
+        <w:rPr/>
+      </w:pPr>
       <w:r>
         <w:rPr>
           <w:rStyle w:val="Style15"/>
         </w:rPr>
+        <w:t>Gemma 4 26B-A4B</w:t>
+      </w:r>
+      <w:r>
+        <w:rPr/>
+        <w:t xml:space="preserve"> — смесь экспертов, на токене работают около 4 млрд параметров; квантование INT4 из официального QAT-чекпоинта (</w:t>
+      </w:r>
+      <w:r>
+        <w:rPr>
+          <w:rStyle w:val="Style14"/>
+        </w:rPr>
+        <w:t>cyankiwi/gemma-4-26B-A4B-it-qat-AWQ-INT4</w:t>
+      </w:r>
+      <w:r>
+        <w:rPr/>
+        <w:t xml:space="preserve">, 17 ГБ). </w:t>
+      </w:r>
+      <w:r>
+        <w:rPr>
+          <w:rStyle w:val="Style15"/>
+        </w:rPr>
+        <w:t>Выбрана по умолчанию</w:t>
+      </w:r>
+      <w:r>
+        <w:rPr/>
+        <w:t xml:space="preserve">: втрое быстрее и не хуже по качеству. </w:t>
+      </w:r>
+    </w:p>
+    <w:p>
+      <w:pPr>
+        <w:pStyle w:val="Style27"/>
+        <w:numPr>
+          <w:ilvl w:val="0"/>
+          <w:numId w:val="10"/>
+        </w:numPr>
+        <w:tabs>
+          <w:tab w:val="clear" w:pos="1134"/>
+          <w:tab w:val="left" w:pos="709" w:leader="none"/>
+        </w:tabs>
+        <w:bidi w:val="0"/>
+        <w:ind w:left="709" w:hanging="283"/>
+        <w:jc w:val="left"/>
+        <w:rPr/>
+      </w:pPr>
+      <w:r>
+        <w:rPr>
+          <w:rStyle w:val="Style15"/>
+        </w:rPr>
         <w:t>Qwen3.8-27B</w:t>
       </w:r>
       <w:r>
         <w:rPr/>
-        <w:t xml:space="preserve"> в квантовании INT4 (W4A16, </w:t>
+        <w:t xml:space="preserve"> — плотная, INT4 W4A16 (</w:t>
       </w:r>
       <w:r>
         <w:rPr>
@@ -7183,35 +7258,24 @@
       </w:r>
       <w:r>
         <w:rPr/>
-        <w:t xml:space="preserve">) под vLLM 0.30, скрипт запуска и флаги — </w:t>
-      </w:r>
-      <w:r>
-        <w:rPr>
-          <w:rStyle w:val="Style14"/>
-        </w:rPr>
-        <w:t>deploy/gpu/start-vllm.sh</w:t>
-      </w:r>
-      <w:r>
-        <w:rPr/>
-        <w:t>. Лицензия модели — Apache 2.0.</w:t>
-      </w:r>
-    </w:p>
-    <w:p>
-      <w:pPr>
-        <w:pStyle w:val="Style27"/>
-        <w:bidi w:val="0"/>
-        <w:spacing w:before="0" w:after="283"/>
-        <w:jc w:val="left"/>
-        <w:rPr/>
-      </w:pPr>
-      <w:r>
-        <w:rPr/>
-        <w:t>Замеры 28.09 на наших запросах, модель одна на машине:</w:t>
+        <w:t xml:space="preserve">, 19,5 ГБ). </w:t>
+      </w:r>
+    </w:p>
+    <w:p>
+      <w:pPr>
+        <w:pStyle w:val="Style27"/>
+        <w:bidi w:val="0"/>
+        <w:jc w:val="left"/>
+        <w:rPr/>
+      </w:pPr>
+      <w:r>
+        <w:rPr/>
+        <w:t>Замеры 28.09 на наших запросах, каждая модель одна на своей видеокарте:</w:t>
       </w:r>
     </w:p>
     <w:tbl>
       <w:tblPr>
-        <w:tblW w:w="5554" w:type="dxa"/>
+        <w:tblW w:w="6124" w:type="dxa"/>
         <w:jc w:val="left"/>
         <w:tblInd w:w="0" w:type="dxa"/>
         <w:tblLayout w:type="fixed"/>
@@ -7223,9 +7287,10 @@
         </w:tblCellMar>
       </w:tblPr>
       <w:tblGrid>
-        <w:gridCol w:w="2438"/>
-        <w:gridCol w:w="1683"/>
-        <w:gridCol w:w="1433"/>
+        <w:gridCol w:w="2011"/>
+        <w:gridCol w:w="1546"/>
+        <w:gridCol w:w="796"/>
+        <w:gridCol w:w="1771"/>
       </w:tblGrid>
       <w:tr>
         <w:trPr>
@@ -7233,7 +7298,7 @@
         </w:trPr>
         <w:tc>
           <w:tcPr>
-            <w:tcW w:w="2438" w:type="dxa"/>
+            <w:tcW w:w="2011" w:type="dxa"/>
             <w:tcBorders/>
             <w:vAlign w:val="center"/>
           </w:tcPr>
@@ -7255,7 +7320,7 @@
         </w:tc>
         <w:tc>
           <w:tcPr>
-            <w:tcW w:w="1683" w:type="dxa"/>
+            <w:tcW w:w="1546" w:type="dxa"/>
             <w:tcBorders/>
             <w:vAlign w:val="center"/>
           </w:tcPr>
@@ -7277,7 +7342,7 @@
         </w:tc>
         <w:tc>
           <w:tcPr>
-            <w:tcW w:w="1433" w:type="dxa"/>
+            <w:tcW w:w="796" w:type="dxa"/>
             <w:tcBorders/>
             <w:vAlign w:val="center"/>
           </w:tcPr>
@@ -7297,12 +7362,117 @@
             </w:r>
           </w:p>
         </w:tc>
+        <w:tc>
+          <w:tcPr>
+            <w:tcW w:w="1771" w:type="dxa"/>
+            <w:tcBorders/>
+            <w:vAlign w:val="center"/>
+          </w:tcPr>
+          <w:p>
+            <w:pPr>
+              <w:pStyle w:val="Style30"/>
+              <w:suppressLineNumbers/>
+              <w:shd w:fill="EEEEEE" w:val="clear"/>
+              <w:bidi w:val="0"/>
+              <w:spacing w:before="0" w:after="283"/>
+              <w:jc w:val="left"/>
+              <w:rPr/>
+            </w:pPr>
+            <w:r>
+              <w:rPr/>
+              <w:t>GPU: Gemma 4 26B-A4B</w:t>
+            </w:r>
+          </w:p>
+        </w:tc>
       </w:tr>
       <w:tr>
         <w:trPr/>
         <w:tc>
           <w:tcPr>
-            <w:tcW w:w="2438" w:type="dxa"/>
+            <w:tcW w:w="2011" w:type="dxa"/>
+            <w:tcBorders/>
+            <w:vAlign w:val="center"/>
+          </w:tcPr>
+          <w:p>
+            <w:pPr>
+              <w:pStyle w:val="Style20"/>
+              <w:bidi w:val="0"/>
+              <w:spacing w:before="0" w:after="283"/>
+              <w:jc w:val="left"/>
+              <w:rPr/>
+            </w:pPr>
+            <w:r>
+              <w:rPr/>
+              <w:t>генерация, токенов в секунду</w:t>
+            </w:r>
+          </w:p>
+        </w:tc>
+        <w:tc>
+          <w:tcPr>
+            <w:tcW w:w="1546" w:type="dxa"/>
+            <w:tcBorders/>
+            <w:vAlign w:val="center"/>
+          </w:tcPr>
+          <w:p>
+            <w:pPr>
+              <w:pStyle w:val="Style20"/>
+              <w:bidi w:val="0"/>
+              <w:spacing w:before="0" w:after="283"/>
+              <w:jc w:val="left"/>
+              <w:rPr/>
+            </w:pPr>
+            <w:r>
+              <w:rPr/>
+              <w:t>14,8</w:t>
+            </w:r>
+          </w:p>
+        </w:tc>
+        <w:tc>
+          <w:tcPr>
+            <w:tcW w:w="796" w:type="dxa"/>
+            <w:tcBorders/>
+            <w:vAlign w:val="center"/>
+          </w:tcPr>
+          <w:p>
+            <w:pPr>
+              <w:pStyle w:val="Style20"/>
+              <w:bidi w:val="0"/>
+              <w:spacing w:before="0" w:after="283"/>
+              <w:jc w:val="left"/>
+              <w:rPr/>
+            </w:pPr>
+            <w:r>
+              <w:rPr/>
+              <w:t>54</w:t>
+            </w:r>
+          </w:p>
+        </w:tc>
+        <w:tc>
+          <w:tcPr>
+            <w:tcW w:w="1771" w:type="dxa"/>
+            <w:tcBorders/>
+            <w:vAlign w:val="center"/>
+          </w:tcPr>
+          <w:p>
+            <w:pPr>
+              <w:pStyle w:val="Style20"/>
+              <w:bidi w:val="0"/>
+              <w:spacing w:before="0" w:after="283"/>
+              <w:jc w:val="left"/>
+              <w:rPr/>
+            </w:pPr>
+            <w:r>
+              <w:rPr/>
+              <w:t>170</w:t>
+            </w:r>
+          </w:p>
+        </w:tc>
+      </w:tr>
+      <w:tr>
+        <w:trPr/>
+        <w:tc>
+          <w:tcPr>
+            <w:tcW w:w="2011" w:type="dxa"/>
             <w:tcBorders/>
             <w:vAlign w:val="center"/>
           </w:tcPr>
@@ -7332,7 +7502,7 @@
         </w:tc>
         <w:tc>
           <w:tcPr>
-            <w:tcW w:w="1683" w:type="dxa"/>
+            <w:tcW w:w="1546" w:type="dxa"/>
             <w:tcBorders/>
             <w:vAlign w:val="center"/>
           </w:tcPr>
@@ -7352,7 +7522,7 @@
         </w:tc>
         <w:tc>
           <w:tcPr>
-            <w:tcW w:w="1433" w:type="dxa"/>
+            <w:tcW w:w="796" w:type="dxa"/>
             <w:tcBorders/>
             <w:vAlign w:val="center"/>
           </w:tcPr>
@@ -7367,6 +7537,26 @@
             <w:r>
               <w:rPr/>
               <w:t>7 с</w:t>
+            </w:r>
+          </w:p>
+        </w:tc>
+        <w:tc>
+          <w:tcPr>
+            <w:tcW w:w="1771" w:type="dxa"/>
+            <w:tcBorders/>
+            <w:vAlign w:val="center"/>
+          </w:tcPr>
+          <w:p>
+            <w:pPr>
+              <w:pStyle w:val="Style20"/>
+              <w:bidi w:val="0"/>
+              <w:spacing w:before="0" w:after="283"/>
+              <w:jc w:val="left"/>
+              <w:rPr/>
+            </w:pPr>
+            <w:r>
+              <w:rPr/>
+              <w:t>3 с</w:t>
             </w:r>
           </w:p>
         </w:tc>
@@ -7375,7 +7565,7 @@
         <w:trPr/>
         <w:tc>
           <w:tcPr>
-            <w:tcW w:w="2438" w:type="dxa"/>
+            <w:tcW w:w="2011" w:type="dxa"/>
             <w:tcBorders/>
             <w:vAlign w:val="center"/>
           </w:tcPr>
@@ -7395,7 +7585,7 @@
         </w:tc>
         <w:tc>
           <w:tcPr>
-            <w:tcW w:w="1683" w:type="dxa"/>
+            <w:tcW w:w="1546" w:type="dxa"/>
             <w:tcBorders/>
             <w:vAlign w:val="center"/>
           </w:tcPr>
@@ -7415,7 +7605,7 @@
         </w:tc>
         <w:tc>
           <w:tcPr>
-            <w:tcW w:w="1433" w:type="dxa"/>
+            <w:tcW w:w="796" w:type="dxa"/>
             <w:tcBorders/>
             <w:vAlign w:val="center"/>
           </w:tcPr>
@@ -7430,6 +7620,26 @@
             <w:r>
               <w:rPr/>
               <w:t>7,6 с</w:t>
+            </w:r>
+          </w:p>
+        </w:tc>
+        <w:tc>
+          <w:tcPr>
+            <w:tcW w:w="1771" w:type="dxa"/>
+            <w:tcBorders/>
+            <w:vAlign w:val="center"/>
+          </w:tcPr>
+          <w:p>
+            <w:pPr>
+              <w:pStyle w:val="Style20"/>
+              <w:bidi w:val="0"/>
+              <w:spacing w:before="0" w:after="283"/>
+              <w:jc w:val="left"/>
+              <w:rPr/>
+            </w:pPr>
+            <w:r>
+              <w:rPr/>
+              <w:t>2,3 с</w:t>
             </w:r>
           </w:p>
         </w:tc>
@@ -7438,7 +7648,7 @@
         <w:trPr/>
         <w:tc>
           <w:tcPr>
-            <w:tcW w:w="2438" w:type="dxa"/>
+            <w:tcW w:w="2011" w:type="dxa"/>
             <w:tcBorders/>
             <w:vAlign w:val="center"/>
           </w:tcPr>
@@ -7458,7 +7668,7 @@
         </w:tc>
         <w:tc>
           <w:tcPr>
-            <w:tcW w:w="1683" w:type="dxa"/>
+            <w:tcW w:w="1546" w:type="dxa"/>
             <w:tcBorders/>
             <w:vAlign w:val="center"/>
           </w:tcPr>
@@ -7478,7 +7688,7 @@
         </w:tc>
         <w:tc>
           <w:tcPr>
-            <w:tcW w:w="1433" w:type="dxa"/>
+            <w:tcW w:w="796" w:type="dxa"/>
             <w:tcBorders/>
             <w:vAlign w:val="center"/>
           </w:tcPr>
@@ -7493,6 +7703,26 @@
             <w:r>
               <w:rPr/>
               <w:t>5,4 с</w:t>
+            </w:r>
+          </w:p>
+        </w:tc>
+        <w:tc>
+          <w:tcPr>
+            <w:tcW w:w="1771" w:type="dxa"/>
+            <w:tcBorders/>
+            <w:vAlign w:val="center"/>
+          </w:tcPr>
+          <w:p>
+            <w:pPr>
+              <w:pStyle w:val="Style20"/>
+              <w:bidi w:val="0"/>
+              <w:spacing w:before="0" w:after="283"/>
+              <w:jc w:val="left"/>
+              <w:rPr/>
+            </w:pPr>
+            <w:r>
+              <w:rPr/>
+              <w:t>1,3 с</w:t>
             </w:r>
           </w:p>
         </w:tc>
@@ -7501,7 +7731,7 @@
         <w:trPr/>
         <w:tc>
           <w:tcPr>
-            <w:tcW w:w="2438" w:type="dxa"/>
+            <w:tcW w:w="2011" w:type="dxa"/>
             <w:tcBorders/>
             <w:vAlign w:val="center"/>
           </w:tcPr>
@@ -7531,7 +7761,7 @@
         </w:tc>
         <w:tc>
           <w:tcPr>
-            <w:tcW w:w="1683" w:type="dxa"/>
+            <w:tcW w:w="1546" w:type="dxa"/>
             <w:tcBorders/>
             <w:vAlign w:val="center"/>
           </w:tcPr>
@@ -7551,21 +7781,41 @@
         </w:tc>
         <w:tc>
           <w:tcPr>
-            <w:tcW w:w="1433" w:type="dxa"/>
-            <w:tcBorders/>
-            <w:vAlign w:val="center"/>
-          </w:tcPr>
-          <w:p>
-            <w:pPr>
-              <w:pStyle w:val="Style20"/>
-              <w:bidi w:val="0"/>
-              <w:spacing w:before="0" w:after="283"/>
-              <w:jc w:val="left"/>
-              <w:rPr/>
-            </w:pPr>
-            <w:r>
-              <w:rPr/>
-              <w:t>92 %, 1,1 с на описание</w:t>
+            <w:tcW w:w="796" w:type="dxa"/>
+            <w:tcBorders/>
+            <w:vAlign w:val="center"/>
+          </w:tcPr>
+          <w:p>
+            <w:pPr>
+              <w:pStyle w:val="Style20"/>
+              <w:bidi w:val="0"/>
+              <w:spacing w:before="0" w:after="283"/>
+              <w:jc w:val="left"/>
+              <w:rPr/>
+            </w:pPr>
+            <w:r>
+              <w:rPr/>
+              <w:t>92 %, 1,1 с</w:t>
+            </w:r>
+          </w:p>
+        </w:tc>
+        <w:tc>
+          <w:tcPr>
+            <w:tcW w:w="1771" w:type="dxa"/>
+            <w:tcBorders/>
+            <w:vAlign w:val="center"/>
+          </w:tcPr>
+          <w:p>
+            <w:pPr>
+              <w:pStyle w:val="Style20"/>
+              <w:bidi w:val="0"/>
+              <w:spacing w:before="0" w:after="283"/>
+              <w:jc w:val="left"/>
+              <w:rPr/>
+            </w:pPr>
+            <w:r>
+              <w:rPr/>
+              <w:t>94 %, 0,45 с, ложных «противоречит» 0</w:t>
             </w:r>
           </w:p>
         </w:tc>
@@ -7574,7 +7824,90 @@
         <w:trPr/>
         <w:tc>
           <w:tcPr>
-            <w:tcW w:w="2438" w:type="dxa"/>
+            <w:tcW w:w="2011" w:type="dxa"/>
+            <w:tcBorders/>
+            <w:vAlign w:val="center"/>
+          </w:tcPr>
+          <w:p>
+            <w:pPr>
+              <w:pStyle w:val="Style20"/>
+              <w:bidi w:val="0"/>
+              <w:spacing w:before="0" w:after="283"/>
+              <w:jc w:val="left"/>
+              <w:rPr/>
+            </w:pPr>
+            <w:r>
+              <w:rPr/>
+              <w:t>свободный вопрос заявителю: понято из 27 / отсеяно бессмысленных из 7</w:t>
+            </w:r>
+          </w:p>
+        </w:tc>
+        <w:tc>
+          <w:tcPr>
+            <w:tcW w:w="1546" w:type="dxa"/>
+            <w:tcBorders/>
+            <w:vAlign w:val="center"/>
+          </w:tcPr>
+          <w:p>
+            <w:pPr>
+              <w:pStyle w:val="Style20"/>
+              <w:bidi w:val="0"/>
+              <w:spacing w:before="0" w:after="283"/>
+              <w:jc w:val="left"/>
+              <w:rPr/>
+            </w:pPr>
+            <w:r>
+              <w:rPr/>
+              <w:t>27 / 5, 1,7 с</w:t>
+            </w:r>
+          </w:p>
+        </w:tc>
+        <w:tc>
+          <w:tcPr>
+            <w:tcW w:w="796" w:type="dxa"/>
+            <w:tcBorders/>
+            <w:vAlign w:val="center"/>
+          </w:tcPr>
+          <w:p>
+            <w:pPr>
+              <w:pStyle w:val="Style20"/>
+              <w:bidi w:val="0"/>
+              <w:spacing w:before="0" w:after="283"/>
+              <w:jc w:val="left"/>
+              <w:rPr/>
+            </w:pPr>
+            <w:r>
+              <w:rPr/>
+              <w:t>27 / 6, 0,35 с</w:t>
+            </w:r>
+          </w:p>
+        </w:tc>
+        <w:tc>
+          <w:tcPr>
+            <w:tcW w:w="1771" w:type="dxa"/>
+            <w:tcBorders/>
+            <w:vAlign w:val="center"/>
+          </w:tcPr>
+          <w:p>
+            <w:pPr>
+              <w:pStyle w:val="Style20"/>
+              <w:bidi w:val="0"/>
+              <w:spacing w:before="0" w:after="283"/>
+              <w:jc w:val="left"/>
+              <w:rPr/>
+            </w:pPr>
+            <w:r>
+              <w:rPr/>
+              <w:t>27 / 7, 0,13 с</w:t>
+            </w:r>
+          </w:p>
+        </w:tc>
+      </w:tr>
+      <w:tr>
+        <w:trPr/>
+        <w:tc>
+          <w:tcPr>
+            <w:tcW w:w="2011" w:type="dxa"/>
             <w:tcBorders/>
             <w:vAlign w:val="center"/>
           </w:tcPr>
@@ -7604,41 +7937,61 @@
         </w:tc>
         <w:tc>
           <w:tcPr>
-            <w:tcW w:w="1683" w:type="dxa"/>
-            <w:tcBorders/>
-            <w:vAlign w:val="center"/>
-          </w:tcPr>
-          <w:p>
-            <w:pPr>
-              <w:pStyle w:val="Style20"/>
-              <w:bidi w:val="0"/>
-              <w:spacing w:before="0" w:after="283"/>
-              <w:jc w:val="left"/>
-              <w:rPr/>
-            </w:pPr>
-            <w:r>
-              <w:rPr/>
-              <w:t>8,3 с на реплику — непригодно</w:t>
-            </w:r>
-          </w:p>
-        </w:tc>
-        <w:tc>
-          <w:tcPr>
-            <w:tcW w:w="1433" w:type="dxa"/>
-            <w:tcBorders/>
-            <w:vAlign w:val="center"/>
-          </w:tcPr>
-          <w:p>
-            <w:pPr>
-              <w:pStyle w:val="Style20"/>
-              <w:bidi w:val="0"/>
-              <w:spacing w:before="0" w:after="283"/>
-              <w:jc w:val="left"/>
-              <w:rPr/>
-            </w:pPr>
-            <w:r>
-              <w:rPr/>
-              <w:t>1,6 с с проверкой, 17 из 19 живые</w:t>
+            <w:tcW w:w="1546" w:type="dxa"/>
+            <w:tcBorders/>
+            <w:vAlign w:val="center"/>
+          </w:tcPr>
+          <w:p>
+            <w:pPr>
+              <w:pStyle w:val="Style20"/>
+              <w:bidi w:val="0"/>
+              <w:spacing w:before="0" w:after="283"/>
+              <w:jc w:val="left"/>
+              <w:rPr/>
+            </w:pPr>
+            <w:r>
+              <w:rPr/>
+              <w:t>8,3 с — непригодно</w:t>
+            </w:r>
+          </w:p>
+        </w:tc>
+        <w:tc>
+          <w:tcPr>
+            <w:tcW w:w="796" w:type="dxa"/>
+            <w:tcBorders/>
+            <w:vAlign w:val="center"/>
+          </w:tcPr>
+          <w:p>
+            <w:pPr>
+              <w:pStyle w:val="Style20"/>
+              <w:bidi w:val="0"/>
+              <w:spacing w:before="0" w:after="283"/>
+              <w:jc w:val="left"/>
+              <w:rPr/>
+            </w:pPr>
+            <w:r>
+              <w:rPr/>
+              <w:t>17 из 19 живые, 1,6 с</w:t>
+            </w:r>
+          </w:p>
+        </w:tc>
+        <w:tc>
+          <w:tcPr>
+            <w:tcW w:w="1771" w:type="dxa"/>
+            <w:tcBorders/>
+            <w:vAlign w:val="center"/>
+          </w:tcPr>
+          <w:p>
+            <w:pPr>
+              <w:pStyle w:val="Style20"/>
+              <w:bidi w:val="0"/>
+              <w:spacing w:before="0" w:after="283"/>
+              <w:jc w:val="left"/>
+              <w:rPr/>
+            </w:pPr>
+            <w:r>
+              <w:rPr/>
+              <w:t>16 из 19 живые, 0,5 с</w:t>
             </w:r>
           </w:p>
         </w:tc>
@@ -7654,6 +8007,19 @@
       </w:pPr>
       <w:r>
         <w:rPr/>
+        <w:t>Реплики Gemma ближе к тексту сценария (6 из 19 — дословно), у Qwen — живее, но Qwen однажды добавил от себя «огонь перекинулся на второй этаж», которого в сценарии нет. Отбраковки у обеих — на вопросах не по делу: проверка реплики требует «сути ответа» там, где ответа по сценарию нет (известный недочёт проверки).</w:t>
+      </w:r>
+    </w:p>
+    <w:p>
+      <w:pPr>
+        <w:pStyle w:val="Style27"/>
+        <w:bidi w:val="0"/>
+        <w:spacing w:before="0" w:after="283"/>
+        <w:jc w:val="left"/>
+        <w:rPr/>
+      </w:pPr>
+      <w:r>
+        <w:rPr/>
         <w:t>На GPU реплики начальника и заявителя укладываются в секунды, поэтому там включается модель в разговоре (</w:t>
       </w:r>
       <w:r>
@@ -7734,7 +8100,7 @@
     </w:p>
     <w:tbl>
       <w:tblPr>
-        <w:tblW w:w="5554" w:type="dxa"/>
+        <w:tblW w:w="6124" w:type="dxa"/>
         <w:jc w:val="left"/>
         <w:tblInd w:w="0" w:type="dxa"/>
         <w:tblLayout w:type="fixed"/>
@@ -7746,9 +8112,9 @@
         </w:tblCellMar>
       </w:tblPr>
       <w:tblGrid>
-        <w:gridCol w:w="1980"/>
-        <w:gridCol w:w="1425"/>
-        <w:gridCol w:w="2149"/>
+        <w:gridCol w:w="2039"/>
+        <w:gridCol w:w="1635"/>
+        <w:gridCol w:w="2450"/>
       </w:tblGrid>
       <w:tr>
         <w:trPr>
@@ -7756,7 +8122,7 @@
         </w:trPr>
         <w:tc>
           <w:tcPr>
-            <w:tcW w:w="1980" w:type="dxa"/>
+            <w:tcW w:w="2039" w:type="dxa"/>
             <w:tcBorders/>
             <w:vAlign w:val="center"/>
           </w:tcPr>
@@ -7778,7 +8144,7 @@
         </w:tc>
         <w:tc>
           <w:tcPr>
-            <w:tcW w:w="1425" w:type="dxa"/>
+            <w:tcW w:w="1635" w:type="dxa"/>
             <w:tcBorders/>
             <w:vAlign w:val="center"/>
           </w:tcPr>
@@ -7800,7 +8166,7 @@
         </w:tc>
         <w:tc>
           <w:tcPr>
-            <w:tcW w:w="2149" w:type="dxa"/>
+            <w:tcW w:w="2450" w:type="dxa"/>
             <w:tcBorders/>
             <w:vAlign w:val="center"/>
           </w:tcPr>
@@ -7825,7 +8191,7 @@
         <w:trPr/>
         <w:tc>
           <w:tcPr>
-            <w:tcW w:w="1980" w:type="dxa"/>
+            <w:tcW w:w="2039" w:type="dxa"/>
             <w:tcBorders/>
             <w:vAlign w:val="center"/>
           </w:tcPr>
@@ -7845,7 +8211,7 @@
         </w:tc>
         <w:tc>
           <w:tcPr>
-            <w:tcW w:w="1425" w:type="dxa"/>
+            <w:tcW w:w="1635" w:type="dxa"/>
             <w:tcBorders/>
             <w:vAlign w:val="center"/>
           </w:tcPr>
@@ -7865,7 +8231,7 @@
         </w:tc>
         <w:tc>
           <w:tcPr>
-            <w:tcW w:w="2149" w:type="dxa"/>
+            <w:tcW w:w="2450" w:type="dxa"/>
             <w:tcBorders/>
             <w:vAlign w:val="center"/>
           </w:tcPr>
@@ -7888,7 +8254,7 @@
         <w:trPr/>
         <w:tc>
           <w:tcPr>
-            <w:tcW w:w="1980" w:type="dxa"/>
+            <w:tcW w:w="2039" w:type="dxa"/>
             <w:tcBorders/>
             <w:vAlign w:val="center"/>
           </w:tcPr>
@@ -7908,7 +8274,7 @@
         </w:tc>
         <w:tc>
           <w:tcPr>
-            <w:tcW w:w="1425" w:type="dxa"/>
+            <w:tcW w:w="1635" w:type="dxa"/>
             <w:tcBorders/>
             <w:vAlign w:val="center"/>
           </w:tcPr>
@@ -7928,7 +8294,7 @@
         </w:tc>
         <w:tc>
           <w:tcPr>
-            <w:tcW w:w="2149" w:type="dxa"/>
+            <w:tcW w:w="2450" w:type="dxa"/>
             <w:tcBorders/>
             <w:vAlign w:val="center"/>
           </w:tcPr>
@@ -7951,7 +8317,7 @@
         <w:trPr/>
         <w:tc>
           <w:tcPr>
-            <w:tcW w:w="1980" w:type="dxa"/>
+            <w:tcW w:w="2039" w:type="dxa"/>
             <w:tcBorders/>
             <w:vAlign w:val="center"/>
           </w:tcPr>
@@ -7971,7 +8337,7 @@
         </w:tc>
         <w:tc>
           <w:tcPr>
-            <w:tcW w:w="1425" w:type="dxa"/>
+            <w:tcW w:w="1635" w:type="dxa"/>
             <w:tcBorders/>
             <w:vAlign w:val="center"/>
           </w:tcPr>
@@ -7991,7 +8357,7 @@
         </w:tc>
         <w:tc>
           <w:tcPr>
-            <w:tcW w:w="2149" w:type="dxa"/>
+            <w:tcW w:w="2450" w:type="dxa"/>
             <w:tcBorders/>
             <w:vAlign w:val="center"/>
           </w:tcPr>
@@ -8024,7 +8390,7 @@
         <w:trPr/>
         <w:tc>
           <w:tcPr>
-            <w:tcW w:w="1980" w:type="dxa"/>
+            <w:tcW w:w="2039" w:type="dxa"/>
             <w:tcBorders/>
             <w:vAlign w:val="center"/>
           </w:tcPr>
@@ -8044,7 +8410,7 @@
         </w:tc>
         <w:tc>
           <w:tcPr>
-            <w:tcW w:w="1425" w:type="dxa"/>
+            <w:tcW w:w="1635" w:type="dxa"/>
             <w:tcBorders/>
             <w:vAlign w:val="center"/>
           </w:tcPr>
@@ -8064,7 +8430,7 @@
         </w:tc>
         <w:tc>
           <w:tcPr>
-            <w:tcW w:w="2149" w:type="dxa"/>
+            <w:tcW w:w="2450" w:type="dxa"/>
             <w:tcBorders/>
             <w:vAlign w:val="center"/>
           </w:tcPr>
@@ -8087,7 +8453,7 @@
         <w:trPr/>
         <w:tc>
           <w:tcPr>
-            <w:tcW w:w="1980" w:type="dxa"/>
+            <w:tcW w:w="2039" w:type="dxa"/>
             <w:tcBorders/>
             <w:vAlign w:val="center"/>
           </w:tcPr>
@@ -8107,7 +8473,7 @@
         </w:tc>
         <w:tc>
           <w:tcPr>
-            <w:tcW w:w="1425" w:type="dxa"/>
+            <w:tcW w:w="1635" w:type="dxa"/>
             <w:tcBorders/>
             <w:vAlign w:val="center"/>
           </w:tcPr>
@@ -8127,7 +8493,7 @@
         </w:tc>
         <w:tc>
           <w:tcPr>
-            <w:tcW w:w="2149" w:type="dxa"/>
+            <w:tcW w:w="2450" w:type="dxa"/>
             <w:tcBorders/>
             <w:vAlign w:val="center"/>
           </w:tcPr>
@@ -8150,7 +8516,7 @@
         <w:trPr/>
         <w:tc>
           <w:tcPr>
-            <w:tcW w:w="1980" w:type="dxa"/>
+            <w:tcW w:w="2039" w:type="dxa"/>
             <w:tcBorders/>
             <w:vAlign w:val="center"/>
           </w:tcPr>
@@ -8170,7 +8536,7 @@
         </w:tc>
         <w:tc>
           <w:tcPr>
-            <w:tcW w:w="1425" w:type="dxa"/>
+            <w:tcW w:w="1635" w:type="dxa"/>
             <w:tcBorders/>
             <w:vAlign w:val="center"/>
           </w:tcPr>
@@ -8190,7 +8556,7 @@
         </w:tc>
         <w:tc>
           <w:tcPr>
-            <w:tcW w:w="2149" w:type="dxa"/>
+            <w:tcW w:w="2450" w:type="dxa"/>
             <w:tcBorders/>
             <w:vAlign w:val="center"/>
           </w:tcPr>
@@ -8265,7 +8631,7 @@
         <w:pStyle w:val="Style27"/>
         <w:numPr>
           <w:ilvl w:val="0"/>
-          <w:numId w:val="10"/>
+          <w:numId w:val="11"/>
         </w:numPr>
         <w:tabs>
           <w:tab w:val="clear" w:pos="1134"/>
@@ -8293,7 +8659,7 @@
         <w:pStyle w:val="Style27"/>
         <w:numPr>
           <w:ilvl w:val="0"/>
-          <w:numId w:val="10"/>
+          <w:numId w:val="11"/>
         </w:numPr>
         <w:tabs>
           <w:tab w:val="clear" w:pos="1134"/>
@@ -8331,7 +8697,7 @@
         <w:pStyle w:val="Style27"/>
         <w:numPr>
           <w:ilvl w:val="0"/>
-          <w:numId w:val="10"/>
+          <w:numId w:val="11"/>
         </w:numPr>
         <w:tabs>
           <w:tab w:val="clear" w:pos="1134"/>
@@ -8359,7 +8725,7 @@
         <w:pStyle w:val="Style27"/>
         <w:numPr>
           <w:ilvl w:val="0"/>
-          <w:numId w:val="10"/>
+          <w:numId w:val="11"/>
         </w:numPr>
         <w:tabs>
           <w:tab w:val="clear" w:pos="1134"/>
@@ -8387,7 +8753,7 @@
         <w:pStyle w:val="Style27"/>
         <w:numPr>
           <w:ilvl w:val="0"/>
-          <w:numId w:val="10"/>
+          <w:numId w:val="11"/>
         </w:numPr>
         <w:tabs>
           <w:tab w:val="clear" w:pos="1134"/>
@@ -8415,7 +8781,7 @@
         <w:pStyle w:val="Style27"/>
         <w:numPr>
           <w:ilvl w:val="0"/>
-          <w:numId w:val="10"/>
+          <w:numId w:val="11"/>
         </w:numPr>
         <w:tabs>
           <w:tab w:val="clear" w:pos="1134"/>
@@ -8463,7 +8829,7 @@
         <w:pStyle w:val="Style27"/>
         <w:numPr>
           <w:ilvl w:val="0"/>
-          <w:numId w:val="10"/>
+          <w:numId w:val="11"/>
         </w:numPr>
         <w:tabs>
           <w:tab w:val="clear" w:pos="1134"/>
@@ -8491,7 +8857,7 @@
         <w:pStyle w:val="Style27"/>
         <w:numPr>
           <w:ilvl w:val="0"/>
-          <w:numId w:val="10"/>
+          <w:numId w:val="11"/>
         </w:numPr>
         <w:tabs>
           <w:tab w:val="clear" w:pos="1134"/>
@@ -8519,7 +8885,7 @@
         <w:pStyle w:val="Style27"/>
         <w:numPr>
           <w:ilvl w:val="0"/>
-          <w:numId w:val="10"/>
+          <w:numId w:val="11"/>
         </w:numPr>
         <w:tabs>
           <w:tab w:val="clear" w:pos="1134"/>
@@ -8547,7 +8913,7 @@
         <w:pStyle w:val="Style27"/>
         <w:numPr>
           <w:ilvl w:val="0"/>
-          <w:numId w:val="10"/>
+          <w:numId w:val="11"/>
         </w:numPr>
         <w:tabs>
           <w:tab w:val="clear" w:pos="1134"/>
@@ -10023,7 +10389,7 @@
     </w:p>
     <w:tbl>
       <w:tblPr>
-        <w:tblW w:w="5554" w:type="dxa"/>
+        <w:tblW w:w="6124" w:type="dxa"/>
         <w:jc w:val="left"/>
         <w:tblInd w:w="0" w:type="dxa"/>
         <w:tblLayout w:type="fixed"/>
@@ -10036,8 +10402,8 @@
       </w:tblPr>
       <w:tblGrid>
         <w:gridCol w:w="871"/>
-        <w:gridCol w:w="3412"/>
-        <w:gridCol w:w="1271"/>
+        <w:gridCol w:w="3914"/>
+        <w:gridCol w:w="1339"/>
       </w:tblGrid>
       <w:tr>
         <w:trPr>
@@ -10067,7 +10433,7 @@
         </w:tc>
         <w:tc>
           <w:tcPr>
-            <w:tcW w:w="3412" w:type="dxa"/>
+            <w:tcW w:w="3914" w:type="dxa"/>
             <w:tcBorders/>
             <w:vAlign w:val="center"/>
           </w:tcPr>
@@ -10089,7 +10455,7 @@
         </w:tc>
         <w:tc>
           <w:tcPr>
-            <w:tcW w:w="1271" w:type="dxa"/>
+            <w:tcW w:w="1339" w:type="dxa"/>
             <w:tcBorders/>
             <w:vAlign w:val="center"/>
           </w:tcPr>
@@ -10136,7 +10502,7 @@
         </w:tc>
         <w:tc>
           <w:tcPr>
-            <w:tcW w:w="3412" w:type="dxa"/>
+            <w:tcW w:w="3914" w:type="dxa"/>
             <w:tcBorders/>
             <w:vAlign w:val="center"/>
           </w:tcPr>
@@ -10176,7 +10542,7 @@
         </w:tc>
         <w:tc>
           <w:tcPr>
-            <w:tcW w:w="1271" w:type="dxa"/>
+            <w:tcW w:w="1339" w:type="dxa"/>
             <w:tcBorders/>
             <w:vAlign w:val="center"/>
           </w:tcPr>
@@ -10221,7 +10587,7 @@
         </w:tc>
         <w:tc>
           <w:tcPr>
-            <w:tcW w:w="3412" w:type="dxa"/>
+            <w:tcW w:w="3914" w:type="dxa"/>
             <w:tcBorders/>
             <w:vAlign w:val="center"/>
           </w:tcPr>
@@ -10241,7 +10607,7 @@
         </w:tc>
         <w:tc>
           <w:tcPr>
-            <w:tcW w:w="1271" w:type="dxa"/>
+            <w:tcW w:w="1339" w:type="dxa"/>
             <w:tcBorders/>
             <w:vAlign w:val="center"/>
           </w:tcPr>
@@ -10286,7 +10652,7 @@
         </w:tc>
         <w:tc>
           <w:tcPr>
-            <w:tcW w:w="3412" w:type="dxa"/>
+            <w:tcW w:w="3914" w:type="dxa"/>
             <w:tcBorders/>
             <w:vAlign w:val="center"/>
           </w:tcPr>
@@ -10306,7 +10672,7 @@
         </w:tc>
         <w:tc>
           <w:tcPr>
-            <w:tcW w:w="1271" w:type="dxa"/>
+            <w:tcW w:w="1339" w:type="dxa"/>
             <w:tcBorders/>
             <w:vAlign w:val="center"/>
           </w:tcPr>
@@ -10351,7 +10717,7 @@
         </w:tc>
         <w:tc>
           <w:tcPr>
-            <w:tcW w:w="3412" w:type="dxa"/>
+            <w:tcW w:w="3914" w:type="dxa"/>
             <w:tcBorders/>
             <w:vAlign w:val="center"/>
           </w:tcPr>
@@ -10371,7 +10737,7 @@
         </w:tc>
         <w:tc>
           <w:tcPr>
-            <w:tcW w:w="1271" w:type="dxa"/>
+            <w:tcW w:w="1339" w:type="dxa"/>
             <w:tcBorders/>
             <w:vAlign w:val="center"/>
           </w:tcPr>
@@ -10521,7 +10887,7 @@
     </w:p>
     <w:tbl>
       <w:tblPr>
-        <w:tblW w:w="5554" w:type="dxa"/>
+        <w:tblW w:w="6124" w:type="dxa"/>
         <w:jc w:val="left"/>
         <w:tblInd w:w="0" w:type="dxa"/>
         <w:tblLayout w:type="fixed"/>
@@ -10533,10 +10899,10 @@
         </w:tblCellMar>
       </w:tblPr>
       <w:tblGrid>
-        <w:gridCol w:w="1696"/>
-        <w:gridCol w:w="886"/>
-        <w:gridCol w:w="1126"/>
-        <w:gridCol w:w="1846"/>
+        <w:gridCol w:w="1811"/>
+        <w:gridCol w:w="989"/>
+        <w:gridCol w:w="1213"/>
+        <w:gridCol w:w="2111"/>
       </w:tblGrid>
       <w:tr>
         <w:trPr>
@@ -10544,7 +10910,7 @@
         </w:trPr>
         <w:tc>
           <w:tcPr>
-            <w:tcW w:w="1696" w:type="dxa"/>
+            <w:tcW w:w="1811" w:type="dxa"/>
             <w:tcBorders/>
             <w:vAlign w:val="center"/>
           </w:tcPr>
@@ -10566,7 +10932,7 @@
         </w:tc>
         <w:tc>
           <w:tcPr>
-            <w:tcW w:w="886" w:type="dxa"/>
+            <w:tcW w:w="989" w:type="dxa"/>
             <w:tcBorders/>
             <w:vAlign w:val="center"/>
           </w:tcPr>
@@ -10588,7 +10954,7 @@
         </w:tc>
         <w:tc>
           <w:tcPr>
-            <w:tcW w:w="1126" w:type="dxa"/>
+            <w:tcW w:w="1213" w:type="dxa"/>
             <w:tcBorders/>
             <w:vAlign w:val="center"/>
           </w:tcPr>
@@ -10610,7 +10976,7 @@
         </w:tc>
         <w:tc>
           <w:tcPr>
-            <w:tcW w:w="1846" w:type="dxa"/>
+            <w:tcW w:w="2111" w:type="dxa"/>
             <w:tcBorders/>
             <w:vAlign w:val="center"/>
           </w:tcPr>
@@ -10635,7 +11001,7 @@
         <w:trPr/>
         <w:tc>
           <w:tcPr>
-            <w:tcW w:w="1696" w:type="dxa"/>
+            <w:tcW w:w="1811" w:type="dxa"/>
             <w:tcBorders/>
             <w:vAlign w:val="center"/>
           </w:tcPr>
@@ -10655,7 +11021,7 @@
         </w:tc>
         <w:tc>
           <w:tcPr>
-            <w:tcW w:w="886" w:type="dxa"/>
+            <w:tcW w:w="989" w:type="dxa"/>
             <w:tcBorders/>
             <w:vAlign w:val="center"/>
           </w:tcPr>
@@ -10675,7 +11041,7 @@
         </w:tc>
         <w:tc>
           <w:tcPr>
-            <w:tcW w:w="1126" w:type="dxa"/>
+            <w:tcW w:w="1213" w:type="dxa"/>
             <w:tcBorders/>
             <w:vAlign w:val="center"/>
           </w:tcPr>
@@ -10695,7 +11061,7 @@
         </w:tc>
         <w:tc>
           <w:tcPr>
-            <w:tcW w:w="1846" w:type="dxa"/>
+            <w:tcW w:w="2111" w:type="dxa"/>
             <w:tcBorders/>
             <w:vAlign w:val="center"/>
           </w:tcPr>
@@ -10718,7 +11084,7 @@
         <w:trPr/>
         <w:tc>
           <w:tcPr>
-            <w:tcW w:w="1696" w:type="dxa"/>
+            <w:tcW w:w="1811" w:type="dxa"/>
             <w:tcBorders/>
             <w:vAlign w:val="center"/>
           </w:tcPr>
@@ -10738,7 +11104,7 @@
         </w:tc>
         <w:tc>
           <w:tcPr>
-            <w:tcW w:w="886" w:type="dxa"/>
+            <w:tcW w:w="989" w:type="dxa"/>
             <w:tcBorders/>
             <w:vAlign w:val="center"/>
           </w:tcPr>
@@ -10758,7 +11124,7 @@
         </w:tc>
         <w:tc>
           <w:tcPr>
-            <w:tcW w:w="1126" w:type="dxa"/>
+            <w:tcW w:w="1213" w:type="dxa"/>
             <w:tcBorders/>
             <w:vAlign w:val="center"/>
           </w:tcPr>
@@ -10778,7 +11144,7 @@
         </w:tc>
         <w:tc>
           <w:tcPr>
-            <w:tcW w:w="1846" w:type="dxa"/>
+            <w:tcW w:w="2111" w:type="dxa"/>
             <w:tcBorders/>
             <w:vAlign w:val="center"/>
           </w:tcPr>
@@ -10801,7 +11167,7 @@
         <w:trPr/>
         <w:tc>
           <w:tcPr>
-            <w:tcW w:w="1696" w:type="dxa"/>
+            <w:tcW w:w="1811" w:type="dxa"/>
             <w:tcBorders/>
             <w:vAlign w:val="center"/>
           </w:tcPr>
@@ -10821,7 +11187,7 @@
         </w:tc>
         <w:tc>
           <w:tcPr>
-            <w:tcW w:w="886" w:type="dxa"/>
+            <w:tcW w:w="989" w:type="dxa"/>
             <w:tcBorders/>
             <w:vAlign w:val="center"/>
           </w:tcPr>
@@ -10841,7 +11207,7 @@
         </w:tc>
         <w:tc>
           <w:tcPr>
-            <w:tcW w:w="1126" w:type="dxa"/>
+            <w:tcW w:w="1213" w:type="dxa"/>
             <w:tcBorders/>
             <w:vAlign w:val="center"/>
           </w:tcPr>
@@ -10861,7 +11227,7 @@
         </w:tc>
         <w:tc>
           <w:tcPr>
-            <w:tcW w:w="1846" w:type="dxa"/>
+            <w:tcW w:w="2111" w:type="dxa"/>
             <w:tcBorders/>
             <w:vAlign w:val="center"/>
           </w:tcPr>
@@ -10884,7 +11250,7 @@
         <w:trPr/>
         <w:tc>
           <w:tcPr>
-            <w:tcW w:w="1696" w:type="dxa"/>
+            <w:tcW w:w="1811" w:type="dxa"/>
             <w:tcBorders/>
             <w:vAlign w:val="center"/>
           </w:tcPr>
@@ -10904,7 +11270,7 @@
         </w:tc>
         <w:tc>
           <w:tcPr>
-            <w:tcW w:w="886" w:type="dxa"/>
+            <w:tcW w:w="989" w:type="dxa"/>
             <w:tcBorders/>
             <w:vAlign w:val="center"/>
           </w:tcPr>
@@ -10924,7 +11290,7 @@
         </w:tc>
         <w:tc>
           <w:tcPr>
-            <w:tcW w:w="1126" w:type="dxa"/>
+            <w:tcW w:w="1213" w:type="dxa"/>
             <w:tcBorders/>
             <w:vAlign w:val="center"/>
           </w:tcPr>
@@ -10944,7 +11310,7 @@
         </w:tc>
         <w:tc>
           <w:tcPr>
-            <w:tcW w:w="1846" w:type="dxa"/>
+            <w:tcW w:w="2111" w:type="dxa"/>
             <w:tcBorders/>
             <w:vAlign w:val="center"/>
           </w:tcPr>
@@ -10967,7 +11333,7 @@
         <w:trPr/>
         <w:tc>
           <w:tcPr>
-            <w:tcW w:w="1696" w:type="dxa"/>
+            <w:tcW w:w="1811" w:type="dxa"/>
             <w:tcBorders/>
             <w:vAlign w:val="center"/>
           </w:tcPr>
@@ -10987,7 +11353,7 @@
         </w:tc>
         <w:tc>
           <w:tcPr>
-            <w:tcW w:w="886" w:type="dxa"/>
+            <w:tcW w:w="989" w:type="dxa"/>
             <w:tcBorders/>
             <w:vAlign w:val="center"/>
           </w:tcPr>
@@ -11007,7 +11373,7 @@
         </w:tc>
         <w:tc>
           <w:tcPr>
-            <w:tcW w:w="1126" w:type="dxa"/>
+            <w:tcW w:w="1213" w:type="dxa"/>
             <w:tcBorders/>
             <w:vAlign w:val="center"/>
           </w:tcPr>
@@ -11027,7 +11393,7 @@
         </w:tc>
         <w:tc>
           <w:tcPr>
-            <w:tcW w:w="1846" w:type="dxa"/>
+            <w:tcW w:w="2111" w:type="dxa"/>
             <w:tcBorders/>
             <w:vAlign w:val="center"/>
           </w:tcPr>
@@ -11050,7 +11416,7 @@
         <w:trPr/>
         <w:tc>
           <w:tcPr>
-            <w:tcW w:w="1696" w:type="dxa"/>
+            <w:tcW w:w="1811" w:type="dxa"/>
             <w:tcBorders/>
             <w:vAlign w:val="center"/>
           </w:tcPr>
@@ -11070,7 +11436,7 @@
         </w:tc>
         <w:tc>
           <w:tcPr>
-            <w:tcW w:w="886" w:type="dxa"/>
+            <w:tcW w:w="989" w:type="dxa"/>
             <w:tcBorders/>
             <w:vAlign w:val="center"/>
           </w:tcPr>
@@ -11090,7 +11456,7 @@
         </w:tc>
         <w:tc>
           <w:tcPr>
-            <w:tcW w:w="1126" w:type="dxa"/>
+            <w:tcW w:w="1213" w:type="dxa"/>
             <w:tcBorders/>
             <w:vAlign w:val="center"/>
           </w:tcPr>
@@ -11110,7 +11476,7 @@
         </w:tc>
         <w:tc>
           <w:tcPr>
-            <w:tcW w:w="1846" w:type="dxa"/>
+            <w:tcW w:w="2111" w:type="dxa"/>
             <w:tcBorders/>
             <w:vAlign w:val="center"/>
           </w:tcPr>
@@ -11133,7 +11499,7 @@
         <w:trPr/>
         <w:tc>
           <w:tcPr>
-            <w:tcW w:w="1696" w:type="dxa"/>
+            <w:tcW w:w="1811" w:type="dxa"/>
             <w:tcBorders/>
             <w:vAlign w:val="center"/>
           </w:tcPr>
@@ -11153,7 +11519,7 @@
         </w:tc>
         <w:tc>
           <w:tcPr>
-            <w:tcW w:w="886" w:type="dxa"/>
+            <w:tcW w:w="989" w:type="dxa"/>
             <w:tcBorders/>
             <w:vAlign w:val="center"/>
           </w:tcPr>
@@ -11173,7 +11539,7 @@
         </w:tc>
         <w:tc>
           <w:tcPr>
-            <w:tcW w:w="1126" w:type="dxa"/>
+            <w:tcW w:w="1213" w:type="dxa"/>
             <w:tcBorders/>
             <w:vAlign w:val="center"/>
           </w:tcPr>
@@ -11193,7 +11559,7 @@
         </w:tc>
         <w:tc>
           <w:tcPr>
-            <w:tcW w:w="1846" w:type="dxa"/>
+            <w:tcW w:w="2111" w:type="dxa"/>
             <w:tcBorders/>
             <w:vAlign w:val="center"/>
           </w:tcPr>
@@ -11216,7 +11582,7 @@
         <w:trPr/>
         <w:tc>
           <w:tcPr>
-            <w:tcW w:w="1696" w:type="dxa"/>
+            <w:tcW w:w="1811" w:type="dxa"/>
             <w:tcBorders/>
             <w:vAlign w:val="center"/>
           </w:tcPr>
@@ -11236,7 +11602,7 @@
         </w:tc>
         <w:tc>
           <w:tcPr>
-            <w:tcW w:w="886" w:type="dxa"/>
+            <w:tcW w:w="989" w:type="dxa"/>
             <w:tcBorders/>
             <w:vAlign w:val="center"/>
           </w:tcPr>
@@ -11256,7 +11622,7 @@
         </w:tc>
         <w:tc>
           <w:tcPr>
-            <w:tcW w:w="1126" w:type="dxa"/>
+            <w:tcW w:w="1213" w:type="dxa"/>
             <w:tcBorders/>
             <w:vAlign w:val="center"/>
           </w:tcPr>
@@ -11276,7 +11642,7 @@
         </w:tc>
         <w:tc>
           <w:tcPr>
-            <w:tcW w:w="1846" w:type="dxa"/>
+            <w:tcW w:w="2111" w:type="dxa"/>
             <w:tcBorders/>
             <w:vAlign w:val="center"/>
           </w:tcPr>
@@ -11299,7 +11665,7 @@
         <w:trPr/>
         <w:tc>
           <w:tcPr>
-            <w:tcW w:w="1696" w:type="dxa"/>
+            <w:tcW w:w="1811" w:type="dxa"/>
             <w:tcBorders/>
             <w:vAlign w:val="center"/>
           </w:tcPr>
@@ -11319,7 +11685,7 @@
         </w:tc>
         <w:tc>
           <w:tcPr>
-            <w:tcW w:w="886" w:type="dxa"/>
+            <w:tcW w:w="989" w:type="dxa"/>
             <w:tcBorders/>
             <w:vAlign w:val="center"/>
           </w:tcPr>
@@ -11339,7 +11705,7 @@
         </w:tc>
         <w:tc>
           <w:tcPr>
-            <w:tcW w:w="1126" w:type="dxa"/>
+            <w:tcW w:w="1213" w:type="dxa"/>
             <w:tcBorders/>
             <w:vAlign w:val="center"/>
           </w:tcPr>
@@ -11359,7 +11725,7 @@
         </w:tc>
         <w:tc>
           <w:tcPr>
-            <w:tcW w:w="1846" w:type="dxa"/>
+            <w:tcW w:w="2111" w:type="dxa"/>
             <w:tcBorders/>
             <w:vAlign w:val="center"/>
           </w:tcPr>
@@ -11382,7 +11748,7 @@
         <w:trPr/>
         <w:tc>
           <w:tcPr>
-            <w:tcW w:w="1696" w:type="dxa"/>
+            <w:tcW w:w="1811" w:type="dxa"/>
             <w:tcBorders/>
             <w:vAlign w:val="center"/>
           </w:tcPr>
@@ -11402,7 +11768,7 @@
         </w:tc>
         <w:tc>
           <w:tcPr>
-            <w:tcW w:w="886" w:type="dxa"/>
+            <w:tcW w:w="989" w:type="dxa"/>
             <w:tcBorders/>
             <w:vAlign w:val="center"/>
           </w:tcPr>
@@ -11422,7 +11788,7 @@
         </w:tc>
         <w:tc>
           <w:tcPr>
-            <w:tcW w:w="1126" w:type="dxa"/>
+            <w:tcW w:w="1213" w:type="dxa"/>
             <w:tcBorders/>
             <w:vAlign w:val="center"/>
           </w:tcPr>
@@ -11442,7 +11808,7 @@
         </w:tc>
         <w:tc>
           <w:tcPr>
-            <w:tcW w:w="1846" w:type="dxa"/>
+            <w:tcW w:w="2111" w:type="dxa"/>
             <w:tcBorders/>
             <w:vAlign w:val="center"/>
           </w:tcPr>
@@ -11465,7 +11831,7 @@
         <w:trPr/>
         <w:tc>
           <w:tcPr>
-            <w:tcW w:w="1696" w:type="dxa"/>
+            <w:tcW w:w="1811" w:type="dxa"/>
             <w:tcBorders/>
             <w:vAlign w:val="center"/>
           </w:tcPr>
@@ -11485,7 +11851,7 @@
         </w:tc>
         <w:tc>
           <w:tcPr>
-            <w:tcW w:w="886" w:type="dxa"/>
+            <w:tcW w:w="989" w:type="dxa"/>
             <w:tcBorders/>
             <w:vAlign w:val="center"/>
           </w:tcPr>
@@ -11505,7 +11871,7 @@
         </w:tc>
         <w:tc>
           <w:tcPr>
-            <w:tcW w:w="1126" w:type="dxa"/>
+            <w:tcW w:w="1213" w:type="dxa"/>
             <w:tcBorders/>
             <w:vAlign w:val="center"/>
           </w:tcPr>
@@ -11525,7 +11891,7 @@
         </w:tc>
         <w:tc>
           <w:tcPr>
-            <w:tcW w:w="1846" w:type="dxa"/>
+            <w:tcW w:w="2111" w:type="dxa"/>
             <w:tcBorders/>
             <w:vAlign w:val="center"/>
           </w:tcPr>
@@ -11548,7 +11914,7 @@
         <w:trPr/>
         <w:tc>
           <w:tcPr>
-            <w:tcW w:w="1696" w:type="dxa"/>
+            <w:tcW w:w="1811" w:type="dxa"/>
             <w:tcBorders/>
             <w:vAlign w:val="center"/>
           </w:tcPr>
@@ -11568,7 +11934,7 @@
         </w:tc>
         <w:tc>
           <w:tcPr>
-            <w:tcW w:w="886" w:type="dxa"/>
+            <w:tcW w:w="989" w:type="dxa"/>
             <w:tcBorders/>
             <w:vAlign w:val="center"/>
           </w:tcPr>
@@ -11588,7 +11954,7 @@
         </w:tc>
         <w:tc>
           <w:tcPr>
-            <w:tcW w:w="1126" w:type="dxa"/>
+            <w:tcW w:w="1213" w:type="dxa"/>
             <w:tcBorders/>
             <w:vAlign w:val="center"/>
           </w:tcPr>
@@ -11608,7 +11974,7 @@
         </w:tc>
         <w:tc>
           <w:tcPr>
-            <w:tcW w:w="1846" w:type="dxa"/>
+            <w:tcW w:w="2111" w:type="dxa"/>
             <w:tcBorders/>
             <w:vAlign w:val="center"/>
           </w:tcPr>
@@ -11631,7 +11997,7 @@
         <w:trPr/>
         <w:tc>
           <w:tcPr>
-            <w:tcW w:w="1696" w:type="dxa"/>
+            <w:tcW w:w="1811" w:type="dxa"/>
             <w:tcBorders/>
             <w:vAlign w:val="center"/>
           </w:tcPr>
@@ -11651,7 +12017,7 @@
         </w:tc>
         <w:tc>
           <w:tcPr>
-            <w:tcW w:w="886" w:type="dxa"/>
+            <w:tcW w:w="989" w:type="dxa"/>
             <w:tcBorders/>
             <w:vAlign w:val="center"/>
           </w:tcPr>
@@ -11671,7 +12037,7 @@
         </w:tc>
         <w:tc>
           <w:tcPr>
-            <w:tcW w:w="1126" w:type="dxa"/>
+            <w:tcW w:w="1213" w:type="dxa"/>
             <w:tcBorders/>
             <w:vAlign w:val="center"/>
           </w:tcPr>
@@ -11691,7 +12057,7 @@
         </w:tc>
         <w:tc>
           <w:tcPr>
-            <w:tcW w:w="1846" w:type="dxa"/>
+            <w:tcW w:w="2111" w:type="dxa"/>
             <w:tcBorders/>
             <w:vAlign w:val="center"/>
           </w:tcPr>
@@ -11714,7 +12080,7 @@
         <w:trPr/>
         <w:tc>
           <w:tcPr>
-            <w:tcW w:w="1696" w:type="dxa"/>
+            <w:tcW w:w="1811" w:type="dxa"/>
             <w:tcBorders/>
             <w:vAlign w:val="center"/>
           </w:tcPr>
@@ -11734,7 +12100,7 @@
         </w:tc>
         <w:tc>
           <w:tcPr>
-            <w:tcW w:w="886" w:type="dxa"/>
+            <w:tcW w:w="989" w:type="dxa"/>
             <w:tcBorders/>
             <w:vAlign w:val="center"/>
           </w:tcPr>
@@ -11754,7 +12120,7 @@
         </w:tc>
         <w:tc>
           <w:tcPr>
-            <w:tcW w:w="1126" w:type="dxa"/>
+            <w:tcW w:w="1213" w:type="dxa"/>
             <w:tcBorders/>
             <w:vAlign w:val="center"/>
           </w:tcPr>
@@ -11774,7 +12140,7 @@
         </w:tc>
         <w:tc>
           <w:tcPr>
-            <w:tcW w:w="1846" w:type="dxa"/>
+            <w:tcW w:w="2111" w:type="dxa"/>
             <w:tcBorders/>
             <w:vAlign w:val="center"/>
           </w:tcPr>
@@ -11797,7 +12163,7 @@
         <w:trPr/>
         <w:tc>
           <w:tcPr>
-            <w:tcW w:w="1696" w:type="dxa"/>
+            <w:tcW w:w="1811" w:type="dxa"/>
             <w:tcBorders/>
             <w:vAlign w:val="center"/>
           </w:tcPr>
@@ -11817,7 +12183,7 @@
         </w:tc>
         <w:tc>
           <w:tcPr>
-            <w:tcW w:w="886" w:type="dxa"/>
+            <w:tcW w:w="989" w:type="dxa"/>
             <w:tcBorders/>
             <w:vAlign w:val="center"/>
           </w:tcPr>
@@ -11837,7 +12203,7 @@
         </w:tc>
         <w:tc>
           <w:tcPr>
-            <w:tcW w:w="1126" w:type="dxa"/>
+            <w:tcW w:w="1213" w:type="dxa"/>
             <w:tcBorders/>
             <w:vAlign w:val="center"/>
           </w:tcPr>
@@ -11857,7 +12223,7 @@
         </w:tc>
         <w:tc>
           <w:tcPr>
-            <w:tcW w:w="1846" w:type="dxa"/>
+            <w:tcW w:w="2111" w:type="dxa"/>
             <w:tcBorders/>
             <w:vAlign w:val="center"/>
           </w:tcPr>
@@ -11880,7 +12246,7 @@
         <w:trPr/>
         <w:tc>
           <w:tcPr>
-            <w:tcW w:w="1696" w:type="dxa"/>
+            <w:tcW w:w="1811" w:type="dxa"/>
             <w:tcBorders/>
             <w:vAlign w:val="center"/>
           </w:tcPr>
@@ -11900,7 +12266,7 @@
         </w:tc>
         <w:tc>
           <w:tcPr>
-            <w:tcW w:w="886" w:type="dxa"/>
+            <w:tcW w:w="989" w:type="dxa"/>
             <w:tcBorders/>
             <w:vAlign w:val="center"/>
           </w:tcPr>
@@ -11920,7 +12286,7 @@
         </w:tc>
         <w:tc>
           <w:tcPr>
-            <w:tcW w:w="1126" w:type="dxa"/>
+            <w:tcW w:w="1213" w:type="dxa"/>
             <w:tcBorders/>
             <w:vAlign w:val="center"/>
           </w:tcPr>
@@ -11940,7 +12306,7 @@
         </w:tc>
         <w:tc>
           <w:tcPr>
-            <w:tcW w:w="1846" w:type="dxa"/>
+            <w:tcW w:w="2111" w:type="dxa"/>
             <w:tcBorders/>
             <w:vAlign w:val="center"/>
           </w:tcPr>
@@ -11963,7 +12329,7 @@
         <w:trPr/>
         <w:tc>
           <w:tcPr>
-            <w:tcW w:w="1696" w:type="dxa"/>
+            <w:tcW w:w="1811" w:type="dxa"/>
             <w:tcBorders/>
             <w:vAlign w:val="center"/>
           </w:tcPr>
@@ -11983,7 +12349,7 @@
         </w:tc>
         <w:tc>
           <w:tcPr>
-            <w:tcW w:w="886" w:type="dxa"/>
+            <w:tcW w:w="989" w:type="dxa"/>
             <w:tcBorders/>
             <w:vAlign w:val="center"/>
           </w:tcPr>
@@ -12003,7 +12369,7 @@
         </w:tc>
         <w:tc>
           <w:tcPr>
-            <w:tcW w:w="1126" w:type="dxa"/>
+            <w:tcW w:w="1213" w:type="dxa"/>
             <w:tcBorders/>
             <w:vAlign w:val="center"/>
           </w:tcPr>
@@ -12023,7 +12389,7 @@
         </w:tc>
         <w:tc>
           <w:tcPr>
-            <w:tcW w:w="1846" w:type="dxa"/>
+            <w:tcW w:w="2111" w:type="dxa"/>
             <w:tcBorders/>
             <w:vAlign w:val="center"/>
           </w:tcPr>
@@ -12046,7 +12412,7 @@
         <w:trPr/>
         <w:tc>
           <w:tcPr>
-            <w:tcW w:w="1696" w:type="dxa"/>
+            <w:tcW w:w="1811" w:type="dxa"/>
             <w:tcBorders/>
             <w:vAlign w:val="center"/>
           </w:tcPr>
@@ -12066,7 +12432,7 @@
         </w:tc>
         <w:tc>
           <w:tcPr>
-            <w:tcW w:w="886" w:type="dxa"/>
+            <w:tcW w:w="989" w:type="dxa"/>
             <w:tcBorders/>
             <w:vAlign w:val="center"/>
           </w:tcPr>
@@ -12086,7 +12452,7 @@
         </w:tc>
         <w:tc>
           <w:tcPr>
-            <w:tcW w:w="1126" w:type="dxa"/>
+            <w:tcW w:w="1213" w:type="dxa"/>
             <w:tcBorders/>
             <w:vAlign w:val="center"/>
           </w:tcPr>
@@ -12106,7 +12472,7 @@
         </w:tc>
         <w:tc>
           <w:tcPr>
-            <w:tcW w:w="1846" w:type="dxa"/>
+            <w:tcW w:w="2111" w:type="dxa"/>
             <w:tcBorders/>
             <w:vAlign w:val="center"/>
           </w:tcPr>
@@ -12129,7 +12495,7 @@
         <w:trPr/>
         <w:tc>
           <w:tcPr>
-            <w:tcW w:w="1696" w:type="dxa"/>
+            <w:tcW w:w="1811" w:type="dxa"/>
             <w:tcBorders/>
             <w:vAlign w:val="center"/>
           </w:tcPr>
@@ -12149,7 +12515,7 @@
         </w:tc>
         <w:tc>
           <w:tcPr>
-            <w:tcW w:w="886" w:type="dxa"/>
+            <w:tcW w:w="989" w:type="dxa"/>
             <w:tcBorders/>
             <w:vAlign w:val="center"/>
           </w:tcPr>
@@ -12169,7 +12535,7 @@
         </w:tc>
         <w:tc>
           <w:tcPr>
-            <w:tcW w:w="1126" w:type="dxa"/>
+            <w:tcW w:w="1213" w:type="dxa"/>
             <w:tcBorders/>
             <w:vAlign w:val="center"/>
           </w:tcPr>
@@ -12189,7 +12555,7 @@
         </w:tc>
         <w:tc>
           <w:tcPr>
-            <w:tcW w:w="1846" w:type="dxa"/>
+            <w:tcW w:w="2111" w:type="dxa"/>
             <w:tcBorders/>
             <w:vAlign w:val="center"/>
           </w:tcPr>
@@ -12252,7 +12618,7 @@
     </w:p>
     <w:tbl>
       <w:tblPr>
-        <w:tblW w:w="5554" w:type="dxa"/>
+        <w:tblW w:w="6124" w:type="dxa"/>
         <w:jc w:val="left"/>
         <w:tblInd w:w="0" w:type="dxa"/>
         <w:tblLayout w:type="fixed"/>
@@ -12264,10 +12630,10 @@
         </w:tblCellMar>
       </w:tblPr>
       <w:tblGrid>
-        <w:gridCol w:w="1792"/>
-        <w:gridCol w:w="883"/>
-        <w:gridCol w:w="1135"/>
-        <w:gridCol w:w="1744"/>
+        <w:gridCol w:w="2074"/>
+        <w:gridCol w:w="1008"/>
+        <w:gridCol w:w="1162"/>
+        <w:gridCol w:w="1880"/>
       </w:tblGrid>
       <w:tr>
         <w:trPr>
@@ -12275,7 +12641,7 @@
         </w:trPr>
         <w:tc>
           <w:tcPr>
-            <w:tcW w:w="1792" w:type="dxa"/>
+            <w:tcW w:w="2074" w:type="dxa"/>
             <w:tcBorders/>
             <w:vAlign w:val="center"/>
           </w:tcPr>
@@ -12297,7 +12663,7 @@
         </w:tc>
         <w:tc>
           <w:tcPr>
-            <w:tcW w:w="883" w:type="dxa"/>
+            <w:tcW w:w="1008" w:type="dxa"/>
             <w:tcBorders/>
             <w:vAlign w:val="center"/>
           </w:tcPr>
@@ -12319,7 +12685,7 @@
         </w:tc>
         <w:tc>
           <w:tcPr>
-            <w:tcW w:w="1135" w:type="dxa"/>
+            <w:tcW w:w="1162" w:type="dxa"/>
             <w:tcBorders/>
             <w:vAlign w:val="center"/>
           </w:tcPr>
@@ -12341,7 +12707,7 @@
         </w:tc>
         <w:tc>
           <w:tcPr>
-            <w:tcW w:w="1744" w:type="dxa"/>
+            <w:tcW w:w="1880" w:type="dxa"/>
             <w:tcBorders/>
             <w:vAlign w:val="center"/>
           </w:tcPr>
@@ -12366,7 +12732,7 @@
         <w:trPr/>
         <w:tc>
           <w:tcPr>
-            <w:tcW w:w="1792" w:type="dxa"/>
+            <w:tcW w:w="2074" w:type="dxa"/>
             <w:tcBorders/>
             <w:vAlign w:val="center"/>
           </w:tcPr>
@@ -12386,7 +12752,7 @@
         </w:tc>
         <w:tc>
           <w:tcPr>
-            <w:tcW w:w="883" w:type="dxa"/>
+            <w:tcW w:w="1008" w:type="dxa"/>
             <w:tcBorders/>
             <w:vAlign w:val="center"/>
           </w:tcPr>
@@ -12406,7 +12772,7 @@
         </w:tc>
         <w:tc>
           <w:tcPr>
-            <w:tcW w:w="1135" w:type="dxa"/>
+            <w:tcW w:w="1162" w:type="dxa"/>
             <w:tcBorders/>
             <w:vAlign w:val="center"/>
           </w:tcPr>
@@ -12426,7 +12792,7 @@
         </w:tc>
         <w:tc>
           <w:tcPr>
-            <w:tcW w:w="1744" w:type="dxa"/>
+            <w:tcW w:w="1880" w:type="dxa"/>
             <w:tcBorders/>
             <w:vAlign w:val="center"/>
           </w:tcPr>
@@ -12449,7 +12815,7 @@
         <w:trPr/>
         <w:tc>
           <w:tcPr>
-            <w:tcW w:w="1792" w:type="dxa"/>
+            <w:tcW w:w="2074" w:type="dxa"/>
             <w:tcBorders/>
             <w:vAlign w:val="center"/>
           </w:tcPr>
@@ -12469,7 +12835,7 @@
         </w:tc>
         <w:tc>
           <w:tcPr>
-            <w:tcW w:w="883" w:type="dxa"/>
+            <w:tcW w:w="1008" w:type="dxa"/>
             <w:tcBorders/>
             <w:vAlign w:val="center"/>
           </w:tcPr>
@@ -12489,7 +12855,7 @@
         </w:tc>
         <w:tc>
           <w:tcPr>
-            <w:tcW w:w="1135" w:type="dxa"/>
+            <w:tcW w:w="1162" w:type="dxa"/>
             <w:tcBorders/>
             <w:vAlign w:val="center"/>
           </w:tcPr>
@@ -12509,7 +12875,7 @@
         </w:tc>
         <w:tc>
           <w:tcPr>
-            <w:tcW w:w="1744" w:type="dxa"/>
+            <w:tcW w:w="1880" w:type="dxa"/>
             <w:tcBorders/>
             <w:vAlign w:val="center"/>
           </w:tcPr>
@@ -12532,7 +12898,7 @@
         <w:trPr/>
         <w:tc>
           <w:tcPr>
-            <w:tcW w:w="1792" w:type="dxa"/>
+            <w:tcW w:w="2074" w:type="dxa"/>
             <w:tcBorders/>
             <w:vAlign w:val="center"/>
           </w:tcPr>
@@ -12552,7 +12918,7 @@
         </w:tc>
         <w:tc>
           <w:tcPr>
-            <w:tcW w:w="883" w:type="dxa"/>
+            <w:tcW w:w="1008" w:type="dxa"/>
             <w:tcBorders/>
             <w:vAlign w:val="center"/>
           </w:tcPr>
@@ -12572,7 +12938,7 @@
         </w:tc>
         <w:tc>
           <w:tcPr>
-            <w:tcW w:w="1135" w:type="dxa"/>
+            <w:tcW w:w="1162" w:type="dxa"/>
             <w:tcBorders/>
             <w:vAlign w:val="center"/>
           </w:tcPr>
@@ -12592,7 +12958,7 @@
         </w:tc>
         <w:tc>
           <w:tcPr>
-            <w:tcW w:w="1744" w:type="dxa"/>
+            <w:tcW w:w="1880" w:type="dxa"/>
             <w:tcBorders/>
             <w:vAlign w:val="center"/>
           </w:tcPr>
@@ -12615,7 +12981,7 @@
         <w:trPr/>
         <w:tc>
           <w:tcPr>
-            <w:tcW w:w="1792" w:type="dxa"/>
+            <w:tcW w:w="2074" w:type="dxa"/>
             <w:tcBorders/>
             <w:vAlign w:val="center"/>
           </w:tcPr>
@@ -12635,7 +13001,7 @@
         </w:tc>
         <w:tc>
           <w:tcPr>
-            <w:tcW w:w="883" w:type="dxa"/>
+            <w:tcW w:w="1008" w:type="dxa"/>
             <w:tcBorders/>
             <w:vAlign w:val="center"/>
           </w:tcPr>
@@ -12655,7 +13021,7 @@
         </w:tc>
         <w:tc>
           <w:tcPr>
-            <w:tcW w:w="1135" w:type="dxa"/>
+            <w:tcW w:w="1162" w:type="dxa"/>
             <w:tcBorders/>
             <w:vAlign w:val="center"/>
           </w:tcPr>
@@ -12675,7 +13041,7 @@
         </w:tc>
         <w:tc>
           <w:tcPr>
-            <w:tcW w:w="1744" w:type="dxa"/>
+            <w:tcW w:w="1880" w:type="dxa"/>
             <w:tcBorders/>
             <w:vAlign w:val="center"/>
           </w:tcPr>
@@ -12698,7 +13064,7 @@
         <w:trPr/>
         <w:tc>
           <w:tcPr>
-            <w:tcW w:w="1792" w:type="dxa"/>
+            <w:tcW w:w="2074" w:type="dxa"/>
             <w:tcBorders/>
             <w:vAlign w:val="center"/>
           </w:tcPr>
@@ -12718,7 +13084,7 @@
         </w:tc>
         <w:tc>
           <w:tcPr>
-            <w:tcW w:w="883" w:type="dxa"/>
+            <w:tcW w:w="1008" w:type="dxa"/>
             <w:tcBorders/>
             <w:vAlign w:val="center"/>
           </w:tcPr>
@@ -12738,7 +13104,7 @@
         </w:tc>
         <w:tc>
           <w:tcPr>
-            <w:tcW w:w="1135" w:type="dxa"/>
+            <w:tcW w:w="1162" w:type="dxa"/>
             <w:tcBorders/>
             <w:vAlign w:val="center"/>
           </w:tcPr>
@@ -12758,7 +13124,7 @@
         </w:tc>
         <w:tc>
           <w:tcPr>
-            <w:tcW w:w="1744" w:type="dxa"/>
+            <w:tcW w:w="1880" w:type="dxa"/>
             <w:tcBorders/>
             <w:vAlign w:val="center"/>
           </w:tcPr>
@@ -12781,7 +13147,7 @@
         <w:trPr/>
         <w:tc>
           <w:tcPr>
-            <w:tcW w:w="1792" w:type="dxa"/>
+            <w:tcW w:w="2074" w:type="dxa"/>
             <w:tcBorders/>
             <w:vAlign w:val="center"/>
           </w:tcPr>
@@ -12801,7 +13167,7 @@
         </w:tc>
         <w:tc>
           <w:tcPr>
-            <w:tcW w:w="883" w:type="dxa"/>
+            <w:tcW w:w="1008" w:type="dxa"/>
             <w:tcBorders/>
             <w:vAlign w:val="center"/>
           </w:tcPr>
@@ -12821,7 +13187,7 @@
         </w:tc>
         <w:tc>
           <w:tcPr>
-            <w:tcW w:w="1135" w:type="dxa"/>
+            <w:tcW w:w="1162" w:type="dxa"/>
             <w:tcBorders/>
             <w:vAlign w:val="center"/>
           </w:tcPr>
@@ -12841,7 +13207,7 @@
         </w:tc>
         <w:tc>
           <w:tcPr>
-            <w:tcW w:w="1744" w:type="dxa"/>
+            <w:tcW w:w="1880" w:type="dxa"/>
             <w:tcBorders/>
             <w:vAlign w:val="center"/>
           </w:tcPr>
@@ -12864,7 +13230,7 @@
         <w:trPr/>
         <w:tc>
           <w:tcPr>
-            <w:tcW w:w="1792" w:type="dxa"/>
+            <w:tcW w:w="2074" w:type="dxa"/>
             <w:tcBorders/>
             <w:vAlign w:val="center"/>
           </w:tcPr>
@@ -12884,7 +13250,7 @@
         </w:tc>
         <w:tc>
           <w:tcPr>
-            <w:tcW w:w="883" w:type="dxa"/>
+            <w:tcW w:w="1008" w:type="dxa"/>
             <w:tcBorders/>
             <w:vAlign w:val="center"/>
           </w:tcPr>
@@ -12904,7 +13270,7 @@
         </w:tc>
         <w:tc>
           <w:tcPr>
-            <w:tcW w:w="1135" w:type="dxa"/>
+            <w:tcW w:w="1162" w:type="dxa"/>
             <w:tcBorders/>
             <w:vAlign w:val="center"/>
           </w:tcPr>
@@ -12924,7 +13290,7 @@
         </w:tc>
         <w:tc>
           <w:tcPr>
-            <w:tcW w:w="1744" w:type="dxa"/>
+            <w:tcW w:w="1880" w:type="dxa"/>
             <w:tcBorders/>
             <w:vAlign w:val="center"/>
           </w:tcPr>
@@ -12947,7 +13313,7 @@
         <w:trPr/>
         <w:tc>
           <w:tcPr>
-            <w:tcW w:w="1792" w:type="dxa"/>
+            <w:tcW w:w="2074" w:type="dxa"/>
             <w:tcBorders/>
             <w:vAlign w:val="center"/>
           </w:tcPr>
@@ -12967,7 +13333,7 @@
         </w:tc>
         <w:tc>
           <w:tcPr>
-            <w:tcW w:w="883" w:type="dxa"/>
+            <w:tcW w:w="1008" w:type="dxa"/>
             <w:tcBorders/>
             <w:vAlign w:val="center"/>
           </w:tcPr>
@@ -12987,7 +13353,7 @@
         </w:tc>
         <w:tc>
           <w:tcPr>
-            <w:tcW w:w="1135" w:type="dxa"/>
+            <w:tcW w:w="1162" w:type="dxa"/>
             <w:tcBorders/>
             <w:vAlign w:val="center"/>
           </w:tcPr>
@@ -13007,7 +13373,7 @@
         </w:tc>
         <w:tc>
           <w:tcPr>
-            <w:tcW w:w="1744" w:type="dxa"/>
+            <w:tcW w:w="1880" w:type="dxa"/>
             <w:tcBorders/>
             <w:vAlign w:val="center"/>
           </w:tcPr>
@@ -13112,7 +13478,7 @@
     </w:p>
     <w:tbl>
       <w:tblPr>
-        <w:tblW w:w="5554" w:type="dxa"/>
+        <w:tblW w:w="6124" w:type="dxa"/>
         <w:jc w:val="left"/>
         <w:tblInd w:w="0" w:type="dxa"/>
         <w:tblLayout w:type="fixed"/>
@@ -13124,8 +13490,8 @@
         </w:tblCellMar>
       </w:tblPr>
       <w:tblGrid>
-        <w:gridCol w:w="2906"/>
-        <w:gridCol w:w="2648"/>
+        <w:gridCol w:w="3181"/>
+        <w:gridCol w:w="2943"/>
       </w:tblGrid>
       <w:tr>
         <w:trPr>
@@ -13133,7 +13499,7 @@
         </w:trPr>
         <w:tc>
           <w:tcPr>
-            <w:tcW w:w="2906" w:type="dxa"/>
+            <w:tcW w:w="3181" w:type="dxa"/>
             <w:tcBorders/>
             <w:vAlign w:val="center"/>
           </w:tcPr>
@@ -13155,7 +13521,7 @@
         </w:tc>
         <w:tc>
           <w:tcPr>
-            <w:tcW w:w="2648" w:type="dxa"/>
+            <w:tcW w:w="2943" w:type="dxa"/>
             <w:tcBorders/>
             <w:vAlign w:val="center"/>
           </w:tcPr>
@@ -13180,7 +13546,7 @@
         <w:trPr/>
         <w:tc>
           <w:tcPr>
-            <w:tcW w:w="2906" w:type="dxa"/>
+            <w:tcW w:w="3181" w:type="dxa"/>
             <w:tcBorders/>
             <w:vAlign w:val="center"/>
           </w:tcPr>
@@ -13200,7 +13566,7 @@
         </w:tc>
         <w:tc>
           <w:tcPr>
-            <w:tcW w:w="2648" w:type="dxa"/>
+            <w:tcW w:w="2943" w:type="dxa"/>
             <w:tcBorders/>
             <w:vAlign w:val="center"/>
           </w:tcPr>
@@ -13223,7 +13589,7 @@
         <w:trPr/>
         <w:tc>
           <w:tcPr>
-            <w:tcW w:w="2906" w:type="dxa"/>
+            <w:tcW w:w="3181" w:type="dxa"/>
             <w:tcBorders/>
             <w:vAlign w:val="center"/>
           </w:tcPr>
@@ -13243,7 +13609,7 @@
         </w:tc>
         <w:tc>
           <w:tcPr>
-            <w:tcW w:w="2648" w:type="dxa"/>
+            <w:tcW w:w="2943" w:type="dxa"/>
             <w:tcBorders/>
             <w:vAlign w:val="center"/>
           </w:tcPr>
@@ -13266,7 +13632,7 @@
         <w:trPr/>
         <w:tc>
           <w:tcPr>
-            <w:tcW w:w="2906" w:type="dxa"/>
+            <w:tcW w:w="3181" w:type="dxa"/>
             <w:tcBorders/>
             <w:vAlign w:val="center"/>
           </w:tcPr>
@@ -13296,7 +13662,7 @@
         </w:tc>
         <w:tc>
           <w:tcPr>
-            <w:tcW w:w="2648" w:type="dxa"/>
+            <w:tcW w:w="2943" w:type="dxa"/>
             <w:tcBorders/>
             <w:vAlign w:val="center"/>
           </w:tcPr>
@@ -13319,7 +13685,7 @@
         <w:trPr/>
         <w:tc>
           <w:tcPr>
-            <w:tcW w:w="2906" w:type="dxa"/>
+            <w:tcW w:w="3181" w:type="dxa"/>
             <w:tcBorders/>
             <w:vAlign w:val="center"/>
           </w:tcPr>
@@ -13339,7 +13705,7 @@
         </w:tc>
         <w:tc>
           <w:tcPr>
-            <w:tcW w:w="2648" w:type="dxa"/>
+            <w:tcW w:w="2943" w:type="dxa"/>
             <w:tcBorders/>
             <w:vAlign w:val="center"/>
           </w:tcPr>
@@ -13362,7 +13728,7 @@
         <w:trPr/>
         <w:tc>
           <w:tcPr>
-            <w:tcW w:w="2906" w:type="dxa"/>
+            <w:tcW w:w="3181" w:type="dxa"/>
             <w:tcBorders/>
             <w:vAlign w:val="center"/>
           </w:tcPr>
@@ -13382,7 +13748,7 @@
         </w:tc>
         <w:tc>
           <w:tcPr>
-            <w:tcW w:w="2648" w:type="dxa"/>
+            <w:tcW w:w="2943" w:type="dxa"/>
             <w:tcBorders/>
             <w:vAlign w:val="center"/>
           </w:tcPr>
@@ -13405,7 +13771,7 @@
         <w:trPr/>
         <w:tc>
           <w:tcPr>
-            <w:tcW w:w="2906" w:type="dxa"/>
+            <w:tcW w:w="3181" w:type="dxa"/>
             <w:tcBorders/>
             <w:vAlign w:val="center"/>
           </w:tcPr>
@@ -13425,7 +13791,7 @@
         </w:tc>
         <w:tc>
           <w:tcPr>
-            <w:tcW w:w="2648" w:type="dxa"/>
+            <w:tcW w:w="2943" w:type="dxa"/>
             <w:tcBorders/>
             <w:vAlign w:val="center"/>
           </w:tcPr>
@@ -13448,7 +13814,7 @@
         <w:trPr/>
         <w:tc>
           <w:tcPr>
-            <w:tcW w:w="2906" w:type="dxa"/>
+            <w:tcW w:w="3181" w:type="dxa"/>
             <w:tcBorders/>
             <w:vAlign w:val="center"/>
           </w:tcPr>
@@ -13478,7 +13844,7 @@
         </w:tc>
         <w:tc>
           <w:tcPr>
-            <w:tcW w:w="2648" w:type="dxa"/>
+            <w:tcW w:w="2943" w:type="dxa"/>
             <w:tcBorders/>
             <w:vAlign w:val="center"/>
           </w:tcPr>
@@ -13501,7 +13867,7 @@
         <w:trPr/>
         <w:tc>
           <w:tcPr>
-            <w:tcW w:w="2906" w:type="dxa"/>
+            <w:tcW w:w="3181" w:type="dxa"/>
             <w:tcBorders/>
             <w:vAlign w:val="center"/>
           </w:tcPr>
@@ -13521,7 +13887,7 @@
         </w:tc>
         <w:tc>
           <w:tcPr>
-            <w:tcW w:w="2648" w:type="dxa"/>
+            <w:tcW w:w="2943" w:type="dxa"/>
             <w:tcBorders/>
             <w:vAlign w:val="center"/>
           </w:tcPr>
@@ -13544,7 +13910,7 @@
         <w:trPr/>
         <w:tc>
           <w:tcPr>
-            <w:tcW w:w="2906" w:type="dxa"/>
+            <w:tcW w:w="3181" w:type="dxa"/>
             <w:tcBorders/>
             <w:vAlign w:val="center"/>
           </w:tcPr>
@@ -13564,7 +13930,7 @@
         </w:tc>
         <w:tc>
           <w:tcPr>
-            <w:tcW w:w="2648" w:type="dxa"/>
+            <w:tcW w:w="2943" w:type="dxa"/>
             <w:tcBorders/>
             <w:vAlign w:val="center"/>
           </w:tcPr>
@@ -13587,7 +13953,7 @@
         <w:trPr/>
         <w:tc>
           <w:tcPr>
-            <w:tcW w:w="2906" w:type="dxa"/>
+            <w:tcW w:w="3181" w:type="dxa"/>
             <w:tcBorders/>
             <w:vAlign w:val="center"/>
           </w:tcPr>
@@ -13607,7 +13973,7 @@
         </w:tc>
         <w:tc>
           <w:tcPr>
-            <w:tcW w:w="2648" w:type="dxa"/>
+            <w:tcW w:w="2943" w:type="dxa"/>
             <w:tcBorders/>
             <w:vAlign w:val="center"/>
           </w:tcPr>
@@ -13702,7 +14068,7 @@
     </w:p>
     <w:tbl>
       <w:tblPr>
-        <w:tblW w:w="5554" w:type="dxa"/>
+        <w:tblW w:w="6124" w:type="dxa"/>
         <w:jc w:val="left"/>
         <w:tblInd w:w="0" w:type="dxa"/>
         <w:tblLayout w:type="fixed"/>
@@ -13714,8 +14080,8 @@
         </w:tblCellMar>
       </w:tblPr>
       <w:tblGrid>
-        <w:gridCol w:w="2315"/>
-        <w:gridCol w:w="3239"/>
+        <w:gridCol w:w="2435"/>
+        <w:gridCol w:w="3689"/>
       </w:tblGrid>
       <w:tr>
         <w:trPr>
@@ -13723,7 +14089,7 @@
         </w:trPr>
         <w:tc>
           <w:tcPr>
-            <w:tcW w:w="2315" w:type="dxa"/>
+            <w:tcW w:w="2435" w:type="dxa"/>
             <w:tcBorders/>
             <w:vAlign w:val="center"/>
           </w:tcPr>
@@ -13745,7 +14111,7 @@
         </w:tc>
         <w:tc>
           <w:tcPr>
-            <w:tcW w:w="3239" w:type="dxa"/>
+            <w:tcW w:w="3689" w:type="dxa"/>
             <w:tcBorders/>
             <w:vAlign w:val="center"/>
           </w:tcPr>
@@ -13770,7 +14136,7 @@
         <w:trPr/>
         <w:tc>
           <w:tcPr>
-            <w:tcW w:w="2315" w:type="dxa"/>
+            <w:tcW w:w="2435" w:type="dxa"/>
             <w:tcBorders/>
             <w:vAlign w:val="center"/>
           </w:tcPr>
@@ -13792,7 +14158,7 @@
         </w:tc>
         <w:tc>
           <w:tcPr>
-            <w:tcW w:w="3239" w:type="dxa"/>
+            <w:tcW w:w="3689" w:type="dxa"/>
             <w:tcBorders/>
             <w:vAlign w:val="center"/>
           </w:tcPr>
@@ -13815,7 +14181,7 @@
         <w:trPr/>
         <w:tc>
           <w:tcPr>
-            <w:tcW w:w="2315" w:type="dxa"/>
+            <w:tcW w:w="2435" w:type="dxa"/>
             <w:tcBorders/>
             <w:vAlign w:val="center"/>
           </w:tcPr>
@@ -13837,7 +14203,7 @@
         </w:tc>
         <w:tc>
           <w:tcPr>
-            <w:tcW w:w="3239" w:type="dxa"/>
+            <w:tcW w:w="3689" w:type="dxa"/>
             <w:tcBorders/>
             <w:vAlign w:val="center"/>
           </w:tcPr>
@@ -13860,7 +14226,7 @@
         <w:trPr/>
         <w:tc>
           <w:tcPr>
-            <w:tcW w:w="2315" w:type="dxa"/>
+            <w:tcW w:w="2435" w:type="dxa"/>
             <w:tcBorders/>
             <w:vAlign w:val="center"/>
           </w:tcPr>
@@ -13882,7 +14248,7 @@
         </w:tc>
         <w:tc>
           <w:tcPr>
-            <w:tcW w:w="3239" w:type="dxa"/>
+            <w:tcW w:w="3689" w:type="dxa"/>
             <w:tcBorders/>
             <w:vAlign w:val="center"/>
           </w:tcPr>
@@ -13905,7 +14271,7 @@
         <w:trPr/>
         <w:tc>
           <w:tcPr>
-            <w:tcW w:w="2315" w:type="dxa"/>
+            <w:tcW w:w="2435" w:type="dxa"/>
             <w:tcBorders/>
             <w:vAlign w:val="center"/>
           </w:tcPr>
@@ -13927,7 +14293,7 @@
         </w:tc>
         <w:tc>
           <w:tcPr>
-            <w:tcW w:w="3239" w:type="dxa"/>
+            <w:tcW w:w="3689" w:type="dxa"/>
             <w:tcBorders/>
             <w:vAlign w:val="center"/>
           </w:tcPr>
@@ -13950,7 +14316,7 @@
         <w:trPr/>
         <w:tc>
           <w:tcPr>
-            <w:tcW w:w="2315" w:type="dxa"/>
+            <w:tcW w:w="2435" w:type="dxa"/>
             <w:tcBorders/>
             <w:vAlign w:val="center"/>
           </w:tcPr>
@@ -13972,7 +14338,7 @@
         </w:tc>
         <w:tc>
           <w:tcPr>
-            <w:tcW w:w="3239" w:type="dxa"/>
+            <w:tcW w:w="3689" w:type="dxa"/>
             <w:tcBorders/>
             <w:vAlign w:val="center"/>
           </w:tcPr>
@@ -13995,7 +14361,7 @@
         <w:trPr/>
         <w:tc>
           <w:tcPr>
-            <w:tcW w:w="2315" w:type="dxa"/>
+            <w:tcW w:w="2435" w:type="dxa"/>
             <w:tcBorders/>
             <w:vAlign w:val="center"/>
           </w:tcPr>
@@ -14017,7 +14383,7 @@
         </w:tc>
         <w:tc>
           <w:tcPr>
-            <w:tcW w:w="3239" w:type="dxa"/>
+            <w:tcW w:w="3689" w:type="dxa"/>
             <w:tcBorders/>
             <w:vAlign w:val="center"/>
           </w:tcPr>
@@ -14040,7 +14406,7 @@
         <w:trPr/>
         <w:tc>
           <w:tcPr>
-            <w:tcW w:w="2315" w:type="dxa"/>
+            <w:tcW w:w="2435" w:type="dxa"/>
             <w:tcBorders/>
             <w:vAlign w:val="center"/>
           </w:tcPr>
@@ -14062,7 +14428,7 @@
         </w:tc>
         <w:tc>
           <w:tcPr>
-            <w:tcW w:w="3239" w:type="dxa"/>
+            <w:tcW w:w="3689" w:type="dxa"/>
             <w:tcBorders/>
             <w:vAlign w:val="center"/>
           </w:tcPr>
@@ -14085,7 +14451,7 @@
         <w:trPr/>
         <w:tc>
           <w:tcPr>
-            <w:tcW w:w="2315" w:type="dxa"/>
+            <w:tcW w:w="2435" w:type="dxa"/>
             <w:tcBorders/>
             <w:vAlign w:val="center"/>
           </w:tcPr>
@@ -14107,7 +14473,7 @@
         </w:tc>
         <w:tc>
           <w:tcPr>
-            <w:tcW w:w="3239" w:type="dxa"/>
+            <w:tcW w:w="3689" w:type="dxa"/>
             <w:tcBorders/>
             <w:vAlign w:val="center"/>
           </w:tcPr>
@@ -14130,7 +14496,7 @@
         <w:trPr/>
         <w:tc>
           <w:tcPr>
-            <w:tcW w:w="2315" w:type="dxa"/>
+            <w:tcW w:w="2435" w:type="dxa"/>
             <w:tcBorders/>
             <w:vAlign w:val="center"/>
           </w:tcPr>
@@ -14152,7 +14518,7 @@
         </w:tc>
         <w:tc>
           <w:tcPr>
-            <w:tcW w:w="3239" w:type="dxa"/>
+            <w:tcW w:w="3689" w:type="dxa"/>
             <w:tcBorders/>
             <w:vAlign w:val="center"/>
           </w:tcPr>
@@ -14175,7 +14541,7 @@
         <w:trPr/>
         <w:tc>
           <w:tcPr>
-            <w:tcW w:w="2315" w:type="dxa"/>
+            <w:tcW w:w="2435" w:type="dxa"/>
             <w:tcBorders/>
             <w:vAlign w:val="center"/>
           </w:tcPr>
@@ -14197,7 +14563,7 @@
         </w:tc>
         <w:tc>
           <w:tcPr>
-            <w:tcW w:w="3239" w:type="dxa"/>
+            <w:tcW w:w="3689" w:type="dxa"/>
             <w:tcBorders/>
             <w:vAlign w:val="center"/>
           </w:tcPr>
@@ -14220,7 +14586,7 @@
         <w:trPr/>
         <w:tc>
           <w:tcPr>
-            <w:tcW w:w="2315" w:type="dxa"/>
+            <w:tcW w:w="2435" w:type="dxa"/>
             <w:tcBorders/>
             <w:vAlign w:val="center"/>
           </w:tcPr>
@@ -14242,7 +14608,7 @@
         </w:tc>
         <w:tc>
           <w:tcPr>
-            <w:tcW w:w="3239" w:type="dxa"/>
+            <w:tcW w:w="3689" w:type="dxa"/>
             <w:tcBorders/>
             <w:vAlign w:val="center"/>
           </w:tcPr>
@@ -14265,7 +14631,7 @@
         <w:trPr/>
         <w:tc>
           <w:tcPr>
-            <w:tcW w:w="2315" w:type="dxa"/>
+            <w:tcW w:w="2435" w:type="dxa"/>
             <w:tcBorders/>
             <w:vAlign w:val="center"/>
           </w:tcPr>
@@ -14287,7 +14653,7 @@
         </w:tc>
         <w:tc>
           <w:tcPr>
-            <w:tcW w:w="3239" w:type="dxa"/>
+            <w:tcW w:w="3689" w:type="dxa"/>
             <w:tcBorders/>
             <w:vAlign w:val="center"/>
           </w:tcPr>
@@ -15651,6 +16017,143 @@
     </w:lvl>
   </w:abstractNum>
   <w:abstractNum w:abstractNumId="11">
+    <w:lvl w:ilvl="0">
+      <w:start w:val="1"/>
+      <w:numFmt w:val="bullet"/>
+      <w:lvlText w:val=""/>
+      <w:lvlJc w:val="left"/>
+      <w:pPr>
+        <w:tabs>
+          <w:tab w:val="num" w:pos="709"/>
+        </w:tabs>
+        <w:ind w:left="709" w:hanging="283"/>
+      </w:pPr>
+      <w:rPr>
+        <w:rFonts w:ascii="Symbol" w:hAnsi="Symbol" w:cs="Symbol" w:hint="default"/>
+      </w:rPr>
+    </w:lvl>
+    <w:lvl w:ilvl="1">
+      <w:start w:val="1"/>
+      <w:numFmt w:val="bullet"/>
+      <w:lvlText w:val=""/>
+      <w:lvlJc w:val="left"/>
+      <w:pPr>
+        <w:tabs>
+          <w:tab w:val="num" w:pos="1418"/>
+        </w:tabs>
+        <w:ind w:left="1418" w:hanging="283"/>
+      </w:pPr>
+      <w:rPr>
+        <w:rFonts w:ascii="Symbol" w:hAnsi="Symbol" w:cs="Symbol" w:hint="default"/>
+      </w:rPr>
+    </w:lvl>
+    <w:lvl w:ilvl="2">
+      <w:start w:val="1"/>
+      <w:numFmt w:val="bullet"/>
+      <w:lvlText w:val=""/>
+      <w:lvlJc w:val="left"/>
+      <w:pPr>
+        <w:tabs>
+          <w:tab w:val="num" w:pos="2127"/>
+        </w:tabs>
+        <w:ind w:left="2127" w:hanging="283"/>
+      </w:pPr>
+      <w:rPr>
+        <w:rFonts w:ascii="Symbol" w:hAnsi="Symbol" w:cs="Symbol" w:hint="default"/>
+      </w:rPr>
+    </w:lvl>
+    <w:lvl w:ilvl="3">
+      <w:start w:val="1"/>
+      <w:numFmt w:val="bullet"/>
+      <w:lvlText w:val=""/>
+      <w:lvlJc w:val="left"/>
+      <w:pPr>
+        <w:tabs>
+          <w:tab w:val="num" w:pos="2836"/>
+        </w:tabs>
+        <w:ind w:left="2836" w:hanging="283"/>
+      </w:pPr>
+      <w:rPr>
+        <w:rFonts w:ascii="Symbol" w:hAnsi="Symbol" w:cs="Symbol" w:hint="default"/>
+      </w:rPr>
+    </w:lvl>
+    <w:lvl w:ilvl="4">
+      <w:start w:val="1"/>
+      <w:numFmt w:val="bullet"/>
+      <w:lvlText w:val=""/>
+      <w:lvlJc w:val="left"/>
+      <w:pPr>
+        <w:tabs>
+          <w:tab w:val="num" w:pos="3545"/>
+        </w:tabs>
+        <w:ind w:left="3545" w:hanging="283"/>
+      </w:pPr>
+      <w:rPr>
+        <w:rFonts w:ascii="Symbol" w:hAnsi="Symbol" w:cs="Symbol" w:hint="default"/>
+      </w:rPr>
+    </w:lvl>
+    <w:lvl w:ilvl="5">
+      <w:start w:val="1"/>
+      <w:numFmt w:val="bullet"/>
+      <w:lvlText w:val=""/>
+      <w:lvlJc w:val="left"/>
+      <w:pPr>
+        <w:tabs>
+          <w:tab w:val="num" w:pos="4254"/>
+        </w:tabs>
+        <w:ind w:left="4254" w:hanging="283"/>
+      </w:pPr>
+      <w:rPr>
+        <w:rFonts w:ascii="Symbol" w:hAnsi="Symbol" w:cs="Symbol" w:hint="default"/>
+      </w:rPr>
+    </w:lvl>
+    <w:lvl w:ilvl="6">
+      <w:start w:val="1"/>
+      <w:numFmt w:val="bullet"/>
+      <w:lvlText w:val=""/>
+      <w:lvlJc w:val="left"/>
+      <w:pPr>
+        <w:tabs>
+          <w:tab w:val="num" w:pos="4963"/>
+        </w:tabs>
+        <w:ind w:left="4963" w:hanging="283"/>
+      </w:pPr>
+      <w:rPr>
+        <w:rFonts w:ascii="Symbol" w:hAnsi="Symbol" w:cs="Symbol" w:hint="default"/>
+      </w:rPr>
+    </w:lvl>
+    <w:lvl w:ilvl="7">
+      <w:start w:val="1"/>
+      <w:numFmt w:val="bullet"/>
+      <w:lvlText w:val=""/>
+      <w:lvlJc w:val="left"/>
+      <w:pPr>
+        <w:tabs>
+          <w:tab w:val="num" w:pos="5672"/>
+        </w:tabs>
+        <w:ind w:left="5672" w:hanging="283"/>
+      </w:pPr>
+      <w:rPr>
+        <w:rFonts w:ascii="Symbol" w:hAnsi="Symbol" w:cs="Symbol" w:hint="default"/>
+      </w:rPr>
+    </w:lvl>
+    <w:lvl w:ilvl="8">
+      <w:start w:val="1"/>
+      <w:numFmt w:val="bullet"/>
+      <w:lvlText w:val=""/>
+      <w:lvlJc w:val="left"/>
+      <w:pPr>
+        <w:tabs>
+          <w:tab w:val="num" w:pos="6381"/>
+        </w:tabs>
+        <w:ind w:left="6381" w:hanging="283"/>
+      </w:pPr>
+      <w:rPr>
+        <w:rFonts w:ascii="Symbol" w:hAnsi="Symbol" w:cs="Symbol" w:hint="default"/>
+      </w:rPr>
+    </w:lvl>
+  </w:abstractNum>
+  <w:abstractNum w:abstractNumId="12">
     <w:lvl w:ilvl="0">
       <w:start w:val="1"/>
       <w:numFmt w:val="none"/>
@@ -15803,6 +16306,9 @@
   </w:num>
   <w:num w:numId="11">
     <w:abstractNumId w:val="11"/>
+  </w:num>
+  <w:num w:numId="12">
+    <w:abstractNumId w:val="12"/>
   </w:num>
 </w:numbering>
 </file>

--- a/docs/документация.docx
+++ b/docs/документация.docx
@@ -5029,8 +5029,8 @@
         </w:tblCellMar>
       </w:tblPr>
       <w:tblGrid>
-        <w:gridCol w:w="1756"/>
-        <w:gridCol w:w="4368"/>
+        <w:gridCol w:w="1914"/>
+        <w:gridCol w:w="4210"/>
       </w:tblGrid>
       <w:tr>
         <w:trPr>
@@ -5038,7 +5038,7 @@
         </w:trPr>
         <w:tc>
           <w:tcPr>
-            <w:tcW w:w="1756" w:type="dxa"/>
+            <w:tcW w:w="1914" w:type="dxa"/>
             <w:tcBorders/>
             <w:vAlign w:val="center"/>
           </w:tcPr>
@@ -5060,7 +5060,7 @@
         </w:tc>
         <w:tc>
           <w:tcPr>
-            <w:tcW w:w="4368" w:type="dxa"/>
+            <w:tcW w:w="4210" w:type="dxa"/>
             <w:tcBorders/>
             <w:vAlign w:val="center"/>
           </w:tcPr>
@@ -5085,7 +5085,7 @@
         <w:trPr/>
         <w:tc>
           <w:tcPr>
-            <w:tcW w:w="1756" w:type="dxa"/>
+            <w:tcW w:w="1914" w:type="dxa"/>
             <w:tcBorders/>
             <w:vAlign w:val="center"/>
           </w:tcPr>
@@ -5101,27 +5101,27 @@
               <w:rPr>
                 <w:rStyle w:val="Style15"/>
               </w:rPr>
-              <w:t>Курсант</w:t>
-            </w:r>
-          </w:p>
-        </w:tc>
-        <w:tc>
-          <w:tcPr>
-            <w:tcW w:w="4368" w:type="dxa"/>
-            <w:tcBorders/>
-            <w:vAlign w:val="center"/>
-          </w:tcPr>
-          <w:p>
-            <w:pPr>
-              <w:pStyle w:val="Style20"/>
-              <w:bidi w:val="0"/>
-              <w:spacing w:before="0" w:after="283"/>
-              <w:jc w:val="left"/>
-              <w:rPr/>
-            </w:pPr>
-            <w:r>
-              <w:rPr/>
-              <w:t>учебные вызовы, карточки своей службы, своя история, разбор, прогноз, рекомендации, свои автоматическая и экспертная оценки</w:t>
+              <w:t>Курсант — оператор 112</w:t>
+            </w:r>
+          </w:p>
+        </w:tc>
+        <w:tc>
+          <w:tcPr>
+            <w:tcW w:w="4210" w:type="dxa"/>
+            <w:tcBorders/>
+            <w:vAlign w:val="center"/>
+          </w:tcPr>
+          <w:p>
+            <w:pPr>
+              <w:pStyle w:val="Style20"/>
+              <w:bidi w:val="0"/>
+              <w:spacing w:before="0" w:after="283"/>
+              <w:jc w:val="left"/>
+              <w:rPr/>
+            </w:pPr>
+            <w:r>
+              <w:rPr/>
+              <w:t>учебные вызовы (билеты и задания занятия), приём вызова и заполнение карточки 112, свои карточки в журнале, разбор, прогноз, рекомендации, свои автоматическая и экспертная оценки</w:t>
             </w:r>
           </w:p>
         </w:tc>
@@ -5130,7 +5130,52 @@
         <w:trPr/>
         <w:tc>
           <w:tcPr>
-            <w:tcW w:w="1756" w:type="dxa"/>
+            <w:tcW w:w="1914" w:type="dxa"/>
+            <w:tcBorders/>
+            <w:vAlign w:val="center"/>
+          </w:tcPr>
+          <w:p>
+            <w:pPr>
+              <w:pStyle w:val="Style20"/>
+              <w:bidi w:val="0"/>
+              <w:spacing w:before="0" w:after="283"/>
+              <w:jc w:val="left"/>
+              <w:rPr/>
+            </w:pPr>
+            <w:r>
+              <w:rPr>
+                <w:rStyle w:val="Style15"/>
+              </w:rPr>
+              <w:t>Курсант — диспетчер ДДС</w:t>
+            </w:r>
+          </w:p>
+        </w:tc>
+        <w:tc>
+          <w:tcPr>
+            <w:tcW w:w="4210" w:type="dxa"/>
+            <w:tcBorders/>
+            <w:vAlign w:val="center"/>
+          </w:tcPr>
+          <w:p>
+            <w:pPr>
+              <w:pStyle w:val="Style20"/>
+              <w:bidi w:val="0"/>
+              <w:spacing w:before="0" w:after="283"/>
+              <w:jc w:val="left"/>
+              <w:rPr/>
+            </w:pPr>
+            <w:r>
+              <w:rPr/>
+              <w:t>лента карточек своей службы, карточка ДДС (поля 112 — только чтение), статусы реагирования, бригада и доклады, доклад начальнику, свой разбор ДДС с автоматической и экспертной оценкой</w:t>
+            </w:r>
+          </w:p>
+        </w:tc>
+      </w:tr>
+      <w:tr>
+        <w:trPr/>
+        <w:tc>
+          <w:tcPr>
+            <w:tcW w:w="1914" w:type="dxa"/>
             <w:tcBorders/>
             <w:vAlign w:val="center"/>
           </w:tcPr>
@@ -5152,7 +5197,7 @@
         </w:tc>
         <w:tc>
           <w:tcPr>
-            <w:tcW w:w="4368" w:type="dxa"/>
+            <w:tcW w:w="4210" w:type="dxa"/>
             <w:tcBorders/>
             <w:vAlign w:val="center"/>
           </w:tcPr>
@@ -5175,7 +5220,7 @@
         <w:trPr/>
         <w:tc>
           <w:tcPr>
-            <w:tcW w:w="1756" w:type="dxa"/>
+            <w:tcW w:w="1914" w:type="dxa"/>
             <w:tcBorders/>
             <w:vAlign w:val="center"/>
           </w:tcPr>
@@ -5197,7 +5242,7 @@
         </w:tc>
         <w:tc>
           <w:tcPr>
-            <w:tcW w:w="4368" w:type="dxa"/>
+            <w:tcW w:w="4210" w:type="dxa"/>
             <w:tcBorders/>
             <w:vAlign w:val="center"/>
           </w:tcPr>
@@ -5228,6 +5273,695 @@
       <w:r>
         <w:rPr/>
         <w:t>Разграничение проверяется на сервере при каждом запросе; интерфейс скрывает недоступные разделы, но не является средством защиты.</w:t>
+      </w:r>
+    </w:p>
+    <w:p>
+      <w:pPr>
+        <w:pStyle w:val="Style27"/>
+        <w:bidi w:val="0"/>
+        <w:spacing w:before="0" w:after="283"/>
+        <w:jc w:val="left"/>
+        <w:rPr/>
+      </w:pPr>
+      <w:r>
+        <w:rPr>
+          <w:rStyle w:val="Style15"/>
+        </w:rPr>
+        <w:t>Два рабочих места курсанта.</w:t>
+      </w:r>
+      <w:r>
+        <w:rPr/>
+        <w:t xml:space="preserve"> Организатор, чат 18.09: «один интерфейс, одна учётка, две мини-роли — либо пользователь заносит данные от потерпевшего, либо пользователь передаёт карточку в ДДС и там её уже принимают». У учётной записи курсанта — профиль рабочего места (</w:t>
+      </w:r>
+      <w:r>
+        <w:rPr>
+          <w:rStyle w:val="Style14"/>
+        </w:rPr>
+        <w:t>users.duty</w:t>
+      </w:r>
+      <w:r>
+        <w:rPr/>
+        <w:t xml:space="preserve">): </w:t>
+      </w:r>
+      <w:r>
+        <w:rPr>
+          <w:rStyle w:val="Style15"/>
+        </w:rPr>
+        <w:t>оператор 112</w:t>
+      </w:r>
+      <w:r>
+        <w:rPr/>
+        <w:t xml:space="preserve"> или </w:t>
+      </w:r>
+      <w:r>
+        <w:rPr>
+          <w:rStyle w:val="Style15"/>
+        </w:rPr>
+        <w:t>диспетчер ДДС</w:t>
+      </w:r>
+      <w:r>
+        <w:rPr/>
+        <w:t xml:space="preserve"> своей службы. Интерфейс общий, функционал разный:</w:t>
+      </w:r>
+    </w:p>
+    <w:tbl>
+      <w:tblPr>
+        <w:tblW w:w="6124" w:type="dxa"/>
+        <w:jc w:val="left"/>
+        <w:tblInd w:w="0" w:type="dxa"/>
+        <w:tblLayout w:type="fixed"/>
+        <w:tblCellMar>
+          <w:top w:w="28" w:type="dxa"/>
+          <w:left w:w="28" w:type="dxa"/>
+          <w:bottom w:w="28" w:type="dxa"/>
+          <w:right w:w="28" w:type="dxa"/>
+        </w:tblCellMar>
+      </w:tblPr>
+      <w:tblGrid>
+        <w:gridCol w:w="3406"/>
+        <w:gridCol w:w="1277"/>
+        <w:gridCol w:w="1441"/>
+      </w:tblGrid>
+      <w:tr>
+        <w:trPr>
+          <w:tblHeader w:val="true"/>
+        </w:trPr>
+        <w:tc>
+          <w:tcPr>
+            <w:tcW w:w="3406" w:type="dxa"/>
+            <w:tcBorders/>
+            <w:vAlign w:val="center"/>
+          </w:tcPr>
+          <w:p>
+            <w:pPr>
+              <w:pStyle w:val="Style30"/>
+              <w:suppressLineNumbers/>
+              <w:shd w:fill="EEEEEE" w:val="clear"/>
+              <w:bidi w:val="0"/>
+              <w:spacing w:before="0" w:after="283"/>
+              <w:jc w:val="left"/>
+              <w:rPr/>
+            </w:pPr>
+            <w:r>
+              <w:rPr/>
+              <w:t>Действие</w:t>
+            </w:r>
+          </w:p>
+        </w:tc>
+        <w:tc>
+          <w:tcPr>
+            <w:tcW w:w="1277" w:type="dxa"/>
+            <w:tcBorders/>
+            <w:vAlign w:val="center"/>
+          </w:tcPr>
+          <w:p>
+            <w:pPr>
+              <w:pStyle w:val="Style30"/>
+              <w:suppressLineNumbers/>
+              <w:shd w:fill="EEEEEE" w:val="clear"/>
+              <w:bidi w:val="0"/>
+              <w:spacing w:before="0" w:after="283"/>
+              <w:jc w:val="left"/>
+              <w:rPr/>
+            </w:pPr>
+            <w:r>
+              <w:rPr/>
+              <w:t>Оператор 112</w:t>
+            </w:r>
+          </w:p>
+        </w:tc>
+        <w:tc>
+          <w:tcPr>
+            <w:tcW w:w="1441" w:type="dxa"/>
+            <w:tcBorders/>
+            <w:vAlign w:val="center"/>
+          </w:tcPr>
+          <w:p>
+            <w:pPr>
+              <w:pStyle w:val="Style30"/>
+              <w:suppressLineNumbers/>
+              <w:shd w:fill="EEEEEE" w:val="clear"/>
+              <w:bidi w:val="0"/>
+              <w:spacing w:before="0" w:after="283"/>
+              <w:jc w:val="left"/>
+              <w:rPr/>
+            </w:pPr>
+            <w:r>
+              <w:rPr/>
+              <w:t>Диспетчер ДДС</w:t>
+            </w:r>
+          </w:p>
+        </w:tc>
+      </w:tr>
+      <w:tr>
+        <w:trPr/>
+        <w:tc>
+          <w:tcPr>
+            <w:tcW w:w="3406" w:type="dxa"/>
+            <w:tcBorders/>
+            <w:vAlign w:val="center"/>
+          </w:tcPr>
+          <w:p>
+            <w:pPr>
+              <w:pStyle w:val="Style20"/>
+              <w:bidi w:val="0"/>
+              <w:spacing w:before="0" w:after="283"/>
+              <w:jc w:val="left"/>
+              <w:rPr/>
+            </w:pPr>
+            <w:r>
+              <w:rPr/>
+              <w:t>билеты и задания для приёма вызова, начать вызов</w:t>
+            </w:r>
+          </w:p>
+        </w:tc>
+        <w:tc>
+          <w:tcPr>
+            <w:tcW w:w="1277" w:type="dxa"/>
+            <w:tcBorders/>
+            <w:vAlign w:val="center"/>
+          </w:tcPr>
+          <w:p>
+            <w:pPr>
+              <w:pStyle w:val="Style20"/>
+              <w:bidi w:val="0"/>
+              <w:spacing w:before="0" w:after="283"/>
+              <w:jc w:val="left"/>
+              <w:rPr/>
+            </w:pPr>
+            <w:r>
+              <w:rPr/>
+              <w:t>да</w:t>
+            </w:r>
+          </w:p>
+        </w:tc>
+        <w:tc>
+          <w:tcPr>
+            <w:tcW w:w="1441" w:type="dxa"/>
+            <w:tcBorders/>
+            <w:vAlign w:val="center"/>
+          </w:tcPr>
+          <w:p>
+            <w:pPr>
+              <w:pStyle w:val="Style20"/>
+              <w:bidi w:val="0"/>
+              <w:spacing w:before="0" w:after="283"/>
+              <w:jc w:val="left"/>
+              <w:rPr/>
+            </w:pPr>
+            <w:r>
+              <w:rPr/>
+              <w:t>нет</w:t>
+            </w:r>
+          </w:p>
+        </w:tc>
+      </w:tr>
+      <w:tr>
+        <w:trPr/>
+        <w:tc>
+          <w:tcPr>
+            <w:tcW w:w="3406" w:type="dxa"/>
+            <w:tcBorders/>
+            <w:vAlign w:val="center"/>
+          </w:tcPr>
+          <w:p>
+            <w:pPr>
+              <w:pStyle w:val="Style20"/>
+              <w:bidi w:val="0"/>
+              <w:spacing w:before="0" w:after="283"/>
+              <w:jc w:val="left"/>
+              <w:rPr/>
+            </w:pPr>
+            <w:r>
+              <w:rPr/>
+              <w:t>вопросы заявителю (кнопкой, своими словами, голосом)</w:t>
+            </w:r>
+          </w:p>
+        </w:tc>
+        <w:tc>
+          <w:tcPr>
+            <w:tcW w:w="1277" w:type="dxa"/>
+            <w:tcBorders/>
+            <w:vAlign w:val="center"/>
+          </w:tcPr>
+          <w:p>
+            <w:pPr>
+              <w:pStyle w:val="Style20"/>
+              <w:bidi w:val="0"/>
+              <w:spacing w:before="0" w:after="283"/>
+              <w:jc w:val="left"/>
+              <w:rPr/>
+            </w:pPr>
+            <w:r>
+              <w:rPr/>
+              <w:t>да</w:t>
+            </w:r>
+          </w:p>
+        </w:tc>
+        <w:tc>
+          <w:tcPr>
+            <w:tcW w:w="1441" w:type="dxa"/>
+            <w:tcBorders/>
+            <w:vAlign w:val="center"/>
+          </w:tcPr>
+          <w:p>
+            <w:pPr>
+              <w:pStyle w:val="Style20"/>
+              <w:bidi w:val="0"/>
+              <w:spacing w:before="0" w:after="283"/>
+              <w:jc w:val="left"/>
+              <w:rPr/>
+            </w:pPr>
+            <w:r>
+              <w:rPr/>
+              <w:t>нет</w:t>
+            </w:r>
+          </w:p>
+        </w:tc>
+      </w:tr>
+      <w:tr>
+        <w:trPr/>
+        <w:tc>
+          <w:tcPr>
+            <w:tcW w:w="3406" w:type="dxa"/>
+            <w:tcBorders/>
+            <w:vAlign w:val="center"/>
+          </w:tcPr>
+          <w:p>
+            <w:pPr>
+              <w:pStyle w:val="Style20"/>
+              <w:bidi w:val="0"/>
+              <w:spacing w:before="0" w:after="283"/>
+              <w:jc w:val="left"/>
+              <w:rPr/>
+            </w:pPr>
+            <w:r>
+              <w:rPr/>
+              <w:t>заполнить и сохранить карточку 112</w:t>
+            </w:r>
+          </w:p>
+        </w:tc>
+        <w:tc>
+          <w:tcPr>
+            <w:tcW w:w="1277" w:type="dxa"/>
+            <w:tcBorders/>
+            <w:vAlign w:val="center"/>
+          </w:tcPr>
+          <w:p>
+            <w:pPr>
+              <w:pStyle w:val="Style20"/>
+              <w:bidi w:val="0"/>
+              <w:spacing w:before="0" w:after="283"/>
+              <w:jc w:val="left"/>
+              <w:rPr/>
+            </w:pPr>
+            <w:r>
+              <w:rPr/>
+              <w:t>да</w:t>
+            </w:r>
+          </w:p>
+        </w:tc>
+        <w:tc>
+          <w:tcPr>
+            <w:tcW w:w="1441" w:type="dxa"/>
+            <w:tcBorders/>
+            <w:vAlign w:val="center"/>
+          </w:tcPr>
+          <w:p>
+            <w:pPr>
+              <w:pStyle w:val="Style20"/>
+              <w:bidi w:val="0"/>
+              <w:spacing w:before="0" w:after="283"/>
+              <w:jc w:val="left"/>
+              <w:rPr/>
+            </w:pPr>
+            <w:r>
+              <w:rPr/>
+              <w:t>нет</w:t>
+            </w:r>
+          </w:p>
+        </w:tc>
+      </w:tr>
+      <w:tr>
+        <w:trPr/>
+        <w:tc>
+          <w:tcPr>
+            <w:tcW w:w="3406" w:type="dxa"/>
+            <w:tcBorders/>
+            <w:vAlign w:val="center"/>
+          </w:tcPr>
+          <w:p>
+            <w:pPr>
+              <w:pStyle w:val="Style20"/>
+              <w:bidi w:val="0"/>
+              <w:spacing w:before="0" w:after="283"/>
+              <w:jc w:val="left"/>
+              <w:rPr/>
+            </w:pPr>
+            <w:r>
+              <w:rPr/>
+              <w:t>свои карточки в журнале, их разбор, прогноз, рекомендации</w:t>
+            </w:r>
+          </w:p>
+        </w:tc>
+        <w:tc>
+          <w:tcPr>
+            <w:tcW w:w="1277" w:type="dxa"/>
+            <w:tcBorders/>
+            <w:vAlign w:val="center"/>
+          </w:tcPr>
+          <w:p>
+            <w:pPr>
+              <w:pStyle w:val="Style20"/>
+              <w:bidi w:val="0"/>
+              <w:spacing w:before="0" w:after="283"/>
+              <w:jc w:val="left"/>
+              <w:rPr/>
+            </w:pPr>
+            <w:r>
+              <w:rPr/>
+              <w:t>да</w:t>
+            </w:r>
+          </w:p>
+        </w:tc>
+        <w:tc>
+          <w:tcPr>
+            <w:tcW w:w="1441" w:type="dxa"/>
+            <w:tcBorders/>
+            <w:vAlign w:val="center"/>
+          </w:tcPr>
+          <w:p>
+            <w:pPr>
+              <w:pStyle w:val="Style20"/>
+              <w:bidi w:val="0"/>
+              <w:spacing w:before="0" w:after="283"/>
+              <w:jc w:val="left"/>
+              <w:rPr/>
+            </w:pPr>
+            <w:r>
+              <w:rPr/>
+              <w:t>нет</w:t>
+            </w:r>
+          </w:p>
+        </w:tc>
+      </w:tr>
+      <w:tr>
+        <w:trPr/>
+        <w:tc>
+          <w:tcPr>
+            <w:tcW w:w="3406" w:type="dxa"/>
+            <w:tcBorders/>
+            <w:vAlign w:val="center"/>
+          </w:tcPr>
+          <w:p>
+            <w:pPr>
+              <w:pStyle w:val="Style20"/>
+              <w:bidi w:val="0"/>
+              <w:spacing w:before="0" w:after="283"/>
+              <w:jc w:val="left"/>
+              <w:rPr/>
+            </w:pPr>
+            <w:r>
+              <w:rPr/>
+              <w:t>лента карточек своей службы</w:t>
+            </w:r>
+          </w:p>
+        </w:tc>
+        <w:tc>
+          <w:tcPr>
+            <w:tcW w:w="1277" w:type="dxa"/>
+            <w:tcBorders/>
+            <w:vAlign w:val="center"/>
+          </w:tcPr>
+          <w:p>
+            <w:pPr>
+              <w:pStyle w:val="Style20"/>
+              <w:bidi w:val="0"/>
+              <w:spacing w:before="0" w:after="283"/>
+              <w:jc w:val="left"/>
+              <w:rPr/>
+            </w:pPr>
+            <w:r>
+              <w:rPr/>
+              <w:t>нет</w:t>
+            </w:r>
+          </w:p>
+        </w:tc>
+        <w:tc>
+          <w:tcPr>
+            <w:tcW w:w="1441" w:type="dxa"/>
+            <w:tcBorders/>
+            <w:vAlign w:val="center"/>
+          </w:tcPr>
+          <w:p>
+            <w:pPr>
+              <w:pStyle w:val="Style20"/>
+              <w:bidi w:val="0"/>
+              <w:spacing w:before="0" w:after="283"/>
+              <w:jc w:val="left"/>
+              <w:rPr/>
+            </w:pPr>
+            <w:r>
+              <w:rPr/>
+              <w:t>да</w:t>
+            </w:r>
+          </w:p>
+        </w:tc>
+      </w:tr>
+      <w:tr>
+        <w:trPr/>
+        <w:tc>
+          <w:tcPr>
+            <w:tcW w:w="3406" w:type="dxa"/>
+            <w:tcBorders/>
+            <w:vAlign w:val="center"/>
+          </w:tcPr>
+          <w:p>
+            <w:pPr>
+              <w:pStyle w:val="Style20"/>
+              <w:bidi w:val="0"/>
+              <w:spacing w:before="0" w:after="283"/>
+              <w:jc w:val="left"/>
+              <w:rPr/>
+            </w:pPr>
+            <w:r>
+              <w:rPr/>
+              <w:t>отметка открытия, статусы реагирования</w:t>
+            </w:r>
+          </w:p>
+        </w:tc>
+        <w:tc>
+          <w:tcPr>
+            <w:tcW w:w="1277" w:type="dxa"/>
+            <w:tcBorders/>
+            <w:vAlign w:val="center"/>
+          </w:tcPr>
+          <w:p>
+            <w:pPr>
+              <w:pStyle w:val="Style20"/>
+              <w:bidi w:val="0"/>
+              <w:spacing w:before="0" w:after="283"/>
+              <w:jc w:val="left"/>
+              <w:rPr/>
+            </w:pPr>
+            <w:r>
+              <w:rPr/>
+              <w:t>нет</w:t>
+            </w:r>
+          </w:p>
+        </w:tc>
+        <w:tc>
+          <w:tcPr>
+            <w:tcW w:w="1441" w:type="dxa"/>
+            <w:tcBorders/>
+            <w:vAlign w:val="center"/>
+          </w:tcPr>
+          <w:p>
+            <w:pPr>
+              <w:pStyle w:val="Style20"/>
+              <w:bidi w:val="0"/>
+              <w:spacing w:before="0" w:after="283"/>
+              <w:jc w:val="left"/>
+              <w:rPr/>
+            </w:pPr>
+            <w:r>
+              <w:rPr/>
+              <w:t>да</w:t>
+            </w:r>
+          </w:p>
+        </w:tc>
+      </w:tr>
+      <w:tr>
+        <w:trPr/>
+        <w:tc>
+          <w:tcPr>
+            <w:tcW w:w="3406" w:type="dxa"/>
+            <w:tcBorders/>
+            <w:vAlign w:val="center"/>
+          </w:tcPr>
+          <w:p>
+            <w:pPr>
+              <w:pStyle w:val="Style20"/>
+              <w:bidi w:val="0"/>
+              <w:spacing w:before="0" w:after="283"/>
+              <w:jc w:val="left"/>
+              <w:rPr/>
+            </w:pPr>
+            <w:r>
+              <w:rPr/>
+              <w:t>бригада, звонок старшему, доклады</w:t>
+            </w:r>
+          </w:p>
+        </w:tc>
+        <w:tc>
+          <w:tcPr>
+            <w:tcW w:w="1277" w:type="dxa"/>
+            <w:tcBorders/>
+            <w:vAlign w:val="center"/>
+          </w:tcPr>
+          <w:p>
+            <w:pPr>
+              <w:pStyle w:val="Style20"/>
+              <w:bidi w:val="0"/>
+              <w:spacing w:before="0" w:after="283"/>
+              <w:jc w:val="left"/>
+              <w:rPr/>
+            </w:pPr>
+            <w:r>
+              <w:rPr/>
+              <w:t>нет</w:t>
+            </w:r>
+          </w:p>
+        </w:tc>
+        <w:tc>
+          <w:tcPr>
+            <w:tcW w:w="1441" w:type="dxa"/>
+            <w:tcBorders/>
+            <w:vAlign w:val="center"/>
+          </w:tcPr>
+          <w:p>
+            <w:pPr>
+              <w:pStyle w:val="Style20"/>
+              <w:bidi w:val="0"/>
+              <w:spacing w:before="0" w:after="283"/>
+              <w:jc w:val="left"/>
+              <w:rPr/>
+            </w:pPr>
+            <w:r>
+              <w:rPr/>
+              <w:t>да</w:t>
+            </w:r>
+          </w:p>
+        </w:tc>
+      </w:tr>
+      <w:tr>
+        <w:trPr/>
+        <w:tc>
+          <w:tcPr>
+            <w:tcW w:w="3406" w:type="dxa"/>
+            <w:tcBorders/>
+            <w:vAlign w:val="center"/>
+          </w:tcPr>
+          <w:p>
+            <w:pPr>
+              <w:pStyle w:val="Style20"/>
+              <w:bidi w:val="0"/>
+              <w:spacing w:before="0" w:after="283"/>
+              <w:jc w:val="left"/>
+              <w:rPr/>
+            </w:pPr>
+            <w:r>
+              <w:rPr/>
+              <w:t>доклад вышестоящему начальнику</w:t>
+            </w:r>
+          </w:p>
+        </w:tc>
+        <w:tc>
+          <w:tcPr>
+            <w:tcW w:w="1277" w:type="dxa"/>
+            <w:tcBorders/>
+            <w:vAlign w:val="center"/>
+          </w:tcPr>
+          <w:p>
+            <w:pPr>
+              <w:pStyle w:val="Style20"/>
+              <w:bidi w:val="0"/>
+              <w:spacing w:before="0" w:after="283"/>
+              <w:jc w:val="left"/>
+              <w:rPr/>
+            </w:pPr>
+            <w:r>
+              <w:rPr/>
+              <w:t>нет</w:t>
+            </w:r>
+          </w:p>
+        </w:tc>
+        <w:tc>
+          <w:tcPr>
+            <w:tcW w:w="1441" w:type="dxa"/>
+            <w:tcBorders/>
+            <w:vAlign w:val="center"/>
+          </w:tcPr>
+          <w:p>
+            <w:pPr>
+              <w:pStyle w:val="Style20"/>
+              <w:bidi w:val="0"/>
+              <w:spacing w:before="0" w:after="283"/>
+              <w:jc w:val="left"/>
+              <w:rPr/>
+            </w:pPr>
+            <w:r>
+              <w:rPr/>
+              <w:t>да</w:t>
+            </w:r>
+          </w:p>
+        </w:tc>
+      </w:tr>
+    </w:tbl>
+    <w:p>
+      <w:pPr>
+        <w:pStyle w:val="Style27"/>
+        <w:bidi w:val="0"/>
+        <w:spacing w:before="0" w:after="283"/>
+        <w:jc w:val="left"/>
+        <w:rPr/>
+      </w:pPr>
+      <w:r>
+        <w:rPr/>
+        <w:t xml:space="preserve">Нарушение — отказ </w:t>
+      </w:r>
+      <w:r>
+        <w:rPr>
+          <w:rStyle w:val="Style14"/>
+        </w:rPr>
+        <w:t>403 wrong_duty</w:t>
+      </w:r>
+      <w:r>
+        <w:rPr/>
+        <w:t xml:space="preserve"> с объяснением. Профиль сервер берёт из базы на каждом запросе и при подписке на канал событий, поэтому смена профиля действует сразу, без перевхода. Незаконченный вызов 112, начатый до перевода в ДДС, продолжить нельзя: и экран, и сервер отвечают отказом. Прямая ссылка на экран другого рабочего места показывает «Недоступно для вашего профиля», а не пустоту. В шапке у курсанта — его рабочее место («Оператор 112» или «Диспетчер ДДС · служба»).</w:t>
+      </w:r>
+    </w:p>
+    <w:p>
+      <w:pPr>
+        <w:pStyle w:val="Style27"/>
+        <w:bidi w:val="0"/>
+        <w:spacing w:before="0" w:after="283"/>
+        <w:jc w:val="left"/>
+        <w:rPr/>
+      </w:pPr>
+      <w:r>
+        <w:rPr/>
+        <w:t>Профиль назначают администратор (любому курсанту, в разделе «Пользователи») и преподаватель (своим курсантам, в списке группы на странице занятий): обучающегося «могут направить на практику в одно или другое место». Диспетчеру ДДС служба обязательна — по ней отбирается его лента; оператору 112 она не нужна. Каждая смена — в журнале действий (</w:t>
+      </w:r>
+      <w:r>
+        <w:rPr>
+          <w:rStyle w:val="Style14"/>
+        </w:rPr>
+        <w:t>user.duty</w:t>
+      </w:r>
+      <w:r>
+        <w:rPr/>
+        <w:t>). Занятие ведётся на одном рабочем месте: вызовы 112 достаются только операторам группы, карточки ДДС — только диспетчерам по их службам; нет в группе курсантов нужного профиля — занятие не запускается и говорит почему.</w:t>
       </w:r>
     </w:p>
     <w:p>
@@ -6134,7 +6868,7 @@
       </w:pPr>
       <w:r>
         <w:rPr/>
-        <w:t>Администратор заводит, отключает и удаляет учётные записи курсантов, преподавателей и администраторов. ТЗ запрещает удалять критически важные данные без резервного копирования, поэтому удаление устроено так:</w:t>
+        <w:t>Администратор заводит, отключает и удаляет учётные записи курсантов, преподавателей и администраторов. Курсанту при заведении задаётся рабочее место — оператор 112 или диспетчер ДДС со службой (раздел 4.1); менять его могут администратор и преподаватель своей группы. ТЗ запрещает удалять критически важные данные без резервного копирования, поэтому удаление устроено так:</w:t>
       </w:r>
     </w:p>
     <w:p>
@@ -9596,6 +10330,16 @@
       </w:r>
       <w:r>
         <w:rPr/>
+        <w:t xml:space="preserve"> (оператор 112), </w:t>
+      </w:r>
+      <w:r>
+        <w:rPr>
+          <w:rStyle w:val="Style14"/>
+        </w:rPr>
+        <w:t>student2</w:t>
+      </w:r>
+      <w:r>
+        <w:rPr/>
         <w:t>…</w:t>
       </w:r>
       <w:r>
@@ -9606,7 +10350,7 @@
       </w:r>
       <w:r>
         <w:rPr/>
-        <w:t xml:space="preserve"> (курсанты разных служб), пароль у всех </w:t>
+        <w:t xml:space="preserve"> (диспетчеры ДДС разных служб), пароль у всех </w:t>
       </w:r>
       <w:r>
         <w:rPr>

--- a/docs/документация.docx
+++ b/docs/документация.docx
@@ -838,7 +838,7 @@
       </w:r>
       <w:r>
         <w:rPr/>
-        <w:t>, 60 служб.</w:t>
+        <w:t>, 60 служб-столбцов.</w:t>
       </w:r>
     </w:p>
     <w:p>
@@ -850,6 +850,65 @@
         <w:rPr/>
       </w:pPr>
       <w:r>
+        <w:rPr>
+          <w:rStyle w:val="Style15"/>
+        </w:rPr>
+        <w:t>Справочник служб — как окно «Добавьте службы» боевой системы.</w:t>
+      </w:r>
+      <w:r>
+        <w:rPr/>
+        <w:t xml:space="preserve"> В нём </w:t>
+      </w:r>
+      <w:r>
+        <w:rPr>
+          <w:rStyle w:val="Style15"/>
+        </w:rPr>
+        <w:t>211 служб</w:t>
+      </w:r>
+      <w:r>
+        <w:rPr/>
+        <w:t xml:space="preserve"> в том же порядке и с теми же названиями, что на кадрах материалов экспертов (</w:t>
+      </w:r>
+      <w:r>
+        <w:rPr>
+          <w:rStyle w:val="Style14"/>
+        </w:rPr>
+        <w:t>refs/СЛУЖБЫ 112</w:t>
+      </w:r>
+      <w:r>
+        <w:rPr/>
+        <w:t xml:space="preserve">, 55 кадров; выписка — </w:t>
+      </w:r>
+      <w:r>
+        <w:rPr>
+          <w:rStyle w:val="Style14"/>
+        </w:rPr>
+        <w:t>backend/docs/справочники/</w:t>
+      </w:r>
+      <w:r>
+        <w:rPr/>
+        <w:t xml:space="preserve">). 172 из них — районные ДДС, префектуры, окружные «ГБУ АД», ОГДЦ, «112 Мос. обл.» и т. п. — в классификаторе столбца не имеют: автоматически не подбираются и в эталон не входят, их добавляют вручную. Двадцать столбцов классификатора, которых в окне нет («Территориальные ОИВ», «Аппарат МЭРА», «ГУП МСР» …), скрыты: их нет ни в окне, ни в автоподборе, ни в эталоне разбора — курсант не может добавить такую службу, и штрафовать за неё нельзя. В старых карточках их названия по-прежнему видны. Между двумя кадрами окна есть пропуск в съёмке — </w:t>
+      </w:r>
+      <w:r>
+        <w:rPr>
+          <w:rStyle w:val="Style14"/>
+        </w:rPr>
+        <w:t>OPEN-QUESTIONS.md</w:t>
+      </w:r>
+      <w:r>
+        <w:rPr/>
+        <w:t>, вопрос 23.</w:t>
+      </w:r>
+    </w:p>
+    <w:p>
+      <w:pPr>
+        <w:pStyle w:val="Style27"/>
+        <w:bidi w:val="0"/>
+        <w:spacing w:before="0" w:after="283"/>
+        <w:jc w:val="left"/>
+        <w:rPr/>
+      </w:pPr>
+      <w:r>
         <w:rPr/>
         <w:t>Такой выбор даёт воспроизводимость: эталон для учебного вызова не зависит от того, какая модель загружена и загружена ли вообще.</w:t>
       </w:r>
@@ -886,7 +945,17 @@
       </w:r>
       <w:r>
         <w:rPr/>
-        <w:t xml:space="preserve">, как в боевой системе (полный список передан экспертами в чате задачи). Опросная карта есть у </w:t>
+        <w:t>, как в боевой системе (полный список передан экспертами в чате задачи): написание и порядок — дословно по кадрам выпадающего списка (</w:t>
+      </w:r>
+      <w:r>
+        <w:rPr>
+          <w:rStyle w:val="Style14"/>
+        </w:rPr>
+        <w:t>refs/КАРТОЧКА 112</w:t>
+      </w:r>
+      <w:r>
+        <w:rPr/>
+        <w:t xml:space="preserve">, image2…13), список открывается по фокусу целиком и сужается по вводу; быстрые плашки пустой карточки — слева направо по кадру. Опросная карта есть у </w:t>
       </w:r>
       <w:r>
         <w:rPr>
@@ -7295,7 +7364,7 @@
         <w:rPr>
           <w:rStyle w:val="Style15"/>
         </w:rPr>
-        <w:t>352 серверные проверки</w:t>
+        <w:t>363 серверные проверки</w:t>
       </w:r>
       <w:r>
         <w:rPr/>
@@ -10955,7 +11024,7 @@
         <w:rPr>
           <w:rStyle w:val="Style14"/>
         </w:rPr>
-        <w:t>cd backend &amp;&amp; cargo test            # 352 проверки</w:t>
+        <w:t>cd backend &amp;&amp; cargo test            # 363 проверки</w:t>
       </w:r>
     </w:p>
     <w:p>
@@ -10989,7 +11058,7 @@
         <w:rPr>
           <w:rStyle w:val="Style14"/>
         </w:rPr>
-        <w:t>cd frontend &amp;&amp; npm test             # 72 сценария в браузере</w:t>
+        <w:t>cd frontend &amp;&amp; npm test             # 79 сценариев в браузере</w:t>
       </w:r>
     </w:p>
     <w:p>

--- a/docs/документация.docx
+++ b/docs/документация.docx
@@ -3031,7 +3031,17 @@
       </w:r>
       <w:r>
         <w:rPr/>
-        <w:t xml:space="preserve"> — его считает классификатор. Ответы заявителя подготовлены заранее и выверены преподавателем — пока курсант ведёт вызов, модель их не сочиняет. Одно исключение — свободный вопрос заявителю (раздел 3.11): модель понимает, про какой из заготовленных фактов спросили, и выбирает его из закрытого списка; ответ заявителя и тогда — записанный в сценарии. После сохранения модель ещё в фоновой очереди читает свободный текст курсанта (раздел 3.9). Разбор правил курсант видит сразу, анализ модели приходит следом.</w:t>
+        <w:t xml:space="preserve"> — его считает классификатор. Ответы заявителя подготовлены заранее и выверены преподавателем. Во время вызова модель участвует в двух местах. Свободный вопрос заявителю (раздел 3.11): модель понимает, про какой из заготовленных фактов спросили, и выбирает его из закрытого списка. Живой заявитель на профиле с видеокартой (</w:t>
+      </w:r>
+      <w:r>
+        <w:rPr>
+          <w:rStyle w:val="Style14"/>
+        </w:rPr>
+        <w:t>applicant.live_model = 1</w:t>
+      </w:r>
+      <w:r>
+        <w:rPr/>
+        <w:t>, раздел 3.11): модель пересказывает своими словами уже выбранный ответ сценария, видя только раскрытые факты; реплика проверяется до показа, иначе звучит записанный ответ. На процессоре эта настройка выключена, и заявитель говорит ответами сценария. Какой факт раскрыт и как это оценивается, модель не решает ни в одном из случаев. После сохранения модель ещё в фоновой очереди читает свободный текст курсанта (раздел 3.9). Разбор правил курсант видит сразу, анализ модели приходит следом.</w:t>
       </w:r>
     </w:p>
     <w:p>

--- a/docs/документация.docx
+++ b/docs/документация.docx
@@ -5108,8 +5108,8 @@
         </w:tblCellMar>
       </w:tblPr>
       <w:tblGrid>
-        <w:gridCol w:w="1914"/>
-        <w:gridCol w:w="4210"/>
+        <w:gridCol w:w="1850"/>
+        <w:gridCol w:w="4274"/>
       </w:tblGrid>
       <w:tr>
         <w:trPr>
@@ -5117,7 +5117,7 @@
         </w:trPr>
         <w:tc>
           <w:tcPr>
-            <w:tcW w:w="1914" w:type="dxa"/>
+            <w:tcW w:w="1850" w:type="dxa"/>
             <w:tcBorders/>
             <w:vAlign w:val="center"/>
           </w:tcPr>
@@ -5139,7 +5139,7 @@
         </w:tc>
         <w:tc>
           <w:tcPr>
-            <w:tcW w:w="4210" w:type="dxa"/>
+            <w:tcW w:w="4274" w:type="dxa"/>
             <w:tcBorders/>
             <w:vAlign w:val="center"/>
           </w:tcPr>
@@ -5164,7 +5164,7 @@
         <w:trPr/>
         <w:tc>
           <w:tcPr>
-            <w:tcW w:w="1914" w:type="dxa"/>
+            <w:tcW w:w="1850" w:type="dxa"/>
             <w:tcBorders/>
             <w:vAlign w:val="center"/>
           </w:tcPr>
@@ -5186,21 +5186,21 @@
         </w:tc>
         <w:tc>
           <w:tcPr>
-            <w:tcW w:w="4210" w:type="dxa"/>
-            <w:tcBorders/>
-            <w:vAlign w:val="center"/>
-          </w:tcPr>
-          <w:p>
-            <w:pPr>
-              <w:pStyle w:val="Style20"/>
-              <w:bidi w:val="0"/>
-              <w:spacing w:before="0" w:after="283"/>
-              <w:jc w:val="left"/>
-              <w:rPr/>
-            </w:pPr>
-            <w:r>
-              <w:rPr/>
-              <w:t>учебные вызовы (билеты и задания занятия), приём вызова и заполнение карточки 112, свои карточки в журнале, разбор, прогноз, рекомендации, свои автоматическая и экспертная оценки</w:t>
+            <w:tcW w:w="4274" w:type="dxa"/>
+            <w:tcBorders/>
+            <w:vAlign w:val="center"/>
+          </w:tcPr>
+          <w:p>
+            <w:pPr>
+              <w:pStyle w:val="Style20"/>
+              <w:bidi w:val="0"/>
+              <w:spacing w:before="0" w:after="283"/>
+              <w:jc w:val="left"/>
+              <w:rPr/>
+            </w:pPr>
+            <w:r>
+              <w:rPr/>
+              <w:t>«Карточки для заполнения»: разделы «Учебные вызовы», «Экзамены», «Тренировка по частям» — только выданное преподавателем; приём вызова и заполнение карточки 112, разбор без повторного прохождения, прогноз, рекомендации, свои автоматическая и экспертная оценки. Списка происшествий у оператора 112 нет</w:t>
             </w:r>
           </w:p>
         </w:tc>
@@ -5209,7 +5209,7 @@
         <w:trPr/>
         <w:tc>
           <w:tcPr>
-            <w:tcW w:w="1914" w:type="dxa"/>
+            <w:tcW w:w="1850" w:type="dxa"/>
             <w:tcBorders/>
             <w:vAlign w:val="center"/>
           </w:tcPr>
@@ -5231,21 +5231,21 @@
         </w:tc>
         <w:tc>
           <w:tcPr>
-            <w:tcW w:w="4210" w:type="dxa"/>
-            <w:tcBorders/>
-            <w:vAlign w:val="center"/>
-          </w:tcPr>
-          <w:p>
-            <w:pPr>
-              <w:pStyle w:val="Style20"/>
-              <w:bidi w:val="0"/>
-              <w:spacing w:before="0" w:after="283"/>
-              <w:jc w:val="left"/>
-              <w:rPr/>
-            </w:pPr>
-            <w:r>
-              <w:rPr/>
-              <w:t>лента карточек своей службы, карточка ДДС (поля 112 — только чтение), статусы реагирования, бригада и доклады, доклад начальнику, свой разбор ДДС с автоматической и экспертной оценкой</w:t>
+            <w:tcW w:w="4274" w:type="dxa"/>
+            <w:tcBorders/>
+            <w:vAlign w:val="center"/>
+          </w:tcPr>
+          <w:p>
+            <w:pPr>
+              <w:pStyle w:val="Style20"/>
+              <w:bidi w:val="0"/>
+              <w:spacing w:before="0" w:after="283"/>
+              <w:jc w:val="left"/>
+              <w:rPr/>
+            </w:pPr>
+            <w:r>
+              <w:rPr/>
+              <w:t>разделы «Учебные происшествия», «Экзамены», «Тренировка по частям» и лента — только происшествия, выданные ему преподавателем; карточка ДДС (поля 112 — только чтение), статусы реагирования, бригада и доклады, доклад начальнику, свой разбор ДДС</w:t>
             </w:r>
           </w:p>
         </w:tc>
@@ -5254,7 +5254,7 @@
         <w:trPr/>
         <w:tc>
           <w:tcPr>
-            <w:tcW w:w="1914" w:type="dxa"/>
+            <w:tcW w:w="1850" w:type="dxa"/>
             <w:tcBorders/>
             <w:vAlign w:val="center"/>
           </w:tcPr>
@@ -5276,21 +5276,21 @@
         </w:tc>
         <w:tc>
           <w:tcPr>
-            <w:tcW w:w="4210" w:type="dxa"/>
-            <w:tcBorders/>
-            <w:vAlign w:val="center"/>
-          </w:tcPr>
-          <w:p>
-            <w:pPr>
-              <w:pStyle w:val="Style20"/>
-              <w:bidi w:val="0"/>
-              <w:spacing w:before="0" w:after="283"/>
-              <w:jc w:val="left"/>
-              <w:rPr/>
-            </w:pPr>
-            <w:r>
-              <w:rPr/>
-              <w:t>занятия, подготовка вызовов, группы, аналитика по группе, экспертная оценка попыток и вердикты по замечаниям модели</w:t>
+            <w:tcW w:w="4274" w:type="dxa"/>
+            <w:tcBorders/>
+            <w:vAlign w:val="center"/>
+          </w:tcPr>
+          <w:p>
+            <w:pPr>
+              <w:pStyle w:val="Style20"/>
+              <w:bidi w:val="0"/>
+              <w:spacing w:before="0" w:after="283"/>
+              <w:jc w:val="left"/>
+              <w:rPr/>
+            </w:pPr>
+            <w:r>
+              <w:rPr/>
+              <w:t>учебный материал (вызовы 112 и происшествия ДДС — по описанию моделью или вручную, утверждение), группы и профили курсантов, занятия (обычное, экзамен, тренировка по частям), ход занятия по местам, веса оценки, аналитика по группе и по ученику, экспертная оценка</w:t>
             </w:r>
           </w:p>
         </w:tc>
@@ -5299,7 +5299,7 @@
         <w:trPr/>
         <w:tc>
           <w:tcPr>
-            <w:tcW w:w="1914" w:type="dxa"/>
+            <w:tcW w:w="1850" w:type="dxa"/>
             <w:tcBorders/>
             <w:vAlign w:val="center"/>
           </w:tcPr>
@@ -5321,21 +5321,21 @@
         </w:tc>
         <w:tc>
           <w:tcPr>
-            <w:tcW w:w="4210" w:type="dxa"/>
-            <w:tcBorders/>
-            <w:vAlign w:val="center"/>
-          </w:tcPr>
-          <w:p>
-            <w:pPr>
-              <w:pStyle w:val="Style20"/>
-              <w:bidi w:val="0"/>
-              <w:spacing w:before="0" w:after="283"/>
-              <w:jc w:val="left"/>
-              <w:rPr/>
-            </w:pPr>
-            <w:r>
-              <w:rPr/>
-              <w:t>версии классификатора, учётные записи (заведение, отключение, удаление с резервной копией), настройки, системные журналы; оценки видит, но не ставит</w:t>
+            <w:tcW w:w="4274" w:type="dxa"/>
+            <w:tcBorders/>
+            <w:vAlign w:val="center"/>
+          </w:tcPr>
+          <w:p>
+            <w:pPr>
+              <w:pStyle w:val="Style20"/>
+              <w:bidi w:val="0"/>
+              <w:spacing w:before="0" w:after="283"/>
+              <w:jc w:val="left"/>
+              <w:rPr/>
+            </w:pPr>
+            <w:r>
+              <w:rPr/>
+              <w:t>версии классификатора, учётные записи (заведение, отключение, удаление с резервной копией), параметры, системные журналы; оценки видит, но не ставит</w:t>
             </w:r>
           </w:p>
         </w:tc>
@@ -5417,9 +5417,9 @@
         </w:tblCellMar>
       </w:tblPr>
       <w:tblGrid>
-        <w:gridCol w:w="3406"/>
-        <w:gridCol w:w="1277"/>
-        <w:gridCol w:w="1441"/>
+        <w:gridCol w:w="3551"/>
+        <w:gridCol w:w="1213"/>
+        <w:gridCol w:w="1360"/>
       </w:tblGrid>
       <w:tr>
         <w:trPr>
@@ -5427,7 +5427,7 @@
         </w:trPr>
         <w:tc>
           <w:tcPr>
-            <w:tcW w:w="3406" w:type="dxa"/>
+            <w:tcW w:w="3551" w:type="dxa"/>
             <w:tcBorders/>
             <w:vAlign w:val="center"/>
           </w:tcPr>
@@ -5449,7 +5449,7 @@
         </w:tc>
         <w:tc>
           <w:tcPr>
-            <w:tcW w:w="1277" w:type="dxa"/>
+            <w:tcW w:w="1213" w:type="dxa"/>
             <w:tcBorders/>
             <w:vAlign w:val="center"/>
           </w:tcPr>
@@ -5471,7 +5471,7 @@
         </w:tc>
         <w:tc>
           <w:tcPr>
-            <w:tcW w:w="1441" w:type="dxa"/>
+            <w:tcW w:w="1360" w:type="dxa"/>
             <w:tcBorders/>
             <w:vAlign w:val="center"/>
           </w:tcPr>
@@ -5496,27 +5496,27 @@
         <w:trPr/>
         <w:tc>
           <w:tcPr>
-            <w:tcW w:w="3406" w:type="dxa"/>
-            <w:tcBorders/>
-            <w:vAlign w:val="center"/>
-          </w:tcPr>
-          <w:p>
-            <w:pPr>
-              <w:pStyle w:val="Style20"/>
-              <w:bidi w:val="0"/>
-              <w:spacing w:before="0" w:after="283"/>
-              <w:jc w:val="left"/>
-              <w:rPr/>
-            </w:pPr>
-            <w:r>
-              <w:rPr/>
-              <w:t>билеты и задания для приёма вызова, начать вызов</w:t>
-            </w:r>
-          </w:p>
-        </w:tc>
-        <w:tc>
-          <w:tcPr>
-            <w:tcW w:w="1277" w:type="dxa"/>
+            <w:tcW w:w="3551" w:type="dxa"/>
+            <w:tcBorders/>
+            <w:vAlign w:val="center"/>
+          </w:tcPr>
+          <w:p>
+            <w:pPr>
+              <w:pStyle w:val="Style20"/>
+              <w:bidi w:val="0"/>
+              <w:spacing w:before="0" w:after="283"/>
+              <w:jc w:val="left"/>
+              <w:rPr/>
+            </w:pPr>
+            <w:r>
+              <w:rPr/>
+              <w:t>разделы «Учебные вызовы / Экзамены / Тренировка по частям» 112, начать выданный вызов</w:t>
+            </w:r>
+          </w:p>
+        </w:tc>
+        <w:tc>
+          <w:tcPr>
+            <w:tcW w:w="1213" w:type="dxa"/>
             <w:tcBorders/>
             <w:vAlign w:val="center"/>
           </w:tcPr>
@@ -5536,7 +5536,7 @@
         </w:tc>
         <w:tc>
           <w:tcPr>
-            <w:tcW w:w="1441" w:type="dxa"/>
+            <w:tcW w:w="1360" w:type="dxa"/>
             <w:tcBorders/>
             <w:vAlign w:val="center"/>
           </w:tcPr>
@@ -5559,7 +5559,7 @@
         <w:trPr/>
         <w:tc>
           <w:tcPr>
-            <w:tcW w:w="3406" w:type="dxa"/>
+            <w:tcW w:w="3551" w:type="dxa"/>
             <w:tcBorders/>
             <w:vAlign w:val="center"/>
           </w:tcPr>
@@ -5579,7 +5579,7 @@
         </w:tc>
         <w:tc>
           <w:tcPr>
-            <w:tcW w:w="1277" w:type="dxa"/>
+            <w:tcW w:w="1213" w:type="dxa"/>
             <w:tcBorders/>
             <w:vAlign w:val="center"/>
           </w:tcPr>
@@ -5599,7 +5599,7 @@
         </w:tc>
         <w:tc>
           <w:tcPr>
-            <w:tcW w:w="1441" w:type="dxa"/>
+            <w:tcW w:w="1360" w:type="dxa"/>
             <w:tcBorders/>
             <w:vAlign w:val="center"/>
           </w:tcPr>
@@ -5622,7 +5622,7 @@
         <w:trPr/>
         <w:tc>
           <w:tcPr>
-            <w:tcW w:w="3406" w:type="dxa"/>
+            <w:tcW w:w="3551" w:type="dxa"/>
             <w:tcBorders/>
             <w:vAlign w:val="center"/>
           </w:tcPr>
@@ -5642,7 +5642,7 @@
         </w:tc>
         <w:tc>
           <w:tcPr>
-            <w:tcW w:w="1277" w:type="dxa"/>
+            <w:tcW w:w="1213" w:type="dxa"/>
             <w:tcBorders/>
             <w:vAlign w:val="center"/>
           </w:tcPr>
@@ -5662,7 +5662,7 @@
         </w:tc>
         <w:tc>
           <w:tcPr>
-            <w:tcW w:w="1441" w:type="dxa"/>
+            <w:tcW w:w="1360" w:type="dxa"/>
             <w:tcBorders/>
             <w:vAlign w:val="center"/>
           </w:tcPr>
@@ -5685,27 +5685,27 @@
         <w:trPr/>
         <w:tc>
           <w:tcPr>
-            <w:tcW w:w="3406" w:type="dxa"/>
-            <w:tcBorders/>
-            <w:vAlign w:val="center"/>
-          </w:tcPr>
-          <w:p>
-            <w:pPr>
-              <w:pStyle w:val="Style20"/>
-              <w:bidi w:val="0"/>
-              <w:spacing w:before="0" w:after="283"/>
-              <w:jc w:val="left"/>
-              <w:rPr/>
-            </w:pPr>
-            <w:r>
-              <w:rPr/>
-              <w:t>свои карточки в журнале, их разбор, прогноз, рекомендации</w:t>
-            </w:r>
-          </w:p>
-        </w:tc>
-        <w:tc>
-          <w:tcPr>
-            <w:tcW w:w="1277" w:type="dxa"/>
+            <w:tcW w:w="3551" w:type="dxa"/>
+            <w:tcBorders/>
+            <w:vAlign w:val="center"/>
+          </w:tcPr>
+          <w:p>
+            <w:pPr>
+              <w:pStyle w:val="Style20"/>
+              <w:bidi w:val="0"/>
+              <w:spacing w:before="0" w:after="283"/>
+              <w:jc w:val="left"/>
+              <w:rPr/>
+            </w:pPr>
+            <w:r>
+              <w:rPr/>
+              <w:t>свои карточки в разделах, их разбор, прогноз, рекомендации</w:t>
+            </w:r>
+          </w:p>
+        </w:tc>
+        <w:tc>
+          <w:tcPr>
+            <w:tcW w:w="1213" w:type="dxa"/>
             <w:tcBorders/>
             <w:vAlign w:val="center"/>
           </w:tcPr>
@@ -5725,7 +5725,7 @@
         </w:tc>
         <w:tc>
           <w:tcPr>
-            <w:tcW w:w="1441" w:type="dxa"/>
+            <w:tcW w:w="1360" w:type="dxa"/>
             <w:tcBorders/>
             <w:vAlign w:val="center"/>
           </w:tcPr>
@@ -5748,27 +5748,27 @@
         <w:trPr/>
         <w:tc>
           <w:tcPr>
-            <w:tcW w:w="3406" w:type="dxa"/>
-            <w:tcBorders/>
-            <w:vAlign w:val="center"/>
-          </w:tcPr>
-          <w:p>
-            <w:pPr>
-              <w:pStyle w:val="Style20"/>
-              <w:bidi w:val="0"/>
-              <w:spacing w:before="0" w:after="283"/>
-              <w:jc w:val="left"/>
-              <w:rPr/>
-            </w:pPr>
-            <w:r>
-              <w:rPr/>
-              <w:t>лента карточек своей службы</w:t>
-            </w:r>
-          </w:p>
-        </w:tc>
-        <w:tc>
-          <w:tcPr>
-            <w:tcW w:w="1277" w:type="dxa"/>
+            <w:tcW w:w="3551" w:type="dxa"/>
+            <w:tcBorders/>
+            <w:vAlign w:val="center"/>
+          </w:tcPr>
+          <w:p>
+            <w:pPr>
+              <w:pStyle w:val="Style20"/>
+              <w:bidi w:val="0"/>
+              <w:spacing w:before="0" w:after="283"/>
+              <w:jc w:val="left"/>
+              <w:rPr/>
+            </w:pPr>
+            <w:r>
+              <w:rPr/>
+              <w:t>разделы «Учебные происшествия / Экзамены / Тренировка по частям» ДДС и лента выданного</w:t>
+            </w:r>
+          </w:p>
+        </w:tc>
+        <w:tc>
+          <w:tcPr>
+            <w:tcW w:w="1213" w:type="dxa"/>
             <w:tcBorders/>
             <w:vAlign w:val="center"/>
           </w:tcPr>
@@ -5788,7 +5788,7 @@
         </w:tc>
         <w:tc>
           <w:tcPr>
-            <w:tcW w:w="1441" w:type="dxa"/>
+            <w:tcW w:w="1360" w:type="dxa"/>
             <w:tcBorders/>
             <w:vAlign w:val="center"/>
           </w:tcPr>
@@ -5811,7 +5811,7 @@
         <w:trPr/>
         <w:tc>
           <w:tcPr>
-            <w:tcW w:w="3406" w:type="dxa"/>
+            <w:tcW w:w="3551" w:type="dxa"/>
             <w:tcBorders/>
             <w:vAlign w:val="center"/>
           </w:tcPr>
@@ -5831,7 +5831,7 @@
         </w:tc>
         <w:tc>
           <w:tcPr>
-            <w:tcW w:w="1277" w:type="dxa"/>
+            <w:tcW w:w="1213" w:type="dxa"/>
             <w:tcBorders/>
             <w:vAlign w:val="center"/>
           </w:tcPr>
@@ -5851,7 +5851,7 @@
         </w:tc>
         <w:tc>
           <w:tcPr>
-            <w:tcW w:w="1441" w:type="dxa"/>
+            <w:tcW w:w="1360" w:type="dxa"/>
             <w:tcBorders/>
             <w:vAlign w:val="center"/>
           </w:tcPr>
@@ -5874,7 +5874,7 @@
         <w:trPr/>
         <w:tc>
           <w:tcPr>
-            <w:tcW w:w="3406" w:type="dxa"/>
+            <w:tcW w:w="3551" w:type="dxa"/>
             <w:tcBorders/>
             <w:vAlign w:val="center"/>
           </w:tcPr>
@@ -5894,7 +5894,7 @@
         </w:tc>
         <w:tc>
           <w:tcPr>
-            <w:tcW w:w="1277" w:type="dxa"/>
+            <w:tcW w:w="1213" w:type="dxa"/>
             <w:tcBorders/>
             <w:vAlign w:val="center"/>
           </w:tcPr>
@@ -5914,7 +5914,7 @@
         </w:tc>
         <w:tc>
           <w:tcPr>
-            <w:tcW w:w="1441" w:type="dxa"/>
+            <w:tcW w:w="1360" w:type="dxa"/>
             <w:tcBorders/>
             <w:vAlign w:val="center"/>
           </w:tcPr>
@@ -5937,7 +5937,7 @@
         <w:trPr/>
         <w:tc>
           <w:tcPr>
-            <w:tcW w:w="3406" w:type="dxa"/>
+            <w:tcW w:w="3551" w:type="dxa"/>
             <w:tcBorders/>
             <w:vAlign w:val="center"/>
           </w:tcPr>
@@ -5957,7 +5957,7 @@
         </w:tc>
         <w:tc>
           <w:tcPr>
-            <w:tcW w:w="1277" w:type="dxa"/>
+            <w:tcW w:w="1213" w:type="dxa"/>
             <w:tcBorders/>
             <w:vAlign w:val="center"/>
           </w:tcPr>
@@ -5977,7 +5977,7 @@
         </w:tc>
         <w:tc>
           <w:tcPr>
-            <w:tcW w:w="1441" w:type="dxa"/>
+            <w:tcW w:w="1360" w:type="dxa"/>
             <w:tcBorders/>
             <w:vAlign w:val="center"/>
           </w:tcPr>
@@ -6069,7 +6069,7 @@
         <w:rPr>
           <w:rStyle w:val="Style14"/>
         </w:rPr>
-        <w:t>вход → журнал происшествий → учебный вызов</w:t>
+        <w:t>вход → «Карточки для заполнения» → выданный вызов</w:t>
       </w:r>
     </w:p>
     <w:p>
@@ -6215,6 +6215,78 @@
     </w:p>
     <w:p>
       <w:pPr>
+        <w:pStyle w:val="Style27"/>
+        <w:bidi w:val="0"/>
+        <w:spacing w:before="0" w:after="283"/>
+        <w:jc w:val="left"/>
+        <w:rPr/>
+      </w:pPr>
+      <w:r>
+        <w:rPr>
+          <w:rStyle w:val="Style15"/>
+        </w:rPr>
+        <w:t>Разделы курсанта</w:t>
+      </w:r>
+      <w:r>
+        <w:rPr/>
+        <w:t xml:space="preserve"> (Денис, 29.09: «оператор 112 должен видеть только карточки происшествий для заполнения»). Вместо журнала происшествий у оператора 112 — «Карточки для заполнения» с тремя разделами: «Учебные вызовы», «Экзамены» и «Тренировка по частям» (так назван блиц). В строке — дата выдачи, тема, статус цветом (серый — не начат, оранжевый — выполняется, зелёный — закончен, красный — пропущен) и балл. Законченная карточка открывается только на разбор с ошибками: повторно пройти её нельзя, и это проверяет сервер (</w:t>
+      </w:r>
+      <w:r>
+        <w:rPr>
+          <w:rStyle w:val="Style14"/>
+        </w:rPr>
+        <w:t>409</w:t>
+      </w:r>
+      <w:r>
+        <w:rPr/>
+        <w:t>). В экзамене начать можно только следующий по порядку вызов, балл виден после экзамена. Всё это выдаёт преподаватель — сам курсант вызов не выбирает (</w:t>
+      </w:r>
+      <w:r>
+        <w:rPr>
+          <w:rStyle w:val="Style14"/>
+        </w:rPr>
+        <w:t>GET /api/me/work?section=training|exam|blitz</w:t>
+      </w:r>
+      <w:r>
+        <w:rPr/>
+        <w:t>).</w:t>
+      </w:r>
+    </w:p>
+    <w:p>
+      <w:pPr>
+        <w:pStyle w:val="Style27"/>
+        <w:bidi w:val="0"/>
+        <w:spacing w:before="0" w:after="283"/>
+        <w:jc w:val="left"/>
+        <w:rPr/>
+      </w:pPr>
+      <w:r>
+        <w:rPr/>
+        <w:t xml:space="preserve">В карточке можно выбрать </w:t>
+      </w:r>
+      <w:r>
+        <w:rPr>
+          <w:rStyle w:val="Style15"/>
+        </w:rPr>
+        <w:t>несколько типов происшествия</w:t>
+      </w:r>
+      <w:r>
+        <w:rPr/>
+        <w:t xml:space="preserve"> — из выпадающего списка или быстрыми плашками; у каждого своя опросная карта, и </w:t>
+      </w:r>
+      <w:r>
+        <w:rPr>
+          <w:rStyle w:val="Style15"/>
+        </w:rPr>
+        <w:t>все уровни признаков</w:t>
+      </w:r>
+      <w:r>
+        <w:rPr/>
+        <w:t xml:space="preserve"> доходят до позиции классификатора. У карт, снятых со скриншотов (101, 104, «Взрыв»), недостающие вторые и третьи уровни дописаны из классификатора: скриншот показывал одну открытую ветку.</w:t>
+      </w:r>
+    </w:p>
+    <w:p>
+      <w:pPr>
         <w:pStyle w:val="3"/>
         <w:bidi w:val="0"/>
         <w:jc w:val="left"/>
@@ -6235,7 +6307,27 @@
       </w:pPr>
       <w:r>
         <w:rPr/>
-        <w:t>Сохранённая оператором 112 карточка приходит в журнал каждой службы из списка оповещения. Диспетчер работает с несколькими карточками одновременно, как в текущей работе: пока он занят одной, время идёт и у ожидающих.</w:t>
+        <w:t xml:space="preserve">Диспетчеру приходят </w:t>
+      </w:r>
+      <w:r>
+        <w:rPr>
+          <w:rStyle w:val="Style15"/>
+        </w:rPr>
+        <w:t>только учебные происшествия, выданные преподавателем</w:t>
+      </w:r>
+      <w:r>
+        <w:rPr/>
+        <w:t xml:space="preserve"> (Денис, 29.09: «карточки, заполненные оператором 112, не должны попадать к операторам ДДС; все карточки выдаёт им только преподаватель»). Учебное происшествие — готовая карточка 112, которую преподаватель собрал сам или по описанию моделью и утвердил (</w:t>
+      </w:r>
+      <w:r>
+        <w:rPr>
+          <w:rStyle w:val="Style14"/>
+        </w:rPr>
+        <w:t>cards.origin = 'teacher'</w:t>
+      </w:r>
+      <w:r>
+        <w:rPr/>
+        <w:t>). Карточки курсантов 112 к диспетчеру не попадают — ни в ленту, ни по прямой ссылке, ни через занятие. Диспетчер работает с несколькими карточками одновременно, как в текущей работе: пока он занят одной, время идёт и у ожидающих. У диспетчера те же три раздела — «Учебные происшествия», «Экзамены», «Тренировка по частям», под ними лента выданного.</w:t>
       </w:r>
     </w:p>
     <w:p>
@@ -6465,8 +6557,8 @@
         </w:tblCellMar>
       </w:tblPr>
       <w:tblGrid>
-        <w:gridCol w:w="1180"/>
-        <w:gridCol w:w="4944"/>
+        <w:gridCol w:w="1137"/>
+        <w:gridCol w:w="4987"/>
       </w:tblGrid>
       <w:tr>
         <w:trPr>
@@ -6474,7 +6566,7 @@
         </w:trPr>
         <w:tc>
           <w:tcPr>
-            <w:tcW w:w="1180" w:type="dxa"/>
+            <w:tcW w:w="1137" w:type="dxa"/>
             <w:tcBorders/>
             <w:vAlign w:val="center"/>
           </w:tcPr>
@@ -6496,7 +6588,7 @@
         </w:tc>
         <w:tc>
           <w:tcPr>
-            <w:tcW w:w="4944" w:type="dxa"/>
+            <w:tcW w:w="4987" w:type="dxa"/>
             <w:tcBorders/>
             <w:vAlign w:val="center"/>
           </w:tcPr>
@@ -6521,7 +6613,7 @@
         <w:trPr/>
         <w:tc>
           <w:tcPr>
-            <w:tcW w:w="1180" w:type="dxa"/>
+            <w:tcW w:w="1137" w:type="dxa"/>
             <w:tcBorders/>
             <w:vAlign w:val="center"/>
           </w:tcPr>
@@ -6543,7 +6635,7 @@
         </w:tc>
         <w:tc>
           <w:tcPr>
-            <w:tcW w:w="4944" w:type="dxa"/>
+            <w:tcW w:w="4987" w:type="dxa"/>
             <w:tcBorders/>
             <w:vAlign w:val="center"/>
           </w:tcPr>
@@ -6566,7 +6658,7 @@
         <w:trPr/>
         <w:tc>
           <w:tcPr>
-            <w:tcW w:w="1180" w:type="dxa"/>
+            <w:tcW w:w="1137" w:type="dxa"/>
             <w:tcBorders/>
             <w:vAlign w:val="center"/>
           </w:tcPr>
@@ -6588,21 +6680,21 @@
         </w:tc>
         <w:tc>
           <w:tcPr>
-            <w:tcW w:w="4944" w:type="dxa"/>
-            <w:tcBorders/>
-            <w:vAlign w:val="center"/>
-          </w:tcPr>
-          <w:p>
-            <w:pPr>
-              <w:pStyle w:val="Style20"/>
-              <w:bidi w:val="0"/>
-              <w:spacing w:before="0" w:after="283"/>
-              <w:jc w:val="left"/>
-              <w:rPr/>
-            </w:pPr>
-            <w:r>
-              <w:rPr/>
-              <w:t>карточки по службам курсантов — созданные системой, заполненные курсантами на занятиях 112 или вперемешку; до 5 карточек на службу, в случайном порядке</w:t>
+            <w:tcW w:w="4987" w:type="dxa"/>
+            <w:tcBorders/>
+            <w:vAlign w:val="center"/>
+          </w:tcPr>
+          <w:p>
+            <w:pPr>
+              <w:pStyle w:val="Style20"/>
+              <w:bidi w:val="0"/>
+              <w:spacing w:before="0" w:after="283"/>
+              <w:jc w:val="left"/>
+              <w:rPr/>
+            </w:pPr>
+            <w:r>
+              <w:rPr/>
+              <w:t>учебные происшествия преподавателя — выбранные поимённо в нужном порядке или подобранные системой по службам курсантов; карточки курсантов 112 в занятие ДДС не берутся</w:t>
             </w:r>
           </w:p>
         </w:tc>
@@ -6664,9 +6756,9 @@
         </w:tblCellMar>
       </w:tblPr>
       <w:tblGrid>
-        <w:gridCol w:w="1096"/>
-        <w:gridCol w:w="1365"/>
-        <w:gridCol w:w="3663"/>
+        <w:gridCol w:w="1550"/>
+        <w:gridCol w:w="1719"/>
+        <w:gridCol w:w="2855"/>
       </w:tblGrid>
       <w:tr>
         <w:trPr>
@@ -6674,7 +6766,7 @@
         </w:trPr>
         <w:tc>
           <w:tcPr>
-            <w:tcW w:w="1096" w:type="dxa"/>
+            <w:tcW w:w="1550" w:type="dxa"/>
             <w:tcBorders/>
             <w:vAlign w:val="center"/>
           </w:tcPr>
@@ -6696,7 +6788,7 @@
         </w:tc>
         <w:tc>
           <w:tcPr>
-            <w:tcW w:w="1365" w:type="dxa"/>
+            <w:tcW w:w="1719" w:type="dxa"/>
             <w:tcBorders/>
             <w:vAlign w:val="center"/>
           </w:tcPr>
@@ -6718,7 +6810,7 @@
         </w:tc>
         <w:tc>
           <w:tcPr>
-            <w:tcW w:w="3663" w:type="dxa"/>
+            <w:tcW w:w="2855" w:type="dxa"/>
             <w:tcBorders/>
             <w:vAlign w:val="center"/>
           </w:tcPr>
@@ -6743,7 +6835,7 @@
         <w:trPr/>
         <w:tc>
           <w:tcPr>
-            <w:tcW w:w="1096" w:type="dxa"/>
+            <w:tcW w:w="1550" w:type="dxa"/>
             <w:tcBorders/>
             <w:vAlign w:val="center"/>
           </w:tcPr>
@@ -6761,31 +6853,35 @@
               </w:rPr>
               <w:t>Марафон</w:t>
             </w:r>
-          </w:p>
-        </w:tc>
-        <w:tc>
-          <w:tcPr>
-            <w:tcW w:w="1365" w:type="dxa"/>
-            <w:tcBorders/>
-            <w:vAlign w:val="center"/>
-          </w:tcPr>
-          <w:p>
-            <w:pPr>
-              <w:pStyle w:val="Style20"/>
-              <w:bidi w:val="0"/>
-              <w:spacing w:before="0" w:after="283"/>
-              <w:jc w:val="left"/>
-              <w:rPr/>
-            </w:pPr>
-            <w:r>
-              <w:rPr/>
-              <w:t>экзамен на 5–10 вызовов приёма 112</w:t>
-            </w:r>
-          </w:p>
-        </w:tc>
-        <w:tc>
-          <w:tcPr>
-            <w:tcW w:w="3663" w:type="dxa"/>
+            <w:r>
+              <w:rPr/>
+              <w:t xml:space="preserve"> (экзамен)</w:t>
+            </w:r>
+          </w:p>
+        </w:tc>
+        <w:tc>
+          <w:tcPr>
+            <w:tcW w:w="1719" w:type="dxa"/>
+            <w:tcBorders/>
+            <w:vAlign w:val="center"/>
+          </w:tcPr>
+          <w:p>
+            <w:pPr>
+              <w:pStyle w:val="Style20"/>
+              <w:bidi w:val="0"/>
+              <w:spacing w:before="0" w:after="283"/>
+              <w:jc w:val="left"/>
+              <w:rPr/>
+            </w:pPr>
+            <w:r>
+              <w:rPr/>
+              <w:t>5–10 вызовов приёма 112 или происшествий ДДС</w:t>
+            </w:r>
+          </w:p>
+        </w:tc>
+        <w:tc>
+          <w:tcPr>
+            <w:tcW w:w="2855" w:type="dxa"/>
             <w:tcBorders/>
             <w:vAlign w:val="center"/>
           </w:tcPr>
@@ -6808,7 +6904,7 @@
         <w:trPr/>
         <w:tc>
           <w:tcPr>
-            <w:tcW w:w="1096" w:type="dxa"/>
+            <w:tcW w:w="1550" w:type="dxa"/>
             <w:tcBorders/>
             <w:vAlign w:val="center"/>
           </w:tcPr>
@@ -6826,11 +6922,15 @@
               </w:rPr>
               <w:t>Блиц</w:t>
             </w:r>
-          </w:p>
-        </w:tc>
-        <w:tc>
-          <w:tcPr>
-            <w:tcW w:w="1365" w:type="dxa"/>
+            <w:r>
+              <w:rPr/>
+              <w:t xml:space="preserve"> («Тренировка по частям»)</w:t>
+            </w:r>
+          </w:p>
+        </w:tc>
+        <w:tc>
+          <w:tcPr>
+            <w:tcW w:w="1719" w:type="dxa"/>
             <w:tcBorders/>
             <w:vAlign w:val="center"/>
           </w:tcPr>
@@ -6850,7 +6950,7 @@
         </w:tc>
         <w:tc>
           <w:tcPr>
-            <w:tcW w:w="3663" w:type="dxa"/>
+            <w:tcW w:w="2855" w:type="dxa"/>
             <w:tcBorders/>
             <w:vAlign w:val="center"/>
           </w:tcPr>
@@ -6922,7 +7022,56 @@
       </w:pPr>
       <w:r>
         <w:rPr/>
-        <w:t>Допущения по видам занятия: марафон — только у приёма вызова (у ДДС карточки и так идут потоком); нижняя граница блица — 3 задания; «пострадавшие» относятся к сегменту «тип происшествия».</w:t>
+        <w:t>Допущения по видам занятия: нижняя граница блица — 3 задания; «пострадавшие» относятся к сегменту «тип происшествия». У экзамена ДДС те же правила: разбор бригады скрыт до конца экзамена.</w:t>
+      </w:r>
+    </w:p>
+    <w:p>
+      <w:pPr>
+        <w:pStyle w:val="Style27"/>
+        <w:bidi w:val="0"/>
+        <w:spacing w:before="0" w:after="283"/>
+        <w:jc w:val="left"/>
+        <w:rPr/>
+      </w:pPr>
+      <w:r>
+        <w:rPr>
+          <w:rStyle w:val="Style15"/>
+        </w:rPr>
+        <w:t>Ход занятия по местам</w:t>
+      </w:r>
+      <w:r>
+        <w:rPr/>
+        <w:t xml:space="preserve"> — страница идущего занятия, как в показанном заказчику образце. Сверху — время, число мест, кто опаздывает сейчас, «не оповещено», отказы, незавершённые и «на проверке X из Y». Места разделены на блоки </w:t>
+      </w:r>
+      <w:r>
+        <w:rPr>
+          <w:rStyle w:val="Style15"/>
+        </w:rPr>
+        <w:t>«Операторы 112»</w:t>
+      </w:r>
+      <w:r>
+        <w:rPr/>
+        <w:t xml:space="preserve"> и </w:t>
+      </w:r>
+      <w:r>
+        <w:rPr>
+          <w:rStyle w:val="Style15"/>
+        </w:rPr>
+        <w:t>«Диспетчеры ДДС»</w:t>
+      </w:r>
+      <w:r>
+        <w:rPr/>
+        <w:t>. У каждого места — ФИО, текущая карточка (номер, тема, адрес), крупный таймер против норматива (у опаздывающих красный, и красная рамка карточки), ход заполнения карточки 112 (адрес, тип, службы, описание) или текущий статус реагирования у ДДС, счётчики «Вызовов / Сохранил / Сдал» или «Открыл / Ответил / Сдал». Обновление — раз в 2,5 с, есть режим проектора (</w:t>
+      </w:r>
+      <w:r>
+        <w:rPr>
+          <w:rStyle w:val="Style14"/>
+        </w:rPr>
+        <w:t>GET /api/lessons/{id}/monitor</w:t>
+      </w:r>
+      <w:r>
+        <w:rPr/>
+        <w:t>).</w:t>
       </w:r>
     </w:p>
     <w:p>
@@ -7064,7 +7213,7 @@
       </w:pPr>
       <w:r>
         <w:rPr/>
-        <w:t>4.6. Подготовка учебных вызовов</w:t>
+        <w:t>4.6. Учебный материал преподавателя</w:t>
       </w:r>
     </w:p>
     <w:p>
@@ -7077,916 +7226,27 @@
       </w:pPr>
       <w:r>
         <w:rPr/>
-        <w:t xml:space="preserve">Преподаватель запускает подготовку вызовов из билетов (конвейер раздела 3.7) и доводит каждый перепиской с моделью: «поменяй ФИО», «добавь, что из мусоропровода идёт пламя», «сделай первую фразу короче». Модель отвечает репликой и правкой; правка применяется к вызову, эталон пересчитывается классификатором. В переписке показывается, что </w:t>
+        <w:t xml:space="preserve">Раздел «Учебный материал» — две вкладки: </w:t>
       </w:r>
       <w:r>
         <w:rPr>
           <w:rStyle w:val="Style15"/>
         </w:rPr>
-        <w:t>фактически</w:t>
-      </w:r>
-      <w:r>
-        <w:rPr/>
-        <w:t xml:space="preserve"> изменилось, — по сравнению вызова до и после, а не со слов модели. Сыгранные факты не удаляются, а снимаются с учёта, чтобы не ломать уже пройденные разборы.</w:t>
-      </w:r>
-    </w:p>
-    <w:p>
-      <w:pPr>
-        <w:pStyle w:val="Style27"/>
-        <w:bidi w:val="0"/>
-        <w:spacing w:before="0" w:after="283"/>
-        <w:jc w:val="left"/>
-        <w:rPr/>
-      </w:pPr>
-      <w:r>
-        <w:rPr/>
-        <w:t xml:space="preserve">Рядом с ответами заявителя преподаватель видит </w:t>
+        <w:t>«Вызовы 112»</w:t>
+      </w:r>
+      <w:r>
+        <w:rPr/>
+        <w:t xml:space="preserve"> и </w:t>
       </w:r>
       <w:r>
         <w:rPr>
           <w:rStyle w:val="Style15"/>
         </w:rPr>
-        <w:t>утверждения</w:t>
-      </w:r>
-      <w:r>
-        <w:rPr/>
-        <w:t xml:space="preserve"> — те же ответы, переписанные моделью в повествовательную форму («Дом не газифицирован» вместо «Нет, дом не газифицирован»). По ним кросс-энкодер сверяет описание курсанта (раздел 3.9). Утверждения можно поправить вручную или подготовить заново; правка ответа сбрасывает его утверждение, и модель готовит новое в очереди.</w:t>
-      </w:r>
-    </w:p>
-    <w:p>
-      <w:pPr>
-        <w:pStyle w:val="Style27"/>
-        <w:bidi w:val="0"/>
-        <w:spacing w:before="0" w:after="283"/>
-        <w:jc w:val="left"/>
-        <w:rPr/>
-      </w:pPr>
-      <w:r>
-        <w:rPr/>
-        <w:t xml:space="preserve">Готовый вызов преподаватель утверждает — до утверждения курсанты его не видят. </w:t>
-      </w:r>
-      <w:r>
-        <w:rPr>
-          <w:rStyle w:val="Style15"/>
-        </w:rPr>
-        <w:t>Преподаватель — конечный валидатор</w:t>
-      </w:r>
-      <w:r>
-        <w:rPr/>
-        <w:t>, как и просит заказчик.</w:t>
-      </w:r>
-    </w:p>
-    <w:p>
-      <w:pPr>
-        <w:pStyle w:val="Style27"/>
-        <w:bidi w:val="0"/>
-        <w:spacing w:before="0" w:after="283"/>
-        <w:jc w:val="left"/>
-        <w:rPr/>
-      </w:pPr>
-      <w:r>
-        <w:rPr/>
-        <w:t>Как правки преподавателя влияют на модель — ровно так: переписка по вызову сохраняется, и последние ходы подаются модели в контекст при следующей правке того же вызова, поэтому «нет, короче» имеет смысл. Весов модели правки не меняют, и на подготовку других вызовов не переносятся. Дообучения модели на правках преподавателя в поставке нет — как это должно выглядеть, заказчик пока не определил.</w:t>
-      </w:r>
-    </w:p>
-    <w:p>
-      <w:pPr>
-        <w:pStyle w:val="3"/>
-        <w:bidi w:val="0"/>
-        <w:jc w:val="left"/>
-        <w:rPr/>
-      </w:pPr>
-      <w:r>
-        <w:rPr/>
-        <w:t>4.7. Аналитика</w:t>
-      </w:r>
-    </w:p>
-    <w:p>
-      <w:pPr>
-        <w:pStyle w:val="Style27"/>
-        <w:bidi w:val="0"/>
-        <w:spacing w:before="0" w:after="283"/>
-        <w:jc w:val="left"/>
-        <w:rPr/>
-      </w:pPr>
-      <w:r>
-        <w:rPr/>
-        <w:t xml:space="preserve">Диаграммы (тепловая карта ошибок, динамика, воронка, виды замечаний) строятся из статистики занятий средствами SVG, без сторонних библиотек. Там же — достоверность прогноза и доля сработавших рекомендаций по группе, рядом с базовыми линиями. Словесную сводку по группе формулирует модель — но </w:t>
-      </w:r>
-      <w:r>
-        <w:rPr>
-          <w:rStyle w:val="Style15"/>
-        </w:rPr>
-        <w:t>числа в неё подаются уже посчитанными</w:t>
-      </w:r>
-      <w:r>
-        <w:rPr/>
-        <w:t>, в виде именованных агрегатов.</w:t>
-      </w:r>
-    </w:p>
-    <w:p>
-      <w:pPr>
-        <w:pStyle w:val="3"/>
-        <w:bidi w:val="0"/>
-        <w:jc w:val="left"/>
-        <w:rPr/>
-      </w:pPr>
-      <w:r>
-        <w:rPr/>
-        <w:t>4.8. Настраиваемые параметры</w:t>
-      </w:r>
-    </w:p>
-    <w:p>
-      <w:pPr>
-        <w:pStyle w:val="Style27"/>
-        <w:bidi w:val="0"/>
-        <w:spacing w:before="0" w:after="283"/>
-        <w:jc w:val="left"/>
-        <w:rPr/>
-      </w:pPr>
-      <w:r>
-        <w:rPr/>
-        <w:t>Нормативы, параметры прогноза, рекомендаций и шкалы бригады хранятся в таблице настроек, а не в коде. Администратор меняет их через API (</w:t>
-      </w:r>
-      <w:r>
-        <w:rPr>
-          <w:rStyle w:val="Style14"/>
-        </w:rPr>
-        <w:t>PATCH /api/settings/{key}</w:t>
-      </w:r>
-      <w:r>
-        <w:rPr/>
-        <w:t>); у каждого параметра есть допустимые пределы, значение вне их сервер отклоняет.</w:t>
-      </w:r>
-    </w:p>
-    <w:p>
-      <w:pPr>
-        <w:pStyle w:val="Style18"/>
-        <w:pBdr>
-          <w:bottom w:val="double" w:sz="2" w:space="0" w:color="808080"/>
-        </w:pBdr>
-        <w:bidi w:val="0"/>
-        <w:spacing w:before="0" w:after="283"/>
-        <w:jc w:val="left"/>
-        <w:rPr/>
-      </w:pPr>
-      <w:r>
-        <w:rPr/>
-      </w:r>
-    </w:p>
-    <w:p>
-      <w:pPr>
-        <w:pStyle w:val="2"/>
-        <w:bidi w:val="0"/>
-        <w:jc w:val="left"/>
-        <w:rPr/>
-      </w:pPr>
-      <w:r>
-        <w:rPr/>
-        <w:t>5. Компонентная архитектура</w:t>
-      </w:r>
-    </w:p>
-    <w:p>
-      <w:pPr>
-        <w:pStyle w:val="3"/>
-        <w:bidi w:val="0"/>
-        <w:jc w:val="left"/>
-        <w:rPr/>
-      </w:pPr>
-      <w:r>
-        <w:rPr/>
-        <w:t>5.1. Сервер</w:t>
-      </w:r>
-    </w:p>
-    <w:p>
-      <w:pPr>
-        <w:pStyle w:val="Style29"/>
-        <w:pBdr/>
-        <w:shd w:fill="F4F4F4" w:val="clear"/>
-        <w:bidi w:val="0"/>
-        <w:spacing w:before="0" w:after="0"/>
-        <w:jc w:val="left"/>
-        <w:rPr/>
-      </w:pPr>
-      <w:r>
-        <w:rPr>
-          <w:rStyle w:val="Style14"/>
-        </w:rPr>
-        <w:t>api/        HTTP-обработчики, схема OpenAPI</w:t>
-      </w:r>
-    </w:p>
-    <w:p>
-      <w:pPr>
-        <w:pStyle w:val="Style29"/>
-        <w:pBdr/>
-        <w:shd w:fill="F4F4F4" w:val="clear"/>
-        <w:bidi w:val="0"/>
-        <w:spacing w:before="0" w:after="0"/>
-        <w:jc w:val="left"/>
-        <w:rPr/>
-      </w:pPr>
-      <w:r>
-        <w:rPr>
-          <w:rStyle w:val="Style14"/>
-        </w:rPr>
-        <w:t>domain/     классификатор, статусы, оценка, бригада, прогноз, рекомендации</w:t>
-      </w:r>
-    </w:p>
-    <w:p>
-      <w:pPr>
-        <w:pStyle w:val="Style29"/>
-        <w:pBdr/>
-        <w:shd w:fill="F4F4F4" w:val="clear"/>
-        <w:bidi w:val="0"/>
-        <w:spacing w:before="0" w:after="0"/>
-        <w:jc w:val="left"/>
-        <w:rPr/>
-      </w:pPr>
-      <w:r>
-        <w:rPr>
-          <w:rStyle w:val="Style14"/>
-        </w:rPr>
-        <w:t>ingest/     импорт классификатора и билетов, вывод опросных карт</w:t>
-      </w:r>
-    </w:p>
-    <w:p>
-      <w:pPr>
-        <w:pStyle w:val="Style29"/>
-        <w:pBdr/>
-        <w:shd w:fill="F4F4F4" w:val="clear"/>
-        <w:bidi w:val="0"/>
-        <w:spacing w:before="0" w:after="0"/>
-        <w:jc w:val="left"/>
-        <w:rPr/>
-      </w:pPr>
-      <w:r>
-        <w:rPr>
-          <w:rStyle w:val="Style14"/>
-        </w:rPr>
-        <w:t>reports/    отчёты, прогноз и рекомендации над данными базы</w:t>
-      </w:r>
-    </w:p>
-    <w:p>
-      <w:pPr>
-        <w:pStyle w:val="Style29"/>
-        <w:pBdr/>
-        <w:shd w:fill="F4F4F4" w:val="clear"/>
-        <w:bidi w:val="0"/>
-        <w:spacing w:before="0" w:after="0"/>
-        <w:jc w:val="left"/>
-        <w:rPr/>
-      </w:pPr>
-      <w:r>
-        <w:rPr>
-          <w:rStyle w:val="Style14"/>
-        </w:rPr>
-        <w:t>jobs/       фоновые задачи: сторож нормативов, доклады бригад, очередь модели</w:t>
-      </w:r>
-    </w:p>
-    <w:p>
-      <w:pPr>
-        <w:pStyle w:val="Style29"/>
-        <w:bidi w:val="0"/>
-        <w:spacing w:before="0" w:after="283"/>
-        <w:jc w:val="left"/>
-        <w:rPr/>
-      </w:pPr>
-      <w:r>
-        <w:rPr>
-          <w:rStyle w:val="Style14"/>
-        </w:rPr>
-        <w:t>ml/         адаптеры моделей: HTTP-сервер модели и заглушка</w:t>
-      </w:r>
-    </w:p>
-    <w:p>
-      <w:pPr>
-        <w:pStyle w:val="Style27"/>
-        <w:bidi w:val="0"/>
-        <w:spacing w:before="0" w:after="283"/>
-        <w:jc w:val="left"/>
-        <w:rPr/>
-      </w:pPr>
-      <w:r>
-        <w:rPr/>
-        <w:t xml:space="preserve">Доменный слой не знает ни о HTTP, ни о моделях: классификатор, оценка, разбор ДДС, прогноз и рекомендации — чистые функции над данными. Поэтому все </w:t>
-      </w:r>
-      <w:r>
-        <w:rPr>
-          <w:rStyle w:val="Style15"/>
-        </w:rPr>
-        <w:t>363 серверные проверки</w:t>
-      </w:r>
-      <w:r>
-        <w:rPr/>
-        <w:t xml:space="preserve"> выполняются без поднятия модели; там, где важен ответ модели, её заменяет подставная.</w:t>
-      </w:r>
-    </w:p>
-    <w:p>
-      <w:pPr>
-        <w:pStyle w:val="Style27"/>
-        <w:bidi w:val="0"/>
-        <w:spacing w:before="0" w:after="283"/>
-        <w:jc w:val="left"/>
-        <w:rPr/>
-      </w:pPr>
-      <w:r>
-        <w:rPr/>
-        <w:t xml:space="preserve">Описание API машиночитаемо (OpenAPI, utoipa). Отдельная проверка читает список маршрутов из исходного кода и </w:t>
-      </w:r>
-      <w:r>
-        <w:rPr>
-          <w:rStyle w:val="Style15"/>
-        </w:rPr>
-        <w:t>падает при расхождении</w:t>
-      </w:r>
-      <w:r>
-        <w:rPr/>
-        <w:t xml:space="preserve"> со схемой.</w:t>
-      </w:r>
-    </w:p>
-    <w:p>
-      <w:pPr>
-        <w:pStyle w:val="3"/>
-        <w:bidi w:val="0"/>
-        <w:jc w:val="left"/>
-        <w:rPr/>
-      </w:pPr>
-      <w:r>
-        <w:rPr/>
-        <w:t>5.2. Клиент</w:t>
-      </w:r>
-    </w:p>
-    <w:p>
-      <w:pPr>
-        <w:pStyle w:val="Style27"/>
-        <w:bidi w:val="0"/>
-        <w:spacing w:before="0" w:after="283"/>
-        <w:jc w:val="left"/>
-        <w:rPr/>
-      </w:pPr>
-      <w:r>
-        <w:rPr/>
-        <w:t xml:space="preserve">Слоистая раскладка (Feature-Sliced Design): </w:t>
-      </w:r>
-      <w:r>
-        <w:rPr>
-          <w:rStyle w:val="Style14"/>
-        </w:rPr>
-        <w:t>shared</w:t>
-      </w:r>
-      <w:r>
-        <w:rPr/>
-        <w:t xml:space="preserve"> → </w:t>
-      </w:r>
-      <w:r>
-        <w:rPr>
-          <w:rStyle w:val="Style14"/>
-        </w:rPr>
-        <w:t>entities</w:t>
-      </w:r>
-      <w:r>
-        <w:rPr/>
-        <w:t xml:space="preserve"> → </w:t>
-      </w:r>
-      <w:r>
-        <w:rPr>
-          <w:rStyle w:val="Style14"/>
-        </w:rPr>
-        <w:t>widgets</w:t>
-      </w:r>
-      <w:r>
-        <w:rPr/>
-        <w:t xml:space="preserve"> → </w:t>
-      </w:r>
-      <w:r>
-        <w:rPr>
-          <w:rStyle w:val="Style14"/>
-        </w:rPr>
-        <w:t>pages</w:t>
-      </w:r>
-      <w:r>
-        <w:rPr/>
-        <w:t>. Состояние — zustand, стили — модули SCSS, маршрутизация — HashRouter (стенд отдаётся статикой без настройки переписывания путей).</w:t>
-      </w:r>
-    </w:p>
-    <w:p>
-      <w:pPr>
-        <w:pStyle w:val="Style27"/>
-        <w:bidi w:val="0"/>
-        <w:spacing w:before="0" w:after="283"/>
-        <w:jc w:val="left"/>
-        <w:rPr/>
-      </w:pPr>
-      <w:r>
-        <w:rPr/>
-        <w:t xml:space="preserve">Канал событий WebSocket с переподключением по возрастающей задержке. Канал — </w:t>
-      </w:r>
-      <w:r>
-        <w:rPr>
-          <w:rStyle w:val="Style15"/>
-        </w:rPr>
-        <w:t>ускорение, а не источник истины</w:t>
-      </w:r>
-      <w:r>
-        <w:rPr/>
-        <w:t>: при его отказе интерфейс продолжает работать на обычных запросах.</w:t>
-      </w:r>
-    </w:p>
-    <w:p>
-      <w:pPr>
-        <w:pStyle w:val="3"/>
-        <w:bidi w:val="0"/>
-        <w:jc w:val="left"/>
-        <w:rPr/>
-      </w:pPr>
-      <w:r>
-        <w:rPr/>
-        <w:t>5.3. Сервер модели</w:t>
-      </w:r>
-    </w:p>
-    <w:p>
-      <w:pPr>
-        <w:pStyle w:val="Style27"/>
-        <w:bidi w:val="0"/>
-        <w:spacing w:before="0" w:after="283"/>
-        <w:jc w:val="left"/>
-        <w:rPr/>
-      </w:pPr>
-      <w:r>
-        <w:rPr/>
-        <w:t xml:space="preserve">llama.cpp в режиме сервера, совместимого с OpenAI API. Подробности — </w:t>
-      </w:r>
-      <w:r>
-        <w:rPr>
-          <w:rStyle w:val="Style14"/>
-        </w:rPr>
-        <w:t>backend/docs/MODEL-SERVER.md</w:t>
-      </w:r>
-      <w:r>
-        <w:rPr/>
-        <w:t>.</w:t>
-      </w:r>
-    </w:p>
-    <w:p>
-      <w:pPr>
-        <w:pStyle w:val="3"/>
-        <w:bidi w:val="0"/>
-        <w:jc w:val="left"/>
-        <w:rPr/>
-      </w:pPr>
-      <w:r>
-        <w:rPr/>
-        <w:t>5.3а. Сервер сверки описания (кросс-энкодер)</w:t>
-      </w:r>
-    </w:p>
-    <w:p>
-      <w:pPr>
-        <w:pStyle w:val="Style27"/>
-        <w:bidi w:val="0"/>
-        <w:spacing w:before="0" w:after="283"/>
-        <w:jc w:val="left"/>
-        <w:rPr/>
-      </w:pPr>
-      <w:r>
-        <w:rPr>
-          <w:rStyle w:val="Style14"/>
-        </w:rPr>
-        <w:t>nli/server.py</w:t>
-      </w:r>
-      <w:r>
-        <w:rPr/>
-        <w:t xml:space="preserve"> — небольшой сервер на Python (FastAPI, PyTorch на процессоре): </w:t>
-      </w:r>
-      <w:r>
-        <w:rPr>
-          <w:rStyle w:val="Style14"/>
-        </w:rPr>
-        <w:t>POST /nli {premise, hypotheses}</w:t>
-      </w:r>
-      <w:r>
-        <w:rPr/>
-        <w:t xml:space="preserve"> → вероятности «противоречит / следует / молчит» по каждой гипотезе, </w:t>
-      </w:r>
-      <w:r>
-        <w:rPr>
-          <w:rStyle w:val="Style14"/>
-        </w:rPr>
-        <w:t>GET /health</w:t>
-      </w:r>
-      <w:r>
-        <w:rPr/>
-        <w:t xml:space="preserve">. Сервер приложения ходит к нему по адресу </w:t>
-      </w:r>
-      <w:r>
-        <w:rPr>
-          <w:rStyle w:val="Style14"/>
-        </w:rPr>
-        <w:t>NLI_BASE_URL</w:t>
-      </w:r>
-      <w:r>
-        <w:rPr/>
-        <w:t xml:space="preserve"> через адаптер </w:t>
-      </w:r>
-      <w:r>
-        <w:rPr>
-          <w:rStyle w:val="Style14"/>
-        </w:rPr>
-        <w:t>ml/nli.rs</w:t>
-      </w:r>
-      <w:r>
-        <w:rPr/>
-        <w:t xml:space="preserve">; клиенту он не виден. Чекпоинт — </w:t>
-      </w:r>
-      <w:r>
-        <w:rPr>
-          <w:rStyle w:val="Style14"/>
-        </w:rPr>
-        <w:t>NLI_MODEL_DIR</w:t>
-      </w:r>
-      <w:r>
-        <w:rPr/>
-        <w:t xml:space="preserve"> (</w:t>
-      </w:r>
-      <w:r>
-        <w:rPr>
-          <w:rStyle w:val="Style14"/>
-        </w:rPr>
-        <w:t>qwen3.5-2b-nli-v5</w:t>
-      </w:r>
-      <w:r>
-        <w:rPr/>
-        <w:t xml:space="preserve"> или </w:t>
-      </w:r>
-      <w:r>
-        <w:rPr>
-          <w:rStyle w:val="Style14"/>
-        </w:rPr>
-        <w:t>qwen3.5-4b-nli-v5</w:t>
-      </w:r>
-      <w:r>
-        <w:rPr/>
-        <w:t xml:space="preserve"> из </w:t>
-      </w:r>
-      <w:r>
-        <w:rPr>
-          <w:rStyle w:val="Style14"/>
-        </w:rPr>
-        <w:t>AlexWortega/openjev</w:t>
-      </w:r>
-      <w:r>
-        <w:rPr/>
-        <w:t>). Считает в float32: bfloat16 на процессоре без его поддержки вчетверо медленнее, а экспорт гибридной модели в ONNX штатным экспортёром не проходит.</w:t>
-      </w:r>
-    </w:p>
-    <w:p>
-      <w:pPr>
-        <w:pStyle w:val="3"/>
-        <w:bidi w:val="0"/>
-        <w:jc w:val="left"/>
-        <w:rPr/>
-      </w:pPr>
-      <w:r>
-        <w:rPr/>
-        <w:t>5.4. Сервер голоса</w:t>
-      </w:r>
-    </w:p>
-    <w:p>
-      <w:pPr>
-        <w:pStyle w:val="Style27"/>
-        <w:bidi w:val="0"/>
-        <w:spacing w:before="0" w:after="283"/>
-        <w:jc w:val="left"/>
-        <w:rPr/>
-      </w:pPr>
-      <w:r>
-        <w:rPr>
-          <w:rStyle w:val="Style14"/>
-        </w:rPr>
-        <w:t>voice/server.py</w:t>
-      </w:r>
-      <w:r>
-        <w:rPr/>
-        <w:t xml:space="preserve"> — небольшой сервер на Python (FastAPI, onnxruntime): </w:t>
-      </w:r>
-      <w:r>
-        <w:rPr>
-          <w:rStyle w:val="Style14"/>
-        </w:rPr>
-        <w:t>POST /asr</w:t>
-      </w:r>
-      <w:r>
-        <w:rPr/>
-        <w:t xml:space="preserve"> (WAV → текст), </w:t>
-      </w:r>
-      <w:r>
-        <w:rPr>
-          <w:rStyle w:val="Style14"/>
-        </w:rPr>
-        <w:t>POST /tts</w:t>
-      </w:r>
-      <w:r>
-        <w:rPr/>
-        <w:t xml:space="preserve"> (текст и роль собеседника → WAV), </w:t>
-      </w:r>
-      <w:r>
-        <w:rPr>
-          <w:rStyle w:val="Style14"/>
-        </w:rPr>
-        <w:t>GET /health</w:t>
-      </w:r>
-      <w:r>
-        <w:rPr/>
-        <w:t xml:space="preserve">. Сервер приложения ходит к нему по адресу </w:t>
-      </w:r>
-      <w:r>
-        <w:rPr>
-          <w:rStyle w:val="Style14"/>
-        </w:rPr>
-        <w:t>VOICE_BASE_URL</w:t>
-      </w:r>
-      <w:r>
-        <w:rPr/>
-        <w:t xml:space="preserve"> через адаптеры </w:t>
-      </w:r>
-      <w:r>
-        <w:rPr>
-          <w:rStyle w:val="Style14"/>
-        </w:rPr>
-        <w:t>ml/voice.rs</w:t>
-      </w:r>
-      <w:r>
-        <w:rPr/>
-        <w:t>; клиенту он не виден. Синтезированные фразы кэшируются на диске по хешу текста и голоса. Числа и сокращения адреса («№», «ул.», «д. 28») сервер разворачивает в слова сам: рантайм синтеза пропускал число перед точкой, и в адресе терялся номер дома.</w:t>
-      </w:r>
-    </w:p>
-    <w:p>
-      <w:pPr>
-        <w:pStyle w:val="Style18"/>
-        <w:pBdr>
-          <w:bottom w:val="double" w:sz="2" w:space="0" w:color="808080"/>
-        </w:pBdr>
-        <w:bidi w:val="0"/>
-        <w:spacing w:before="0" w:after="283"/>
-        <w:jc w:val="left"/>
-        <w:rPr/>
-      </w:pPr>
-      <w:r>
-        <w:rPr/>
-      </w:r>
-    </w:p>
-    <w:p>
-      <w:pPr>
-        <w:pStyle w:val="2"/>
-        <w:bidi w:val="0"/>
-        <w:jc w:val="left"/>
-        <w:rPr/>
-      </w:pPr>
-      <w:r>
-        <w:rPr/>
-        <w:t>6. Условия и ограничения</w:t>
-      </w:r>
-    </w:p>
-    <w:p>
-      <w:pPr>
-        <w:pStyle w:val="3"/>
-        <w:bidi w:val="0"/>
-        <w:jc w:val="left"/>
-        <w:rPr/>
-      </w:pPr>
-      <w:r>
-        <w:rPr/>
-        <w:t>6.1. Целевой стенд</w:t>
-      </w:r>
-    </w:p>
-    <w:p>
-      <w:pPr>
-        <w:pStyle w:val="Style27"/>
-        <w:bidi w:val="0"/>
-        <w:spacing w:before="0" w:after="283"/>
-        <w:jc w:val="left"/>
-        <w:rPr/>
-      </w:pPr>
-      <w:r>
-        <w:rPr/>
-        <w:t xml:space="preserve">Процессор Intel Core i7 или Xeon, не менее 6 ядер; 32 ГБ оперативной памяти; </w:t>
-      </w:r>
-      <w:r>
-        <w:rPr>
-          <w:rStyle w:val="Style15"/>
-        </w:rPr>
-        <w:t>графический ускоритель не предусмотрен</w:t>
-      </w:r>
-      <w:r>
-        <w:rPr/>
-        <w:t>. Это задано системными требованиями, и из этого следует весь выбор в разделе 3.</w:t>
-      </w:r>
-    </w:p>
-    <w:p>
-      <w:pPr>
-        <w:pStyle w:val="3"/>
-        <w:bidi w:val="0"/>
-        <w:jc w:val="left"/>
-        <w:rPr/>
-      </w:pPr>
-      <w:r>
-        <w:rPr/>
-        <w:t>6.2. Что из этого следует</w:t>
-      </w:r>
-    </w:p>
-    <w:p>
-      <w:pPr>
-        <w:pStyle w:val="Style27"/>
-        <w:bidi w:val="0"/>
-        <w:spacing w:before="0" w:after="283"/>
-        <w:jc w:val="left"/>
-        <w:rPr/>
-      </w:pPr>
-      <w:r>
-        <w:rPr/>
-        <w:t xml:space="preserve">Модель на процессоре — узкое место. Выбрана </w:t>
-      </w:r>
-      <w:r>
-        <w:rPr>
-          <w:rStyle w:val="Style15"/>
-        </w:rPr>
-        <w:t>GigaChat 3.1 10B-A1.8B</w:t>
-      </w:r>
-      <w:r>
-        <w:rPr/>
-        <w:t>: из десяти миллиардов параметров на каждом токене работают 1,8 миллиарда (архитектура со смесью экспертов, 64 эксперта, используются 4). Скорость на процессоре определяется активными параметрами, а не общим размером, поэтому модель отвечает как небольшая, а знает как крупная. Лицензия MIT.</w:t>
-      </w:r>
-    </w:p>
-    <w:p>
-      <w:pPr>
-        <w:pStyle w:val="Style27"/>
-        <w:bidi w:val="0"/>
-        <w:spacing w:before="0" w:after="283"/>
-        <w:jc w:val="left"/>
-        <w:rPr/>
-      </w:pPr>
-      <w:r>
-        <w:rPr/>
-        <w:t xml:space="preserve">Дополнительно включено </w:t>
-      </w:r>
-      <w:r>
-        <w:rPr>
-          <w:rStyle w:val="Style15"/>
-        </w:rPr>
-        <w:t>спекулятивное декодирование на блоке MTP</w:t>
-      </w:r>
-      <w:r>
-        <w:rPr/>
-        <w:t xml:space="preserve"> (multi-token prediction), встроенном в модель. Поддержки этого режима для данной архитектуры в llama.cpp не было — она добавлена двумя патчами, которые приложены к поставке (</w:t>
-      </w:r>
-      <w:r>
-        <w:rPr>
-          <w:rStyle w:val="Style14"/>
-        </w:rPr>
-        <w:t>backend/docs/mtp-*.patch</w:t>
-      </w:r>
-      <w:r>
-        <w:rPr/>
-        <w:t>).</w:t>
-      </w:r>
-    </w:p>
-    <w:p>
-      <w:pPr>
-        <w:pStyle w:val="Style27"/>
-        <w:bidi w:val="0"/>
-        <w:spacing w:before="0" w:after="283"/>
-        <w:jc w:val="left"/>
-        <w:rPr/>
-      </w:pPr>
-      <w:r>
-        <w:rPr/>
-        <w:t xml:space="preserve">Измеренный результат на 6 потоках: </w:t>
-      </w:r>
-      <w:r>
-        <w:rPr>
-          <w:rStyle w:val="Style15"/>
-        </w:rPr>
-        <w:t>10,3 → 14,8 токенов в секунду, прирост 44 %</w:t>
-      </w:r>
-      <w:r>
-        <w:rPr/>
-        <w:t xml:space="preserve">. Существенно, что </w:t>
-      </w:r>
-      <w:r>
-        <w:rPr>
-          <w:rStyle w:val="Style14"/>
-        </w:rPr>
-        <w:t>--spec-draft-n-max 1</w:t>
-      </w:r>
-      <w:r>
-        <w:rPr/>
-        <w:t>: при значении по умолчанию 3 проверка отбрасывала большую часть черновика (доля принятых токенов 30 %), при 1 — принимается 73 %.</w:t>
-      </w:r>
-    </w:p>
-    <w:p>
-      <w:pPr>
-        <w:pStyle w:val="Style27"/>
-        <w:bidi w:val="0"/>
-        <w:spacing w:before="0" w:after="283"/>
-        <w:jc w:val="left"/>
-        <w:rPr/>
-      </w:pPr>
-      <w:r>
-        <w:rPr>
-          <w:rStyle w:val="Style15"/>
-        </w:rPr>
-        <w:t>Оговорки к замеру.</w:t>
-      </w:r>
-      <w:r>
-        <w:rPr/>
-        <w:t xml:space="preserve"> Мерили на AMD EPYC 7532 с </w:t>
-      </w:r>
-      <w:r>
-        <w:rPr>
-          <w:rStyle w:val="Style15"/>
-        </w:rPr>
-        <w:t>восемью каналами памяти</w:t>
-      </w:r>
-      <w:r>
-        <w:rPr/>
-        <w:t xml:space="preserve">; ограничены были потоки (6), но не каналы. Генерация на процессоре упирается в пропускную способность памяти, а не в ядра, поэтому это </w:t>
-      </w:r>
-      <w:r>
-        <w:rPr>
-          <w:rStyle w:val="Style15"/>
-        </w:rPr>
-        <w:t>потолок, а не пол</w:t>
-      </w:r>
-      <w:r>
-        <w:rPr/>
-        <w:t>: на настольном i7 с двухканальной памятью скорость будет ниже. На такой машине мы не мерили и цифру не называем (</w:t>
-      </w:r>
-      <w:r>
-        <w:rPr>
-          <w:rStyle w:val="Style14"/>
-        </w:rPr>
-        <w:t>OPEN-QUESTIONS.md</w:t>
-      </w:r>
-      <w:r>
-        <w:rPr/>
-        <w:t>, вопрос 11). Сравнивались два прогона при одинаковой нагрузке, а не серия: порядок величины достоверен, вторая значащая цифра — нет.</w:t>
-      </w:r>
-    </w:p>
-    <w:p>
-      <w:pPr>
-        <w:pStyle w:val="Style27"/>
-        <w:bidi w:val="0"/>
-        <w:spacing w:before="0" w:after="283"/>
-        <w:jc w:val="left"/>
-        <w:rPr/>
-      </w:pPr>
-      <w:r>
-        <w:rPr/>
-        <w:t>Скорость модели почти не влияет на нормативы ТЗ: пока курсант ведёт вызов, модель вызывается только на свободный вопрос заявителю — ответ в несколько токенов, медиана 1,7 с на процессоре (раздел 3.11); кнопки вопросов работают без неё. Подготовка вызовов, сводки и анализ текста после сохранения идут в фоновой очереди. Очередь одна: если группа из двадцати курсантов сохранит карточки разом, анализ последнего придёт через двадцать ответов модели. Разбор правил от этого не зависит — он приходит сразу.</w:t>
-      </w:r>
-    </w:p>
-    <w:p>
-      <w:pPr>
-        <w:pStyle w:val="3"/>
-        <w:bidi w:val="0"/>
-        <w:jc w:val="left"/>
-        <w:rPr/>
-      </w:pPr>
-      <w:r>
-        <w:rPr/>
-        <w:t>6.2а. Профиль GPU — тот же тренажёр с моделью покрупнее</w:t>
-      </w:r>
-    </w:p>
-    <w:p>
-      <w:pPr>
-        <w:pStyle w:val="Style27"/>
-        <w:bidi w:val="0"/>
-        <w:spacing w:before="0" w:after="283"/>
-        <w:jc w:val="left"/>
-        <w:rPr/>
-      </w:pPr>
-      <w:r>
-        <w:rPr/>
-        <w:t xml:space="preserve">Если заказчик выделит видеокарту (в чате 23.09: «могут, если нужно будет»), меняется одна переменная — </w:t>
-      </w:r>
-      <w:r>
-        <w:rPr>
-          <w:rStyle w:val="Style14"/>
-        </w:rPr>
-        <w:t>ML_BASE_URL</w:t>
-      </w:r>
-      <w:r>
-        <w:rPr/>
-        <w:t xml:space="preserve">. Сборка, база, интерфейс и все правила оценки те же. Проверено на одной RTX 4090 (24 ГБ) под vLLM 0.30, скрипт запуска и флаги — </w:t>
-      </w:r>
-      <w:r>
-        <w:rPr>
-          <w:rStyle w:val="Style14"/>
-        </w:rPr>
-        <w:t>deploy/gpu/start-vllm.sh</w:t>
-      </w:r>
-      <w:r>
-        <w:rPr/>
-        <w:t>. Сравнивали две модели, обе с лицензией Apache 2.0:</w:t>
+        <w:t>«Происшествия ДДС»</w:t>
+      </w:r>
+      <w:r>
+        <w:rPr/>
+        <w:t>. Создать материал можно тремя путями:</w:t>
       </w:r>
     </w:p>
     <w:p>
@@ -8010,31 +7270,11 @@
         <w:rPr>
           <w:rStyle w:val="Style15"/>
         </w:rPr>
-        <w:t>Gemma 4 26B-A4B</w:t>
-      </w:r>
-      <w:r>
-        <w:rPr/>
-        <w:t xml:space="preserve"> — смесь экспертов, на токене работают около 4 млрд параметров; квантование INT4 из официального QAT-чекпоинта (</w:t>
-      </w:r>
-      <w:r>
-        <w:rPr>
-          <w:rStyle w:val="Style14"/>
-        </w:rPr>
-        <w:t>cyankiwi/gemma-4-26B-A4B-it-qat-AWQ-INT4</w:t>
-      </w:r>
-      <w:r>
-        <w:rPr/>
-        <w:t xml:space="preserve">, 17 ГБ). </w:t>
-      </w:r>
-      <w:r>
-        <w:rPr>
-          <w:rStyle w:val="Style15"/>
-        </w:rPr>
-        <w:t>Выбрана по умолчанию</w:t>
-      </w:r>
-      <w:r>
-        <w:rPr/>
-        <w:t xml:space="preserve">: втрое быстрее и не хуже по качеству. </w:t>
+        <w:t>по описанию</w:t>
+      </w:r>
+      <w:r>
+        <w:rPr/>
+        <w:t xml:space="preserve"> («Создать по описанию (ИИ)»): преподаватель пишет словами, что произошло; модель готовит черновик по строгой схеме (первая фраза, заявитель, факты с вопросами и ответами — у вызова 112; адрес, описание, тип и признаки — у происшествия ДДС); </w:t>
       </w:r>
     </w:p>
     <w:p>
@@ -8043,6 +7283,1857 @@
         <w:numPr>
           <w:ilvl w:val="0"/>
           <w:numId w:val="10"/>
+        </w:numPr>
+        <w:tabs>
+          <w:tab w:val="clear" w:pos="1134"/>
+          <w:tab w:val="left" w:pos="709" w:leader="none"/>
+        </w:tabs>
+        <w:bidi w:val="0"/>
+        <w:spacing w:before="0" w:after="0"/>
+        <w:ind w:left="709" w:hanging="283"/>
+        <w:jc w:val="left"/>
+        <w:rPr/>
+      </w:pPr>
+      <w:r>
+        <w:rPr>
+          <w:rStyle w:val="Style15"/>
+        </w:rPr>
+        <w:t>вручную</w:t>
+      </w:r>
+      <w:r>
+        <w:rPr/>
+        <w:t xml:space="preserve"> («Собрать вручную»): форма из тех же виджетов, что карточка 112, — адрес, тип и опросная карта, факты; </w:t>
+      </w:r>
+    </w:p>
+    <w:p>
+      <w:pPr>
+        <w:pStyle w:val="Style27"/>
+        <w:numPr>
+          <w:ilvl w:val="0"/>
+          <w:numId w:val="10"/>
+        </w:numPr>
+        <w:tabs>
+          <w:tab w:val="clear" w:pos="1134"/>
+          <w:tab w:val="left" w:pos="709" w:leader="none"/>
+        </w:tabs>
+        <w:bidi w:val="0"/>
+        <w:ind w:left="709" w:hanging="283"/>
+        <w:jc w:val="left"/>
+        <w:rPr/>
+      </w:pPr>
+      <w:r>
+        <w:rPr/>
+        <w:t xml:space="preserve">из билетов — подготовка из материалов задачи (конвейер раздела 3.7). </w:t>
+      </w:r>
+    </w:p>
+    <w:p>
+      <w:pPr>
+        <w:pStyle w:val="Style27"/>
+        <w:bidi w:val="0"/>
+        <w:jc w:val="left"/>
+        <w:rPr/>
+      </w:pPr>
+      <w:r>
+        <w:rPr/>
+        <w:t xml:space="preserve">Службы и итоговый тип — и в эталоне вызова, и в происшествии — считает </w:t>
+      </w:r>
+      <w:r>
+        <w:rPr>
+          <w:rStyle w:val="Style15"/>
+        </w:rPr>
+        <w:t>классификатор, а не модель</w:t>
+      </w:r>
+      <w:r>
+        <w:rPr/>
+        <w:t xml:space="preserve">; вручную можно добавить службу из окна «Добавьте службы». Черновик преподаватель правит и </w:t>
+      </w:r>
+      <w:r>
+        <w:rPr>
+          <w:rStyle w:val="Style15"/>
+        </w:rPr>
+        <w:t>утверждает</w:t>
+      </w:r>
+      <w:r>
+        <w:rPr/>
+        <w:t>: до утверждения ни курсанты, ни составление занятия его не видят. Все утверждённые материалы выбираются при составлении занятия поимённо. Выданное в занятии происшествие больше не правится (</w:t>
+      </w:r>
+      <w:r>
+        <w:rPr>
+          <w:rStyle w:val="Style14"/>
+        </w:rPr>
+        <w:t>409</w:t>
+      </w:r>
+      <w:r>
+        <w:rPr/>
+        <w:t>).</w:t>
+      </w:r>
+    </w:p>
+    <w:p>
+      <w:pPr>
+        <w:pStyle w:val="Style27"/>
+        <w:bidi w:val="0"/>
+        <w:spacing w:before="0" w:after="283"/>
+        <w:jc w:val="left"/>
+        <w:rPr/>
+      </w:pPr>
+      <w:r>
+        <w:rPr/>
+        <w:t xml:space="preserve">Вызов 112 доводится перепиской с моделью: «поменяй ФИО», «добавь, что из мусоропровода идёт пламя», «сделай первую фразу короче». Модель отвечает репликой и правкой; правка применяется к вызову, эталон пересчитывается классификатором. В переписке показывается, что </w:t>
+      </w:r>
+      <w:r>
+        <w:rPr>
+          <w:rStyle w:val="Style15"/>
+        </w:rPr>
+        <w:t>фактически</w:t>
+      </w:r>
+      <w:r>
+        <w:rPr/>
+        <w:t xml:space="preserve"> изменилось, — по сравнению вызова до и после, а не со слов модели. Сыгранные факты не удаляются, а снимаются с учёта, чтобы не ломать уже пройденные разборы.</w:t>
+      </w:r>
+    </w:p>
+    <w:p>
+      <w:pPr>
+        <w:pStyle w:val="Style27"/>
+        <w:bidi w:val="0"/>
+        <w:spacing w:before="0" w:after="283"/>
+        <w:jc w:val="left"/>
+        <w:rPr/>
+      </w:pPr>
+      <w:r>
+        <w:rPr/>
+        <w:t xml:space="preserve">Рядом с ответами заявителя преподаватель видит </w:t>
+      </w:r>
+      <w:r>
+        <w:rPr>
+          <w:rStyle w:val="Style15"/>
+        </w:rPr>
+        <w:t>утверждения</w:t>
+      </w:r>
+      <w:r>
+        <w:rPr/>
+        <w:t xml:space="preserve"> — те же ответы, переписанные моделью в повествовательную форму («Дом не газифицирован» вместо «Нет, дом не газифицирован»). По ним кросс-энкодер сверяет описание курсанта (раздел 3.9). Утверждения можно поправить вручную или подготовить заново; правка ответа сбрасывает его утверждение, и модель готовит новое в очереди.</w:t>
+      </w:r>
+    </w:p>
+    <w:p>
+      <w:pPr>
+        <w:pStyle w:val="Style27"/>
+        <w:bidi w:val="0"/>
+        <w:spacing w:before="0" w:after="283"/>
+        <w:jc w:val="left"/>
+        <w:rPr/>
+      </w:pPr>
+      <w:r>
+        <w:rPr/>
+        <w:t xml:space="preserve">Готовый вызов преподаватель утверждает — до утверждения курсанты его не видят. </w:t>
+      </w:r>
+      <w:r>
+        <w:rPr>
+          <w:rStyle w:val="Style15"/>
+        </w:rPr>
+        <w:t>Преподаватель — конечный валидатор</w:t>
+      </w:r>
+      <w:r>
+        <w:rPr/>
+        <w:t>, как и просит заказчик.</w:t>
+      </w:r>
+    </w:p>
+    <w:p>
+      <w:pPr>
+        <w:pStyle w:val="Style27"/>
+        <w:bidi w:val="0"/>
+        <w:spacing w:before="0" w:after="283"/>
+        <w:jc w:val="left"/>
+        <w:rPr/>
+      </w:pPr>
+      <w:r>
+        <w:rPr/>
+        <w:t>Как правки преподавателя влияют на модель — ровно так: переписка по вызову сохраняется, и последние ходы подаются модели в контекст при следующей правке того же вызова, поэтому «нет, короче» имеет смысл. Весов модели правки не меняют, и на подготовку других вызовов не переносятся. Дообучения модели на правках преподавателя в поставке нет — как это должно выглядеть, заказчик пока не определил.</w:t>
+      </w:r>
+    </w:p>
+    <w:p>
+      <w:pPr>
+        <w:pStyle w:val="3"/>
+        <w:bidi w:val="0"/>
+        <w:jc w:val="left"/>
+        <w:rPr/>
+      </w:pPr>
+      <w:r>
+        <w:rPr/>
+        <w:t>4.7. Аналитика</w:t>
+      </w:r>
+    </w:p>
+    <w:p>
+      <w:pPr>
+        <w:pStyle w:val="Style27"/>
+        <w:bidi w:val="0"/>
+        <w:spacing w:before="0" w:after="283"/>
+        <w:jc w:val="left"/>
+        <w:rPr/>
+      </w:pPr>
+      <w:r>
+        <w:rPr/>
+        <w:t xml:space="preserve">Аналитика — </w:t>
+      </w:r>
+      <w:r>
+        <w:rPr>
+          <w:rStyle w:val="Style15"/>
+        </w:rPr>
+        <w:t>по группе и по отдельному ученику</w:t>
+      </w:r>
+      <w:r>
+        <w:rPr/>
+        <w:t>, для операторов 112 и диспетчеров ДДС отдельно. По группе: средний балл, время против норматива, лидеры и отстающие с тем, на чём они ошибаются, типичные ошибки группы, тепловая карта «ученик × группа проверок», прогноз. По ученику: история попыток с датами и баллами, ошибки по группам проверок, динамика балла, прогноз против факта (</w:t>
+      </w:r>
+      <w:r>
+        <w:rPr>
+          <w:rStyle w:val="Style14"/>
+        </w:rPr>
+        <w:t>GET /api/analytics/groups/{id}?duty=op112|dds</w:t>
+      </w:r>
+      <w:r>
+        <w:rPr/>
+        <w:t xml:space="preserve">, </w:t>
+      </w:r>
+      <w:r>
+        <w:rPr>
+          <w:rStyle w:val="Style14"/>
+        </w:rPr>
+        <w:t>GET /api/analytics/students/{id}</w:t>
+      </w:r>
+      <w:r>
+        <w:rPr/>
+        <w:t>).</w:t>
+      </w:r>
+    </w:p>
+    <w:p>
+      <w:pPr>
+        <w:pStyle w:val="Style27"/>
+        <w:bidi w:val="0"/>
+        <w:spacing w:before="0" w:after="283"/>
+        <w:jc w:val="left"/>
+        <w:rPr/>
+      </w:pPr>
+      <w:r>
+        <w:rPr/>
+        <w:t xml:space="preserve">Диаграммы (тепловая карта ошибок, динамика, воронка, виды замечаний) строятся из статистики занятий средствами SVG, без сторонних библиотек. Там же — достоверность прогноза и доля сработавших рекомендаций по группе, рядом с базовыми линиями. Словесную сводку по группе формулирует модель — но </w:t>
+      </w:r>
+      <w:r>
+        <w:rPr>
+          <w:rStyle w:val="Style15"/>
+        </w:rPr>
+        <w:t>числа в неё подаются уже посчитанными</w:t>
+      </w:r>
+      <w:r>
+        <w:rPr/>
+        <w:t>, в виде именованных агрегатов.</w:t>
+      </w:r>
+    </w:p>
+    <w:p>
+      <w:pPr>
+        <w:pStyle w:val="3"/>
+        <w:bidi w:val="0"/>
+        <w:jc w:val="left"/>
+        <w:rPr/>
+      </w:pPr>
+      <w:r>
+        <w:rPr/>
+        <w:t>4.8. Настраиваемые параметры</w:t>
+      </w:r>
+    </w:p>
+    <w:p>
+      <w:pPr>
+        <w:pStyle w:val="Style27"/>
+        <w:bidi w:val="0"/>
+        <w:spacing w:before="0" w:after="283"/>
+        <w:jc w:val="left"/>
+        <w:rPr/>
+      </w:pPr>
+      <w:r>
+        <w:rPr/>
+        <w:t xml:space="preserve">Нормативы, параметры прогноза, рекомендаций и шкалы бригады хранятся в таблице настроек, а не в коде. Администратор меняет их на вкладке «Параметры» (или через API </w:t>
+      </w:r>
+      <w:r>
+        <w:rPr>
+          <w:rStyle w:val="Style14"/>
+        </w:rPr>
+        <w:t>PATCH /api/settings/{key}</w:t>
+      </w:r>
+      <w:r>
+        <w:rPr/>
+        <w:t>); у каждого параметра есть допустимые пределы, значение вне их сервер отклоняет.</w:t>
+      </w:r>
+    </w:p>
+    <w:p>
+      <w:pPr>
+        <w:pStyle w:val="3"/>
+        <w:bidi w:val="0"/>
+        <w:jc w:val="left"/>
+        <w:rPr/>
+      </w:pPr>
+      <w:r>
+        <w:rPr/>
+        <w:t>4.9. Веса оценки</w:t>
+      </w:r>
+    </w:p>
+    <w:p>
+      <w:pPr>
+        <w:pStyle w:val="Style27"/>
+        <w:bidi w:val="0"/>
+        <w:spacing w:before="0" w:after="283"/>
+        <w:jc w:val="left"/>
+        <w:rPr/>
+      </w:pPr>
+      <w:r>
+        <w:rPr/>
+        <w:t>Страница преподавателя «Веса оценки». Каждое замечание разбора — проверка: «верно» засчитывается целиком, «угадал» и «лишняя служба» — на две трети, «не заполнено» — на треть, «неверно» — ноль. Проверки разложены по семи группам, у каждой вес 0–5:</w:t>
+      </w:r>
+    </w:p>
+    <w:tbl>
+      <w:tblPr>
+        <w:tblW w:w="6124" w:type="dxa"/>
+        <w:jc w:val="left"/>
+        <w:tblInd w:w="0" w:type="dxa"/>
+        <w:tblLayout w:type="fixed"/>
+        <w:tblCellMar>
+          <w:top w:w="28" w:type="dxa"/>
+          <w:left w:w="28" w:type="dxa"/>
+          <w:bottom w:w="28" w:type="dxa"/>
+          <w:right w:w="28" w:type="dxa"/>
+        </w:tblCellMar>
+      </w:tblPr>
+      <w:tblGrid>
+        <w:gridCol w:w="2116"/>
+        <w:gridCol w:w="4008"/>
+      </w:tblGrid>
+      <w:tr>
+        <w:trPr>
+          <w:tblHeader w:val="true"/>
+        </w:trPr>
+        <w:tc>
+          <w:tcPr>
+            <w:tcW w:w="2116" w:type="dxa"/>
+            <w:tcBorders/>
+            <w:vAlign w:val="center"/>
+          </w:tcPr>
+          <w:p>
+            <w:pPr>
+              <w:pStyle w:val="Style30"/>
+              <w:suppressLineNumbers/>
+              <w:shd w:fill="EEEEEE" w:val="clear"/>
+              <w:bidi w:val="0"/>
+              <w:spacing w:before="0" w:after="283"/>
+              <w:jc w:val="left"/>
+              <w:rPr/>
+            </w:pPr>
+            <w:r>
+              <w:rPr/>
+              <w:t>Группа</w:t>
+            </w:r>
+          </w:p>
+        </w:tc>
+        <w:tc>
+          <w:tcPr>
+            <w:tcW w:w="4008" w:type="dxa"/>
+            <w:tcBorders/>
+            <w:vAlign w:val="center"/>
+          </w:tcPr>
+          <w:p>
+            <w:pPr>
+              <w:pStyle w:val="Style30"/>
+              <w:suppressLineNumbers/>
+              <w:shd w:fill="EEEEEE" w:val="clear"/>
+              <w:bidi w:val="0"/>
+              <w:spacing w:before="0" w:after="283"/>
+              <w:jc w:val="left"/>
+              <w:rPr/>
+            </w:pPr>
+            <w:r>
+              <w:rPr/>
+              <w:t>Что в неё входит</w:t>
+            </w:r>
+          </w:p>
+        </w:tc>
+      </w:tr>
+      <w:tr>
+        <w:trPr/>
+        <w:tc>
+          <w:tcPr>
+            <w:tcW w:w="2116" w:type="dxa"/>
+            <w:tcBorders/>
+            <w:vAlign w:val="center"/>
+          </w:tcPr>
+          <w:p>
+            <w:pPr>
+              <w:pStyle w:val="Style20"/>
+              <w:bidi w:val="0"/>
+              <w:spacing w:before="0" w:after="283"/>
+              <w:jc w:val="left"/>
+              <w:rPr/>
+            </w:pPr>
+            <w:r>
+              <w:rPr/>
+              <w:t>Время</w:t>
+            </w:r>
+          </w:p>
+        </w:tc>
+        <w:tc>
+          <w:tcPr>
+            <w:tcW w:w="4008" w:type="dxa"/>
+            <w:tcBorders/>
+            <w:vAlign w:val="center"/>
+          </w:tcPr>
+          <w:p>
+            <w:pPr>
+              <w:pStyle w:val="Style20"/>
+              <w:bidi w:val="0"/>
+              <w:spacing w:before="0" w:after="283"/>
+              <w:jc w:val="left"/>
+              <w:rPr/>
+            </w:pPr>
+            <w:r>
+              <w:rPr/>
+              <w:t>30 с на открытие, 3 мин на первую запись, норматив набора карточки 112</w:t>
+            </w:r>
+          </w:p>
+        </w:tc>
+      </w:tr>
+      <w:tr>
+        <w:trPr/>
+        <w:tc>
+          <w:tcPr>
+            <w:tcW w:w="2116" w:type="dxa"/>
+            <w:tcBorders/>
+            <w:vAlign w:val="center"/>
+          </w:tcPr>
+          <w:p>
+            <w:pPr>
+              <w:pStyle w:val="Style20"/>
+              <w:bidi w:val="0"/>
+              <w:spacing w:before="0" w:after="283"/>
+              <w:jc w:val="left"/>
+              <w:rPr/>
+            </w:pPr>
+            <w:r>
+              <w:rPr/>
+              <w:t>Порядок статусов</w:t>
+            </w:r>
+          </w:p>
+        </w:tc>
+        <w:tc>
+          <w:tcPr>
+            <w:tcW w:w="4008" w:type="dxa"/>
+            <w:tcBorders/>
+            <w:vAlign w:val="center"/>
+          </w:tcPr>
+          <w:p>
+            <w:pPr>
+              <w:pStyle w:val="Style20"/>
+              <w:bidi w:val="0"/>
+              <w:spacing w:before="0" w:after="283"/>
+              <w:jc w:val="left"/>
+              <w:rPr/>
+            </w:pPr>
+            <w:r>
+              <w:rPr/>
+              <w:t>статусы по порядку и по докладам бригады</w:t>
+            </w:r>
+          </w:p>
+        </w:tc>
+      </w:tr>
+      <w:tr>
+        <w:trPr/>
+        <w:tc>
+          <w:tcPr>
+            <w:tcW w:w="2116" w:type="dxa"/>
+            <w:tcBorders/>
+            <w:vAlign w:val="center"/>
+          </w:tcPr>
+          <w:p>
+            <w:pPr>
+              <w:pStyle w:val="Style20"/>
+              <w:bidi w:val="0"/>
+              <w:spacing w:before="0" w:after="283"/>
+              <w:jc w:val="left"/>
+              <w:rPr/>
+            </w:pPr>
+            <w:r>
+              <w:rPr/>
+              <w:t>Комментарии</w:t>
+            </w:r>
+          </w:p>
+        </w:tc>
+        <w:tc>
+          <w:tcPr>
+            <w:tcW w:w="4008" w:type="dxa"/>
+            <w:tcBorders/>
+            <w:vAlign w:val="center"/>
+          </w:tcPr>
+          <w:p>
+            <w:pPr>
+              <w:pStyle w:val="Style20"/>
+              <w:bidi w:val="0"/>
+              <w:spacing w:before="0" w:after="283"/>
+              <w:jc w:val="left"/>
+              <w:rPr/>
+            </w:pPr>
+            <w:r>
+              <w:rPr/>
+              <w:t>причина «Не принята» и «Отказа», кому передано</w:t>
+            </w:r>
+          </w:p>
+        </w:tc>
+      </w:tr>
+      <w:tr>
+        <w:trPr/>
+        <w:tc>
+          <w:tcPr>
+            <w:tcW w:w="2116" w:type="dxa"/>
+            <w:tcBorders/>
+            <w:vAlign w:val="center"/>
+          </w:tcPr>
+          <w:p>
+            <w:pPr>
+              <w:pStyle w:val="Style20"/>
+              <w:bidi w:val="0"/>
+              <w:spacing w:before="0" w:after="283"/>
+              <w:jc w:val="left"/>
+              <w:rPr/>
+            </w:pPr>
+            <w:r>
+              <w:rPr/>
+              <w:t>Адрес</w:t>
+            </w:r>
+          </w:p>
+        </w:tc>
+        <w:tc>
+          <w:tcPr>
+            <w:tcW w:w="4008" w:type="dxa"/>
+            <w:tcBorders/>
+            <w:vAlign w:val="center"/>
+          </w:tcPr>
+          <w:p>
+            <w:pPr>
+              <w:pStyle w:val="Style20"/>
+              <w:bidi w:val="0"/>
+              <w:spacing w:before="0" w:after="283"/>
+              <w:jc w:val="left"/>
+              <w:rPr/>
+            </w:pPr>
+            <w:r>
+              <w:rPr/>
+              <w:t>улица, дом и прочие поля адреса</w:t>
+            </w:r>
+          </w:p>
+        </w:tc>
+      </w:tr>
+      <w:tr>
+        <w:trPr/>
+        <w:tc>
+          <w:tcPr>
+            <w:tcW w:w="2116" w:type="dxa"/>
+            <w:tcBorders/>
+            <w:vAlign w:val="center"/>
+          </w:tcPr>
+          <w:p>
+            <w:pPr>
+              <w:pStyle w:val="Style20"/>
+              <w:bidi w:val="0"/>
+              <w:spacing w:before="0" w:after="283"/>
+              <w:jc w:val="left"/>
+              <w:rPr/>
+            </w:pPr>
+            <w:r>
+              <w:rPr/>
+              <w:t>Тип происшествия и службы</w:t>
+            </w:r>
+          </w:p>
+        </w:tc>
+        <w:tc>
+          <w:tcPr>
+            <w:tcW w:w="4008" w:type="dxa"/>
+            <w:tcBorders/>
+            <w:vAlign w:val="center"/>
+          </w:tcPr>
+          <w:p>
+            <w:pPr>
+              <w:pStyle w:val="Style20"/>
+              <w:bidi w:val="0"/>
+              <w:spacing w:before="0" w:after="283"/>
+              <w:jc w:val="left"/>
+              <w:rPr/>
+            </w:pPr>
+            <w:r>
+              <w:rPr/>
+              <w:t>тип, итоговый тип, службы оповещения</w:t>
+            </w:r>
+          </w:p>
+        </w:tc>
+      </w:tr>
+      <w:tr>
+        <w:trPr/>
+        <w:tc>
+          <w:tcPr>
+            <w:tcW w:w="2116" w:type="dxa"/>
+            <w:tcBorders/>
+            <w:vAlign w:val="center"/>
+          </w:tcPr>
+          <w:p>
+            <w:pPr>
+              <w:pStyle w:val="Style20"/>
+              <w:bidi w:val="0"/>
+              <w:spacing w:before="0" w:after="283"/>
+              <w:jc w:val="left"/>
+              <w:rPr/>
+            </w:pPr>
+            <w:r>
+              <w:rPr/>
+              <w:t>Полнота карточки</w:t>
+            </w:r>
+          </w:p>
+        </w:tc>
+        <w:tc>
+          <w:tcPr>
+            <w:tcW w:w="4008" w:type="dxa"/>
+            <w:tcBorders/>
+            <w:vAlign w:val="center"/>
+          </w:tcPr>
+          <w:p>
+            <w:pPr>
+              <w:pStyle w:val="Style20"/>
+              <w:bidi w:val="0"/>
+              <w:spacing w:before="0" w:after="283"/>
+              <w:jc w:val="left"/>
+              <w:rPr/>
+            </w:pPr>
+            <w:r>
+              <w:rPr/>
+              <w:t>признаки опросной карты, пострадавшие, «сказал ↔ заполнил»</w:t>
+            </w:r>
+          </w:p>
+        </w:tc>
+      </w:tr>
+      <w:tr>
+        <w:trPr/>
+        <w:tc>
+          <w:tcPr>
+            <w:tcW w:w="2116" w:type="dxa"/>
+            <w:tcBorders/>
+            <w:vAlign w:val="center"/>
+          </w:tcPr>
+          <w:p>
+            <w:pPr>
+              <w:pStyle w:val="Style20"/>
+              <w:bidi w:val="0"/>
+              <w:spacing w:before="0" w:after="283"/>
+              <w:jc w:val="left"/>
+              <w:rPr/>
+            </w:pPr>
+            <w:r>
+              <w:rPr/>
+              <w:t>Понятность текста</w:t>
+            </w:r>
+          </w:p>
+        </w:tc>
+        <w:tc>
+          <w:tcPr>
+            <w:tcW w:w="4008" w:type="dxa"/>
+            <w:tcBorders/>
+            <w:vAlign w:val="center"/>
+          </w:tcPr>
+          <w:p>
+            <w:pPr>
+              <w:pStyle w:val="Style20"/>
+              <w:bidi w:val="0"/>
+              <w:spacing w:before="0" w:after="283"/>
+              <w:jc w:val="left"/>
+              <w:rPr/>
+            </w:pPr>
+            <w:r>
+              <w:rPr/>
+              <w:t>замечания нейросетевого анализа ручного ввода</w:t>
+            </w:r>
+          </w:p>
+        </w:tc>
+      </w:tr>
+    </w:tbl>
+    <w:p>
+      <w:pPr>
+        <w:pStyle w:val="Style27"/>
+        <w:bidi w:val="0"/>
+        <w:spacing w:before="0" w:after="283"/>
+        <w:jc w:val="left"/>
+        <w:rPr/>
+      </w:pPr>
+      <w:r>
+        <w:rPr>
+          <w:rStyle w:val="Style15"/>
+        </w:rPr>
+        <w:t>Балл = Σ (вес группы × зачёт проверки) / Σ весов.</w:t>
+      </w:r>
+      <w:r>
+        <w:rPr/>
+        <w:t xml:space="preserve"> Группа с весом 0 не учитывается. По умолчанию все веса 3, а «понятность текста» — 0: при равных весах формула совпадает с прежней, и включение весов старые баллы не сдвигает, а модель без решения преподавателя балл не меняет. </w:t>
+      </w:r>
+      <w:r>
+        <w:rPr>
+          <w:rStyle w:val="Style15"/>
+        </w:rPr>
+        <w:t>Критичная ошибка</w:t>
+      </w:r>
+      <w:r>
+        <w:rPr/>
+        <w:t xml:space="preserve"> — похожая, но другая улица («Дубнинская» вместо «Дубининской», разница в 1–2 буквы) — ограничивает балл 40 из 100.</w:t>
+      </w:r>
+    </w:p>
+    <w:p>
+      <w:pPr>
+        <w:pStyle w:val="Style27"/>
+        <w:bidi w:val="0"/>
+        <w:spacing w:before="0" w:after="283"/>
+        <w:jc w:val="left"/>
+        <w:rPr/>
+      </w:pPr>
+      <w:r>
+        <w:rPr/>
+        <w:t>Ползунки пересчитывают баллы всех попыток сразу, до сохранения (</w:t>
+      </w:r>
+      <w:r>
+        <w:rPr>
+          <w:rStyle w:val="Style14"/>
+        </w:rPr>
+        <w:t>POST /api/grading/weights/preview</w:t>
+      </w:r>
+      <w:r>
+        <w:rPr/>
+        <w:t>): справа «средний балл было → стало», сколько попыток изменят балл, сколько станут ≥ 70, ниже — баллы учеников «было → стало». «Сохранить и пересчитать» (</w:t>
+      </w:r>
+      <w:r>
+        <w:rPr>
+          <w:rStyle w:val="Style14"/>
+        </w:rPr>
+        <w:t>PUT /api/grading/weights</w:t>
+      </w:r>
+      <w:r>
+        <w:rPr/>
+        <w:t xml:space="preserve">) пересчитывает все попытки и пишет в журнал действий </w:t>
+      </w:r>
+      <w:r>
+        <w:rPr>
+          <w:rStyle w:val="Style14"/>
+        </w:rPr>
+        <w:t>grading.weights</w:t>
+      </w:r>
+      <w:r>
+        <w:rPr/>
+        <w:t>.</w:t>
+      </w:r>
+    </w:p>
+    <w:p>
+      <w:pPr>
+        <w:pStyle w:val="3"/>
+        <w:bidi w:val="0"/>
+        <w:jc w:val="left"/>
+        <w:rPr/>
+      </w:pPr>
+      <w:r>
+        <w:rPr/>
+        <w:t>4.10. Учебный набор</w:t>
+      </w:r>
+    </w:p>
+    <w:p>
+      <w:pPr>
+        <w:pStyle w:val="Style27"/>
+        <w:bidi w:val="0"/>
+        <w:spacing w:before="0" w:after="283"/>
+        <w:jc w:val="left"/>
+        <w:rPr/>
+      </w:pPr>
+      <w:r>
+        <w:rPr/>
+        <w:t xml:space="preserve">Стенд наполняется скриптом </w:t>
+      </w:r>
+      <w:r>
+        <w:rPr>
+          <w:rStyle w:val="Style14"/>
+        </w:rPr>
+        <w:t>deploy/seed/залить.py</w:t>
+      </w:r>
+      <w:r>
+        <w:rPr/>
+        <w:t>:</w:t>
+      </w:r>
+    </w:p>
+    <w:p>
+      <w:pPr>
+        <w:pStyle w:val="Style29"/>
+        <w:bidi w:val="0"/>
+        <w:spacing w:before="0" w:after="283"/>
+        <w:jc w:val="left"/>
+        <w:rPr/>
+      </w:pPr>
+      <w:r>
+        <w:rPr>
+          <w:rStyle w:val="Style14"/>
+        </w:rPr>
+        <w:t>python3 deploy/seed/залить.py http://127.0.0.1:&lt;порт&gt; &lt;имя базы&gt;</w:t>
+      </w:r>
+    </w:p>
+    <w:p>
+      <w:pPr>
+        <w:pStyle w:val="Style27"/>
+        <w:bidi w:val="0"/>
+        <w:spacing w:before="0" w:after="283"/>
+        <w:jc w:val="left"/>
+        <w:rPr/>
+      </w:pPr>
+      <w:r>
+        <w:rPr/>
+        <w:t xml:space="preserve">Скрипт </w:t>
+      </w:r>
+      <w:r>
+        <w:rPr>
+          <w:rStyle w:val="Style15"/>
+        </w:rPr>
+        <w:t>очищает учебные данные</w:t>
+      </w:r>
+      <w:r>
+        <w:rPr/>
+        <w:t xml:space="preserve"> — карточки, вызовы, занятия, попытки, группы, учётные записи, кроме администратора (перед запуском снимите копию базы, </w:t>
+      </w:r>
+      <w:r>
+        <w:rPr>
+          <w:rStyle w:val="Style14"/>
+        </w:rPr>
+        <w:t>pg_dump</w:t>
+      </w:r>
+      <w:r>
+        <w:rPr/>
+        <w:t>), — и заводит заново:</w:t>
+      </w:r>
+    </w:p>
+    <w:p>
+      <w:pPr>
+        <w:pStyle w:val="Style27"/>
+        <w:numPr>
+          <w:ilvl w:val="0"/>
+          <w:numId w:val="11"/>
+        </w:numPr>
+        <w:tabs>
+          <w:tab w:val="clear" w:pos="1134"/>
+          <w:tab w:val="left" w:pos="709" w:leader="none"/>
+        </w:tabs>
+        <w:bidi w:val="0"/>
+        <w:spacing w:before="0" w:after="0"/>
+        <w:ind w:left="709" w:hanging="283"/>
+        <w:jc w:val="left"/>
+        <w:rPr/>
+      </w:pPr>
+      <w:r>
+        <w:rPr/>
+        <w:t xml:space="preserve">преподаватель </w:t>
+      </w:r>
+      <w:r>
+        <w:rPr>
+          <w:rStyle w:val="Style14"/>
+        </w:rPr>
+        <w:t>teacher1</w:t>
+      </w:r>
+      <w:r>
+        <w:rPr/>
+        <w:t xml:space="preserve">; </w:t>
+      </w:r>
+    </w:p>
+    <w:p>
+      <w:pPr>
+        <w:pStyle w:val="Style27"/>
+        <w:numPr>
+          <w:ilvl w:val="0"/>
+          <w:numId w:val="11"/>
+        </w:numPr>
+        <w:tabs>
+          <w:tab w:val="clear" w:pos="1134"/>
+          <w:tab w:val="left" w:pos="709" w:leader="none"/>
+        </w:tabs>
+        <w:bidi w:val="0"/>
+        <w:spacing w:before="0" w:after="0"/>
+        <w:ind w:left="709" w:hanging="283"/>
+        <w:jc w:val="left"/>
+        <w:rPr/>
+      </w:pPr>
+      <w:r>
+        <w:rPr/>
+        <w:t>2 группы операторов 112 по 5 человек (</w:t>
+      </w:r>
+      <w:r>
+        <w:rPr>
+          <w:rStyle w:val="Style14"/>
+        </w:rPr>
+        <w:t>op01</w:t>
+      </w:r>
+      <w:r>
+        <w:rPr/>
+        <w:t>…</w:t>
+      </w:r>
+      <w:r>
+        <w:rPr>
+          <w:rStyle w:val="Style14"/>
+        </w:rPr>
+        <w:t>op10</w:t>
+      </w:r>
+      <w:r>
+        <w:rPr/>
+        <w:t>) и 2 группы диспетчеров ДДС по 5 (</w:t>
+      </w:r>
+      <w:r>
+        <w:rPr>
+          <w:rStyle w:val="Style14"/>
+        </w:rPr>
+        <w:t>dds01</w:t>
+      </w:r>
+      <w:r>
+        <w:rPr/>
+        <w:t>…</w:t>
+      </w:r>
+      <w:r>
+        <w:rPr>
+          <w:rStyle w:val="Style14"/>
+        </w:rPr>
+        <w:t>dds10</w:t>
+      </w:r>
+      <w:r>
+        <w:rPr/>
+        <w:t xml:space="preserve">; службы 101, 104, 103, ЦОДД, Мослифт / Деп. ЖКХ — внутри группы разные); </w:t>
+      </w:r>
+    </w:p>
+    <w:p>
+      <w:pPr>
+        <w:pStyle w:val="Style27"/>
+        <w:numPr>
+          <w:ilvl w:val="0"/>
+          <w:numId w:val="11"/>
+        </w:numPr>
+        <w:tabs>
+          <w:tab w:val="clear" w:pos="1134"/>
+          <w:tab w:val="left" w:pos="709" w:leader="none"/>
+        </w:tabs>
+        <w:bidi w:val="0"/>
+        <w:spacing w:before="0" w:after="0"/>
+        <w:ind w:left="709" w:hanging="283"/>
+        <w:jc w:val="left"/>
+        <w:rPr/>
+      </w:pPr>
+      <w:r>
+        <w:rPr/>
+        <w:t xml:space="preserve">20 вызовов 112 и 20 учебных происшествий ДДС — по два на каждую из 10 тем (пожар в доме, пожар на улице, мусоропровод, газ, ДТП с пострадавшими и без, лифт, затопление, плохо человеку, человек в опасности), утверждённые и </w:t>
+      </w:r>
+      <w:r>
+        <w:rPr>
+          <w:rStyle w:val="Style15"/>
+        </w:rPr>
+        <w:t>никому не выданные</w:t>
+      </w:r>
+      <w:r>
+        <w:rPr/>
+        <w:t xml:space="preserve">; </w:t>
+      </w:r>
+    </w:p>
+    <w:p>
+      <w:pPr>
+        <w:pStyle w:val="Style27"/>
+        <w:numPr>
+          <w:ilvl w:val="0"/>
+          <w:numId w:val="11"/>
+        </w:numPr>
+        <w:tabs>
+          <w:tab w:val="clear" w:pos="1134"/>
+          <w:tab w:val="left" w:pos="709" w:leader="none"/>
+        </w:tabs>
+        <w:bidi w:val="0"/>
+        <w:ind w:left="709" w:hanging="283"/>
+        <w:jc w:val="left"/>
+        <w:rPr/>
+      </w:pPr>
+      <w:r>
+        <w:rPr/>
+        <w:t xml:space="preserve">по 2 экзамена и 2 тренировки по частям для каждой роли — созданы, не запущены. </w:t>
+      </w:r>
+    </w:p>
+    <w:p>
+      <w:pPr>
+        <w:pStyle w:val="Style27"/>
+        <w:bidi w:val="0"/>
+        <w:jc w:val="left"/>
+        <w:rPr/>
+      </w:pPr>
+      <w:r>
+        <w:rPr/>
+        <w:t>Тексты написала модель тренажёра по описаниям тем (</w:t>
+      </w:r>
+      <w:r>
+        <w:rPr>
+          <w:rStyle w:val="Style14"/>
+        </w:rPr>
+        <w:t>deploy/seed/темы.json</w:t>
+      </w:r>
+      <w:r>
+        <w:rPr/>
+        <w:t xml:space="preserve"> — учебные ситуации, не реальные вызовы), признаки опросной карты заданы по дереву классификатора (</w:t>
+      </w:r>
+      <w:r>
+        <w:rPr>
+          <w:rStyle w:val="Style14"/>
+        </w:rPr>
+        <w:t>эталоны.json</w:t>
+      </w:r>
+      <w:r>
+        <w:rPr/>
+        <w:t xml:space="preserve">): модель у 13 из 40 не доводила их до служб. Службы считает классификатор; Мослифт и Деп. ЖКХ в лифте и затоплении добавлены вручную — в матрице они получают только копию карточки. Готовые тексты — </w:t>
+      </w:r>
+      <w:r>
+        <w:rPr>
+          <w:rStyle w:val="Style14"/>
+        </w:rPr>
+        <w:t>учебный-набор.json</w:t>
+      </w:r>
+      <w:r>
+        <w:rPr/>
+        <w:t xml:space="preserve">, заново их готовит </w:t>
+      </w:r>
+      <w:r>
+        <w:rPr>
+          <w:rStyle w:val="Style14"/>
+        </w:rPr>
+        <w:t>сгенерировать.py</w:t>
+      </w:r>
+      <w:r>
+        <w:rPr/>
+        <w:t>. Пароль всех учётных записей — как у администратора.</w:t>
+      </w:r>
+    </w:p>
+    <w:p>
+      <w:pPr>
+        <w:pStyle w:val="Style18"/>
+        <w:pBdr>
+          <w:bottom w:val="double" w:sz="2" w:space="0" w:color="808080"/>
+        </w:pBdr>
+        <w:bidi w:val="0"/>
+        <w:spacing w:before="0" w:after="283"/>
+        <w:jc w:val="left"/>
+        <w:rPr/>
+      </w:pPr>
+      <w:r>
+        <w:rPr/>
+      </w:r>
+    </w:p>
+    <w:p>
+      <w:pPr>
+        <w:pStyle w:val="2"/>
+        <w:bidi w:val="0"/>
+        <w:jc w:val="left"/>
+        <w:rPr/>
+      </w:pPr>
+      <w:r>
+        <w:rPr/>
+        <w:t>5. Компонентная архитектура</w:t>
+      </w:r>
+    </w:p>
+    <w:p>
+      <w:pPr>
+        <w:pStyle w:val="3"/>
+        <w:bidi w:val="0"/>
+        <w:jc w:val="left"/>
+        <w:rPr/>
+      </w:pPr>
+      <w:r>
+        <w:rPr/>
+        <w:t>5.1. Сервер</w:t>
+      </w:r>
+    </w:p>
+    <w:p>
+      <w:pPr>
+        <w:pStyle w:val="Style29"/>
+        <w:pBdr/>
+        <w:shd w:fill="F4F4F4" w:val="clear"/>
+        <w:bidi w:val="0"/>
+        <w:spacing w:before="0" w:after="0"/>
+        <w:jc w:val="left"/>
+        <w:rPr/>
+      </w:pPr>
+      <w:r>
+        <w:rPr>
+          <w:rStyle w:val="Style14"/>
+        </w:rPr>
+        <w:t>api/        HTTP-обработчики, схема OpenAPI</w:t>
+      </w:r>
+    </w:p>
+    <w:p>
+      <w:pPr>
+        <w:pStyle w:val="Style29"/>
+        <w:pBdr/>
+        <w:shd w:fill="F4F4F4" w:val="clear"/>
+        <w:bidi w:val="0"/>
+        <w:spacing w:before="0" w:after="0"/>
+        <w:jc w:val="left"/>
+        <w:rPr/>
+      </w:pPr>
+      <w:r>
+        <w:rPr>
+          <w:rStyle w:val="Style14"/>
+        </w:rPr>
+        <w:t>domain/     классификатор, статусы, оценка, бригада, прогноз, рекомендации</w:t>
+      </w:r>
+    </w:p>
+    <w:p>
+      <w:pPr>
+        <w:pStyle w:val="Style29"/>
+        <w:pBdr/>
+        <w:shd w:fill="F4F4F4" w:val="clear"/>
+        <w:bidi w:val="0"/>
+        <w:spacing w:before="0" w:after="0"/>
+        <w:jc w:val="left"/>
+        <w:rPr/>
+      </w:pPr>
+      <w:r>
+        <w:rPr>
+          <w:rStyle w:val="Style14"/>
+        </w:rPr>
+        <w:t>ingest/     импорт классификатора и билетов, вывод опросных карт</w:t>
+      </w:r>
+    </w:p>
+    <w:p>
+      <w:pPr>
+        <w:pStyle w:val="Style29"/>
+        <w:pBdr/>
+        <w:shd w:fill="F4F4F4" w:val="clear"/>
+        <w:bidi w:val="0"/>
+        <w:spacing w:before="0" w:after="0"/>
+        <w:jc w:val="left"/>
+        <w:rPr/>
+      </w:pPr>
+      <w:r>
+        <w:rPr>
+          <w:rStyle w:val="Style14"/>
+        </w:rPr>
+        <w:t>reports/    отчёты, прогноз и рекомендации над данными базы</w:t>
+      </w:r>
+    </w:p>
+    <w:p>
+      <w:pPr>
+        <w:pStyle w:val="Style29"/>
+        <w:pBdr/>
+        <w:shd w:fill="F4F4F4" w:val="clear"/>
+        <w:bidi w:val="0"/>
+        <w:spacing w:before="0" w:after="0"/>
+        <w:jc w:val="left"/>
+        <w:rPr/>
+      </w:pPr>
+      <w:r>
+        <w:rPr>
+          <w:rStyle w:val="Style14"/>
+        </w:rPr>
+        <w:t>jobs/       фоновые задачи: сторож нормативов, доклады бригад, очередь модели</w:t>
+      </w:r>
+    </w:p>
+    <w:p>
+      <w:pPr>
+        <w:pStyle w:val="Style29"/>
+        <w:bidi w:val="0"/>
+        <w:spacing w:before="0" w:after="283"/>
+        <w:jc w:val="left"/>
+        <w:rPr/>
+      </w:pPr>
+      <w:r>
+        <w:rPr>
+          <w:rStyle w:val="Style14"/>
+        </w:rPr>
+        <w:t>ml/         адаптеры моделей: HTTP-сервер модели и заглушка</w:t>
+      </w:r>
+    </w:p>
+    <w:p>
+      <w:pPr>
+        <w:pStyle w:val="Style27"/>
+        <w:bidi w:val="0"/>
+        <w:spacing w:before="0" w:after="283"/>
+        <w:jc w:val="left"/>
+        <w:rPr/>
+      </w:pPr>
+      <w:r>
+        <w:rPr/>
+        <w:t xml:space="preserve">Доменный слой не знает ни о HTTP, ни о моделях: классификатор, оценка, разбор ДДС, прогноз и рекомендации — чистые функции над данными. Поэтому все </w:t>
+      </w:r>
+      <w:r>
+        <w:rPr>
+          <w:rStyle w:val="Style15"/>
+        </w:rPr>
+        <w:t>383 серверные проверки</w:t>
+      </w:r>
+      <w:r>
+        <w:rPr/>
+        <w:t xml:space="preserve"> выполняются без поднятия модели; там, где важен ответ модели, её заменяет подставная.</w:t>
+      </w:r>
+    </w:p>
+    <w:p>
+      <w:pPr>
+        <w:pStyle w:val="Style27"/>
+        <w:bidi w:val="0"/>
+        <w:spacing w:before="0" w:after="283"/>
+        <w:jc w:val="left"/>
+        <w:rPr/>
+      </w:pPr>
+      <w:r>
+        <w:rPr/>
+        <w:t xml:space="preserve">Описание API машиночитаемо (OpenAPI, utoipa). Отдельная проверка читает список маршрутов из исходного кода и </w:t>
+      </w:r>
+      <w:r>
+        <w:rPr>
+          <w:rStyle w:val="Style15"/>
+        </w:rPr>
+        <w:t>падает при расхождении</w:t>
+      </w:r>
+      <w:r>
+        <w:rPr/>
+        <w:t xml:space="preserve"> со схемой.</w:t>
+      </w:r>
+    </w:p>
+    <w:p>
+      <w:pPr>
+        <w:pStyle w:val="3"/>
+        <w:bidi w:val="0"/>
+        <w:jc w:val="left"/>
+        <w:rPr/>
+      </w:pPr>
+      <w:r>
+        <w:rPr/>
+        <w:t>5.2. Клиент</w:t>
+      </w:r>
+    </w:p>
+    <w:p>
+      <w:pPr>
+        <w:pStyle w:val="Style27"/>
+        <w:bidi w:val="0"/>
+        <w:spacing w:before="0" w:after="283"/>
+        <w:jc w:val="left"/>
+        <w:rPr/>
+      </w:pPr>
+      <w:r>
+        <w:rPr/>
+        <w:t xml:space="preserve">Слоистая раскладка (Feature-Sliced Design): </w:t>
+      </w:r>
+      <w:r>
+        <w:rPr>
+          <w:rStyle w:val="Style14"/>
+        </w:rPr>
+        <w:t>shared</w:t>
+      </w:r>
+      <w:r>
+        <w:rPr/>
+        <w:t xml:space="preserve"> → </w:t>
+      </w:r>
+      <w:r>
+        <w:rPr>
+          <w:rStyle w:val="Style14"/>
+        </w:rPr>
+        <w:t>entities</w:t>
+      </w:r>
+      <w:r>
+        <w:rPr/>
+        <w:t xml:space="preserve"> → </w:t>
+      </w:r>
+      <w:r>
+        <w:rPr>
+          <w:rStyle w:val="Style14"/>
+        </w:rPr>
+        <w:t>widgets</w:t>
+      </w:r>
+      <w:r>
+        <w:rPr/>
+        <w:t xml:space="preserve"> → </w:t>
+      </w:r>
+      <w:r>
+        <w:rPr>
+          <w:rStyle w:val="Style14"/>
+        </w:rPr>
+        <w:t>pages</w:t>
+      </w:r>
+      <w:r>
+        <w:rPr/>
+        <w:t>. Состояние — zustand, стили — модули SCSS, маршрутизация — HashRouter (стенд отдаётся статикой без настройки переписывания путей).</w:t>
+      </w:r>
+    </w:p>
+    <w:p>
+      <w:pPr>
+        <w:pStyle w:val="Style27"/>
+        <w:bidi w:val="0"/>
+        <w:spacing w:before="0" w:after="283"/>
+        <w:jc w:val="left"/>
+        <w:rPr/>
+      </w:pPr>
+      <w:r>
+        <w:rPr/>
+        <w:t xml:space="preserve">Канал событий WebSocket с переподключением по возрастающей задержке. Канал — </w:t>
+      </w:r>
+      <w:r>
+        <w:rPr>
+          <w:rStyle w:val="Style15"/>
+        </w:rPr>
+        <w:t>ускорение, а не источник истины</w:t>
+      </w:r>
+      <w:r>
+        <w:rPr/>
+        <w:t>: при его отказе интерфейс продолжает работать на обычных запросах.</w:t>
+      </w:r>
+    </w:p>
+    <w:p>
+      <w:pPr>
+        <w:pStyle w:val="3"/>
+        <w:bidi w:val="0"/>
+        <w:jc w:val="left"/>
+        <w:rPr/>
+      </w:pPr>
+      <w:r>
+        <w:rPr/>
+        <w:t>5.3. Сервер модели</w:t>
+      </w:r>
+    </w:p>
+    <w:p>
+      <w:pPr>
+        <w:pStyle w:val="Style27"/>
+        <w:bidi w:val="0"/>
+        <w:spacing w:before="0" w:after="283"/>
+        <w:jc w:val="left"/>
+        <w:rPr/>
+      </w:pPr>
+      <w:r>
+        <w:rPr/>
+        <w:t xml:space="preserve">llama.cpp в режиме сервера, совместимого с OpenAI API. Подробности — </w:t>
+      </w:r>
+      <w:r>
+        <w:rPr>
+          <w:rStyle w:val="Style14"/>
+        </w:rPr>
+        <w:t>backend/docs/MODEL-SERVER.md</w:t>
+      </w:r>
+      <w:r>
+        <w:rPr/>
+        <w:t>.</w:t>
+      </w:r>
+    </w:p>
+    <w:p>
+      <w:pPr>
+        <w:pStyle w:val="3"/>
+        <w:bidi w:val="0"/>
+        <w:jc w:val="left"/>
+        <w:rPr/>
+      </w:pPr>
+      <w:r>
+        <w:rPr/>
+        <w:t>5.3а. Сервер сверки описания (кросс-энкодер)</w:t>
+      </w:r>
+    </w:p>
+    <w:p>
+      <w:pPr>
+        <w:pStyle w:val="Style27"/>
+        <w:bidi w:val="0"/>
+        <w:spacing w:before="0" w:after="283"/>
+        <w:jc w:val="left"/>
+        <w:rPr/>
+      </w:pPr>
+      <w:r>
+        <w:rPr>
+          <w:rStyle w:val="Style14"/>
+        </w:rPr>
+        <w:t>nli/server.py</w:t>
+      </w:r>
+      <w:r>
+        <w:rPr/>
+        <w:t xml:space="preserve"> — небольшой сервер на Python (FastAPI, PyTorch на процессоре): </w:t>
+      </w:r>
+      <w:r>
+        <w:rPr>
+          <w:rStyle w:val="Style14"/>
+        </w:rPr>
+        <w:t>POST /nli {premise, hypotheses}</w:t>
+      </w:r>
+      <w:r>
+        <w:rPr/>
+        <w:t xml:space="preserve"> → вероятности «противоречит / следует / молчит» по каждой гипотезе, </w:t>
+      </w:r>
+      <w:r>
+        <w:rPr>
+          <w:rStyle w:val="Style14"/>
+        </w:rPr>
+        <w:t>GET /health</w:t>
+      </w:r>
+      <w:r>
+        <w:rPr/>
+        <w:t xml:space="preserve">. Сервер приложения ходит к нему по адресу </w:t>
+      </w:r>
+      <w:r>
+        <w:rPr>
+          <w:rStyle w:val="Style14"/>
+        </w:rPr>
+        <w:t>NLI_BASE_URL</w:t>
+      </w:r>
+      <w:r>
+        <w:rPr/>
+        <w:t xml:space="preserve"> через адаптер </w:t>
+      </w:r>
+      <w:r>
+        <w:rPr>
+          <w:rStyle w:val="Style14"/>
+        </w:rPr>
+        <w:t>ml/nli.rs</w:t>
+      </w:r>
+      <w:r>
+        <w:rPr/>
+        <w:t xml:space="preserve">; клиенту он не виден. Чекпоинт — </w:t>
+      </w:r>
+      <w:r>
+        <w:rPr>
+          <w:rStyle w:val="Style14"/>
+        </w:rPr>
+        <w:t>NLI_MODEL_DIR</w:t>
+      </w:r>
+      <w:r>
+        <w:rPr/>
+        <w:t xml:space="preserve"> (</w:t>
+      </w:r>
+      <w:r>
+        <w:rPr>
+          <w:rStyle w:val="Style14"/>
+        </w:rPr>
+        <w:t>qwen3.5-2b-nli-v5</w:t>
+      </w:r>
+      <w:r>
+        <w:rPr/>
+        <w:t xml:space="preserve"> или </w:t>
+      </w:r>
+      <w:r>
+        <w:rPr>
+          <w:rStyle w:val="Style14"/>
+        </w:rPr>
+        <w:t>qwen3.5-4b-nli-v5</w:t>
+      </w:r>
+      <w:r>
+        <w:rPr/>
+        <w:t xml:space="preserve"> из </w:t>
+      </w:r>
+      <w:r>
+        <w:rPr>
+          <w:rStyle w:val="Style14"/>
+        </w:rPr>
+        <w:t>AlexWortega/openjev</w:t>
+      </w:r>
+      <w:r>
+        <w:rPr/>
+        <w:t>). Считает в float32: bfloat16 на процессоре без его поддержки вчетверо медленнее, а экспорт гибридной модели в ONNX штатным экспортёром не проходит.</w:t>
+      </w:r>
+    </w:p>
+    <w:p>
+      <w:pPr>
+        <w:pStyle w:val="3"/>
+        <w:bidi w:val="0"/>
+        <w:jc w:val="left"/>
+        <w:rPr/>
+      </w:pPr>
+      <w:r>
+        <w:rPr/>
+        <w:t>5.4. Сервер голоса</w:t>
+      </w:r>
+    </w:p>
+    <w:p>
+      <w:pPr>
+        <w:pStyle w:val="Style27"/>
+        <w:bidi w:val="0"/>
+        <w:spacing w:before="0" w:after="283"/>
+        <w:jc w:val="left"/>
+        <w:rPr/>
+      </w:pPr>
+      <w:r>
+        <w:rPr>
+          <w:rStyle w:val="Style14"/>
+        </w:rPr>
+        <w:t>voice/server.py</w:t>
+      </w:r>
+      <w:r>
+        <w:rPr/>
+        <w:t xml:space="preserve"> — небольшой сервер на Python (FastAPI, onnxruntime): </w:t>
+      </w:r>
+      <w:r>
+        <w:rPr>
+          <w:rStyle w:val="Style14"/>
+        </w:rPr>
+        <w:t>POST /asr</w:t>
+      </w:r>
+      <w:r>
+        <w:rPr/>
+        <w:t xml:space="preserve"> (WAV → текст), </w:t>
+      </w:r>
+      <w:r>
+        <w:rPr>
+          <w:rStyle w:val="Style14"/>
+        </w:rPr>
+        <w:t>POST /tts</w:t>
+      </w:r>
+      <w:r>
+        <w:rPr/>
+        <w:t xml:space="preserve"> (текст и роль собеседника → WAV), </w:t>
+      </w:r>
+      <w:r>
+        <w:rPr>
+          <w:rStyle w:val="Style14"/>
+        </w:rPr>
+        <w:t>GET /health</w:t>
+      </w:r>
+      <w:r>
+        <w:rPr/>
+        <w:t xml:space="preserve">. Сервер приложения ходит к нему по адресу </w:t>
+      </w:r>
+      <w:r>
+        <w:rPr>
+          <w:rStyle w:val="Style14"/>
+        </w:rPr>
+        <w:t>VOICE_BASE_URL</w:t>
+      </w:r>
+      <w:r>
+        <w:rPr/>
+        <w:t xml:space="preserve"> через адаптеры </w:t>
+      </w:r>
+      <w:r>
+        <w:rPr>
+          <w:rStyle w:val="Style14"/>
+        </w:rPr>
+        <w:t>ml/voice.rs</w:t>
+      </w:r>
+      <w:r>
+        <w:rPr/>
+        <w:t>; клиенту он не виден. Синтезированные фразы кэшируются на диске по хешу текста и голоса. Числа и сокращения адреса («№», «ул.», «д. 28») сервер разворачивает в слова сам: рантайм синтеза пропускал число перед точкой, и в адресе терялся номер дома.</w:t>
+      </w:r>
+    </w:p>
+    <w:p>
+      <w:pPr>
+        <w:pStyle w:val="Style18"/>
+        <w:pBdr>
+          <w:bottom w:val="double" w:sz="2" w:space="0" w:color="808080"/>
+        </w:pBdr>
+        <w:bidi w:val="0"/>
+        <w:spacing w:before="0" w:after="283"/>
+        <w:jc w:val="left"/>
+        <w:rPr/>
+      </w:pPr>
+      <w:r>
+        <w:rPr/>
+      </w:r>
+    </w:p>
+    <w:p>
+      <w:pPr>
+        <w:pStyle w:val="2"/>
+        <w:bidi w:val="0"/>
+        <w:jc w:val="left"/>
+        <w:rPr/>
+      </w:pPr>
+      <w:r>
+        <w:rPr/>
+        <w:t>6. Условия и ограничения</w:t>
+      </w:r>
+    </w:p>
+    <w:p>
+      <w:pPr>
+        <w:pStyle w:val="3"/>
+        <w:bidi w:val="0"/>
+        <w:jc w:val="left"/>
+        <w:rPr/>
+      </w:pPr>
+      <w:r>
+        <w:rPr/>
+        <w:t>6.1. Целевой стенд</w:t>
+      </w:r>
+    </w:p>
+    <w:p>
+      <w:pPr>
+        <w:pStyle w:val="Style27"/>
+        <w:bidi w:val="0"/>
+        <w:spacing w:before="0" w:after="283"/>
+        <w:jc w:val="left"/>
+        <w:rPr/>
+      </w:pPr>
+      <w:r>
+        <w:rPr/>
+        <w:t xml:space="preserve">Процессор Intel Core i7 или Xeon, не менее 6 ядер; 32 ГБ оперативной памяти; </w:t>
+      </w:r>
+      <w:r>
+        <w:rPr>
+          <w:rStyle w:val="Style15"/>
+        </w:rPr>
+        <w:t>графический ускоритель не предусмотрен</w:t>
+      </w:r>
+      <w:r>
+        <w:rPr/>
+        <w:t>. Это задано системными требованиями, и из этого следует весь выбор в разделе 3.</w:t>
+      </w:r>
+    </w:p>
+    <w:p>
+      <w:pPr>
+        <w:pStyle w:val="3"/>
+        <w:bidi w:val="0"/>
+        <w:jc w:val="left"/>
+        <w:rPr/>
+      </w:pPr>
+      <w:r>
+        <w:rPr/>
+        <w:t>6.2. Что из этого следует</w:t>
+      </w:r>
+    </w:p>
+    <w:p>
+      <w:pPr>
+        <w:pStyle w:val="Style27"/>
+        <w:bidi w:val="0"/>
+        <w:spacing w:before="0" w:after="283"/>
+        <w:jc w:val="left"/>
+        <w:rPr/>
+      </w:pPr>
+      <w:r>
+        <w:rPr/>
+        <w:t xml:space="preserve">Модель на процессоре — узкое место. Выбрана </w:t>
+      </w:r>
+      <w:r>
+        <w:rPr>
+          <w:rStyle w:val="Style15"/>
+        </w:rPr>
+        <w:t>GigaChat 3.1 10B-A1.8B</w:t>
+      </w:r>
+      <w:r>
+        <w:rPr/>
+        <w:t>: из десяти миллиардов параметров на каждом токене работают 1,8 миллиарда (архитектура со смесью экспертов, 64 эксперта, используются 4). Скорость на процессоре определяется активными параметрами, а не общим размером, поэтому модель отвечает как небольшая, а знает как крупная. Лицензия MIT.</w:t>
+      </w:r>
+    </w:p>
+    <w:p>
+      <w:pPr>
+        <w:pStyle w:val="Style27"/>
+        <w:bidi w:val="0"/>
+        <w:spacing w:before="0" w:after="283"/>
+        <w:jc w:val="left"/>
+        <w:rPr/>
+      </w:pPr>
+      <w:r>
+        <w:rPr/>
+        <w:t xml:space="preserve">Дополнительно включено </w:t>
+      </w:r>
+      <w:r>
+        <w:rPr>
+          <w:rStyle w:val="Style15"/>
+        </w:rPr>
+        <w:t>спекулятивное декодирование на блоке MTP</w:t>
+      </w:r>
+      <w:r>
+        <w:rPr/>
+        <w:t xml:space="preserve"> (multi-token prediction), встроенном в модель. Поддержки этого режима для данной архитектуры в llama.cpp не было — она добавлена двумя патчами, которые приложены к поставке (</w:t>
+      </w:r>
+      <w:r>
+        <w:rPr>
+          <w:rStyle w:val="Style14"/>
+        </w:rPr>
+        <w:t>backend/docs/mtp-*.patch</w:t>
+      </w:r>
+      <w:r>
+        <w:rPr/>
+        <w:t>).</w:t>
+      </w:r>
+    </w:p>
+    <w:p>
+      <w:pPr>
+        <w:pStyle w:val="Style27"/>
+        <w:bidi w:val="0"/>
+        <w:spacing w:before="0" w:after="283"/>
+        <w:jc w:val="left"/>
+        <w:rPr/>
+      </w:pPr>
+      <w:r>
+        <w:rPr/>
+        <w:t xml:space="preserve">Измеренный результат на 6 потоках: </w:t>
+      </w:r>
+      <w:r>
+        <w:rPr>
+          <w:rStyle w:val="Style15"/>
+        </w:rPr>
+        <w:t>10,3 → 14,8 токенов в секунду, прирост 44 %</w:t>
+      </w:r>
+      <w:r>
+        <w:rPr/>
+        <w:t xml:space="preserve">. Существенно, что </w:t>
+      </w:r>
+      <w:r>
+        <w:rPr>
+          <w:rStyle w:val="Style14"/>
+        </w:rPr>
+        <w:t>--spec-draft-n-max 1</w:t>
+      </w:r>
+      <w:r>
+        <w:rPr/>
+        <w:t>: при значении по умолчанию 3 проверка отбрасывала большую часть черновика (доля принятых токенов 30 %), при 1 — принимается 73 %.</w:t>
+      </w:r>
+    </w:p>
+    <w:p>
+      <w:pPr>
+        <w:pStyle w:val="Style27"/>
+        <w:bidi w:val="0"/>
+        <w:spacing w:before="0" w:after="283"/>
+        <w:jc w:val="left"/>
+        <w:rPr/>
+      </w:pPr>
+      <w:r>
+        <w:rPr>
+          <w:rStyle w:val="Style15"/>
+        </w:rPr>
+        <w:t>Оговорки к замеру.</w:t>
+      </w:r>
+      <w:r>
+        <w:rPr/>
+        <w:t xml:space="preserve"> Мерили на AMD EPYC 7532 с </w:t>
+      </w:r>
+      <w:r>
+        <w:rPr>
+          <w:rStyle w:val="Style15"/>
+        </w:rPr>
+        <w:t>восемью каналами памяти</w:t>
+      </w:r>
+      <w:r>
+        <w:rPr/>
+        <w:t xml:space="preserve">; ограничены были потоки (6), но не каналы. Генерация на процессоре упирается в пропускную способность памяти, а не в ядра, поэтому это </w:t>
+      </w:r>
+      <w:r>
+        <w:rPr>
+          <w:rStyle w:val="Style15"/>
+        </w:rPr>
+        <w:t>потолок, а не пол</w:t>
+      </w:r>
+      <w:r>
+        <w:rPr/>
+        <w:t>: на настольном i7 с двухканальной памятью скорость будет ниже. На такой машине мы не мерили и цифру не называем (</w:t>
+      </w:r>
+      <w:r>
+        <w:rPr>
+          <w:rStyle w:val="Style14"/>
+        </w:rPr>
+        <w:t>OPEN-QUESTIONS.md</w:t>
+      </w:r>
+      <w:r>
+        <w:rPr/>
+        <w:t>, вопрос 11). Сравнивались два прогона при одинаковой нагрузке, а не серия: порядок величины достоверен, вторая значащая цифра — нет.</w:t>
+      </w:r>
+    </w:p>
+    <w:p>
+      <w:pPr>
+        <w:pStyle w:val="Style27"/>
+        <w:bidi w:val="0"/>
+        <w:spacing w:before="0" w:after="283"/>
+        <w:jc w:val="left"/>
+        <w:rPr/>
+      </w:pPr>
+      <w:r>
+        <w:rPr/>
+        <w:t>Скорость модели почти не влияет на нормативы ТЗ: пока курсант ведёт вызов, модель вызывается только на свободный вопрос заявителю — ответ в несколько токенов, медиана 1,7 с на процессоре (раздел 3.11); кнопки вопросов работают без неё. Подготовка вызовов, сводки и анализ текста после сохранения идут в фоновой очереди. Очередь одна: если группа из двадцати курсантов сохранит карточки разом, анализ последнего придёт через двадцать ответов модели. Разбор правил от этого не зависит — он приходит сразу.</w:t>
+      </w:r>
+    </w:p>
+    <w:p>
+      <w:pPr>
+        <w:pStyle w:val="3"/>
+        <w:bidi w:val="0"/>
+        <w:jc w:val="left"/>
+        <w:rPr/>
+      </w:pPr>
+      <w:r>
+        <w:rPr/>
+        <w:t>6.2а. Профиль GPU — тот же тренажёр с моделью покрупнее</w:t>
+      </w:r>
+    </w:p>
+    <w:p>
+      <w:pPr>
+        <w:pStyle w:val="Style27"/>
+        <w:bidi w:val="0"/>
+        <w:spacing w:before="0" w:after="283"/>
+        <w:jc w:val="left"/>
+        <w:rPr/>
+      </w:pPr>
+      <w:r>
+        <w:rPr/>
+        <w:t xml:space="preserve">Если заказчик выделит видеокарту (в чате 23.09: «могут, если нужно будет»), меняется одна переменная — </w:t>
+      </w:r>
+      <w:r>
+        <w:rPr>
+          <w:rStyle w:val="Style14"/>
+        </w:rPr>
+        <w:t>ML_BASE_URL</w:t>
+      </w:r>
+      <w:r>
+        <w:rPr/>
+        <w:t xml:space="preserve">. Сборка, база, интерфейс и все правила оценки те же. Проверено на одной RTX 4090 (24 ГБ) под vLLM 0.30, скрипт запуска и флаги — </w:t>
+      </w:r>
+      <w:r>
+        <w:rPr>
+          <w:rStyle w:val="Style14"/>
+        </w:rPr>
+        <w:t>deploy/gpu/start-vllm.sh</w:t>
+      </w:r>
+      <w:r>
+        <w:rPr/>
+        <w:t>. Сравнивали две модели, обе с лицензией Apache 2.0:</w:t>
+      </w:r>
+    </w:p>
+    <w:p>
+      <w:pPr>
+        <w:pStyle w:val="Style27"/>
+        <w:numPr>
+          <w:ilvl w:val="0"/>
+          <w:numId w:val="12"/>
+        </w:numPr>
+        <w:tabs>
+          <w:tab w:val="clear" w:pos="1134"/>
+          <w:tab w:val="left" w:pos="709" w:leader="none"/>
+        </w:tabs>
+        <w:bidi w:val="0"/>
+        <w:spacing w:before="0" w:after="0"/>
+        <w:ind w:left="709" w:hanging="283"/>
+        <w:jc w:val="left"/>
+        <w:rPr/>
+      </w:pPr>
+      <w:r>
+        <w:rPr>
+          <w:rStyle w:val="Style15"/>
+        </w:rPr>
+        <w:t>Gemma 4 26B-A4B</w:t>
+      </w:r>
+      <w:r>
+        <w:rPr/>
+        <w:t xml:space="preserve"> — смесь экспертов, на токене работают около 4 млрд параметров; квантование INT4 из официального QAT-чекпоинта (</w:t>
+      </w:r>
+      <w:r>
+        <w:rPr>
+          <w:rStyle w:val="Style14"/>
+        </w:rPr>
+        <w:t>cyankiwi/gemma-4-26B-A4B-it-qat-AWQ-INT4</w:t>
+      </w:r>
+      <w:r>
+        <w:rPr/>
+        <w:t xml:space="preserve">, 17 ГБ). </w:t>
+      </w:r>
+      <w:r>
+        <w:rPr>
+          <w:rStyle w:val="Style15"/>
+        </w:rPr>
+        <w:t>Выбрана по умолчанию</w:t>
+      </w:r>
+      <w:r>
+        <w:rPr/>
+        <w:t xml:space="preserve">: втрое быстрее и не хуже по качеству. </w:t>
+      </w:r>
+    </w:p>
+    <w:p>
+      <w:pPr>
+        <w:pStyle w:val="Style27"/>
+        <w:numPr>
+          <w:ilvl w:val="0"/>
+          <w:numId w:val="12"/>
         </w:numPr>
         <w:tabs>
           <w:tab w:val="clear" w:pos="1134"/>
@@ -9444,7 +10535,7 @@
         <w:pStyle w:val="Style27"/>
         <w:numPr>
           <w:ilvl w:val="0"/>
-          <w:numId w:val="11"/>
+          <w:numId w:val="13"/>
         </w:numPr>
         <w:tabs>
           <w:tab w:val="clear" w:pos="1134"/>
@@ -9472,7 +10563,7 @@
         <w:pStyle w:val="Style27"/>
         <w:numPr>
           <w:ilvl w:val="0"/>
-          <w:numId w:val="11"/>
+          <w:numId w:val="13"/>
         </w:numPr>
         <w:tabs>
           <w:tab w:val="clear" w:pos="1134"/>
@@ -9510,7 +10601,7 @@
         <w:pStyle w:val="Style27"/>
         <w:numPr>
           <w:ilvl w:val="0"/>
-          <w:numId w:val="11"/>
+          <w:numId w:val="13"/>
         </w:numPr>
         <w:tabs>
           <w:tab w:val="clear" w:pos="1134"/>
@@ -9538,7 +10629,7 @@
         <w:pStyle w:val="Style27"/>
         <w:numPr>
           <w:ilvl w:val="0"/>
-          <w:numId w:val="11"/>
+          <w:numId w:val="13"/>
         </w:numPr>
         <w:tabs>
           <w:tab w:val="clear" w:pos="1134"/>
@@ -9566,7 +10657,7 @@
         <w:pStyle w:val="Style27"/>
         <w:numPr>
           <w:ilvl w:val="0"/>
-          <w:numId w:val="11"/>
+          <w:numId w:val="13"/>
         </w:numPr>
         <w:tabs>
           <w:tab w:val="clear" w:pos="1134"/>
@@ -9594,7 +10685,7 @@
         <w:pStyle w:val="Style27"/>
         <w:numPr>
           <w:ilvl w:val="0"/>
-          <w:numId w:val="11"/>
+          <w:numId w:val="13"/>
         </w:numPr>
         <w:tabs>
           <w:tab w:val="clear" w:pos="1134"/>
@@ -9642,7 +10733,7 @@
         <w:pStyle w:val="Style27"/>
         <w:numPr>
           <w:ilvl w:val="0"/>
-          <w:numId w:val="11"/>
+          <w:numId w:val="13"/>
         </w:numPr>
         <w:tabs>
           <w:tab w:val="clear" w:pos="1134"/>
@@ -9670,7 +10761,7 @@
         <w:pStyle w:val="Style27"/>
         <w:numPr>
           <w:ilvl w:val="0"/>
-          <w:numId w:val="11"/>
+          <w:numId w:val="13"/>
         </w:numPr>
         <w:tabs>
           <w:tab w:val="clear" w:pos="1134"/>
@@ -9698,7 +10789,7 @@
         <w:pStyle w:val="Style27"/>
         <w:numPr>
           <w:ilvl w:val="0"/>
-          <w:numId w:val="11"/>
+          <w:numId w:val="13"/>
         </w:numPr>
         <w:tabs>
           <w:tab w:val="clear" w:pos="1134"/>
@@ -9726,7 +10817,7 @@
         <w:pStyle w:val="Style27"/>
         <w:numPr>
           <w:ilvl w:val="0"/>
-          <w:numId w:val="11"/>
+          <w:numId w:val="13"/>
         </w:numPr>
         <w:tabs>
           <w:tab w:val="clear" w:pos="1134"/>
@@ -10379,7 +11470,7 @@
       </w:r>
       <w:r>
         <w:rPr/>
-        <w:t xml:space="preserve">. Учётные записи: </w:t>
+        <w:t xml:space="preserve">. Учётные записи учебного набора (раздел 4.10): </w:t>
       </w:r>
       <w:r>
         <w:rPr>
@@ -10405,17 +11496,7 @@
         <w:rPr>
           <w:rStyle w:val="Style14"/>
         </w:rPr>
-        <w:t>student1</w:t>
-      </w:r>
-      <w:r>
-        <w:rPr/>
-        <w:t xml:space="preserve"> (оператор 112), </w:t>
-      </w:r>
-      <w:r>
-        <w:rPr>
-          <w:rStyle w:val="Style14"/>
-        </w:rPr>
-        <w:t>student2</w:t>
+        <w:t>op01</w:t>
       </w:r>
       <w:r>
         <w:rPr/>
@@ -10425,7 +11506,27 @@
         <w:rPr>
           <w:rStyle w:val="Style14"/>
         </w:rPr>
-        <w:t>student5</w:t>
+        <w:t>op10</w:t>
+      </w:r>
+      <w:r>
+        <w:rPr/>
+        <w:t xml:space="preserve"> (операторы 112), </w:t>
+      </w:r>
+      <w:r>
+        <w:rPr>
+          <w:rStyle w:val="Style14"/>
+        </w:rPr>
+        <w:t>dds01</w:t>
+      </w:r>
+      <w:r>
+        <w:rPr/>
+        <w:t>…</w:t>
+      </w:r>
+      <w:r>
+        <w:rPr>
+          <w:rStyle w:val="Style14"/>
+        </w:rPr>
+        <w:t>dds10</w:t>
       </w:r>
       <w:r>
         <w:rPr/>
@@ -11034,7 +12135,7 @@
         <w:rPr>
           <w:rStyle w:val="Style14"/>
         </w:rPr>
-        <w:t>cd backend &amp;&amp; cargo test            # 363 проверки</w:t>
+        <w:t>cd backend &amp;&amp; cargo test            # 383 проверки</w:t>
       </w:r>
     </w:p>
     <w:p>
@@ -11068,7 +12169,7 @@
         <w:rPr>
           <w:rStyle w:val="Style14"/>
         </w:rPr>
-        <w:t>cd frontend &amp;&amp; npm test             # 79 сценариев в браузере</w:t>
+        <w:t>cd frontend &amp;&amp; npm test             # 93 сценария в браузере</w:t>
       </w:r>
     </w:p>
     <w:p>
@@ -16977,6 +18078,280 @@
     </w:lvl>
   </w:abstractNum>
   <w:abstractNum w:abstractNumId="12">
+    <w:lvl w:ilvl="0">
+      <w:start w:val="1"/>
+      <w:numFmt w:val="bullet"/>
+      <w:lvlText w:val=""/>
+      <w:lvlJc w:val="left"/>
+      <w:pPr>
+        <w:tabs>
+          <w:tab w:val="num" w:pos="709"/>
+        </w:tabs>
+        <w:ind w:left="709" w:hanging="283"/>
+      </w:pPr>
+      <w:rPr>
+        <w:rFonts w:ascii="Symbol" w:hAnsi="Symbol" w:cs="Symbol" w:hint="default"/>
+      </w:rPr>
+    </w:lvl>
+    <w:lvl w:ilvl="1">
+      <w:start w:val="1"/>
+      <w:numFmt w:val="bullet"/>
+      <w:lvlText w:val=""/>
+      <w:lvlJc w:val="left"/>
+      <w:pPr>
+        <w:tabs>
+          <w:tab w:val="num" w:pos="1418"/>
+        </w:tabs>
+        <w:ind w:left="1418" w:hanging="283"/>
+      </w:pPr>
+      <w:rPr>
+        <w:rFonts w:ascii="Symbol" w:hAnsi="Symbol" w:cs="Symbol" w:hint="default"/>
+      </w:rPr>
+    </w:lvl>
+    <w:lvl w:ilvl="2">
+      <w:start w:val="1"/>
+      <w:numFmt w:val="bullet"/>
+      <w:lvlText w:val=""/>
+      <w:lvlJc w:val="left"/>
+      <w:pPr>
+        <w:tabs>
+          <w:tab w:val="num" w:pos="2127"/>
+        </w:tabs>
+        <w:ind w:left="2127" w:hanging="283"/>
+      </w:pPr>
+      <w:rPr>
+        <w:rFonts w:ascii="Symbol" w:hAnsi="Symbol" w:cs="Symbol" w:hint="default"/>
+      </w:rPr>
+    </w:lvl>
+    <w:lvl w:ilvl="3">
+      <w:start w:val="1"/>
+      <w:numFmt w:val="bullet"/>
+      <w:lvlText w:val=""/>
+      <w:lvlJc w:val="left"/>
+      <w:pPr>
+        <w:tabs>
+          <w:tab w:val="num" w:pos="2836"/>
+        </w:tabs>
+        <w:ind w:left="2836" w:hanging="283"/>
+      </w:pPr>
+      <w:rPr>
+        <w:rFonts w:ascii="Symbol" w:hAnsi="Symbol" w:cs="Symbol" w:hint="default"/>
+      </w:rPr>
+    </w:lvl>
+    <w:lvl w:ilvl="4">
+      <w:start w:val="1"/>
+      <w:numFmt w:val="bullet"/>
+      <w:lvlText w:val=""/>
+      <w:lvlJc w:val="left"/>
+      <w:pPr>
+        <w:tabs>
+          <w:tab w:val="num" w:pos="3545"/>
+        </w:tabs>
+        <w:ind w:left="3545" w:hanging="283"/>
+      </w:pPr>
+      <w:rPr>
+        <w:rFonts w:ascii="Symbol" w:hAnsi="Symbol" w:cs="Symbol" w:hint="default"/>
+      </w:rPr>
+    </w:lvl>
+    <w:lvl w:ilvl="5">
+      <w:start w:val="1"/>
+      <w:numFmt w:val="bullet"/>
+      <w:lvlText w:val=""/>
+      <w:lvlJc w:val="left"/>
+      <w:pPr>
+        <w:tabs>
+          <w:tab w:val="num" w:pos="4254"/>
+        </w:tabs>
+        <w:ind w:left="4254" w:hanging="283"/>
+      </w:pPr>
+      <w:rPr>
+        <w:rFonts w:ascii="Symbol" w:hAnsi="Symbol" w:cs="Symbol" w:hint="default"/>
+      </w:rPr>
+    </w:lvl>
+    <w:lvl w:ilvl="6">
+      <w:start w:val="1"/>
+      <w:numFmt w:val="bullet"/>
+      <w:lvlText w:val=""/>
+      <w:lvlJc w:val="left"/>
+      <w:pPr>
+        <w:tabs>
+          <w:tab w:val="num" w:pos="4963"/>
+        </w:tabs>
+        <w:ind w:left="4963" w:hanging="283"/>
+      </w:pPr>
+      <w:rPr>
+        <w:rFonts w:ascii="Symbol" w:hAnsi="Symbol" w:cs="Symbol" w:hint="default"/>
+      </w:rPr>
+    </w:lvl>
+    <w:lvl w:ilvl="7">
+      <w:start w:val="1"/>
+      <w:numFmt w:val="bullet"/>
+      <w:lvlText w:val=""/>
+      <w:lvlJc w:val="left"/>
+      <w:pPr>
+        <w:tabs>
+          <w:tab w:val="num" w:pos="5672"/>
+        </w:tabs>
+        <w:ind w:left="5672" w:hanging="283"/>
+      </w:pPr>
+      <w:rPr>
+        <w:rFonts w:ascii="Symbol" w:hAnsi="Symbol" w:cs="Symbol" w:hint="default"/>
+      </w:rPr>
+    </w:lvl>
+    <w:lvl w:ilvl="8">
+      <w:start w:val="1"/>
+      <w:numFmt w:val="bullet"/>
+      <w:lvlText w:val=""/>
+      <w:lvlJc w:val="left"/>
+      <w:pPr>
+        <w:tabs>
+          <w:tab w:val="num" w:pos="6381"/>
+        </w:tabs>
+        <w:ind w:left="6381" w:hanging="283"/>
+      </w:pPr>
+      <w:rPr>
+        <w:rFonts w:ascii="Symbol" w:hAnsi="Symbol" w:cs="Symbol" w:hint="default"/>
+      </w:rPr>
+    </w:lvl>
+  </w:abstractNum>
+  <w:abstractNum w:abstractNumId="13">
+    <w:lvl w:ilvl="0">
+      <w:start w:val="1"/>
+      <w:numFmt w:val="bullet"/>
+      <w:lvlText w:val=""/>
+      <w:lvlJc w:val="left"/>
+      <w:pPr>
+        <w:tabs>
+          <w:tab w:val="num" w:pos="709"/>
+        </w:tabs>
+        <w:ind w:left="709" w:hanging="283"/>
+      </w:pPr>
+      <w:rPr>
+        <w:rFonts w:ascii="Symbol" w:hAnsi="Symbol" w:cs="Symbol" w:hint="default"/>
+      </w:rPr>
+    </w:lvl>
+    <w:lvl w:ilvl="1">
+      <w:start w:val="1"/>
+      <w:numFmt w:val="bullet"/>
+      <w:lvlText w:val=""/>
+      <w:lvlJc w:val="left"/>
+      <w:pPr>
+        <w:tabs>
+          <w:tab w:val="num" w:pos="1418"/>
+        </w:tabs>
+        <w:ind w:left="1418" w:hanging="283"/>
+      </w:pPr>
+      <w:rPr>
+        <w:rFonts w:ascii="Symbol" w:hAnsi="Symbol" w:cs="Symbol" w:hint="default"/>
+      </w:rPr>
+    </w:lvl>
+    <w:lvl w:ilvl="2">
+      <w:start w:val="1"/>
+      <w:numFmt w:val="bullet"/>
+      <w:lvlText w:val=""/>
+      <w:lvlJc w:val="left"/>
+      <w:pPr>
+        <w:tabs>
+          <w:tab w:val="num" w:pos="2127"/>
+        </w:tabs>
+        <w:ind w:left="2127" w:hanging="283"/>
+      </w:pPr>
+      <w:rPr>
+        <w:rFonts w:ascii="Symbol" w:hAnsi="Symbol" w:cs="Symbol" w:hint="default"/>
+      </w:rPr>
+    </w:lvl>
+    <w:lvl w:ilvl="3">
+      <w:start w:val="1"/>
+      <w:numFmt w:val="bullet"/>
+      <w:lvlText w:val=""/>
+      <w:lvlJc w:val="left"/>
+      <w:pPr>
+        <w:tabs>
+          <w:tab w:val="num" w:pos="2836"/>
+        </w:tabs>
+        <w:ind w:left="2836" w:hanging="283"/>
+      </w:pPr>
+      <w:rPr>
+        <w:rFonts w:ascii="Symbol" w:hAnsi="Symbol" w:cs="Symbol" w:hint="default"/>
+      </w:rPr>
+    </w:lvl>
+    <w:lvl w:ilvl="4">
+      <w:start w:val="1"/>
+      <w:numFmt w:val="bullet"/>
+      <w:lvlText w:val=""/>
+      <w:lvlJc w:val="left"/>
+      <w:pPr>
+        <w:tabs>
+          <w:tab w:val="num" w:pos="3545"/>
+        </w:tabs>
+        <w:ind w:left="3545" w:hanging="283"/>
+      </w:pPr>
+      <w:rPr>
+        <w:rFonts w:ascii="Symbol" w:hAnsi="Symbol" w:cs="Symbol" w:hint="default"/>
+      </w:rPr>
+    </w:lvl>
+    <w:lvl w:ilvl="5">
+      <w:start w:val="1"/>
+      <w:numFmt w:val="bullet"/>
+      <w:lvlText w:val=""/>
+      <w:lvlJc w:val="left"/>
+      <w:pPr>
+        <w:tabs>
+          <w:tab w:val="num" w:pos="4254"/>
+        </w:tabs>
+        <w:ind w:left="4254" w:hanging="283"/>
+      </w:pPr>
+      <w:rPr>
+        <w:rFonts w:ascii="Symbol" w:hAnsi="Symbol" w:cs="Symbol" w:hint="default"/>
+      </w:rPr>
+    </w:lvl>
+    <w:lvl w:ilvl="6">
+      <w:start w:val="1"/>
+      <w:numFmt w:val="bullet"/>
+      <w:lvlText w:val=""/>
+      <w:lvlJc w:val="left"/>
+      <w:pPr>
+        <w:tabs>
+          <w:tab w:val="num" w:pos="4963"/>
+        </w:tabs>
+        <w:ind w:left="4963" w:hanging="283"/>
+      </w:pPr>
+      <w:rPr>
+        <w:rFonts w:ascii="Symbol" w:hAnsi="Symbol" w:cs="Symbol" w:hint="default"/>
+      </w:rPr>
+    </w:lvl>
+    <w:lvl w:ilvl="7">
+      <w:start w:val="1"/>
+      <w:numFmt w:val="bullet"/>
+      <w:lvlText w:val=""/>
+      <w:lvlJc w:val="left"/>
+      <w:pPr>
+        <w:tabs>
+          <w:tab w:val="num" w:pos="5672"/>
+        </w:tabs>
+        <w:ind w:left="5672" w:hanging="283"/>
+      </w:pPr>
+      <w:rPr>
+        <w:rFonts w:ascii="Symbol" w:hAnsi="Symbol" w:cs="Symbol" w:hint="default"/>
+      </w:rPr>
+    </w:lvl>
+    <w:lvl w:ilvl="8">
+      <w:start w:val="1"/>
+      <w:numFmt w:val="bullet"/>
+      <w:lvlText w:val=""/>
+      <w:lvlJc w:val="left"/>
+      <w:pPr>
+        <w:tabs>
+          <w:tab w:val="num" w:pos="6381"/>
+        </w:tabs>
+        <w:ind w:left="6381" w:hanging="283"/>
+      </w:pPr>
+      <w:rPr>
+        <w:rFonts w:ascii="Symbol" w:hAnsi="Symbol" w:cs="Symbol" w:hint="default"/>
+      </w:rPr>
+    </w:lvl>
+  </w:abstractNum>
+  <w:abstractNum w:abstractNumId="14">
     <w:lvl w:ilvl="0">
       <w:start w:val="1"/>
       <w:numFmt w:val="none"/>
@@ -17132,6 +18507,12 @@
   </w:num>
   <w:num w:numId="12">
     <w:abstractNumId w:val="12"/>
+  </w:num>
+  <w:num w:numId="13">
+    <w:abstractNumId w:val="13"/>
+  </w:num>
+  <w:num w:numId="14">
+    <w:abstractNumId w:val="14"/>
   </w:num>
 </w:numbering>
 </file>

--- a/docs/документация.docx
+++ b/docs/документация.docx
@@ -2694,7 +2694,7 @@
       </w:r>
       <w:r>
         <w:rPr/>
-        <w:t xml:space="preserve"> Второй собеседник диспетчера ДДС по ответу заказчика (27.09): «голосовое общение ДДС с вышестоящим начальником и ДДС с руководителем бригады». Диспетчер звонит из карточки своей службы и докладывает; начальник переспрашивает о том, чего не услышал, — не больше трёх вопросов — и говорит «Принял». Говорить можно голосом или набирать текстом: без сервера речи звонок целиком идёт текстом.</w:t>
+        <w:t xml:space="preserve"> Второй собеседник диспетчера ДДС по ответу заказчика (27.09): «голосовое общение ДДС с вышестоящим начальником и ДДС с руководителем бригады». Диспетчер звонит из карточки своей службы и докладывает; начальник спрашивает о каждом сведении, которого не услышал или которое доложено не так, как в карточке, — по порядку «что, где, пострадавшие, бригада, этап, службы», каждую тему один раз, — и говорит «Принял». Говорить можно голосом или набирать текстом: без сервера речи звонок целиком идёт текстом.</w:t>
       </w:r>
     </w:p>
     <w:p>

--- a/docs/документация.docx
+++ b/docs/документация.docx
@@ -8465,7 +8465,7 @@
         <w:rPr>
           <w:rStyle w:val="Style15"/>
         </w:rPr>
-        <w:t>383 серверные проверки</w:t>
+        <w:t>400 серверных проверок</w:t>
       </w:r>
       <w:r>
         <w:rPr/>
@@ -12135,7 +12135,7 @@
         <w:rPr>
           <w:rStyle w:val="Style14"/>
         </w:rPr>
-        <w:t>cd backend &amp;&amp; cargo test            # 383 проверки</w:t>
+        <w:t>cd backend &amp;&amp; cargo test            # 400 проверок</w:t>
       </w:r>
     </w:p>
     <w:p>
@@ -12169,7 +12169,7 @@
         <w:rPr>
           <w:rStyle w:val="Style14"/>
         </w:rPr>
-        <w:t>cd frontend &amp;&amp; npm test             # 93 сценария в браузере</w:t>
+        <w:t>cd frontend &amp;&amp; npm test             # 102 сценария в браузере</w:t>
       </w:r>
     </w:p>
     <w:p>

--- a/docs/документация.docx
+++ b/docs/документация.docx
@@ -4422,7 +4422,17 @@
       </w:r>
       <w:r>
         <w:rPr/>
-        <w:t xml:space="preserve"> Распознавание — GigaAM v3 e2e RNNT (сразу с пунктуацией), синтез — TeraTTSv2 с готовыми голосами из поставки модели: старший бригады и начальник звучат разными голосами. Никого не клонируем. Обе модели в ONNX, работают на процессоре, видеокарта не нужна.</w:t>
+        <w:t xml:space="preserve"> Распознавание — GigaAM v3 e2e RNNT (сразу с пунктуацией), синтез — TeraTTSv2: старший бригады и начальник звучат разными голосами из поставки модели, заявительница — своим стилем, посчитанным энкодером стиля TeraTTSv2 по образцу голоса. Заявитель, старший и начальник звучат через телефонный тракт (300–3400 Гц, μ-law). Голос каждой роли меняется переменной </w:t>
+      </w:r>
+      <w:r>
+        <w:rPr>
+          <w:rStyle w:val="Style14"/>
+        </w:rPr>
+        <w:t>VOICE_STYLES</w:t>
+      </w:r>
+      <w:r>
+        <w:rPr/>
+        <w:t>, без правки кода. Обе модели в ONNX, работают на процессоре, видеокарта не нужна.</w:t>
       </w:r>
     </w:p>
     <w:p>

--- a/docs/документация.docx
+++ b/docs/документация.docx
@@ -10,6 +10,8 @@
         <w:jc w:val="left"/>
         <w:rPr/>
       </w:pPr>
+      <w:bookmarkStart w:id="0" w:name="_1"/>
+      <w:bookmarkEnd w:id="0"/>
       <w:r>
         <w:rPr/>
         <w:t>Тренажёр оператора ДДС города Москвы</w:t>
@@ -17,22 +19,22 @@
     </w:p>
     <w:p>
       <w:pPr>
-        <w:pStyle w:val="Style28"/>
-        <w:bidi w:val="0"/>
-        <w:spacing w:before="0" w:after="283"/>
-        <w:jc w:val="left"/>
-        <w:rPr/>
-      </w:pPr>
-      <w:r>
-        <w:rPr>
-          <w:rStyle w:val="Style15"/>
+        <w:pStyle w:val="Style27"/>
+        <w:bidi w:val="0"/>
+        <w:spacing w:before="0" w:after="283"/>
+        <w:jc w:val="left"/>
+        <w:rPr/>
+      </w:pPr>
+      <w:r>
+        <w:rPr>
+          <w:rStyle w:val="Style14"/>
         </w:rPr>
         <w:t>Сопроводительная документация</w:t>
       </w:r>
     </w:p>
     <w:p>
       <w:pPr>
-        <w:pStyle w:val="Style28"/>
+        <w:pStyle w:val="Style27"/>
         <w:bidi w:val="0"/>
         <w:spacing w:before="0" w:after="283"/>
         <w:jc w:val="left"/>
@@ -45,7 +47,7 @@
     </w:p>
     <w:p>
       <w:pPr>
-        <w:pStyle w:val="Style19"/>
+        <w:pStyle w:val="Style18"/>
         <w:pBdr>
           <w:bottom w:val="double" w:sz="2" w:space="0" w:color="808080"/>
         </w:pBdr>
@@ -65,6 +67,8 @@
         <w:jc w:val="left"/>
         <w:rPr/>
       </w:pPr>
+      <w:bookmarkStart w:id="1" w:name="1"/>
+      <w:bookmarkEnd w:id="1"/>
       <w:r>
         <w:rPr/>
         <w:t>1. Что это и для кого</w:t>
@@ -72,7 +76,7 @@
     </w:p>
     <w:p>
       <w:pPr>
-        <w:pStyle w:val="Style28"/>
+        <w:pStyle w:val="Style27"/>
         <w:bidi w:val="0"/>
         <w:spacing w:before="0" w:after="283"/>
         <w:jc w:val="left"/>
@@ -85,7 +89,7 @@
     </w:p>
     <w:p>
       <w:pPr>
-        <w:pStyle w:val="Style28"/>
+        <w:pStyle w:val="Style27"/>
         <w:numPr>
           <w:ilvl w:val="0"/>
           <w:numId w:val="1"/>
@@ -102,7 +106,7 @@
       </w:pPr>
       <w:r>
         <w:rPr>
-          <w:rStyle w:val="Style15"/>
+          <w:rStyle w:val="Style14"/>
         </w:rPr>
         <w:t>оператора 112</w:t>
       </w:r>
@@ -113,7 +117,7 @@
     </w:p>
     <w:p>
       <w:pPr>
-        <w:pStyle w:val="Style28"/>
+        <w:pStyle w:val="Style27"/>
         <w:numPr>
           <w:ilvl w:val="0"/>
           <w:numId w:val="1"/>
@@ -129,7 +133,7 @@
       </w:pPr>
       <w:r>
         <w:rPr>
-          <w:rStyle w:val="Style15"/>
+          <w:rStyle w:val="Style14"/>
         </w:rPr>
         <w:t>диспетчера ДДС</w:t>
       </w:r>
@@ -140,7 +144,7 @@
     </w:p>
     <w:p>
       <w:pPr>
-        <w:pStyle w:val="Style28"/>
+        <w:pStyle w:val="Style27"/>
         <w:bidi w:val="0"/>
         <w:jc w:val="left"/>
         <w:rPr/>
@@ -152,7 +156,7 @@
     </w:p>
     <w:p>
       <w:pPr>
-        <w:pStyle w:val="Style28"/>
+        <w:pStyle w:val="Style27"/>
         <w:bidi w:val="0"/>
         <w:spacing w:before="0" w:after="283"/>
         <w:jc w:val="left"/>
@@ -164,7 +168,7 @@
       </w:r>
       <w:r>
         <w:rPr>
-          <w:rStyle w:val="Style15"/>
+          <w:rStyle w:val="Style14"/>
         </w:rPr>
         <w:t>отличает выясненное от угаданного</w:t>
       </w:r>
@@ -175,7 +179,7 @@
     </w:p>
     <w:p>
       <w:pPr>
-        <w:pStyle w:val="Style28"/>
+        <w:pStyle w:val="Style27"/>
         <w:bidi w:val="0"/>
         <w:spacing w:before="0" w:after="283"/>
         <w:jc w:val="left"/>
@@ -224,22 +228,22 @@
     </w:p>
     <w:p>
       <w:pPr>
-        <w:pStyle w:val="Style28"/>
-        <w:bidi w:val="0"/>
-        <w:spacing w:before="0" w:after="283"/>
-        <w:jc w:val="left"/>
-        <w:rPr/>
-      </w:pPr>
-      <w:r>
-        <w:rPr>
-          <w:rStyle w:val="Style17"/>
+        <w:pStyle w:val="Style27"/>
+        <w:bidi w:val="0"/>
+        <w:spacing w:before="0" w:after="283"/>
+        <w:jc w:val="left"/>
+        <w:rPr/>
+      </w:pPr>
+      <w:r>
+        <w:rPr>
+          <w:rStyle w:val="Style16"/>
         </w:rPr>
         <w:t>Рис. 1. Вход в тренажёр. Одна учётная запись, роль и рабочее место определяются на сервере.</w:t>
       </w:r>
     </w:p>
     <w:p>
       <w:pPr>
-        <w:pStyle w:val="Style19"/>
+        <w:pStyle w:val="Style18"/>
         <w:pBdr>
           <w:bottom w:val="double" w:sz="2" w:space="0" w:color="808080"/>
         </w:pBdr>
@@ -259,6 +263,8 @@
         <w:jc w:val="left"/>
         <w:rPr/>
       </w:pPr>
+      <w:bookmarkStart w:id="2" w:name="2"/>
+      <w:bookmarkEnd w:id="2"/>
       <w:r>
         <w:rPr/>
         <w:t>2. Как устроено</w:t>
@@ -271,6 +277,8 @@
         <w:jc w:val="left"/>
         <w:rPr/>
       </w:pPr>
+      <w:bookmarkStart w:id="3" w:name="21"/>
+      <w:bookmarkEnd w:id="3"/>
       <w:r>
         <w:rPr/>
         <w:t>2.1. Состав</w:t>
@@ -278,7 +286,7 @@
     </w:p>
     <w:p>
       <w:pPr>
-        <w:pStyle w:val="Style28"/>
+        <w:pStyle w:val="Style27"/>
         <w:bidi w:val="0"/>
         <w:spacing w:before="0" w:after="283"/>
         <w:jc w:val="left"/>
@@ -327,15 +335,15 @@
     </w:p>
     <w:p>
       <w:pPr>
-        <w:pStyle w:val="Style28"/>
-        <w:bidi w:val="0"/>
-        <w:spacing w:before="0" w:after="283"/>
-        <w:jc w:val="left"/>
-        <w:rPr/>
-      </w:pPr>
-      <w:r>
-        <w:rPr>
-          <w:rStyle w:val="Style17"/>
+        <w:pStyle w:val="Style27"/>
+        <w:bidi w:val="0"/>
+        <w:spacing w:before="0" w:after="283"/>
+        <w:jc w:val="left"/>
+        <w:rPr/>
+      </w:pPr>
+      <w:r>
+        <w:rPr>
+          <w:rStyle w:val="Style16"/>
         </w:rPr>
         <w:t>Рис. 2. Компоненты тренажёра. Всё работает на одной машине без выхода в интернет; нейросетевые сервисы необязательны.</w:t>
       </w:r>
@@ -370,7 +378,7 @@
           </w:tcPr>
           <w:p>
             <w:pPr>
-              <w:pStyle w:val="Style31"/>
+              <w:pStyle w:val="Style30"/>
               <w:suppressLineNumbers/>
               <w:shd w:fill="EEEEEE" w:val="clear"/>
               <w:bidi w:val="0"/>
@@ -392,7 +400,7 @@
           </w:tcPr>
           <w:p>
             <w:pPr>
-              <w:pStyle w:val="Style31"/>
+              <w:pStyle w:val="Style30"/>
               <w:suppressLineNumbers/>
               <w:shd w:fill="EEEEEE" w:val="clear"/>
               <w:bidi w:val="0"/>
@@ -414,7 +422,7 @@
           </w:tcPr>
           <w:p>
             <w:pPr>
-              <w:pStyle w:val="Style31"/>
+              <w:pStyle w:val="Style30"/>
               <w:suppressLineNumbers/>
               <w:shd w:fill="EEEEEE" w:val="clear"/>
               <w:bidi w:val="0"/>
@@ -439,7 +447,7 @@
           </w:tcPr>
           <w:p>
             <w:pPr>
-              <w:pStyle w:val="Style21"/>
+              <w:pStyle w:val="Style20"/>
               <w:bidi w:val="0"/>
               <w:spacing w:before="0" w:after="283"/>
               <w:jc w:val="left"/>
@@ -459,7 +467,7 @@
           </w:tcPr>
           <w:p>
             <w:pPr>
-              <w:pStyle w:val="Style21"/>
+              <w:pStyle w:val="Style20"/>
               <w:bidi w:val="0"/>
               <w:spacing w:before="0" w:after="283"/>
               <w:jc w:val="left"/>
@@ -479,7 +487,7 @@
           </w:tcPr>
           <w:p>
             <w:pPr>
-              <w:pStyle w:val="Style21"/>
+              <w:pStyle w:val="Style20"/>
               <w:bidi w:val="0"/>
               <w:spacing w:before="0" w:after="283"/>
               <w:jc w:val="left"/>
@@ -502,7 +510,7 @@
           </w:tcPr>
           <w:p>
             <w:pPr>
-              <w:pStyle w:val="Style21"/>
+              <w:pStyle w:val="Style20"/>
               <w:bidi w:val="0"/>
               <w:spacing w:before="0" w:after="283"/>
               <w:jc w:val="left"/>
@@ -522,7 +530,7 @@
           </w:tcPr>
           <w:p>
             <w:pPr>
-              <w:pStyle w:val="Style21"/>
+              <w:pStyle w:val="Style20"/>
               <w:bidi w:val="0"/>
               <w:spacing w:before="0" w:after="283"/>
               <w:jc w:val="left"/>
@@ -542,7 +550,7 @@
           </w:tcPr>
           <w:p>
             <w:pPr>
-              <w:pStyle w:val="Style21"/>
+              <w:pStyle w:val="Style20"/>
               <w:bidi w:val="0"/>
               <w:spacing w:before="0" w:after="283"/>
               <w:jc w:val="left"/>
@@ -565,7 +573,7 @@
           </w:tcPr>
           <w:p>
             <w:pPr>
-              <w:pStyle w:val="Style21"/>
+              <w:pStyle w:val="Style20"/>
               <w:bidi w:val="0"/>
               <w:spacing w:before="0" w:after="283"/>
               <w:jc w:val="left"/>
@@ -585,7 +593,7 @@
           </w:tcPr>
           <w:p>
             <w:pPr>
-              <w:pStyle w:val="Style21"/>
+              <w:pStyle w:val="Style20"/>
               <w:bidi w:val="0"/>
               <w:spacing w:before="0" w:after="283"/>
               <w:jc w:val="left"/>
@@ -605,7 +613,7 @@
           </w:tcPr>
           <w:p>
             <w:pPr>
-              <w:pStyle w:val="Style21"/>
+              <w:pStyle w:val="Style20"/>
               <w:bidi w:val="0"/>
               <w:spacing w:before="0" w:after="283"/>
               <w:jc w:val="left"/>
@@ -628,7 +636,7 @@
           </w:tcPr>
           <w:p>
             <w:pPr>
-              <w:pStyle w:val="Style21"/>
+              <w:pStyle w:val="Style20"/>
               <w:bidi w:val="0"/>
               <w:spacing w:before="0" w:after="283"/>
               <w:jc w:val="left"/>
@@ -648,7 +656,7 @@
           </w:tcPr>
           <w:p>
             <w:pPr>
-              <w:pStyle w:val="Style21"/>
+              <w:pStyle w:val="Style20"/>
               <w:bidi w:val="0"/>
               <w:spacing w:before="0" w:after="283"/>
               <w:jc w:val="left"/>
@@ -668,7 +676,7 @@
           </w:tcPr>
           <w:p>
             <w:pPr>
-              <w:pStyle w:val="Style21"/>
+              <w:pStyle w:val="Style20"/>
               <w:bidi w:val="0"/>
               <w:spacing w:before="0" w:after="283"/>
               <w:jc w:val="left"/>
@@ -691,7 +699,7 @@
           </w:tcPr>
           <w:p>
             <w:pPr>
-              <w:pStyle w:val="Style21"/>
+              <w:pStyle w:val="Style20"/>
               <w:bidi w:val="0"/>
               <w:spacing w:before="0" w:after="283"/>
               <w:jc w:val="left"/>
@@ -711,7 +719,7 @@
           </w:tcPr>
           <w:p>
             <w:pPr>
-              <w:pStyle w:val="Style21"/>
+              <w:pStyle w:val="Style20"/>
               <w:bidi w:val="0"/>
               <w:spacing w:before="0" w:after="283"/>
               <w:jc w:val="left"/>
@@ -731,7 +739,7 @@
           </w:tcPr>
           <w:p>
             <w:pPr>
-              <w:pStyle w:val="Style21"/>
+              <w:pStyle w:val="Style20"/>
               <w:bidi w:val="0"/>
               <w:spacing w:before="0" w:after="283"/>
               <w:jc w:val="left"/>
@@ -754,7 +762,7 @@
           </w:tcPr>
           <w:p>
             <w:pPr>
-              <w:pStyle w:val="Style21"/>
+              <w:pStyle w:val="Style20"/>
               <w:bidi w:val="0"/>
               <w:spacing w:before="0" w:after="283"/>
               <w:jc w:val="left"/>
@@ -774,7 +782,7 @@
           </w:tcPr>
           <w:p>
             <w:pPr>
-              <w:pStyle w:val="Style21"/>
+              <w:pStyle w:val="Style20"/>
               <w:bidi w:val="0"/>
               <w:spacing w:before="0" w:after="283"/>
               <w:jc w:val="left"/>
@@ -794,7 +802,7 @@
           </w:tcPr>
           <w:p>
             <w:pPr>
-              <w:pStyle w:val="Style21"/>
+              <w:pStyle w:val="Style20"/>
               <w:bidi w:val="0"/>
               <w:spacing w:before="0" w:after="283"/>
               <w:jc w:val="left"/>
@@ -810,7 +818,7 @@
     </w:tbl>
     <w:p>
       <w:pPr>
-        <w:pStyle w:val="Style28"/>
+        <w:pStyle w:val="Style27"/>
         <w:bidi w:val="0"/>
         <w:spacing w:before="0" w:after="283"/>
         <w:jc w:val="left"/>
@@ -828,6 +836,8 @@
         <w:jc w:val="left"/>
         <w:rPr/>
       </w:pPr>
+      <w:bookmarkStart w:id="4" w:name="22"/>
+      <w:bookmarkEnd w:id="4"/>
       <w:r>
         <w:rPr/>
         <w:t>2.2. Сервер приложения</w:t>
@@ -835,7 +845,7 @@
     </w:p>
     <w:p>
       <w:pPr>
-        <w:pStyle w:val="Style30"/>
+        <w:pStyle w:val="Style29"/>
         <w:pBdr/>
         <w:shd w:fill="F4F4F4" w:val="clear"/>
         <w:bidi w:val="0"/>
@@ -845,14 +855,14 @@
       </w:pPr>
       <w:r>
         <w:rPr>
-          <w:rStyle w:val="Style14"/>
+          <w:rStyle w:val="Style13"/>
         </w:rPr>
         <w:t>api/        HTTP-обработчики, схема OpenAPI</w:t>
       </w:r>
     </w:p>
     <w:p>
       <w:pPr>
-        <w:pStyle w:val="Style30"/>
+        <w:pStyle w:val="Style29"/>
         <w:pBdr/>
         <w:shd w:fill="F4F4F4" w:val="clear"/>
         <w:bidi w:val="0"/>
@@ -862,14 +872,14 @@
       </w:pPr>
       <w:r>
         <w:rPr>
-          <w:rStyle w:val="Style14"/>
+          <w:rStyle w:val="Style13"/>
         </w:rPr>
         <w:t>domain/     классификатор, статусы, оценка, бригада, прогноз, рекомендации</w:t>
       </w:r>
     </w:p>
     <w:p>
       <w:pPr>
-        <w:pStyle w:val="Style30"/>
+        <w:pStyle w:val="Style29"/>
         <w:pBdr/>
         <w:shd w:fill="F4F4F4" w:val="clear"/>
         <w:bidi w:val="0"/>
@@ -879,14 +889,14 @@
       </w:pPr>
       <w:r>
         <w:rPr>
-          <w:rStyle w:val="Style14"/>
+          <w:rStyle w:val="Style13"/>
         </w:rPr>
         <w:t>ingest/     импорт классификатора и билетов, вывод опросных карт</w:t>
       </w:r>
     </w:p>
     <w:p>
       <w:pPr>
-        <w:pStyle w:val="Style30"/>
+        <w:pStyle w:val="Style29"/>
         <w:pBdr/>
         <w:shd w:fill="F4F4F4" w:val="clear"/>
         <w:bidi w:val="0"/>
@@ -896,14 +906,14 @@
       </w:pPr>
       <w:r>
         <w:rPr>
-          <w:rStyle w:val="Style14"/>
+          <w:rStyle w:val="Style13"/>
         </w:rPr>
         <w:t>reports/    отчёты, прогноз и рекомендации над данными базы</w:t>
       </w:r>
     </w:p>
     <w:p>
       <w:pPr>
-        <w:pStyle w:val="Style30"/>
+        <w:pStyle w:val="Style29"/>
         <w:pBdr/>
         <w:shd w:fill="F4F4F4" w:val="clear"/>
         <w:bidi w:val="0"/>
@@ -913,29 +923,29 @@
       </w:pPr>
       <w:r>
         <w:rPr>
-          <w:rStyle w:val="Style14"/>
+          <w:rStyle w:val="Style13"/>
         </w:rPr>
         <w:t>jobs/       фоновые задачи: сторож нормативов, доклады бригад, очередь модели</w:t>
       </w:r>
     </w:p>
     <w:p>
       <w:pPr>
-        <w:pStyle w:val="Style30"/>
-        <w:bidi w:val="0"/>
-        <w:spacing w:before="0" w:after="283"/>
-        <w:jc w:val="left"/>
-        <w:rPr/>
-      </w:pPr>
-      <w:r>
-        <w:rPr>
-          <w:rStyle w:val="Style14"/>
+        <w:pStyle w:val="Style29"/>
+        <w:bidi w:val="0"/>
+        <w:spacing w:before="0" w:after="283"/>
+        <w:jc w:val="left"/>
+        <w:rPr/>
+      </w:pPr>
+      <w:r>
+        <w:rPr>
+          <w:rStyle w:val="Style13"/>
         </w:rPr>
         <w:t>ml/         адаптеры моделей: HTTP-сервер модели, голос, сверка, заглушка</w:t>
       </w:r>
     </w:p>
     <w:p>
       <w:pPr>
-        <w:pStyle w:val="Style28"/>
+        <w:pStyle w:val="Style27"/>
         <w:bidi w:val="0"/>
         <w:spacing w:before="0" w:after="283"/>
         <w:jc w:val="left"/>
@@ -948,7 +958,7 @@
     </w:p>
     <w:p>
       <w:pPr>
-        <w:pStyle w:val="Style28"/>
+        <w:pStyle w:val="Style27"/>
         <w:bidi w:val="0"/>
         <w:spacing w:before="0" w:after="283"/>
         <w:jc w:val="left"/>
@@ -966,6 +976,8 @@
         <w:jc w:val="left"/>
         <w:rPr/>
       </w:pPr>
+      <w:bookmarkStart w:id="5" w:name="23"/>
+      <w:bookmarkEnd w:id="5"/>
       <w:r>
         <w:rPr/>
         <w:t>2.3. Клиент</w:t>
@@ -973,7 +985,7 @@
     </w:p>
     <w:p>
       <w:pPr>
-        <w:pStyle w:val="Style28"/>
+        <w:pStyle w:val="Style27"/>
         <w:bidi w:val="0"/>
         <w:spacing w:before="0" w:after="283"/>
         <w:jc w:val="left"/>
@@ -985,7 +997,7 @@
       </w:r>
       <w:r>
         <w:rPr>
-          <w:rStyle w:val="Style14"/>
+          <w:rStyle w:val="Style13"/>
         </w:rPr>
         <w:t>shared</w:t>
       </w:r>
@@ -995,7 +1007,7 @@
       </w:r>
       <w:r>
         <w:rPr>
-          <w:rStyle w:val="Style14"/>
+          <w:rStyle w:val="Style13"/>
         </w:rPr>
         <w:t>entities</w:t>
       </w:r>
@@ -1005,7 +1017,7 @@
       </w:r>
       <w:r>
         <w:rPr>
-          <w:rStyle w:val="Style14"/>
+          <w:rStyle w:val="Style13"/>
         </w:rPr>
         <w:t>widgets</w:t>
       </w:r>
@@ -1015,7 +1027,7 @@
       </w:r>
       <w:r>
         <w:rPr>
-          <w:rStyle w:val="Style14"/>
+          <w:rStyle w:val="Style13"/>
         </w:rPr>
         <w:t>pages</w:t>
       </w:r>
@@ -1026,7 +1038,7 @@
     </w:p>
     <w:p>
       <w:pPr>
-        <w:pStyle w:val="Style28"/>
+        <w:pStyle w:val="Style27"/>
         <w:bidi w:val="0"/>
         <w:spacing w:before="0" w:after="283"/>
         <w:jc w:val="left"/>
@@ -1044,6 +1056,8 @@
         <w:jc w:val="left"/>
         <w:rPr/>
       </w:pPr>
+      <w:bookmarkStart w:id="6" w:name="24"/>
+      <w:bookmarkEnd w:id="6"/>
       <w:r>
         <w:rPr/>
         <w:t>2.4. Классификатор вместо нейросети</w:t>
@@ -1051,7 +1065,7 @@
     </w:p>
     <w:p>
       <w:pPr>
-        <w:pStyle w:val="Style28"/>
+        <w:pStyle w:val="Style27"/>
         <w:bidi w:val="0"/>
         <w:spacing w:before="0" w:after="283"/>
         <w:jc w:val="left"/>
@@ -1064,22 +1078,22 @@
     </w:p>
     <w:p>
       <w:pPr>
-        <w:pStyle w:val="Style30"/>
-        <w:bidi w:val="0"/>
-        <w:spacing w:before="0" w:after="283"/>
-        <w:jc w:val="left"/>
-        <w:rPr/>
-      </w:pPr>
-      <w:r>
-        <w:rPr>
-          <w:rStyle w:val="Style14"/>
+        <w:pStyle w:val="Style29"/>
+        <w:bidi w:val="0"/>
+        <w:spacing w:before="0" w:after="283"/>
+        <w:jc w:val="left"/>
+        <w:rPr/>
+      </w:pPr>
+      <w:r>
+        <w:rPr>
+          <w:rStyle w:val="Style13"/>
         </w:rPr>
         <w:t>ответы карты ──①──► признаки ──②──► позиция ЕКП ──③──► список оповещения</w:t>
       </w:r>
     </w:p>
     <w:p>
       <w:pPr>
-        <w:pStyle w:val="Style28"/>
+        <w:pStyle w:val="Style27"/>
         <w:bidi w:val="0"/>
         <w:spacing w:before="0" w:after="283"/>
         <w:jc w:val="left"/>
@@ -1096,7 +1110,7 @@
     </w:p>
     <w:p>
       <w:pPr>
-        <w:pStyle w:val="Style28"/>
+        <w:pStyle w:val="Style27"/>
         <w:bidi w:val="0"/>
         <w:spacing w:before="0" w:after="283"/>
         <w:jc w:val="left"/>
@@ -1114,6 +1128,8 @@
         <w:jc w:val="left"/>
         <w:rPr/>
       </w:pPr>
+      <w:bookmarkStart w:id="7" w:name="25"/>
+      <w:bookmarkEnd w:id="7"/>
       <w:r>
         <w:rPr/>
         <w:t>2.5. Опросные карты</w:t>
@@ -1121,7 +1137,7 @@
     </w:p>
     <w:p>
       <w:pPr>
-        <w:pStyle w:val="Style28"/>
+        <w:pStyle w:val="Style27"/>
         <w:bidi w:val="0"/>
         <w:spacing w:before="0" w:after="283"/>
         <w:jc w:val="left"/>
@@ -1134,7 +1150,7 @@
     </w:p>
     <w:p>
       <w:pPr>
-        <w:pStyle w:val="Style28"/>
+        <w:pStyle w:val="Style27"/>
         <w:bidi w:val="0"/>
         <w:spacing w:before="0" w:after="283"/>
         <w:jc w:val="left"/>
@@ -1147,7 +1163,7 @@
     </w:p>
     <w:p>
       <w:pPr>
-        <w:pStyle w:val="Style19"/>
+        <w:pStyle w:val="Style18"/>
         <w:pBdr>
           <w:bottom w:val="double" w:sz="2" w:space="0" w:color="808080"/>
         </w:pBdr>
@@ -1167,6 +1183,8 @@
         <w:jc w:val="left"/>
         <w:rPr/>
       </w:pPr>
+      <w:bookmarkStart w:id="8" w:name="3"/>
+      <w:bookmarkEnd w:id="8"/>
       <w:r>
         <w:rPr/>
         <w:t>3. Роли и сценарии работы</w:t>
@@ -1201,7 +1219,7 @@
           </w:tcPr>
           <w:p>
             <w:pPr>
-              <w:pStyle w:val="Style31"/>
+              <w:pStyle w:val="Style30"/>
               <w:suppressLineNumbers/>
               <w:shd w:fill="EEEEEE" w:val="clear"/>
               <w:bidi w:val="0"/>
@@ -1223,7 +1241,7 @@
           </w:tcPr>
           <w:p>
             <w:pPr>
-              <w:pStyle w:val="Style31"/>
+              <w:pStyle w:val="Style30"/>
               <w:suppressLineNumbers/>
               <w:shd w:fill="EEEEEE" w:val="clear"/>
               <w:bidi w:val="0"/>
@@ -1248,7 +1266,7 @@
           </w:tcPr>
           <w:p>
             <w:pPr>
-              <w:pStyle w:val="Style21"/>
+              <w:pStyle w:val="Style20"/>
               <w:bidi w:val="0"/>
               <w:spacing w:before="0" w:after="283"/>
               <w:jc w:val="left"/>
@@ -1256,7 +1274,7 @@
             </w:pPr>
             <w:r>
               <w:rPr>
-                <w:rStyle w:val="Style15"/>
+                <w:rStyle w:val="Style14"/>
               </w:rPr>
               <w:t>Курсант — оператор 112</w:t>
             </w:r>
@@ -1270,7 +1288,7 @@
           </w:tcPr>
           <w:p>
             <w:pPr>
-              <w:pStyle w:val="Style21"/>
+              <w:pStyle w:val="Style20"/>
               <w:bidi w:val="0"/>
               <w:spacing w:before="0" w:after="283"/>
               <w:jc w:val="left"/>
@@ -1293,7 +1311,7 @@
           </w:tcPr>
           <w:p>
             <w:pPr>
-              <w:pStyle w:val="Style21"/>
+              <w:pStyle w:val="Style20"/>
               <w:bidi w:val="0"/>
               <w:spacing w:before="0" w:after="283"/>
               <w:jc w:val="left"/>
@@ -1301,7 +1319,7 @@
             </w:pPr>
             <w:r>
               <w:rPr>
-                <w:rStyle w:val="Style15"/>
+                <w:rStyle w:val="Style14"/>
               </w:rPr>
               <w:t>Курсант — диспетчер ДДС</w:t>
             </w:r>
@@ -1315,7 +1333,7 @@
           </w:tcPr>
           <w:p>
             <w:pPr>
-              <w:pStyle w:val="Style21"/>
+              <w:pStyle w:val="Style20"/>
               <w:bidi w:val="0"/>
               <w:spacing w:before="0" w:after="283"/>
               <w:jc w:val="left"/>
@@ -1338,7 +1356,7 @@
           </w:tcPr>
           <w:p>
             <w:pPr>
-              <w:pStyle w:val="Style21"/>
+              <w:pStyle w:val="Style20"/>
               <w:bidi w:val="0"/>
               <w:spacing w:before="0" w:after="283"/>
               <w:jc w:val="left"/>
@@ -1346,7 +1364,7 @@
             </w:pPr>
             <w:r>
               <w:rPr>
-                <w:rStyle w:val="Style15"/>
+                <w:rStyle w:val="Style14"/>
               </w:rPr>
               <w:t>Преподаватель</w:t>
             </w:r>
@@ -1360,7 +1378,7 @@
           </w:tcPr>
           <w:p>
             <w:pPr>
-              <w:pStyle w:val="Style21"/>
+              <w:pStyle w:val="Style20"/>
               <w:bidi w:val="0"/>
               <w:spacing w:before="0" w:after="283"/>
               <w:jc w:val="left"/>
@@ -1383,7 +1401,7 @@
           </w:tcPr>
           <w:p>
             <w:pPr>
-              <w:pStyle w:val="Style21"/>
+              <w:pStyle w:val="Style20"/>
               <w:bidi w:val="0"/>
               <w:spacing w:before="0" w:after="283"/>
               <w:jc w:val="left"/>
@@ -1391,7 +1409,7 @@
             </w:pPr>
             <w:r>
               <w:rPr>
-                <w:rStyle w:val="Style15"/>
+                <w:rStyle w:val="Style14"/>
               </w:rPr>
               <w:t>Администратор</w:t>
             </w:r>
@@ -1405,7 +1423,7 @@
           </w:tcPr>
           <w:p>
             <w:pPr>
-              <w:pStyle w:val="Style21"/>
+              <w:pStyle w:val="Style20"/>
               <w:bidi w:val="0"/>
               <w:spacing w:before="0" w:after="283"/>
               <w:jc w:val="left"/>
@@ -1421,7 +1439,7 @@
     </w:tbl>
     <w:p>
       <w:pPr>
-        <w:pStyle w:val="Style28"/>
+        <w:pStyle w:val="Style27"/>
         <w:bidi w:val="0"/>
         <w:spacing w:before="0" w:after="283"/>
         <w:jc w:val="left"/>
@@ -1434,7 +1452,7 @@
     </w:p>
     <w:p>
       <w:pPr>
-        <w:pStyle w:val="Style28"/>
+        <w:pStyle w:val="Style27"/>
         <w:bidi w:val="0"/>
         <w:spacing w:before="0" w:after="283"/>
         <w:jc w:val="left"/>
@@ -1446,7 +1464,7 @@
       </w:r>
       <w:r>
         <w:rPr>
-          <w:rStyle w:val="Style14"/>
+          <w:rStyle w:val="Style13"/>
         </w:rPr>
         <w:t>users.duty</w:t>
       </w:r>
@@ -1456,7 +1474,7 @@
       </w:r>
       <w:r>
         <w:rPr>
-          <w:rStyle w:val="Style14"/>
+          <w:rStyle w:val="Style13"/>
         </w:rPr>
         <w:t>403 wrong_duty</w:t>
       </w:r>
@@ -1472,6 +1490,8 @@
         <w:jc w:val="left"/>
         <w:rPr/>
       </w:pPr>
+      <w:bookmarkStart w:id="9" w:name="31-112"/>
+      <w:bookmarkEnd w:id="9"/>
       <w:r>
         <w:rPr/>
         <w:t>3.1. Оператор 112</w:t>
@@ -1479,7 +1499,7 @@
     </w:p>
     <w:p>
       <w:pPr>
-        <w:pStyle w:val="Style30"/>
+        <w:pStyle w:val="Style29"/>
         <w:pBdr/>
         <w:shd w:fill="F4F4F4" w:val="clear"/>
         <w:bidi w:val="0"/>
@@ -1489,14 +1509,14 @@
       </w:pPr>
       <w:r>
         <w:rPr>
-          <w:rStyle w:val="Style14"/>
+          <w:rStyle w:val="Style13"/>
         </w:rPr>
         <w:t>вход → «Карточки для заполнения» → выданный вызов</w:t>
       </w:r>
     </w:p>
     <w:p>
       <w:pPr>
-        <w:pStyle w:val="Style30"/>
+        <w:pStyle w:val="Style29"/>
         <w:pBdr/>
         <w:shd w:fill="F4F4F4" w:val="clear"/>
         <w:bidi w:val="0"/>
@@ -1506,14 +1526,14 @@
       </w:pPr>
       <w:r>
         <w:rPr>
-          <w:rStyle w:val="Style14"/>
+          <w:rStyle w:val="Style13"/>
         </w:rPr>
         <w:t xml:space="preserve">                                  │</w:t>
       </w:r>
     </w:p>
     <w:p>
       <w:pPr>
-        <w:pStyle w:val="Style30"/>
+        <w:pStyle w:val="Style29"/>
         <w:pBdr/>
         <w:shd w:fill="F4F4F4" w:val="clear"/>
         <w:bidi w:val="0"/>
@@ -1523,20 +1543,20 @@
       </w:pPr>
       <w:r>
         <w:rPr>
-          <w:rStyle w:val="Style14"/>
+          <w:rStyle w:val="Style13"/>
         </w:rPr>
         <w:t xml:space="preserve">              </w:t>
       </w:r>
       <w:r>
         <w:rPr>
-          <w:rStyle w:val="Style14"/>
+          <w:rStyle w:val="Style13"/>
         </w:rPr>
         <w:t>разговор с заявителем ←→ заполнение карточки 112</w:t>
       </w:r>
     </w:p>
     <w:p>
       <w:pPr>
-        <w:pStyle w:val="Style30"/>
+        <w:pStyle w:val="Style29"/>
         <w:pBdr/>
         <w:shd w:fill="F4F4F4" w:val="clear"/>
         <w:bidi w:val="0"/>
@@ -1546,14 +1566,14 @@
       </w:pPr>
       <w:r>
         <w:rPr>
-          <w:rStyle w:val="Style14"/>
+          <w:rStyle w:val="Style13"/>
         </w:rPr>
         <w:t xml:space="preserve">                                  │</w:t>
       </w:r>
     </w:p>
     <w:p>
       <w:pPr>
-        <w:pStyle w:val="Style30"/>
+        <w:pStyle w:val="Style29"/>
         <w:pBdr/>
         <w:shd w:fill="F4F4F4" w:val="clear"/>
         <w:bidi w:val="0"/>
@@ -1563,20 +1583,20 @@
       </w:pPr>
       <w:r>
         <w:rPr>
-          <w:rStyle w:val="Style14"/>
+          <w:rStyle w:val="Style13"/>
         </w:rPr>
         <w:t xml:space="preserve">                       </w:t>
       </w:r>
       <w:r>
         <w:rPr>
-          <w:rStyle w:val="Style14"/>
+          <w:rStyle w:val="Style13"/>
         </w:rPr>
         <w:t>классификация → список оповещения</w:t>
       </w:r>
     </w:p>
     <w:p>
       <w:pPr>
-        <w:pStyle w:val="Style30"/>
+        <w:pStyle w:val="Style29"/>
         <w:pBdr/>
         <w:shd w:fill="F4F4F4" w:val="clear"/>
         <w:bidi w:val="0"/>
@@ -1586,35 +1606,35 @@
       </w:pPr>
       <w:r>
         <w:rPr>
-          <w:rStyle w:val="Style14"/>
+          <w:rStyle w:val="Style13"/>
         </w:rPr>
         <w:t xml:space="preserve">                                  │</w:t>
       </w:r>
     </w:p>
     <w:p>
       <w:pPr>
-        <w:pStyle w:val="Style30"/>
-        <w:bidi w:val="0"/>
-        <w:spacing w:before="0" w:after="283"/>
-        <w:jc w:val="left"/>
-        <w:rPr/>
-      </w:pPr>
-      <w:r>
-        <w:rPr>
-          <w:rStyle w:val="Style14"/>
+        <w:pStyle w:val="Style29"/>
+        <w:bidi w:val="0"/>
+        <w:spacing w:before="0" w:after="283"/>
+        <w:jc w:val="left"/>
+        <w:rPr/>
+      </w:pPr>
+      <w:r>
+        <w:rPr>
+          <w:rStyle w:val="Style13"/>
         </w:rPr>
         <w:t xml:space="preserve">                   </w:t>
       </w:r>
       <w:r>
         <w:rPr>
-          <w:rStyle w:val="Style14"/>
+          <w:rStyle w:val="Style13"/>
         </w:rPr>
         <w:t>разбор: оценка, прогноз, рекомендации</w:t>
       </w:r>
     </w:p>
     <w:p>
       <w:pPr>
-        <w:pStyle w:val="Style28"/>
+        <w:pStyle w:val="Style27"/>
         <w:bidi w:val="0"/>
         <w:spacing w:before="0" w:after="283"/>
         <w:jc w:val="left"/>
@@ -1627,7 +1647,7 @@
     </w:p>
     <w:p>
       <w:pPr>
-        <w:pStyle w:val="Style28"/>
+        <w:pStyle w:val="Style27"/>
         <w:bidi w:val="0"/>
         <w:spacing w:before="0" w:after="283"/>
         <w:jc w:val="left"/>
@@ -1637,7 +1657,7 @@
         <w:rPr/>
         <w:drawing>
           <wp:inline distT="0" distB="0" distL="0" distR="0">
-            <wp:extent cx="15240000" cy="8572500"/>
+            <wp:extent cx="12192000" cy="6858000"/>
             <wp:effectExtent l="0" t="0" r="0" b="0"/>
             <wp:docPr id="3" name="Изображение3" descr=""/>
             <wp:cNvGraphicFramePr>
@@ -1661,7 +1681,7 @@
                   <pic:spPr bwMode="auto">
                     <a:xfrm>
                       <a:off x="0" y="0"/>
-                      <a:ext cx="15240000" cy="8572500"/>
+                      <a:ext cx="12192000" cy="6858000"/>
                     </a:xfrm>
                     <a:prstGeom prst="rect">
                       <a:avLst/>
@@ -1676,22 +1696,22 @@
     </w:p>
     <w:p>
       <w:pPr>
-        <w:pStyle w:val="Style28"/>
-        <w:bidi w:val="0"/>
-        <w:spacing w:before="0" w:after="283"/>
-        <w:jc w:val="left"/>
-        <w:rPr/>
-      </w:pPr>
-      <w:r>
-        <w:rPr>
-          <w:rStyle w:val="Style17"/>
+        <w:pStyle w:val="Style27"/>
+        <w:bidi w:val="0"/>
+        <w:spacing w:before="0" w:after="283"/>
+        <w:jc w:val="left"/>
+        <w:rPr/>
+      </w:pPr>
+      <w:r>
+        <w:rPr>
+          <w:rStyle w:val="Style16"/>
         </w:rPr>
         <w:t>Рис. 3. Разделы оператора 112: учебные вызовы, экзамены, тренировка по частям.</w:t>
       </w:r>
     </w:p>
     <w:p>
       <w:pPr>
-        <w:pStyle w:val="Style28"/>
+        <w:pStyle w:val="Style27"/>
         <w:bidi w:val="0"/>
         <w:spacing w:before="0" w:after="283"/>
         <w:jc w:val="left"/>
@@ -1704,7 +1724,7 @@
     </w:p>
     <w:p>
       <w:pPr>
-        <w:pStyle w:val="Style28"/>
+        <w:pStyle w:val="Style27"/>
         <w:bidi w:val="0"/>
         <w:spacing w:before="0" w:after="283"/>
         <w:jc w:val="left"/>
@@ -1753,22 +1773,22 @@
     </w:p>
     <w:p>
       <w:pPr>
-        <w:pStyle w:val="Style28"/>
-        <w:bidi w:val="0"/>
-        <w:spacing w:before="0" w:after="283"/>
-        <w:jc w:val="left"/>
-        <w:rPr/>
-      </w:pPr>
-      <w:r>
-        <w:rPr>
-          <w:rStyle w:val="Style17"/>
+        <w:pStyle w:val="Style27"/>
+        <w:bidi w:val="0"/>
+        <w:spacing w:before="0" w:after="283"/>
+        <w:jc w:val="left"/>
+        <w:rPr/>
+      </w:pPr>
+      <w:r>
+        <w:rPr>
+          <w:rStyle w:val="Style16"/>
         </w:rPr>
         <w:t>Рис. 4. Карточка 112 и панель разговора с заявителем. Вопрос из списка, своими словами или голосом.</w:t>
       </w:r>
     </w:p>
     <w:p>
       <w:pPr>
-        <w:pStyle w:val="Style28"/>
+        <w:pStyle w:val="Style27"/>
         <w:bidi w:val="0"/>
         <w:spacing w:before="0" w:after="283"/>
         <w:jc w:val="left"/>
@@ -1817,22 +1837,22 @@
     </w:p>
     <w:p>
       <w:pPr>
-        <w:pStyle w:val="Style28"/>
-        <w:bidi w:val="0"/>
-        <w:spacing w:before="0" w:after="283"/>
-        <w:jc w:val="left"/>
-        <w:rPr/>
-      </w:pPr>
-      <w:r>
-        <w:rPr>
-          <w:rStyle w:val="Style17"/>
+        <w:pStyle w:val="Style27"/>
+        <w:bidi w:val="0"/>
+        <w:spacing w:before="0" w:after="283"/>
+        <w:jc w:val="left"/>
+        <w:rPr/>
+      </w:pPr>
+      <w:r>
+        <w:rPr>
+          <w:rStyle w:val="Style16"/>
         </w:rPr>
         <w:t>Рис. 5. Опросная карта пожара (101). Вопросы появляются по мере ответов, как в рабочем месте оператора.</w:t>
       </w:r>
     </w:p>
     <w:p>
       <w:pPr>
-        <w:pStyle w:val="Style28"/>
+        <w:pStyle w:val="Style27"/>
         <w:bidi w:val="0"/>
         <w:spacing w:before="0" w:after="283"/>
         <w:jc w:val="left"/>
@@ -1845,7 +1865,7 @@
     </w:p>
     <w:p>
       <w:pPr>
-        <w:pStyle w:val="Style28"/>
+        <w:pStyle w:val="Style27"/>
         <w:bidi w:val="0"/>
         <w:spacing w:before="0" w:after="283"/>
         <w:jc w:val="left"/>
@@ -1894,22 +1914,22 @@
     </w:p>
     <w:p>
       <w:pPr>
-        <w:pStyle w:val="Style28"/>
-        <w:bidi w:val="0"/>
-        <w:spacing w:before="0" w:after="283"/>
-        <w:jc w:val="left"/>
-        <w:rPr/>
-      </w:pPr>
-      <w:r>
-        <w:rPr>
-          <w:rStyle w:val="Style17"/>
+        <w:pStyle w:val="Style27"/>
+        <w:bidi w:val="0"/>
+        <w:spacing w:before="0" w:after="283"/>
+        <w:jc w:val="left"/>
+        <w:rPr/>
+      </w:pPr>
+      <w:r>
+        <w:rPr>
+          <w:rStyle w:val="Style16"/>
         </w:rPr>
         <w:t>Рис. 6. Окно «Добавьте службы»: 211 служб в привычном порядке.</w:t>
       </w:r>
     </w:p>
     <w:p>
       <w:pPr>
-        <w:pStyle w:val="Style28"/>
+        <w:pStyle w:val="Style27"/>
         <w:bidi w:val="0"/>
         <w:spacing w:before="0" w:after="283"/>
         <w:jc w:val="left"/>
@@ -1922,7 +1942,7 @@
     </w:p>
     <w:p>
       <w:pPr>
-        <w:pStyle w:val="Style28"/>
+        <w:pStyle w:val="Style27"/>
         <w:bidi w:val="0"/>
         <w:spacing w:before="0" w:after="283"/>
         <w:jc w:val="left"/>
@@ -1971,15 +1991,15 @@
     </w:p>
     <w:p>
       <w:pPr>
-        <w:pStyle w:val="Style28"/>
-        <w:bidi w:val="0"/>
-        <w:spacing w:before="0" w:after="283"/>
-        <w:jc w:val="left"/>
-        <w:rPr/>
-      </w:pPr>
-      <w:r>
-        <w:rPr>
-          <w:rStyle w:val="Style17"/>
+        <w:pStyle w:val="Style27"/>
+        <w:bidi w:val="0"/>
+        <w:spacing w:before="0" w:after="283"/>
+        <w:jc w:val="left"/>
+        <w:rPr/>
+      </w:pPr>
+      <w:r>
+        <w:rPr>
+          <w:rStyle w:val="Style16"/>
         </w:rPr>
         <w:t>Рис. 7. Разбор вызова 112: замечания по полям, «выяснил или угадал», прогноз и рекомендации.</w:t>
       </w:r>
@@ -1991,6 +2011,8 @@
         <w:jc w:val="left"/>
         <w:rPr/>
       </w:pPr>
+      <w:bookmarkStart w:id="10" w:name="32"/>
+      <w:bookmarkEnd w:id="10"/>
       <w:r>
         <w:rPr/>
         <w:t>3.2. Диспетчер ДДС</w:t>
@@ -1998,7 +2020,7 @@
     </w:p>
     <w:p>
       <w:pPr>
-        <w:pStyle w:val="Style28"/>
+        <w:pStyle w:val="Style27"/>
         <w:bidi w:val="0"/>
         <w:spacing w:before="0" w:after="283"/>
         <w:jc w:val="left"/>
@@ -2011,7 +2033,7 @@
     </w:p>
     <w:p>
       <w:pPr>
-        <w:pStyle w:val="Style30"/>
+        <w:pStyle w:val="Style29"/>
         <w:pBdr/>
         <w:shd w:fill="F4F4F4" w:val="clear"/>
         <w:bidi w:val="0"/>
@@ -2021,14 +2043,14 @@
       </w:pPr>
       <w:r>
         <w:rPr>
-          <w:rStyle w:val="Style14"/>
+          <w:rStyle w:val="Style13"/>
         </w:rPr>
         <w:t>карточка в строке сообщений ─(30 с)─► открыта ─(3 мин)─► первая запись</w:t>
       </w:r>
     </w:p>
     <w:p>
       <w:pPr>
-        <w:pStyle w:val="Style30"/>
+        <w:pStyle w:val="Style29"/>
         <w:pBdr/>
         <w:shd w:fill="F4F4F4" w:val="clear"/>
         <w:bidi w:val="0"/>
@@ -2038,14 +2060,14 @@
       </w:pPr>
       <w:r>
         <w:rPr>
-          <w:rStyle w:val="Style14"/>
+          <w:rStyle w:val="Style13"/>
         </w:rPr>
         <w:t xml:space="preserve">      │                                                     │</w:t>
       </w:r>
     </w:p>
     <w:p>
       <w:pPr>
-        <w:pStyle w:val="Style30"/>
+        <w:pStyle w:val="Style29"/>
         <w:pBdr/>
         <w:shd w:fill="F4F4F4" w:val="clear"/>
         <w:bidi w:val="0"/>
@@ -2055,20 +2077,20 @@
       </w:pPr>
       <w:r>
         <w:rPr>
-          <w:rStyle w:val="Style14"/>
+          <w:rStyle w:val="Style13"/>
         </w:rPr>
         <w:t xml:space="preserve">      │                         </w:t>
       </w:r>
       <w:r>
         <w:rPr>
-          <w:rStyle w:val="Style14"/>
+          <w:rStyle w:val="Style13"/>
         </w:rPr>
         <w:t>«Принята» ─► назначить бригаду</w:t>
       </w:r>
     </w:p>
     <w:p>
       <w:pPr>
-        <w:pStyle w:val="Style30"/>
+        <w:pStyle w:val="Style29"/>
         <w:pBdr/>
         <w:shd w:fill="F4F4F4" w:val="clear"/>
         <w:bidi w:val="0"/>
@@ -2078,14 +2100,14 @@
       </w:pPr>
       <w:r>
         <w:rPr>
-          <w:rStyle w:val="Style14"/>
+          <w:rStyle w:val="Style13"/>
         </w:rPr>
         <w:t xml:space="preserve">      │                                           │</w:t>
       </w:r>
     </w:p>
     <w:p>
       <w:pPr>
-        <w:pStyle w:val="Style30"/>
+        <w:pStyle w:val="Style29"/>
         <w:pBdr/>
         <w:shd w:fill="F4F4F4" w:val="clear"/>
         <w:bidi w:val="0"/>
@@ -2095,20 +2117,20 @@
       </w:pPr>
       <w:r>
         <w:rPr>
-          <w:rStyle w:val="Style14"/>
+          <w:rStyle w:val="Style13"/>
         </w:rPr>
         <w:t xml:space="preserve">      │                 </w:t>
       </w:r>
       <w:r>
         <w:rPr>
-          <w:rStyle w:val="Style14"/>
+          <w:rStyle w:val="Style13"/>
         </w:rPr>
         <w:t>доклады старшего / звонок старшему</w:t>
       </w:r>
     </w:p>
     <w:p>
       <w:pPr>
-        <w:pStyle w:val="Style30"/>
+        <w:pStyle w:val="Style29"/>
         <w:pBdr/>
         <w:shd w:fill="F4F4F4" w:val="clear"/>
         <w:bidi w:val="0"/>
@@ -2118,14 +2140,14 @@
       </w:pPr>
       <w:r>
         <w:rPr>
-          <w:rStyle w:val="Style14"/>
+          <w:rStyle w:val="Style13"/>
         </w:rPr>
         <w:t xml:space="preserve">      │                                           │</w:t>
       </w:r>
     </w:p>
     <w:p>
       <w:pPr>
-        <w:pStyle w:val="Style30"/>
+        <w:pStyle w:val="Style29"/>
         <w:pBdr/>
         <w:shd w:fill="F4F4F4" w:val="clear"/>
         <w:bidi w:val="0"/>
@@ -2135,20 +2157,20 @@
       </w:pPr>
       <w:r>
         <w:rPr>
-          <w:rStyle w:val="Style14"/>
+          <w:rStyle w:val="Style13"/>
         </w:rPr>
         <w:t xml:space="preserve">      └──► </w:t>
       </w:r>
       <w:r>
         <w:rPr>
-          <w:rStyle w:val="Style14"/>
+          <w:rStyle w:val="Style13"/>
         </w:rPr>
         <w:t>«Не принята» с причиной     статусы по факту ─► «Работы завершены»</w:t>
       </w:r>
     </w:p>
     <w:p>
       <w:pPr>
-        <w:pStyle w:val="Style30"/>
+        <w:pStyle w:val="Style29"/>
         <w:pBdr/>
         <w:shd w:fill="F4F4F4" w:val="clear"/>
         <w:bidi w:val="0"/>
@@ -2158,35 +2180,35 @@
       </w:pPr>
       <w:r>
         <w:rPr>
-          <w:rStyle w:val="Style14"/>
+          <w:rStyle w:val="Style13"/>
         </w:rPr>
         <w:t xml:space="preserve">                                                  │</w:t>
       </w:r>
     </w:p>
     <w:p>
       <w:pPr>
-        <w:pStyle w:val="Style30"/>
-        <w:bidi w:val="0"/>
-        <w:spacing w:before="0" w:after="283"/>
-        <w:jc w:val="left"/>
-        <w:rPr/>
-      </w:pPr>
-      <w:r>
-        <w:rPr>
-          <w:rStyle w:val="Style14"/>
+        <w:pStyle w:val="Style29"/>
+        <w:bidi w:val="0"/>
+        <w:spacing w:before="0" w:after="283"/>
+        <w:jc w:val="left"/>
+        <w:rPr/>
+      </w:pPr>
+      <w:r>
+        <w:rPr>
+          <w:rStyle w:val="Style13"/>
         </w:rPr>
         <w:t xml:space="preserve">                                              </w:t>
       </w:r>
       <w:r>
         <w:rPr>
-          <w:rStyle w:val="Style14"/>
+          <w:rStyle w:val="Style13"/>
         </w:rPr>
         <w:t>разбор ДДС</w:t>
       </w:r>
     </w:p>
     <w:p>
       <w:pPr>
-        <w:pStyle w:val="Style28"/>
+        <w:pStyle w:val="Style27"/>
         <w:bidi w:val="0"/>
         <w:spacing w:before="0" w:after="283"/>
         <w:jc w:val="left"/>
@@ -2196,7 +2218,7 @@
         <w:rPr/>
         <w:drawing>
           <wp:inline distT="0" distB="0" distL="0" distR="0">
-            <wp:extent cx="15240000" cy="8572500"/>
+            <wp:extent cx="12192000" cy="6858000"/>
             <wp:effectExtent l="0" t="0" r="0" b="0"/>
             <wp:docPr id="8" name="Изображение8" descr=""/>
             <wp:cNvGraphicFramePr>
@@ -2220,7 +2242,7 @@
                   <pic:spPr bwMode="auto">
                     <a:xfrm>
                       <a:off x="0" y="0"/>
-                      <a:ext cx="15240000" cy="8572500"/>
+                      <a:ext cx="12192000" cy="6858000"/>
                     </a:xfrm>
                     <a:prstGeom prst="rect">
                       <a:avLst/>
@@ -2235,30 +2257,30 @@
     </w:p>
     <w:p>
       <w:pPr>
-        <w:pStyle w:val="Style28"/>
-        <w:bidi w:val="0"/>
-        <w:spacing w:before="0" w:after="283"/>
-        <w:jc w:val="left"/>
-        <w:rPr/>
-      </w:pPr>
-      <w:r>
-        <w:rPr>
-          <w:rStyle w:val="Style17"/>
+        <w:pStyle w:val="Style27"/>
+        <w:bidi w:val="0"/>
+        <w:spacing w:before="0" w:after="283"/>
+        <w:jc w:val="left"/>
+        <w:rPr/>
+      </w:pPr>
+      <w:r>
+        <w:rPr>
+          <w:rStyle w:val="Style16"/>
         </w:rPr>
         <w:t>Рис. 8. Разделы диспетчера ДДС и лента выданных происшествий.</w:t>
       </w:r>
     </w:p>
     <w:p>
       <w:pPr>
-        <w:pStyle w:val="Style28"/>
-        <w:bidi w:val="0"/>
-        <w:spacing w:before="0" w:after="283"/>
-        <w:jc w:val="left"/>
-        <w:rPr/>
-      </w:pPr>
-      <w:r>
-        <w:rPr>
-          <w:rStyle w:val="Style15"/>
+        <w:pStyle w:val="Style27"/>
+        <w:bidi w:val="0"/>
+        <w:spacing w:before="0" w:after="283"/>
+        <w:jc w:val="left"/>
+        <w:rPr/>
+      </w:pPr>
+      <w:r>
+        <w:rPr>
+          <w:rStyle w:val="Style14"/>
         </w:rPr>
         <w:t>Статусы реагирования</w:t>
       </w:r>
@@ -2269,7 +2291,7 @@
     </w:p>
     <w:p>
       <w:pPr>
-        <w:pStyle w:val="Style28"/>
+        <w:pStyle w:val="Style27"/>
         <w:bidi w:val="0"/>
         <w:spacing w:before="0" w:after="283"/>
         <w:jc w:val="left"/>
@@ -2318,22 +2340,22 @@
     </w:p>
     <w:p>
       <w:pPr>
-        <w:pStyle w:val="Style28"/>
-        <w:bidi w:val="0"/>
-        <w:spacing w:before="0" w:after="283"/>
-        <w:jc w:val="left"/>
-        <w:rPr/>
-      </w:pPr>
-      <w:r>
-        <w:rPr>
-          <w:rStyle w:val="Style17"/>
+        <w:pStyle w:val="Style27"/>
+        <w:bidi w:val="0"/>
+        <w:spacing w:before="0" w:after="283"/>
+        <w:jc w:val="left"/>
+        <w:rPr/>
+      </w:pPr>
+      <w:r>
+        <w:rPr>
+          <w:rStyle w:val="Style16"/>
         </w:rPr>
         <w:t>Рис. 9. Карточка ДДС: поля 112 только для чтения, свои статусы и комментарии.</w:t>
       </w:r>
     </w:p>
     <w:p>
       <w:pPr>
-        <w:pStyle w:val="Style28"/>
+        <w:pStyle w:val="Style27"/>
         <w:bidi w:val="0"/>
         <w:spacing w:before="0" w:after="283"/>
         <w:jc w:val="left"/>
@@ -2382,30 +2404,30 @@
     </w:p>
     <w:p>
       <w:pPr>
-        <w:pStyle w:val="Style28"/>
-        <w:bidi w:val="0"/>
-        <w:spacing w:before="0" w:after="283"/>
-        <w:jc w:val="left"/>
-        <w:rPr/>
-      </w:pPr>
-      <w:r>
-        <w:rPr>
-          <w:rStyle w:val="Style17"/>
+        <w:pStyle w:val="Style27"/>
+        <w:bidi w:val="0"/>
+        <w:spacing w:before="0" w:after="283"/>
+        <w:jc w:val="left"/>
+        <w:rPr/>
+      </w:pPr>
+      <w:r>
+        <w:rPr>
+          <w:rStyle w:val="Style16"/>
         </w:rPr>
         <w:t>Рис. 10. Выбор статуса: предлагаются только допустимые по порядку.</w:t>
       </w:r>
     </w:p>
     <w:p>
       <w:pPr>
-        <w:pStyle w:val="Style28"/>
-        <w:bidi w:val="0"/>
-        <w:spacing w:before="0" w:after="283"/>
-        <w:jc w:val="left"/>
-        <w:rPr/>
-      </w:pPr>
-      <w:r>
-        <w:rPr>
-          <w:rStyle w:val="Style15"/>
+        <w:pStyle w:val="Style27"/>
+        <w:bidi w:val="0"/>
+        <w:spacing w:before="0" w:after="283"/>
+        <w:jc w:val="left"/>
+        <w:rPr/>
+      </w:pPr>
+      <w:r>
+        <w:rPr>
+          <w:rStyle w:val="Style14"/>
         </w:rPr>
         <w:t>Нормативы:</w:t>
       </w:r>
@@ -2416,15 +2438,15 @@
     </w:p>
     <w:p>
       <w:pPr>
-        <w:pStyle w:val="Style28"/>
-        <w:bidi w:val="0"/>
-        <w:spacing w:before="0" w:after="283"/>
-        <w:jc w:val="left"/>
-        <w:rPr/>
-      </w:pPr>
-      <w:r>
-        <w:rPr>
-          <w:rStyle w:val="Style15"/>
+        <w:pStyle w:val="Style27"/>
+        <w:bidi w:val="0"/>
+        <w:spacing w:before="0" w:after="283"/>
+        <w:jc w:val="left"/>
+        <w:rPr/>
+      </w:pPr>
+      <w:r>
+        <w:rPr>
+          <w:rStyle w:val="Style14"/>
         </w:rPr>
         <w:t>Бригада.</w:t>
       </w:r>
@@ -2435,7 +2457,7 @@
     </w:p>
     <w:p>
       <w:pPr>
-        <w:pStyle w:val="Style28"/>
+        <w:pStyle w:val="Style27"/>
         <w:bidi w:val="0"/>
         <w:spacing w:before="0" w:after="283"/>
         <w:jc w:val="left"/>
@@ -2484,30 +2506,30 @@
     </w:p>
     <w:p>
       <w:pPr>
-        <w:pStyle w:val="Style28"/>
-        <w:bidi w:val="0"/>
-        <w:spacing w:before="0" w:after="283"/>
-        <w:jc w:val="left"/>
-        <w:rPr/>
-      </w:pPr>
-      <w:r>
-        <w:rPr>
-          <w:rStyle w:val="Style17"/>
+        <w:pStyle w:val="Style27"/>
+        <w:bidi w:val="0"/>
+        <w:spacing w:before="0" w:after="283"/>
+        <w:jc w:val="left"/>
+        <w:rPr/>
+      </w:pPr>
+      <w:r>
+        <w:rPr>
+          <w:rStyle w:val="Style16"/>
         </w:rPr>
         <w:t>Рис. 11. Панель бригады: назначение, звонок старшему, доклады.</w:t>
       </w:r>
     </w:p>
     <w:p>
       <w:pPr>
-        <w:pStyle w:val="Style28"/>
-        <w:bidi w:val="0"/>
-        <w:spacing w:before="0" w:after="283"/>
-        <w:jc w:val="left"/>
-        <w:rPr/>
-      </w:pPr>
-      <w:r>
-        <w:rPr>
-          <w:rStyle w:val="Style15"/>
+        <w:pStyle w:val="Style27"/>
+        <w:bidi w:val="0"/>
+        <w:spacing w:before="0" w:after="283"/>
+        <w:jc w:val="left"/>
+        <w:rPr/>
+      </w:pPr>
+      <w:r>
+        <w:rPr>
+          <w:rStyle w:val="Style14"/>
         </w:rPr>
         <w:t>Доклад начальнику.</w:t>
       </w:r>
@@ -2518,7 +2540,7 @@
     </w:p>
     <w:p>
       <w:pPr>
-        <w:pStyle w:val="Style28"/>
+        <w:pStyle w:val="Style27"/>
         <w:bidi w:val="0"/>
         <w:spacing w:before="0" w:after="283"/>
         <w:jc w:val="left"/>
@@ -2567,15 +2589,15 @@
     </w:p>
     <w:p>
       <w:pPr>
-        <w:pStyle w:val="Style28"/>
-        <w:bidi w:val="0"/>
-        <w:spacing w:before="0" w:after="283"/>
-        <w:jc w:val="left"/>
-        <w:rPr/>
-      </w:pPr>
-      <w:r>
-        <w:rPr>
-          <w:rStyle w:val="Style17"/>
+        <w:pStyle w:val="Style27"/>
+        <w:bidi w:val="0"/>
+        <w:spacing w:before="0" w:after="283"/>
+        <w:jc w:val="left"/>
+        <w:rPr/>
+      </w:pPr>
+      <w:r>
+        <w:rPr>
+          <w:rStyle w:val="Style16"/>
         </w:rPr>
         <w:t>Рис. 12. Звонок вышестоящему начальнику из карточки ДДС.</w:t>
       </w:r>
@@ -2587,6 +2609,8 @@
         <w:jc w:val="left"/>
         <w:rPr/>
       </w:pPr>
+      <w:bookmarkStart w:id="11" w:name="33"/>
+      <w:bookmarkEnd w:id="11"/>
       <w:r>
         <w:rPr/>
         <w:t>3.3. Преподаватель</w:t>
@@ -2594,15 +2618,15 @@
     </w:p>
     <w:p>
       <w:pPr>
-        <w:pStyle w:val="Style28"/>
-        <w:bidi w:val="0"/>
-        <w:spacing w:before="0" w:after="283"/>
-        <w:jc w:val="left"/>
-        <w:rPr/>
-      </w:pPr>
-      <w:r>
-        <w:rPr>
-          <w:rStyle w:val="Style15"/>
+        <w:pStyle w:val="Style27"/>
+        <w:bidi w:val="0"/>
+        <w:spacing w:before="0" w:after="283"/>
+        <w:jc w:val="left"/>
+        <w:rPr/>
+      </w:pPr>
+      <w:r>
+        <w:rPr>
+          <w:rStyle w:val="Style14"/>
         </w:rPr>
         <w:t>Учебный материал</w:t>
       </w:r>
@@ -2613,7 +2637,7 @@
     </w:p>
     <w:p>
       <w:pPr>
-        <w:pStyle w:val="Style28"/>
+        <w:pStyle w:val="Style27"/>
         <w:bidi w:val="0"/>
         <w:spacing w:before="0" w:after="283"/>
         <w:jc w:val="left"/>
@@ -2662,22 +2686,22 @@
     </w:p>
     <w:p>
       <w:pPr>
-        <w:pStyle w:val="Style28"/>
-        <w:bidi w:val="0"/>
-        <w:spacing w:before="0" w:after="283"/>
-        <w:jc w:val="left"/>
-        <w:rPr/>
-      </w:pPr>
-      <w:r>
-        <w:rPr>
-          <w:rStyle w:val="Style17"/>
+        <w:pStyle w:val="Style27"/>
+        <w:bidi w:val="0"/>
+        <w:spacing w:before="0" w:after="283"/>
+        <w:jc w:val="left"/>
+        <w:rPr/>
+      </w:pPr>
+      <w:r>
+        <w:rPr>
+          <w:rStyle w:val="Style16"/>
         </w:rPr>
         <w:t>Рис. 13. Подготовка учебного вызова по описанию: черновик модели, который преподаватель правит и утверждает.</w:t>
       </w:r>
     </w:p>
     <w:p>
       <w:pPr>
-        <w:pStyle w:val="Style28"/>
+        <w:pStyle w:val="Style27"/>
         <w:bidi w:val="0"/>
         <w:spacing w:before="0" w:after="283"/>
         <w:jc w:val="left"/>
@@ -2690,15 +2714,15 @@
     </w:p>
     <w:p>
       <w:pPr>
-        <w:pStyle w:val="Style28"/>
-        <w:bidi w:val="0"/>
-        <w:spacing w:before="0" w:after="283"/>
-        <w:jc w:val="left"/>
-        <w:rPr/>
-      </w:pPr>
-      <w:r>
-        <w:rPr>
-          <w:rStyle w:val="Style15"/>
+        <w:pStyle w:val="Style27"/>
+        <w:bidi w:val="0"/>
+        <w:spacing w:before="0" w:after="283"/>
+        <w:jc w:val="left"/>
+        <w:rPr/>
+      </w:pPr>
+      <w:r>
+        <w:rPr>
+          <w:rStyle w:val="Style14"/>
         </w:rPr>
         <w:t>Занятия.</w:t>
       </w:r>
@@ -2737,7 +2761,7 @@
           </w:tcPr>
           <w:p>
             <w:pPr>
-              <w:pStyle w:val="Style31"/>
+              <w:pStyle w:val="Style30"/>
               <w:suppressLineNumbers/>
               <w:shd w:fill="EEEEEE" w:val="clear"/>
               <w:bidi w:val="0"/>
@@ -2759,7 +2783,7 @@
           </w:tcPr>
           <w:p>
             <w:pPr>
-              <w:pStyle w:val="Style31"/>
+              <w:pStyle w:val="Style30"/>
               <w:suppressLineNumbers/>
               <w:shd w:fill="EEEEEE" w:val="clear"/>
               <w:bidi w:val="0"/>
@@ -2781,7 +2805,7 @@
           </w:tcPr>
           <w:p>
             <w:pPr>
-              <w:pStyle w:val="Style31"/>
+              <w:pStyle w:val="Style30"/>
               <w:suppressLineNumbers/>
               <w:shd w:fill="EEEEEE" w:val="clear"/>
               <w:bidi w:val="0"/>
@@ -2806,7 +2830,7 @@
           </w:tcPr>
           <w:p>
             <w:pPr>
-              <w:pStyle w:val="Style21"/>
+              <w:pStyle w:val="Style20"/>
               <w:bidi w:val="0"/>
               <w:spacing w:before="0" w:after="283"/>
               <w:jc w:val="left"/>
@@ -2814,7 +2838,7 @@
             </w:pPr>
             <w:r>
               <w:rPr>
-                <w:rStyle w:val="Style15"/>
+                <w:rStyle w:val="Style14"/>
               </w:rPr>
               <w:t>Обычное</w:t>
             </w:r>
@@ -2828,7 +2852,7 @@
           </w:tcPr>
           <w:p>
             <w:pPr>
-              <w:pStyle w:val="Style21"/>
+              <w:pStyle w:val="Style20"/>
               <w:bidi w:val="0"/>
               <w:spacing w:before="0" w:after="283"/>
               <w:jc w:val="left"/>
@@ -2848,7 +2872,7 @@
           </w:tcPr>
           <w:p>
             <w:pPr>
-              <w:pStyle w:val="Style21"/>
+              <w:pStyle w:val="Style20"/>
               <w:bidi w:val="0"/>
               <w:spacing w:before="0" w:after="283"/>
               <w:jc w:val="left"/>
@@ -2871,7 +2895,7 @@
           </w:tcPr>
           <w:p>
             <w:pPr>
-              <w:pStyle w:val="Style21"/>
+              <w:pStyle w:val="Style20"/>
               <w:bidi w:val="0"/>
               <w:spacing w:before="0" w:after="283"/>
               <w:jc w:val="left"/>
@@ -2879,7 +2903,7 @@
             </w:pPr>
             <w:r>
               <w:rPr>
-                <w:rStyle w:val="Style15"/>
+                <w:rStyle w:val="Style14"/>
               </w:rPr>
               <w:t>Марафон</w:t>
             </w:r>
@@ -2897,7 +2921,7 @@
           </w:tcPr>
           <w:p>
             <w:pPr>
-              <w:pStyle w:val="Style21"/>
+              <w:pStyle w:val="Style20"/>
               <w:bidi w:val="0"/>
               <w:spacing w:before="0" w:after="283"/>
               <w:jc w:val="left"/>
@@ -2917,7 +2941,7 @@
           </w:tcPr>
           <w:p>
             <w:pPr>
-              <w:pStyle w:val="Style21"/>
+              <w:pStyle w:val="Style20"/>
               <w:bidi w:val="0"/>
               <w:spacing w:before="0" w:after="283"/>
               <w:jc w:val="left"/>
@@ -2940,7 +2964,7 @@
           </w:tcPr>
           <w:p>
             <w:pPr>
-              <w:pStyle w:val="Style21"/>
+              <w:pStyle w:val="Style20"/>
               <w:bidi w:val="0"/>
               <w:spacing w:before="0" w:after="283"/>
               <w:jc w:val="left"/>
@@ -2948,7 +2972,7 @@
             </w:pPr>
             <w:r>
               <w:rPr>
-                <w:rStyle w:val="Style15"/>
+                <w:rStyle w:val="Style14"/>
               </w:rPr>
               <w:t>Блиц</w:t>
             </w:r>
@@ -2966,7 +2990,7 @@
           </w:tcPr>
           <w:p>
             <w:pPr>
-              <w:pStyle w:val="Style21"/>
+              <w:pStyle w:val="Style20"/>
               <w:bidi w:val="0"/>
               <w:spacing w:before="0" w:after="283"/>
               <w:jc w:val="left"/>
@@ -2986,7 +3010,7 @@
           </w:tcPr>
           <w:p>
             <w:pPr>
-              <w:pStyle w:val="Style21"/>
+              <w:pStyle w:val="Style20"/>
               <w:bidi w:val="0"/>
               <w:spacing w:before="0" w:after="283"/>
               <w:jc w:val="left"/>
@@ -3002,7 +3026,7 @@
     </w:tbl>
     <w:p>
       <w:pPr>
-        <w:pStyle w:val="Style28"/>
+        <w:pStyle w:val="Style27"/>
         <w:bidi w:val="0"/>
         <w:spacing w:before="0" w:after="283"/>
         <w:jc w:val="left"/>
@@ -3051,30 +3075,30 @@
     </w:p>
     <w:p>
       <w:pPr>
-        <w:pStyle w:val="Style28"/>
-        <w:bidi w:val="0"/>
-        <w:spacing w:before="0" w:after="283"/>
-        <w:jc w:val="left"/>
-        <w:rPr/>
-      </w:pPr>
-      <w:r>
-        <w:rPr>
-          <w:rStyle w:val="Style17"/>
+        <w:pStyle w:val="Style27"/>
+        <w:bidi w:val="0"/>
+        <w:spacing w:before="0" w:after="283"/>
+        <w:jc w:val="left"/>
+        <w:rPr/>
+      </w:pPr>
+      <w:r>
+        <w:rPr>
+          <w:rStyle w:val="Style16"/>
         </w:rPr>
         <w:t>Рис. 14. Занятия преподавателя: создание, запуск, ход по местам, протокол.</w:t>
       </w:r>
     </w:p>
     <w:p>
       <w:pPr>
-        <w:pStyle w:val="Style28"/>
-        <w:bidi w:val="0"/>
-        <w:spacing w:before="0" w:after="283"/>
-        <w:jc w:val="left"/>
-        <w:rPr/>
-      </w:pPr>
-      <w:r>
-        <w:rPr>
-          <w:rStyle w:val="Style15"/>
+        <w:pStyle w:val="Style27"/>
+        <w:bidi w:val="0"/>
+        <w:spacing w:before="0" w:after="283"/>
+        <w:jc w:val="left"/>
+        <w:rPr/>
+      </w:pPr>
+      <w:r>
+        <w:rPr>
+          <w:rStyle w:val="Style14"/>
         </w:rPr>
         <w:t>Ход занятия по местам</w:t>
       </w:r>
@@ -3084,7 +3108,7 @@
       </w:r>
       <w:r>
         <w:rPr>
-          <w:rStyle w:val="Style15"/>
+          <w:rStyle w:val="Style14"/>
         </w:rPr>
         <w:t>Итоговый протокол</w:t>
       </w:r>
@@ -3095,15 +3119,15 @@
     </w:p>
     <w:p>
       <w:pPr>
-        <w:pStyle w:val="Style28"/>
-        <w:bidi w:val="0"/>
-        <w:spacing w:before="0" w:after="283"/>
-        <w:jc w:val="left"/>
-        <w:rPr/>
-      </w:pPr>
-      <w:r>
-        <w:rPr>
-          <w:rStyle w:val="Style15"/>
+        <w:pStyle w:val="Style27"/>
+        <w:bidi w:val="0"/>
+        <w:spacing w:before="0" w:after="283"/>
+        <w:jc w:val="left"/>
+        <w:rPr/>
+      </w:pPr>
+      <w:r>
+        <w:rPr>
+          <w:rStyle w:val="Style14"/>
         </w:rPr>
         <w:t>Экспертная оценка.</w:t>
       </w:r>
@@ -3114,7 +3138,7 @@
     </w:p>
     <w:p>
       <w:pPr>
-        <w:pStyle w:val="Style28"/>
+        <w:pStyle w:val="Style27"/>
         <w:bidi w:val="0"/>
         <w:spacing w:before="0" w:after="283"/>
         <w:jc w:val="left"/>
@@ -3163,30 +3187,30 @@
     </w:p>
     <w:p>
       <w:pPr>
-        <w:pStyle w:val="Style28"/>
-        <w:bidi w:val="0"/>
-        <w:spacing w:before="0" w:after="283"/>
-        <w:jc w:val="left"/>
-        <w:rPr/>
-      </w:pPr>
-      <w:r>
-        <w:rPr>
-          <w:rStyle w:val="Style17"/>
+        <w:pStyle w:val="Style27"/>
+        <w:bidi w:val="0"/>
+        <w:spacing w:before="0" w:after="283"/>
+        <w:jc w:val="left"/>
+        <w:rPr/>
+      </w:pPr>
+      <w:r>
+        <w:rPr>
+          <w:rStyle w:val="Style16"/>
         </w:rPr>
         <w:t>Рис. 15. Экспертная оценка рядом с автоматической.</w:t>
       </w:r>
     </w:p>
     <w:p>
       <w:pPr>
-        <w:pStyle w:val="Style28"/>
-        <w:bidi w:val="0"/>
-        <w:spacing w:before="0" w:after="283"/>
-        <w:jc w:val="left"/>
-        <w:rPr/>
-      </w:pPr>
-      <w:r>
-        <w:rPr>
-          <w:rStyle w:val="Style15"/>
+        <w:pStyle w:val="Style27"/>
+        <w:bidi w:val="0"/>
+        <w:spacing w:before="0" w:after="283"/>
+        <w:jc w:val="left"/>
+        <w:rPr/>
+      </w:pPr>
+      <w:r>
+        <w:rPr>
+          <w:rStyle w:val="Style14"/>
         </w:rPr>
         <w:t>Аналитика</w:t>
       </w:r>
@@ -3197,7 +3221,7 @@
     </w:p>
     <w:p>
       <w:pPr>
-        <w:pStyle w:val="Style28"/>
+        <w:pStyle w:val="Style27"/>
         <w:bidi w:val="0"/>
         <w:spacing w:before="0" w:after="283"/>
         <w:jc w:val="left"/>
@@ -3246,15 +3270,15 @@
     </w:p>
     <w:p>
       <w:pPr>
-        <w:pStyle w:val="Style28"/>
-        <w:bidi w:val="0"/>
-        <w:spacing w:before="0" w:after="283"/>
-        <w:jc w:val="left"/>
-        <w:rPr/>
-      </w:pPr>
-      <w:r>
-        <w:rPr>
-          <w:rStyle w:val="Style17"/>
+        <w:pStyle w:val="Style27"/>
+        <w:bidi w:val="0"/>
+        <w:spacing w:before="0" w:after="283"/>
+        <w:jc w:val="left"/>
+        <w:rPr/>
+      </w:pPr>
+      <w:r>
+        <w:rPr>
+          <w:rStyle w:val="Style16"/>
         </w:rPr>
         <w:t>Рис. 16. Аналитика по группе: тепловая карта ошибок, динамика, достоверность прогноза.</w:t>
       </w:r>
@@ -3266,6 +3290,8 @@
         <w:jc w:val="left"/>
         <w:rPr/>
       </w:pPr>
+      <w:bookmarkStart w:id="12" w:name="34"/>
+      <w:bookmarkEnd w:id="12"/>
       <w:r>
         <w:rPr/>
         <w:t>3.4. Администратор</w:t>
@@ -3273,7 +3299,7 @@
     </w:p>
     <w:p>
       <w:pPr>
-        <w:pStyle w:val="Style28"/>
+        <w:pStyle w:val="Style27"/>
         <w:bidi w:val="0"/>
         <w:spacing w:before="0" w:after="283"/>
         <w:jc w:val="left"/>
@@ -3285,7 +3311,7 @@
       </w:r>
       <w:r>
         <w:rPr>
-          <w:rStyle w:val="Style14"/>
+          <w:rStyle w:val="Style13"/>
         </w:rPr>
         <w:t>user_backups</w:t>
       </w:r>
@@ -3295,7 +3321,7 @@
       </w:r>
       <w:r>
         <w:rPr>
-          <w:rStyle w:val="Style14"/>
+          <w:rStyle w:val="Style13"/>
         </w:rPr>
         <w:t>/api/classifier/versions/{a}/diff/{b}</w:t>
       </w:r>
@@ -3305,7 +3331,7 @@
       </w:r>
       <w:r>
         <w:rPr>
-          <w:rStyle w:val="Style14"/>
+          <w:rStyle w:val="Style13"/>
         </w:rPr>
         <w:t>…/impact</w:t>
       </w:r>
@@ -3316,7 +3342,7 @@
     </w:p>
     <w:p>
       <w:pPr>
-        <w:pStyle w:val="Style28"/>
+        <w:pStyle w:val="Style27"/>
         <w:bidi w:val="0"/>
         <w:spacing w:before="0" w:after="283"/>
         <w:jc w:val="left"/>
@@ -3365,15 +3391,15 @@
     </w:p>
     <w:p>
       <w:pPr>
-        <w:pStyle w:val="Style28"/>
-        <w:bidi w:val="0"/>
-        <w:spacing w:before="0" w:after="283"/>
-        <w:jc w:val="left"/>
-        <w:rPr/>
-      </w:pPr>
-      <w:r>
-        <w:rPr>
-          <w:rStyle w:val="Style17"/>
+        <w:pStyle w:val="Style27"/>
+        <w:bidi w:val="0"/>
+        <w:spacing w:before="0" w:after="283"/>
+        <w:jc w:val="left"/>
+        <w:rPr/>
+      </w:pPr>
+      <w:r>
+        <w:rPr>
+          <w:rStyle w:val="Style16"/>
         </w:rPr>
         <w:t>Рис. 17. Раздел администратора: версии классификатора, пользователи, параметры.</w:t>
       </w:r>
@@ -3385,6 +3411,8 @@
         <w:jc w:val="left"/>
         <w:rPr/>
       </w:pPr>
+      <w:bookmarkStart w:id="13" w:name="35"/>
+      <w:bookmarkEnd w:id="13"/>
       <w:r>
         <w:rPr/>
         <w:t>3.5. Мобильный экран</w:t>
@@ -3392,7 +3420,7 @@
     </w:p>
     <w:p>
       <w:pPr>
-        <w:pStyle w:val="Style28"/>
+        <w:pStyle w:val="Style27"/>
         <w:bidi w:val="0"/>
         <w:spacing w:before="0" w:after="283"/>
         <w:jc w:val="left"/>
@@ -3405,7 +3433,7 @@
     </w:p>
     <w:p>
       <w:pPr>
-        <w:pStyle w:val="Style28"/>
+        <w:pStyle w:val="Style27"/>
         <w:bidi w:val="0"/>
         <w:spacing w:before="0" w:after="283"/>
         <w:jc w:val="left"/>
@@ -3542,22 +3570,22 @@
     </w:p>
     <w:p>
       <w:pPr>
-        <w:pStyle w:val="Style28"/>
-        <w:bidi w:val="0"/>
-        <w:spacing w:before="0" w:after="283"/>
-        <w:jc w:val="left"/>
-        <w:rPr/>
-      </w:pPr>
-      <w:r>
-        <w:rPr>
-          <w:rStyle w:val="Style17"/>
+        <w:pStyle w:val="Style27"/>
+        <w:bidi w:val="0"/>
+        <w:spacing w:before="0" w:after="283"/>
+        <w:jc w:val="left"/>
+        <w:rPr/>
+      </w:pPr>
+      <w:r>
+        <w:rPr>
+          <w:rStyle w:val="Style16"/>
         </w:rPr>
         <w:t>Рис. 18. Карточка 112, карточка ДДС и разбор на экране телефона.</w:t>
       </w:r>
     </w:p>
     <w:p>
       <w:pPr>
-        <w:pStyle w:val="Style19"/>
+        <w:pStyle w:val="Style18"/>
         <w:pBdr>
           <w:bottom w:val="double" w:sz="2" w:space="0" w:color="808080"/>
         </w:pBdr>
@@ -3577,6 +3605,8 @@
         <w:jc w:val="left"/>
         <w:rPr/>
       </w:pPr>
+      <w:bookmarkStart w:id="14" w:name="4"/>
+      <w:bookmarkEnd w:id="14"/>
       <w:r>
         <w:rPr/>
         <w:t>4. Как оценивается курсант</w:t>
@@ -3589,6 +3619,8 @@
         <w:jc w:val="left"/>
         <w:rPr/>
       </w:pPr>
+      <w:bookmarkStart w:id="15" w:name="41"/>
+      <w:bookmarkEnd w:id="15"/>
       <w:r>
         <w:rPr/>
         <w:t>4.1. Три слоя данных</w:t>
@@ -3623,7 +3655,7 @@
           </w:tcPr>
           <w:p>
             <w:pPr>
-              <w:pStyle w:val="Style31"/>
+              <w:pStyle w:val="Style30"/>
               <w:suppressLineNumbers/>
               <w:shd w:fill="EEEEEE" w:val="clear"/>
               <w:bidi w:val="0"/>
@@ -3645,7 +3677,7 @@
           </w:tcPr>
           <w:p>
             <w:pPr>
-              <w:pStyle w:val="Style31"/>
+              <w:pStyle w:val="Style30"/>
               <w:suppressLineNumbers/>
               <w:shd w:fill="EEEEEE" w:val="clear"/>
               <w:bidi w:val="0"/>
@@ -3670,7 +3702,7 @@
           </w:tcPr>
           <w:p>
             <w:pPr>
-              <w:pStyle w:val="Style21"/>
+              <w:pStyle w:val="Style20"/>
               <w:bidi w:val="0"/>
               <w:spacing w:before="0" w:after="283"/>
               <w:jc w:val="left"/>
@@ -3678,7 +3710,7 @@
             </w:pPr>
             <w:r>
               <w:rPr>
-                <w:rStyle w:val="Style15"/>
+                <w:rStyle w:val="Style14"/>
               </w:rPr>
               <w:t>Скрытая истина</w:t>
             </w:r>
@@ -3692,7 +3724,7 @@
           </w:tcPr>
           <w:p>
             <w:pPr>
-              <w:pStyle w:val="Style21"/>
+              <w:pStyle w:val="Style20"/>
               <w:bidi w:val="0"/>
               <w:spacing w:before="0" w:after="283"/>
               <w:jc w:val="left"/>
@@ -3715,7 +3747,7 @@
           </w:tcPr>
           <w:p>
             <w:pPr>
-              <w:pStyle w:val="Style21"/>
+              <w:pStyle w:val="Style20"/>
               <w:bidi w:val="0"/>
               <w:spacing w:before="0" w:after="283"/>
               <w:jc w:val="left"/>
@@ -3723,7 +3755,7 @@
             </w:pPr>
             <w:r>
               <w:rPr>
-                <w:rStyle w:val="Style15"/>
+                <w:rStyle w:val="Style14"/>
               </w:rPr>
               <w:t>Стенограмма</w:t>
             </w:r>
@@ -3737,7 +3769,7 @@
           </w:tcPr>
           <w:p>
             <w:pPr>
-              <w:pStyle w:val="Style21"/>
+              <w:pStyle w:val="Style20"/>
               <w:bidi w:val="0"/>
               <w:spacing w:before="0" w:after="283"/>
               <w:jc w:val="left"/>
@@ -3760,7 +3792,7 @@
           </w:tcPr>
           <w:p>
             <w:pPr>
-              <w:pStyle w:val="Style21"/>
+              <w:pStyle w:val="Style20"/>
               <w:bidi w:val="0"/>
               <w:spacing w:before="0" w:after="283"/>
               <w:jc w:val="left"/>
@@ -3768,7 +3800,7 @@
             </w:pPr>
             <w:r>
               <w:rPr>
-                <w:rStyle w:val="Style15"/>
+                <w:rStyle w:val="Style14"/>
               </w:rPr>
               <w:t>Карточка</w:t>
             </w:r>
@@ -3782,7 +3814,7 @@
           </w:tcPr>
           <w:p>
             <w:pPr>
-              <w:pStyle w:val="Style21"/>
+              <w:pStyle w:val="Style20"/>
               <w:bidi w:val="0"/>
               <w:spacing w:before="0" w:after="283"/>
               <w:jc w:val="left"/>
@@ -3798,7 +3830,7 @@
     </w:tbl>
     <w:p>
       <w:pPr>
-        <w:pStyle w:val="Style28"/>
+        <w:pStyle w:val="Style27"/>
         <w:bidi w:val="0"/>
         <w:spacing w:before="0" w:after="283"/>
         <w:jc w:val="left"/>
@@ -3839,7 +3871,7 @@
           </w:tcPr>
           <w:p>
             <w:pPr>
-              <w:pStyle w:val="Style31"/>
+              <w:pStyle w:val="Style30"/>
               <w:suppressLineNumbers/>
               <w:shd w:fill="EEEEEE" w:val="clear"/>
               <w:bidi w:val="0"/>
@@ -3861,7 +3893,7 @@
           </w:tcPr>
           <w:p>
             <w:pPr>
-              <w:pStyle w:val="Style31"/>
+              <w:pStyle w:val="Style30"/>
               <w:suppressLineNumbers/>
               <w:shd w:fill="EEEEEE" w:val="clear"/>
               <w:bidi w:val="0"/>
@@ -3883,7 +3915,7 @@
           </w:tcPr>
           <w:p>
             <w:pPr>
-              <w:pStyle w:val="Style31"/>
+              <w:pStyle w:val="Style30"/>
               <w:suppressLineNumbers/>
               <w:shd w:fill="EEEEEE" w:val="clear"/>
               <w:bidi w:val="0"/>
@@ -3908,7 +3940,7 @@
           </w:tcPr>
           <w:p>
             <w:pPr>
-              <w:pStyle w:val="Style21"/>
+              <w:pStyle w:val="Style20"/>
               <w:bidi w:val="0"/>
               <w:spacing w:before="0" w:after="283"/>
               <w:jc w:val="left"/>
@@ -3916,7 +3948,7 @@
             </w:pPr>
             <w:r>
               <w:rPr>
-                <w:rStyle w:val="Style14"/>
+                <w:rStyle w:val="Style13"/>
               </w:rPr>
               <w:t>guessed</w:t>
             </w:r>
@@ -3930,7 +3962,7 @@
           </w:tcPr>
           <w:p>
             <w:pPr>
-              <w:pStyle w:val="Style21"/>
+              <w:pStyle w:val="Style20"/>
               <w:bidi w:val="0"/>
               <w:spacing w:before="0" w:after="283"/>
               <w:jc w:val="left"/>
@@ -3950,7 +3982,7 @@
           </w:tcPr>
           <w:p>
             <w:pPr>
-              <w:pStyle w:val="Style21"/>
+              <w:pStyle w:val="Style20"/>
               <w:bidi w:val="0"/>
               <w:spacing w:before="0" w:after="283"/>
               <w:jc w:val="left"/>
@@ -3973,7 +4005,7 @@
           </w:tcPr>
           <w:p>
             <w:pPr>
-              <w:pStyle w:val="Style21"/>
+              <w:pStyle w:val="Style20"/>
               <w:bidi w:val="0"/>
               <w:spacing w:before="0" w:after="283"/>
               <w:jc w:val="left"/>
@@ -3981,7 +4013,7 @@
             </w:pPr>
             <w:r>
               <w:rPr>
-                <w:rStyle w:val="Style14"/>
+                <w:rStyle w:val="Style13"/>
               </w:rPr>
               <w:t>extra</w:t>
             </w:r>
@@ -3995,7 +4027,7 @@
           </w:tcPr>
           <w:p>
             <w:pPr>
-              <w:pStyle w:val="Style21"/>
+              <w:pStyle w:val="Style20"/>
               <w:bidi w:val="0"/>
               <w:spacing w:before="0" w:after="283"/>
               <w:jc w:val="left"/>
@@ -4015,7 +4047,7 @@
           </w:tcPr>
           <w:p>
             <w:pPr>
-              <w:pStyle w:val="Style21"/>
+              <w:pStyle w:val="Style20"/>
               <w:bidi w:val="0"/>
               <w:spacing w:before="0" w:after="283"/>
               <w:jc w:val="left"/>
@@ -4038,7 +4070,7 @@
           </w:tcPr>
           <w:p>
             <w:pPr>
-              <w:pStyle w:val="Style21"/>
+              <w:pStyle w:val="Style20"/>
               <w:bidi w:val="0"/>
               <w:spacing w:before="0" w:after="283"/>
               <w:jc w:val="left"/>
@@ -4046,7 +4078,7 @@
             </w:pPr>
             <w:r>
               <w:rPr>
-                <w:rStyle w:val="Style14"/>
+                <w:rStyle w:val="Style13"/>
               </w:rPr>
               <w:t>missing</w:t>
             </w:r>
@@ -4060,7 +4092,7 @@
           </w:tcPr>
           <w:p>
             <w:pPr>
-              <w:pStyle w:val="Style21"/>
+              <w:pStyle w:val="Style20"/>
               <w:bidi w:val="0"/>
               <w:spacing w:before="0" w:after="283"/>
               <w:jc w:val="left"/>
@@ -4080,7 +4112,7 @@
           </w:tcPr>
           <w:p>
             <w:pPr>
-              <w:pStyle w:val="Style21"/>
+              <w:pStyle w:val="Style20"/>
               <w:bidi w:val="0"/>
               <w:spacing w:before="0" w:after="283"/>
               <w:jc w:val="left"/>
@@ -4103,7 +4135,7 @@
           </w:tcPr>
           <w:p>
             <w:pPr>
-              <w:pStyle w:val="Style21"/>
+              <w:pStyle w:val="Style20"/>
               <w:bidi w:val="0"/>
               <w:spacing w:before="0" w:after="283"/>
               <w:jc w:val="left"/>
@@ -4111,7 +4143,7 @@
             </w:pPr>
             <w:r>
               <w:rPr>
-                <w:rStyle w:val="Style14"/>
+                <w:rStyle w:val="Style13"/>
               </w:rPr>
               <w:t>wrong</w:t>
             </w:r>
@@ -4125,7 +4157,7 @@
           </w:tcPr>
           <w:p>
             <w:pPr>
-              <w:pStyle w:val="Style21"/>
+              <w:pStyle w:val="Style20"/>
               <w:bidi w:val="0"/>
               <w:spacing w:before="0" w:after="283"/>
               <w:jc w:val="left"/>
@@ -4145,7 +4177,7 @@
           </w:tcPr>
           <w:p>
             <w:pPr>
-              <w:pStyle w:val="Style21"/>
+              <w:pStyle w:val="Style20"/>
               <w:bidi w:val="0"/>
               <w:spacing w:before="0" w:after="283"/>
               <w:jc w:val="left"/>
@@ -4161,7 +4193,7 @@
     </w:tbl>
     <w:p>
       <w:pPr>
-        <w:pStyle w:val="Style28"/>
+        <w:pStyle w:val="Style27"/>
         <w:bidi w:val="0"/>
         <w:spacing w:before="0" w:after="283"/>
         <w:jc w:val="left"/>
@@ -4179,6 +4211,8 @@
         <w:jc w:val="left"/>
         <w:rPr/>
       </w:pPr>
+      <w:bookmarkStart w:id="16" w:name="42"/>
+      <w:bookmarkEnd w:id="16"/>
       <w:r>
         <w:rPr/>
         <w:t>4.2. Проверки диспетчера ДДС</w:t>
@@ -4214,7 +4248,7 @@
           </w:tcPr>
           <w:p>
             <w:pPr>
-              <w:pStyle w:val="Style31"/>
+              <w:pStyle w:val="Style30"/>
               <w:suppressLineNumbers/>
               <w:shd w:fill="EEEEEE" w:val="clear"/>
               <w:bidi w:val="0"/>
@@ -4236,7 +4270,7 @@
           </w:tcPr>
           <w:p>
             <w:pPr>
-              <w:pStyle w:val="Style31"/>
+              <w:pStyle w:val="Style30"/>
               <w:suppressLineNumbers/>
               <w:shd w:fill="EEEEEE" w:val="clear"/>
               <w:bidi w:val="0"/>
@@ -4258,7 +4292,7 @@
           </w:tcPr>
           <w:p>
             <w:pPr>
-              <w:pStyle w:val="Style31"/>
+              <w:pStyle w:val="Style30"/>
               <w:suppressLineNumbers/>
               <w:shd w:fill="EEEEEE" w:val="clear"/>
               <w:bidi w:val="0"/>
@@ -4283,7 +4317,7 @@
           </w:tcPr>
           <w:p>
             <w:pPr>
-              <w:pStyle w:val="Style21"/>
+              <w:pStyle w:val="Style20"/>
               <w:bidi w:val="0"/>
               <w:spacing w:before="0" w:after="283"/>
               <w:jc w:val="left"/>
@@ -4303,7 +4337,7 @@
           </w:tcPr>
           <w:p>
             <w:pPr>
-              <w:pStyle w:val="Style21"/>
+              <w:pStyle w:val="Style20"/>
               <w:bidi w:val="0"/>
               <w:spacing w:before="0" w:after="283"/>
               <w:jc w:val="left"/>
@@ -4323,7 +4357,7 @@
           </w:tcPr>
           <w:p>
             <w:pPr>
-              <w:pStyle w:val="Style21"/>
+              <w:pStyle w:val="Style20"/>
               <w:bidi w:val="0"/>
               <w:spacing w:before="0" w:after="283"/>
               <w:jc w:val="left"/>
@@ -4346,7 +4380,7 @@
           </w:tcPr>
           <w:p>
             <w:pPr>
-              <w:pStyle w:val="Style21"/>
+              <w:pStyle w:val="Style20"/>
               <w:bidi w:val="0"/>
               <w:spacing w:before="0" w:after="283"/>
               <w:jc w:val="left"/>
@@ -4366,7 +4400,7 @@
           </w:tcPr>
           <w:p>
             <w:pPr>
-              <w:pStyle w:val="Style21"/>
+              <w:pStyle w:val="Style20"/>
               <w:bidi w:val="0"/>
               <w:spacing w:before="0" w:after="283"/>
               <w:jc w:val="left"/>
@@ -4386,7 +4420,7 @@
           </w:tcPr>
           <w:p>
             <w:pPr>
-              <w:pStyle w:val="Style21"/>
+              <w:pStyle w:val="Style20"/>
               <w:bidi w:val="0"/>
               <w:spacing w:before="0" w:after="283"/>
               <w:jc w:val="left"/>
@@ -4409,7 +4443,7 @@
           </w:tcPr>
           <w:p>
             <w:pPr>
-              <w:pStyle w:val="Style21"/>
+              <w:pStyle w:val="Style20"/>
               <w:bidi w:val="0"/>
               <w:spacing w:before="0" w:after="283"/>
               <w:jc w:val="left"/>
@@ -4429,7 +4463,7 @@
           </w:tcPr>
           <w:p>
             <w:pPr>
-              <w:pStyle w:val="Style21"/>
+              <w:pStyle w:val="Style20"/>
               <w:bidi w:val="0"/>
               <w:spacing w:before="0" w:after="283"/>
               <w:jc w:val="left"/>
@@ -4449,7 +4483,7 @@
           </w:tcPr>
           <w:p>
             <w:pPr>
-              <w:pStyle w:val="Style21"/>
+              <w:pStyle w:val="Style20"/>
               <w:bidi w:val="0"/>
               <w:spacing w:before="0" w:after="283"/>
               <w:jc w:val="left"/>
@@ -4472,7 +4506,7 @@
           </w:tcPr>
           <w:p>
             <w:pPr>
-              <w:pStyle w:val="Style21"/>
+              <w:pStyle w:val="Style20"/>
               <w:bidi w:val="0"/>
               <w:spacing w:before="0" w:after="283"/>
               <w:jc w:val="left"/>
@@ -4492,7 +4526,7 @@
           </w:tcPr>
           <w:p>
             <w:pPr>
-              <w:pStyle w:val="Style21"/>
+              <w:pStyle w:val="Style20"/>
               <w:bidi w:val="0"/>
               <w:spacing w:before="0" w:after="283"/>
               <w:jc w:val="left"/>
@@ -4512,7 +4546,7 @@
           </w:tcPr>
           <w:p>
             <w:pPr>
-              <w:pStyle w:val="Style21"/>
+              <w:pStyle w:val="Style20"/>
               <w:bidi w:val="0"/>
               <w:spacing w:before="0" w:after="283"/>
               <w:jc w:val="left"/>
@@ -4535,7 +4569,7 @@
           </w:tcPr>
           <w:p>
             <w:pPr>
-              <w:pStyle w:val="Style21"/>
+              <w:pStyle w:val="Style20"/>
               <w:bidi w:val="0"/>
               <w:spacing w:before="0" w:after="283"/>
               <w:jc w:val="left"/>
@@ -4555,7 +4589,7 @@
           </w:tcPr>
           <w:p>
             <w:pPr>
-              <w:pStyle w:val="Style21"/>
+              <w:pStyle w:val="Style20"/>
               <w:bidi w:val="0"/>
               <w:spacing w:before="0" w:after="283"/>
               <w:jc w:val="left"/>
@@ -4575,7 +4609,7 @@
           </w:tcPr>
           <w:p>
             <w:pPr>
-              <w:pStyle w:val="Style21"/>
+              <w:pStyle w:val="Style20"/>
               <w:bidi w:val="0"/>
               <w:spacing w:before="0" w:after="283"/>
               <w:jc w:val="left"/>
@@ -4598,7 +4632,7 @@
           </w:tcPr>
           <w:p>
             <w:pPr>
-              <w:pStyle w:val="Style21"/>
+              <w:pStyle w:val="Style20"/>
               <w:bidi w:val="0"/>
               <w:spacing w:before="0" w:after="283"/>
               <w:jc w:val="left"/>
@@ -4618,7 +4652,7 @@
           </w:tcPr>
           <w:p>
             <w:pPr>
-              <w:pStyle w:val="Style21"/>
+              <w:pStyle w:val="Style20"/>
               <w:bidi w:val="0"/>
               <w:spacing w:before="0" w:after="283"/>
               <w:jc w:val="left"/>
@@ -4638,7 +4672,7 @@
           </w:tcPr>
           <w:p>
             <w:pPr>
-              <w:pStyle w:val="Style21"/>
+              <w:pStyle w:val="Style20"/>
               <w:bidi w:val="0"/>
               <w:spacing w:before="0" w:after="283"/>
               <w:jc w:val="left"/>
@@ -4659,6 +4693,8 @@
         <w:jc w:val="left"/>
         <w:rPr/>
       </w:pPr>
+      <w:bookmarkStart w:id="17" w:name="43"/>
+      <w:bookmarkEnd w:id="17"/>
       <w:r>
         <w:rPr/>
         <w:t>4.3. Веса оценки</w:t>
@@ -4666,7 +4702,7 @@
     </w:p>
     <w:p>
       <w:pPr>
-        <w:pStyle w:val="Style28"/>
+        <w:pStyle w:val="Style27"/>
         <w:bidi w:val="0"/>
         <w:spacing w:before="0" w:after="283"/>
         <w:jc w:val="left"/>
@@ -4706,7 +4742,7 @@
           </w:tcPr>
           <w:p>
             <w:pPr>
-              <w:pStyle w:val="Style31"/>
+              <w:pStyle w:val="Style30"/>
               <w:suppressLineNumbers/>
               <w:shd w:fill="EEEEEE" w:val="clear"/>
               <w:bidi w:val="0"/>
@@ -4728,7 +4764,7 @@
           </w:tcPr>
           <w:p>
             <w:pPr>
-              <w:pStyle w:val="Style31"/>
+              <w:pStyle w:val="Style30"/>
               <w:suppressLineNumbers/>
               <w:shd w:fill="EEEEEE" w:val="clear"/>
               <w:bidi w:val="0"/>
@@ -4753,7 +4789,7 @@
           </w:tcPr>
           <w:p>
             <w:pPr>
-              <w:pStyle w:val="Style21"/>
+              <w:pStyle w:val="Style20"/>
               <w:bidi w:val="0"/>
               <w:spacing w:before="0" w:after="283"/>
               <w:jc w:val="left"/>
@@ -4773,7 +4809,7 @@
           </w:tcPr>
           <w:p>
             <w:pPr>
-              <w:pStyle w:val="Style21"/>
+              <w:pStyle w:val="Style20"/>
               <w:bidi w:val="0"/>
               <w:spacing w:before="0" w:after="283"/>
               <w:jc w:val="left"/>
@@ -4796,7 +4832,7 @@
           </w:tcPr>
           <w:p>
             <w:pPr>
-              <w:pStyle w:val="Style21"/>
+              <w:pStyle w:val="Style20"/>
               <w:bidi w:val="0"/>
               <w:spacing w:before="0" w:after="283"/>
               <w:jc w:val="left"/>
@@ -4816,7 +4852,7 @@
           </w:tcPr>
           <w:p>
             <w:pPr>
-              <w:pStyle w:val="Style21"/>
+              <w:pStyle w:val="Style20"/>
               <w:bidi w:val="0"/>
               <w:spacing w:before="0" w:after="283"/>
               <w:jc w:val="left"/>
@@ -4839,7 +4875,7 @@
           </w:tcPr>
           <w:p>
             <w:pPr>
-              <w:pStyle w:val="Style21"/>
+              <w:pStyle w:val="Style20"/>
               <w:bidi w:val="0"/>
               <w:spacing w:before="0" w:after="283"/>
               <w:jc w:val="left"/>
@@ -4859,7 +4895,7 @@
           </w:tcPr>
           <w:p>
             <w:pPr>
-              <w:pStyle w:val="Style21"/>
+              <w:pStyle w:val="Style20"/>
               <w:bidi w:val="0"/>
               <w:spacing w:before="0" w:after="283"/>
               <w:jc w:val="left"/>
@@ -4882,7 +4918,7 @@
           </w:tcPr>
           <w:p>
             <w:pPr>
-              <w:pStyle w:val="Style21"/>
+              <w:pStyle w:val="Style20"/>
               <w:bidi w:val="0"/>
               <w:spacing w:before="0" w:after="283"/>
               <w:jc w:val="left"/>
@@ -4902,7 +4938,7 @@
           </w:tcPr>
           <w:p>
             <w:pPr>
-              <w:pStyle w:val="Style21"/>
+              <w:pStyle w:val="Style20"/>
               <w:bidi w:val="0"/>
               <w:spacing w:before="0" w:after="283"/>
               <w:jc w:val="left"/>
@@ -4925,7 +4961,7 @@
           </w:tcPr>
           <w:p>
             <w:pPr>
-              <w:pStyle w:val="Style21"/>
+              <w:pStyle w:val="Style20"/>
               <w:bidi w:val="0"/>
               <w:spacing w:before="0" w:after="283"/>
               <w:jc w:val="left"/>
@@ -4945,7 +4981,7 @@
           </w:tcPr>
           <w:p>
             <w:pPr>
-              <w:pStyle w:val="Style21"/>
+              <w:pStyle w:val="Style20"/>
               <w:bidi w:val="0"/>
               <w:spacing w:before="0" w:after="283"/>
               <w:jc w:val="left"/>
@@ -4968,7 +5004,7 @@
           </w:tcPr>
           <w:p>
             <w:pPr>
-              <w:pStyle w:val="Style21"/>
+              <w:pStyle w:val="Style20"/>
               <w:bidi w:val="0"/>
               <w:spacing w:before="0" w:after="283"/>
               <w:jc w:val="left"/>
@@ -4988,7 +5024,7 @@
           </w:tcPr>
           <w:p>
             <w:pPr>
-              <w:pStyle w:val="Style21"/>
+              <w:pStyle w:val="Style20"/>
               <w:bidi w:val="0"/>
               <w:spacing w:before="0" w:after="283"/>
               <w:jc w:val="left"/>
@@ -5011,7 +5047,7 @@
           </w:tcPr>
           <w:p>
             <w:pPr>
-              <w:pStyle w:val="Style21"/>
+              <w:pStyle w:val="Style20"/>
               <w:bidi w:val="0"/>
               <w:spacing w:before="0" w:after="283"/>
               <w:jc w:val="left"/>
@@ -5031,7 +5067,7 @@
           </w:tcPr>
           <w:p>
             <w:pPr>
-              <w:pStyle w:val="Style21"/>
+              <w:pStyle w:val="Style20"/>
               <w:bidi w:val="0"/>
               <w:spacing w:before="0" w:after="283"/>
               <w:jc w:val="left"/>
@@ -5047,15 +5083,15 @@
     </w:tbl>
     <w:p>
       <w:pPr>
-        <w:pStyle w:val="Style28"/>
-        <w:bidi w:val="0"/>
-        <w:spacing w:before="0" w:after="283"/>
-        <w:jc w:val="left"/>
-        <w:rPr/>
-      </w:pPr>
-      <w:r>
-        <w:rPr>
-          <w:rStyle w:val="Style15"/>
+        <w:pStyle w:val="Style27"/>
+        <w:bidi w:val="0"/>
+        <w:spacing w:before="0" w:after="283"/>
+        <w:jc w:val="left"/>
+        <w:rPr/>
+      </w:pPr>
+      <w:r>
+        <w:rPr>
+          <w:rStyle w:val="Style14"/>
         </w:rPr>
         <w:t>Балл = Σ (вес группы × зачёт проверки) / Σ весов.</w:t>
       </w:r>
@@ -5071,6 +5107,8 @@
         <w:jc w:val="left"/>
         <w:rPr/>
       </w:pPr>
+      <w:bookmarkStart w:id="18" w:name="44"/>
+      <w:bookmarkEnd w:id="18"/>
       <w:r>
         <w:rPr/>
         <w:t>4.4. Нейросетевой анализ текста</w:t>
@@ -5078,7 +5116,7 @@
     </w:p>
     <w:p>
       <w:pPr>
-        <w:pStyle w:val="Style28"/>
+        <w:pStyle w:val="Style27"/>
         <w:bidi w:val="0"/>
         <w:spacing w:before="0" w:after="283"/>
         <w:jc w:val="left"/>
@@ -5091,7 +5129,7 @@
     </w:p>
     <w:p>
       <w:pPr>
-        <w:pStyle w:val="Style28"/>
+        <w:pStyle w:val="Style27"/>
         <w:bidi w:val="0"/>
         <w:spacing w:before="0" w:after="283"/>
         <w:jc w:val="left"/>
@@ -5104,7 +5142,7 @@
     </w:p>
     <w:p>
       <w:pPr>
-        <w:pStyle w:val="Style28"/>
+        <w:pStyle w:val="Style27"/>
         <w:bidi w:val="0"/>
         <w:spacing w:before="0" w:after="283"/>
         <w:jc w:val="left"/>
@@ -5117,7 +5155,7 @@
     </w:p>
     <w:p>
       <w:pPr>
-        <w:pStyle w:val="Style28"/>
+        <w:pStyle w:val="Style27"/>
         <w:bidi w:val="0"/>
         <w:spacing w:before="0" w:after="283"/>
         <w:jc w:val="left"/>
@@ -5166,22 +5204,22 @@
     </w:p>
     <w:p>
       <w:pPr>
-        <w:pStyle w:val="Style28"/>
-        <w:bidi w:val="0"/>
-        <w:spacing w:before="0" w:after="283"/>
-        <w:jc w:val="left"/>
-        <w:rPr/>
-      </w:pPr>
-      <w:r>
-        <w:rPr>
-          <w:rStyle w:val="Style17"/>
+        <w:pStyle w:val="Style27"/>
+        <w:bidi w:val="0"/>
+        <w:spacing w:before="0" w:after="283"/>
+        <w:jc w:val="left"/>
+        <w:rPr/>
+      </w:pPr>
+      <w:r>
+        <w:rPr>
+          <w:rStyle w:val="Style16"/>
         </w:rPr>
         <w:t>Рис. 19. Блок анализа текста: замечания модели с цитатами, вердикт преподавателя.</w:t>
       </w:r>
     </w:p>
     <w:p>
       <w:pPr>
-        <w:pStyle w:val="Style28"/>
+        <w:pStyle w:val="Style27"/>
         <w:bidi w:val="0"/>
         <w:spacing w:before="0" w:after="283"/>
         <w:jc w:val="left"/>
@@ -5223,7 +5261,7 @@
           </w:tcPr>
           <w:p>
             <w:pPr>
-              <w:pStyle w:val="Style31"/>
+              <w:pStyle w:val="Style30"/>
               <w:suppressLineNumbers/>
               <w:shd w:fill="EEEEEE" w:val="clear"/>
               <w:bidi w:val="0"/>
@@ -5245,7 +5283,7 @@
           </w:tcPr>
           <w:p>
             <w:pPr>
-              <w:pStyle w:val="Style31"/>
+              <w:pStyle w:val="Style30"/>
               <w:suppressLineNumbers/>
               <w:shd w:fill="EEEEEE" w:val="clear"/>
               <w:bidi w:val="0"/>
@@ -5267,7 +5305,7 @@
           </w:tcPr>
           <w:p>
             <w:pPr>
-              <w:pStyle w:val="Style31"/>
+              <w:pStyle w:val="Style30"/>
               <w:suppressLineNumbers/>
               <w:shd w:fill="EEEEEE" w:val="clear"/>
               <w:bidi w:val="0"/>
@@ -5289,7 +5327,7 @@
           </w:tcPr>
           <w:p>
             <w:pPr>
-              <w:pStyle w:val="Style31"/>
+              <w:pStyle w:val="Style30"/>
               <w:suppressLineNumbers/>
               <w:shd w:fill="EEEEEE" w:val="clear"/>
               <w:bidi w:val="0"/>
@@ -5314,7 +5352,7 @@
           </w:tcPr>
           <w:p>
             <w:pPr>
-              <w:pStyle w:val="Style21"/>
+              <w:pStyle w:val="Style20"/>
               <w:bidi w:val="0"/>
               <w:spacing w:before="0" w:after="283"/>
               <w:jc w:val="left"/>
@@ -5334,7 +5372,7 @@
           </w:tcPr>
           <w:p>
             <w:pPr>
-              <w:pStyle w:val="Style21"/>
+              <w:pStyle w:val="Style20"/>
               <w:bidi w:val="0"/>
               <w:spacing w:before="0" w:after="283"/>
               <w:jc w:val="left"/>
@@ -5354,7 +5392,7 @@
           </w:tcPr>
           <w:p>
             <w:pPr>
-              <w:pStyle w:val="Style21"/>
+              <w:pStyle w:val="Style20"/>
               <w:bidi w:val="0"/>
               <w:spacing w:before="0" w:after="283"/>
               <w:jc w:val="left"/>
@@ -5374,7 +5412,7 @@
           </w:tcPr>
           <w:p>
             <w:pPr>
-              <w:pStyle w:val="Style21"/>
+              <w:pStyle w:val="Style20"/>
               <w:bidi w:val="0"/>
               <w:spacing w:before="0" w:after="283"/>
               <w:jc w:val="left"/>
@@ -5397,7 +5435,7 @@
           </w:tcPr>
           <w:p>
             <w:pPr>
-              <w:pStyle w:val="Style21"/>
+              <w:pStyle w:val="Style20"/>
               <w:bidi w:val="0"/>
               <w:spacing w:before="0" w:after="283"/>
               <w:jc w:val="left"/>
@@ -5417,7 +5455,7 @@
           </w:tcPr>
           <w:p>
             <w:pPr>
-              <w:pStyle w:val="Style21"/>
+              <w:pStyle w:val="Style20"/>
               <w:bidi w:val="0"/>
               <w:spacing w:before="0" w:after="283"/>
               <w:jc w:val="left"/>
@@ -5437,7 +5475,7 @@
           </w:tcPr>
           <w:p>
             <w:pPr>
-              <w:pStyle w:val="Style21"/>
+              <w:pStyle w:val="Style20"/>
               <w:bidi w:val="0"/>
               <w:spacing w:before="0" w:after="283"/>
               <w:jc w:val="left"/>
@@ -5457,7 +5495,7 @@
           </w:tcPr>
           <w:p>
             <w:pPr>
-              <w:pStyle w:val="Style21"/>
+              <w:pStyle w:val="Style20"/>
               <w:bidi w:val="0"/>
               <w:spacing w:before="0" w:after="283"/>
               <w:jc w:val="left"/>
@@ -5480,7 +5518,7 @@
           </w:tcPr>
           <w:p>
             <w:pPr>
-              <w:pStyle w:val="Style21"/>
+              <w:pStyle w:val="Style20"/>
               <w:bidi w:val="0"/>
               <w:spacing w:before="0" w:after="283"/>
               <w:jc w:val="left"/>
@@ -5500,7 +5538,7 @@
           </w:tcPr>
           <w:p>
             <w:pPr>
-              <w:pStyle w:val="Style21"/>
+              <w:pStyle w:val="Style20"/>
               <w:bidi w:val="0"/>
               <w:spacing w:before="0" w:after="283"/>
               <w:jc w:val="left"/>
@@ -5520,7 +5558,7 @@
           </w:tcPr>
           <w:p>
             <w:pPr>
-              <w:pStyle w:val="Style21"/>
+              <w:pStyle w:val="Style20"/>
               <w:bidi w:val="0"/>
               <w:spacing w:before="0" w:after="283"/>
               <w:jc w:val="left"/>
@@ -5540,7 +5578,7 @@
           </w:tcPr>
           <w:p>
             <w:pPr>
-              <w:pStyle w:val="Style21"/>
+              <w:pStyle w:val="Style20"/>
               <w:bidi w:val="0"/>
               <w:spacing w:before="0" w:after="283"/>
               <w:jc w:val="left"/>
@@ -5556,7 +5594,7 @@
     </w:tbl>
     <w:p>
       <w:pPr>
-        <w:pStyle w:val="Style28"/>
+        <w:pStyle w:val="Style27"/>
         <w:bidi w:val="0"/>
         <w:spacing w:before="0" w:after="283"/>
         <w:jc w:val="left"/>
@@ -5568,7 +5606,7 @@
       </w:r>
       <w:r>
         <w:rPr>
-          <w:rStyle w:val="Style14"/>
+          <w:rStyle w:val="Style13"/>
         </w:rPr>
         <w:t>backend/docs/замеры/ОПИСАНИЯ.md</w:t>
       </w:r>
@@ -5584,6 +5622,8 @@
         <w:jc w:val="left"/>
         <w:rPr/>
       </w:pPr>
+      <w:bookmarkStart w:id="19" w:name="45"/>
+      <w:bookmarkEnd w:id="19"/>
       <w:r>
         <w:rPr/>
         <w:t>4.5. Прогноз результата</w:t>
@@ -5591,7 +5631,7 @@
     </w:p>
     <w:p>
       <w:pPr>
-        <w:pStyle w:val="Style28"/>
+        <w:pStyle w:val="Style27"/>
         <w:bidi w:val="0"/>
         <w:spacing w:before="0" w:after="283"/>
         <w:jc w:val="left"/>
@@ -5609,6 +5649,8 @@
         <w:jc w:val="left"/>
         <w:rPr/>
       </w:pPr>
+      <w:bookmarkStart w:id="20" w:name="46"/>
+      <w:bookmarkEnd w:id="20"/>
       <w:r>
         <w:rPr/>
         <w:t>4.6. Рекомендации</w:t>
@@ -5616,7 +5658,7 @@
     </w:p>
     <w:p>
       <w:pPr>
-        <w:pStyle w:val="Style28"/>
+        <w:pStyle w:val="Style27"/>
         <w:bidi w:val="0"/>
         <w:spacing w:before="0" w:after="283"/>
         <w:jc w:val="left"/>
@@ -5629,7 +5671,7 @@
     </w:p>
     <w:p>
       <w:pPr>
-        <w:pStyle w:val="Style28"/>
+        <w:pStyle w:val="Style27"/>
         <w:bidi w:val="0"/>
         <w:spacing w:before="0" w:after="283"/>
         <w:jc w:val="left"/>
@@ -5642,7 +5684,7 @@
     </w:p>
     <w:p>
       <w:pPr>
-        <w:pStyle w:val="Style19"/>
+        <w:pStyle w:val="Style18"/>
         <w:pBdr>
           <w:bottom w:val="double" w:sz="2" w:space="0" w:color="808080"/>
         </w:pBdr>
@@ -5662,6 +5704,8 @@
         <w:jc w:val="left"/>
         <w:rPr/>
       </w:pPr>
+      <w:bookmarkStart w:id="21" w:name="5"/>
+      <w:bookmarkEnd w:id="21"/>
       <w:r>
         <w:rPr/>
         <w:t>5. ИИ и голос</w:t>
@@ -5674,6 +5718,8 @@
         <w:jc w:val="left"/>
         <w:rPr/>
       </w:pPr>
+      <w:bookmarkStart w:id="22" w:name="51"/>
+      <w:bookmarkEnd w:id="22"/>
       <w:r>
         <w:rPr/>
         <w:t>5.1. Языковая модель</w:t>
@@ -5681,7 +5727,7 @@
     </w:p>
     <w:p>
       <w:pPr>
-        <w:pStyle w:val="Style28"/>
+        <w:pStyle w:val="Style27"/>
         <w:bidi w:val="0"/>
         <w:spacing w:before="0" w:after="283"/>
         <w:jc w:val="left"/>
@@ -5694,7 +5740,7 @@
     </w:p>
     <w:p>
       <w:pPr>
-        <w:pStyle w:val="Style28"/>
+        <w:pStyle w:val="Style27"/>
         <w:numPr>
           <w:ilvl w:val="0"/>
           <w:numId w:val="2"/>
@@ -5716,7 +5762,7 @@
     </w:p>
     <w:p>
       <w:pPr>
-        <w:pStyle w:val="Style28"/>
+        <w:pStyle w:val="Style27"/>
         <w:numPr>
           <w:ilvl w:val="0"/>
           <w:numId w:val="2"/>
@@ -5738,7 +5784,7 @@
     </w:p>
     <w:p>
       <w:pPr>
-        <w:pStyle w:val="Style28"/>
+        <w:pStyle w:val="Style27"/>
         <w:numPr>
           <w:ilvl w:val="0"/>
           <w:numId w:val="2"/>
@@ -5760,7 +5806,7 @@
     </w:p>
     <w:p>
       <w:pPr>
-        <w:pStyle w:val="Style28"/>
+        <w:pStyle w:val="Style27"/>
         <w:numPr>
           <w:ilvl w:val="0"/>
           <w:numId w:val="2"/>
@@ -5782,7 +5828,7 @@
     </w:p>
     <w:p>
       <w:pPr>
-        <w:pStyle w:val="Style28"/>
+        <w:pStyle w:val="Style27"/>
         <w:numPr>
           <w:ilvl w:val="0"/>
           <w:numId w:val="2"/>
@@ -5803,7 +5849,7 @@
     </w:p>
     <w:p>
       <w:pPr>
-        <w:pStyle w:val="Style28"/>
+        <w:pStyle w:val="Style27"/>
         <w:bidi w:val="0"/>
         <w:jc w:val="left"/>
         <w:rPr/>
@@ -5814,31 +5860,31 @@
       </w:r>
       <w:r>
         <w:rPr>
+          <w:rStyle w:val="Style13"/>
+        </w:rPr>
+        <w:t>response_format: json_schema</w:t>
+      </w:r>
+      <w:r>
+        <w:rPr/>
+        <w:t>): структурно неверный ответ невозможен.</w:t>
+      </w:r>
+    </w:p>
+    <w:p>
+      <w:pPr>
+        <w:pStyle w:val="Style27"/>
+        <w:bidi w:val="0"/>
+        <w:spacing w:before="0" w:after="283"/>
+        <w:jc w:val="left"/>
+        <w:rPr/>
+      </w:pPr>
+      <w:r>
+        <w:rPr/>
+        <w:t xml:space="preserve">Во время вызова модель работает в двух местах. </w:t>
+      </w:r>
+      <w:r>
+        <w:rPr>
           <w:rStyle w:val="Style14"/>
         </w:rPr>
-        <w:t>response_format: json_schema</w:t>
-      </w:r>
-      <w:r>
-        <w:rPr/>
-        <w:t>): структурно неверный ответ невозможен.</w:t>
-      </w:r>
-    </w:p>
-    <w:p>
-      <w:pPr>
-        <w:pStyle w:val="Style28"/>
-        <w:bidi w:val="0"/>
-        <w:spacing w:before="0" w:after="283"/>
-        <w:jc w:val="left"/>
-        <w:rPr/>
-      </w:pPr>
-      <w:r>
-        <w:rPr/>
-        <w:t xml:space="preserve">Во время вызова модель работает в двух местах. </w:t>
-      </w:r>
-      <w:r>
-        <w:rPr>
-          <w:rStyle w:val="Style15"/>
-        </w:rPr>
         <w:t>Свободный вопрос заявителю:</w:t>
       </w:r>
       <w:r>
@@ -5847,7 +5893,7 @@
       </w:r>
       <w:r>
         <w:rPr>
-          <w:rStyle w:val="Style15"/>
+          <w:rStyle w:val="Style14"/>
         </w:rPr>
         <w:t>Живая речь заявителя</w:t>
       </w:r>
@@ -5857,7 +5903,7 @@
       </w:r>
       <w:r>
         <w:rPr>
-          <w:rStyle w:val="Style14"/>
+          <w:rStyle w:val="Style13"/>
         </w:rPr>
         <w:t>applicant.live_model = 1</w:t>
       </w:r>
@@ -5868,7 +5914,7 @@
     </w:p>
     <w:p>
       <w:pPr>
-        <w:pStyle w:val="Style28"/>
+        <w:pStyle w:val="Style27"/>
         <w:bidi w:val="0"/>
         <w:spacing w:before="0" w:after="283"/>
         <w:jc w:val="left"/>
@@ -5917,22 +5963,22 @@
     </w:p>
     <w:p>
       <w:pPr>
-        <w:pStyle w:val="Style28"/>
-        <w:bidi w:val="0"/>
-        <w:spacing w:before="0" w:after="283"/>
-        <w:jc w:val="left"/>
-        <w:rPr/>
-      </w:pPr>
-      <w:r>
-        <w:rPr>
-          <w:rStyle w:val="Style17"/>
+        <w:pStyle w:val="Style27"/>
+        <w:bidi w:val="0"/>
+        <w:spacing w:before="0" w:after="283"/>
+        <w:jc w:val="left"/>
+        <w:rPr/>
+      </w:pPr>
+      <w:r>
+        <w:rPr>
+          <w:rStyle w:val="Style16"/>
         </w:rPr>
         <w:t>Рис. 20. Вопрос заявителю своими словами или голосом.</w:t>
       </w:r>
     </w:p>
     <w:p>
       <w:pPr>
-        <w:pStyle w:val="Style28"/>
+        <w:pStyle w:val="Style27"/>
         <w:bidi w:val="0"/>
         <w:spacing w:before="0" w:after="283"/>
         <w:jc w:val="left"/>
@@ -5974,7 +6020,7 @@
           </w:tcPr>
           <w:p>
             <w:pPr>
-              <w:pStyle w:val="Style31"/>
+              <w:pStyle w:val="Style30"/>
               <w:suppressLineNumbers/>
               <w:shd w:fill="EEEEEE" w:val="clear"/>
               <w:bidi w:val="0"/>
@@ -5996,7 +6042,7 @@
           </w:tcPr>
           <w:p>
             <w:pPr>
-              <w:pStyle w:val="Style31"/>
+              <w:pStyle w:val="Style30"/>
               <w:suppressLineNumbers/>
               <w:shd w:fill="EEEEEE" w:val="clear"/>
               <w:bidi w:val="0"/>
@@ -6018,7 +6064,7 @@
           </w:tcPr>
           <w:p>
             <w:pPr>
-              <w:pStyle w:val="Style31"/>
+              <w:pStyle w:val="Style30"/>
               <w:suppressLineNumbers/>
               <w:shd w:fill="EEEEEE" w:val="clear"/>
               <w:bidi w:val="0"/>
@@ -6040,7 +6086,7 @@
           </w:tcPr>
           <w:p>
             <w:pPr>
-              <w:pStyle w:val="Style31"/>
+              <w:pStyle w:val="Style30"/>
               <w:suppressLineNumbers/>
               <w:shd w:fill="EEEEEE" w:val="clear"/>
               <w:bidi w:val="0"/>
@@ -6065,7 +6111,7 @@
           </w:tcPr>
           <w:p>
             <w:pPr>
-              <w:pStyle w:val="Style21"/>
+              <w:pStyle w:val="Style20"/>
               <w:bidi w:val="0"/>
               <w:spacing w:before="0" w:after="283"/>
               <w:jc w:val="left"/>
@@ -6085,7 +6131,7 @@
           </w:tcPr>
           <w:p>
             <w:pPr>
-              <w:pStyle w:val="Style21"/>
+              <w:pStyle w:val="Style20"/>
               <w:bidi w:val="0"/>
               <w:spacing w:before="0" w:after="283"/>
               <w:jc w:val="left"/>
@@ -6105,7 +6151,7 @@
           </w:tcPr>
           <w:p>
             <w:pPr>
-              <w:pStyle w:val="Style21"/>
+              <w:pStyle w:val="Style20"/>
               <w:bidi w:val="0"/>
               <w:spacing w:before="0" w:after="283"/>
               <w:jc w:val="left"/>
@@ -6125,7 +6171,7 @@
           </w:tcPr>
           <w:p>
             <w:pPr>
-              <w:pStyle w:val="Style21"/>
+              <w:pStyle w:val="Style20"/>
               <w:bidi w:val="0"/>
               <w:spacing w:before="0" w:after="283"/>
               <w:jc w:val="left"/>
@@ -6148,7 +6194,7 @@
           </w:tcPr>
           <w:p>
             <w:pPr>
-              <w:pStyle w:val="Style21"/>
+              <w:pStyle w:val="Style20"/>
               <w:bidi w:val="0"/>
               <w:spacing w:before="0" w:after="283"/>
               <w:jc w:val="left"/>
@@ -6168,7 +6214,7 @@
           </w:tcPr>
           <w:p>
             <w:pPr>
-              <w:pStyle w:val="Style21"/>
+              <w:pStyle w:val="Style20"/>
               <w:bidi w:val="0"/>
               <w:spacing w:before="0" w:after="283"/>
               <w:jc w:val="left"/>
@@ -6188,7 +6234,7 @@
           </w:tcPr>
           <w:p>
             <w:pPr>
-              <w:pStyle w:val="Style21"/>
+              <w:pStyle w:val="Style20"/>
               <w:bidi w:val="0"/>
               <w:spacing w:before="0" w:after="283"/>
               <w:jc w:val="left"/>
@@ -6208,7 +6254,7 @@
           </w:tcPr>
           <w:p>
             <w:pPr>
-              <w:pStyle w:val="Style21"/>
+              <w:pStyle w:val="Style20"/>
               <w:bidi w:val="0"/>
               <w:spacing w:before="0" w:after="283"/>
               <w:jc w:val="left"/>
@@ -6229,6 +6275,8 @@
         <w:jc w:val="left"/>
         <w:rPr/>
       </w:pPr>
+      <w:bookmarkStart w:id="23" w:name="52"/>
+      <w:bookmarkEnd w:id="23"/>
       <w:r>
         <w:rPr/>
         <w:t>5.2. Голос</w:t>
@@ -6236,7 +6284,7 @@
     </w:p>
     <w:p>
       <w:pPr>
-        <w:pStyle w:val="Style28"/>
+        <w:pStyle w:val="Style27"/>
         <w:bidi w:val="0"/>
         <w:spacing w:before="0" w:after="283"/>
         <w:jc w:val="left"/>
@@ -6248,56 +6296,58 @@
       </w:r>
       <w:r>
         <w:rPr>
+          <w:rStyle w:val="Style13"/>
+        </w:rPr>
+        <w:t>VOICE_STYLES</w:t>
+      </w:r>
+      <w:r>
+        <w:rPr/>
+        <w:t>.</w:t>
+      </w:r>
+    </w:p>
+    <w:p>
+      <w:pPr>
+        <w:pStyle w:val="Style27"/>
+        <w:bidi w:val="0"/>
+        <w:spacing w:before="0" w:after="283"/>
+        <w:jc w:val="left"/>
+        <w:rPr/>
+      </w:pPr>
+      <w:r>
+        <w:rPr/>
+        <w:t>Что говорит собеседник, решает движок тренажёра, а не модель: голос лишь произносит. Скорость (4 потока): синтез фразы 0,5–0,7 с на 3–5 с звука, распознавание 0,2–0,3 с. Повторная фраза берётся из кэша. Без сервера голоса всё работает текстом.</w:t>
+      </w:r>
+    </w:p>
+    <w:p>
+      <w:pPr>
+        <w:pStyle w:val="3"/>
+        <w:bidi w:val="0"/>
+        <w:jc w:val="left"/>
+        <w:rPr/>
+      </w:pPr>
+      <w:bookmarkStart w:id="24" w:name="53-cpu-gpu"/>
+      <w:bookmarkEnd w:id="24"/>
+      <w:r>
+        <w:rPr/>
+        <w:t>5.3. Профили CPU и GPU</w:t>
+      </w:r>
+    </w:p>
+    <w:p>
+      <w:pPr>
+        <w:pStyle w:val="Style27"/>
+        <w:bidi w:val="0"/>
+        <w:spacing w:before="0" w:after="283"/>
+        <w:jc w:val="left"/>
+        <w:rPr/>
+      </w:pPr>
+      <w:r>
+        <w:rPr/>
+        <w:t xml:space="preserve">Целевой стенд — процессор не менее 6 ядер, 32 ГБ памяти, без видеокарты. Выбрана </w:t>
+      </w:r>
+      <w:r>
+        <w:rPr>
           <w:rStyle w:val="Style14"/>
         </w:rPr>
-        <w:t>VOICE_STYLES</w:t>
-      </w:r>
-      <w:r>
-        <w:rPr/>
-        <w:t>.</w:t>
-      </w:r>
-    </w:p>
-    <w:p>
-      <w:pPr>
-        <w:pStyle w:val="Style28"/>
-        <w:bidi w:val="0"/>
-        <w:spacing w:before="0" w:after="283"/>
-        <w:jc w:val="left"/>
-        <w:rPr/>
-      </w:pPr>
-      <w:r>
-        <w:rPr/>
-        <w:t>Что говорит собеседник, решает движок тренажёра, а не модель: голос лишь произносит. Скорость (4 потока): синтез фразы 0,5–0,7 с на 3–5 с звука, распознавание 0,2–0,3 с. Повторная фраза берётся из кэша. Без сервера голоса всё работает текстом.</w:t>
-      </w:r>
-    </w:p>
-    <w:p>
-      <w:pPr>
-        <w:pStyle w:val="3"/>
-        <w:bidi w:val="0"/>
-        <w:jc w:val="left"/>
-        <w:rPr/>
-      </w:pPr>
-      <w:r>
-        <w:rPr/>
-        <w:t>5.3. Профили CPU и GPU</w:t>
-      </w:r>
-    </w:p>
-    <w:p>
-      <w:pPr>
-        <w:pStyle w:val="Style28"/>
-        <w:bidi w:val="0"/>
-        <w:spacing w:before="0" w:after="283"/>
-        <w:jc w:val="left"/>
-        <w:rPr/>
-      </w:pPr>
-      <w:r>
-        <w:rPr/>
-        <w:t xml:space="preserve">Целевой стенд — процессор не менее 6 ядер, 32 ГБ памяти, без видеокарты. Выбрана </w:t>
-      </w:r>
-      <w:r>
-        <w:rPr>
-          <w:rStyle w:val="Style15"/>
-        </w:rPr>
         <w:t>GigaChat 3.1 10B-A1.8B</w:t>
       </w:r>
       <w:r>
@@ -6306,7 +6356,7 @@
       </w:r>
       <w:r>
         <w:rPr>
-          <w:rStyle w:val="Style14"/>
+          <w:rStyle w:val="Style13"/>
         </w:rPr>
         <w:t>backend/docs/mtp-*.patch</w:t>
       </w:r>
@@ -6317,7 +6367,7 @@
     </w:p>
     <w:p>
       <w:pPr>
-        <w:pStyle w:val="Style28"/>
+        <w:pStyle w:val="Style27"/>
         <w:bidi w:val="0"/>
         <w:spacing w:before="0" w:after="283"/>
         <w:jc w:val="left"/>
@@ -6329,7 +6379,7 @@
       </w:r>
       <w:r>
         <w:rPr>
-          <w:rStyle w:val="Style14"/>
+          <w:rStyle w:val="Style13"/>
         </w:rPr>
         <w:t>ML_BASE_URL</w:t>
       </w:r>
@@ -6339,7 +6389,7 @@
       </w:r>
       <w:r>
         <w:rPr>
-          <w:rStyle w:val="Style14"/>
+          <w:rStyle w:val="Style13"/>
         </w:rPr>
         <w:t>deploy/gpu/start-vllm.sh</w:t>
       </w:r>
@@ -6379,7 +6429,7 @@
           </w:tcPr>
           <w:p>
             <w:pPr>
-              <w:pStyle w:val="Style31"/>
+              <w:pStyle w:val="Style30"/>
               <w:suppressLineNumbers/>
               <w:shd w:fill="EEEEEE" w:val="clear"/>
               <w:bidi w:val="0"/>
@@ -6401,7 +6451,7 @@
           </w:tcPr>
           <w:p>
             <w:pPr>
-              <w:pStyle w:val="Style31"/>
+              <w:pStyle w:val="Style30"/>
               <w:suppressLineNumbers/>
               <w:shd w:fill="EEEEEE" w:val="clear"/>
               <w:bidi w:val="0"/>
@@ -6423,7 +6473,7 @@
           </w:tcPr>
           <w:p>
             <w:pPr>
-              <w:pStyle w:val="Style31"/>
+              <w:pStyle w:val="Style30"/>
               <w:suppressLineNumbers/>
               <w:shd w:fill="EEEEEE" w:val="clear"/>
               <w:bidi w:val="0"/>
@@ -6445,7 +6495,7 @@
           </w:tcPr>
           <w:p>
             <w:pPr>
-              <w:pStyle w:val="Style31"/>
+              <w:pStyle w:val="Style30"/>
               <w:suppressLineNumbers/>
               <w:shd w:fill="EEEEEE" w:val="clear"/>
               <w:bidi w:val="0"/>
@@ -6470,7 +6520,7 @@
           </w:tcPr>
           <w:p>
             <w:pPr>
-              <w:pStyle w:val="Style21"/>
+              <w:pStyle w:val="Style20"/>
               <w:bidi w:val="0"/>
               <w:spacing w:before="0" w:after="283"/>
               <w:jc w:val="left"/>
@@ -6490,7 +6540,7 @@
           </w:tcPr>
           <w:p>
             <w:pPr>
-              <w:pStyle w:val="Style21"/>
+              <w:pStyle w:val="Style20"/>
               <w:bidi w:val="0"/>
               <w:spacing w:before="0" w:after="283"/>
               <w:jc w:val="left"/>
@@ -6510,7 +6560,7 @@
           </w:tcPr>
           <w:p>
             <w:pPr>
-              <w:pStyle w:val="Style21"/>
+              <w:pStyle w:val="Style20"/>
               <w:bidi w:val="0"/>
               <w:spacing w:before="0" w:after="283"/>
               <w:jc w:val="left"/>
@@ -6530,7 +6580,7 @@
           </w:tcPr>
           <w:p>
             <w:pPr>
-              <w:pStyle w:val="Style21"/>
+              <w:pStyle w:val="Style20"/>
               <w:bidi w:val="0"/>
               <w:spacing w:before="0" w:after="283"/>
               <w:jc w:val="left"/>
@@ -6553,7 +6603,7 @@
           </w:tcPr>
           <w:p>
             <w:pPr>
-              <w:pStyle w:val="Style21"/>
+              <w:pStyle w:val="Style20"/>
               <w:bidi w:val="0"/>
               <w:spacing w:before="0" w:after="283"/>
               <w:jc w:val="left"/>
@@ -6573,7 +6623,7 @@
           </w:tcPr>
           <w:p>
             <w:pPr>
-              <w:pStyle w:val="Style21"/>
+              <w:pStyle w:val="Style20"/>
               <w:bidi w:val="0"/>
               <w:spacing w:before="0" w:after="283"/>
               <w:jc w:val="left"/>
@@ -6593,7 +6643,7 @@
           </w:tcPr>
           <w:p>
             <w:pPr>
-              <w:pStyle w:val="Style21"/>
+              <w:pStyle w:val="Style20"/>
               <w:bidi w:val="0"/>
               <w:spacing w:before="0" w:after="283"/>
               <w:jc w:val="left"/>
@@ -6613,7 +6663,7 @@
           </w:tcPr>
           <w:p>
             <w:pPr>
-              <w:pStyle w:val="Style21"/>
+              <w:pStyle w:val="Style20"/>
               <w:bidi w:val="0"/>
               <w:spacing w:before="0" w:after="283"/>
               <w:jc w:val="left"/>
@@ -6636,7 +6686,7 @@
           </w:tcPr>
           <w:p>
             <w:pPr>
-              <w:pStyle w:val="Style21"/>
+              <w:pStyle w:val="Style20"/>
               <w:bidi w:val="0"/>
               <w:spacing w:before="0" w:after="283"/>
               <w:jc w:val="left"/>
@@ -6656,7 +6706,7 @@
           </w:tcPr>
           <w:p>
             <w:pPr>
-              <w:pStyle w:val="Style21"/>
+              <w:pStyle w:val="Style20"/>
               <w:bidi w:val="0"/>
               <w:spacing w:before="0" w:after="283"/>
               <w:jc w:val="left"/>
@@ -6676,7 +6726,7 @@
           </w:tcPr>
           <w:p>
             <w:pPr>
-              <w:pStyle w:val="Style21"/>
+              <w:pStyle w:val="Style20"/>
               <w:bidi w:val="0"/>
               <w:spacing w:before="0" w:after="283"/>
               <w:jc w:val="left"/>
@@ -6696,7 +6746,7 @@
           </w:tcPr>
           <w:p>
             <w:pPr>
-              <w:pStyle w:val="Style21"/>
+              <w:pStyle w:val="Style20"/>
               <w:bidi w:val="0"/>
               <w:spacing w:before="0" w:after="283"/>
               <w:jc w:val="left"/>
@@ -6719,7 +6769,7 @@
           </w:tcPr>
           <w:p>
             <w:pPr>
-              <w:pStyle w:val="Style21"/>
+              <w:pStyle w:val="Style20"/>
               <w:bidi w:val="0"/>
               <w:spacing w:before="0" w:after="283"/>
               <w:jc w:val="left"/>
@@ -6739,7 +6789,7 @@
           </w:tcPr>
           <w:p>
             <w:pPr>
-              <w:pStyle w:val="Style21"/>
+              <w:pStyle w:val="Style20"/>
               <w:bidi w:val="0"/>
               <w:spacing w:before="0" w:after="283"/>
               <w:jc w:val="left"/>
@@ -6759,7 +6809,7 @@
           </w:tcPr>
           <w:p>
             <w:pPr>
-              <w:pStyle w:val="Style21"/>
+              <w:pStyle w:val="Style20"/>
               <w:bidi w:val="0"/>
               <w:spacing w:before="0" w:after="283"/>
               <w:jc w:val="left"/>
@@ -6779,7 +6829,7 @@
           </w:tcPr>
           <w:p>
             <w:pPr>
-              <w:pStyle w:val="Style21"/>
+              <w:pStyle w:val="Style20"/>
               <w:bidi w:val="0"/>
               <w:spacing w:before="0" w:after="283"/>
               <w:jc w:val="left"/>
@@ -6802,7 +6852,7 @@
           </w:tcPr>
           <w:p>
             <w:pPr>
-              <w:pStyle w:val="Style21"/>
+              <w:pStyle w:val="Style20"/>
               <w:bidi w:val="0"/>
               <w:spacing w:before="0" w:after="283"/>
               <w:jc w:val="left"/>
@@ -6822,7 +6872,7 @@
           </w:tcPr>
           <w:p>
             <w:pPr>
-              <w:pStyle w:val="Style21"/>
+              <w:pStyle w:val="Style20"/>
               <w:bidi w:val="0"/>
               <w:spacing w:before="0" w:after="283"/>
               <w:jc w:val="left"/>
@@ -6842,7 +6892,7 @@
           </w:tcPr>
           <w:p>
             <w:pPr>
-              <w:pStyle w:val="Style21"/>
+              <w:pStyle w:val="Style20"/>
               <w:bidi w:val="0"/>
               <w:spacing w:before="0" w:after="283"/>
               <w:jc w:val="left"/>
@@ -6862,7 +6912,7 @@
           </w:tcPr>
           <w:p>
             <w:pPr>
-              <w:pStyle w:val="Style21"/>
+              <w:pStyle w:val="Style20"/>
               <w:bidi w:val="0"/>
               <w:spacing w:before="0" w:after="283"/>
               <w:jc w:val="left"/>
@@ -6885,7 +6935,7 @@
           </w:tcPr>
           <w:p>
             <w:pPr>
-              <w:pStyle w:val="Style21"/>
+              <w:pStyle w:val="Style20"/>
               <w:bidi w:val="0"/>
               <w:spacing w:before="0" w:after="283"/>
               <w:jc w:val="left"/>
@@ -6905,7 +6955,7 @@
           </w:tcPr>
           <w:p>
             <w:pPr>
-              <w:pStyle w:val="Style21"/>
+              <w:pStyle w:val="Style20"/>
               <w:bidi w:val="0"/>
               <w:spacing w:before="0" w:after="283"/>
               <w:jc w:val="left"/>
@@ -6925,7 +6975,7 @@
           </w:tcPr>
           <w:p>
             <w:pPr>
-              <w:pStyle w:val="Style21"/>
+              <w:pStyle w:val="Style20"/>
               <w:bidi w:val="0"/>
               <w:spacing w:before="0" w:after="283"/>
               <w:jc w:val="left"/>
@@ -6945,7 +6995,7 @@
           </w:tcPr>
           <w:p>
             <w:pPr>
-              <w:pStyle w:val="Style21"/>
+              <w:pStyle w:val="Style20"/>
               <w:bidi w:val="0"/>
               <w:spacing w:before="0" w:after="283"/>
               <w:jc w:val="left"/>
@@ -6968,7 +7018,7 @@
           </w:tcPr>
           <w:p>
             <w:pPr>
-              <w:pStyle w:val="Style21"/>
+              <w:pStyle w:val="Style20"/>
               <w:bidi w:val="0"/>
               <w:spacing w:before="0" w:after="283"/>
               <w:jc w:val="left"/>
@@ -6988,7 +7038,7 @@
           </w:tcPr>
           <w:p>
             <w:pPr>
-              <w:pStyle w:val="Style21"/>
+              <w:pStyle w:val="Style20"/>
               <w:bidi w:val="0"/>
               <w:spacing w:before="0" w:after="283"/>
               <w:jc w:val="left"/>
@@ -7008,7 +7058,7 @@
           </w:tcPr>
           <w:p>
             <w:pPr>
-              <w:pStyle w:val="Style21"/>
+              <w:pStyle w:val="Style20"/>
               <w:bidi w:val="0"/>
               <w:spacing w:before="0" w:after="283"/>
               <w:jc w:val="left"/>
@@ -7028,7 +7078,7 @@
           </w:tcPr>
           <w:p>
             <w:pPr>
-              <w:pStyle w:val="Style21"/>
+              <w:pStyle w:val="Style20"/>
               <w:bidi w:val="0"/>
               <w:spacing w:before="0" w:after="283"/>
               <w:jc w:val="left"/>
@@ -7044,7 +7094,7 @@
     </w:tbl>
     <w:p>
       <w:pPr>
-        <w:pStyle w:val="Style28"/>
+        <w:pStyle w:val="Style27"/>
         <w:bidi w:val="0"/>
         <w:spacing w:before="0" w:after="283"/>
         <w:jc w:val="left"/>
@@ -7056,7 +7106,7 @@
       </w:r>
       <w:r>
         <w:rPr>
-          <w:rStyle w:val="Style14"/>
+          <w:rStyle w:val="Style13"/>
         </w:rPr>
         <w:t>chief.live_model</w:t>
       </w:r>
@@ -7072,6 +7122,8 @@
         <w:jc w:val="left"/>
         <w:rPr/>
       </w:pPr>
+      <w:bookmarkStart w:id="25" w:name="54"/>
+      <w:bookmarkEnd w:id="25"/>
       <w:r>
         <w:rPr/>
         <w:t>5.4. Закрытый контур</w:t>
@@ -7079,7 +7131,7 @@
     </w:p>
     <w:p>
       <w:pPr>
-        <w:pStyle w:val="Style28"/>
+        <w:pStyle w:val="Style27"/>
         <w:bidi w:val="0"/>
         <w:spacing w:before="0" w:after="283"/>
         <w:jc w:val="left"/>
@@ -7091,7 +7143,7 @@
       </w:r>
       <w:r>
         <w:rPr>
-          <w:rStyle w:val="Style14"/>
+          <w:rStyle w:val="Style13"/>
         </w:rPr>
         <w:t>ML_BASE_URL</w:t>
       </w:r>
@@ -7102,7 +7154,7 @@
     </w:p>
     <w:p>
       <w:pPr>
-        <w:pStyle w:val="Style19"/>
+        <w:pStyle w:val="Style18"/>
         <w:pBdr>
           <w:bottom w:val="double" w:sz="2" w:space="0" w:color="808080"/>
         </w:pBdr>
@@ -7122,6 +7174,8 @@
         <w:jc w:val="left"/>
         <w:rPr/>
       </w:pPr>
+      <w:bookmarkStart w:id="26" w:name="6"/>
+      <w:bookmarkEnd w:id="26"/>
       <w:r>
         <w:rPr/>
         <w:t>6. Замеры</w:t>
@@ -7129,7 +7183,7 @@
     </w:p>
     <w:p>
       <w:pPr>
-        <w:pStyle w:val="Style28"/>
+        <w:pStyle w:val="Style27"/>
         <w:bidi w:val="0"/>
         <w:spacing w:before="0" w:after="283"/>
         <w:jc w:val="left"/>
@@ -7141,7 +7195,7 @@
       </w:r>
       <w:r>
         <w:rPr>
-          <w:rStyle w:val="Style14"/>
+          <w:rStyle w:val="Style13"/>
         </w:rPr>
         <w:t>backend/docs/замеры/НАГРУЗКА.md</w:t>
       </w:r>
@@ -7180,7 +7234,7 @@
           </w:tcPr>
           <w:p>
             <w:pPr>
-              <w:pStyle w:val="Style31"/>
+              <w:pStyle w:val="Style30"/>
               <w:suppressLineNumbers/>
               <w:shd w:fill="EEEEEE" w:val="clear"/>
               <w:bidi w:val="0"/>
@@ -7202,7 +7256,7 @@
           </w:tcPr>
           <w:p>
             <w:pPr>
-              <w:pStyle w:val="Style31"/>
+              <w:pStyle w:val="Style30"/>
               <w:suppressLineNumbers/>
               <w:shd w:fill="EEEEEE" w:val="clear"/>
               <w:bidi w:val="0"/>
@@ -7224,7 +7278,7 @@
           </w:tcPr>
           <w:p>
             <w:pPr>
-              <w:pStyle w:val="Style31"/>
+              <w:pStyle w:val="Style30"/>
               <w:suppressLineNumbers/>
               <w:shd w:fill="EEEEEE" w:val="clear"/>
               <w:bidi w:val="0"/>
@@ -7249,7 +7303,7 @@
           </w:tcPr>
           <w:p>
             <w:pPr>
-              <w:pStyle w:val="Style21"/>
+              <w:pStyle w:val="Style20"/>
               <w:bidi w:val="0"/>
               <w:spacing w:before="0" w:after="283"/>
               <w:jc w:val="left"/>
@@ -7269,7 +7323,7 @@
           </w:tcPr>
           <w:p>
             <w:pPr>
-              <w:pStyle w:val="Style21"/>
+              <w:pStyle w:val="Style20"/>
               <w:bidi w:val="0"/>
               <w:spacing w:before="0" w:after="283"/>
               <w:jc w:val="left"/>
@@ -7289,7 +7343,7 @@
           </w:tcPr>
           <w:p>
             <w:pPr>
-              <w:pStyle w:val="Style21"/>
+              <w:pStyle w:val="Style20"/>
               <w:bidi w:val="0"/>
               <w:spacing w:before="0" w:after="283"/>
               <w:jc w:val="left"/>
@@ -7312,7 +7366,7 @@
           </w:tcPr>
           <w:p>
             <w:pPr>
-              <w:pStyle w:val="Style21"/>
+              <w:pStyle w:val="Style20"/>
               <w:bidi w:val="0"/>
               <w:spacing w:before="0" w:after="283"/>
               <w:jc w:val="left"/>
@@ -7332,7 +7386,7 @@
           </w:tcPr>
           <w:p>
             <w:pPr>
-              <w:pStyle w:val="Style21"/>
+              <w:pStyle w:val="Style20"/>
               <w:bidi w:val="0"/>
               <w:spacing w:before="0" w:after="283"/>
               <w:jc w:val="left"/>
@@ -7352,7 +7406,7 @@
           </w:tcPr>
           <w:p>
             <w:pPr>
-              <w:pStyle w:val="Style21"/>
+              <w:pStyle w:val="Style20"/>
               <w:bidi w:val="0"/>
               <w:spacing w:before="0" w:after="283"/>
               <w:jc w:val="left"/>
@@ -7375,7 +7429,7 @@
           </w:tcPr>
           <w:p>
             <w:pPr>
-              <w:pStyle w:val="Style21"/>
+              <w:pStyle w:val="Style20"/>
               <w:bidi w:val="0"/>
               <w:spacing w:before="0" w:after="283"/>
               <w:jc w:val="left"/>
@@ -7395,7 +7449,7 @@
           </w:tcPr>
           <w:p>
             <w:pPr>
-              <w:pStyle w:val="Style21"/>
+              <w:pStyle w:val="Style20"/>
               <w:bidi w:val="0"/>
               <w:spacing w:before="0" w:after="283"/>
               <w:jc w:val="left"/>
@@ -7415,7 +7469,7 @@
           </w:tcPr>
           <w:p>
             <w:pPr>
-              <w:pStyle w:val="Style21"/>
+              <w:pStyle w:val="Style20"/>
               <w:bidi w:val="0"/>
               <w:spacing w:before="0" w:after="283"/>
               <w:jc w:val="left"/>
@@ -7427,7 +7481,7 @@
             </w:r>
             <w:r>
               <w:rPr>
-                <w:rStyle w:val="Style14"/>
+                <w:rStyle w:val="Style13"/>
               </w:rPr>
               <w:t>сбой-сети.spec.ts</w:t>
             </w:r>
@@ -7448,7 +7502,7 @@
           </w:tcPr>
           <w:p>
             <w:pPr>
-              <w:pStyle w:val="Style21"/>
+              <w:pStyle w:val="Style20"/>
               <w:bidi w:val="0"/>
               <w:spacing w:before="0" w:after="283"/>
               <w:jc w:val="left"/>
@@ -7468,7 +7522,7 @@
           </w:tcPr>
           <w:p>
             <w:pPr>
-              <w:pStyle w:val="Style21"/>
+              <w:pStyle w:val="Style20"/>
               <w:bidi w:val="0"/>
               <w:spacing w:before="0" w:after="283"/>
               <w:jc w:val="left"/>
@@ -7488,7 +7542,7 @@
           </w:tcPr>
           <w:p>
             <w:pPr>
-              <w:pStyle w:val="Style21"/>
+              <w:pStyle w:val="Style20"/>
               <w:bidi w:val="0"/>
               <w:spacing w:before="0" w:after="283"/>
               <w:jc w:val="left"/>
@@ -7511,7 +7565,7 @@
           </w:tcPr>
           <w:p>
             <w:pPr>
-              <w:pStyle w:val="Style21"/>
+              <w:pStyle w:val="Style20"/>
               <w:bidi w:val="0"/>
               <w:spacing w:before="0" w:after="283"/>
               <w:jc w:val="left"/>
@@ -7531,7 +7585,7 @@
           </w:tcPr>
           <w:p>
             <w:pPr>
-              <w:pStyle w:val="Style21"/>
+              <w:pStyle w:val="Style20"/>
               <w:bidi w:val="0"/>
               <w:spacing w:before="0" w:after="283"/>
               <w:jc w:val="left"/>
@@ -7551,7 +7605,7 @@
           </w:tcPr>
           <w:p>
             <w:pPr>
-              <w:pStyle w:val="Style21"/>
+              <w:pStyle w:val="Style20"/>
               <w:bidi w:val="0"/>
               <w:spacing w:before="0" w:after="283"/>
               <w:jc w:val="left"/>
@@ -7574,7 +7628,7 @@
           </w:tcPr>
           <w:p>
             <w:pPr>
-              <w:pStyle w:val="Style21"/>
+              <w:pStyle w:val="Style20"/>
               <w:bidi w:val="0"/>
               <w:spacing w:before="0" w:after="283"/>
               <w:jc w:val="left"/>
@@ -7594,7 +7648,7 @@
           </w:tcPr>
           <w:p>
             <w:pPr>
-              <w:pStyle w:val="Style21"/>
+              <w:pStyle w:val="Style20"/>
               <w:bidi w:val="0"/>
               <w:spacing w:before="0" w:after="283"/>
               <w:jc w:val="left"/>
@@ -7614,7 +7668,7 @@
           </w:tcPr>
           <w:p>
             <w:pPr>
-              <w:pStyle w:val="Style21"/>
+              <w:pStyle w:val="Style20"/>
               <w:bidi w:val="0"/>
               <w:spacing w:before="0" w:after="283"/>
               <w:jc w:val="left"/>
@@ -7630,7 +7684,7 @@
     </w:tbl>
     <w:p>
       <w:pPr>
-        <w:pStyle w:val="Style28"/>
+        <w:pStyle w:val="Style27"/>
         <w:bidi w:val="0"/>
         <w:spacing w:before="0" w:after="283"/>
         <w:jc w:val="left"/>
@@ -7643,7 +7697,7 @@
     </w:p>
     <w:p>
       <w:pPr>
-        <w:pStyle w:val="Style19"/>
+        <w:pStyle w:val="Style18"/>
         <w:pBdr>
           <w:bottom w:val="double" w:sz="2" w:space="0" w:color="808080"/>
         </w:pBdr>
@@ -7663,6 +7717,8 @@
         <w:jc w:val="left"/>
         <w:rPr/>
       </w:pPr>
+      <w:bookmarkStart w:id="27" w:name="7"/>
+      <w:bookmarkEnd w:id="27"/>
       <w:r>
         <w:rPr/>
         <w:t>7. Развёртывание и запуск</w:t>
@@ -7675,6 +7731,8 @@
         <w:jc w:val="left"/>
         <w:rPr/>
       </w:pPr>
+      <w:bookmarkStart w:id="28" w:name="71"/>
+      <w:bookmarkEnd w:id="28"/>
       <w:r>
         <w:rPr/>
         <w:t>7.1. Стенд одной командой</w:t>
@@ -7682,15 +7740,15 @@
     </w:p>
     <w:p>
       <w:pPr>
-        <w:pStyle w:val="Style30"/>
-        <w:bidi w:val="0"/>
-        <w:spacing w:before="0" w:after="283"/>
-        <w:jc w:val="left"/>
-        <w:rPr/>
-      </w:pPr>
-      <w:r>
-        <w:rPr>
-          <w:rStyle w:val="Style14"/>
+        <w:pStyle w:val="Style29"/>
+        <w:bidi w:val="0"/>
+        <w:spacing w:before="0" w:after="283"/>
+        <w:jc w:val="left"/>
+        <w:rPr/>
+      </w:pPr>
+      <w:r>
+        <w:rPr>
+          <w:rStyle w:val="Style13"/>
         </w:rPr>
         <w:t>deploy/up.sh</w:t>
       </w:r>
@@ -7725,7 +7783,7 @@
           </w:tcPr>
           <w:p>
             <w:pPr>
-              <w:pStyle w:val="Style31"/>
+              <w:pStyle w:val="Style30"/>
               <w:suppressLineNumbers/>
               <w:shd w:fill="EEEEEE" w:val="clear"/>
               <w:bidi w:val="0"/>
@@ -7747,7 +7805,7 @@
           </w:tcPr>
           <w:p>
             <w:pPr>
-              <w:pStyle w:val="Style31"/>
+              <w:pStyle w:val="Style30"/>
               <w:suppressLineNumbers/>
               <w:shd w:fill="EEEEEE" w:val="clear"/>
               <w:bidi w:val="0"/>
@@ -7769,7 +7827,7 @@
           </w:tcPr>
           <w:p>
             <w:pPr>
-              <w:pStyle w:val="Style31"/>
+              <w:pStyle w:val="Style30"/>
               <w:suppressLineNumbers/>
               <w:shd w:fill="EEEEEE" w:val="clear"/>
               <w:bidi w:val="0"/>
@@ -7794,7 +7852,7 @@
           </w:tcPr>
           <w:p>
             <w:pPr>
-              <w:pStyle w:val="Style21"/>
+              <w:pStyle w:val="Style20"/>
               <w:bidi w:val="0"/>
               <w:spacing w:before="0" w:after="283"/>
               <w:jc w:val="left"/>
@@ -7802,7 +7860,7 @@
             </w:pPr>
             <w:r>
               <w:rPr>
-                <w:rStyle w:val="Style14"/>
+                <w:rStyle w:val="Style13"/>
               </w:rPr>
               <w:t>web</w:t>
             </w:r>
@@ -7816,7 +7874,7 @@
           </w:tcPr>
           <w:p>
             <w:pPr>
-              <w:pStyle w:val="Style21"/>
+              <w:pStyle w:val="Style20"/>
               <w:bidi w:val="0"/>
               <w:spacing w:before="0" w:after="283"/>
               <w:jc w:val="left"/>
@@ -7828,7 +7886,7 @@
             </w:r>
             <w:r>
               <w:rPr>
-                <w:rStyle w:val="Style14"/>
+                <w:rStyle w:val="Style13"/>
               </w:rPr>
               <w:t>/api</w:t>
             </w:r>
@@ -7838,7 +7896,7 @@
             </w:r>
             <w:r>
               <w:rPr>
-                <w:rStyle w:val="Style14"/>
+                <w:rStyle w:val="Style13"/>
               </w:rPr>
               <w:t>/ws</w:t>
             </w:r>
@@ -7852,7 +7910,7 @@
           </w:tcPr>
           <w:p>
             <w:pPr>
-              <w:pStyle w:val="Style21"/>
+              <w:pStyle w:val="Style20"/>
               <w:bidi w:val="0"/>
               <w:spacing w:before="0" w:after="283"/>
               <w:jc w:val="left"/>
@@ -7875,7 +7933,7 @@
           </w:tcPr>
           <w:p>
             <w:pPr>
-              <w:pStyle w:val="Style21"/>
+              <w:pStyle w:val="Style20"/>
               <w:bidi w:val="0"/>
               <w:spacing w:before="0" w:after="283"/>
               <w:jc w:val="left"/>
@@ -7883,7 +7941,7 @@
             </w:pPr>
             <w:r>
               <w:rPr>
-                <w:rStyle w:val="Style14"/>
+                <w:rStyle w:val="Style13"/>
               </w:rPr>
               <w:t>backend</w:t>
             </w:r>
@@ -7897,7 +7955,7 @@
           </w:tcPr>
           <w:p>
             <w:pPr>
-              <w:pStyle w:val="Style21"/>
+              <w:pStyle w:val="Style20"/>
               <w:bidi w:val="0"/>
               <w:spacing w:before="0" w:after="283"/>
               <w:jc w:val="left"/>
@@ -7917,7 +7975,7 @@
           </w:tcPr>
           <w:p>
             <w:pPr>
-              <w:pStyle w:val="Style21"/>
+              <w:pStyle w:val="Style20"/>
               <w:bidi w:val="0"/>
               <w:spacing w:before="0" w:after="283"/>
               <w:jc w:val="left"/>
@@ -7940,7 +7998,7 @@
           </w:tcPr>
           <w:p>
             <w:pPr>
-              <w:pStyle w:val="Style21"/>
+              <w:pStyle w:val="Style20"/>
               <w:bidi w:val="0"/>
               <w:spacing w:before="0" w:after="283"/>
               <w:jc w:val="left"/>
@@ -7948,7 +8006,7 @@
             </w:pPr>
             <w:r>
               <w:rPr>
-                <w:rStyle w:val="Style14"/>
+                <w:rStyle w:val="Style13"/>
               </w:rPr>
               <w:t>db</w:t>
             </w:r>
@@ -7962,7 +8020,7 @@
           </w:tcPr>
           <w:p>
             <w:pPr>
-              <w:pStyle w:val="Style21"/>
+              <w:pStyle w:val="Style20"/>
               <w:bidi w:val="0"/>
               <w:spacing w:before="0" w:after="283"/>
               <w:jc w:val="left"/>
@@ -7982,7 +8040,7 @@
           </w:tcPr>
           <w:p>
             <w:pPr>
-              <w:pStyle w:val="Style21"/>
+              <w:pStyle w:val="Style20"/>
               <w:bidi w:val="0"/>
               <w:spacing w:before="0" w:after="283"/>
               <w:jc w:val="left"/>
@@ -8005,7 +8063,7 @@
           </w:tcPr>
           <w:p>
             <w:pPr>
-              <w:pStyle w:val="Style21"/>
+              <w:pStyle w:val="Style20"/>
               <w:bidi w:val="0"/>
               <w:spacing w:before="0" w:after="283"/>
               <w:jc w:val="left"/>
@@ -8013,7 +8071,7 @@
             </w:pPr>
             <w:r>
               <w:rPr>
-                <w:rStyle w:val="Style14"/>
+                <w:rStyle w:val="Style13"/>
               </w:rPr>
               <w:t>model</w:t>
             </w:r>
@@ -8027,7 +8085,7 @@
           </w:tcPr>
           <w:p>
             <w:pPr>
-              <w:pStyle w:val="Style21"/>
+              <w:pStyle w:val="Style20"/>
               <w:bidi w:val="0"/>
               <w:spacing w:before="0" w:after="283"/>
               <w:jc w:val="left"/>
@@ -8047,7 +8105,7 @@
           </w:tcPr>
           <w:p>
             <w:pPr>
-              <w:pStyle w:val="Style21"/>
+              <w:pStyle w:val="Style20"/>
               <w:bidi w:val="0"/>
               <w:spacing w:before="0" w:after="283"/>
               <w:jc w:val="left"/>
@@ -8063,7 +8121,7 @@
     </w:tbl>
     <w:p>
       <w:pPr>
-        <w:pStyle w:val="Style28"/>
+        <w:pStyle w:val="Style27"/>
         <w:bidi w:val="0"/>
         <w:spacing w:before="0" w:after="283"/>
         <w:jc w:val="left"/>
@@ -8075,7 +8133,7 @@
       </w:r>
       <w:r>
         <w:rPr>
-          <w:rStyle w:val="Style14"/>
+          <w:rStyle w:val="Style13"/>
         </w:rPr>
         <w:t>deploy/.env</w:t>
       </w:r>
@@ -8085,7 +8143,7 @@
       </w:r>
       <w:r>
         <w:rPr>
-          <w:rStyle w:val="Style14"/>
+          <w:rStyle w:val="Style13"/>
         </w:rPr>
         <w:t>deploy/check.sh</w:t>
       </w:r>
@@ -8095,7 +8153,7 @@
       </w:r>
       <w:r>
         <w:rPr>
-          <w:rStyle w:val="Style14"/>
+          <w:rStyle w:val="Style13"/>
         </w:rPr>
         <w:t>deploy/README.md</w:t>
       </w:r>
@@ -8111,6 +8169,8 @@
         <w:jc w:val="left"/>
         <w:rPr/>
       </w:pPr>
+      <w:bookmarkStart w:id="29" w:name="72"/>
+      <w:bookmarkEnd w:id="29"/>
       <w:r>
         <w:rPr/>
         <w:t>7.2. Локальный запуск</w:t>
@@ -8146,7 +8206,7 @@
           </w:tcPr>
           <w:p>
             <w:pPr>
-              <w:pStyle w:val="Style31"/>
+              <w:pStyle w:val="Style30"/>
               <w:suppressLineNumbers/>
               <w:shd w:fill="EEEEEE" w:val="clear"/>
               <w:bidi w:val="0"/>
@@ -8168,7 +8228,7 @@
           </w:tcPr>
           <w:p>
             <w:pPr>
-              <w:pStyle w:val="Style31"/>
+              <w:pStyle w:val="Style30"/>
               <w:suppressLineNumbers/>
               <w:shd w:fill="EEEEEE" w:val="clear"/>
               <w:bidi w:val="0"/>
@@ -8190,7 +8250,7 @@
           </w:tcPr>
           <w:p>
             <w:pPr>
-              <w:pStyle w:val="Style31"/>
+              <w:pStyle w:val="Style30"/>
               <w:suppressLineNumbers/>
               <w:shd w:fill="EEEEEE" w:val="clear"/>
               <w:bidi w:val="0"/>
@@ -8215,7 +8275,7 @@
           </w:tcPr>
           <w:p>
             <w:pPr>
-              <w:pStyle w:val="Style21"/>
+              <w:pStyle w:val="Style20"/>
               <w:bidi w:val="0"/>
               <w:spacing w:before="0" w:after="283"/>
               <w:jc w:val="left"/>
@@ -8235,7 +8295,7 @@
           </w:tcPr>
           <w:p>
             <w:pPr>
-              <w:pStyle w:val="Style21"/>
+              <w:pStyle w:val="Style20"/>
               <w:bidi w:val="0"/>
               <w:spacing w:before="0" w:after="283"/>
               <w:jc w:val="left"/>
@@ -8255,7 +8315,7 @@
           </w:tcPr>
           <w:p>
             <w:pPr>
-              <w:pStyle w:val="Style21"/>
+              <w:pStyle w:val="Style20"/>
               <w:bidi w:val="0"/>
               <w:spacing w:before="0" w:after="283"/>
               <w:jc w:val="left"/>
@@ -8278,7 +8338,7 @@
           </w:tcPr>
           <w:p>
             <w:pPr>
-              <w:pStyle w:val="Style21"/>
+              <w:pStyle w:val="Style20"/>
               <w:bidi w:val="0"/>
               <w:spacing w:before="0" w:after="283"/>
               <w:jc w:val="left"/>
@@ -8298,7 +8358,7 @@
           </w:tcPr>
           <w:p>
             <w:pPr>
-              <w:pStyle w:val="Style21"/>
+              <w:pStyle w:val="Style20"/>
               <w:bidi w:val="0"/>
               <w:spacing w:before="0" w:after="283"/>
               <w:jc w:val="left"/>
@@ -8318,7 +8378,7 @@
           </w:tcPr>
           <w:p>
             <w:pPr>
-              <w:pStyle w:val="Style21"/>
+              <w:pStyle w:val="Style20"/>
               <w:bidi w:val="0"/>
               <w:spacing w:before="0" w:after="283"/>
               <w:jc w:val="left"/>
@@ -8341,7 +8401,7 @@
           </w:tcPr>
           <w:p>
             <w:pPr>
-              <w:pStyle w:val="Style21"/>
+              <w:pStyle w:val="Style20"/>
               <w:bidi w:val="0"/>
               <w:spacing w:before="0" w:after="283"/>
               <w:jc w:val="left"/>
@@ -8361,7 +8421,7 @@
           </w:tcPr>
           <w:p>
             <w:pPr>
-              <w:pStyle w:val="Style21"/>
+              <w:pStyle w:val="Style20"/>
               <w:bidi w:val="0"/>
               <w:spacing w:before="0" w:after="283"/>
               <w:jc w:val="left"/>
@@ -8381,7 +8441,7 @@
           </w:tcPr>
           <w:p>
             <w:pPr>
-              <w:pStyle w:val="Style21"/>
+              <w:pStyle w:val="Style20"/>
               <w:bidi w:val="0"/>
               <w:spacing w:before="0" w:after="283"/>
               <w:jc w:val="left"/>
@@ -8404,7 +8464,7 @@
           </w:tcPr>
           <w:p>
             <w:pPr>
-              <w:pStyle w:val="Style21"/>
+              <w:pStyle w:val="Style20"/>
               <w:bidi w:val="0"/>
               <w:spacing w:before="0" w:after="283"/>
               <w:jc w:val="left"/>
@@ -8424,7 +8484,7 @@
           </w:tcPr>
           <w:p>
             <w:pPr>
-              <w:pStyle w:val="Style21"/>
+              <w:pStyle w:val="Style20"/>
               <w:bidi w:val="0"/>
               <w:spacing w:before="0" w:after="283"/>
               <w:jc w:val="left"/>
@@ -8444,7 +8504,7 @@
           </w:tcPr>
           <w:p>
             <w:pPr>
-              <w:pStyle w:val="Style21"/>
+              <w:pStyle w:val="Style20"/>
               <w:bidi w:val="0"/>
               <w:spacing w:before="0" w:after="283"/>
               <w:jc w:val="left"/>
@@ -8460,7 +8520,7 @@
     </w:tbl>
     <w:p>
       <w:pPr>
-        <w:pStyle w:val="Style30"/>
+        <w:pStyle w:val="Style29"/>
         <w:pBdr/>
         <w:shd w:fill="F4F4F4" w:val="clear"/>
         <w:bidi w:val="0"/>
@@ -8470,14 +8530,14 @@
       </w:pPr>
       <w:r>
         <w:rPr>
-          <w:rStyle w:val="Style14"/>
+          <w:rStyle w:val="Style13"/>
         </w:rPr>
         <w:t># база</w:t>
       </w:r>
     </w:p>
     <w:p>
       <w:pPr>
-        <w:pStyle w:val="Style30"/>
+        <w:pStyle w:val="Style29"/>
         <w:pBdr/>
         <w:shd w:fill="F4F4F4" w:val="clear"/>
         <w:bidi w:val="0"/>
@@ -8487,14 +8547,14 @@
       </w:pPr>
       <w:r>
         <w:rPr>
-          <w:rStyle w:val="Style14"/>
+          <w:rStyle w:val="Style13"/>
         </w:rPr>
         <w:t>docker run -d --name arm112-db -e POSTGRES_USER=arm112 \</w:t>
       </w:r>
     </w:p>
     <w:p>
       <w:pPr>
-        <w:pStyle w:val="Style30"/>
+        <w:pStyle w:val="Style29"/>
         <w:pBdr/>
         <w:shd w:fill="F4F4F4" w:val="clear"/>
         <w:bidi w:val="0"/>
@@ -8504,20 +8564,20 @@
       </w:pPr>
       <w:r>
         <w:rPr>
-          <w:rStyle w:val="Style14"/>
+          <w:rStyle w:val="Style13"/>
         </w:rPr>
         <w:t xml:space="preserve">  </w:t>
       </w:r>
       <w:r>
         <w:rPr>
-          <w:rStyle w:val="Style14"/>
+          <w:rStyle w:val="Style13"/>
         </w:rPr>
         <w:t>-e POSTGRES_PASSWORD=arm112 -e POSTGRES_DB=arm112 -p 5432:5432 postgres:16</w:t>
       </w:r>
     </w:p>
     <w:p>
       <w:pPr>
-        <w:pStyle w:val="Style30"/>
+        <w:pStyle w:val="Style29"/>
         <w:pBdr/>
         <w:shd w:fill="F4F4F4" w:val="clear"/>
         <w:bidi w:val="0"/>
@@ -8531,7 +8591,7 @@
     </w:p>
     <w:p>
       <w:pPr>
-        <w:pStyle w:val="Style30"/>
+        <w:pStyle w:val="Style29"/>
         <w:pBdr/>
         <w:shd w:fill="F4F4F4" w:val="clear"/>
         <w:bidi w:val="0"/>
@@ -8541,14 +8601,14 @@
       </w:pPr>
       <w:r>
         <w:rPr>
-          <w:rStyle w:val="Style14"/>
+          <w:rStyle w:val="Style13"/>
         </w:rPr>
         <w:t># сервер: http://localhost:8080, миграции накатываются сами</w:t>
       </w:r>
     </w:p>
     <w:p>
       <w:pPr>
-        <w:pStyle w:val="Style30"/>
+        <w:pStyle w:val="Style29"/>
         <w:pBdr/>
         <w:shd w:fill="F4F4F4" w:val="clear"/>
         <w:bidi w:val="0"/>
@@ -8558,14 +8618,14 @@
       </w:pPr>
       <w:r>
         <w:rPr>
-          <w:rStyle w:val="Style14"/>
+          <w:rStyle w:val="Style13"/>
         </w:rPr>
         <w:t>cd backend &amp;&amp; cp .env.example .env &amp;&amp; cargo run --release</w:t>
       </w:r>
     </w:p>
     <w:p>
       <w:pPr>
-        <w:pStyle w:val="Style30"/>
+        <w:pStyle w:val="Style29"/>
         <w:pBdr/>
         <w:shd w:fill="F4F4F4" w:val="clear"/>
         <w:bidi w:val="0"/>
@@ -8579,7 +8639,7 @@
     </w:p>
     <w:p>
       <w:pPr>
-        <w:pStyle w:val="Style30"/>
+        <w:pStyle w:val="Style29"/>
         <w:pBdr/>
         <w:shd w:fill="F4F4F4" w:val="clear"/>
         <w:bidi w:val="0"/>
@@ -8589,14 +8649,14 @@
       </w:pPr>
       <w:r>
         <w:rPr>
-          <w:rStyle w:val="Style14"/>
+          <w:rStyle w:val="Style13"/>
         </w:rPr>
         <w:t># классификатор — один раз, затем перезапустить сервер</w:t>
       </w:r>
     </w:p>
     <w:p>
       <w:pPr>
-        <w:pStyle w:val="Style30"/>
+        <w:pStyle w:val="Style29"/>
         <w:pBdr/>
         <w:shd w:fill="F4F4F4" w:val="clear"/>
         <w:bidi w:val="0"/>
@@ -8606,14 +8666,14 @@
       </w:pPr>
       <w:r>
         <w:rPr>
-          <w:rStyle w:val="Style14"/>
+          <w:rStyle w:val="Style13"/>
         </w:rPr>
         <w:t>cargo run --release --bin import_classifier -- \</w:t>
       </w:r>
     </w:p>
     <w:p>
       <w:pPr>
-        <w:pStyle w:val="Style30"/>
+        <w:pStyle w:val="Style29"/>
         <w:pBdr/>
         <w:shd w:fill="F4F4F4" w:val="clear"/>
         <w:bidi w:val="0"/>
@@ -8623,20 +8683,20 @@
       </w:pPr>
       <w:r>
         <w:rPr>
-          <w:rStyle w:val="Style14"/>
+          <w:rStyle w:val="Style13"/>
         </w:rPr>
         <w:t xml:space="preserve">  </w:t>
       </w:r>
       <w:r>
         <w:rPr>
-          <w:rStyle w:val="Style14"/>
+          <w:rStyle w:val="Style13"/>
         </w:rPr>
         <w:t>../task/Классификатор_происшествий_v_046_24*.xlsx "v046_24"</w:t>
       </w:r>
     </w:p>
     <w:p>
       <w:pPr>
-        <w:pStyle w:val="Style30"/>
+        <w:pStyle w:val="Style29"/>
         <w:pBdr/>
         <w:shd w:fill="F4F4F4" w:val="clear"/>
         <w:bidi w:val="0"/>
@@ -8650,7 +8710,7 @@
     </w:p>
     <w:p>
       <w:pPr>
-        <w:pStyle w:val="Style30"/>
+        <w:pStyle w:val="Style29"/>
         <w:pBdr/>
         <w:shd w:fill="F4F4F4" w:val="clear"/>
         <w:bidi w:val="0"/>
@@ -8660,29 +8720,29 @@
       </w:pPr>
       <w:r>
         <w:rPr>
-          <w:rStyle w:val="Style14"/>
+          <w:rStyle w:val="Style13"/>
         </w:rPr>
         <w:t># клиент: сборка в apps/react/dist или dev-сервер на :5173</w:t>
       </w:r>
     </w:p>
     <w:p>
       <w:pPr>
-        <w:pStyle w:val="Style30"/>
-        <w:bidi w:val="0"/>
-        <w:spacing w:before="0" w:after="283"/>
-        <w:jc w:val="left"/>
-        <w:rPr/>
-      </w:pPr>
-      <w:r>
-        <w:rPr>
-          <w:rStyle w:val="Style14"/>
+        <w:pStyle w:val="Style29"/>
+        <w:bidi w:val="0"/>
+        <w:spacing w:before="0" w:after="283"/>
+        <w:jc w:val="left"/>
+        <w:rPr/>
+      </w:pPr>
+      <w:r>
+        <w:rPr>
+          <w:rStyle w:val="Style13"/>
         </w:rPr>
         <w:t>cd frontend &amp;&amp; npm run install:all &amp;&amp; npm run build   # или npm run dev</w:t>
       </w:r>
     </w:p>
     <w:p>
       <w:pPr>
-        <w:pStyle w:val="Style28"/>
+        <w:pStyle w:val="Style27"/>
         <w:bidi w:val="0"/>
         <w:spacing w:before="0" w:after="283"/>
         <w:jc w:val="left"/>
@@ -8694,7 +8754,7 @@
       </w:r>
       <w:r>
         <w:rPr>
-          <w:rStyle w:val="Style14"/>
+          <w:rStyle w:val="Style13"/>
         </w:rPr>
         <w:t>admin</w:t>
       </w:r>
@@ -8704,7 +8764,7 @@
       </w:r>
       <w:r>
         <w:rPr>
-          <w:rStyle w:val="Style14"/>
+          <w:rStyle w:val="Style13"/>
         </w:rPr>
         <w:t>teacher1</w:t>
       </w:r>
@@ -8714,7 +8774,7 @@
       </w:r>
       <w:r>
         <w:rPr>
-          <w:rStyle w:val="Style14"/>
+          <w:rStyle w:val="Style13"/>
         </w:rPr>
         <w:t>op01</w:t>
       </w:r>
@@ -8724,7 +8784,7 @@
       </w:r>
       <w:r>
         <w:rPr>
-          <w:rStyle w:val="Style14"/>
+          <w:rStyle w:val="Style13"/>
         </w:rPr>
         <w:t>op10</w:t>
       </w:r>
@@ -8734,7 +8794,7 @@
       </w:r>
       <w:r>
         <w:rPr>
-          <w:rStyle w:val="Style14"/>
+          <w:rStyle w:val="Style13"/>
         </w:rPr>
         <w:t>dds01</w:t>
       </w:r>
@@ -8744,7 +8804,7 @@
       </w:r>
       <w:r>
         <w:rPr>
-          <w:rStyle w:val="Style14"/>
+          <w:rStyle w:val="Style13"/>
         </w:rPr>
         <w:t>dds10</w:t>
       </w:r>
@@ -8754,7 +8814,7 @@
       </w:r>
       <w:r>
         <w:rPr>
-          <w:rStyle w:val="Style14"/>
+          <w:rStyle w:val="Style13"/>
         </w:rPr>
         <w:t>arm112</w:t>
       </w:r>
@@ -8764,7 +8824,7 @@
       </w:r>
       <w:r>
         <w:rPr>
-          <w:rStyle w:val="Style14"/>
+          <w:rStyle w:val="Style13"/>
         </w:rPr>
         <w:t>deploy/seed/залить.py</w:t>
       </w:r>
@@ -8780,6 +8840,8 @@
         <w:jc w:val="left"/>
         <w:rPr/>
       </w:pPr>
+      <w:bookmarkStart w:id="30" w:name="73"/>
+      <w:bookmarkEnd w:id="30"/>
       <w:r>
         <w:rPr/>
         <w:t>7.3. Сервер модели</w:t>
@@ -8787,7 +8849,7 @@
     </w:p>
     <w:p>
       <w:pPr>
-        <w:pStyle w:val="Style30"/>
+        <w:pStyle w:val="Style29"/>
         <w:pBdr/>
         <w:shd w:fill="F4F4F4" w:val="clear"/>
         <w:bidi w:val="0"/>
@@ -8797,14 +8859,14 @@
       </w:pPr>
       <w:r>
         <w:rPr>
-          <w:rStyle w:val="Style14"/>
+          <w:rStyle w:val="Style13"/>
         </w:rPr>
         <w:t>llama-server -m GigaChat3.1-10B-A1.8B-q4_K_M.gguf \</w:t>
       </w:r>
     </w:p>
     <w:p>
       <w:pPr>
-        <w:pStyle w:val="Style30"/>
+        <w:pStyle w:val="Style29"/>
         <w:pBdr/>
         <w:shd w:fill="F4F4F4" w:val="clear"/>
         <w:bidi w:val="0"/>
@@ -8814,41 +8876,41 @@
       </w:pPr>
       <w:r>
         <w:rPr>
-          <w:rStyle w:val="Style14"/>
+          <w:rStyle w:val="Style13"/>
         </w:rPr>
         <w:t xml:space="preserve">  </w:t>
       </w:r>
       <w:r>
         <w:rPr>
-          <w:rStyle w:val="Style14"/>
+          <w:rStyle w:val="Style13"/>
         </w:rPr>
         <w:t>--host 127.0.0.1 --port 8090 -t 6 -c 8192 \</w:t>
       </w:r>
     </w:p>
     <w:p>
       <w:pPr>
-        <w:pStyle w:val="Style30"/>
-        <w:bidi w:val="0"/>
-        <w:spacing w:before="0" w:after="283"/>
-        <w:jc w:val="left"/>
-        <w:rPr/>
-      </w:pPr>
-      <w:r>
-        <w:rPr>
-          <w:rStyle w:val="Style14"/>
+        <w:pStyle w:val="Style29"/>
+        <w:bidi w:val="0"/>
+        <w:spacing w:before="0" w:after="283"/>
+        <w:jc w:val="left"/>
+        <w:rPr/>
+      </w:pPr>
+      <w:r>
+        <w:rPr>
+          <w:rStyle w:val="Style13"/>
         </w:rPr>
         <w:t xml:space="preserve">  </w:t>
       </w:r>
       <w:r>
         <w:rPr>
-          <w:rStyle w:val="Style14"/>
+          <w:rStyle w:val="Style13"/>
         </w:rPr>
         <w:t>--spec-type draft-mtp --spec-draft-n-max 1</w:t>
       </w:r>
     </w:p>
     <w:p>
       <w:pPr>
-        <w:pStyle w:val="Style28"/>
+        <w:pStyle w:val="Style27"/>
         <w:bidi w:val="0"/>
         <w:spacing w:before="0" w:after="283"/>
         <w:jc w:val="left"/>
@@ -8860,7 +8922,7 @@
       </w:r>
       <w:r>
         <w:rPr>
-          <w:rStyle w:val="Style14"/>
+          <w:rStyle w:val="Style13"/>
         </w:rPr>
         <w:t>backend/docs/MODEL-SERVER.md</w:t>
       </w:r>
@@ -8876,6 +8938,8 @@
         <w:jc w:val="left"/>
         <w:rPr/>
       </w:pPr>
+      <w:bookmarkStart w:id="31" w:name="74"/>
+      <w:bookmarkEnd w:id="31"/>
       <w:r>
         <w:rPr/>
         <w:t>7.4. Серверы голоса и сверки</w:t>
@@ -8883,7 +8947,7 @@
     </w:p>
     <w:p>
       <w:pPr>
-        <w:pStyle w:val="Style28"/>
+        <w:pStyle w:val="Style27"/>
         <w:bidi w:val="0"/>
         <w:spacing w:before="0" w:after="283"/>
         <w:jc w:val="left"/>
@@ -8896,7 +8960,7 @@
     </w:p>
     <w:p>
       <w:pPr>
-        <w:pStyle w:val="Style30"/>
+        <w:pStyle w:val="Style29"/>
         <w:pBdr/>
         <w:shd w:fill="F4F4F4" w:val="clear"/>
         <w:bidi w:val="0"/>
@@ -8906,14 +8970,14 @@
       </w:pPr>
       <w:r>
         <w:rPr>
-          <w:rStyle w:val="Style14"/>
+          <w:rStyle w:val="Style13"/>
         </w:rPr>
         <w:t># голос: веса istupakov/gigaam-v3-onnx и TeraSpace/TeraTTSv2</w:t>
       </w:r>
     </w:p>
     <w:p>
       <w:pPr>
-        <w:pStyle w:val="Style30"/>
+        <w:pStyle w:val="Style29"/>
         <w:pBdr/>
         <w:shd w:fill="F4F4F4" w:val="clear"/>
         <w:bidi w:val="0"/>
@@ -8923,14 +8987,14 @@
       </w:pPr>
       <w:r>
         <w:rPr>
-          <w:rStyle w:val="Style14"/>
+          <w:rStyle w:val="Style13"/>
         </w:rPr>
         <w:t>python3 -m venv .venv-voice &amp;&amp; .venv-voice/bin/pip install -r voice/requirements.txt</w:t>
       </w:r>
     </w:p>
     <w:p>
       <w:pPr>
-        <w:pStyle w:val="Style30"/>
+        <w:pStyle w:val="Style29"/>
         <w:pBdr/>
         <w:shd w:fill="F4F4F4" w:val="clear"/>
         <w:bidi w:val="0"/>
@@ -8940,14 +9004,14 @@
       </w:pPr>
       <w:r>
         <w:rPr>
-          <w:rStyle w:val="Style14"/>
+          <w:rStyle w:val="Style13"/>
         </w:rPr>
         <w:t>cd voice &amp;&amp; VOICE_MODELS_DIR=/путь/к/голосу VOICE_THREADS=4 \</w:t>
       </w:r>
     </w:p>
     <w:p>
       <w:pPr>
-        <w:pStyle w:val="Style30"/>
+        <w:pStyle w:val="Style29"/>
         <w:pBdr/>
         <w:shd w:fill="F4F4F4" w:val="clear"/>
         <w:bidi w:val="0"/>
@@ -8957,20 +9021,20 @@
       </w:pPr>
       <w:r>
         <w:rPr>
-          <w:rStyle w:val="Style14"/>
+          <w:rStyle w:val="Style13"/>
         </w:rPr>
         <w:t xml:space="preserve">  </w:t>
       </w:r>
       <w:r>
         <w:rPr>
-          <w:rStyle w:val="Style14"/>
+          <w:rStyle w:val="Style13"/>
         </w:rPr>
         <w:t>../.venv-voice/bin/uvicorn server:app --host 127.0.0.1 --port 8091</w:t>
       </w:r>
     </w:p>
     <w:p>
       <w:pPr>
-        <w:pStyle w:val="Style30"/>
+        <w:pStyle w:val="Style29"/>
         <w:pBdr/>
         <w:shd w:fill="F4F4F4" w:val="clear"/>
         <w:bidi w:val="0"/>
@@ -8984,7 +9048,7 @@
     </w:p>
     <w:p>
       <w:pPr>
-        <w:pStyle w:val="Style30"/>
+        <w:pStyle w:val="Style29"/>
         <w:pBdr/>
         <w:shd w:fill="F4F4F4" w:val="clear"/>
         <w:bidi w:val="0"/>
@@ -8994,14 +9058,14 @@
       </w:pPr>
       <w:r>
         <w:rPr>
-          <w:rStyle w:val="Style14"/>
+          <w:rStyle w:val="Style13"/>
         </w:rPr>
         <w:t># сверка: чекпоинт AlexWortega/openjev, qwen3.5-2b-nli-v5</w:t>
       </w:r>
     </w:p>
     <w:p>
       <w:pPr>
-        <w:pStyle w:val="Style30"/>
+        <w:pStyle w:val="Style29"/>
         <w:pBdr/>
         <w:shd w:fill="F4F4F4" w:val="clear"/>
         <w:bidi w:val="0"/>
@@ -9011,14 +9075,14 @@
       </w:pPr>
       <w:r>
         <w:rPr>
-          <w:rStyle w:val="Style14"/>
+          <w:rStyle w:val="Style13"/>
         </w:rPr>
         <w:t>python3 -m venv .venv-nli</w:t>
       </w:r>
     </w:p>
     <w:p>
       <w:pPr>
-        <w:pStyle w:val="Style30"/>
+        <w:pStyle w:val="Style29"/>
         <w:pBdr/>
         <w:shd w:fill="F4F4F4" w:val="clear"/>
         <w:bidi w:val="0"/>
@@ -9028,14 +9092,14 @@
       </w:pPr>
       <w:r>
         <w:rPr>
-          <w:rStyle w:val="Style14"/>
+          <w:rStyle w:val="Style13"/>
         </w:rPr>
         <w:t>.venv-nli/bin/pip install torch --index-url https://download.pytorch.org/whl/cpu</w:t>
       </w:r>
     </w:p>
     <w:p>
       <w:pPr>
-        <w:pStyle w:val="Style30"/>
+        <w:pStyle w:val="Style29"/>
         <w:pBdr/>
         <w:shd w:fill="F4F4F4" w:val="clear"/>
         <w:bidi w:val="0"/>
@@ -9045,14 +9109,14 @@
       </w:pPr>
       <w:r>
         <w:rPr>
-          <w:rStyle w:val="Style14"/>
+          <w:rStyle w:val="Style13"/>
         </w:rPr>
         <w:t>.venv-nli/bin/pip install -r nli/requirements.txt</w:t>
       </w:r>
     </w:p>
     <w:p>
       <w:pPr>
-        <w:pStyle w:val="Style30"/>
+        <w:pStyle w:val="Style29"/>
         <w:pBdr/>
         <w:shd w:fill="F4F4F4" w:val="clear"/>
         <w:bidi w:val="0"/>
@@ -9062,28 +9126,28 @@
       </w:pPr>
       <w:r>
         <w:rPr>
-          <w:rStyle w:val="Style14"/>
+          <w:rStyle w:val="Style13"/>
         </w:rPr>
         <w:t>cd nli &amp;&amp; NLI_MODEL_DIR=/путь/к/qwen3.5-2b-nli-v5 NLI_THREADS=6 \</w:t>
       </w:r>
     </w:p>
     <w:p>
       <w:pPr>
-        <w:pStyle w:val="Style30"/>
-        <w:bidi w:val="0"/>
-        <w:spacing w:before="0" w:after="283"/>
-        <w:jc w:val="left"/>
-        <w:rPr/>
-      </w:pPr>
-      <w:r>
-        <w:rPr>
-          <w:rStyle w:val="Style14"/>
+        <w:pStyle w:val="Style29"/>
+        <w:bidi w:val="0"/>
+        <w:spacing w:before="0" w:after="283"/>
+        <w:jc w:val="left"/>
+        <w:rPr/>
+      </w:pPr>
+      <w:r>
+        <w:rPr>
+          <w:rStyle w:val="Style13"/>
         </w:rPr>
         <w:t xml:space="preserve">  </w:t>
       </w:r>
       <w:r>
         <w:rPr>
-          <w:rStyle w:val="Style14"/>
+          <w:rStyle w:val="Style13"/>
         </w:rPr>
         <w:t>../.venv-nli/bin/uvicorn server:app --host 127.0.0.1 --port 8093</w:t>
       </w:r>
@@ -9095,6 +9159,8 @@
         <w:jc w:val="left"/>
         <w:rPr/>
       </w:pPr>
+      <w:bookmarkStart w:id="32" w:name="75"/>
+      <w:bookmarkEnd w:id="32"/>
       <w:r>
         <w:rPr/>
         <w:t>7.5. Переменные окружения</w:t>
@@ -9129,7 +9195,7 @@
           </w:tcPr>
           <w:p>
             <w:pPr>
-              <w:pStyle w:val="Style31"/>
+              <w:pStyle w:val="Style30"/>
               <w:suppressLineNumbers/>
               <w:shd w:fill="EEEEEE" w:val="clear"/>
               <w:bidi w:val="0"/>
@@ -9151,7 +9217,7 @@
           </w:tcPr>
           <w:p>
             <w:pPr>
-              <w:pStyle w:val="Style31"/>
+              <w:pStyle w:val="Style30"/>
               <w:suppressLineNumbers/>
               <w:shd w:fill="EEEEEE" w:val="clear"/>
               <w:bidi w:val="0"/>
@@ -9176,7 +9242,7 @@
           </w:tcPr>
           <w:p>
             <w:pPr>
-              <w:pStyle w:val="Style21"/>
+              <w:pStyle w:val="Style20"/>
               <w:bidi w:val="0"/>
               <w:spacing w:before="0" w:after="283"/>
               <w:jc w:val="left"/>
@@ -9184,7 +9250,7 @@
             </w:pPr>
             <w:r>
               <w:rPr>
-                <w:rStyle w:val="Style14"/>
+                <w:rStyle w:val="Style13"/>
               </w:rPr>
               <w:t>DATABASE_URL</w:t>
             </w:r>
@@ -9198,7 +9264,7 @@
           </w:tcPr>
           <w:p>
             <w:pPr>
-              <w:pStyle w:val="Style21"/>
+              <w:pStyle w:val="Style20"/>
               <w:bidi w:val="0"/>
               <w:spacing w:before="0" w:after="283"/>
               <w:jc w:val="left"/>
@@ -9221,7 +9287,7 @@
           </w:tcPr>
           <w:p>
             <w:pPr>
-              <w:pStyle w:val="Style21"/>
+              <w:pStyle w:val="Style20"/>
               <w:bidi w:val="0"/>
               <w:spacing w:before="0" w:after="283"/>
               <w:jc w:val="left"/>
@@ -9229,7 +9295,7 @@
             </w:pPr>
             <w:r>
               <w:rPr>
-                <w:rStyle w:val="Style14"/>
+                <w:rStyle w:val="Style13"/>
               </w:rPr>
               <w:t>TEST_DATABASE_URL</w:t>
             </w:r>
@@ -9243,7 +9309,7 @@
           </w:tcPr>
           <w:p>
             <w:pPr>
-              <w:pStyle w:val="Style21"/>
+              <w:pStyle w:val="Style20"/>
               <w:bidi w:val="0"/>
               <w:spacing w:before="0" w:after="283"/>
               <w:jc w:val="left"/>
@@ -9266,7 +9332,7 @@
           </w:tcPr>
           <w:p>
             <w:pPr>
-              <w:pStyle w:val="Style21"/>
+              <w:pStyle w:val="Style20"/>
               <w:bidi w:val="0"/>
               <w:spacing w:before="0" w:after="283"/>
               <w:jc w:val="left"/>
@@ -9274,7 +9340,7 @@
             </w:pPr>
             <w:r>
               <w:rPr>
-                <w:rStyle w:val="Style14"/>
+                <w:rStyle w:val="Style13"/>
               </w:rPr>
               <w:t>ML_PROVIDER</w:t>
             </w:r>
@@ -9288,7 +9354,7 @@
           </w:tcPr>
           <w:p>
             <w:pPr>
-              <w:pStyle w:val="Style21"/>
+              <w:pStyle w:val="Style20"/>
               <w:bidi w:val="0"/>
               <w:spacing w:before="0" w:after="283"/>
               <w:jc w:val="left"/>
@@ -9296,7 +9362,7 @@
             </w:pPr>
             <w:r>
               <w:rPr>
-                <w:rStyle w:val="Style14"/>
+                <w:rStyle w:val="Style13"/>
               </w:rPr>
               <w:t>http</w:t>
             </w:r>
@@ -9306,7 +9372,7 @@
             </w:r>
             <w:r>
               <w:rPr>
-                <w:rStyle w:val="Style14"/>
+                <w:rStyle w:val="Style13"/>
               </w:rPr>
               <w:t>mock</w:t>
             </w:r>
@@ -9327,7 +9393,7 @@
           </w:tcPr>
           <w:p>
             <w:pPr>
-              <w:pStyle w:val="Style21"/>
+              <w:pStyle w:val="Style20"/>
               <w:bidi w:val="0"/>
               <w:spacing w:before="0" w:after="283"/>
               <w:jc w:val="left"/>
@@ -9335,7 +9401,7 @@
             </w:pPr>
             <w:r>
               <w:rPr>
-                <w:rStyle w:val="Style14"/>
+                <w:rStyle w:val="Style13"/>
               </w:rPr>
               <w:t>ML_BASE_URL</w:t>
             </w:r>
@@ -9349,7 +9415,7 @@
           </w:tcPr>
           <w:p>
             <w:pPr>
-              <w:pStyle w:val="Style21"/>
+              <w:pStyle w:val="Style20"/>
               <w:bidi w:val="0"/>
               <w:spacing w:before="0" w:after="283"/>
               <w:jc w:val="left"/>
@@ -9372,7 +9438,7 @@
           </w:tcPr>
           <w:p>
             <w:pPr>
-              <w:pStyle w:val="Style21"/>
+              <w:pStyle w:val="Style20"/>
               <w:bidi w:val="0"/>
               <w:spacing w:before="0" w:after="283"/>
               <w:jc w:val="left"/>
@@ -9380,7 +9446,7 @@
             </w:pPr>
             <w:r>
               <w:rPr>
-                <w:rStyle w:val="Style14"/>
+                <w:rStyle w:val="Style13"/>
               </w:rPr>
               <w:t>VOICE_BASE_URL</w:t>
             </w:r>
@@ -9394,7 +9460,7 @@
           </w:tcPr>
           <w:p>
             <w:pPr>
-              <w:pStyle w:val="Style21"/>
+              <w:pStyle w:val="Style20"/>
               <w:bidi w:val="0"/>
               <w:spacing w:before="0" w:after="283"/>
               <w:jc w:val="left"/>
@@ -9417,7 +9483,7 @@
           </w:tcPr>
           <w:p>
             <w:pPr>
-              <w:pStyle w:val="Style21"/>
+              <w:pStyle w:val="Style20"/>
               <w:bidi w:val="0"/>
               <w:spacing w:before="0" w:after="283"/>
               <w:jc w:val="left"/>
@@ -9425,7 +9491,7 @@
             </w:pPr>
             <w:r>
               <w:rPr>
-                <w:rStyle w:val="Style14"/>
+                <w:rStyle w:val="Style13"/>
               </w:rPr>
               <w:t>VOICE_MODELS_DIR</w:t>
             </w:r>
@@ -9435,7 +9501,7 @@
             </w:r>
             <w:r>
               <w:rPr>
-                <w:rStyle w:val="Style14"/>
+                <w:rStyle w:val="Style13"/>
               </w:rPr>
               <w:t>VOICE_THREADS</w:t>
             </w:r>
@@ -9445,7 +9511,7 @@
             </w:r>
             <w:r>
               <w:rPr>
-                <w:rStyle w:val="Style14"/>
+                <w:rStyle w:val="Style13"/>
               </w:rPr>
               <w:t>VOICE_STYLES</w:t>
             </w:r>
@@ -9459,7 +9525,7 @@
           </w:tcPr>
           <w:p>
             <w:pPr>
-              <w:pStyle w:val="Style21"/>
+              <w:pStyle w:val="Style20"/>
               <w:bidi w:val="0"/>
               <w:spacing w:before="0" w:after="283"/>
               <w:jc w:val="left"/>
@@ -9482,7 +9548,7 @@
           </w:tcPr>
           <w:p>
             <w:pPr>
-              <w:pStyle w:val="Style21"/>
+              <w:pStyle w:val="Style20"/>
               <w:bidi w:val="0"/>
               <w:spacing w:before="0" w:after="283"/>
               <w:jc w:val="left"/>
@@ -9490,7 +9556,7 @@
             </w:pPr>
             <w:r>
               <w:rPr>
-                <w:rStyle w:val="Style14"/>
+                <w:rStyle w:val="Style13"/>
               </w:rPr>
               <w:t>NLI_BASE_URL</w:t>
             </w:r>
@@ -9504,7 +9570,7 @@
           </w:tcPr>
           <w:p>
             <w:pPr>
-              <w:pStyle w:val="Style21"/>
+              <w:pStyle w:val="Style20"/>
               <w:bidi w:val="0"/>
               <w:spacing w:before="0" w:after="283"/>
               <w:jc w:val="left"/>
@@ -9527,7 +9593,7 @@
           </w:tcPr>
           <w:p>
             <w:pPr>
-              <w:pStyle w:val="Style21"/>
+              <w:pStyle w:val="Style20"/>
               <w:bidi w:val="0"/>
               <w:spacing w:before="0" w:after="283"/>
               <w:jc w:val="left"/>
@@ -9535,7 +9601,7 @@
             </w:pPr>
             <w:r>
               <w:rPr>
-                <w:rStyle w:val="Style14"/>
+                <w:rStyle w:val="Style13"/>
               </w:rPr>
               <w:t>NLI_MODEL_DIR</w:t>
             </w:r>
@@ -9545,7 +9611,7 @@
             </w:r>
             <w:r>
               <w:rPr>
-                <w:rStyle w:val="Style14"/>
+                <w:rStyle w:val="Style13"/>
               </w:rPr>
               <w:t>NLI_THREADS</w:t>
             </w:r>
@@ -9559,7 +9625,7 @@
           </w:tcPr>
           <w:p>
             <w:pPr>
-              <w:pStyle w:val="Style21"/>
+              <w:pStyle w:val="Style20"/>
               <w:bidi w:val="0"/>
               <w:spacing w:before="0" w:after="283"/>
               <w:jc w:val="left"/>
@@ -9575,7 +9641,7 @@
     </w:tbl>
     <w:p>
       <w:pPr>
-        <w:pStyle w:val="Style28"/>
+        <w:pStyle w:val="Style27"/>
         <w:bidi w:val="0"/>
         <w:spacing w:before="0" w:after="283"/>
         <w:jc w:val="left"/>
@@ -9587,7 +9653,7 @@
       </w:r>
       <w:r>
         <w:rPr>
-          <w:rStyle w:val="Style14"/>
+          <w:rStyle w:val="Style13"/>
         </w:rPr>
         <w:t>PATCH /api/settings/{key}</w:t>
       </w:r>
@@ -9598,7 +9664,7 @@
     </w:p>
     <w:p>
       <w:pPr>
-        <w:pStyle w:val="Style19"/>
+        <w:pStyle w:val="Style18"/>
         <w:pBdr>
           <w:bottom w:val="double" w:sz="2" w:space="0" w:color="808080"/>
         </w:pBdr>
@@ -9618,6 +9684,8 @@
         <w:jc w:val="left"/>
         <w:rPr/>
       </w:pPr>
+      <w:bookmarkStart w:id="33" w:name="8-api"/>
+      <w:bookmarkEnd w:id="33"/>
       <w:r>
         <w:rPr/>
         <w:t>8. API и интеграция</w:t>
@@ -9625,7 +9693,7 @@
     </w:p>
     <w:p>
       <w:pPr>
-        <w:pStyle w:val="Style28"/>
+        <w:pStyle w:val="Style27"/>
         <w:bidi w:val="0"/>
         <w:spacing w:before="0" w:after="283"/>
         <w:jc w:val="left"/>
@@ -9637,7 +9705,7 @@
       </w:r>
       <w:r>
         <w:rPr>
-          <w:rStyle w:val="Style14"/>
+          <w:rStyle w:val="Style13"/>
         </w:rPr>
         <w:t>http://&lt;стенд&gt;/api/docs</w:t>
       </w:r>
@@ -9675,7 +9743,7 @@
           </w:tcPr>
           <w:p>
             <w:pPr>
-              <w:pStyle w:val="Style31"/>
+              <w:pStyle w:val="Style30"/>
               <w:suppressLineNumbers/>
               <w:shd w:fill="EEEEEE" w:val="clear"/>
               <w:bidi w:val="0"/>
@@ -9697,7 +9765,7 @@
           </w:tcPr>
           <w:p>
             <w:pPr>
-              <w:pStyle w:val="Style31"/>
+              <w:pStyle w:val="Style30"/>
               <w:suppressLineNumbers/>
               <w:shd w:fill="EEEEEE" w:val="clear"/>
               <w:bidi w:val="0"/>
@@ -9722,7 +9790,7 @@
           </w:tcPr>
           <w:p>
             <w:pPr>
-              <w:pStyle w:val="Style21"/>
+              <w:pStyle w:val="Style20"/>
               <w:bidi w:val="0"/>
               <w:spacing w:before="0" w:after="283"/>
               <w:jc w:val="left"/>
@@ -9730,7 +9798,7 @@
             </w:pPr>
             <w:r>
               <w:rPr>
-                <w:rStyle w:val="Style14"/>
+                <w:rStyle w:val="Style13"/>
               </w:rPr>
               <w:t>GET /api/me/work?section=training\|exam\|blitz</w:t>
             </w:r>
@@ -9744,7 +9812,7 @@
           </w:tcPr>
           <w:p>
             <w:pPr>
-              <w:pStyle w:val="Style21"/>
+              <w:pStyle w:val="Style20"/>
               <w:bidi w:val="0"/>
               <w:spacing w:before="0" w:after="283"/>
               <w:jc w:val="left"/>
@@ -9767,7 +9835,7 @@
           </w:tcPr>
           <w:p>
             <w:pPr>
-              <w:pStyle w:val="Style21"/>
+              <w:pStyle w:val="Style20"/>
               <w:bidi w:val="0"/>
               <w:spacing w:before="0" w:after="283"/>
               <w:jc w:val="left"/>
@@ -9775,7 +9843,7 @@
             </w:pPr>
             <w:r>
               <w:rPr>
-                <w:rStyle w:val="Style14"/>
+                <w:rStyle w:val="Style13"/>
               </w:rPr>
               <w:t>POST /api/sessions/{id}/ask-free</w:t>
             </w:r>
@@ -9789,7 +9857,7 @@
           </w:tcPr>
           <w:p>
             <w:pPr>
-              <w:pStyle w:val="Style21"/>
+              <w:pStyle w:val="Style20"/>
               <w:bidi w:val="0"/>
               <w:spacing w:before="0" w:after="283"/>
               <w:jc w:val="left"/>
@@ -9812,7 +9880,7 @@
           </w:tcPr>
           <w:p>
             <w:pPr>
-              <w:pStyle w:val="Style21"/>
+              <w:pStyle w:val="Style20"/>
               <w:bidi w:val="0"/>
               <w:spacing w:before="0" w:after="283"/>
               <w:jc w:val="left"/>
@@ -9820,7 +9888,7 @@
             </w:pPr>
             <w:r>
               <w:rPr>
-                <w:rStyle w:val="Style14"/>
+                <w:rStyle w:val="Style13"/>
               </w:rPr>
               <w:t>POST /api/voice/asr</w:t>
             </w:r>
@@ -9830,7 +9898,7 @@
             </w:r>
             <w:r>
               <w:rPr>
-                <w:rStyle w:val="Style14"/>
+                <w:rStyle w:val="Style13"/>
               </w:rPr>
               <w:t>POST /api/voice/tts</w:t>
             </w:r>
@@ -9840,7 +9908,7 @@
             </w:r>
             <w:r>
               <w:rPr>
-                <w:rStyle w:val="Style14"/>
+                <w:rStyle w:val="Style13"/>
               </w:rPr>
               <w:t>GET /api/voice/status</w:t>
             </w:r>
@@ -9854,7 +9922,7 @@
           </w:tcPr>
           <w:p>
             <w:pPr>
-              <w:pStyle w:val="Style21"/>
+              <w:pStyle w:val="Style20"/>
               <w:bidi w:val="0"/>
               <w:spacing w:before="0" w:after="283"/>
               <w:jc w:val="left"/>
@@ -9877,7 +9945,7 @@
           </w:tcPr>
           <w:p>
             <w:pPr>
-              <w:pStyle w:val="Style21"/>
+              <w:pStyle w:val="Style20"/>
               <w:bidi w:val="0"/>
               <w:spacing w:before="0" w:after="283"/>
               <w:jc w:val="left"/>
@@ -9885,7 +9953,7 @@
             </w:pPr>
             <w:r>
               <w:rPr>
-                <w:rStyle w:val="Style14"/>
+                <w:rStyle w:val="Style13"/>
               </w:rPr>
               <w:t>GET /api/lessons/{id}/monitor</w:t>
             </w:r>
@@ -9895,7 +9963,7 @@
             </w:r>
             <w:r>
               <w:rPr>
-                <w:rStyle w:val="Style14"/>
+                <w:rStyle w:val="Style13"/>
               </w:rPr>
               <w:t>…/protocol</w:t>
             </w:r>
@@ -9909,7 +9977,7 @@
           </w:tcPr>
           <w:p>
             <w:pPr>
-              <w:pStyle w:val="Style21"/>
+              <w:pStyle w:val="Style20"/>
               <w:bidi w:val="0"/>
               <w:spacing w:before="0" w:after="283"/>
               <w:jc w:val="left"/>
@@ -9932,7 +10000,7 @@
           </w:tcPr>
           <w:p>
             <w:pPr>
-              <w:pStyle w:val="Style21"/>
+              <w:pStyle w:val="Style20"/>
               <w:bidi w:val="0"/>
               <w:spacing w:before="0" w:after="283"/>
               <w:jc w:val="left"/>
@@ -9940,7 +10008,7 @@
             </w:pPr>
             <w:r>
               <w:rPr>
-                <w:rStyle w:val="Style14"/>
+                <w:rStyle w:val="Style13"/>
               </w:rPr>
               <w:t>GET /api/analytics/groups/{id}?duty=op112\|dds</w:t>
             </w:r>
@@ -9950,7 +10018,7 @@
             </w:r>
             <w:r>
               <w:rPr>
-                <w:rStyle w:val="Style14"/>
+                <w:rStyle w:val="Style13"/>
               </w:rPr>
               <w:t>…/students/{id}</w:t>
             </w:r>
@@ -9964,7 +10032,7 @@
           </w:tcPr>
           <w:p>
             <w:pPr>
-              <w:pStyle w:val="Style21"/>
+              <w:pStyle w:val="Style20"/>
               <w:bidi w:val="0"/>
               <w:spacing w:before="0" w:after="283"/>
               <w:jc w:val="left"/>
@@ -9987,7 +10055,7 @@
           </w:tcPr>
           <w:p>
             <w:pPr>
-              <w:pStyle w:val="Style21"/>
+              <w:pStyle w:val="Style20"/>
               <w:bidi w:val="0"/>
               <w:spacing w:before="0" w:after="283"/>
               <w:jc w:val="left"/>
@@ -9995,7 +10063,7 @@
             </w:pPr>
             <w:r>
               <w:rPr>
-                <w:rStyle w:val="Style14"/>
+                <w:rStyle w:val="Style13"/>
               </w:rPr>
               <w:t>POST /api/grading/weights/preview</w:t>
             </w:r>
@@ -10005,7 +10073,7 @@
             </w:r>
             <w:r>
               <w:rPr>
-                <w:rStyle w:val="Style14"/>
+                <w:rStyle w:val="Style13"/>
               </w:rPr>
               <w:t>PUT /api/grading/weights</w:t>
             </w:r>
@@ -10019,7 +10087,7 @@
           </w:tcPr>
           <w:p>
             <w:pPr>
-              <w:pStyle w:val="Style21"/>
+              <w:pStyle w:val="Style20"/>
               <w:bidi w:val="0"/>
               <w:spacing w:before="0" w:after="283"/>
               <w:jc w:val="left"/>
@@ -10042,7 +10110,7 @@
           </w:tcPr>
           <w:p>
             <w:pPr>
-              <w:pStyle w:val="Style21"/>
+              <w:pStyle w:val="Style20"/>
               <w:bidi w:val="0"/>
               <w:spacing w:before="0" w:after="283"/>
               <w:jc w:val="left"/>
@@ -10050,7 +10118,7 @@
             </w:pPr>
             <w:r>
               <w:rPr>
-                <w:rStyle w:val="Style14"/>
+                <w:rStyle w:val="Style13"/>
               </w:rPr>
               <w:t>PATCH /api/settings/{key}</w:t>
             </w:r>
@@ -10064,7 +10132,7 @@
           </w:tcPr>
           <w:p>
             <w:pPr>
-              <w:pStyle w:val="Style21"/>
+              <w:pStyle w:val="Style20"/>
               <w:bidi w:val="0"/>
               <w:spacing w:before="0" w:after="283"/>
               <w:jc w:val="left"/>
@@ -10087,7 +10155,7 @@
           </w:tcPr>
           <w:p>
             <w:pPr>
-              <w:pStyle w:val="Style21"/>
+              <w:pStyle w:val="Style20"/>
               <w:bidi w:val="0"/>
               <w:spacing w:before="0" w:after="283"/>
               <w:jc w:val="left"/>
@@ -10095,7 +10163,7 @@
             </w:pPr>
             <w:r>
               <w:rPr>
-                <w:rStyle w:val="Style14"/>
+                <w:rStyle w:val="Style13"/>
               </w:rPr>
               <w:t>GET /api/classifier/versions/{a}/diff/{b}</w:t>
             </w:r>
@@ -10105,7 +10173,7 @@
             </w:r>
             <w:r>
               <w:rPr>
-                <w:rStyle w:val="Style14"/>
+                <w:rStyle w:val="Style13"/>
               </w:rPr>
               <w:t>…/impact</w:t>
             </w:r>
@@ -10119,7 +10187,7 @@
           </w:tcPr>
           <w:p>
             <w:pPr>
-              <w:pStyle w:val="Style21"/>
+              <w:pStyle w:val="Style20"/>
               <w:bidi w:val="0"/>
               <w:spacing w:before="0" w:after="283"/>
               <w:jc w:val="left"/>
@@ -10135,7 +10203,7 @@
     </w:tbl>
     <w:p>
       <w:pPr>
-        <w:pStyle w:val="Style28"/>
+        <w:pStyle w:val="Style27"/>
         <w:bidi w:val="0"/>
         <w:spacing w:before="0" w:after="283"/>
         <w:jc w:val="left"/>
@@ -10147,7 +10215,7 @@
       </w:r>
       <w:r>
         <w:rPr>
-          <w:rStyle w:val="Style14"/>
+          <w:rStyle w:val="Style13"/>
         </w:rPr>
         <w:t>INTEGRATION.md</w:t>
       </w:r>
@@ -10157,7 +10225,7 @@
       </w:r>
       <w:r>
         <w:rPr>
-          <w:rStyle w:val="Style14"/>
+          <w:rStyle w:val="Style13"/>
         </w:rPr>
         <w:t>BACKEND.md</w:t>
       </w:r>
@@ -10168,7 +10236,7 @@
     </w:p>
     <w:p>
       <w:pPr>
-        <w:pStyle w:val="Style19"/>
+        <w:pStyle w:val="Style18"/>
         <w:pBdr>
           <w:bottom w:val="double" w:sz="2" w:space="0" w:color="808080"/>
         </w:pBdr>
@@ -10188,6 +10256,8 @@
         <w:jc w:val="left"/>
         <w:rPr/>
       </w:pPr>
+      <w:bookmarkStart w:id="34" w:name="9"/>
+      <w:bookmarkEnd w:id="34"/>
       <w:r>
         <w:rPr/>
         <w:t>9. Качество и проверки</w:t>
@@ -10195,7 +10265,7 @@
     </w:p>
     <w:p>
       <w:pPr>
-        <w:pStyle w:val="Style30"/>
+        <w:pStyle w:val="Style29"/>
         <w:pBdr/>
         <w:shd w:fill="F4F4F4" w:val="clear"/>
         <w:bidi w:val="0"/>
@@ -10205,14 +10275,14 @@
       </w:pPr>
       <w:r>
         <w:rPr>
-          <w:rStyle w:val="Style14"/>
+          <w:rStyle w:val="Style13"/>
         </w:rPr>
         <w:t>cd backend &amp;&amp; cargo test                             # 400 проверок</w:t>
       </w:r>
     </w:p>
     <w:p>
       <w:pPr>
-        <w:pStyle w:val="Style30"/>
+        <w:pStyle w:val="Style29"/>
         <w:pBdr/>
         <w:shd w:fill="F4F4F4" w:val="clear"/>
         <w:bidi w:val="0"/>
@@ -10222,14 +10292,14 @@
       </w:pPr>
       <w:r>
         <w:rPr>
-          <w:rStyle w:val="Style14"/>
+          <w:rStyle w:val="Style13"/>
         </w:rPr>
         <w:t>cd frontend/e2e &amp;&amp; npx playwright install chromium   # один раз</w:t>
       </w:r>
     </w:p>
     <w:p>
       <w:pPr>
-        <w:pStyle w:val="Style30"/>
+        <w:pStyle w:val="Style29"/>
         <w:pBdr/>
         <w:shd w:fill="F4F4F4" w:val="clear"/>
         <w:bidi w:val="0"/>
@@ -10239,29 +10309,29 @@
       </w:pPr>
       <w:r>
         <w:rPr>
-          <w:rStyle w:val="Style14"/>
+          <w:rStyle w:val="Style13"/>
         </w:rPr>
         <w:t>cd frontend &amp;&amp; npm test                              # 102 сценария в браузере</w:t>
       </w:r>
     </w:p>
     <w:p>
       <w:pPr>
-        <w:pStyle w:val="Style30"/>
-        <w:bidi w:val="0"/>
-        <w:spacing w:before="0" w:after="283"/>
-        <w:jc w:val="left"/>
-        <w:rPr/>
-      </w:pPr>
-      <w:r>
-        <w:rPr>
-          <w:rStyle w:val="Style14"/>
+        <w:pStyle w:val="Style29"/>
+        <w:bidi w:val="0"/>
+        <w:spacing w:before="0" w:after="283"/>
+        <w:jc w:val="left"/>
+        <w:rPr/>
+      </w:pPr>
+      <w:r>
+        <w:rPr>
+          <w:rStyle w:val="Style13"/>
         </w:rPr>
         <w:t>cd backend &amp;&amp; cargo test --test text_analysis -- --ignored --nocapture  # с настоящей моделью</w:t>
       </w:r>
     </w:p>
     <w:p>
       <w:pPr>
-        <w:pStyle w:val="Style28"/>
+        <w:pStyle w:val="Style27"/>
         <w:bidi w:val="0"/>
         <w:spacing w:before="0" w:after="283"/>
         <w:jc w:val="left"/>
@@ -10274,7 +10344,7 @@
     </w:p>
     <w:p>
       <w:pPr>
-        <w:pStyle w:val="Style28"/>
+        <w:pStyle w:val="Style27"/>
         <w:bidi w:val="0"/>
         <w:spacing w:before="0" w:after="283"/>
         <w:jc w:val="left"/>
@@ -10286,7 +10356,7 @@
       </w:r>
       <w:r>
         <w:rPr>
-          <w:rStyle w:val="Style14"/>
+          <w:rStyle w:val="Style13"/>
         </w:rPr>
         <w:t>PROVENANCE.md</w:t>
       </w:r>
@@ -10302,6 +10372,8 @@
         <w:jc w:val="left"/>
         <w:rPr/>
       </w:pPr>
+      <w:bookmarkStart w:id="35" w:name="_2"/>
+      <w:bookmarkEnd w:id="35"/>
       <w:r>
         <w:rPr/>
         <w:t>Библиотеки и лицензии</w:t>
@@ -10309,7 +10381,7 @@
     </w:p>
     <w:p>
       <w:pPr>
-        <w:pStyle w:val="Style28"/>
+        <w:pStyle w:val="Style27"/>
         <w:bidi w:val="0"/>
         <w:spacing w:before="0" w:after="283"/>
         <w:jc w:val="left"/>
@@ -10321,7 +10393,7 @@
       </w:r>
       <w:r>
         <w:rPr>
-          <w:rStyle w:val="Style14"/>
+          <w:rStyle w:val="Style13"/>
         </w:rPr>
         <w:t>backend/Cargo.lock</w:t>
       </w:r>
@@ -10331,7 +10403,7 @@
       </w:r>
       <w:r>
         <w:rPr>
-          <w:rStyle w:val="Style14"/>
+          <w:rStyle w:val="Style13"/>
         </w:rPr>
         <w:t>frontend/apps/react/package-lock.json</w:t>
       </w:r>
@@ -10342,7 +10414,7 @@
     </w:p>
     <w:p>
       <w:pPr>
-        <w:pStyle w:val="Style19"/>
+        <w:pStyle w:val="Style18"/>
         <w:pBdr>
           <w:bottom w:val="double" w:sz="2" w:space="0" w:color="808080"/>
         </w:pBdr>
@@ -10362,6 +10434,8 @@
         <w:jc w:val="left"/>
         <w:rPr/>
       </w:pPr>
+      <w:bookmarkStart w:id="36" w:name="10"/>
+      <w:bookmarkEnd w:id="36"/>
       <w:r>
         <w:rPr/>
         <w:t>10. Развитие</w:t>
@@ -10369,7 +10443,7 @@
     </w:p>
     <w:p>
       <w:pPr>
-        <w:pStyle w:val="Style28"/>
+        <w:pStyle w:val="Style27"/>
         <w:bidi w:val="0"/>
         <w:spacing w:before="0" w:after="283"/>
         <w:jc w:val="left"/>
@@ -10382,7 +10456,7 @@
     </w:p>
     <w:p>
       <w:pPr>
-        <w:pStyle w:val="Style28"/>
+        <w:pStyle w:val="Style27"/>
         <w:numPr>
           <w:ilvl w:val="0"/>
           <w:numId w:val="3"/>
@@ -10399,7 +10473,7 @@
       </w:pPr>
       <w:r>
         <w:rPr>
-          <w:rStyle w:val="Style15"/>
+          <w:rStyle w:val="Style14"/>
         </w:rPr>
         <w:t>Территориальные службы.</w:t>
       </w:r>
@@ -10410,7 +10484,7 @@
     </w:p>
     <w:p>
       <w:pPr>
-        <w:pStyle w:val="Style28"/>
+        <w:pStyle w:val="Style27"/>
         <w:numPr>
           <w:ilvl w:val="0"/>
           <w:numId w:val="3"/>
@@ -10427,7 +10501,7 @@
       </w:pPr>
       <w:r>
         <w:rPr>
-          <w:rStyle w:val="Style15"/>
+          <w:rStyle w:val="Style14"/>
         </w:rPr>
         <w:t>Дообучение по правкам преподавателя.</w:t>
       </w:r>
@@ -10438,7 +10512,7 @@
     </w:p>
     <w:p>
       <w:pPr>
-        <w:pStyle w:val="Style28"/>
+        <w:pStyle w:val="Style27"/>
         <w:numPr>
           <w:ilvl w:val="0"/>
           <w:numId w:val="3"/>
@@ -10455,7 +10529,7 @@
       </w:pPr>
       <w:r>
         <w:rPr>
-          <w:rStyle w:val="Style15"/>
+          <w:rStyle w:val="Style14"/>
         </w:rPr>
         <w:t>Анализ текста не сверен с экспертами на выборке.</w:t>
       </w:r>
@@ -10466,7 +10540,7 @@
     </w:p>
     <w:p>
       <w:pPr>
-        <w:pStyle w:val="Style28"/>
+        <w:pStyle w:val="Style27"/>
         <w:numPr>
           <w:ilvl w:val="0"/>
           <w:numId w:val="3"/>
@@ -10483,7 +10557,7 @@
       </w:pPr>
       <w:r>
         <w:rPr>
-          <w:rStyle w:val="Style15"/>
+          <w:rStyle w:val="Style14"/>
         </w:rPr>
         <w:t>Телефонии (SIP) нет</w:t>
       </w:r>
@@ -10494,7 +10568,7 @@
     </w:p>
     <w:p>
       <w:pPr>
-        <w:pStyle w:val="Style28"/>
+        <w:pStyle w:val="Style27"/>
         <w:numPr>
           <w:ilvl w:val="0"/>
           <w:numId w:val="3"/>
@@ -10511,7 +10585,7 @@
       </w:pPr>
       <w:r>
         <w:rPr>
-          <w:rStyle w:val="Style15"/>
+          <w:rStyle w:val="Style14"/>
         </w:rPr>
         <w:t>Сводка по группе на процессоре</w:t>
       </w:r>
@@ -10522,7 +10596,7 @@
     </w:p>
     <w:p>
       <w:pPr>
-        <w:pStyle w:val="Style28"/>
+        <w:pStyle w:val="Style27"/>
         <w:numPr>
           <w:ilvl w:val="0"/>
           <w:numId w:val="3"/>
@@ -10539,7 +10613,7 @@
       </w:pPr>
       <w:r>
         <w:rPr>
-          <w:rStyle w:val="Style15"/>
+          <w:rStyle w:val="Style14"/>
         </w:rPr>
         <w:t>Часть кнопок интерфейса без действия</w:t>
       </w:r>
@@ -10550,7 +10624,7 @@
     </w:p>
     <w:p>
       <w:pPr>
-        <w:pStyle w:val="Style28"/>
+        <w:pStyle w:val="Style27"/>
         <w:numPr>
           <w:ilvl w:val="0"/>
           <w:numId w:val="3"/>
@@ -10566,7 +10640,7 @@
       </w:pPr>
       <w:r>
         <w:rPr>
-          <w:rStyle w:val="Style15"/>
+          <w:rStyle w:val="Style14"/>
         </w:rPr>
         <w:t>Тренажёр не подключается к действующей ПОВ-112</w:t>
       </w:r>
@@ -10577,7 +10651,7 @@
     </w:p>
     <w:p>
       <w:pPr>
-        <w:pStyle w:val="Style28"/>
+        <w:pStyle w:val="Style27"/>
         <w:bidi w:val="0"/>
         <w:jc w:val="left"/>
         <w:rPr/>
@@ -10588,7 +10662,7 @@
       </w:r>
       <w:r>
         <w:rPr>
-          <w:rStyle w:val="Style14"/>
+          <w:rStyle w:val="Style13"/>
         </w:rPr>
         <w:t>OPEN-QUESTIONS.md</w:t>
       </w:r>
@@ -10598,7 +10672,7 @@
       </w:r>
       <w:r>
         <w:rPr>
-          <w:rStyle w:val="Style14"/>
+          <w:rStyle w:val="Style13"/>
         </w:rPr>
         <w:t>PROVENANCE.md</w:t>
       </w:r>
@@ -10614,6 +10688,8 @@
         <w:jc w:val="left"/>
         <w:rPr/>
       </w:pPr>
+      <w:bookmarkStart w:id="37" w:name="_3"/>
+      <w:bookmarkEnd w:id="37"/>
       <w:r>
         <w:rPr/>
         <w:t>Состав документации репозитория</w:t>
@@ -10648,7 +10724,7 @@
           </w:tcPr>
           <w:p>
             <w:pPr>
-              <w:pStyle w:val="Style31"/>
+              <w:pStyle w:val="Style30"/>
               <w:suppressLineNumbers/>
               <w:shd w:fill="EEEEEE" w:val="clear"/>
               <w:bidi w:val="0"/>
@@ -10670,7 +10746,7 @@
           </w:tcPr>
           <w:p>
             <w:pPr>
-              <w:pStyle w:val="Style31"/>
+              <w:pStyle w:val="Style30"/>
               <w:suppressLineNumbers/>
               <w:shd w:fill="EEEEEE" w:val="clear"/>
               <w:bidi w:val="0"/>
@@ -10695,7 +10771,7 @@
           </w:tcPr>
           <w:p>
             <w:pPr>
-              <w:pStyle w:val="Style21"/>
+              <w:pStyle w:val="Style20"/>
               <w:bidi w:val="0"/>
               <w:spacing w:before="0" w:after="283"/>
               <w:jc w:val="left"/>
@@ -10703,7 +10779,7 @@
             </w:pPr>
             <w:r>
               <w:rPr>
-                <w:rStyle w:val="Style14"/>
+                <w:rStyle w:val="Style13"/>
               </w:rPr>
               <w:t>README.md</w:t>
             </w:r>
@@ -10717,7 +10793,7 @@
           </w:tcPr>
           <w:p>
             <w:pPr>
-              <w:pStyle w:val="Style21"/>
+              <w:pStyle w:val="Style20"/>
               <w:bidi w:val="0"/>
               <w:spacing w:before="0" w:after="283"/>
               <w:jc w:val="left"/>
@@ -10740,7 +10816,7 @@
           </w:tcPr>
           <w:p>
             <w:pPr>
-              <w:pStyle w:val="Style21"/>
+              <w:pStyle w:val="Style20"/>
               <w:bidi w:val="0"/>
               <w:spacing w:before="0" w:after="283"/>
               <w:jc w:val="left"/>
@@ -10748,7 +10824,7 @@
             </w:pPr>
             <w:r>
               <w:rPr>
-                <w:rStyle w:val="Style14"/>
+                <w:rStyle w:val="Style13"/>
               </w:rPr>
               <w:t>deploy/README.md</w:t>
             </w:r>
@@ -10762,7 +10838,7 @@
           </w:tcPr>
           <w:p>
             <w:pPr>
-              <w:pStyle w:val="Style21"/>
+              <w:pStyle w:val="Style20"/>
               <w:bidi w:val="0"/>
               <w:spacing w:before="0" w:after="283"/>
               <w:jc w:val="left"/>
@@ -10785,7 +10861,7 @@
           </w:tcPr>
           <w:p>
             <w:pPr>
-              <w:pStyle w:val="Style21"/>
+              <w:pStyle w:val="Style20"/>
               <w:bidi w:val="0"/>
               <w:spacing w:before="0" w:after="283"/>
               <w:jc w:val="left"/>
@@ -10793,7 +10869,7 @@
             </w:pPr>
             <w:r>
               <w:rPr>
-                <w:rStyle w:val="Style14"/>
+                <w:rStyle w:val="Style13"/>
               </w:rPr>
               <w:t>BACKEND.md</w:t>
             </w:r>
@@ -10807,7 +10883,7 @@
           </w:tcPr>
           <w:p>
             <w:pPr>
-              <w:pStyle w:val="Style21"/>
+              <w:pStyle w:val="Style20"/>
               <w:bidi w:val="0"/>
               <w:spacing w:before="0" w:after="283"/>
               <w:jc w:val="left"/>
@@ -10830,7 +10906,7 @@
           </w:tcPr>
           <w:p>
             <w:pPr>
-              <w:pStyle w:val="Style21"/>
+              <w:pStyle w:val="Style20"/>
               <w:bidi w:val="0"/>
               <w:spacing w:before="0" w:after="283"/>
               <w:jc w:val="left"/>
@@ -10838,7 +10914,7 @@
             </w:pPr>
             <w:r>
               <w:rPr>
-                <w:rStyle w:val="Style14"/>
+                <w:rStyle w:val="Style13"/>
               </w:rPr>
               <w:t>INTEGRATION.md</w:t>
             </w:r>
@@ -10852,7 +10928,7 @@
           </w:tcPr>
           <w:p>
             <w:pPr>
-              <w:pStyle w:val="Style21"/>
+              <w:pStyle w:val="Style20"/>
               <w:bidi w:val="0"/>
               <w:spacing w:before="0" w:after="283"/>
               <w:jc w:val="left"/>
@@ -10875,7 +10951,7 @@
           </w:tcPr>
           <w:p>
             <w:pPr>
-              <w:pStyle w:val="Style21"/>
+              <w:pStyle w:val="Style20"/>
               <w:bidi w:val="0"/>
               <w:spacing w:before="0" w:after="283"/>
               <w:jc w:val="left"/>
@@ -10883,7 +10959,7 @@
             </w:pPr>
             <w:r>
               <w:rPr>
-                <w:rStyle w:val="Style14"/>
+                <w:rStyle w:val="Style13"/>
               </w:rPr>
               <w:t>PROVENANCE.md</w:t>
             </w:r>
@@ -10897,7 +10973,7 @@
           </w:tcPr>
           <w:p>
             <w:pPr>
-              <w:pStyle w:val="Style21"/>
+              <w:pStyle w:val="Style20"/>
               <w:bidi w:val="0"/>
               <w:spacing w:before="0" w:after="283"/>
               <w:jc w:val="left"/>
@@ -10920,7 +10996,7 @@
           </w:tcPr>
           <w:p>
             <w:pPr>
-              <w:pStyle w:val="Style21"/>
+              <w:pStyle w:val="Style20"/>
               <w:bidi w:val="0"/>
               <w:spacing w:before="0" w:after="283"/>
               <w:jc w:val="left"/>
@@ -10928,7 +11004,7 @@
             </w:pPr>
             <w:r>
               <w:rPr>
-                <w:rStyle w:val="Style14"/>
+                <w:rStyle w:val="Style13"/>
               </w:rPr>
               <w:t>OPEN-QUESTIONS.md</w:t>
             </w:r>
@@ -10942,7 +11018,7 @@
           </w:tcPr>
           <w:p>
             <w:pPr>
-              <w:pStyle w:val="Style21"/>
+              <w:pStyle w:val="Style20"/>
               <w:bidi w:val="0"/>
               <w:spacing w:before="0" w:after="283"/>
               <w:jc w:val="left"/>
@@ -10965,7 +11041,7 @@
           </w:tcPr>
           <w:p>
             <w:pPr>
-              <w:pStyle w:val="Style21"/>
+              <w:pStyle w:val="Style20"/>
               <w:bidi w:val="0"/>
               <w:spacing w:before="0" w:after="283"/>
               <w:jc w:val="left"/>
@@ -10973,7 +11049,7 @@
             </w:pPr>
             <w:r>
               <w:rPr>
-                <w:rStyle w:val="Style14"/>
+                <w:rStyle w:val="Style13"/>
               </w:rPr>
               <w:t>backend/docs/MODEL-SERVER.md</w:t>
             </w:r>
@@ -10987,7 +11063,7 @@
           </w:tcPr>
           <w:p>
             <w:pPr>
-              <w:pStyle w:val="Style21"/>
+              <w:pStyle w:val="Style20"/>
               <w:bidi w:val="0"/>
               <w:spacing w:before="0" w:after="283"/>
               <w:jc w:val="left"/>
@@ -11010,7 +11086,7 @@
           </w:tcPr>
           <w:p>
             <w:pPr>
-              <w:pStyle w:val="Style21"/>
+              <w:pStyle w:val="Style20"/>
               <w:bidi w:val="0"/>
               <w:spacing w:before="0" w:after="283"/>
               <w:jc w:val="left"/>
@@ -11018,7 +11094,7 @@
             </w:pPr>
             <w:r>
               <w:rPr>
-                <w:rStyle w:val="Style14"/>
+                <w:rStyle w:val="Style13"/>
               </w:rPr>
               <w:t>backend/docs/замеры/</w:t>
             </w:r>
@@ -11032,7 +11108,7 @@
           </w:tcPr>
           <w:p>
             <w:pPr>
-              <w:pStyle w:val="Style21"/>
+              <w:pStyle w:val="Style20"/>
               <w:bidi w:val="0"/>
               <w:spacing w:before="0" w:after="283"/>
               <w:jc w:val="left"/>
@@ -11055,7 +11131,7 @@
           </w:tcPr>
           <w:p>
             <w:pPr>
-              <w:pStyle w:val="Style21"/>
+              <w:pStyle w:val="Style20"/>
               <w:bidi w:val="0"/>
               <w:spacing w:before="0" w:after="283"/>
               <w:jc w:val="left"/>
@@ -11063,7 +11139,7 @@
             </w:pPr>
             <w:r>
               <w:rPr>
-                <w:rStyle w:val="Style14"/>
+                <w:rStyle w:val="Style13"/>
               </w:rPr>
               <w:t>frontend/README.md</w:t>
             </w:r>
@@ -11073,7 +11149,7 @@
             </w:r>
             <w:r>
               <w:rPr>
-                <w:rStyle w:val="Style14"/>
+                <w:rStyle w:val="Style13"/>
               </w:rPr>
               <w:t>frontend/SCENARIOS.md</w:t>
             </w:r>
@@ -11087,7 +11163,7 @@
           </w:tcPr>
           <w:p>
             <w:pPr>
-              <w:pStyle w:val="Style21"/>
+              <w:pStyle w:val="Style20"/>
               <w:bidi w:val="0"/>
               <w:spacing w:before="0" w:after="283"/>
               <w:jc w:val="left"/>
@@ -11103,7 +11179,7 @@
     </w:tbl>
     <w:p>
       <w:pPr>
-        <w:pStyle w:val="Style28"/>
+        <w:pStyle w:val="Style27"/>
         <w:bidi w:val="0"/>
         <w:spacing w:before="0" w:after="283"/>
         <w:jc w:val="left"/>
@@ -11565,6 +11641,7 @@
     </w:lvl>
     <w:lvl w:ilvl="3">
       <w:start w:val="1"/>
+      <w:pStyle w:val="4"/>
       <w:numFmt w:val="none"/>
       <w:suff w:val="nothing"/>
       <w:lvlText w:val="%4"/>
@@ -11692,8 +11769,8 @@
   </w:style>
   <w:style w:type="paragraph" w:styleId="1">
     <w:name w:val="Heading 1"/>
-    <w:basedOn w:val="Style29"/>
-    <w:next w:val="Style28"/>
+    <w:basedOn w:val="Style28"/>
+    <w:next w:val="Style27"/>
     <w:qFormat/>
     <w:pPr/>
     <w:rPr>
@@ -11706,10 +11783,11 @@
   </w:style>
   <w:style w:type="paragraph" w:styleId="2">
     <w:name w:val="Heading 2"/>
-    <w:basedOn w:val="Style29"/>
-    <w:next w:val="Style28"/>
+    <w:basedOn w:val="Style28"/>
+    <w:next w:val="Style27"/>
     <w:qFormat/>
     <w:pPr>
+      <w:keepNext w:val="true"/>
       <w:pBdr>
         <w:bottom w:val="single" w:sz="2" w:space="3" w:color="999999"/>
       </w:pBdr>
@@ -11726,10 +11804,11 @@
   </w:style>
   <w:style w:type="paragraph" w:styleId="3">
     <w:name w:val="Heading 3"/>
-    <w:basedOn w:val="Style29"/>
-    <w:next w:val="Style28"/>
+    <w:basedOn w:val="Style28"/>
+    <w:next w:val="Style27"/>
     <w:qFormat/>
     <w:pPr>
+      <w:keepNext w:val="true"/>
       <w:spacing w:before="280" w:after="120"/>
       <w:outlineLvl w:val="2"/>
     </w:pPr>
@@ -11741,24 +11820,42 @@
       <w:szCs w:val="25"/>
     </w:rPr>
   </w:style>
-  <w:style w:type="character" w:styleId="Style11">
+  <w:style w:type="paragraph" w:styleId="4">
+    <w:name w:val="Heading 4"/>
+    <w:basedOn w:val="Style28"/>
+    <w:next w:val="Style27"/>
+    <w:qFormat/>
+    <w:pPr>
+      <w:keepNext w:val="true"/>
+      <w:spacing w:before="200" w:after="120"/>
+      <w:outlineLvl w:val="3"/>
+    </w:pPr>
+    <w:rPr>
+      <w:rFonts w:ascii="Liberation Serif" w:hAnsi="Liberation Serif" w:eastAsia="Noto Serif CJK SC" w:cs="Lohit Devanagari"/>
+      <w:b/>
+      <w:bCs/>
+      <w:sz w:val="22"/>
+      <w:szCs w:val="22"/>
+    </w:rPr>
+  </w:style>
+  <w:style w:type="character" w:styleId="Style10">
     <w:name w:val="Символ концевой сноски"/>
     <w:qFormat/>
     <w:rPr/>
   </w:style>
-  <w:style w:type="character" w:styleId="Style12">
+  <w:style w:type="character" w:styleId="Style11">
     <w:name w:val="Символ сноски"/>
     <w:qFormat/>
     <w:rPr/>
   </w:style>
-  <w:style w:type="character" w:styleId="Style13">
+  <w:style w:type="character" w:styleId="Style12">
     <w:name w:val="Интернет-ссылка"/>
     <w:rPr>
       <w:color w:val="000080"/>
       <w:u w:val="single"/>
     </w:rPr>
   </w:style>
-  <w:style w:type="character" w:styleId="Style14">
+  <w:style w:type="character" w:styleId="Style13">
     <w:name w:val="Исходный текст"/>
     <w:qFormat/>
     <w:rPr>
@@ -11767,7 +11864,7 @@
       <w:szCs w:val="18"/>
     </w:rPr>
   </w:style>
-  <w:style w:type="character" w:styleId="Style15">
+  <w:style w:type="character" w:styleId="Style14">
     <w:name w:val="Выделение жирным"/>
     <w:qFormat/>
     <w:rPr>
@@ -11775,14 +11872,14 @@
       <w:bCs/>
     </w:rPr>
   </w:style>
-  <w:style w:type="character" w:styleId="Style16">
+  <w:style w:type="character" w:styleId="Style15">
     <w:name w:val="Маркеры"/>
     <w:qFormat/>
     <w:rPr>
       <w:rFonts w:ascii="OpenSymbol" w:hAnsi="OpenSymbol" w:eastAsia="OpenSymbol" w:cs="OpenSymbol"/>
     </w:rPr>
   </w:style>
-  <w:style w:type="character" w:styleId="Style17">
+  <w:style w:type="character" w:styleId="Style16">
     <w:name w:val="Выделение"/>
     <w:qFormat/>
     <w:rPr>
@@ -11790,15 +11887,15 @@
       <w:iCs/>
     </w:rPr>
   </w:style>
-  <w:style w:type="character" w:styleId="Style18">
+  <w:style w:type="character" w:styleId="Style17">
     <w:name w:val="Символ нумерации"/>
     <w:qFormat/>
     <w:rPr/>
   </w:style>
-  <w:style w:type="paragraph" w:styleId="Style19">
+  <w:style w:type="paragraph" w:styleId="Style18">
     <w:name w:val="Горизонтальная линия"/>
     <w:basedOn w:val="Normal"/>
-    <w:next w:val="Style28"/>
+    <w:next w:val="Style27"/>
     <w:qFormat/>
     <w:pPr>
       <w:pBdr>
@@ -11810,7 +11907,7 @@
       <w:sz w:val="12"/>
     </w:rPr>
   </w:style>
-  <w:style w:type="paragraph" w:styleId="Style20">
+  <w:style w:type="paragraph" w:styleId="Style19">
     <w:name w:val="Envelope Return"/>
     <w:basedOn w:val="Normal"/>
     <w:pPr/>
@@ -11818,16 +11915,16 @@
       <w:i/>
     </w:rPr>
   </w:style>
-  <w:style w:type="paragraph" w:styleId="Style21">
+  <w:style w:type="paragraph" w:styleId="Style20">
     <w:name w:val="Содержимое таблицы"/>
-    <w:basedOn w:val="Style28"/>
+    <w:basedOn w:val="Style27"/>
     <w:qFormat/>
     <w:pPr>
       <w:jc w:val="left"/>
     </w:pPr>
     <w:rPr/>
   </w:style>
-  <w:style w:type="paragraph" w:styleId="Style22">
+  <w:style w:type="paragraph" w:styleId="Style21">
     <w:name w:val="Footer"/>
     <w:basedOn w:val="Normal"/>
     <w:pPr>
@@ -11840,7 +11937,7 @@
     </w:pPr>
     <w:rPr/>
   </w:style>
-  <w:style w:type="paragraph" w:styleId="Style23">
+  <w:style w:type="paragraph" w:styleId="Style22">
     <w:name w:val="Header"/>
     <w:basedOn w:val="Normal"/>
     <w:pPr>
@@ -11853,7 +11950,7 @@
     </w:pPr>
     <w:rPr/>
   </w:style>
-  <w:style w:type="paragraph" w:styleId="Style24">
+  <w:style w:type="paragraph" w:styleId="Style23">
     <w:name w:val="Колонтитул"/>
     <w:basedOn w:val="Normal"/>
     <w:qFormat/>
@@ -11867,7 +11964,7 @@
     </w:pPr>
     <w:rPr/>
   </w:style>
-  <w:style w:type="paragraph" w:styleId="Style25">
+  <w:style w:type="paragraph" w:styleId="Style24">
     <w:name w:val="Указатель"/>
     <w:basedOn w:val="Normal"/>
     <w:qFormat/>
@@ -11878,7 +11975,7 @@
       <w:rFonts w:cs="Lohit Devanagari"/>
     </w:rPr>
   </w:style>
-  <w:style w:type="paragraph" w:styleId="Style26">
+  <w:style w:type="paragraph" w:styleId="Style25">
     <w:name w:val="Caption"/>
     <w:basedOn w:val="Normal"/>
     <w:qFormat/>
@@ -11894,15 +11991,15 @@
       <w:szCs w:val="24"/>
     </w:rPr>
   </w:style>
-  <w:style w:type="paragraph" w:styleId="Style27">
+  <w:style w:type="paragraph" w:styleId="Style26">
     <w:name w:val="List"/>
-    <w:basedOn w:val="Style28"/>
+    <w:basedOn w:val="Style27"/>
     <w:pPr/>
     <w:rPr>
       <w:rFonts w:cs="Lohit Devanagari"/>
     </w:rPr>
   </w:style>
-  <w:style w:type="paragraph" w:styleId="Style28">
+  <w:style w:type="paragraph" w:styleId="Style27">
     <w:name w:val="Body Text"/>
     <w:basedOn w:val="Normal"/>
     <w:pPr>
@@ -11910,10 +12007,10 @@
     </w:pPr>
     <w:rPr/>
   </w:style>
-  <w:style w:type="paragraph" w:styleId="Style29">
+  <w:style w:type="paragraph" w:styleId="Style28">
     <w:name w:val="Заголовок"/>
     <w:basedOn w:val="Normal"/>
-    <w:next w:val="Style28"/>
+    <w:next w:val="Style27"/>
     <w:qFormat/>
     <w:pPr>
       <w:keepNext w:val="true"/>
@@ -11925,7 +12022,7 @@
       <w:szCs w:val="28"/>
     </w:rPr>
   </w:style>
-  <w:style w:type="paragraph" w:styleId="Style30">
+  <w:style w:type="paragraph" w:styleId="Style29">
     <w:name w:val="Текст в заданном формате"/>
     <w:basedOn w:val="Normal"/>
     <w:qFormat/>
@@ -11945,9 +12042,9 @@
       <w:szCs w:val="18"/>
     </w:rPr>
   </w:style>
-  <w:style w:type="paragraph" w:styleId="Style31">
+  <w:style w:type="paragraph" w:styleId="Style30">
     <w:name w:val="Заголовок таблицы"/>
-    <w:basedOn w:val="Style21"/>
+    <w:basedOn w:val="Style20"/>
     <w:qFormat/>
     <w:pPr>
       <w:suppressLineNumbers/>
